--- a/Quebe_Tom_T2000_1_Gradientensysteme.docx
+++ b/Quebe_Tom_T2000_1_Gradientensysteme.docx
@@ -312,27 +312,7 @@
               <w:rPr>
                 <w:lang w:val="en-US"/>
               </w:rPr>
-              <w:t xml:space="preserve">Siemens </w:t>
-            </w:r>
-            <w:proofErr w:type="spellStart"/>
-            <w:r>
-              <w:rPr>
-                <w:lang w:val="en-US"/>
-              </w:rPr>
-              <w:t>Healthineers</w:t>
-            </w:r>
-            <w:proofErr w:type="spellEnd"/>
-            <w:r>
-              <w:rPr>
-                <w:lang w:val="en-US"/>
-              </w:rPr>
-              <w:t xml:space="preserve"> </w:t>
-            </w:r>
-            <w:r>
-              <w:rPr>
-                <w:lang w:val="en-US"/>
-              </w:rPr>
-              <w:t>AG</w:t>
+              <w:t xml:space="preserve">Siemens Healthineers </w:t>
             </w:r>
           </w:p>
         </w:tc>
@@ -362,9 +342,6 @@
             <w:r>
               <w:t>M. Eng. Markus Verhoeven</w:t>
             </w:r>
-            <w:r>
-              <w:t xml:space="preserve"> </w:t>
-            </w:r>
           </w:p>
         </w:tc>
       </w:tr>
@@ -397,7 +374,7 @@
               <mc:AlternateContent>
                 <mc:Choice Requires="wps">
                   <w:drawing>
-                    <wp:anchor distT="0" distB="0" distL="114300" distR="114300" simplePos="0" relativeHeight="251658240" behindDoc="0" locked="0" layoutInCell="1" allowOverlap="1" wp14:anchorId="7CA43BFD" wp14:editId="439E56B7">
+                    <wp:anchor distT="0" distB="0" distL="114300" distR="114300" simplePos="0" relativeHeight="251659264" behindDoc="0" locked="0" layoutInCell="1" allowOverlap="1" wp14:anchorId="7CA43BFD" wp14:editId="439E56B7">
                       <wp:simplePos x="0" y="0"/>
                       <wp:positionH relativeFrom="column">
                         <wp:posOffset>-16510</wp:posOffset>
@@ -447,7 +424,7 @@
                 </mc:Choice>
                 <mc:Fallback>
                   <w:pict>
-                    <v:line w14:anchorId="48C8D3E9" id="Gerader Verbinder 1" o:spid="_x0000_s1026" style="position:absolute;z-index:251658240;visibility:visible;mso-wrap-style:square;mso-wrap-distance-left:9pt;mso-wrap-distance-top:0;mso-wrap-distance-right:9pt;mso-wrap-distance-bottom:0;mso-position-horizontal:absolute;mso-position-horizontal-relative:text;mso-position-vertical:absolute;mso-position-vertical-relative:text" from="-1.3pt,19.65pt" to="159.95pt,19.65pt" o:gfxdata="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" strokecolor="black [3200]">
+                    <v:line w14:anchorId="0A5F9A55" id="Gerader Verbinder 1" o:spid="_x0000_s1026" style="position:absolute;z-index:251659264;visibility:visible;mso-wrap-style:square;mso-wrap-distance-left:9pt;mso-wrap-distance-top:0;mso-wrap-distance-right:9pt;mso-wrap-distance-bottom:0;mso-position-horizontal:absolute;mso-position-horizontal-relative:text;mso-position-vertical:absolute;mso-position-vertical-relative:text" from="-1.3pt,19.65pt" to="159.95pt,19.65pt" o:gfxdata="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" strokecolor="black [3200]">
                       <v:stroke joinstyle="miter"/>
                     </v:line>
                   </w:pict>
@@ -463,12 +440,10 @@
         <w:spacing w:line="259" w:lineRule="auto"/>
         <w:jc w:val="left"/>
         <w:sectPr>
-          <w:headerReference w:type="even" r:id="rId11"/>
-          <w:headerReference w:type="default" r:id="rId12"/>
-          <w:footerReference w:type="even" r:id="rId13"/>
-          <w:footerReference w:type="default" r:id="rId14"/>
-          <w:headerReference w:type="first" r:id="rId15"/>
-          <w:footerReference w:type="first" r:id="rId16"/>
+          <w:headerReference w:type="default" r:id="rId11"/>
+          <w:footerReference w:type="default" r:id="rId12"/>
+          <w:headerReference w:type="first" r:id="rId13"/>
+          <w:footerReference w:type="first" r:id="rId14"/>
           <w:pgSz w:w="11906" w:h="16838" w:code="9"/>
           <w:pgMar w:top="3544" w:right="1440" w:bottom="1440" w:left="1440" w:header="567" w:footer="709" w:gutter="0"/>
           <w:pgNumType w:fmt="upperRoman" w:start="0"/>
@@ -535,7 +510,7 @@
         <mc:AlternateContent>
           <mc:Choice Requires="wps">
             <w:drawing>
-              <wp:anchor distT="0" distB="0" distL="114300" distR="114300" simplePos="0" relativeHeight="251658242" behindDoc="0" locked="0" layoutInCell="1" allowOverlap="1" wp14:anchorId="42AE2D55" wp14:editId="2F0DE7B4">
+              <wp:anchor distT="0" distB="0" distL="114300" distR="114300" simplePos="0" relativeHeight="251662336" behindDoc="0" locked="0" layoutInCell="1" allowOverlap="1" wp14:anchorId="42AE2D55" wp14:editId="2F0DE7B4">
                 <wp:simplePos x="0" y="0"/>
                 <wp:positionH relativeFrom="column">
                   <wp:posOffset>3569970</wp:posOffset>
@@ -585,7 +560,7 @@
           </mc:Choice>
           <mc:Fallback>
             <w:pict>
-              <v:line w14:anchorId="5F4A26AE" id="Gerader Verbinder 3" o:spid="_x0000_s1026" style="position:absolute;z-index:251658242;visibility:visible;mso-wrap-style:square;mso-wrap-distance-left:9pt;mso-wrap-distance-top:0;mso-wrap-distance-right:9pt;mso-wrap-distance-bottom:0;mso-position-horizontal:absolute;mso-position-horizontal-relative:text;mso-position-vertical:absolute;mso-position-vertical-relative:text" from="281.1pt,26.85pt" to="408.6pt,26.85pt" o:gfxdata="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" strokecolor="black [3200]">
+              <v:line w14:anchorId="1DB3ED0D" id="Gerader Verbinder 3" o:spid="_x0000_s1026" style="position:absolute;z-index:251662336;visibility:visible;mso-wrap-style:square;mso-wrap-distance-left:9pt;mso-wrap-distance-top:0;mso-wrap-distance-right:9pt;mso-wrap-distance-bottom:0;mso-position-horizontal:absolute;mso-position-horizontal-relative:text;mso-position-vertical:absolute;mso-position-vertical-relative:text" from="281.1pt,26.85pt" to="408.6pt,26.85pt" o:gfxdata="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" strokecolor="black [3200]">
                 <v:stroke joinstyle="miter"/>
               </v:line>
             </w:pict>
@@ -599,7 +574,7 @@
         <mc:AlternateContent>
           <mc:Choice Requires="wps">
             <w:drawing>
-              <wp:anchor distT="0" distB="0" distL="114300" distR="114300" simplePos="0" relativeHeight="251658241" behindDoc="0" locked="0" layoutInCell="1" allowOverlap="1" wp14:anchorId="437EA55B" wp14:editId="6C9A5A0A">
+              <wp:anchor distT="0" distB="0" distL="114300" distR="114300" simplePos="0" relativeHeight="251661312" behindDoc="0" locked="0" layoutInCell="1" allowOverlap="1" wp14:anchorId="437EA55B" wp14:editId="6C9A5A0A">
                 <wp:simplePos x="0" y="0"/>
                 <wp:positionH relativeFrom="column">
                   <wp:posOffset>0</wp:posOffset>
@@ -649,7 +624,7 @@
           </mc:Choice>
           <mc:Fallback>
             <w:pict>
-              <v:line w14:anchorId="1292B7C2" id="Gerader Verbinder 2" o:spid="_x0000_s1026" style="position:absolute;z-index:251658241;visibility:visible;mso-wrap-style:square;mso-wrap-distance-left:9pt;mso-wrap-distance-top:0;mso-wrap-distance-right:9pt;mso-wrap-distance-bottom:0;mso-position-horizontal:absolute;mso-position-horizontal-relative:text;mso-position-vertical:absolute;mso-position-vertical-relative:text" from="0,26.8pt" to="127.5pt,26.8pt" o:gfxdata="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" strokecolor="black [3200]">
+              <v:line w14:anchorId="799F9D0F" id="Gerader Verbinder 2" o:spid="_x0000_s1026" style="position:absolute;z-index:251661312;visibility:visible;mso-wrap-style:square;mso-wrap-distance-left:9pt;mso-wrap-distance-top:0;mso-wrap-distance-right:9pt;mso-wrap-distance-bottom:0;mso-position-horizontal:absolute;mso-position-horizontal-relative:text;mso-position-vertical:absolute;mso-position-vertical-relative:text" from="0,26.8pt" to="127.5pt,26.8pt" o:gfxdata="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" strokecolor="black [3200]">
                 <v:stroke joinstyle="miter"/>
               </v:line>
             </w:pict>
@@ -697,40 +672,17 @@
           <w:szCs w:val="44"/>
         </w:rPr>
       </w:pPr>
+      <w:r>
+        <w:rPr>
+          <w:sz w:val="44"/>
+          <w:szCs w:val="44"/>
+        </w:rPr>
+        <w:t>Ehrenwörtliche Erklärung</w:t>
+      </w:r>
     </w:p>
     <w:p>
       <w:pPr>
-        <w:pStyle w:val="Default"/>
-        <w:spacing w:after="240"/>
-        <w:jc w:val="center"/>
-        <w:rPr>
-          <w:sz w:val="44"/>
-          <w:szCs w:val="44"/>
-        </w:rPr>
-      </w:pPr>
-    </w:p>
-    <w:p>
-      <w:pPr>
-        <w:pStyle w:val="Default"/>
-        <w:spacing w:after="240"/>
-        <w:jc w:val="center"/>
-        <w:rPr>
-          <w:sz w:val="44"/>
-          <w:szCs w:val="44"/>
-        </w:rPr>
-      </w:pPr>
-      <w:r>
-        <w:rPr>
-          <w:sz w:val="44"/>
-          <w:szCs w:val="44"/>
-        </w:rPr>
-        <w:t>Ehrenwörtliche Erklärung</w:t>
-      </w:r>
-    </w:p>
-    <w:p>
-      <w:pPr>
         <w:pStyle w:val="StandardDeckblatt"/>
-        <w:jc w:val="both"/>
         <w:rPr>
           <w:rFonts w:cs="Siemens Sans"/>
         </w:rPr>
@@ -739,37 +691,7 @@
         <w:rPr>
           <w:rFonts w:cs="Siemens Sans"/>
         </w:rPr>
-        <w:t>Ich versichere hiermit, dass ich meine Projektarbeit mit dem Thema „</w:t>
-      </w:r>
-      <w:sdt>
-        <w:sdtPr>
-          <w:rPr>
-            <w:rFonts w:cs="Siemens Sans"/>
-          </w:rPr>
-          <w:alias w:val="Titel"/>
-          <w:tag w:val=""/>
-          <w:id w:val="-450712037"/>
-          <w:placeholder>
-            <w:docPart w:val="4EBAAF652EB146F592FAEA910CC6F3AD"/>
-          </w:placeholder>
-          <w:showingPlcHdr/>
-          <w:dataBinding w:prefixMappings="xmlns:ns0='http://purl.org/dc/elements/1.1/' xmlns:ns1='http://schemas.openxmlformats.org/package/2006/metadata/core-properties' " w:xpath="/ns1:coreProperties[1]/ns0:title[1]" w:storeItemID="{6C3C8BC8-F283-45AE-878A-BAB7291924A1}"/>
-          <w:text/>
-        </w:sdtPr>
-        <w:sdtContent>
-          <w:r>
-            <w:rPr>
-              <w:rStyle w:val="Platzhaltertext"/>
-            </w:rPr>
-            <w:t>[Titel]</w:t>
-          </w:r>
-        </w:sdtContent>
-      </w:sdt>
-      <w:r>
-        <w:rPr>
-          <w:rFonts w:cs="Siemens Sans"/>
-        </w:rPr>
-        <w:t xml:space="preserve">“ selbstständig verfasst und keine anderen als die angegebenen Quellen und Hilfsmittel benutzt habe. Ich versichere zudem, dass die eingereichte elektronische Fassung mit der gedruckten Fassung übereinstimmt. </w:t>
+        <w:t>Ich versichere hiermit, dass ich die vorliegende Arbeit selbstständig verfasst und keine anderen als die angegebenen Quellen und Hilfsmittel verwendet habe und diese Arbeit bei keiner anderen Prüfung mit gleichem oder vergleichbarem Inhalt vorgelegt habe und diese bislang nicht veröffentlich wurde.</w:t>
       </w:r>
     </w:p>
     <w:p>
@@ -783,7 +705,7 @@
         <mc:AlternateContent>
           <mc:Choice Requires="wps">
             <w:drawing>
-              <wp:anchor distT="0" distB="0" distL="114300" distR="114300" simplePos="0" relativeHeight="251658244" behindDoc="0" locked="0" layoutInCell="1" allowOverlap="1" wp14:anchorId="47C10E89" wp14:editId="545783BF">
+              <wp:anchor distT="0" distB="0" distL="114300" distR="114300" simplePos="0" relativeHeight="251665408" behindDoc="0" locked="0" layoutInCell="1" allowOverlap="1" wp14:anchorId="47C10E89" wp14:editId="545783BF">
                 <wp:simplePos x="0" y="0"/>
                 <wp:positionH relativeFrom="column">
                   <wp:posOffset>3569970</wp:posOffset>
@@ -833,7 +755,7 @@
           </mc:Choice>
           <mc:Fallback>
             <w:pict>
-              <v:line w14:anchorId="59EF6D91" id="Gerader Verbinder 5" o:spid="_x0000_s1026" style="position:absolute;z-index:251658244;visibility:visible;mso-wrap-style:square;mso-wrap-distance-left:9pt;mso-wrap-distance-top:0;mso-wrap-distance-right:9pt;mso-wrap-distance-bottom:0;mso-position-horizontal:absolute;mso-position-horizontal-relative:text;mso-position-vertical:absolute;mso-position-vertical-relative:text" from="281.1pt,26.85pt" to="408.6pt,26.85pt" o:gfxdata="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" strokecolor="black [3200]">
+              <v:line w14:anchorId="22311EE8" id="Gerader Verbinder 5" o:spid="_x0000_s1026" style="position:absolute;z-index:251665408;visibility:visible;mso-wrap-style:square;mso-wrap-distance-left:9pt;mso-wrap-distance-top:0;mso-wrap-distance-right:9pt;mso-wrap-distance-bottom:0;mso-position-horizontal:absolute;mso-position-horizontal-relative:text;mso-position-vertical:absolute;mso-position-vertical-relative:text" from="281.1pt,26.85pt" to="408.6pt,26.85pt" o:gfxdata="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" strokecolor="black [3200]">
                 <v:stroke joinstyle="miter"/>
               </v:line>
             </w:pict>
@@ -847,7 +769,7 @@
         <mc:AlternateContent>
           <mc:Choice Requires="wps">
             <w:drawing>
-              <wp:anchor distT="0" distB="0" distL="114300" distR="114300" simplePos="0" relativeHeight="251658243" behindDoc="0" locked="0" layoutInCell="1" allowOverlap="1" wp14:anchorId="3C661865" wp14:editId="33C2A4A6">
+              <wp:anchor distT="0" distB="0" distL="114300" distR="114300" simplePos="0" relativeHeight="251664384" behindDoc="0" locked="0" layoutInCell="1" allowOverlap="1" wp14:anchorId="3C661865" wp14:editId="33C2A4A6">
                 <wp:simplePos x="0" y="0"/>
                 <wp:positionH relativeFrom="column">
                   <wp:posOffset>0</wp:posOffset>
@@ -897,7 +819,7 @@
           </mc:Choice>
           <mc:Fallback>
             <w:pict>
-              <v:line w14:anchorId="3412D4B5" id="Gerader Verbinder 7" o:spid="_x0000_s1026" style="position:absolute;z-index:251658243;visibility:visible;mso-wrap-style:square;mso-wrap-distance-left:9pt;mso-wrap-distance-top:0;mso-wrap-distance-right:9pt;mso-wrap-distance-bottom:0;mso-position-horizontal:absolute;mso-position-horizontal-relative:text;mso-position-vertical:absolute;mso-position-vertical-relative:text" from="0,26.8pt" to="127.5pt,26.8pt" o:gfxdata="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" strokecolor="black [3200]">
+              <v:line w14:anchorId="12F0027D" id="Gerader Verbinder 7" o:spid="_x0000_s1026" style="position:absolute;z-index:251664384;visibility:visible;mso-wrap-style:square;mso-wrap-distance-left:9pt;mso-wrap-distance-top:0;mso-wrap-distance-right:9pt;mso-wrap-distance-bottom:0;mso-position-horizontal:absolute;mso-position-horizontal-relative:text;mso-position-vertical:absolute;mso-position-vertical-relative:text" from="0,26.8pt" to="127.5pt,26.8pt" o:gfxdata="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" strokecolor="black [3200]">
                 <v:stroke joinstyle="miter"/>
               </v:line>
             </w:pict>
@@ -936,19 +858,37 @@
       </w:r>
     </w:p>
     <w:p>
-      <w:r>
-        <w:br w:type="page"/>
+      <w:pPr>
+        <w:pStyle w:val="VermerkeDisclaimer"/>
+      </w:pPr>
+      <w:r>
+        <w:t>Gender Disclaimer</w:t>
       </w:r>
     </w:p>
     <w:p>
-      <w:pPr>
-        <w:pStyle w:val="KeinLeerraum"/>
+      <w:r>
+        <w:t>Das in dieser Praxisarbeit verwendete generische Maskulinum sowie geschlechtsneutrale Formulierungen beziehen sich sowohl auf männliche, weibliche und andere Geschlechtsidentitäten. Zur besseren Lesbarkeit wird auf die gleichzeitige Verwendung männlicher und weiblicher Sprachformen verzichtet. Bei der Verwendung des generischen Maskulinums sind alle Geschlechteridentitäten ausdrücklich mitgemeint.</w:t>
+      </w:r>
+    </w:p>
+    <w:p>
+      <w:r>
+        <w:br w:type="page"/>
+      </w:r>
+    </w:p>
+    <w:p>
+      <w:pPr>
+        <w:pStyle w:val="Verzeichnissberschrift"/>
+        <w:rPr>
+          <w:lang w:val="en-US"/>
+        </w:rPr>
       </w:pPr>
       <w:bookmarkStart w:id="0" w:name="_Toc131676537"/>
-      <w:bookmarkStart w:id="1" w:name="_Toc219371491"/>
+      <w:bookmarkStart w:id="1" w:name="_Toc215151907"/>
+      <w:proofErr w:type="spellStart"/>
       <w:r>
         <w:rPr>
           <w:rStyle w:val="KeinLeerraumZchn"/>
+          <w:lang w:val="en-US"/>
         </w:rPr>
         <w:lastRenderedPageBreak/>
         <w:t>Zu</w:t>
@@ -956,11 +896,13 @@
       <w:r>
         <w:rPr>
           <w:rStyle w:val="KeinLeerraumZchn"/>
+          <w:lang w:val="en-US"/>
         </w:rPr>
         <w:t>sammenfassung</w:t>
       </w:r>
       <w:bookmarkEnd w:id="0"/>
       <w:bookmarkEnd w:id="1"/>
+      <w:proofErr w:type="spellEnd"/>
     </w:p>
     <w:p>
       <w:pPr>
@@ -970,23 +912,351 @@
       </w:pPr>
       <w:r>
         <w:rPr>
-          <w:noProof/>
-        </w:rPr>
-        <w:t xml:space="preserve">Lorem ipsum dolor sit amet, consectetuer adipiscing elit. </w:t>
-      </w:r>
-      <w:r>
-        <w:rPr>
-          <w:noProof/>
-          <w:lang w:val="en-US"/>
-        </w:rPr>
-        <w:t xml:space="preserve">Maecenas porttitor congue massa. Fusce posuere, magna sed pulvinar ultricies, purus lectus malesuada libero, sit amet commodo magna eros quis urna. </w:t>
-      </w:r>
-      <w:r>
-        <w:rPr>
-          <w:noProof/>
+          <w:lang w:val="en-US"/>
+        </w:rPr>
+        <w:t xml:space="preserve">Lorem ipsum dolor </w:t>
+      </w:r>
+      <w:proofErr w:type="gramStart"/>
+      <w:r>
+        <w:rPr>
+          <w:lang w:val="en-US"/>
+        </w:rPr>
+        <w:t>sit</w:t>
+      </w:r>
+      <w:proofErr w:type="gramEnd"/>
+      <w:r>
+        <w:rPr>
+          <w:lang w:val="en-US"/>
+        </w:rPr>
+        <w:t xml:space="preserve"> </w:t>
+      </w:r>
+      <w:proofErr w:type="spellStart"/>
+      <w:r>
+        <w:rPr>
+          <w:lang w:val="en-US"/>
+        </w:rPr>
+        <w:t>amet</w:t>
+      </w:r>
+      <w:proofErr w:type="spellEnd"/>
+      <w:r>
+        <w:rPr>
+          <w:lang w:val="en-US"/>
+        </w:rPr>
+        <w:t xml:space="preserve">, </w:t>
+      </w:r>
+      <w:proofErr w:type="spellStart"/>
+      <w:r>
+        <w:rPr>
+          <w:lang w:val="en-US"/>
+        </w:rPr>
+        <w:t>consectetuer</w:t>
+      </w:r>
+      <w:proofErr w:type="spellEnd"/>
+      <w:r>
+        <w:rPr>
+          <w:lang w:val="en-US"/>
+        </w:rPr>
+        <w:t xml:space="preserve"> </w:t>
+      </w:r>
+      <w:proofErr w:type="spellStart"/>
+      <w:r>
+        <w:rPr>
+          <w:lang w:val="en-US"/>
+        </w:rPr>
+        <w:t>adipiscing</w:t>
+      </w:r>
+      <w:proofErr w:type="spellEnd"/>
+      <w:r>
+        <w:rPr>
+          <w:lang w:val="en-US"/>
+        </w:rPr>
+        <w:t xml:space="preserve"> </w:t>
+      </w:r>
+      <w:proofErr w:type="spellStart"/>
+      <w:r>
+        <w:rPr>
+          <w:lang w:val="en-US"/>
+        </w:rPr>
+        <w:t>elit</w:t>
+      </w:r>
+      <w:proofErr w:type="spellEnd"/>
+      <w:r>
+        <w:rPr>
+          <w:lang w:val="en-US"/>
+        </w:rPr>
+        <w:t xml:space="preserve">. Maecenas </w:t>
+      </w:r>
+      <w:proofErr w:type="spellStart"/>
+      <w:r>
+        <w:rPr>
+          <w:lang w:val="en-US"/>
+        </w:rPr>
+        <w:t>porttitor</w:t>
+      </w:r>
+      <w:proofErr w:type="spellEnd"/>
+      <w:r>
+        <w:rPr>
+          <w:lang w:val="en-US"/>
+        </w:rPr>
+        <w:t xml:space="preserve"> </w:t>
+      </w:r>
+      <w:proofErr w:type="spellStart"/>
+      <w:r>
+        <w:rPr>
+          <w:lang w:val="en-US"/>
+        </w:rPr>
+        <w:t>congue</w:t>
+      </w:r>
+      <w:proofErr w:type="spellEnd"/>
+      <w:r>
+        <w:rPr>
+          <w:lang w:val="en-US"/>
+        </w:rPr>
+        <w:t xml:space="preserve"> </w:t>
+      </w:r>
+      <w:proofErr w:type="spellStart"/>
+      <w:r>
+        <w:rPr>
+          <w:lang w:val="en-US"/>
+        </w:rPr>
+        <w:t>massa</w:t>
+      </w:r>
+      <w:proofErr w:type="spellEnd"/>
+      <w:r>
+        <w:rPr>
+          <w:lang w:val="en-US"/>
+        </w:rPr>
+        <w:t xml:space="preserve">. </w:t>
+      </w:r>
+      <w:proofErr w:type="spellStart"/>
+      <w:r>
+        <w:rPr>
+          <w:lang w:val="en-US"/>
+        </w:rPr>
+        <w:t>Fusce</w:t>
+      </w:r>
+      <w:proofErr w:type="spellEnd"/>
+      <w:r>
+        <w:rPr>
+          <w:lang w:val="en-US"/>
+        </w:rPr>
+        <w:t xml:space="preserve"> </w:t>
+      </w:r>
+      <w:proofErr w:type="spellStart"/>
+      <w:r>
+        <w:rPr>
+          <w:lang w:val="en-US"/>
+        </w:rPr>
+        <w:t>posuere</w:t>
+      </w:r>
+      <w:proofErr w:type="spellEnd"/>
+      <w:r>
+        <w:rPr>
+          <w:lang w:val="en-US"/>
+        </w:rPr>
+        <w:t xml:space="preserve">, magna sed pulvinar </w:t>
+      </w:r>
+      <w:proofErr w:type="spellStart"/>
+      <w:r>
+        <w:rPr>
+          <w:lang w:val="en-US"/>
+        </w:rPr>
+        <w:t>ultricies</w:t>
+      </w:r>
+      <w:proofErr w:type="spellEnd"/>
+      <w:r>
+        <w:rPr>
+          <w:lang w:val="en-US"/>
+        </w:rPr>
+        <w:t xml:space="preserve">, </w:t>
+      </w:r>
+      <w:proofErr w:type="spellStart"/>
+      <w:r>
+        <w:rPr>
+          <w:lang w:val="en-US"/>
+        </w:rPr>
+        <w:t>purus</w:t>
+      </w:r>
+      <w:proofErr w:type="spellEnd"/>
+      <w:r>
+        <w:rPr>
+          <w:lang w:val="en-US"/>
+        </w:rPr>
+        <w:t xml:space="preserve"> </w:t>
+      </w:r>
+      <w:proofErr w:type="spellStart"/>
+      <w:r>
+        <w:rPr>
+          <w:lang w:val="en-US"/>
+        </w:rPr>
+        <w:t>lectus</w:t>
+      </w:r>
+      <w:proofErr w:type="spellEnd"/>
+      <w:r>
+        <w:rPr>
+          <w:lang w:val="en-US"/>
+        </w:rPr>
+        <w:t xml:space="preserve"> </w:t>
+      </w:r>
+      <w:proofErr w:type="spellStart"/>
+      <w:r>
+        <w:rPr>
+          <w:lang w:val="en-US"/>
+        </w:rPr>
+        <w:t>malesuada</w:t>
+      </w:r>
+      <w:proofErr w:type="spellEnd"/>
+      <w:r>
+        <w:rPr>
+          <w:lang w:val="en-US"/>
+        </w:rPr>
+        <w:t xml:space="preserve"> libero, sit </w:t>
+      </w:r>
+      <w:proofErr w:type="spellStart"/>
+      <w:r>
+        <w:rPr>
+          <w:lang w:val="en-US"/>
+        </w:rPr>
+        <w:t>amet</w:t>
+      </w:r>
+      <w:proofErr w:type="spellEnd"/>
+      <w:r>
+        <w:rPr>
+          <w:lang w:val="en-US"/>
+        </w:rPr>
+        <w:t xml:space="preserve"> </w:t>
+      </w:r>
+      <w:proofErr w:type="spellStart"/>
+      <w:r>
+        <w:rPr>
+          <w:lang w:val="en-US"/>
+        </w:rPr>
+        <w:t>commodo</w:t>
+      </w:r>
+      <w:proofErr w:type="spellEnd"/>
+      <w:r>
+        <w:rPr>
+          <w:lang w:val="en-US"/>
+        </w:rPr>
+        <w:t xml:space="preserve"> magna eros </w:t>
+      </w:r>
+      <w:proofErr w:type="spellStart"/>
+      <w:r>
+        <w:rPr>
+          <w:lang w:val="en-US"/>
+        </w:rPr>
+        <w:t>quis</w:t>
+      </w:r>
+      <w:proofErr w:type="spellEnd"/>
+      <w:r>
+        <w:rPr>
+          <w:lang w:val="en-US"/>
+        </w:rPr>
+        <w:t xml:space="preserve"> </w:t>
+      </w:r>
+      <w:proofErr w:type="spellStart"/>
+      <w:r>
+        <w:rPr>
+          <w:lang w:val="en-US"/>
+        </w:rPr>
+        <w:t>urna</w:t>
+      </w:r>
+      <w:proofErr w:type="spellEnd"/>
+      <w:r>
+        <w:rPr>
+          <w:lang w:val="en-US"/>
+        </w:rPr>
+        <w:t xml:space="preserve">. </w:t>
+      </w:r>
+      <w:r>
+        <w:rPr>
           <w:lang w:val="fr-FR"/>
         </w:rPr>
-        <w:t xml:space="preserve">Nunc viverra imperdiet enim. Fusce est. Vivamus a tellus. </w:t>
+        <w:t xml:space="preserve">Nunc </w:t>
+      </w:r>
+      <w:proofErr w:type="spellStart"/>
+      <w:r>
+        <w:rPr>
+          <w:lang w:val="fr-FR"/>
+        </w:rPr>
+        <w:t>viverra</w:t>
+      </w:r>
+      <w:proofErr w:type="spellEnd"/>
+      <w:r>
+        <w:rPr>
+          <w:lang w:val="fr-FR"/>
+        </w:rPr>
+        <w:t xml:space="preserve"> </w:t>
+      </w:r>
+      <w:proofErr w:type="spellStart"/>
+      <w:r>
+        <w:rPr>
+          <w:lang w:val="fr-FR"/>
+        </w:rPr>
+        <w:t>imperdiet</w:t>
+      </w:r>
+      <w:proofErr w:type="spellEnd"/>
+      <w:r>
+        <w:rPr>
+          <w:lang w:val="fr-FR"/>
+        </w:rPr>
+        <w:t xml:space="preserve"> </w:t>
+      </w:r>
+      <w:proofErr w:type="spellStart"/>
+      <w:r>
+        <w:rPr>
+          <w:lang w:val="fr-FR"/>
+        </w:rPr>
+        <w:t>enim</w:t>
+      </w:r>
+      <w:proofErr w:type="spellEnd"/>
+      <w:r>
+        <w:rPr>
+          <w:lang w:val="fr-FR"/>
+        </w:rPr>
+        <w:t xml:space="preserve">. </w:t>
+      </w:r>
+      <w:proofErr w:type="spellStart"/>
+      <w:r>
+        <w:rPr>
+          <w:lang w:val="fr-FR"/>
+        </w:rPr>
+        <w:t>Fusce</w:t>
+      </w:r>
+      <w:proofErr w:type="spellEnd"/>
+      <w:r>
+        <w:rPr>
+          <w:lang w:val="fr-FR"/>
+        </w:rPr>
+        <w:t xml:space="preserve"> est. </w:t>
+      </w:r>
+      <w:proofErr w:type="spellStart"/>
+      <w:r>
+        <w:rPr>
+          <w:lang w:val="fr-FR"/>
+        </w:rPr>
+        <w:t>Vivamus</w:t>
+      </w:r>
+      <w:proofErr w:type="spellEnd"/>
+      <w:r>
+        <w:rPr>
+          <w:lang w:val="fr-FR"/>
+        </w:rPr>
+        <w:t xml:space="preserve"> a </w:t>
+      </w:r>
+      <w:proofErr w:type="spellStart"/>
+      <w:r>
+        <w:rPr>
+          <w:lang w:val="fr-FR"/>
+        </w:rPr>
+        <w:t>tellus</w:t>
+      </w:r>
+      <w:proofErr w:type="spellEnd"/>
+      <w:r>
+        <w:rPr>
+          <w:lang w:val="fr-FR"/>
+        </w:rPr>
+        <w:t xml:space="preserve">. </w:t>
       </w:r>
       <w:proofErr w:type="spellStart"/>
       <w:r>
@@ -1104,7 +1374,7 @@
     <w:p>
       <w:pPr>
         <w:rPr>
-          <w:lang w:val="en-CA"/>
+          <w:lang w:val="en-US"/>
         </w:rPr>
       </w:pPr>
       <w:proofErr w:type="spellStart"/>
@@ -1179,17 +1449,219 @@
       </w:r>
       <w:r>
         <w:rPr>
-          <w:noProof/>
-          <w:lang w:val="en-US"/>
-        </w:rPr>
-        <w:t xml:space="preserve">Aenean nec lorem. In porttitor. Donec laoreet nonummy augue. Suspendisse dui purus, scelerisque at, vulputate vitae, pretium mattis, nunc. </w:t>
-      </w:r>
-      <w:r>
-        <w:rPr>
-          <w:noProof/>
-          <w:lang w:val="en-CA"/>
-        </w:rPr>
-        <w:t>Mauris eget neque at sem venenatis eleifend.</w:t>
+          <w:lang w:val="en-US"/>
+        </w:rPr>
+        <w:t xml:space="preserve">Aenean nec lorem. In </w:t>
+      </w:r>
+      <w:proofErr w:type="spellStart"/>
+      <w:r>
+        <w:rPr>
+          <w:lang w:val="en-US"/>
+        </w:rPr>
+        <w:t>porttitor</w:t>
+      </w:r>
+      <w:proofErr w:type="spellEnd"/>
+      <w:r>
+        <w:rPr>
+          <w:lang w:val="en-US"/>
+        </w:rPr>
+        <w:t xml:space="preserve">. Donec </w:t>
+      </w:r>
+      <w:proofErr w:type="spellStart"/>
+      <w:r>
+        <w:rPr>
+          <w:lang w:val="en-US"/>
+        </w:rPr>
+        <w:t>laoreet</w:t>
+      </w:r>
+      <w:proofErr w:type="spellEnd"/>
+      <w:r>
+        <w:rPr>
+          <w:lang w:val="en-US"/>
+        </w:rPr>
+        <w:t xml:space="preserve"> </w:t>
+      </w:r>
+      <w:proofErr w:type="spellStart"/>
+      <w:r>
+        <w:rPr>
+          <w:lang w:val="en-US"/>
+        </w:rPr>
+        <w:t>nonummy</w:t>
+      </w:r>
+      <w:proofErr w:type="spellEnd"/>
+      <w:r>
+        <w:rPr>
+          <w:lang w:val="en-US"/>
+        </w:rPr>
+        <w:t xml:space="preserve"> </w:t>
+      </w:r>
+      <w:proofErr w:type="spellStart"/>
+      <w:r>
+        <w:rPr>
+          <w:lang w:val="en-US"/>
+        </w:rPr>
+        <w:t>augue</w:t>
+      </w:r>
+      <w:proofErr w:type="spellEnd"/>
+      <w:r>
+        <w:rPr>
+          <w:lang w:val="en-US"/>
+        </w:rPr>
+        <w:t xml:space="preserve">. </w:t>
+      </w:r>
+      <w:proofErr w:type="spellStart"/>
+      <w:r>
+        <w:rPr>
+          <w:lang w:val="en-US"/>
+        </w:rPr>
+        <w:t>Suspendisse</w:t>
+      </w:r>
+      <w:proofErr w:type="spellEnd"/>
+      <w:r>
+        <w:rPr>
+          <w:lang w:val="en-US"/>
+        </w:rPr>
+        <w:t xml:space="preserve"> dui </w:t>
+      </w:r>
+      <w:proofErr w:type="spellStart"/>
+      <w:r>
+        <w:rPr>
+          <w:lang w:val="en-US"/>
+        </w:rPr>
+        <w:t>purus</w:t>
+      </w:r>
+      <w:proofErr w:type="spellEnd"/>
+      <w:r>
+        <w:rPr>
+          <w:lang w:val="en-US"/>
+        </w:rPr>
+        <w:t xml:space="preserve">, </w:t>
+      </w:r>
+      <w:proofErr w:type="spellStart"/>
+      <w:r>
+        <w:rPr>
+          <w:lang w:val="en-US"/>
+        </w:rPr>
+        <w:t>scelerisque</w:t>
+      </w:r>
+      <w:proofErr w:type="spellEnd"/>
+      <w:r>
+        <w:rPr>
+          <w:lang w:val="en-US"/>
+        </w:rPr>
+        <w:t xml:space="preserve"> at, </w:t>
+      </w:r>
+      <w:proofErr w:type="spellStart"/>
+      <w:r>
+        <w:rPr>
+          <w:lang w:val="en-US"/>
+        </w:rPr>
+        <w:t>vulputate</w:t>
+      </w:r>
+      <w:proofErr w:type="spellEnd"/>
+      <w:r>
+        <w:rPr>
+          <w:lang w:val="en-US"/>
+        </w:rPr>
+        <w:t xml:space="preserve"> vitae, </w:t>
+      </w:r>
+      <w:proofErr w:type="spellStart"/>
+      <w:r>
+        <w:rPr>
+          <w:lang w:val="en-US"/>
+        </w:rPr>
+        <w:t>pretium</w:t>
+      </w:r>
+      <w:proofErr w:type="spellEnd"/>
+      <w:r>
+        <w:rPr>
+          <w:lang w:val="en-US"/>
+        </w:rPr>
+        <w:t xml:space="preserve"> </w:t>
+      </w:r>
+      <w:proofErr w:type="spellStart"/>
+      <w:r>
+        <w:rPr>
+          <w:lang w:val="en-US"/>
+        </w:rPr>
+        <w:t>mattis</w:t>
+      </w:r>
+      <w:proofErr w:type="spellEnd"/>
+      <w:r>
+        <w:rPr>
+          <w:lang w:val="en-US"/>
+        </w:rPr>
+        <w:t xml:space="preserve">, nunc. Mauris </w:t>
+      </w:r>
+      <w:proofErr w:type="spellStart"/>
+      <w:r>
+        <w:rPr>
+          <w:lang w:val="en-US"/>
+        </w:rPr>
+        <w:t>eget</w:t>
+      </w:r>
+      <w:proofErr w:type="spellEnd"/>
+      <w:r>
+        <w:rPr>
+          <w:lang w:val="en-US"/>
+        </w:rPr>
+        <w:t xml:space="preserve"> </w:t>
+      </w:r>
+      <w:proofErr w:type="spellStart"/>
+      <w:r>
+        <w:rPr>
+          <w:lang w:val="en-US"/>
+        </w:rPr>
+        <w:t>neque</w:t>
+      </w:r>
+      <w:proofErr w:type="spellEnd"/>
+      <w:r>
+        <w:rPr>
+          <w:lang w:val="en-US"/>
+        </w:rPr>
+        <w:t xml:space="preserve"> at </w:t>
+      </w:r>
+      <w:proofErr w:type="spellStart"/>
+      <w:r>
+        <w:rPr>
+          <w:lang w:val="en-US"/>
+        </w:rPr>
+        <w:t>sem</w:t>
+      </w:r>
+      <w:proofErr w:type="spellEnd"/>
+      <w:r>
+        <w:rPr>
+          <w:lang w:val="en-US"/>
+        </w:rPr>
+        <w:t xml:space="preserve"> </w:t>
+      </w:r>
+      <w:proofErr w:type="spellStart"/>
+      <w:r>
+        <w:rPr>
+          <w:lang w:val="en-US"/>
+        </w:rPr>
+        <w:t>venenatis</w:t>
+      </w:r>
+      <w:proofErr w:type="spellEnd"/>
+      <w:r>
+        <w:rPr>
+          <w:lang w:val="en-US"/>
+        </w:rPr>
+        <w:t xml:space="preserve"> </w:t>
+      </w:r>
+      <w:proofErr w:type="spellStart"/>
+      <w:r>
+        <w:rPr>
+          <w:lang w:val="en-US"/>
+        </w:rPr>
+        <w:t>eleifend</w:t>
+      </w:r>
+      <w:proofErr w:type="spellEnd"/>
+      <w:r>
+        <w:rPr>
+          <w:lang w:val="en-US"/>
+        </w:rPr>
+        <w:t>.</w:t>
       </w:r>
     </w:p>
     <w:p>
@@ -1201,16 +1673,16 @@
     </w:p>
     <w:p>
       <w:pPr>
-        <w:pStyle w:val="KeinLeerraum"/>
-        <w:rPr>
-          <w:lang w:val="en-CA"/>
+        <w:pStyle w:val="Verzeichnissberschrift"/>
+        <w:rPr>
+          <w:lang w:val="en-US"/>
         </w:rPr>
       </w:pPr>
       <w:bookmarkStart w:id="2" w:name="_Toc131676538"/>
-      <w:bookmarkStart w:id="3" w:name="_Toc219371492"/>
-      <w:r>
-        <w:rPr>
-          <w:lang w:val="en-CA"/>
+      <w:bookmarkStart w:id="3" w:name="_Toc215151908"/>
+      <w:r>
+        <w:rPr>
+          <w:lang w:val="en-US"/>
         </w:rPr>
         <w:t>Abstract</w:t>
       </w:r>
@@ -1218,7 +1690,7 @@
       <w:bookmarkEnd w:id="3"/>
       <w:r>
         <w:rPr>
-          <w:lang w:val="en-CA"/>
+          <w:lang w:val="en-US"/>
         </w:rPr>
         <w:t xml:space="preserve"> </w:t>
       </w:r>
@@ -1231,56 +1703,307 @@
       </w:pPr>
       <w:r>
         <w:rPr>
-          <w:noProof/>
-          <w:lang w:val="en-US"/>
-        </w:rPr>
-        <w:t xml:space="preserve">Lorem ipsum dolor sit amet, consectetuer adipiscing elit. Maecenas porttitor congue massa. Fusce posuere, magna sed pulvinar ultricies, purus lectus malesuada libero, sit amet commodo magna eros quis urna. </w:t>
-      </w:r>
-      <w:r>
-        <w:rPr>
-          <w:lang w:val="fr-FR"/>
+          <w:lang w:val="en-US"/>
+        </w:rPr>
+        <w:t xml:space="preserve">Lorem ipsum dolor </w:t>
+      </w:r>
+      <w:proofErr w:type="gramStart"/>
+      <w:r>
+        <w:rPr>
+          <w:lang w:val="en-US"/>
+        </w:rPr>
+        <w:t>sit</w:t>
+      </w:r>
+      <w:proofErr w:type="gramEnd"/>
+      <w:r>
+        <w:rPr>
+          <w:lang w:val="en-US"/>
+        </w:rPr>
+        <w:t xml:space="preserve"> </w:t>
+      </w:r>
+      <w:proofErr w:type="spellStart"/>
+      <w:r>
+        <w:rPr>
+          <w:lang w:val="en-US"/>
+        </w:rPr>
+        <w:t>amet</w:t>
+      </w:r>
+      <w:proofErr w:type="spellEnd"/>
+      <w:r>
+        <w:rPr>
+          <w:lang w:val="en-US"/>
+        </w:rPr>
+        <w:t xml:space="preserve">, </w:t>
+      </w:r>
+      <w:proofErr w:type="spellStart"/>
+      <w:r>
+        <w:rPr>
+          <w:lang w:val="en-US"/>
+        </w:rPr>
+        <w:t>consectetuer</w:t>
+      </w:r>
+      <w:proofErr w:type="spellEnd"/>
+      <w:r>
+        <w:rPr>
+          <w:lang w:val="en-US"/>
+        </w:rPr>
+        <w:t xml:space="preserve"> </w:t>
+      </w:r>
+      <w:proofErr w:type="spellStart"/>
+      <w:r>
+        <w:rPr>
+          <w:lang w:val="en-US"/>
+        </w:rPr>
+        <w:t>adipiscing</w:t>
+      </w:r>
+      <w:proofErr w:type="spellEnd"/>
+      <w:r>
+        <w:rPr>
+          <w:lang w:val="en-US"/>
+        </w:rPr>
+        <w:t xml:space="preserve"> </w:t>
+      </w:r>
+      <w:proofErr w:type="spellStart"/>
+      <w:r>
+        <w:rPr>
+          <w:lang w:val="en-US"/>
+        </w:rPr>
+        <w:t>elit</w:t>
+      </w:r>
+      <w:proofErr w:type="spellEnd"/>
+      <w:r>
+        <w:rPr>
+          <w:lang w:val="en-US"/>
+        </w:rPr>
+        <w:t xml:space="preserve">. Maecenas </w:t>
+      </w:r>
+      <w:proofErr w:type="spellStart"/>
+      <w:r>
+        <w:rPr>
+          <w:lang w:val="en-US"/>
+        </w:rPr>
+        <w:t>porttitor</w:t>
+      </w:r>
+      <w:proofErr w:type="spellEnd"/>
+      <w:r>
+        <w:rPr>
+          <w:lang w:val="en-US"/>
+        </w:rPr>
+        <w:t xml:space="preserve"> </w:t>
+      </w:r>
+      <w:proofErr w:type="spellStart"/>
+      <w:r>
+        <w:rPr>
+          <w:lang w:val="en-US"/>
+        </w:rPr>
+        <w:t>congue</w:t>
+      </w:r>
+      <w:proofErr w:type="spellEnd"/>
+      <w:r>
+        <w:rPr>
+          <w:lang w:val="en-US"/>
+        </w:rPr>
+        <w:t xml:space="preserve"> </w:t>
+      </w:r>
+      <w:proofErr w:type="spellStart"/>
+      <w:r>
+        <w:rPr>
+          <w:lang w:val="en-US"/>
+        </w:rPr>
+        <w:t>massa</w:t>
+      </w:r>
+      <w:proofErr w:type="spellEnd"/>
+      <w:r>
+        <w:rPr>
+          <w:lang w:val="en-US"/>
+        </w:rPr>
+        <w:t xml:space="preserve">. </w:t>
+      </w:r>
+      <w:proofErr w:type="spellStart"/>
+      <w:r>
+        <w:rPr>
+          <w:lang w:val="en-US"/>
+        </w:rPr>
+        <w:t>Fusce</w:t>
+      </w:r>
+      <w:proofErr w:type="spellEnd"/>
+      <w:r>
+        <w:rPr>
+          <w:lang w:val="en-US"/>
+        </w:rPr>
+        <w:t xml:space="preserve"> </w:t>
+      </w:r>
+      <w:proofErr w:type="spellStart"/>
+      <w:r>
+        <w:rPr>
+          <w:lang w:val="en-US"/>
+        </w:rPr>
+        <w:t>posuere</w:t>
+      </w:r>
+      <w:proofErr w:type="spellEnd"/>
+      <w:r>
+        <w:rPr>
+          <w:lang w:val="en-US"/>
+        </w:rPr>
+        <w:t xml:space="preserve">, magna sed pulvinar </w:t>
+      </w:r>
+      <w:proofErr w:type="spellStart"/>
+      <w:r>
+        <w:rPr>
+          <w:lang w:val="en-US"/>
+        </w:rPr>
+        <w:t>ultricies</w:t>
+      </w:r>
+      <w:proofErr w:type="spellEnd"/>
+      <w:r>
+        <w:rPr>
+          <w:lang w:val="en-US"/>
+        </w:rPr>
+        <w:t xml:space="preserve">, </w:t>
+      </w:r>
+      <w:proofErr w:type="spellStart"/>
+      <w:r>
+        <w:rPr>
+          <w:lang w:val="en-US"/>
+        </w:rPr>
+        <w:t>purus</w:t>
+      </w:r>
+      <w:proofErr w:type="spellEnd"/>
+      <w:r>
+        <w:rPr>
+          <w:lang w:val="en-US"/>
+        </w:rPr>
+        <w:t xml:space="preserve"> </w:t>
+      </w:r>
+      <w:proofErr w:type="spellStart"/>
+      <w:r>
+        <w:rPr>
+          <w:lang w:val="en-US"/>
+        </w:rPr>
+        <w:t>lectus</w:t>
+      </w:r>
+      <w:proofErr w:type="spellEnd"/>
+      <w:r>
+        <w:rPr>
+          <w:lang w:val="en-US"/>
+        </w:rPr>
+        <w:t xml:space="preserve"> </w:t>
+      </w:r>
+      <w:proofErr w:type="spellStart"/>
+      <w:r>
+        <w:rPr>
+          <w:lang w:val="en-US"/>
+        </w:rPr>
+        <w:t>malesuada</w:t>
+      </w:r>
+      <w:proofErr w:type="spellEnd"/>
+      <w:r>
+        <w:rPr>
+          <w:lang w:val="en-US"/>
+        </w:rPr>
+        <w:t xml:space="preserve"> libero, sit </w:t>
+      </w:r>
+      <w:proofErr w:type="spellStart"/>
+      <w:r>
+        <w:rPr>
+          <w:lang w:val="en-US"/>
+        </w:rPr>
+        <w:t>amet</w:t>
+      </w:r>
+      <w:proofErr w:type="spellEnd"/>
+      <w:r>
+        <w:rPr>
+          <w:lang w:val="en-US"/>
+        </w:rPr>
+        <w:t xml:space="preserve"> </w:t>
+      </w:r>
+      <w:proofErr w:type="spellStart"/>
+      <w:r>
+        <w:rPr>
+          <w:lang w:val="en-US"/>
+        </w:rPr>
+        <w:t>commodo</w:t>
+      </w:r>
+      <w:proofErr w:type="spellEnd"/>
+      <w:r>
+        <w:rPr>
+          <w:lang w:val="en-US"/>
+        </w:rPr>
+        <w:t xml:space="preserve"> magna eros </w:t>
+      </w:r>
+      <w:proofErr w:type="spellStart"/>
+      <w:r>
+        <w:rPr>
+          <w:lang w:val="en-US"/>
+        </w:rPr>
+        <w:t>quis</w:t>
+      </w:r>
+      <w:proofErr w:type="spellEnd"/>
+      <w:r>
+        <w:rPr>
+          <w:lang w:val="en-US"/>
+        </w:rPr>
+        <w:t xml:space="preserve"> </w:t>
+      </w:r>
+      <w:proofErr w:type="spellStart"/>
+      <w:r>
+        <w:rPr>
+          <w:lang w:val="en-US"/>
+        </w:rPr>
+        <w:t>urna</w:t>
+      </w:r>
+      <w:proofErr w:type="spellEnd"/>
+      <w:r>
+        <w:rPr>
+          <w:lang w:val="en-US"/>
+        </w:rPr>
+        <w:t xml:space="preserve">. </w:t>
+      </w:r>
+      <w:r>
+        <w:rPr>
+          <w:lang w:val="en-US"/>
         </w:rPr>
         <w:t xml:space="preserve">Nunc </w:t>
       </w:r>
       <w:proofErr w:type="spellStart"/>
       <w:r>
         <w:rPr>
-          <w:lang w:val="fr-FR"/>
+          <w:lang w:val="en-US"/>
         </w:rPr>
         <w:t>viverra</w:t>
       </w:r>
       <w:proofErr w:type="spellEnd"/>
       <w:r>
         <w:rPr>
-          <w:lang w:val="fr-FR"/>
+          <w:lang w:val="en-US"/>
         </w:rPr>
         <w:t xml:space="preserve"> </w:t>
       </w:r>
       <w:proofErr w:type="spellStart"/>
       <w:r>
         <w:rPr>
-          <w:lang w:val="fr-FR"/>
+          <w:lang w:val="en-US"/>
         </w:rPr>
         <w:t>imperdiet</w:t>
       </w:r>
       <w:proofErr w:type="spellEnd"/>
       <w:r>
         <w:rPr>
-          <w:lang w:val="fr-FR"/>
+          <w:lang w:val="en-US"/>
         </w:rPr>
         <w:t xml:space="preserve"> </w:t>
       </w:r>
       <w:proofErr w:type="spellStart"/>
       <w:r>
         <w:rPr>
-          <w:lang w:val="fr-FR"/>
+          <w:lang w:val="en-US"/>
         </w:rPr>
         <w:t>enim</w:t>
       </w:r>
       <w:proofErr w:type="spellEnd"/>
       <w:r>
         <w:rPr>
-          <w:lang w:val="fr-FR"/>
+          <w:lang w:val="en-US"/>
         </w:rPr>
         <w:t xml:space="preserve">. </w:t>
       </w:r>
@@ -1557,45 +2280,17 @@
           <w:lang w:val="fr-FR"/>
         </w:rPr>
         <w:br w:type="page"/>
-      </w:r>
-    </w:p>
-    <w:p>
-      <w:pPr>
-        <w:pStyle w:val="KeinLeerraum"/>
-        <w:rPr>
-          <w:lang w:val="en-US"/>
-        </w:rPr>
-      </w:pPr>
-      <w:bookmarkStart w:id="4" w:name="_Toc131676539"/>
-      <w:bookmarkStart w:id="5" w:name="_Toc219371493"/>
-      <w:proofErr w:type="spellStart"/>
-      <w:r>
-        <w:rPr>
-          <w:lang w:val="en-US"/>
-        </w:rPr>
-        <w:lastRenderedPageBreak/>
-        <w:t>Inhalt</w:t>
-      </w:r>
-      <w:bookmarkEnd w:id="4"/>
-      <w:bookmarkEnd w:id="5"/>
-      <w:proofErr w:type="spellEnd"/>
-      <w:r>
-        <w:rPr>
-          <w:lang w:val="en-US"/>
-        </w:rPr>
-        <w:t xml:space="preserve"> </w:t>
       </w:r>
     </w:p>
     <w:sdt>
       <w:sdtPr>
         <w:rPr>
           <w:rFonts w:ascii="Siemens Sans" w:eastAsiaTheme="minorHAnsi" w:hAnsi="Siemens Sans" w:cstheme="minorBidi"/>
-          <w:color w:val="auto"/>
           <w:sz w:val="24"/>
           <w:szCs w:val="22"/>
           <w:lang w:eastAsia="en-US"/>
         </w:rPr>
-        <w:id w:val="1670058592"/>
+        <w:id w:val="-821805533"/>
         <w:docPartObj>
           <w:docPartGallery w:val="Table of Contents"/>
           <w:docPartUnique/>
@@ -1612,22 +2307,25 @@
           <w:pPr>
             <w:pStyle w:val="Inhaltsverzeichnisberschrift"/>
           </w:pPr>
+          <w:r>
+            <w:t>Inhaltsverzeichnis</w:t>
+          </w:r>
         </w:p>
         <w:p>
           <w:pPr>
             <w:pStyle w:val="Verzeichnis2"/>
             <w:tabs>
-              <w:tab w:val="right" w:leader="dot" w:pos="9016"/>
+              <w:tab w:val="right" w:leader="underscore" w:pos="9060"/>
             </w:tabs>
             <w:rPr>
-              <w:rFonts w:eastAsiaTheme="minorEastAsia" w:cstheme="minorBidi"/>
+              <w:rFonts w:asciiTheme="minorHAnsi" w:eastAsiaTheme="minorEastAsia" w:hAnsiTheme="minorHAnsi" w:cstheme="minorBidi"/>
               <w:i w:val="0"/>
               <w:iCs w:val="0"/>
               <w:noProof/>
               <w:kern w:val="2"/>
               <w:sz w:val="24"/>
               <w:szCs w:val="24"/>
-              <w:lang w:eastAsia="de-DE"/>
+              <w:lang w:eastAsia="zh-CN"/>
               <w14:ligatures w14:val="standardContextual"/>
             </w:rPr>
           </w:pPr>
@@ -1635,12 +2333,12 @@
             <w:fldChar w:fldCharType="begin"/>
           </w:r>
           <w:r>
-            <w:instrText xml:space="preserve"> TOC \o "1-3" \h \z \u </w:instrText>
+            <w:instrText xml:space="preserve"> TOC \o "1-4" \h \z \u </w:instrText>
           </w:r>
           <w:r>
             <w:fldChar w:fldCharType="separate"/>
           </w:r>
-          <w:hyperlink w:anchor="_Toc219371491" w:history="1">
+          <w:hyperlink w:anchor="_Toc215151907" w:history="1">
             <w:r>
               <w:rPr>
                 <w:rStyle w:val="Hyperlink"/>
@@ -1667,7 +2365,7 @@
                 <w:noProof/>
                 <w:webHidden/>
               </w:rPr>
-              <w:instrText xml:space="preserve"> PAGEREF _Toc219371491 \h </w:instrText>
+              <w:instrText xml:space="preserve"> PAGEREF _Toc215151907 \h </w:instrText>
             </w:r>
             <w:r>
               <w:rPr>
@@ -1687,7 +2385,7 @@
                 <w:noProof/>
                 <w:webHidden/>
               </w:rPr>
-              <w:t>I</w:t>
+              <w:t>II</w:t>
             </w:r>
             <w:r>
               <w:rPr>
@@ -1702,26 +2400,25 @@
           <w:pPr>
             <w:pStyle w:val="Verzeichnis2"/>
             <w:tabs>
-              <w:tab w:val="right" w:leader="dot" w:pos="9016"/>
+              <w:tab w:val="right" w:leader="underscore" w:pos="9060"/>
             </w:tabs>
             <w:rPr>
-              <w:rFonts w:eastAsiaTheme="minorEastAsia" w:cstheme="minorBidi"/>
+              <w:rFonts w:asciiTheme="minorHAnsi" w:eastAsiaTheme="minorEastAsia" w:hAnsiTheme="minorHAnsi" w:cstheme="minorBidi"/>
               <w:i w:val="0"/>
               <w:iCs w:val="0"/>
               <w:noProof/>
               <w:kern w:val="2"/>
               <w:sz w:val="24"/>
               <w:szCs w:val="24"/>
-              <w:lang w:eastAsia="de-DE"/>
+              <w:lang w:eastAsia="zh-CN"/>
               <w14:ligatures w14:val="standardContextual"/>
             </w:rPr>
           </w:pPr>
-          <w:hyperlink w:anchor="_Toc219371492" w:history="1">
+          <w:hyperlink w:anchor="_Toc215151908" w:history="1">
             <w:r>
               <w:rPr>
                 <w:rStyle w:val="Hyperlink"/>
                 <w:noProof/>
-                <w:lang w:val="en-CA"/>
               </w:rPr>
               <w:t>Abstract</w:t>
             </w:r>
@@ -1744,7 +2441,7 @@
                 <w:noProof/>
                 <w:webHidden/>
               </w:rPr>
-              <w:instrText xml:space="preserve"> PAGEREF _Toc219371492 \h </w:instrText>
+              <w:instrText xml:space="preserve"> PAGEREF _Toc215151908 \h </w:instrText>
             </w:r>
             <w:r>
               <w:rPr>
@@ -1764,7 +2461,7 @@
                 <w:noProof/>
                 <w:webHidden/>
               </w:rPr>
-              <w:t>I</w:t>
+              <w:t>II</w:t>
             </w:r>
             <w:r>
               <w:rPr>
@@ -1779,28 +2476,27 @@
           <w:pPr>
             <w:pStyle w:val="Verzeichnis2"/>
             <w:tabs>
-              <w:tab w:val="right" w:leader="dot" w:pos="9016"/>
+              <w:tab w:val="right" w:leader="underscore" w:pos="9060"/>
             </w:tabs>
             <w:rPr>
-              <w:rFonts w:eastAsiaTheme="minorEastAsia" w:cstheme="minorBidi"/>
+              <w:rFonts w:asciiTheme="minorHAnsi" w:eastAsiaTheme="minorEastAsia" w:hAnsiTheme="minorHAnsi" w:cstheme="minorBidi"/>
               <w:i w:val="0"/>
               <w:iCs w:val="0"/>
               <w:noProof/>
               <w:kern w:val="2"/>
               <w:sz w:val="24"/>
               <w:szCs w:val="24"/>
-              <w:lang w:eastAsia="de-DE"/>
+              <w:lang w:eastAsia="zh-CN"/>
               <w14:ligatures w14:val="standardContextual"/>
             </w:rPr>
           </w:pPr>
-          <w:hyperlink w:anchor="_Toc219371493" w:history="1">
+          <w:hyperlink w:anchor="_Toc215151909" w:history="1">
             <w:r>
               <w:rPr>
                 <w:rStyle w:val="Hyperlink"/>
                 <w:noProof/>
-                <w:lang w:val="en-US"/>
-              </w:rPr>
-              <w:t>Inhalt</w:t>
+              </w:rPr>
+              <w:t>Abbildungsverzeichnis</w:t>
             </w:r>
             <w:r>
               <w:rPr>
@@ -1821,7 +2517,7 @@
                 <w:noProof/>
                 <w:webHidden/>
               </w:rPr>
-              <w:instrText xml:space="preserve"> PAGEREF _Toc219371493 \h </w:instrText>
+              <w:instrText xml:space="preserve"> PAGEREF _Toc215151909 \h </w:instrText>
             </w:r>
             <w:r>
               <w:rPr>
@@ -1841,7 +2537,7 @@
                 <w:noProof/>
                 <w:webHidden/>
               </w:rPr>
-              <w:t>II</w:t>
+              <w:t>IV</w:t>
             </w:r>
             <w:r>
               <w:rPr>
@@ -1856,28 +2552,27 @@
           <w:pPr>
             <w:pStyle w:val="Verzeichnis2"/>
             <w:tabs>
-              <w:tab w:val="right" w:leader="dot" w:pos="9016"/>
+              <w:tab w:val="right" w:leader="underscore" w:pos="9060"/>
             </w:tabs>
             <w:rPr>
-              <w:rFonts w:eastAsiaTheme="minorEastAsia" w:cstheme="minorBidi"/>
+              <w:rFonts w:asciiTheme="minorHAnsi" w:eastAsiaTheme="minorEastAsia" w:hAnsiTheme="minorHAnsi" w:cstheme="minorBidi"/>
               <w:i w:val="0"/>
               <w:iCs w:val="0"/>
               <w:noProof/>
               <w:kern w:val="2"/>
               <w:sz w:val="24"/>
               <w:szCs w:val="24"/>
-              <w:lang w:eastAsia="de-DE"/>
+              <w:lang w:eastAsia="zh-CN"/>
               <w14:ligatures w14:val="standardContextual"/>
             </w:rPr>
           </w:pPr>
-          <w:hyperlink w:anchor="_Toc219371494" w:history="1">
+          <w:hyperlink w:anchor="_Toc215151910" w:history="1">
             <w:r>
               <w:rPr>
                 <w:rStyle w:val="Hyperlink"/>
                 <w:noProof/>
-                <w:lang w:val="en-US"/>
-              </w:rPr>
-              <w:t>Abbildungsverzeichnis</w:t>
+              </w:rPr>
+              <w:t>Abkürzungsverzeichnis</w:t>
             </w:r>
             <w:r>
               <w:rPr>
@@ -1898,7 +2593,7 @@
                 <w:noProof/>
                 <w:webHidden/>
               </w:rPr>
-              <w:instrText xml:space="preserve"> PAGEREF _Toc219371494 \h </w:instrText>
+              <w:instrText xml:space="preserve"> PAGEREF _Toc215151910 \h </w:instrText>
             </w:r>
             <w:r>
               <w:rPr>
@@ -1918,7 +2613,7 @@
                 <w:noProof/>
                 <w:webHidden/>
               </w:rPr>
-              <w:t>III</w:t>
+              <w:t>IV</w:t>
             </w:r>
             <w:r>
               <w:rPr>
@@ -1933,28 +2628,27 @@
           <w:pPr>
             <w:pStyle w:val="Verzeichnis2"/>
             <w:tabs>
-              <w:tab w:val="right" w:leader="dot" w:pos="9016"/>
+              <w:tab w:val="right" w:leader="underscore" w:pos="9060"/>
             </w:tabs>
             <w:rPr>
-              <w:rFonts w:eastAsiaTheme="minorEastAsia" w:cstheme="minorBidi"/>
+              <w:rFonts w:asciiTheme="minorHAnsi" w:eastAsiaTheme="minorEastAsia" w:hAnsiTheme="minorHAnsi" w:cstheme="minorBidi"/>
               <w:i w:val="0"/>
               <w:iCs w:val="0"/>
               <w:noProof/>
               <w:kern w:val="2"/>
               <w:sz w:val="24"/>
               <w:szCs w:val="24"/>
-              <w:lang w:eastAsia="de-DE"/>
+              <w:lang w:eastAsia="zh-CN"/>
               <w14:ligatures w14:val="standardContextual"/>
             </w:rPr>
           </w:pPr>
-          <w:hyperlink w:anchor="_Toc219371495" w:history="1">
+          <w:hyperlink w:anchor="_Toc215151911" w:history="1">
             <w:r>
               <w:rPr>
                 <w:rStyle w:val="Hyperlink"/>
                 <w:noProof/>
-                <w:lang w:val="en-US"/>
-              </w:rPr>
-              <w:t>Abkürzungsverzeichnis</w:t>
+              </w:rPr>
+              <w:t>Formelgrößen</w:t>
             </w:r>
             <w:r>
               <w:rPr>
@@ -1975,7 +2669,7 @@
                 <w:noProof/>
                 <w:webHidden/>
               </w:rPr>
-              <w:instrText xml:space="preserve"> PAGEREF _Toc219371495 \h </w:instrText>
+              <w:instrText xml:space="preserve"> PAGEREF _Toc215151911 \h </w:instrText>
             </w:r>
             <w:r>
               <w:rPr>
@@ -1995,84 +2689,7 @@
                 <w:noProof/>
                 <w:webHidden/>
               </w:rPr>
-              <w:t>III</w:t>
-            </w:r>
-            <w:r>
-              <w:rPr>
-                <w:noProof/>
-                <w:webHidden/>
-              </w:rPr>
-              <w:fldChar w:fldCharType="end"/>
-            </w:r>
-          </w:hyperlink>
-        </w:p>
-        <w:p>
-          <w:pPr>
-            <w:pStyle w:val="Verzeichnis2"/>
-            <w:tabs>
-              <w:tab w:val="right" w:leader="dot" w:pos="9016"/>
-            </w:tabs>
-            <w:rPr>
-              <w:rFonts w:eastAsiaTheme="minorEastAsia" w:cstheme="minorBidi"/>
-              <w:i w:val="0"/>
-              <w:iCs w:val="0"/>
-              <w:noProof/>
-              <w:kern w:val="2"/>
-              <w:sz w:val="24"/>
-              <w:szCs w:val="24"/>
-              <w:lang w:eastAsia="de-DE"/>
-              <w14:ligatures w14:val="standardContextual"/>
-            </w:rPr>
-          </w:pPr>
-          <w:hyperlink w:anchor="_Toc219371496" w:history="1">
-            <w:r>
-              <w:rPr>
-                <w:rStyle w:val="Hyperlink"/>
-                <w:noProof/>
-                <w:lang w:val="en-US"/>
-              </w:rPr>
-              <w:t>Formelgrößen</w:t>
-            </w:r>
-            <w:r>
-              <w:rPr>
-                <w:noProof/>
-                <w:webHidden/>
-              </w:rPr>
-              <w:tab/>
-            </w:r>
-            <w:r>
-              <w:rPr>
-                <w:noProof/>
-                <w:webHidden/>
-              </w:rPr>
-              <w:fldChar w:fldCharType="begin"/>
-            </w:r>
-            <w:r>
-              <w:rPr>
-                <w:noProof/>
-                <w:webHidden/>
-              </w:rPr>
-              <w:instrText xml:space="preserve"> PAGEREF _Toc219371496 \h </w:instrText>
-            </w:r>
-            <w:r>
-              <w:rPr>
-                <w:noProof/>
-                <w:webHidden/>
-              </w:rPr>
-            </w:r>
-            <w:r>
-              <w:rPr>
-                <w:noProof/>
-                <w:webHidden/>
-              </w:rPr>
-              <w:fldChar w:fldCharType="separate"/>
-            </w:r>
-            <w:r>
-              <w:rPr>
-                <w:noProof/>
-                <w:webHidden/>
-              </w:rPr>
-              <w:t>III</w:t>
+              <w:t>IV</w:t>
             </w:r>
             <w:r>
               <w:rPr>
@@ -2087,18 +2704,18 @@
           <w:pPr>
             <w:pStyle w:val="Verzeichnis1"/>
             <w:rPr>
-              <w:rFonts w:eastAsiaTheme="minorEastAsia" w:cstheme="minorBidi"/>
+              <w:rFonts w:asciiTheme="minorHAnsi" w:eastAsiaTheme="minorEastAsia" w:hAnsiTheme="minorHAnsi" w:cstheme="minorBidi"/>
               <w:b w:val="0"/>
               <w:bCs w:val="0"/>
               <w:noProof/>
               <w:kern w:val="2"/>
               <w:sz w:val="24"/>
               <w:szCs w:val="24"/>
-              <w:lang w:eastAsia="de-DE"/>
+              <w:lang w:eastAsia="zh-CN"/>
               <w14:ligatures w14:val="standardContextual"/>
             </w:rPr>
           </w:pPr>
-          <w:hyperlink w:anchor="_Toc219371497" w:history="1">
+          <w:hyperlink w:anchor="_Toc215151912" w:history="1">
             <w:r>
               <w:rPr>
                 <w:rStyle w:val="Hyperlink"/>
@@ -2108,14 +2725,14 @@
             </w:r>
             <w:r>
               <w:rPr>
-                <w:rFonts w:eastAsiaTheme="minorEastAsia" w:cstheme="minorBidi"/>
+                <w:rFonts w:asciiTheme="minorHAnsi" w:eastAsiaTheme="minorEastAsia" w:hAnsiTheme="minorHAnsi" w:cstheme="minorBidi"/>
                 <w:b w:val="0"/>
                 <w:bCs w:val="0"/>
                 <w:noProof/>
                 <w:kern w:val="2"/>
                 <w:sz w:val="24"/>
                 <w:szCs w:val="24"/>
-                <w:lang w:eastAsia="de-DE"/>
+                <w:lang w:eastAsia="zh-CN"/>
                 <w14:ligatures w14:val="standardContextual"/>
               </w:rPr>
               <w:tab/>
@@ -2146,7 +2763,7 @@
                 <w:noProof/>
                 <w:webHidden/>
               </w:rPr>
-              <w:instrText xml:space="preserve"> PAGEREF _Toc219371497 \h </w:instrText>
+              <w:instrText xml:space="preserve"> PAGEREF _Toc215151912 \h </w:instrText>
             </w:r>
             <w:r>
               <w:rPr>
@@ -2182,21 +2799,21 @@
             <w:pStyle w:val="Verzeichnis2"/>
             <w:tabs>
               <w:tab w:val="left" w:pos="960"/>
-              <w:tab w:val="right" w:leader="dot" w:pos="9016"/>
+              <w:tab w:val="right" w:leader="underscore" w:pos="9060"/>
             </w:tabs>
             <w:rPr>
-              <w:rFonts w:eastAsiaTheme="minorEastAsia" w:cstheme="minorBidi"/>
+              <w:rFonts w:asciiTheme="minorHAnsi" w:eastAsiaTheme="minorEastAsia" w:hAnsiTheme="minorHAnsi" w:cstheme="minorBidi"/>
               <w:i w:val="0"/>
               <w:iCs w:val="0"/>
               <w:noProof/>
               <w:kern w:val="2"/>
               <w:sz w:val="24"/>
               <w:szCs w:val="24"/>
-              <w:lang w:eastAsia="de-DE"/>
+              <w:lang w:eastAsia="zh-CN"/>
               <w14:ligatures w14:val="standardContextual"/>
             </w:rPr>
           </w:pPr>
-          <w:hyperlink w:anchor="_Toc219371498" w:history="1">
+          <w:hyperlink w:anchor="_Toc215151913" w:history="1">
             <w:r>
               <w:rPr>
                 <w:rStyle w:val="Hyperlink"/>
@@ -2206,14 +2823,14 @@
             </w:r>
             <w:r>
               <w:rPr>
-                <w:rFonts w:eastAsiaTheme="minorEastAsia" w:cstheme="minorBidi"/>
+                <w:rFonts w:asciiTheme="minorHAnsi" w:eastAsiaTheme="minorEastAsia" w:hAnsiTheme="minorHAnsi" w:cstheme="minorBidi"/>
                 <w:i w:val="0"/>
                 <w:iCs w:val="0"/>
                 <w:noProof/>
                 <w:kern w:val="2"/>
                 <w:sz w:val="24"/>
                 <w:szCs w:val="24"/>
-                <w:lang w:eastAsia="de-DE"/>
+                <w:lang w:eastAsia="zh-CN"/>
                 <w14:ligatures w14:val="standardContextual"/>
               </w:rPr>
               <w:tab/>
@@ -2244,7 +2861,7 @@
                 <w:noProof/>
                 <w:webHidden/>
               </w:rPr>
-              <w:instrText xml:space="preserve"> PAGEREF _Toc219371498 \h </w:instrText>
+              <w:instrText xml:space="preserve"> PAGEREF _Toc215151913 \h </w:instrText>
             </w:r>
             <w:r>
               <w:rPr>
@@ -2280,21 +2897,21 @@
             <w:pStyle w:val="Verzeichnis2"/>
             <w:tabs>
               <w:tab w:val="left" w:pos="960"/>
-              <w:tab w:val="right" w:leader="dot" w:pos="9016"/>
+              <w:tab w:val="right" w:leader="underscore" w:pos="9060"/>
             </w:tabs>
             <w:rPr>
-              <w:rFonts w:eastAsiaTheme="minorEastAsia" w:cstheme="minorBidi"/>
+              <w:rFonts w:asciiTheme="minorHAnsi" w:eastAsiaTheme="minorEastAsia" w:hAnsiTheme="minorHAnsi" w:cstheme="minorBidi"/>
               <w:i w:val="0"/>
               <w:iCs w:val="0"/>
               <w:noProof/>
               <w:kern w:val="2"/>
               <w:sz w:val="24"/>
               <w:szCs w:val="24"/>
-              <w:lang w:eastAsia="de-DE"/>
+              <w:lang w:eastAsia="zh-CN"/>
               <w14:ligatures w14:val="standardContextual"/>
             </w:rPr>
           </w:pPr>
-          <w:hyperlink w:anchor="_Toc219371499" w:history="1">
+          <w:hyperlink w:anchor="_Toc215151914" w:history="1">
             <w:r>
               <w:rPr>
                 <w:rStyle w:val="Hyperlink"/>
@@ -2304,14 +2921,14 @@
             </w:r>
             <w:r>
               <w:rPr>
-                <w:rFonts w:eastAsiaTheme="minorEastAsia" w:cstheme="minorBidi"/>
+                <w:rFonts w:asciiTheme="minorHAnsi" w:eastAsiaTheme="minorEastAsia" w:hAnsiTheme="minorHAnsi" w:cstheme="minorBidi"/>
                 <w:i w:val="0"/>
                 <w:iCs w:val="0"/>
                 <w:noProof/>
                 <w:kern w:val="2"/>
                 <w:sz w:val="24"/>
                 <w:szCs w:val="24"/>
-                <w:lang w:eastAsia="de-DE"/>
+                <w:lang w:eastAsia="zh-CN"/>
                 <w14:ligatures w14:val="standardContextual"/>
               </w:rPr>
               <w:tab/>
@@ -2342,7 +2959,99 @@
                 <w:noProof/>
                 <w:webHidden/>
               </w:rPr>
-              <w:instrText xml:space="preserve"> PAGEREF _Toc219371499 \h </w:instrText>
+              <w:instrText xml:space="preserve"> PAGEREF _Toc215151914 \h </w:instrText>
+            </w:r>
+            <w:r>
+              <w:rPr>
+                <w:noProof/>
+                <w:webHidden/>
+              </w:rPr>
+            </w:r>
+            <w:r>
+              <w:rPr>
+                <w:noProof/>
+                <w:webHidden/>
+              </w:rPr>
+              <w:fldChar w:fldCharType="separate"/>
+            </w:r>
+            <w:r>
+              <w:rPr>
+                <w:noProof/>
+                <w:webHidden/>
+              </w:rPr>
+              <w:t>1</w:t>
+            </w:r>
+            <w:r>
+              <w:rPr>
+                <w:noProof/>
+                <w:webHidden/>
+              </w:rPr>
+              <w:fldChar w:fldCharType="end"/>
+            </w:r>
+          </w:hyperlink>
+        </w:p>
+        <w:p>
+          <w:pPr>
+            <w:pStyle w:val="Verzeichnis3"/>
+            <w:rPr>
+              <w:rFonts w:asciiTheme="minorHAnsi" w:eastAsiaTheme="minorEastAsia" w:hAnsiTheme="minorHAnsi" w:cstheme="minorBidi"/>
+              <w:i w:val="0"/>
+              <w:noProof/>
+              <w:kern w:val="2"/>
+              <w:sz w:val="24"/>
+              <w:szCs w:val="24"/>
+              <w:lang w:eastAsia="zh-CN"/>
+              <w14:ligatures w14:val="standardContextual"/>
+            </w:rPr>
+          </w:pPr>
+          <w:hyperlink w:anchor="_Toc215151915" w:history="1">
+            <w:r>
+              <w:rPr>
+                <w:rStyle w:val="Hyperlink"/>
+                <w:noProof/>
+              </w:rPr>
+              <w:t>1.2.1.</w:t>
+            </w:r>
+            <w:r>
+              <w:rPr>
+                <w:rFonts w:asciiTheme="minorHAnsi" w:eastAsiaTheme="minorEastAsia" w:hAnsiTheme="minorHAnsi" w:cstheme="minorBidi"/>
+                <w:i w:val="0"/>
+                <w:noProof/>
+                <w:kern w:val="2"/>
+                <w:sz w:val="24"/>
+                <w:szCs w:val="24"/>
+                <w:lang w:eastAsia="zh-CN"/>
+                <w14:ligatures w14:val="standardContextual"/>
+              </w:rPr>
+              <w:tab/>
+            </w:r>
+            <w:r>
+              <w:rPr>
+                <w:rStyle w:val="Hyperlink"/>
+                <w:noProof/>
+              </w:rPr>
+              <w:t>UnterUnterKapitel 1</w:t>
+            </w:r>
+            <w:r>
+              <w:rPr>
+                <w:noProof/>
+                <w:webHidden/>
+              </w:rPr>
+              <w:tab/>
+            </w:r>
+            <w:r>
+              <w:rPr>
+                <w:noProof/>
+                <w:webHidden/>
+              </w:rPr>
+              <w:fldChar w:fldCharType="begin"/>
+            </w:r>
+            <w:r>
+              <w:rPr>
+                <w:noProof/>
+                <w:webHidden/>
+              </w:rPr>
+              <w:instrText xml:space="preserve"> PAGEREF _Toc215151915 \h </w:instrText>
             </w:r>
             <w:r>
               <w:rPr>
@@ -2377,18 +3086,18 @@
           <w:pPr>
             <w:pStyle w:val="Verzeichnis1"/>
             <w:rPr>
-              <w:rFonts w:eastAsiaTheme="minorEastAsia" w:cstheme="minorBidi"/>
+              <w:rFonts w:asciiTheme="minorHAnsi" w:eastAsiaTheme="minorEastAsia" w:hAnsiTheme="minorHAnsi" w:cstheme="minorBidi"/>
               <w:b w:val="0"/>
               <w:bCs w:val="0"/>
               <w:noProof/>
               <w:kern w:val="2"/>
               <w:sz w:val="24"/>
               <w:szCs w:val="24"/>
-              <w:lang w:eastAsia="de-DE"/>
+              <w:lang w:eastAsia="zh-CN"/>
               <w14:ligatures w14:val="standardContextual"/>
             </w:rPr>
           </w:pPr>
-          <w:hyperlink w:anchor="_Toc219371500" w:history="1">
+          <w:hyperlink w:anchor="_Toc215151916" w:history="1">
             <w:r>
               <w:rPr>
                 <w:rStyle w:val="Hyperlink"/>
@@ -2398,14 +3107,14 @@
             </w:r>
             <w:r>
               <w:rPr>
-                <w:rFonts w:eastAsiaTheme="minorEastAsia" w:cstheme="minorBidi"/>
+                <w:rFonts w:asciiTheme="minorHAnsi" w:eastAsiaTheme="minorEastAsia" w:hAnsiTheme="minorHAnsi" w:cstheme="minorBidi"/>
                 <w:b w:val="0"/>
                 <w:bCs w:val="0"/>
                 <w:noProof/>
                 <w:kern w:val="2"/>
                 <w:sz w:val="24"/>
                 <w:szCs w:val="24"/>
-                <w:lang w:eastAsia="de-DE"/>
+                <w:lang w:eastAsia="zh-CN"/>
                 <w14:ligatures w14:val="standardContextual"/>
               </w:rPr>
               <w:tab/>
@@ -2436,289 +3145,7 @@
                 <w:noProof/>
                 <w:webHidden/>
               </w:rPr>
-              <w:instrText xml:space="preserve"> PAGEREF _Toc219371500 \h </w:instrText>
-            </w:r>
-            <w:r>
-              <w:rPr>
-                <w:noProof/>
-                <w:webHidden/>
-              </w:rPr>
-            </w:r>
-            <w:r>
-              <w:rPr>
-                <w:noProof/>
-                <w:webHidden/>
-              </w:rPr>
-              <w:fldChar w:fldCharType="separate"/>
-            </w:r>
-            <w:r>
-              <w:rPr>
-                <w:noProof/>
-                <w:webHidden/>
-              </w:rPr>
-              <w:t>1</w:t>
-            </w:r>
-            <w:r>
-              <w:rPr>
-                <w:noProof/>
-                <w:webHidden/>
-              </w:rPr>
-              <w:fldChar w:fldCharType="end"/>
-            </w:r>
-          </w:hyperlink>
-        </w:p>
-        <w:p>
-          <w:pPr>
-            <w:pStyle w:val="Verzeichnis3"/>
-            <w:tabs>
-              <w:tab w:val="left" w:pos="1200"/>
-              <w:tab w:val="right" w:leader="dot" w:pos="9016"/>
-            </w:tabs>
-            <w:rPr>
-              <w:rFonts w:eastAsiaTheme="minorEastAsia" w:cstheme="minorBidi"/>
-              <w:noProof/>
-              <w:kern w:val="2"/>
-              <w:sz w:val="24"/>
-              <w:szCs w:val="24"/>
-              <w:lang w:eastAsia="de-DE"/>
-              <w14:ligatures w14:val="standardContextual"/>
-            </w:rPr>
-          </w:pPr>
-          <w:hyperlink w:anchor="_Toc219371501" w:history="1">
-            <w:r>
-              <w:rPr>
-                <w:rStyle w:val="Hyperlink"/>
-                <w:noProof/>
-              </w:rPr>
-              <w:t>2.1.</w:t>
-            </w:r>
-            <w:r>
-              <w:rPr>
-                <w:rFonts w:eastAsiaTheme="minorEastAsia" w:cstheme="minorBidi"/>
-                <w:noProof/>
-                <w:kern w:val="2"/>
-                <w:sz w:val="24"/>
-                <w:szCs w:val="24"/>
-                <w:lang w:eastAsia="de-DE"/>
-                <w14:ligatures w14:val="standardContextual"/>
-              </w:rPr>
-              <w:tab/>
-            </w:r>
-            <w:r>
-              <w:rPr>
-                <w:rStyle w:val="Hyperlink"/>
-                <w:noProof/>
-              </w:rPr>
-              <w:t>Unterkapitel 1</w:t>
-            </w:r>
-            <w:r>
-              <w:rPr>
-                <w:noProof/>
-                <w:webHidden/>
-              </w:rPr>
-              <w:tab/>
-            </w:r>
-            <w:r>
-              <w:rPr>
-                <w:noProof/>
-                <w:webHidden/>
-              </w:rPr>
-              <w:fldChar w:fldCharType="begin"/>
-            </w:r>
-            <w:r>
-              <w:rPr>
-                <w:noProof/>
-                <w:webHidden/>
-              </w:rPr>
-              <w:instrText xml:space="preserve"> PAGEREF _Toc219371501 \h </w:instrText>
-            </w:r>
-            <w:r>
-              <w:rPr>
-                <w:noProof/>
-                <w:webHidden/>
-              </w:rPr>
-            </w:r>
-            <w:r>
-              <w:rPr>
-                <w:noProof/>
-                <w:webHidden/>
-              </w:rPr>
-              <w:fldChar w:fldCharType="separate"/>
-            </w:r>
-            <w:r>
-              <w:rPr>
-                <w:noProof/>
-                <w:webHidden/>
-              </w:rPr>
-              <w:t>1</w:t>
-            </w:r>
-            <w:r>
-              <w:rPr>
-                <w:noProof/>
-                <w:webHidden/>
-              </w:rPr>
-              <w:fldChar w:fldCharType="end"/>
-            </w:r>
-          </w:hyperlink>
-        </w:p>
-        <w:p>
-          <w:pPr>
-            <w:pStyle w:val="Verzeichnis3"/>
-            <w:tabs>
-              <w:tab w:val="left" w:pos="1200"/>
-              <w:tab w:val="right" w:leader="dot" w:pos="9016"/>
-            </w:tabs>
-            <w:rPr>
-              <w:rFonts w:eastAsiaTheme="minorEastAsia" w:cstheme="minorBidi"/>
-              <w:noProof/>
-              <w:kern w:val="2"/>
-              <w:sz w:val="24"/>
-              <w:szCs w:val="24"/>
-              <w:lang w:eastAsia="de-DE"/>
-              <w14:ligatures w14:val="standardContextual"/>
-            </w:rPr>
-          </w:pPr>
-          <w:hyperlink w:anchor="_Toc219371502" w:history="1">
-            <w:r>
-              <w:rPr>
-                <w:rStyle w:val="Hyperlink"/>
-                <w:noProof/>
-              </w:rPr>
-              <w:t>2.2.</w:t>
-            </w:r>
-            <w:r>
-              <w:rPr>
-                <w:rFonts w:eastAsiaTheme="minorEastAsia" w:cstheme="minorBidi"/>
-                <w:noProof/>
-                <w:kern w:val="2"/>
-                <w:sz w:val="24"/>
-                <w:szCs w:val="24"/>
-                <w:lang w:eastAsia="de-DE"/>
-                <w14:ligatures w14:val="standardContextual"/>
-              </w:rPr>
-              <w:tab/>
-            </w:r>
-            <w:r>
-              <w:rPr>
-                <w:rStyle w:val="Hyperlink"/>
-                <w:noProof/>
-              </w:rPr>
-              <w:t>Unterkapitel 2</w:t>
-            </w:r>
-            <w:r>
-              <w:rPr>
-                <w:noProof/>
-                <w:webHidden/>
-              </w:rPr>
-              <w:tab/>
-            </w:r>
-            <w:r>
-              <w:rPr>
-                <w:noProof/>
-                <w:webHidden/>
-              </w:rPr>
-              <w:fldChar w:fldCharType="begin"/>
-            </w:r>
-            <w:r>
-              <w:rPr>
-                <w:noProof/>
-                <w:webHidden/>
-              </w:rPr>
-              <w:instrText xml:space="preserve"> PAGEREF _Toc219371502 \h </w:instrText>
-            </w:r>
-            <w:r>
-              <w:rPr>
-                <w:noProof/>
-                <w:webHidden/>
-              </w:rPr>
-            </w:r>
-            <w:r>
-              <w:rPr>
-                <w:noProof/>
-                <w:webHidden/>
-              </w:rPr>
-              <w:fldChar w:fldCharType="separate"/>
-            </w:r>
-            <w:r>
-              <w:rPr>
-                <w:noProof/>
-                <w:webHidden/>
-              </w:rPr>
-              <w:t>1</w:t>
-            </w:r>
-            <w:r>
-              <w:rPr>
-                <w:noProof/>
-                <w:webHidden/>
-              </w:rPr>
-              <w:fldChar w:fldCharType="end"/>
-            </w:r>
-          </w:hyperlink>
-        </w:p>
-        <w:p>
-          <w:pPr>
-            <w:pStyle w:val="Verzeichnis1"/>
-            <w:rPr>
-              <w:rFonts w:eastAsiaTheme="minorEastAsia" w:cstheme="minorBidi"/>
-              <w:b w:val="0"/>
-              <w:bCs w:val="0"/>
-              <w:noProof/>
-              <w:kern w:val="2"/>
-              <w:sz w:val="24"/>
-              <w:szCs w:val="24"/>
-              <w:lang w:eastAsia="de-DE"/>
-              <w14:ligatures w14:val="standardContextual"/>
-            </w:rPr>
-          </w:pPr>
-          <w:hyperlink w:anchor="_Toc219371503" w:history="1">
-            <w:r>
-              <w:rPr>
-                <w:rStyle w:val="Hyperlink"/>
-                <w:noProof/>
-              </w:rPr>
-              <w:t>3.</w:t>
-            </w:r>
-            <w:r>
-              <w:rPr>
-                <w:rFonts w:eastAsiaTheme="minorEastAsia" w:cstheme="minorBidi"/>
-                <w:b w:val="0"/>
-                <w:bCs w:val="0"/>
-                <w:noProof/>
-                <w:kern w:val="2"/>
-                <w:sz w:val="24"/>
-                <w:szCs w:val="24"/>
-                <w:lang w:eastAsia="de-DE"/>
-                <w14:ligatures w14:val="standardContextual"/>
-              </w:rPr>
-              <w:tab/>
-            </w:r>
-            <w:r>
-              <w:rPr>
-                <w:rStyle w:val="Hyperlink"/>
-                <w:noProof/>
-              </w:rPr>
-              <w:t>Kapitel 3</w:t>
-            </w:r>
-            <w:r>
-              <w:rPr>
-                <w:noProof/>
-                <w:webHidden/>
-              </w:rPr>
-              <w:tab/>
-            </w:r>
-            <w:r>
-              <w:rPr>
-                <w:noProof/>
-                <w:webHidden/>
-              </w:rPr>
-              <w:fldChar w:fldCharType="begin"/>
-            </w:r>
-            <w:r>
-              <w:rPr>
-                <w:noProof/>
-                <w:webHidden/>
-              </w:rPr>
-              <w:instrText xml:space="preserve"> PAGEREF _Toc219371503 \h </w:instrText>
+              <w:instrText xml:space="preserve"> PAGEREF _Toc215151916 \h </w:instrText>
             </w:r>
             <w:r>
               <w:rPr>
@@ -2754,38 +3181,38 @@
             <w:pStyle w:val="Verzeichnis2"/>
             <w:tabs>
               <w:tab w:val="left" w:pos="960"/>
-              <w:tab w:val="right" w:leader="dot" w:pos="9016"/>
+              <w:tab w:val="right" w:leader="underscore" w:pos="9060"/>
             </w:tabs>
             <w:rPr>
-              <w:rFonts w:eastAsiaTheme="minorEastAsia" w:cstheme="minorBidi"/>
+              <w:rFonts w:asciiTheme="minorHAnsi" w:eastAsiaTheme="minorEastAsia" w:hAnsiTheme="minorHAnsi" w:cstheme="minorBidi"/>
               <w:i w:val="0"/>
               <w:iCs w:val="0"/>
               <w:noProof/>
               <w:kern w:val="2"/>
               <w:sz w:val="24"/>
               <w:szCs w:val="24"/>
-              <w:lang w:eastAsia="de-DE"/>
+              <w:lang w:eastAsia="zh-CN"/>
               <w14:ligatures w14:val="standardContextual"/>
             </w:rPr>
           </w:pPr>
-          <w:hyperlink w:anchor="_Toc219371504" w:history="1">
+          <w:hyperlink w:anchor="_Toc215151917" w:history="1">
             <w:r>
               <w:rPr>
                 <w:rStyle w:val="Hyperlink"/>
                 <w:noProof/>
               </w:rPr>
-              <w:t>3.1.</w:t>
-            </w:r>
-            <w:r>
-              <w:rPr>
-                <w:rFonts w:eastAsiaTheme="minorEastAsia" w:cstheme="minorBidi"/>
+              <w:t>2.1.</w:t>
+            </w:r>
+            <w:r>
+              <w:rPr>
+                <w:rFonts w:asciiTheme="minorHAnsi" w:eastAsiaTheme="minorEastAsia" w:hAnsiTheme="minorHAnsi" w:cstheme="minorBidi"/>
                 <w:i w:val="0"/>
                 <w:iCs w:val="0"/>
                 <w:noProof/>
                 <w:kern w:val="2"/>
                 <w:sz w:val="24"/>
                 <w:szCs w:val="24"/>
-                <w:lang w:eastAsia="de-DE"/>
+                <w:lang w:eastAsia="zh-CN"/>
                 <w14:ligatures w14:val="standardContextual"/>
               </w:rPr>
               <w:tab/>
@@ -2816,7 +3243,7 @@
                 <w:noProof/>
                 <w:webHidden/>
               </w:rPr>
-              <w:instrText xml:space="preserve"> PAGEREF _Toc219371504 \h </w:instrText>
+              <w:instrText xml:space="preserve"> PAGEREF _Toc215151917 \h </w:instrText>
             </w:r>
             <w:r>
               <w:rPr>
@@ -2852,38 +3279,38 @@
             <w:pStyle w:val="Verzeichnis2"/>
             <w:tabs>
               <w:tab w:val="left" w:pos="960"/>
-              <w:tab w:val="right" w:leader="dot" w:pos="9016"/>
+              <w:tab w:val="right" w:leader="underscore" w:pos="9060"/>
             </w:tabs>
             <w:rPr>
-              <w:rFonts w:eastAsiaTheme="minorEastAsia" w:cstheme="minorBidi"/>
+              <w:rFonts w:asciiTheme="minorHAnsi" w:eastAsiaTheme="minorEastAsia" w:hAnsiTheme="minorHAnsi" w:cstheme="minorBidi"/>
               <w:i w:val="0"/>
               <w:iCs w:val="0"/>
               <w:noProof/>
               <w:kern w:val="2"/>
               <w:sz w:val="24"/>
               <w:szCs w:val="24"/>
-              <w:lang w:eastAsia="de-DE"/>
+              <w:lang w:eastAsia="zh-CN"/>
               <w14:ligatures w14:val="standardContextual"/>
             </w:rPr>
           </w:pPr>
-          <w:hyperlink w:anchor="_Toc219371505" w:history="1">
+          <w:hyperlink w:anchor="_Toc215151918" w:history="1">
             <w:r>
               <w:rPr>
                 <w:rStyle w:val="Hyperlink"/>
                 <w:noProof/>
               </w:rPr>
-              <w:t>3.2.</w:t>
-            </w:r>
-            <w:r>
-              <w:rPr>
-                <w:rFonts w:eastAsiaTheme="minorEastAsia" w:cstheme="minorBidi"/>
+              <w:t>2.2.</w:t>
+            </w:r>
+            <w:r>
+              <w:rPr>
+                <w:rFonts w:asciiTheme="minorHAnsi" w:eastAsiaTheme="minorEastAsia" w:hAnsiTheme="minorHAnsi" w:cstheme="minorBidi"/>
                 <w:i w:val="0"/>
                 <w:iCs w:val="0"/>
                 <w:noProof/>
                 <w:kern w:val="2"/>
                 <w:sz w:val="24"/>
                 <w:szCs w:val="24"/>
-                <w:lang w:eastAsia="de-DE"/>
+                <w:lang w:eastAsia="zh-CN"/>
                 <w14:ligatures w14:val="standardContextual"/>
               </w:rPr>
               <w:tab/>
@@ -2914,7 +3341,7 @@
                 <w:noProof/>
                 <w:webHidden/>
               </w:rPr>
-              <w:instrText xml:space="preserve"> PAGEREF _Toc219371505 \h </w:instrText>
+              <w:instrText xml:space="preserve"> PAGEREF _Toc215151918 \h </w:instrText>
             </w:r>
             <w:r>
               <w:rPr>
@@ -2935,6 +3362,668 @@
                 <w:webHidden/>
               </w:rPr>
               <w:t>1</w:t>
+            </w:r>
+            <w:r>
+              <w:rPr>
+                <w:noProof/>
+                <w:webHidden/>
+              </w:rPr>
+              <w:fldChar w:fldCharType="end"/>
+            </w:r>
+          </w:hyperlink>
+        </w:p>
+        <w:p>
+          <w:pPr>
+            <w:pStyle w:val="Verzeichnis3"/>
+            <w:rPr>
+              <w:rFonts w:asciiTheme="minorHAnsi" w:eastAsiaTheme="minorEastAsia" w:hAnsiTheme="minorHAnsi" w:cstheme="minorBidi"/>
+              <w:i w:val="0"/>
+              <w:noProof/>
+              <w:kern w:val="2"/>
+              <w:sz w:val="24"/>
+              <w:szCs w:val="24"/>
+              <w:lang w:eastAsia="zh-CN"/>
+              <w14:ligatures w14:val="standardContextual"/>
+            </w:rPr>
+          </w:pPr>
+          <w:hyperlink w:anchor="_Toc215151919" w:history="1">
+            <w:r>
+              <w:rPr>
+                <w:rStyle w:val="Hyperlink"/>
+                <w:noProof/>
+              </w:rPr>
+              <w:t>2.2.1.</w:t>
+            </w:r>
+            <w:r>
+              <w:rPr>
+                <w:rFonts w:asciiTheme="minorHAnsi" w:eastAsiaTheme="minorEastAsia" w:hAnsiTheme="minorHAnsi" w:cstheme="minorBidi"/>
+                <w:i w:val="0"/>
+                <w:noProof/>
+                <w:kern w:val="2"/>
+                <w:sz w:val="24"/>
+                <w:szCs w:val="24"/>
+                <w:lang w:eastAsia="zh-CN"/>
+                <w14:ligatures w14:val="standardContextual"/>
+              </w:rPr>
+              <w:tab/>
+            </w:r>
+            <w:r>
+              <w:rPr>
+                <w:rStyle w:val="Hyperlink"/>
+                <w:noProof/>
+              </w:rPr>
+              <w:t>UnterUnterKapitel 2</w:t>
+            </w:r>
+            <w:r>
+              <w:rPr>
+                <w:noProof/>
+                <w:webHidden/>
+              </w:rPr>
+              <w:tab/>
+            </w:r>
+            <w:r>
+              <w:rPr>
+                <w:noProof/>
+                <w:webHidden/>
+              </w:rPr>
+              <w:fldChar w:fldCharType="begin"/>
+            </w:r>
+            <w:r>
+              <w:rPr>
+                <w:noProof/>
+                <w:webHidden/>
+              </w:rPr>
+              <w:instrText xml:space="preserve"> PAGEREF _Toc215151919 \h </w:instrText>
+            </w:r>
+            <w:r>
+              <w:rPr>
+                <w:noProof/>
+                <w:webHidden/>
+              </w:rPr>
+            </w:r>
+            <w:r>
+              <w:rPr>
+                <w:noProof/>
+                <w:webHidden/>
+              </w:rPr>
+              <w:fldChar w:fldCharType="separate"/>
+            </w:r>
+            <w:r>
+              <w:rPr>
+                <w:noProof/>
+                <w:webHidden/>
+              </w:rPr>
+              <w:t>1</w:t>
+            </w:r>
+            <w:r>
+              <w:rPr>
+                <w:noProof/>
+                <w:webHidden/>
+              </w:rPr>
+              <w:fldChar w:fldCharType="end"/>
+            </w:r>
+          </w:hyperlink>
+        </w:p>
+        <w:p>
+          <w:pPr>
+            <w:pStyle w:val="Verzeichnis1"/>
+            <w:rPr>
+              <w:rFonts w:asciiTheme="minorHAnsi" w:eastAsiaTheme="minorEastAsia" w:hAnsiTheme="minorHAnsi" w:cstheme="minorBidi"/>
+              <w:b w:val="0"/>
+              <w:bCs w:val="0"/>
+              <w:noProof/>
+              <w:kern w:val="2"/>
+              <w:sz w:val="24"/>
+              <w:szCs w:val="24"/>
+              <w:lang w:eastAsia="zh-CN"/>
+              <w14:ligatures w14:val="standardContextual"/>
+            </w:rPr>
+          </w:pPr>
+          <w:hyperlink w:anchor="_Toc215151920" w:history="1">
+            <w:r>
+              <w:rPr>
+                <w:rStyle w:val="Hyperlink"/>
+                <w:noProof/>
+              </w:rPr>
+              <w:t>3.</w:t>
+            </w:r>
+            <w:r>
+              <w:rPr>
+                <w:rFonts w:asciiTheme="minorHAnsi" w:eastAsiaTheme="minorEastAsia" w:hAnsiTheme="minorHAnsi" w:cstheme="minorBidi"/>
+                <w:b w:val="0"/>
+                <w:bCs w:val="0"/>
+                <w:noProof/>
+                <w:kern w:val="2"/>
+                <w:sz w:val="24"/>
+                <w:szCs w:val="24"/>
+                <w:lang w:eastAsia="zh-CN"/>
+                <w14:ligatures w14:val="standardContextual"/>
+              </w:rPr>
+              <w:tab/>
+            </w:r>
+            <w:r>
+              <w:rPr>
+                <w:rStyle w:val="Hyperlink"/>
+                <w:noProof/>
+              </w:rPr>
+              <w:t>Kapitel 3</w:t>
+            </w:r>
+            <w:r>
+              <w:rPr>
+                <w:noProof/>
+                <w:webHidden/>
+              </w:rPr>
+              <w:tab/>
+            </w:r>
+            <w:r>
+              <w:rPr>
+                <w:noProof/>
+                <w:webHidden/>
+              </w:rPr>
+              <w:fldChar w:fldCharType="begin"/>
+            </w:r>
+            <w:r>
+              <w:rPr>
+                <w:noProof/>
+                <w:webHidden/>
+              </w:rPr>
+              <w:instrText xml:space="preserve"> PAGEREF _Toc215151920 \h </w:instrText>
+            </w:r>
+            <w:r>
+              <w:rPr>
+                <w:noProof/>
+                <w:webHidden/>
+              </w:rPr>
+            </w:r>
+            <w:r>
+              <w:rPr>
+                <w:noProof/>
+                <w:webHidden/>
+              </w:rPr>
+              <w:fldChar w:fldCharType="separate"/>
+            </w:r>
+            <w:r>
+              <w:rPr>
+                <w:noProof/>
+                <w:webHidden/>
+              </w:rPr>
+              <w:t>1</w:t>
+            </w:r>
+            <w:r>
+              <w:rPr>
+                <w:noProof/>
+                <w:webHidden/>
+              </w:rPr>
+              <w:fldChar w:fldCharType="end"/>
+            </w:r>
+          </w:hyperlink>
+        </w:p>
+        <w:p>
+          <w:pPr>
+            <w:pStyle w:val="Verzeichnis2"/>
+            <w:tabs>
+              <w:tab w:val="left" w:pos="960"/>
+              <w:tab w:val="right" w:leader="underscore" w:pos="9060"/>
+            </w:tabs>
+            <w:rPr>
+              <w:rFonts w:asciiTheme="minorHAnsi" w:eastAsiaTheme="minorEastAsia" w:hAnsiTheme="minorHAnsi" w:cstheme="minorBidi"/>
+              <w:i w:val="0"/>
+              <w:iCs w:val="0"/>
+              <w:noProof/>
+              <w:kern w:val="2"/>
+              <w:sz w:val="24"/>
+              <w:szCs w:val="24"/>
+              <w:lang w:eastAsia="zh-CN"/>
+              <w14:ligatures w14:val="standardContextual"/>
+            </w:rPr>
+          </w:pPr>
+          <w:hyperlink w:anchor="_Toc215151921" w:history="1">
+            <w:r>
+              <w:rPr>
+                <w:rStyle w:val="Hyperlink"/>
+                <w:noProof/>
+              </w:rPr>
+              <w:t>3.1.</w:t>
+            </w:r>
+            <w:r>
+              <w:rPr>
+                <w:rFonts w:asciiTheme="minorHAnsi" w:eastAsiaTheme="minorEastAsia" w:hAnsiTheme="minorHAnsi" w:cstheme="minorBidi"/>
+                <w:i w:val="0"/>
+                <w:iCs w:val="0"/>
+                <w:noProof/>
+                <w:kern w:val="2"/>
+                <w:sz w:val="24"/>
+                <w:szCs w:val="24"/>
+                <w:lang w:eastAsia="zh-CN"/>
+                <w14:ligatures w14:val="standardContextual"/>
+              </w:rPr>
+              <w:tab/>
+            </w:r>
+            <w:r>
+              <w:rPr>
+                <w:rStyle w:val="Hyperlink"/>
+                <w:noProof/>
+              </w:rPr>
+              <w:t>Unterkapitel 1</w:t>
+            </w:r>
+            <w:r>
+              <w:rPr>
+                <w:noProof/>
+                <w:webHidden/>
+              </w:rPr>
+              <w:tab/>
+            </w:r>
+            <w:r>
+              <w:rPr>
+                <w:noProof/>
+                <w:webHidden/>
+              </w:rPr>
+              <w:fldChar w:fldCharType="begin"/>
+            </w:r>
+            <w:r>
+              <w:rPr>
+                <w:noProof/>
+                <w:webHidden/>
+              </w:rPr>
+              <w:instrText xml:space="preserve"> PAGEREF _Toc215151921 \h </w:instrText>
+            </w:r>
+            <w:r>
+              <w:rPr>
+                <w:noProof/>
+                <w:webHidden/>
+              </w:rPr>
+            </w:r>
+            <w:r>
+              <w:rPr>
+                <w:noProof/>
+                <w:webHidden/>
+              </w:rPr>
+              <w:fldChar w:fldCharType="separate"/>
+            </w:r>
+            <w:r>
+              <w:rPr>
+                <w:noProof/>
+                <w:webHidden/>
+              </w:rPr>
+              <w:t>1</w:t>
+            </w:r>
+            <w:r>
+              <w:rPr>
+                <w:noProof/>
+                <w:webHidden/>
+              </w:rPr>
+              <w:fldChar w:fldCharType="end"/>
+            </w:r>
+          </w:hyperlink>
+        </w:p>
+        <w:p>
+          <w:pPr>
+            <w:pStyle w:val="Verzeichnis2"/>
+            <w:tabs>
+              <w:tab w:val="left" w:pos="960"/>
+              <w:tab w:val="right" w:leader="underscore" w:pos="9060"/>
+            </w:tabs>
+            <w:rPr>
+              <w:rFonts w:asciiTheme="minorHAnsi" w:eastAsiaTheme="minorEastAsia" w:hAnsiTheme="minorHAnsi" w:cstheme="minorBidi"/>
+              <w:i w:val="0"/>
+              <w:iCs w:val="0"/>
+              <w:noProof/>
+              <w:kern w:val="2"/>
+              <w:sz w:val="24"/>
+              <w:szCs w:val="24"/>
+              <w:lang w:eastAsia="zh-CN"/>
+              <w14:ligatures w14:val="standardContextual"/>
+            </w:rPr>
+          </w:pPr>
+          <w:hyperlink w:anchor="_Toc215151922" w:history="1">
+            <w:r>
+              <w:rPr>
+                <w:rStyle w:val="Hyperlink"/>
+                <w:noProof/>
+              </w:rPr>
+              <w:t>3.2.</w:t>
+            </w:r>
+            <w:r>
+              <w:rPr>
+                <w:rFonts w:asciiTheme="minorHAnsi" w:eastAsiaTheme="minorEastAsia" w:hAnsiTheme="minorHAnsi" w:cstheme="minorBidi"/>
+                <w:i w:val="0"/>
+                <w:iCs w:val="0"/>
+                <w:noProof/>
+                <w:kern w:val="2"/>
+                <w:sz w:val="24"/>
+                <w:szCs w:val="24"/>
+                <w:lang w:eastAsia="zh-CN"/>
+                <w14:ligatures w14:val="standardContextual"/>
+              </w:rPr>
+              <w:tab/>
+            </w:r>
+            <w:r>
+              <w:rPr>
+                <w:rStyle w:val="Hyperlink"/>
+                <w:noProof/>
+              </w:rPr>
+              <w:t>Unterkapitel 2</w:t>
+            </w:r>
+            <w:r>
+              <w:rPr>
+                <w:noProof/>
+                <w:webHidden/>
+              </w:rPr>
+              <w:tab/>
+            </w:r>
+            <w:r>
+              <w:rPr>
+                <w:noProof/>
+                <w:webHidden/>
+              </w:rPr>
+              <w:fldChar w:fldCharType="begin"/>
+            </w:r>
+            <w:r>
+              <w:rPr>
+                <w:noProof/>
+                <w:webHidden/>
+              </w:rPr>
+              <w:instrText xml:space="preserve"> PAGEREF _Toc215151922 \h </w:instrText>
+            </w:r>
+            <w:r>
+              <w:rPr>
+                <w:noProof/>
+                <w:webHidden/>
+              </w:rPr>
+            </w:r>
+            <w:r>
+              <w:rPr>
+                <w:noProof/>
+                <w:webHidden/>
+              </w:rPr>
+              <w:fldChar w:fldCharType="separate"/>
+            </w:r>
+            <w:r>
+              <w:rPr>
+                <w:noProof/>
+                <w:webHidden/>
+              </w:rPr>
+              <w:t>1</w:t>
+            </w:r>
+            <w:r>
+              <w:rPr>
+                <w:noProof/>
+                <w:webHidden/>
+              </w:rPr>
+              <w:fldChar w:fldCharType="end"/>
+            </w:r>
+          </w:hyperlink>
+        </w:p>
+        <w:p>
+          <w:pPr>
+            <w:pStyle w:val="Verzeichnis3"/>
+            <w:rPr>
+              <w:rFonts w:asciiTheme="minorHAnsi" w:eastAsiaTheme="minorEastAsia" w:hAnsiTheme="minorHAnsi" w:cstheme="minorBidi"/>
+              <w:i w:val="0"/>
+              <w:noProof/>
+              <w:kern w:val="2"/>
+              <w:sz w:val="24"/>
+              <w:szCs w:val="24"/>
+              <w:lang w:eastAsia="zh-CN"/>
+              <w14:ligatures w14:val="standardContextual"/>
+            </w:rPr>
+          </w:pPr>
+          <w:hyperlink w:anchor="_Toc215151923" w:history="1">
+            <w:r>
+              <w:rPr>
+                <w:rStyle w:val="Hyperlink"/>
+                <w:noProof/>
+              </w:rPr>
+              <w:t>3.2.1.</w:t>
+            </w:r>
+            <w:r>
+              <w:rPr>
+                <w:rFonts w:asciiTheme="minorHAnsi" w:eastAsiaTheme="minorEastAsia" w:hAnsiTheme="minorHAnsi" w:cstheme="minorBidi"/>
+                <w:i w:val="0"/>
+                <w:noProof/>
+                <w:kern w:val="2"/>
+                <w:sz w:val="24"/>
+                <w:szCs w:val="24"/>
+                <w:lang w:eastAsia="zh-CN"/>
+                <w14:ligatures w14:val="standardContextual"/>
+              </w:rPr>
+              <w:tab/>
+            </w:r>
+            <w:r>
+              <w:rPr>
+                <w:rStyle w:val="Hyperlink"/>
+                <w:noProof/>
+              </w:rPr>
+              <w:t>UnterUnterKapitel 3</w:t>
+            </w:r>
+            <w:r>
+              <w:rPr>
+                <w:noProof/>
+                <w:webHidden/>
+              </w:rPr>
+              <w:tab/>
+            </w:r>
+            <w:r>
+              <w:rPr>
+                <w:noProof/>
+                <w:webHidden/>
+              </w:rPr>
+              <w:fldChar w:fldCharType="begin"/>
+            </w:r>
+            <w:r>
+              <w:rPr>
+                <w:noProof/>
+                <w:webHidden/>
+              </w:rPr>
+              <w:instrText xml:space="preserve"> PAGEREF _Toc215151923 \h </w:instrText>
+            </w:r>
+            <w:r>
+              <w:rPr>
+                <w:noProof/>
+                <w:webHidden/>
+              </w:rPr>
+            </w:r>
+            <w:r>
+              <w:rPr>
+                <w:noProof/>
+                <w:webHidden/>
+              </w:rPr>
+              <w:fldChar w:fldCharType="separate"/>
+            </w:r>
+            <w:r>
+              <w:rPr>
+                <w:noProof/>
+                <w:webHidden/>
+              </w:rPr>
+              <w:t>1</w:t>
+            </w:r>
+            <w:r>
+              <w:rPr>
+                <w:noProof/>
+                <w:webHidden/>
+              </w:rPr>
+              <w:fldChar w:fldCharType="end"/>
+            </w:r>
+          </w:hyperlink>
+        </w:p>
+        <w:p>
+          <w:pPr>
+            <w:pStyle w:val="Verzeichnis1"/>
+            <w:rPr>
+              <w:rFonts w:asciiTheme="minorHAnsi" w:eastAsiaTheme="minorEastAsia" w:hAnsiTheme="minorHAnsi" w:cstheme="minorBidi"/>
+              <w:b w:val="0"/>
+              <w:bCs w:val="0"/>
+              <w:noProof/>
+              <w:kern w:val="2"/>
+              <w:sz w:val="24"/>
+              <w:szCs w:val="24"/>
+              <w:lang w:eastAsia="zh-CN"/>
+              <w14:ligatures w14:val="standardContextual"/>
+            </w:rPr>
+          </w:pPr>
+          <w:hyperlink w:anchor="_Toc215151924" w:history="1">
+            <w:r>
+              <w:rPr>
+                <w:rStyle w:val="Hyperlink"/>
+                <w:noProof/>
+              </w:rPr>
+              <w:t>4.</w:t>
+            </w:r>
+            <w:r>
+              <w:rPr>
+                <w:rFonts w:asciiTheme="minorHAnsi" w:eastAsiaTheme="minorEastAsia" w:hAnsiTheme="minorHAnsi" w:cstheme="minorBidi"/>
+                <w:b w:val="0"/>
+                <w:bCs w:val="0"/>
+                <w:noProof/>
+                <w:kern w:val="2"/>
+                <w:sz w:val="24"/>
+                <w:szCs w:val="24"/>
+                <w:lang w:eastAsia="zh-CN"/>
+                <w14:ligatures w14:val="standardContextual"/>
+              </w:rPr>
+              <w:tab/>
+            </w:r>
+            <w:r>
+              <w:rPr>
+                <w:rStyle w:val="Hyperlink"/>
+                <w:noProof/>
+              </w:rPr>
+              <w:t>Literaturverzeichnis</w:t>
+            </w:r>
+            <w:r>
+              <w:rPr>
+                <w:noProof/>
+                <w:webHidden/>
+              </w:rPr>
+              <w:tab/>
+            </w:r>
+            <w:r>
+              <w:rPr>
+                <w:noProof/>
+                <w:webHidden/>
+              </w:rPr>
+              <w:fldChar w:fldCharType="begin"/>
+            </w:r>
+            <w:r>
+              <w:rPr>
+                <w:noProof/>
+                <w:webHidden/>
+              </w:rPr>
+              <w:instrText xml:space="preserve"> PAGEREF _Toc215151924 \h </w:instrText>
+            </w:r>
+            <w:r>
+              <w:rPr>
+                <w:noProof/>
+                <w:webHidden/>
+              </w:rPr>
+            </w:r>
+            <w:r>
+              <w:rPr>
+                <w:noProof/>
+                <w:webHidden/>
+              </w:rPr>
+              <w:fldChar w:fldCharType="separate"/>
+            </w:r>
+            <w:r>
+              <w:rPr>
+                <w:noProof/>
+                <w:webHidden/>
+              </w:rPr>
+              <w:t>2</w:t>
+            </w:r>
+            <w:r>
+              <w:rPr>
+                <w:noProof/>
+                <w:webHidden/>
+              </w:rPr>
+              <w:fldChar w:fldCharType="end"/>
+            </w:r>
+          </w:hyperlink>
+        </w:p>
+        <w:p>
+          <w:pPr>
+            <w:pStyle w:val="Verzeichnis1"/>
+            <w:rPr>
+              <w:rFonts w:asciiTheme="minorHAnsi" w:eastAsiaTheme="minorEastAsia" w:hAnsiTheme="minorHAnsi" w:cstheme="minorBidi"/>
+              <w:b w:val="0"/>
+              <w:bCs w:val="0"/>
+              <w:noProof/>
+              <w:kern w:val="2"/>
+              <w:sz w:val="24"/>
+              <w:szCs w:val="24"/>
+              <w:lang w:eastAsia="zh-CN"/>
+              <w14:ligatures w14:val="standardContextual"/>
+            </w:rPr>
+          </w:pPr>
+          <w:hyperlink w:anchor="_Toc215151925" w:history="1">
+            <w:r>
+              <w:rPr>
+                <w:rStyle w:val="Hyperlink"/>
+                <w:noProof/>
+              </w:rPr>
+              <w:t>5.</w:t>
+            </w:r>
+            <w:r>
+              <w:rPr>
+                <w:rFonts w:asciiTheme="minorHAnsi" w:eastAsiaTheme="minorEastAsia" w:hAnsiTheme="minorHAnsi" w:cstheme="minorBidi"/>
+                <w:b w:val="0"/>
+                <w:bCs w:val="0"/>
+                <w:noProof/>
+                <w:kern w:val="2"/>
+                <w:sz w:val="24"/>
+                <w:szCs w:val="24"/>
+                <w:lang w:eastAsia="zh-CN"/>
+                <w14:ligatures w14:val="standardContextual"/>
+              </w:rPr>
+              <w:tab/>
+            </w:r>
+            <w:r>
+              <w:rPr>
+                <w:rStyle w:val="Hyperlink"/>
+                <w:noProof/>
+              </w:rPr>
+              <w:t>Anhang</w:t>
+            </w:r>
+            <w:r>
+              <w:rPr>
+                <w:noProof/>
+                <w:webHidden/>
+              </w:rPr>
+              <w:tab/>
+            </w:r>
+            <w:r>
+              <w:rPr>
+                <w:noProof/>
+                <w:webHidden/>
+              </w:rPr>
+              <w:fldChar w:fldCharType="begin"/>
+            </w:r>
+            <w:r>
+              <w:rPr>
+                <w:noProof/>
+                <w:webHidden/>
+              </w:rPr>
+              <w:instrText xml:space="preserve"> PAGEREF _Toc215151925 \h </w:instrText>
+            </w:r>
+            <w:r>
+              <w:rPr>
+                <w:noProof/>
+                <w:webHidden/>
+              </w:rPr>
+            </w:r>
+            <w:r>
+              <w:rPr>
+                <w:noProof/>
+                <w:webHidden/>
+              </w:rPr>
+              <w:fldChar w:fldCharType="separate"/>
+            </w:r>
+            <w:r>
+              <w:rPr>
+                <w:noProof/>
+                <w:webHidden/>
+              </w:rPr>
+              <w:t>3</w:t>
             </w:r>
             <w:r>
               <w:rPr>
@@ -2947,10 +4036,6 @@
         </w:p>
         <w:p>
           <w:r>
-            <w:rPr>
-              <w:b/>
-              <w:bCs/>
-            </w:rPr>
             <w:fldChar w:fldCharType="end"/>
           </w:r>
         </w:p>
@@ -2958,77 +4043,68 @@
     </w:sdt>
     <w:p>
       <w:pPr>
-        <w:rPr>
-          <w:rFonts w:cs="Calibri"/>
-        </w:rPr>
+        <w:pStyle w:val="KeinLeerraum"/>
+        <w:numPr>
+          <w:ilvl w:val="0"/>
+          <w:numId w:val="0"/>
+        </w:numPr>
       </w:pPr>
     </w:p>
     <w:p>
       <w:pPr>
-        <w:pStyle w:val="KeinLeerraum"/>
+        <w:rPr>
+          <w:rFonts w:cstheme="minorHAnsi"/>
+          <w:szCs w:val="24"/>
+        </w:rPr>
       </w:pPr>
     </w:p>
     <w:p>
-      <w:pPr>
-        <w:rPr>
-          <w:rFonts w:cstheme="minorHAnsi"/>
-          <w:szCs w:val="24"/>
-        </w:rPr>
-      </w:pPr>
+      <w:r>
+        <w:br w:type="page"/>
+      </w:r>
     </w:p>
     <w:p>
-      <w:r>
-        <w:br w:type="page"/>
-      </w:r>
+      <w:pPr>
+        <w:pStyle w:val="Verzeichnissberschrift"/>
+      </w:pPr>
+      <w:bookmarkStart w:id="4" w:name="_Toc131676540"/>
+      <w:bookmarkStart w:id="5" w:name="_Toc215151909"/>
+      <w:r>
+        <w:lastRenderedPageBreak/>
+        <w:t>Abbildungsverzeichnis</w:t>
+      </w:r>
+      <w:bookmarkEnd w:id="4"/>
+      <w:bookmarkEnd w:id="5"/>
     </w:p>
     <w:p>
-      <w:pPr>
-        <w:pStyle w:val="KeinLeerraum"/>
-        <w:rPr>
-          <w:lang w:val="en-US"/>
-        </w:rPr>
-      </w:pPr>
-      <w:bookmarkStart w:id="6" w:name="_Toc131676540"/>
-      <w:bookmarkStart w:id="7" w:name="_Toc219371494"/>
-      <w:proofErr w:type="spellStart"/>
-      <w:r>
-        <w:rPr>
-          <w:lang w:val="en-US"/>
-        </w:rPr>
-        <w:lastRenderedPageBreak/>
-        <w:t>Abbildungsverzeichnis</w:t>
+      <w:r>
+        <w:fldChar w:fldCharType="begin"/>
+      </w:r>
+      <w:r>
+        <w:instrText xml:space="preserve"> TOC \h \z \c "Figure" </w:instrText>
+      </w:r>
+      <w:r>
+        <w:fldChar w:fldCharType="separate"/>
+      </w:r>
+      <w:r>
+        <w:t>Es konnten keine Einträge für ein Abbildungsverzeichnis gefunden werden.</w:t>
+      </w:r>
+      <w:r>
+        <w:fldChar w:fldCharType="end"/>
+      </w:r>
+    </w:p>
+    <w:p/>
+    <w:p>
+      <w:pPr>
+        <w:pStyle w:val="Verzeichnissberschrift"/>
+      </w:pPr>
+      <w:bookmarkStart w:id="6" w:name="_Toc131676541"/>
+      <w:bookmarkStart w:id="7" w:name="_Toc215151910"/>
+      <w:r>
+        <w:t>Abkürzungsverzeichnis</w:t>
       </w:r>
       <w:bookmarkEnd w:id="6"/>
       <w:bookmarkEnd w:id="7"/>
-      <w:proofErr w:type="spellEnd"/>
-    </w:p>
-    <w:p>
-      <w:pPr>
-        <w:rPr>
-          <w:lang w:val="en-US"/>
-        </w:rPr>
-      </w:pPr>
-    </w:p>
-    <w:p>
-      <w:pPr>
-        <w:pStyle w:val="KeinLeerraum"/>
-        <w:spacing w:after="240"/>
-        <w:rPr>
-          <w:lang w:val="en-US"/>
-        </w:rPr>
-      </w:pPr>
-      <w:bookmarkStart w:id="8" w:name="_Toc131676541"/>
-      <w:bookmarkStart w:id="9" w:name="_Toc219371495"/>
-      <w:proofErr w:type="spellStart"/>
-      <w:r>
-        <w:rPr>
-          <w:lang w:val="en-US"/>
-        </w:rPr>
-        <w:t>Abkürzungsverzeichnis</w:t>
-      </w:r>
-      <w:bookmarkEnd w:id="8"/>
-      <w:bookmarkEnd w:id="9"/>
-      <w:proofErr w:type="spellEnd"/>
     </w:p>
     <w:tbl>
       <w:tblPr>
@@ -3045,42 +4121,26 @@
         <w:tblLook w:val="04A0" w:firstRow="1" w:lastRow="0" w:firstColumn="1" w:lastColumn="0" w:noHBand="0" w:noVBand="1"/>
       </w:tblPr>
       <w:tblGrid>
-        <w:gridCol w:w="4508"/>
-        <w:gridCol w:w="4508"/>
+        <w:gridCol w:w="1843"/>
+        <w:gridCol w:w="7173"/>
       </w:tblGrid>
       <w:tr>
         <w:tc>
           <w:tcPr>
-            <w:tcW w:w="4508" w:type="dxa"/>
+            <w:tcW w:w="1843" w:type="dxa"/>
           </w:tcPr>
           <w:p>
-            <w:pPr>
-              <w:rPr>
-                <w:lang w:val="en-US"/>
-              </w:rPr>
-            </w:pPr>
-            <w:r>
-              <w:rPr>
-                <w:lang w:val="en-US"/>
-              </w:rPr>
+            <w:r>
               <w:t>MRT</w:t>
             </w:r>
           </w:p>
         </w:tc>
         <w:tc>
           <w:tcPr>
-            <w:tcW w:w="4508" w:type="dxa"/>
+            <w:tcW w:w="7173" w:type="dxa"/>
           </w:tcPr>
           <w:p>
-            <w:pPr>
-              <w:rPr>
-                <w:lang w:val="en-US"/>
-              </w:rPr>
-            </w:pPr>
-            <w:r>
-              <w:rPr>
-                <w:lang w:val="en-US"/>
-              </w:rPr>
+            <w:r>
               <w:t>Magnetresonanztomographie</w:t>
             </w:r>
           </w:p>
@@ -3089,179 +4149,95 @@
       <w:tr>
         <w:tc>
           <w:tcPr>
-            <w:tcW w:w="4508" w:type="dxa"/>
+            <w:tcW w:w="1843" w:type="dxa"/>
           </w:tcPr>
           <w:p>
-            <w:pPr>
-              <w:rPr>
-                <w:lang w:val="en-US"/>
-              </w:rPr>
-            </w:pPr>
-            <w:r>
-              <w:rPr>
-                <w:lang w:val="en-US"/>
-              </w:rPr>
+            <w:r>
               <w:t>HF</w:t>
             </w:r>
           </w:p>
         </w:tc>
         <w:tc>
           <w:tcPr>
-            <w:tcW w:w="4508" w:type="dxa"/>
+            <w:tcW w:w="7173" w:type="dxa"/>
           </w:tcPr>
           <w:p>
-            <w:pPr>
-              <w:rPr>
-                <w:lang w:val="en-US"/>
-              </w:rPr>
-            </w:pPr>
-            <w:proofErr w:type="spellStart"/>
-            <w:r>
-              <w:rPr>
-                <w:lang w:val="en-US"/>
-              </w:rPr>
+            <w:r>
               <w:t>Hochfrequenz</w:t>
             </w:r>
-            <w:proofErr w:type="spellEnd"/>
           </w:p>
         </w:tc>
       </w:tr>
       <w:tr>
         <w:tc>
           <w:tcPr>
-            <w:tcW w:w="4508" w:type="dxa"/>
+            <w:tcW w:w="1843" w:type="dxa"/>
           </w:tcPr>
-          <w:p>
-            <w:pPr>
-              <w:rPr>
-                <w:lang w:val="en-US"/>
-              </w:rPr>
-            </w:pPr>
-          </w:p>
+          <w:p/>
         </w:tc>
         <w:tc>
           <w:tcPr>
-            <w:tcW w:w="4508" w:type="dxa"/>
+            <w:tcW w:w="7173" w:type="dxa"/>
           </w:tcPr>
-          <w:p>
-            <w:pPr>
-              <w:rPr>
-                <w:lang w:val="en-US"/>
-              </w:rPr>
-            </w:pPr>
-          </w:p>
+          <w:p/>
         </w:tc>
       </w:tr>
       <w:tr>
         <w:tc>
           <w:tcPr>
-            <w:tcW w:w="4508" w:type="dxa"/>
+            <w:tcW w:w="1843" w:type="dxa"/>
           </w:tcPr>
-          <w:p>
-            <w:pPr>
-              <w:rPr>
-                <w:lang w:val="en-US"/>
-              </w:rPr>
-            </w:pPr>
-          </w:p>
+          <w:p/>
         </w:tc>
         <w:tc>
           <w:tcPr>
-            <w:tcW w:w="4508" w:type="dxa"/>
+            <w:tcW w:w="7173" w:type="dxa"/>
           </w:tcPr>
-          <w:p>
-            <w:pPr>
-              <w:rPr>
-                <w:lang w:val="en-US"/>
-              </w:rPr>
-            </w:pPr>
-          </w:p>
+          <w:p/>
         </w:tc>
       </w:tr>
       <w:tr>
         <w:tc>
           <w:tcPr>
-            <w:tcW w:w="4508" w:type="dxa"/>
+            <w:tcW w:w="1843" w:type="dxa"/>
           </w:tcPr>
-          <w:p>
-            <w:pPr>
-              <w:rPr>
-                <w:lang w:val="en-US"/>
-              </w:rPr>
-            </w:pPr>
-          </w:p>
+          <w:p/>
         </w:tc>
         <w:tc>
           <w:tcPr>
-            <w:tcW w:w="4508" w:type="dxa"/>
+            <w:tcW w:w="7173" w:type="dxa"/>
           </w:tcPr>
-          <w:p>
-            <w:pPr>
-              <w:rPr>
-                <w:lang w:val="en-US"/>
-              </w:rPr>
-            </w:pPr>
-          </w:p>
+          <w:p/>
         </w:tc>
       </w:tr>
       <w:tr>
         <w:tc>
           <w:tcPr>
-            <w:tcW w:w="4508" w:type="dxa"/>
+            <w:tcW w:w="1843" w:type="dxa"/>
           </w:tcPr>
-          <w:p>
-            <w:pPr>
-              <w:rPr>
-                <w:lang w:val="en-US"/>
-              </w:rPr>
-            </w:pPr>
-          </w:p>
+          <w:p/>
         </w:tc>
         <w:tc>
           <w:tcPr>
-            <w:tcW w:w="4508" w:type="dxa"/>
+            <w:tcW w:w="7173" w:type="dxa"/>
           </w:tcPr>
-          <w:p>
-            <w:pPr>
-              <w:rPr>
-                <w:lang w:val="en-US"/>
-              </w:rPr>
-            </w:pPr>
-          </w:p>
+          <w:p/>
         </w:tc>
       </w:tr>
     </w:tbl>
+    <w:p/>
     <w:p>
       <w:pPr>
-        <w:rPr>
-          <w:lang w:val="en-US"/>
-        </w:rPr>
-      </w:pPr>
-    </w:p>
-    <w:p>
-      <w:pPr>
-        <w:pStyle w:val="KeinLeerraum"/>
-        <w:spacing w:after="240"/>
-        <w:rPr>
-          <w:lang w:val="en-US"/>
-        </w:rPr>
-      </w:pPr>
-      <w:bookmarkStart w:id="10" w:name="_Toc131676542"/>
-      <w:bookmarkStart w:id="11" w:name="_Toc219371496"/>
-      <w:proofErr w:type="spellStart"/>
-      <w:r>
-        <w:rPr>
-          <w:lang w:val="en-US"/>
-        </w:rPr>
+        <w:pStyle w:val="Verzeichnissberschrift"/>
+      </w:pPr>
+      <w:bookmarkStart w:id="8" w:name="_Toc131676542"/>
+      <w:bookmarkStart w:id="9" w:name="_Toc215151911"/>
+      <w:r>
         <w:t>Formelgrößen</w:t>
       </w:r>
-      <w:bookmarkEnd w:id="10"/>
-      <w:bookmarkEnd w:id="11"/>
-      <w:proofErr w:type="spellEnd"/>
-      <w:r>
-        <w:rPr>
-          <w:lang w:val="en-US"/>
-        </w:rPr>
+      <w:bookmarkEnd w:id="8"/>
+      <w:bookmarkEnd w:id="9"/>
+      <w:r>
         <w:t xml:space="preserve"> </w:t>
       </w:r>
     </w:p>
@@ -3287,14 +4263,12 @@
               <w:rPr>
                 <w:b/>
                 <w:bCs/>
-                <w:lang w:val="en-US"/>
               </w:rPr>
             </w:pPr>
             <w:r>
               <w:rPr>
                 <w:b/>
                 <w:bCs/>
-                <w:lang w:val="en-US"/>
               </w:rPr>
               <w:t>Name</w:t>
             </w:r>
@@ -3309,14 +4283,12 @@
               <w:rPr>
                 <w:b/>
                 <w:bCs/>
-                <w:lang w:val="en-US"/>
               </w:rPr>
             </w:pPr>
             <w:r>
               <w:rPr>
                 <w:b/>
                 <w:bCs/>
-                <w:lang w:val="en-US"/>
               </w:rPr>
               <w:t>Symbol</w:t>
             </w:r>
@@ -3331,14 +4303,12 @@
               <w:rPr>
                 <w:b/>
                 <w:bCs/>
-                <w:lang w:val="en-US"/>
               </w:rPr>
             </w:pPr>
             <w:r>
               <w:rPr>
                 <w:b/>
                 <w:bCs/>
-                <w:lang w:val="en-US"/>
               </w:rPr>
               <w:t>Einheit</w:t>
             </w:r>
@@ -3353,15 +4323,12 @@
               <w:rPr>
                 <w:b/>
                 <w:bCs/>
-                <w:lang w:val="en-US"/>
               </w:rPr>
             </w:pPr>
-            <w:proofErr w:type="spellStart"/>
             <w:r>
               <w:rPr>
                 <w:b/>
                 <w:bCs/>
-                <w:lang w:val="en-US"/>
               </w:rPr>
               <w:t>Einheit</w:t>
             </w:r>
@@ -3369,7 +4336,6 @@
               <w:rPr>
                 <w:b/>
                 <w:bCs/>
-                <w:lang w:val="en-US"/>
               </w:rPr>
               <w:t>en</w:t>
             </w:r>
@@ -3377,11 +4343,9 @@
               <w:rPr>
                 <w:b/>
                 <w:bCs/>
-                <w:lang w:val="en-US"/>
               </w:rPr>
               <w:t>zeichen</w:t>
             </w:r>
-            <w:proofErr w:type="spellEnd"/>
           </w:p>
         </w:tc>
       </w:tr>
@@ -3391,11 +4355,9 @@
             <w:tcW w:w="2254" w:type="dxa"/>
           </w:tcPr>
           <w:p>
-            <w:pPr>
-              <w:rPr>
-                <w:lang w:val="en-US"/>
-              </w:rPr>
-            </w:pPr>
+            <w:r>
+              <w:t>Magnetische Flussdichte</w:t>
+            </w:r>
           </w:p>
         </w:tc>
         <w:tc>
@@ -3403,23 +4365,8 @@
             <w:tcW w:w="2254" w:type="dxa"/>
           </w:tcPr>
           <w:p>
-            <w:pPr>
-              <w:rPr>
-                <w:lang w:val="en-US"/>
-              </w:rPr>
-            </w:pPr>
-            <w:r>
-              <w:rPr>
-                <w:lang w:val="en-US"/>
-              </w:rPr>
+            <w:r>
               <w:t>B</w:t>
-            </w:r>
-            <w:r>
-              <w:rPr>
-                <w:vertAlign w:val="subscript"/>
-                <w:lang w:val="en-US"/>
-              </w:rPr>
-              <w:t>0</w:t>
             </w:r>
           </w:p>
         </w:tc>
@@ -3428,11 +4375,9 @@
             <w:tcW w:w="2254" w:type="dxa"/>
           </w:tcPr>
           <w:p>
-            <w:pPr>
-              <w:rPr>
-                <w:lang w:val="en-US"/>
-              </w:rPr>
-            </w:pPr>
+            <w:r>
+              <w:t>Tesla</w:t>
+            </w:r>
           </w:p>
         </w:tc>
         <w:tc>
@@ -3440,11 +4385,9 @@
             <w:tcW w:w="2254" w:type="dxa"/>
           </w:tcPr>
           <w:p>
-            <w:pPr>
-              <w:rPr>
-                <w:lang w:val="en-US"/>
-              </w:rPr>
-            </w:pPr>
+            <w:r>
+              <w:t>T</w:t>
+            </w:r>
           </w:p>
         </w:tc>
       </w:tr>
@@ -3453,49 +4396,25 @@
           <w:tcPr>
             <w:tcW w:w="2254" w:type="dxa"/>
           </w:tcPr>
-          <w:p>
-            <w:pPr>
-              <w:rPr>
-                <w:lang w:val="en-US"/>
-              </w:rPr>
-            </w:pPr>
-          </w:p>
+          <w:p/>
         </w:tc>
         <w:tc>
           <w:tcPr>
             <w:tcW w:w="2254" w:type="dxa"/>
           </w:tcPr>
-          <w:p>
-            <w:pPr>
-              <w:rPr>
-                <w:lang w:val="en-US"/>
-              </w:rPr>
-            </w:pPr>
-          </w:p>
+          <w:p/>
         </w:tc>
         <w:tc>
           <w:tcPr>
             <w:tcW w:w="2254" w:type="dxa"/>
           </w:tcPr>
-          <w:p>
-            <w:pPr>
-              <w:rPr>
-                <w:lang w:val="en-US"/>
-              </w:rPr>
-            </w:pPr>
-          </w:p>
+          <w:p/>
         </w:tc>
         <w:tc>
           <w:tcPr>
             <w:tcW w:w="2254" w:type="dxa"/>
           </w:tcPr>
-          <w:p>
-            <w:pPr>
-              <w:rPr>
-                <w:lang w:val="en-US"/>
-              </w:rPr>
-            </w:pPr>
-          </w:p>
+          <w:p/>
         </w:tc>
       </w:tr>
       <w:tr>
@@ -3503,49 +4422,25 @@
           <w:tcPr>
             <w:tcW w:w="2254" w:type="dxa"/>
           </w:tcPr>
-          <w:p>
-            <w:pPr>
-              <w:rPr>
-                <w:lang w:val="en-US"/>
-              </w:rPr>
-            </w:pPr>
-          </w:p>
+          <w:p/>
         </w:tc>
         <w:tc>
           <w:tcPr>
             <w:tcW w:w="2254" w:type="dxa"/>
           </w:tcPr>
-          <w:p>
-            <w:pPr>
-              <w:rPr>
-                <w:lang w:val="en-US"/>
-              </w:rPr>
-            </w:pPr>
-          </w:p>
+          <w:p/>
         </w:tc>
         <w:tc>
           <w:tcPr>
             <w:tcW w:w="2254" w:type="dxa"/>
           </w:tcPr>
-          <w:p>
-            <w:pPr>
-              <w:rPr>
-                <w:lang w:val="en-US"/>
-              </w:rPr>
-            </w:pPr>
-          </w:p>
+          <w:p/>
         </w:tc>
         <w:tc>
           <w:tcPr>
             <w:tcW w:w="2254" w:type="dxa"/>
           </w:tcPr>
-          <w:p>
-            <w:pPr>
-              <w:rPr>
-                <w:lang w:val="en-US"/>
-              </w:rPr>
-            </w:pPr>
-          </w:p>
+          <w:p/>
         </w:tc>
       </w:tr>
       <w:tr>
@@ -3553,49 +4448,25 @@
           <w:tcPr>
             <w:tcW w:w="2254" w:type="dxa"/>
           </w:tcPr>
-          <w:p>
-            <w:pPr>
-              <w:rPr>
-                <w:lang w:val="en-US"/>
-              </w:rPr>
-            </w:pPr>
-          </w:p>
+          <w:p/>
         </w:tc>
         <w:tc>
           <w:tcPr>
             <w:tcW w:w="2254" w:type="dxa"/>
           </w:tcPr>
-          <w:p>
-            <w:pPr>
-              <w:rPr>
-                <w:lang w:val="en-US"/>
-              </w:rPr>
-            </w:pPr>
-          </w:p>
+          <w:p/>
         </w:tc>
         <w:tc>
           <w:tcPr>
             <w:tcW w:w="2254" w:type="dxa"/>
           </w:tcPr>
-          <w:p>
-            <w:pPr>
-              <w:rPr>
-                <w:lang w:val="en-US"/>
-              </w:rPr>
-            </w:pPr>
-          </w:p>
+          <w:p/>
         </w:tc>
         <w:tc>
           <w:tcPr>
             <w:tcW w:w="2254" w:type="dxa"/>
           </w:tcPr>
-          <w:p>
-            <w:pPr>
-              <w:rPr>
-                <w:lang w:val="en-US"/>
-              </w:rPr>
-            </w:pPr>
-          </w:p>
+          <w:p/>
         </w:tc>
       </w:tr>
       <w:tr>
@@ -3603,49 +4474,25 @@
           <w:tcPr>
             <w:tcW w:w="2254" w:type="dxa"/>
           </w:tcPr>
-          <w:p>
-            <w:pPr>
-              <w:rPr>
-                <w:lang w:val="en-US"/>
-              </w:rPr>
-            </w:pPr>
-          </w:p>
+          <w:p/>
         </w:tc>
         <w:tc>
           <w:tcPr>
             <w:tcW w:w="2254" w:type="dxa"/>
           </w:tcPr>
-          <w:p>
-            <w:pPr>
-              <w:rPr>
-                <w:lang w:val="en-US"/>
-              </w:rPr>
-            </w:pPr>
-          </w:p>
+          <w:p/>
         </w:tc>
         <w:tc>
           <w:tcPr>
             <w:tcW w:w="2254" w:type="dxa"/>
           </w:tcPr>
-          <w:p>
-            <w:pPr>
-              <w:rPr>
-                <w:lang w:val="en-US"/>
-              </w:rPr>
-            </w:pPr>
-          </w:p>
+          <w:p/>
         </w:tc>
         <w:tc>
           <w:tcPr>
             <w:tcW w:w="2254" w:type="dxa"/>
           </w:tcPr>
-          <w:p>
-            <w:pPr>
-              <w:rPr>
-                <w:lang w:val="en-US"/>
-              </w:rPr>
-            </w:pPr>
-          </w:p>
+          <w:p/>
         </w:tc>
       </w:tr>
       <w:tr>
@@ -3653,49 +4500,25 @@
           <w:tcPr>
             <w:tcW w:w="2254" w:type="dxa"/>
           </w:tcPr>
-          <w:p>
-            <w:pPr>
-              <w:rPr>
-                <w:lang w:val="en-US"/>
-              </w:rPr>
-            </w:pPr>
-          </w:p>
+          <w:p/>
         </w:tc>
         <w:tc>
           <w:tcPr>
             <w:tcW w:w="2254" w:type="dxa"/>
           </w:tcPr>
-          <w:p>
-            <w:pPr>
-              <w:rPr>
-                <w:lang w:val="en-US"/>
-              </w:rPr>
-            </w:pPr>
-          </w:p>
+          <w:p/>
         </w:tc>
         <w:tc>
           <w:tcPr>
             <w:tcW w:w="2254" w:type="dxa"/>
           </w:tcPr>
-          <w:p>
-            <w:pPr>
-              <w:rPr>
-                <w:lang w:val="en-US"/>
-              </w:rPr>
-            </w:pPr>
-          </w:p>
+          <w:p/>
         </w:tc>
         <w:tc>
           <w:tcPr>
             <w:tcW w:w="2254" w:type="dxa"/>
           </w:tcPr>
-          <w:p>
-            <w:pPr>
-              <w:rPr>
-                <w:lang w:val="en-US"/>
-              </w:rPr>
-            </w:pPr>
-          </w:p>
+          <w:p/>
         </w:tc>
       </w:tr>
       <w:tr>
@@ -3703,49 +4526,25 @@
           <w:tcPr>
             <w:tcW w:w="2254" w:type="dxa"/>
           </w:tcPr>
-          <w:p>
-            <w:pPr>
-              <w:rPr>
-                <w:lang w:val="en-US"/>
-              </w:rPr>
-            </w:pPr>
-          </w:p>
+          <w:p/>
         </w:tc>
         <w:tc>
           <w:tcPr>
             <w:tcW w:w="2254" w:type="dxa"/>
           </w:tcPr>
-          <w:p>
-            <w:pPr>
-              <w:rPr>
-                <w:lang w:val="en-US"/>
-              </w:rPr>
-            </w:pPr>
-          </w:p>
+          <w:p/>
         </w:tc>
         <w:tc>
           <w:tcPr>
             <w:tcW w:w="2254" w:type="dxa"/>
           </w:tcPr>
-          <w:p>
-            <w:pPr>
-              <w:rPr>
-                <w:lang w:val="en-US"/>
-              </w:rPr>
-            </w:pPr>
-          </w:p>
+          <w:p/>
         </w:tc>
         <w:tc>
           <w:tcPr>
             <w:tcW w:w="2254" w:type="dxa"/>
           </w:tcPr>
-          <w:p>
-            <w:pPr>
-              <w:rPr>
-                <w:lang w:val="en-US"/>
-              </w:rPr>
-            </w:pPr>
-          </w:p>
+          <w:p/>
         </w:tc>
       </w:tr>
     </w:tbl>
@@ -3756,15 +4555,13 @@
           <w:ilvl w:val="0"/>
           <w:numId w:val="0"/>
         </w:numPr>
-        <w:rPr>
-          <w:lang w:val="en-US"/>
-        </w:rPr>
         <w:sectPr>
+          <w:headerReference w:type="first" r:id="rId15"/>
+          <w:footerReference w:type="first" r:id="rId16"/>
           <w:pgSz w:w="11906" w:h="16838" w:code="9"/>
-          <w:pgMar w:top="1985" w:right="1440" w:bottom="1440" w:left="1440" w:header="567" w:footer="709" w:gutter="0"/>
-          <w:pgNumType w:fmt="upperRoman" w:start="0"/>
+          <w:pgMar w:top="1701" w:right="1418" w:bottom="1418" w:left="1418" w:header="454" w:footer="709" w:gutter="0"/>
+          <w:pgNumType w:fmt="upperRoman" w:start="1"/>
           <w:cols w:space="708"/>
-          <w:titlePg/>
           <w:docGrid w:linePitch="360"/>
         </w:sectPr>
       </w:pPr>
@@ -3785,13 +4582,7 @@
     </w:p>
     <w:p>
       <w:r>
-        <w:t>Eine zentrale Rolle innerhalb des Magnetresonanztomographen nehmen die Gradientensysteme ein. Sie ermöglichen die räumliche Zuordnung der gemessenen Signale und sind damit grundlegend für die Ortskodierung und die Rekonstruktion von MR-Bildern. Gleichzeitig unterliegen Gradientensysteme im klinischen Betrieb hohen elektrischen, thermischen und mechanischen Belastungen, da moderne Bildgebungssequenzen zunehmend kurze Schaltzeiten und hohe Gradientenstärken erfordern. Diese Anforderungen machen die Gradientensysteme zu einem technisch anspruchsvollen und zugleich besonders relevanten Bestandteil moderner MRT-Systeme.</w:t>
-      </w:r>
-      <w:r>
-        <w:t xml:space="preserve"> </w:t>
-      </w:r>
-      <w:r>
-        <w:t>Die heutige Ausführung von Gradientensystemen ist das Ergebnis einer kontinuierlichen technischen Entwicklung. Frühere Konzepte der Ortskodierung waren durch begrenzte Leistungsfähigkeit und technische Restriktionen geprägt, während moderne Systeme auf hochoptimierte Spulenstrukturen, leistungsfähige Ansteuerelektronik und ausgefeilte Kühl- und Schutzmechanismen zurückgreifen. Ein Verständnis der historischen Entwicklung ist daher hilfreich, um den aktuellen technischen Aufbau und die Funktionsweise moderner Gradientensysteme einordnen zu können.</w:t>
+        <w:t>Eine zentrale Rolle innerhalb des Magnetresonanztomographen nehmen die Gradientensysteme ein. Sie ermöglichen die räumliche Zuordnung der gemessenen Signale und sind damit grundlegend für die Ortskodierung und die Rekonstruktion von MR-Bildern. Gleichzeitig unterliegen Gradientensysteme im klinischen Betrieb hohen elektrischen, thermischen und mechanischen Belastungen, da moderne Bildgebungssequenzen zunehmend kurze Schaltzeiten und hohe Gradientenstärken erfordern. Diese Anforderungen machen die Gradientensysteme zu einem technisch anspruchsvollen und zugleich besonders relevanten Bestandteil moderner MRT-Systeme. Die heutige Ausführung von Gradientensystemen ist das Ergebnis einer kontinuierlichen technischen Entwicklung. Frühere Konzepte der Ortskodierung waren durch begrenzte Leistungsfähigkeit und technische Restriktionen geprägt, während moderne Systeme auf hochoptimierte Spulenstrukturen, leistungsfähige Ansteuerelektronik und ausgefeilte Kühl- und Schutzmechanismen zurückgreifen. Ein Verständnis der historischen Entwicklung ist daher hilfreich, um den aktuellen technischen Aufbau und die Funktionsweise moderner Gradientensysteme einordnen zu können.</w:t>
       </w:r>
     </w:p>
     <w:p>
@@ -3809,25 +4600,21 @@
       <w:pPr>
         <w:pStyle w:val="berschrift1"/>
       </w:pPr>
+      <w:bookmarkStart w:id="10" w:name="_Toc222729332"/>
       <w:r>
         <w:t>Physikalische Grundlagen der Ortskodierung im MRT</w:t>
       </w:r>
+      <w:bookmarkEnd w:id="10"/>
     </w:p>
     <w:p>
       <w:pPr>
-        <w:pStyle w:val="berschrift3"/>
-      </w:pPr>
-      <w:r>
-        <w:t xml:space="preserve">Präzession und </w:t>
-      </w:r>
-      <w:proofErr w:type="spellStart"/>
-      <w:r>
-        <w:t>Larmor</w:t>
-      </w:r>
-      <w:proofErr w:type="spellEnd"/>
-      <w:r>
-        <w:t>-Frequenz</w:t>
-      </w:r>
+        <w:pStyle w:val="berschrift2"/>
+      </w:pPr>
+      <w:bookmarkStart w:id="11" w:name="_Toc222729333"/>
+      <w:r>
+        <w:t>Präzession und Larmor-Frequenz</w:t>
+      </w:r>
+      <w:bookmarkEnd w:id="11"/>
     </w:p>
     <w:p>
       <w:r>
@@ -3849,15 +4636,7 @@
         <w:t>0</w:t>
       </w:r>
       <w:r>
-        <w:t xml:space="preserve">. Diese sogenannte </w:t>
-      </w:r>
-      <w:proofErr w:type="spellStart"/>
-      <w:r>
-        <w:t>Larmor</w:t>
-      </w:r>
-      <w:proofErr w:type="spellEnd"/>
-      <w:r>
-        <w:t>-Frequenz ist proportional zur Stärke des Magnetfeldes und lässt sich allgemein durch die Beziehung</w:t>
+        <w:t>. Diese sogenannte Larmor-Frequenz ist proportional zur Stärke des Magnetfeldes und lässt sich allgemein durch die Beziehung</w:t>
       </w:r>
     </w:p>
     <w:p>
@@ -3980,57 +4759,28 @@
         <w:rPr>
           <w:rFonts w:eastAsiaTheme="minorEastAsia"/>
         </w:rPr>
-        <w:t xml:space="preserve">In einem homogenen statischen Magnetfeld besitzen Spins gleicher Art daher dieselbe Präzessionsfrequenz. Ohne zusätzliche Maßnahmen wäre es </w:t>
-      </w:r>
-      <w:r>
-        <w:rPr>
-          <w:rFonts w:eastAsiaTheme="minorEastAsia"/>
-        </w:rPr>
-        <w:t xml:space="preserve">daher </w:t>
-      </w:r>
-      <w:r>
-        <w:rPr>
-          <w:rFonts w:eastAsiaTheme="minorEastAsia"/>
-        </w:rPr>
-        <w:t>nicht möglich, die Herkunft eines gemessenen Signals räumlich zu unterscheiden.</w:t>
-      </w:r>
-      <w:r>
-        <w:rPr>
-          <w:rFonts w:eastAsiaTheme="minorEastAsia"/>
-        </w:rPr>
-        <w:t xml:space="preserve"> </w:t>
+        <w:t xml:space="preserve">In einem homogenen statischen Magnetfeld besitzen Spins gleicher Art daher dieselbe Präzessionsfrequenz. Ohne zusätzliche Maßnahmen wäre es daher nicht möglich, die Herkunft eines gemessenen Signals räumlich zu unterscheiden. </w:t>
       </w:r>
     </w:p>
     <w:p>
       <w:pPr>
-        <w:pStyle w:val="berschrift3"/>
-      </w:pPr>
-      <w:r>
-        <w:t xml:space="preserve">Einfluss eines </w:t>
-      </w:r>
-      <w:proofErr w:type="spellStart"/>
-      <w:r>
-        <w:t>Gradientenfeldes</w:t>
-      </w:r>
-      <w:proofErr w:type="spellEnd"/>
+        <w:pStyle w:val="berschrift2"/>
+      </w:pPr>
+      <w:bookmarkStart w:id="12" w:name="_Toc222729334"/>
+      <w:r>
+        <w:t>Einfluss eines Gradientenfeldes</w:t>
+      </w:r>
+      <w:bookmarkEnd w:id="12"/>
     </w:p>
     <w:p>
       <w:r>
         <w:t xml:space="preserve">Zur Erzeugung einer Ortsabhängigkeit wird dem statischen Magnetfeld ein zusätzliches räumlich lineares Magnetfeld überlagert. Dieses sogenannte </w:t>
       </w:r>
-      <w:proofErr w:type="spellStart"/>
       <w:r>
         <w:rPr>
           <w:i/>
         </w:rPr>
-        <w:t>Gradientenfeld</w:t>
-      </w:r>
-      <w:proofErr w:type="spellEnd"/>
-      <w:r>
-        <w:rPr>
-          <w:i/>
-        </w:rPr>
-        <w:t xml:space="preserve"> </w:t>
+        <w:t xml:space="preserve">Gradientenfeld </w:t>
       </w:r>
       <w:r>
         <w:t>verändert die effektive Magnetfeldstärke entlang einer bestimmten Raumrichtung, beispielsweise der x-Achse.</w:t>
@@ -4205,29 +4955,23 @@
     </w:p>
     <w:p>
       <w:pPr>
-        <w:pStyle w:val="berschrift3"/>
-      </w:pPr>
+        <w:pStyle w:val="berschrift2"/>
+      </w:pPr>
+      <w:bookmarkStart w:id="13" w:name="_Toc222729335"/>
       <w:r>
         <w:t>Frequenz- und Phasenkodierung</w:t>
       </w:r>
+      <w:bookmarkEnd w:id="13"/>
     </w:p>
     <w:p>
       <w:r>
         <w:t xml:space="preserve">Zur vollständigen räumlichen Kodierung eines zweidimensionalen Bildes werden Gradienten in mindestens zwei Raumrichtungen eingesetzt. Während der Signalaufnahme wird typischerweise ein konstanter Gradient aktiviert, wodurch eine Frequenzkodierung entlang der sogenannten </w:t>
       </w:r>
-      <w:proofErr w:type="spellStart"/>
       <w:r>
         <w:rPr>
           <w:i/>
         </w:rPr>
-        <w:t>Readout</w:t>
-      </w:r>
-      <w:proofErr w:type="spellEnd"/>
-      <w:r>
-        <w:rPr>
-          <w:i/>
-        </w:rPr>
-        <w:t xml:space="preserve">-Achse </w:t>
+        <w:t xml:space="preserve">Readout-Achse </w:t>
       </w:r>
       <w:r>
         <w:t>erfolgt. Die Position eines Spins entlang dieser Achse kann anhand seiner Frequenz bestimmt werden.</w:t>
@@ -4235,30 +4979,49 @@
     </w:p>
     <w:p>
       <w:r>
-        <w:t xml:space="preserve">Zusätzlich wird ein zeitlich </w:t>
-      </w:r>
-      <w:r>
-        <w:t xml:space="preserve">begrenzter Gradient in einer zweiten Raumrichtung geschaltet. Dieser bewirkt eine ortsabhängige Phasenverschiebung der Spins. Nach Abschalten des Gradienten bleibt die Phaseninformation erhalten und ermöglicht die Unterscheidung verschiedener Positionen entlang dieser Richtung. </w:t>
+        <w:t xml:space="preserve">Zusätzlich wird ein zeitlich begrenzter Gradient in einer zweiten Raumrichtung geschaltet. Dieser bewirkt eine ortsabhängige Phasenverschiebung der Spins. Nach Abschalten des Gradienten bleibt die Phaseninformation erhalten und ermöglicht die Unterscheidung verschiedener Positionen entlang dieser Richtung. </w:t>
       </w:r>
     </w:p>
     <w:p>
       <w:r>
-        <w:t xml:space="preserve">Durch Kombination von Frequenz- und Phasenkodierung entsteht eine vollständige zweidimensionale </w:t>
-      </w:r>
-      <w:r>
-        <w:t>Ortsinformation,</w:t>
-      </w:r>
-      <w:r>
-        <w:t xml:space="preserve"> die im weiteren Verlauf der Signalverarbeitung zur Bildrekonstruktion genutzt wird.</w:t>
-      </w:r>
+        <w:t xml:space="preserve">Durch Kombination von Frequenz- und Phasenkodierung entsteht eine vollständige zweidimensionale Ortsinformation, die im weiteren Verlauf der Signalverarbeitung zur Bildrekonstruktion genutzt wird. </w:t>
+      </w:r>
+      <w:sdt>
+        <w:sdtPr>
+          <w:id w:val="1285620185"/>
+          <w:citation/>
+        </w:sdtPr>
+        <w:sdtContent>
+          <w:r>
+            <w:fldChar w:fldCharType="begin"/>
+          </w:r>
+          <w:r>
+            <w:instrText xml:space="preserve"> CITATION Wei06 \l 1031 </w:instrText>
+          </w:r>
+          <w:r>
+            <w:fldChar w:fldCharType="separate"/>
+          </w:r>
+          <w:r>
+            <w:rPr>
+              <w:noProof/>
+            </w:rPr>
+            <w:t>[1]</w:t>
+          </w:r>
+          <w:r>
+            <w:fldChar w:fldCharType="end"/>
+          </w:r>
+        </w:sdtContent>
+      </w:sdt>
     </w:p>
     <w:p>
       <w:pPr>
-        <w:pStyle w:val="berschrift3"/>
-      </w:pPr>
+        <w:pStyle w:val="berschrift2"/>
+      </w:pPr>
+      <w:bookmarkStart w:id="14" w:name="_Toc222729336"/>
       <w:r>
         <w:t>Schichtselektion</w:t>
       </w:r>
+      <w:bookmarkEnd w:id="14"/>
     </w:p>
     <w:p>
       <w:r>
@@ -4271,24 +5034,34 @@
         <w:t>0</w:t>
       </w:r>
       <w:r>
-        <w:t xml:space="preserve">, hier in der z-Achse. Nach </w:t>
-      </w:r>
-      <w:proofErr w:type="gramStart"/>
-      <w:r>
-        <w:t>dem selben</w:t>
-      </w:r>
-      <w:proofErr w:type="gramEnd"/>
-      <w:r>
-        <w:t xml:space="preserve"> Prinzip ändert sich hier die Magnetfeldstärke und </w:t>
-      </w:r>
-      <w:proofErr w:type="spellStart"/>
-      <w:r>
-        <w:t>Larmor</w:t>
-      </w:r>
-      <w:proofErr w:type="spellEnd"/>
-      <w:r>
-        <w:t>-Frequenz ortsabhängig.</w:t>
-      </w:r>
+        <w:t xml:space="preserve">, hier in der z-Achse. Nach demselben Prinzip ändert sich hier die Magnetfeldstärke und Larmor-Frequenz ortsabhängig. </w:t>
+      </w:r>
+      <w:sdt>
+        <w:sdtPr>
+          <w:id w:val="-2127149446"/>
+          <w:citation/>
+        </w:sdtPr>
+        <w:sdtContent>
+          <w:r>
+            <w:fldChar w:fldCharType="begin"/>
+          </w:r>
+          <w:r>
+            <w:instrText xml:space="preserve"> CITATION Wei06 \l 1031 </w:instrText>
+          </w:r>
+          <w:r>
+            <w:fldChar w:fldCharType="separate"/>
+          </w:r>
+          <w:r>
+            <w:rPr>
+              <w:noProof/>
+            </w:rPr>
+            <w:t>[1]</w:t>
+          </w:r>
+          <w:r>
+            <w:fldChar w:fldCharType="end"/>
+          </w:r>
+        </w:sdtContent>
+      </w:sdt>
     </w:p>
     <w:p/>
     <w:p>
@@ -4298,15 +5071,7 @@
         </w:rPr>
       </w:pPr>
       <w:r>
-        <w:t xml:space="preserve">Da die Präzessionsfrequenz nun von der Position abhängt, kann durch Wahl einer geeigneten Hochfrequenz (HF) </w:t>
-      </w:r>
-      <w:proofErr w:type="gramStart"/>
-      <w:r>
-        <w:t>gezielt  nur</w:t>
-      </w:r>
-      <w:proofErr w:type="gramEnd"/>
-      <w:r>
-        <w:t xml:space="preserve"> ein bestimmter Frequenzbereich angeregt werden. Ein HF-Impuls besitzt stets eine endliche Bandbreite </w:t>
+        <w:t xml:space="preserve">Da die Präzessionsfrequenz nun von der Position abhängt, kann durch Wahl einer geeigneten Hochfrequenz (HF) gezielt nur ein bestimmter Frequenzbereich angeregt werden. Ein HF-Impuls besitzt stets eine endliche Bandbreite </w:t>
       </w:r>
       <m:oMath>
         <m:r>
@@ -4329,21 +5094,7 @@
         <w:rPr>
           <w:rFonts w:eastAsiaTheme="minorEastAsia"/>
         </w:rPr>
-        <w:t xml:space="preserve">. Nur Spins, deren </w:t>
-      </w:r>
-      <w:proofErr w:type="spellStart"/>
-      <w:r>
-        <w:rPr>
-          <w:rFonts w:eastAsiaTheme="minorEastAsia"/>
-        </w:rPr>
-        <w:t>Larmor</w:t>
-      </w:r>
-      <w:proofErr w:type="spellEnd"/>
-      <w:r>
-        <w:rPr>
-          <w:rFonts w:eastAsiaTheme="minorEastAsia"/>
-        </w:rPr>
-        <w:t>-Frequenz innerhalb dieser Bandbreite liegt, werden effektiv angeregt. Dadurch wird eine räumlich begrenzte Schicht selektiert.</w:t>
+        <w:t>. Nur Spins, deren Larmor-Frequenz innerhalb dieser Bandbreite liegt, werden effektiv angeregt. Dadurch wird eine räumlich begrenzte Schicht selektiert.</w:t>
       </w:r>
     </w:p>
     <w:p>
@@ -4472,27 +5223,23 @@
     </w:p>
     <w:p>
       <w:r>
-        <w:t xml:space="preserve">beschreiben. Aus dieser Beziehung wird deutlich, dass eine größere Gradientenstärke bei konstanter HF-Bandbreite zu einer geringeren Schichtdicke führt. Umgekehrt führt eine </w:t>
-      </w:r>
-      <w:r>
-        <w:t>größere HF-Bandbreite bei konstanter Gradientenstärke zu einer dickeren Schicht.</w:t>
+        <w:t>beschreiben. Aus dieser Beziehung wird deutlich, dass eine größere Gradientenstärke bei konstanter HF-Bandbreite zu einer geringeren Schichtdicke führt. Umgekehrt führt eine größere HF-Bandbreite bei konstanter Gradientenstärke zu einer dickeren Schicht.</w:t>
       </w:r>
     </w:p>
     <w:p>
       <w:r>
-        <w:t>Die Schichtselektion stellt somit eine direkte Verknüpfung zwischen physikalischem Prinzip und technischer Leistungsfähigkeit des Gradientensystems dar. Dünne Schichten und schnelle Sequenzen erfordern hohe Gradientenstärken sowie präzise und reproduzierbare Schaltvorgänge. Damit werden bereits auf Ebene der physikalischen Grundlagen die Anforderungen an Aufbau und Leistungsfähigkeit moderner Gradientensysteme deutlich.</w:t>
-      </w:r>
-      <w:r>
-        <w:t xml:space="preserve"> </w:t>
+        <w:t xml:space="preserve">Die Schichtselektion stellt somit eine direkte Verknüpfung zwischen physikalischem Prinzip und technischer Leistungsfähigkeit des Gradientensystems dar. Dünne Schichten und schnelle Sequenzen erfordern hohe Gradientenstärken sowie präzise und reproduzierbare Schaltvorgänge. Damit werden bereits auf Ebene der physikalischen Grundlagen die Anforderungen an Aufbau und Leistungsfähigkeit moderner Gradientensysteme deutlich. </w:t>
       </w:r>
     </w:p>
     <w:p>
       <w:pPr>
-        <w:pStyle w:val="berschrift3"/>
-      </w:pPr>
+        <w:pStyle w:val="berschrift2"/>
+      </w:pPr>
+      <w:bookmarkStart w:id="15" w:name="_Toc222729337"/>
       <w:r>
         <w:t>Bedeutung der Gradienten für die Bildentstehung</w:t>
       </w:r>
+      <w:bookmarkEnd w:id="15"/>
     </w:p>
     <w:p>
       <w:r>
@@ -4508,11 +5255,469 @@
         <w:t>Die physikalischen Grundlagen der Ortskodierung bilden daher die Basis für das Verständnis des technischen Aufbaus und der Weiterentwicklung von Gradientensystemen, die im folgenden Kapitel historisch eingeordnet werden.</w:t>
       </w:r>
     </w:p>
+    <w:p>
+      <w:pPr>
+        <w:pStyle w:val="berschrift1"/>
+      </w:pPr>
+      <w:bookmarkStart w:id="16" w:name="_Toc222729338"/>
+      <w:r>
+        <w:t>Historische Entwicklung der Gradientensysteme im MRT</w:t>
+      </w:r>
+      <w:bookmarkEnd w:id="16"/>
+    </w:p>
+    <w:p>
+      <w:pPr>
+        <w:pStyle w:val="berschrift2"/>
+      </w:pPr>
+      <w:bookmarkStart w:id="17" w:name="_Toc222729339"/>
+      <w:r>
+        <w:t>Erste</w:t>
+      </w:r>
+      <w:r>
+        <w:t xml:space="preserve"> Konzepte der Ortskodierung</w:t>
+      </w:r>
+      <w:bookmarkEnd w:id="17"/>
+    </w:p>
+    <w:p>
+      <w:r>
+        <w:t xml:space="preserve">Nach der Entdeckung der Kernspinresonanz 1944 durch den amerikanischen Physiker Isidor Isaac Rabi, welcher hierfür auch einen Nobelpreis erhielt, stellte Paul C. </w:t>
+      </w:r>
+      <w:proofErr w:type="spellStart"/>
+      <w:r>
+        <w:t>Lauterbur</w:t>
+      </w:r>
+      <w:proofErr w:type="spellEnd"/>
+      <w:r>
+        <w:t xml:space="preserve"> 1973 in der Zeitschrift </w:t>
+      </w:r>
+      <w:r>
+        <w:rPr>
+          <w:i/>
+        </w:rPr>
+        <w:t xml:space="preserve">Nature </w:t>
+      </w:r>
+      <w:r>
+        <w:t>das erste Konzept für Bildgebung mithilfe dieser Kernspinresonanz vor. Dieses nannte er damals noch „</w:t>
+      </w:r>
+      <w:proofErr w:type="spellStart"/>
+      <w:r>
+        <w:t>Zeugmatography</w:t>
+      </w:r>
+      <w:proofErr w:type="spellEnd"/>
+      <w:r>
+        <w:t xml:space="preserve">“ nach dem griechischen Wort </w:t>
+      </w:r>
+      <w:r>
+        <w:t>„</w:t>
+      </w:r>
+      <w:proofErr w:type="spellStart"/>
+      <w:r>
+        <w:t>ζευγμ</w:t>
+      </w:r>
+      <w:proofErr w:type="spellEnd"/>
+      <w:r>
+        <w:t>α</w:t>
+      </w:r>
+      <w:r>
+        <w:t>“</w:t>
+      </w:r>
+      <w:r>
+        <w:t xml:space="preserve">, was </w:t>
+      </w:r>
+      <w:r>
+        <w:t xml:space="preserve">zu Deutsch so viel bedeutet wie „Verbindung“. Die Namensgebung begründete er damit, dass sich durch das zu untersuchende Objekt mehrere Magnetfelder miteinander zu verbinden schienen. </w:t>
+      </w:r>
+      <w:sdt>
+        <w:sdtPr>
+          <w:id w:val="-1298294797"/>
+          <w:citation/>
+        </w:sdtPr>
+        <w:sdtContent>
+          <w:r>
+            <w:fldChar w:fldCharType="begin"/>
+          </w:r>
+          <w:r>
+            <w:instrText xml:space="preserve"> CITATION Pau73 \l 1031 </w:instrText>
+          </w:r>
+          <w:r>
+            <w:fldChar w:fldCharType="separate"/>
+          </w:r>
+          <w:r>
+            <w:rPr>
+              <w:noProof/>
+            </w:rPr>
+            <w:t>[2]</w:t>
+          </w:r>
+          <w:r>
+            <w:fldChar w:fldCharType="end"/>
+          </w:r>
+        </w:sdtContent>
+      </w:sdt>
+      <w:r>
+        <w:br/>
+        <w:t xml:space="preserve">In diesem ersten Konzept ähnelte das Rekonstruktionsverfahren noch eher einem, das aus der CT bekannt ist, der Radon-Transformation. Hier wurde nämlich ein Feldgradient entlang einer Achse angelegt, womit das gesamte Untersuchungsobjekt gleichzeitig angeregt wurde. Das Messsignal stellte dann eine Projektionsinformation entlang eines Gradienten </w:t>
+      </w:r>
+      <w:r>
+        <w:t>dar. Für die nächste Messung wurde dann der Gradient rotiert und eine weitere Projektion aufgenommen. Diese Projektionen wurden anschließend mathematisch zu einem 2D-Bild rekonstruiert.</w:t>
+      </w:r>
+      <w:r>
+        <w:br/>
+        <w:t xml:space="preserve">Das von </w:t>
+      </w:r>
+      <w:proofErr w:type="spellStart"/>
+      <w:r>
+        <w:t>Lauterbur</w:t>
+      </w:r>
+      <w:proofErr w:type="spellEnd"/>
+      <w:r>
+        <w:t xml:space="preserve"> vorgestellte Messverfahren war für die Zeit zwar fortschrittlich und revolutionär, allerdings noch sehr ineffizient und zeitaufwändig. Daher setzten sich bereits zum Ende der 1970er Jahre andere Messverfahren durch, die den heutigen schon deutlich näherkommen. </w:t>
+      </w:r>
+      <w:sdt>
+        <w:sdtPr>
+          <w:id w:val="-1147051459"/>
+          <w:citation/>
+        </w:sdtPr>
+        <w:sdtContent>
+          <w:r>
+            <w:fldChar w:fldCharType="begin"/>
+          </w:r>
+          <w:r>
+            <w:instrText xml:space="preserve"> CITATION Pau73 \l 1031 </w:instrText>
+          </w:r>
+          <w:r>
+            <w:fldChar w:fldCharType="separate"/>
+          </w:r>
+          <w:r>
+            <w:rPr>
+              <w:noProof/>
+            </w:rPr>
+            <w:t>[2]</w:t>
+          </w:r>
+          <w:r>
+            <w:fldChar w:fldCharType="end"/>
+          </w:r>
+        </w:sdtContent>
+      </w:sdt>
+    </w:p>
+    <w:p>
+      <w:pPr>
+        <w:pStyle w:val="berschrift2"/>
+      </w:pPr>
+      <w:r>
+        <w:t>Fourier-basierte Bildgebung</w:t>
+      </w:r>
+    </w:p>
+    <w:p>
+      <w:r>
+        <w:t xml:space="preserve">1975 stellten Anil Kumar, Dieter Welti und Richard R. Ernst in einem Artikel in der Zeitschrift </w:t>
+      </w:r>
+      <w:r>
+        <w:rPr>
+          <w:i/>
+        </w:rPr>
+        <w:t xml:space="preserve">Journal </w:t>
+      </w:r>
+      <w:proofErr w:type="spellStart"/>
+      <w:r>
+        <w:rPr>
+          <w:i/>
+        </w:rPr>
+        <w:t>of</w:t>
+      </w:r>
+      <w:proofErr w:type="spellEnd"/>
+      <w:r>
+        <w:rPr>
+          <w:i/>
+        </w:rPr>
+        <w:t xml:space="preserve"> </w:t>
+      </w:r>
+      <w:proofErr w:type="spellStart"/>
+      <w:r>
+        <w:rPr>
+          <w:i/>
+        </w:rPr>
+        <w:t>Magnetic</w:t>
+      </w:r>
+      <w:proofErr w:type="spellEnd"/>
+      <w:r>
+        <w:rPr>
+          <w:i/>
+        </w:rPr>
+        <w:t xml:space="preserve"> </w:t>
+      </w:r>
+      <w:proofErr w:type="spellStart"/>
+      <w:r>
+        <w:rPr>
+          <w:i/>
+        </w:rPr>
+        <w:t>Resonance</w:t>
+      </w:r>
+      <w:proofErr w:type="spellEnd"/>
+      <w:r>
+        <w:rPr>
+          <w:i/>
+        </w:rPr>
+        <w:t xml:space="preserve"> 18</w:t>
+      </w:r>
+      <w:r>
+        <w:t xml:space="preserve"> ein neues, auf der Fourier-Transformation basierendes Messverfahren vor. Sie nannten dieses „NMR Fourier </w:t>
+      </w:r>
+      <w:proofErr w:type="spellStart"/>
+      <w:r>
+        <w:t>Zeugmatography</w:t>
+      </w:r>
+      <w:proofErr w:type="spellEnd"/>
+      <w:r>
+        <w:t xml:space="preserve">“. Hier wurde durch eine sequenzielle Anwendung mehrerer entlang der drei Raumachsen verlaufender Feldgradienten eine räumliche Information in das Messsignal eingebracht. Durch systematische Variation dieser Gradienten </w:t>
+      </w:r>
+      <w:r>
+        <w:t>lies sich dann der sogenannte k-Raum (oder Frequenzraum) mit den Messdaten füllen. Mithilfe von simpler zweidimensionaler Fourier-</w:t>
+      </w:r>
+      <w:r>
+        <w:lastRenderedPageBreak/>
+        <w:t>Transformation wurden die Daten dann aus dem k-Raum in einer räumliche, zur Diagnose geeignete Darstellung des untersuchten Volumens überführt.</w:t>
+      </w:r>
+    </w:p>
+    <w:p>
+      <w:r>
+        <w:t>Dieses neue Konzept stellte einen grundlegenden Fortschritt gegenüber der früheren Methode dar, da es eine deutlich schnellere und effizientere Datenerfassung erlaubte. Die Kombination aus Frequenz- und Phasenkodierung stellt die Basis der noch bis heute genutzten Sequenzen dar und</w:t>
+      </w:r>
+      <w:r>
+        <w:t xml:space="preserve"> ist somit die Grundlage</w:t>
+      </w:r>
+      <w:r>
+        <w:t xml:space="preserve"> der modernen </w:t>
+      </w:r>
+      <w:r>
+        <w:t>Magnetresonanztomographie.</w:t>
+      </w:r>
+    </w:p>
     <w:p/>
+    <w:p/>
+    <w:p>
+      <w:r>
+        <w:t xml:space="preserve"> </w:t>
+      </w:r>
+      <w:r>
+        <w:br w:type="page"/>
+      </w:r>
+    </w:p>
+    <w:bookmarkStart w:id="18" w:name="_Toc215151924" w:displacedByCustomXml="next"/>
+    <w:sdt>
+      <w:sdtPr>
+        <w:rPr>
+          <w:rFonts w:ascii="Siemens Sans" w:eastAsiaTheme="minorHAnsi" w:hAnsi="Siemens Sans" w:cstheme="minorBidi"/>
+          <w:sz w:val="24"/>
+          <w:szCs w:val="22"/>
+        </w:rPr>
+        <w:id w:val="320473797"/>
+        <w:docPartObj>
+          <w:docPartGallery w:val="Bibliographies"/>
+          <w:docPartUnique/>
+        </w:docPartObj>
+      </w:sdtPr>
+      <w:sdtContent>
+        <w:p>
+          <w:pPr>
+            <w:pStyle w:val="berschrift1"/>
+          </w:pPr>
+          <w:r>
+            <w:t>Literaturverzeichnis</w:t>
+          </w:r>
+          <w:bookmarkEnd w:id="18"/>
+        </w:p>
+        <w:sdt>
+          <w:sdtPr>
+            <w:id w:val="111145805"/>
+            <w:bibliography/>
+          </w:sdtPr>
+          <w:sdtContent>
+            <w:p>
+              <w:pPr>
+                <w:rPr>
+                  <w:rFonts w:asciiTheme="minorHAnsi" w:hAnsiTheme="minorHAnsi"/>
+                  <w:noProof/>
+                  <w:sz w:val="22"/>
+                </w:rPr>
+              </w:pPr>
+              <w:r>
+                <w:fldChar w:fldCharType="begin"/>
+              </w:r>
+              <w:r>
+                <w:instrText>BIBLIOGRAPHY</w:instrText>
+              </w:r>
+              <w:r>
+                <w:fldChar w:fldCharType="separate"/>
+              </w:r>
+            </w:p>
+            <w:tbl>
+              <w:tblPr>
+                <w:tblW w:w="5000" w:type="pct"/>
+                <w:tblCellSpacing w:w="15" w:type="dxa"/>
+                <w:tblCellMar>
+                  <w:top w:w="15" w:type="dxa"/>
+                  <w:left w:w="15" w:type="dxa"/>
+                  <w:bottom w:w="15" w:type="dxa"/>
+                  <w:right w:w="15" w:type="dxa"/>
+                </w:tblCellMar>
+                <w:tblLook w:val="04A0" w:firstRow="1" w:lastRow="0" w:firstColumn="1" w:lastColumn="0" w:noHBand="0" w:noVBand="1"/>
+              </w:tblPr>
+              <w:tblGrid>
+                <w:gridCol w:w="344"/>
+                <w:gridCol w:w="8726"/>
+              </w:tblGrid>
+              <w:tr>
+                <w:trPr>
+                  <w:divId w:val="973678681"/>
+                  <w:tblCellSpacing w:w="15" w:type="dxa"/>
+                </w:trPr>
+                <w:tc>
+                  <w:tcPr>
+                    <w:tcW w:w="50" w:type="pct"/>
+                    <w:hideMark/>
+                  </w:tcPr>
+                  <w:p>
+                    <w:pPr>
+                      <w:pStyle w:val="Literaturverzeichnis"/>
+                      <w:rPr>
+                        <w:noProof/>
+                        <w:szCs w:val="24"/>
+                      </w:rPr>
+                    </w:pPr>
+                    <w:r>
+                      <w:rPr>
+                        <w:noProof/>
+                      </w:rPr>
+                      <w:t xml:space="preserve">[1] </w:t>
+                    </w:r>
+                  </w:p>
+                </w:tc>
+                <w:tc>
+                  <w:tcPr>
+                    <w:tcW w:w="0" w:type="auto"/>
+                    <w:hideMark/>
+                  </w:tcPr>
+                  <w:p>
+                    <w:pPr>
+                      <w:pStyle w:val="Literaturverzeichnis"/>
+                      <w:rPr>
+                        <w:noProof/>
+                      </w:rPr>
+                    </w:pPr>
+                    <w:r>
+                      <w:rPr>
+                        <w:noProof/>
+                      </w:rPr>
+                      <w:t xml:space="preserve">D. Weishaupt, V. Köchli und B. Marincek, How does MRI work?, Heidelberg: Springer Berlin, 2006. </w:t>
+                    </w:r>
+                  </w:p>
+                </w:tc>
+              </w:tr>
+              <w:tr>
+                <w:trPr>
+                  <w:divId w:val="973678681"/>
+                  <w:tblCellSpacing w:w="15" w:type="dxa"/>
+                </w:trPr>
+                <w:tc>
+                  <w:tcPr>
+                    <w:tcW w:w="50" w:type="pct"/>
+                    <w:hideMark/>
+                  </w:tcPr>
+                  <w:p>
+                    <w:pPr>
+                      <w:pStyle w:val="Literaturverzeichnis"/>
+                      <w:rPr>
+                        <w:noProof/>
+                      </w:rPr>
+                    </w:pPr>
+                    <w:r>
+                      <w:rPr>
+                        <w:noProof/>
+                      </w:rPr>
+                      <w:t xml:space="preserve">[2] </w:t>
+                    </w:r>
+                  </w:p>
+                </w:tc>
+                <w:tc>
+                  <w:tcPr>
+                    <w:tcW w:w="0" w:type="auto"/>
+                    <w:hideMark/>
+                  </w:tcPr>
+                  <w:p>
+                    <w:pPr>
+                      <w:pStyle w:val="Literaturverzeichnis"/>
+                      <w:rPr>
+                        <w:noProof/>
+                        <w:lang w:val="en-US"/>
+                      </w:rPr>
+                    </w:pPr>
+                    <w:r>
+                      <w:rPr>
+                        <w:noProof/>
+                        <w:lang w:val="en-US"/>
+                      </w:rPr>
+                      <w:t xml:space="preserve">P. C. Lauterbur, „Image Formation by Induced Local Interactions: Examples Employing Nuclear Magnetic Resonance,“ </w:t>
+                    </w:r>
+                    <w:r>
+                      <w:rPr>
+                        <w:i/>
+                        <w:iCs/>
+                        <w:noProof/>
+                        <w:lang w:val="en-US"/>
+                      </w:rPr>
+                      <w:t xml:space="preserve">Nature, </w:t>
+                    </w:r>
+                    <w:r>
+                      <w:rPr>
+                        <w:noProof/>
+                        <w:lang w:val="en-US"/>
+                      </w:rPr>
+                      <w:t xml:space="preserve">pp. 190-191, 16 März 1973. </w:t>
+                    </w:r>
+                  </w:p>
+                </w:tc>
+              </w:tr>
+            </w:tbl>
+            <w:p>
+              <w:pPr>
+                <w:divId w:val="973678681"/>
+                <w:rPr>
+                  <w:rFonts w:eastAsia="Times New Roman"/>
+                  <w:noProof/>
+                  <w:lang w:val="en-US"/>
+                </w:rPr>
+              </w:pPr>
+            </w:p>
+            <w:p>
+              <w:r>
+                <w:rPr>
+                  <w:b/>
+                  <w:bCs/>
+                </w:rPr>
+                <w:fldChar w:fldCharType="end"/>
+              </w:r>
+            </w:p>
+          </w:sdtContent>
+        </w:sdt>
+      </w:sdtContent>
+    </w:sdt>
+    <w:p>
+      <w:pPr>
+        <w:pStyle w:val="berschrift1"/>
+        <w:pageBreakBefore/>
+        <w:ind w:left="357" w:hanging="357"/>
+      </w:pPr>
+      <w:bookmarkStart w:id="19" w:name="_Toc215151925"/>
+      <w:r>
+        <w:lastRenderedPageBreak/>
+        <w:t>Anhang</w:t>
+      </w:r>
+      <w:bookmarkEnd w:id="19"/>
+    </w:p>
     <w:sectPr>
       <w:footerReference w:type="first" r:id="rId17"/>
       <w:pgSz w:w="11906" w:h="16838" w:code="9"/>
-      <w:pgMar w:top="1701" w:right="1440" w:bottom="1440" w:left="1440" w:header="567" w:footer="709" w:gutter="0"/>
+      <w:pgMar w:top="1701" w:right="1418" w:bottom="1418" w:left="1418" w:header="397" w:footer="680" w:gutter="0"/>
       <w:pgNumType w:start="1"/>
       <w:cols w:space="708"/>
       <w:titlePg/>
@@ -4544,27 +5749,10 @@
       </w:r>
     </w:p>
   </w:endnote>
-  <w:endnote w:type="continuationNotice" w:id="1">
-    <w:p>
-      <w:pPr>
-        <w:spacing w:after="0" w:line="240" w:lineRule="auto"/>
-      </w:pPr>
-    </w:p>
-  </w:endnote>
 </w:endnotes>
 </file>
 
 <file path=word/footer1.xml><?xml version="1.0" encoding="utf-8"?>
-<w:ftr xmlns:wpc="http://schemas.microsoft.com/office/word/2010/wordprocessingCanvas" xmlns:cx="http://schemas.microsoft.com/office/drawing/2014/chartex" xmlns:cx1="http://schemas.microsoft.com/office/drawing/2015/9/8/chartex" xmlns:cx2="http://schemas.microsoft.com/office/drawing/2015/10/21/chartex" xmlns:cx3="http://schemas.microsoft.com/office/drawing/2016/5/9/chartex" xmlns:cx4="http://schemas.microsoft.com/office/drawing/2016/5/10/chartex" xmlns:cx5="http://schemas.microsoft.com/office/drawing/2016/5/11/chartex" xmlns:cx6="http://schemas.microsoft.com/office/drawing/2016/5/12/chartex" xmlns:cx7="http://schemas.microsoft.com/office/drawing/2016/5/13/chartex" xmlns:cx8="http://schemas.microsoft.com/office/drawing/2016/5/14/chartex" xmlns:mc="http://schemas.openxmlformats.org/markup-compatibility/2006" xmlns:aink="http://schemas.microsoft.com/office/drawing/2016/ink" xmlns:am3d="http://schemas.microsoft.com/office/drawing/2017/model3d" xmlns:o="urn:schemas-microsoft-com:office:office" xmlns:oel="http://schemas.microsoft.com/office/2019/extlst" xmlns:r="http://schemas.openxmlformats.org/officeDocument/2006/relationships" xmlns:m="http://schemas.openxmlformats.org/officeDocument/2006/math" xmlns:v="urn:schemas-microsoft-com:vml" xmlns:wp14="http://schemas.microsoft.com/office/word/2010/wordprocessingDrawing" xmlns:wp="http://schemas.openxmlformats.org/drawingml/2006/wordprocessingDrawing" xmlns:w10="urn:schemas-microsoft-com:office:word" xmlns:w="http://schemas.openxmlformats.org/wordprocessingml/2006/main" xmlns:w14="http://schemas.microsoft.com/office/word/2010/wordml" xmlns:w15="http://schemas.microsoft.com/office/word/2012/wordml" xmlns:w16cex="http://schemas.microsoft.com/office/word/2018/wordml/cex" xmlns:w16cid="http://schemas.microsoft.com/office/word/2016/wordml/cid" xmlns:w16="http://schemas.microsoft.com/office/word/2018/wordml" xmlns:w16du="http://schemas.microsoft.com/office/word/2023/wordml/word16du" xmlns:w16sdtdh="http://schemas.microsoft.com/office/word/2020/wordml/sdtdatahash" xmlns:w16sdtfl="http://schemas.microsoft.com/office/word/2024/wordml/sdtformatlock" xmlns:w16se="http://schemas.microsoft.com/office/word/2015/wordml/symex" xmlns:wpg="http://schemas.microsoft.com/office/word/2010/wordprocessingGroup" xmlns:wpi="http://schemas.microsoft.com/office/word/2010/wordprocessingInk" xmlns:wne="http://schemas.microsoft.com/office/word/2006/wordml" xmlns:wps="http://schemas.microsoft.com/office/word/2010/wordprocessingShape" mc:Ignorable="w14 w15 w16se w16cid w16 w16cex w16sdtdh w16sdtfl w16du wp14">
-  <w:p>
-    <w:pPr>
-      <w:pStyle w:val="Fuzeile"/>
-    </w:pPr>
-  </w:p>
-</w:ftr>
-</file>
-
-<file path=word/footer2.xml><?xml version="1.0" encoding="utf-8"?>
 <w:ftr xmlns:wpc="http://schemas.microsoft.com/office/word/2010/wordprocessingCanvas" xmlns:cx="http://schemas.microsoft.com/office/drawing/2014/chartex" xmlns:cx1="http://schemas.microsoft.com/office/drawing/2015/9/8/chartex" xmlns:cx2="http://schemas.microsoft.com/office/drawing/2015/10/21/chartex" xmlns:cx3="http://schemas.microsoft.com/office/drawing/2016/5/9/chartex" xmlns:cx4="http://schemas.microsoft.com/office/drawing/2016/5/10/chartex" xmlns:cx5="http://schemas.microsoft.com/office/drawing/2016/5/11/chartex" xmlns:cx6="http://schemas.microsoft.com/office/drawing/2016/5/12/chartex" xmlns:cx7="http://schemas.microsoft.com/office/drawing/2016/5/13/chartex" xmlns:cx8="http://schemas.microsoft.com/office/drawing/2016/5/14/chartex" xmlns:mc="http://schemas.openxmlformats.org/markup-compatibility/2006" xmlns:aink="http://schemas.microsoft.com/office/drawing/2016/ink" xmlns:am3d="http://schemas.microsoft.com/office/drawing/2017/model3d" xmlns:o="urn:schemas-microsoft-com:office:office" xmlns:oel="http://schemas.microsoft.com/office/2019/extlst" xmlns:r="http://schemas.openxmlformats.org/officeDocument/2006/relationships" xmlns:m="http://schemas.openxmlformats.org/officeDocument/2006/math" xmlns:v="urn:schemas-microsoft-com:vml" xmlns:wp14="http://schemas.microsoft.com/office/word/2010/wordprocessingDrawing" xmlns:wp="http://schemas.openxmlformats.org/drawingml/2006/wordprocessingDrawing" xmlns:w10="urn:schemas-microsoft-com:office:word" xmlns:w="http://schemas.openxmlformats.org/wordprocessingml/2006/main" xmlns:w14="http://schemas.microsoft.com/office/word/2010/wordml" xmlns:w15="http://schemas.microsoft.com/office/word/2012/wordml" xmlns:w16cex="http://schemas.microsoft.com/office/word/2018/wordml/cex" xmlns:w16cid="http://schemas.microsoft.com/office/word/2016/wordml/cid" xmlns:w16="http://schemas.microsoft.com/office/word/2018/wordml" xmlns:w16du="http://schemas.microsoft.com/office/word/2023/wordml/word16du" xmlns:w16sdtdh="http://schemas.microsoft.com/office/word/2020/wordml/sdtdatahash" xmlns:w16sdtfl="http://schemas.microsoft.com/office/word/2024/wordml/sdtformatlock" xmlns:w16se="http://schemas.microsoft.com/office/word/2015/wordml/symex" xmlns:wpg="http://schemas.microsoft.com/office/word/2010/wordprocessingGroup" xmlns:wpi="http://schemas.microsoft.com/office/word/2010/wordprocessingInk" xmlns:wne="http://schemas.microsoft.com/office/word/2006/wordml" xmlns:wps="http://schemas.microsoft.com/office/word/2010/wordprocessingShape" mc:Ignorable="w14 w15 w16se w16cid w16 w16cex w16sdtdh w16sdtfl w16du wp14">
   <w:sdt>
     <w:sdtPr>
@@ -4606,12 +5794,282 @@
 </w:ftr>
 </file>
 
+<file path=word/footer2.xml><?xml version="1.0" encoding="utf-8"?>
+<w:ftr xmlns:wpc="http://schemas.microsoft.com/office/word/2010/wordprocessingCanvas" xmlns:cx="http://schemas.microsoft.com/office/drawing/2014/chartex" xmlns:cx1="http://schemas.microsoft.com/office/drawing/2015/9/8/chartex" xmlns:cx2="http://schemas.microsoft.com/office/drawing/2015/10/21/chartex" xmlns:cx3="http://schemas.microsoft.com/office/drawing/2016/5/9/chartex" xmlns:cx4="http://schemas.microsoft.com/office/drawing/2016/5/10/chartex" xmlns:cx5="http://schemas.microsoft.com/office/drawing/2016/5/11/chartex" xmlns:cx6="http://schemas.microsoft.com/office/drawing/2016/5/12/chartex" xmlns:cx7="http://schemas.microsoft.com/office/drawing/2016/5/13/chartex" xmlns:cx8="http://schemas.microsoft.com/office/drawing/2016/5/14/chartex" xmlns:mc="http://schemas.openxmlformats.org/markup-compatibility/2006" xmlns:aink="http://schemas.microsoft.com/office/drawing/2016/ink" xmlns:am3d="http://schemas.microsoft.com/office/drawing/2017/model3d" xmlns:o="urn:schemas-microsoft-com:office:office" xmlns:oel="http://schemas.microsoft.com/office/2019/extlst" xmlns:r="http://schemas.openxmlformats.org/officeDocument/2006/relationships" xmlns:m="http://schemas.openxmlformats.org/officeDocument/2006/math" xmlns:v="urn:schemas-microsoft-com:vml" xmlns:wp14="http://schemas.microsoft.com/office/word/2010/wordprocessingDrawing" xmlns:wp="http://schemas.openxmlformats.org/drawingml/2006/wordprocessingDrawing" xmlns:w10="urn:schemas-microsoft-com:office:word" xmlns:w="http://schemas.openxmlformats.org/wordprocessingml/2006/main" xmlns:w14="http://schemas.microsoft.com/office/word/2010/wordml" xmlns:w15="http://schemas.microsoft.com/office/word/2012/wordml" xmlns:w16cex="http://schemas.microsoft.com/office/word/2018/wordml/cex" xmlns:w16cid="http://schemas.microsoft.com/office/word/2016/wordml/cid" xmlns:w16="http://schemas.microsoft.com/office/word/2018/wordml" xmlns:w16du="http://schemas.microsoft.com/office/word/2023/wordml/word16du" xmlns:w16sdtdh="http://schemas.microsoft.com/office/word/2020/wordml/sdtdatahash" xmlns:w16sdtfl="http://schemas.microsoft.com/office/word/2024/wordml/sdtformatlock" xmlns:w16se="http://schemas.microsoft.com/office/word/2015/wordml/symex" xmlns:wpg="http://schemas.microsoft.com/office/word/2010/wordprocessingGroup" xmlns:wpi="http://schemas.microsoft.com/office/word/2010/wordprocessingInk" xmlns:wne="http://schemas.microsoft.com/office/word/2006/wordml" xmlns:wps="http://schemas.microsoft.com/office/word/2010/wordprocessingShape" mc:Ignorable="w14 w15 w16se w16cid w16 w16cex w16sdtdh w16sdtfl w16du wp14">
+  <w:p>
+    <w:pPr>
+      <w:pStyle w:val="Fuzeile"/>
+    </w:pPr>
+    <w:r>
+      <w:rPr>
+        <w:noProof/>
+      </w:rPr>
+      <w:drawing>
+        <wp:anchor distT="0" distB="0" distL="114300" distR="114300" simplePos="0" relativeHeight="251665408" behindDoc="0" locked="0" layoutInCell="1" allowOverlap="1" wp14:anchorId="460F3DD7" wp14:editId="5E7CD020">
+          <wp:simplePos x="0" y="0"/>
+          <wp:positionH relativeFrom="margin">
+            <wp:posOffset>4385310</wp:posOffset>
+          </wp:positionH>
+          <wp:positionV relativeFrom="paragraph">
+            <wp:posOffset>751205</wp:posOffset>
+          </wp:positionV>
+          <wp:extent cx="1374775" cy="575945"/>
+          <wp:effectExtent l="0" t="0" r="0" b="0"/>
+          <wp:wrapSquare wrapText="bothSides"/>
+          <wp:docPr id="1507635681" name="Bild 1" descr="Ein Bild, das Text, Schrift, Logo, Grafiken enthält.&#10;&#10;KI-generierte Inhalte können fehlerhaft sein."/>
+          <wp:cNvGraphicFramePr>
+            <a:graphicFrameLocks xmlns:a="http://schemas.openxmlformats.org/drawingml/2006/main" noChangeAspect="1"/>
+          </wp:cNvGraphicFramePr>
+          <a:graphic xmlns:a="http://schemas.openxmlformats.org/drawingml/2006/main">
+            <a:graphicData uri="http://schemas.openxmlformats.org/drawingml/2006/picture">
+              <pic:pic xmlns:pic="http://schemas.openxmlformats.org/drawingml/2006/picture">
+                <pic:nvPicPr>
+                  <pic:cNvPr id="216" name="Bild 1" descr="Ein Bild, das Text, Schrift, Logo, Grafiken enthält.&#10;&#10;KI-generierte Inhalte können fehlerhaft sein."/>
+                  <pic:cNvPicPr>
+                    <a:picLocks noChangeAspect="1"/>
+                  </pic:cNvPicPr>
+                </pic:nvPicPr>
+                <pic:blipFill>
+                  <a:blip r:embed="rId1">
+                    <a:extLst>
+                      <a:ext uri="{28A0092B-C50C-407E-A947-70E740481C1C}">
+                        <a14:useLocalDpi xmlns:a14="http://schemas.microsoft.com/office/drawing/2010/main" val="0"/>
+                      </a:ext>
+                    </a:extLst>
+                  </a:blip>
+                  <a:srcRect/>
+                  <a:stretch>
+                    <a:fillRect/>
+                  </a:stretch>
+                </pic:blipFill>
+                <pic:spPr bwMode="auto">
+                  <a:xfrm>
+                    <a:off x="0" y="0"/>
+                    <a:ext cx="1374775" cy="575945"/>
+                  </a:xfrm>
+                  <a:prstGeom prst="rect">
+                    <a:avLst/>
+                  </a:prstGeom>
+                  <a:noFill/>
+                  <a:ln>
+                    <a:noFill/>
+                  </a:ln>
+                </pic:spPr>
+              </pic:pic>
+            </a:graphicData>
+          </a:graphic>
+          <wp14:sizeRelH relativeFrom="page">
+            <wp14:pctWidth>0</wp14:pctWidth>
+          </wp14:sizeRelH>
+          <wp14:sizeRelV relativeFrom="page">
+            <wp14:pctHeight>0</wp14:pctHeight>
+          </wp14:sizeRelV>
+        </wp:anchor>
+      </w:drawing>
+    </w:r>
+    <w:r>
+      <w:rPr>
+        <w:noProof/>
+      </w:rPr>
+      <w:drawing>
+        <wp:anchor distT="0" distB="0" distL="114300" distR="114300" simplePos="0" relativeHeight="251666432" behindDoc="0" locked="0" layoutInCell="1" allowOverlap="1" wp14:anchorId="7063C417" wp14:editId="272C0306">
+          <wp:simplePos x="0" y="0"/>
+          <wp:positionH relativeFrom="margin">
+            <wp:posOffset>-12700</wp:posOffset>
+          </wp:positionH>
+          <wp:positionV relativeFrom="paragraph">
+            <wp:posOffset>739140</wp:posOffset>
+          </wp:positionV>
+          <wp:extent cx="1842770" cy="431800"/>
+          <wp:effectExtent l="0" t="0" r="5080" b="6350"/>
+          <wp:wrapTopAndBottom/>
+          <wp:docPr id="924336752" name="Grafik 9"/>
+          <wp:cNvGraphicFramePr>
+            <a:graphicFrameLocks xmlns:a="http://schemas.openxmlformats.org/drawingml/2006/main" noChangeAspect="1"/>
+          </wp:cNvGraphicFramePr>
+          <a:graphic xmlns:a="http://schemas.openxmlformats.org/drawingml/2006/main">
+            <a:graphicData uri="http://schemas.openxmlformats.org/drawingml/2006/picture">
+              <pic:pic xmlns:pic="http://schemas.openxmlformats.org/drawingml/2006/picture">
+                <pic:nvPicPr>
+                  <pic:cNvPr id="4" name="Grafik 9"/>
+                  <pic:cNvPicPr/>
+                </pic:nvPicPr>
+                <pic:blipFill>
+                  <a:blip r:embed="rId2">
+                    <a:extLst>
+                      <a:ext uri="{28A0092B-C50C-407E-A947-70E740481C1C}">
+                        <a14:useLocalDpi xmlns:a14="http://schemas.microsoft.com/office/drawing/2010/main" val="0"/>
+                      </a:ext>
+                      <a:ext uri="{96DAC541-7B7A-43D3-8B79-37D633B846F1}">
+                        <asvg:svgBlip xmlns:asvg="http://schemas.microsoft.com/office/drawing/2016/SVG/main" r:embed="rId3"/>
+                      </a:ext>
+                    </a:extLst>
+                  </a:blip>
+                  <a:stretch>
+                    <a:fillRect/>
+                  </a:stretch>
+                </pic:blipFill>
+                <pic:spPr>
+                  <a:xfrm>
+                    <a:off x="0" y="0"/>
+                    <a:ext cx="1842770" cy="431800"/>
+                  </a:xfrm>
+                  <a:prstGeom prst="rect">
+                    <a:avLst/>
+                  </a:prstGeom>
+                </pic:spPr>
+              </pic:pic>
+            </a:graphicData>
+          </a:graphic>
+          <wp14:sizeRelH relativeFrom="page">
+            <wp14:pctWidth>0</wp14:pctWidth>
+          </wp14:sizeRelH>
+          <wp14:sizeRelV relativeFrom="page">
+            <wp14:pctHeight>0</wp14:pctHeight>
+          </wp14:sizeRelV>
+        </wp:anchor>
+      </w:drawing>
+    </w:r>
+  </w:p>
+</w:ftr>
+</file>
+
 <file path=word/footer3.xml><?xml version="1.0" encoding="utf-8"?>
 <w:ftr xmlns:wpc="http://schemas.microsoft.com/office/word/2010/wordprocessingCanvas" xmlns:cx="http://schemas.microsoft.com/office/drawing/2014/chartex" xmlns:cx1="http://schemas.microsoft.com/office/drawing/2015/9/8/chartex" xmlns:cx2="http://schemas.microsoft.com/office/drawing/2015/10/21/chartex" xmlns:cx3="http://schemas.microsoft.com/office/drawing/2016/5/9/chartex" xmlns:cx4="http://schemas.microsoft.com/office/drawing/2016/5/10/chartex" xmlns:cx5="http://schemas.microsoft.com/office/drawing/2016/5/11/chartex" xmlns:cx6="http://schemas.microsoft.com/office/drawing/2016/5/12/chartex" xmlns:cx7="http://schemas.microsoft.com/office/drawing/2016/5/13/chartex" xmlns:cx8="http://schemas.microsoft.com/office/drawing/2016/5/14/chartex" xmlns:mc="http://schemas.openxmlformats.org/markup-compatibility/2006" xmlns:aink="http://schemas.microsoft.com/office/drawing/2016/ink" xmlns:am3d="http://schemas.microsoft.com/office/drawing/2017/model3d" xmlns:o="urn:schemas-microsoft-com:office:office" xmlns:oel="http://schemas.microsoft.com/office/2019/extlst" xmlns:r="http://schemas.openxmlformats.org/officeDocument/2006/relationships" xmlns:m="http://schemas.openxmlformats.org/officeDocument/2006/math" xmlns:v="urn:schemas-microsoft-com:vml" xmlns:wp14="http://schemas.microsoft.com/office/word/2010/wordprocessingDrawing" xmlns:wp="http://schemas.openxmlformats.org/drawingml/2006/wordprocessingDrawing" xmlns:w10="urn:schemas-microsoft-com:office:word" xmlns:w="http://schemas.openxmlformats.org/wordprocessingml/2006/main" xmlns:w14="http://schemas.microsoft.com/office/word/2010/wordml" xmlns:w15="http://schemas.microsoft.com/office/word/2012/wordml" xmlns:w16cex="http://schemas.microsoft.com/office/word/2018/wordml/cex" xmlns:w16cid="http://schemas.microsoft.com/office/word/2016/wordml/cid" xmlns:w16="http://schemas.microsoft.com/office/word/2018/wordml" xmlns:w16du="http://schemas.microsoft.com/office/word/2023/wordml/word16du" xmlns:w16sdtdh="http://schemas.microsoft.com/office/word/2020/wordml/sdtdatahash" xmlns:w16sdtfl="http://schemas.microsoft.com/office/word/2024/wordml/sdtformatlock" xmlns:w16se="http://schemas.microsoft.com/office/word/2015/wordml/symex" xmlns:wpg="http://schemas.microsoft.com/office/word/2010/wordprocessingGroup" xmlns:wpi="http://schemas.microsoft.com/office/word/2010/wordprocessingInk" xmlns:wne="http://schemas.microsoft.com/office/word/2006/wordml" xmlns:wps="http://schemas.microsoft.com/office/word/2010/wordprocessingShape" mc:Ignorable="w14 w15 w16se w16cid w16 w16cex w16sdtdh w16sdtfl w16du wp14">
   <w:p>
     <w:pPr>
       <w:pStyle w:val="Fuzeile"/>
     </w:pPr>
+    <w:r>
+      <w:rPr>
+        <w:noProof/>
+      </w:rPr>
+      <w:drawing>
+        <wp:anchor distT="0" distB="0" distL="114300" distR="114300" simplePos="0" relativeHeight="251668480" behindDoc="0" locked="0" layoutInCell="1" allowOverlap="1" wp14:anchorId="2677380A" wp14:editId="46ADAE1A">
+          <wp:simplePos x="0" y="0"/>
+          <wp:positionH relativeFrom="margin">
+            <wp:posOffset>4385310</wp:posOffset>
+          </wp:positionH>
+          <wp:positionV relativeFrom="paragraph">
+            <wp:posOffset>751205</wp:posOffset>
+          </wp:positionV>
+          <wp:extent cx="1374775" cy="575945"/>
+          <wp:effectExtent l="0" t="0" r="0" b="0"/>
+          <wp:wrapSquare wrapText="bothSides"/>
+          <wp:docPr id="1149014957" name="Bild 1" descr="Ein Bild, das Text, Schrift, Logo, Grafiken enthält.&#10;&#10;KI-generierte Inhalte können fehlerhaft sein."/>
+          <wp:cNvGraphicFramePr>
+            <a:graphicFrameLocks xmlns:a="http://schemas.openxmlformats.org/drawingml/2006/main" noChangeAspect="1"/>
+          </wp:cNvGraphicFramePr>
+          <a:graphic xmlns:a="http://schemas.openxmlformats.org/drawingml/2006/main">
+            <a:graphicData uri="http://schemas.openxmlformats.org/drawingml/2006/picture">
+              <pic:pic xmlns:pic="http://schemas.openxmlformats.org/drawingml/2006/picture">
+                <pic:nvPicPr>
+                  <pic:cNvPr id="216" name="Bild 1" descr="Ein Bild, das Text, Schrift, Logo, Grafiken enthält.&#10;&#10;KI-generierte Inhalte können fehlerhaft sein."/>
+                  <pic:cNvPicPr>
+                    <a:picLocks noChangeAspect="1"/>
+                  </pic:cNvPicPr>
+                </pic:nvPicPr>
+                <pic:blipFill>
+                  <a:blip r:embed="rId1">
+                    <a:extLst>
+                      <a:ext uri="{28A0092B-C50C-407E-A947-70E740481C1C}">
+                        <a14:useLocalDpi xmlns:a14="http://schemas.microsoft.com/office/drawing/2010/main" val="0"/>
+                      </a:ext>
+                    </a:extLst>
+                  </a:blip>
+                  <a:srcRect/>
+                  <a:stretch>
+                    <a:fillRect/>
+                  </a:stretch>
+                </pic:blipFill>
+                <pic:spPr bwMode="auto">
+                  <a:xfrm>
+                    <a:off x="0" y="0"/>
+                    <a:ext cx="1374775" cy="575945"/>
+                  </a:xfrm>
+                  <a:prstGeom prst="rect">
+                    <a:avLst/>
+                  </a:prstGeom>
+                  <a:noFill/>
+                  <a:ln>
+                    <a:noFill/>
+                  </a:ln>
+                </pic:spPr>
+              </pic:pic>
+            </a:graphicData>
+          </a:graphic>
+          <wp14:sizeRelH relativeFrom="page">
+            <wp14:pctWidth>0</wp14:pctWidth>
+          </wp14:sizeRelH>
+          <wp14:sizeRelV relativeFrom="page">
+            <wp14:pctHeight>0</wp14:pctHeight>
+          </wp14:sizeRelV>
+        </wp:anchor>
+      </w:drawing>
+    </w:r>
+    <w:r>
+      <w:rPr>
+        <w:noProof/>
+      </w:rPr>
+      <w:drawing>
+        <wp:anchor distT="0" distB="0" distL="114300" distR="114300" simplePos="0" relativeHeight="251669504" behindDoc="0" locked="0" layoutInCell="1" allowOverlap="1" wp14:anchorId="0FFCE674" wp14:editId="74219CCC">
+          <wp:simplePos x="0" y="0"/>
+          <wp:positionH relativeFrom="margin">
+            <wp:posOffset>-12700</wp:posOffset>
+          </wp:positionH>
+          <wp:positionV relativeFrom="paragraph">
+            <wp:posOffset>739140</wp:posOffset>
+          </wp:positionV>
+          <wp:extent cx="1842770" cy="431800"/>
+          <wp:effectExtent l="0" t="0" r="5080" b="6350"/>
+          <wp:wrapTopAndBottom/>
+          <wp:docPr id="1515007954" name="Grafik 9"/>
+          <wp:cNvGraphicFramePr>
+            <a:graphicFrameLocks xmlns:a="http://schemas.openxmlformats.org/drawingml/2006/main" noChangeAspect="1"/>
+          </wp:cNvGraphicFramePr>
+          <a:graphic xmlns:a="http://schemas.openxmlformats.org/drawingml/2006/main">
+            <a:graphicData uri="http://schemas.openxmlformats.org/drawingml/2006/picture">
+              <pic:pic xmlns:pic="http://schemas.openxmlformats.org/drawingml/2006/picture">
+                <pic:nvPicPr>
+                  <pic:cNvPr id="4" name="Grafik 9"/>
+                  <pic:cNvPicPr/>
+                </pic:nvPicPr>
+                <pic:blipFill>
+                  <a:blip r:embed="rId2">
+                    <a:extLst>
+                      <a:ext uri="{28A0092B-C50C-407E-A947-70E740481C1C}">
+                        <a14:useLocalDpi xmlns:a14="http://schemas.microsoft.com/office/drawing/2010/main" val="0"/>
+                      </a:ext>
+                      <a:ext uri="{96DAC541-7B7A-43D3-8B79-37D633B846F1}">
+                        <asvg:svgBlip xmlns:asvg="http://schemas.microsoft.com/office/drawing/2016/SVG/main" r:embed="rId3"/>
+                      </a:ext>
+                    </a:extLst>
+                  </a:blip>
+                  <a:stretch>
+                    <a:fillRect/>
+                  </a:stretch>
+                </pic:blipFill>
+                <pic:spPr>
+                  <a:xfrm>
+                    <a:off x="0" y="0"/>
+                    <a:ext cx="1842770" cy="431800"/>
+                  </a:xfrm>
+                  <a:prstGeom prst="rect">
+                    <a:avLst/>
+                  </a:prstGeom>
+                </pic:spPr>
+              </pic:pic>
+            </a:graphicData>
+          </a:graphic>
+          <wp14:sizeRelH relativeFrom="page">
+            <wp14:pctWidth>0</wp14:pctWidth>
+          </wp14:sizeRelH>
+          <wp14:sizeRelV relativeFrom="page">
+            <wp14:pctHeight>0</wp14:pctHeight>
+          </wp14:sizeRelV>
+        </wp:anchor>
+      </w:drawing>
+    </w:r>
   </w:p>
 </w:ftr>
 </file>
@@ -4677,13 +6135,6 @@
       </w:r>
     </w:p>
   </w:footnote>
-  <w:footnote w:type="continuationNotice" w:id="1">
-    <w:p>
-      <w:pPr>
-        <w:spacing w:after="0" w:line="240" w:lineRule="auto"/>
-      </w:pPr>
-    </w:p>
-  </w:footnote>
 </w:footnotes>
 </file>
 
@@ -4692,34 +6143,29 @@
   <w:p>
     <w:pPr>
       <w:pStyle w:val="Kopfzeile"/>
-    </w:pPr>
-  </w:p>
-</w:hdr>
-</file>
-
-<file path=word/header2.xml><?xml version="1.0" encoding="utf-8"?>
-<w:hdr xmlns:wpc="http://schemas.microsoft.com/office/word/2010/wordprocessingCanvas" xmlns:cx="http://schemas.microsoft.com/office/drawing/2014/chartex" xmlns:cx1="http://schemas.microsoft.com/office/drawing/2015/9/8/chartex" xmlns:cx2="http://schemas.microsoft.com/office/drawing/2015/10/21/chartex" xmlns:cx3="http://schemas.microsoft.com/office/drawing/2016/5/9/chartex" xmlns:cx4="http://schemas.microsoft.com/office/drawing/2016/5/10/chartex" xmlns:cx5="http://schemas.microsoft.com/office/drawing/2016/5/11/chartex" xmlns:cx6="http://schemas.microsoft.com/office/drawing/2016/5/12/chartex" xmlns:cx7="http://schemas.microsoft.com/office/drawing/2016/5/13/chartex" xmlns:cx8="http://schemas.microsoft.com/office/drawing/2016/5/14/chartex" xmlns:mc="http://schemas.openxmlformats.org/markup-compatibility/2006" xmlns:aink="http://schemas.microsoft.com/office/drawing/2016/ink" xmlns:am3d="http://schemas.microsoft.com/office/drawing/2017/model3d" xmlns:o="urn:schemas-microsoft-com:office:office" xmlns:oel="http://schemas.microsoft.com/office/2019/extlst" xmlns:r="http://schemas.openxmlformats.org/officeDocument/2006/relationships" xmlns:m="http://schemas.openxmlformats.org/officeDocument/2006/math" xmlns:v="urn:schemas-microsoft-com:vml" xmlns:wp14="http://schemas.microsoft.com/office/word/2010/wordprocessingDrawing" xmlns:wp="http://schemas.openxmlformats.org/drawingml/2006/wordprocessingDrawing" xmlns:w10="urn:schemas-microsoft-com:office:word" xmlns:w="http://schemas.openxmlformats.org/wordprocessingml/2006/main" xmlns:w14="http://schemas.microsoft.com/office/word/2010/wordml" xmlns:w15="http://schemas.microsoft.com/office/word/2012/wordml" xmlns:w16cex="http://schemas.microsoft.com/office/word/2018/wordml/cex" xmlns:w16cid="http://schemas.microsoft.com/office/word/2016/wordml/cid" xmlns:w16="http://schemas.microsoft.com/office/word/2018/wordml" xmlns:w16du="http://schemas.microsoft.com/office/word/2023/wordml/word16du" xmlns:w16sdtdh="http://schemas.microsoft.com/office/word/2020/wordml/sdtdatahash" xmlns:w16sdtfl="http://schemas.microsoft.com/office/word/2024/wordml/sdtformatlock" xmlns:w16se="http://schemas.microsoft.com/office/word/2015/wordml/symex" xmlns:wpg="http://schemas.microsoft.com/office/word/2010/wordprocessingGroup" xmlns:wpi="http://schemas.microsoft.com/office/word/2010/wordprocessingInk" xmlns:wne="http://schemas.microsoft.com/office/word/2006/wordml" xmlns:wps="http://schemas.microsoft.com/office/word/2010/wordprocessingShape" mc:Ignorable="w14 w15 w16se w16cid w16 w16cex w16sdtdh w16sdtfl w16du wp14">
-  <w:p>
-    <w:pPr>
-      <w:pStyle w:val="Kopfzeile"/>
+      <w:tabs>
+        <w:tab w:val="clear" w:pos="4513"/>
+        <w:tab w:val="clear" w:pos="9026"/>
+        <w:tab w:val="left" w:pos="2260"/>
+      </w:tabs>
     </w:pPr>
     <w:r>
       <w:rPr>
         <w:noProof/>
       </w:rPr>
       <w:drawing>
-        <wp:anchor distT="0" distB="0" distL="114300" distR="114300" simplePos="0" relativeHeight="251658241" behindDoc="0" locked="0" layoutInCell="1" allowOverlap="1" wp14:anchorId="3555AF33" wp14:editId="4F3D7FD8">
+        <wp:anchor distT="0" distB="0" distL="114300" distR="114300" simplePos="0" relativeHeight="251678720" behindDoc="0" locked="0" layoutInCell="1" allowOverlap="1" wp14:anchorId="001CA94A" wp14:editId="15C796CA">
           <wp:simplePos x="0" y="0"/>
           <wp:positionH relativeFrom="margin">
             <wp:posOffset>0</wp:posOffset>
           </wp:positionH>
           <wp:positionV relativeFrom="paragraph">
-            <wp:posOffset>258749</wp:posOffset>
+            <wp:posOffset>164465</wp:posOffset>
           </wp:positionV>
-          <wp:extent cx="1619250" cy="381000"/>
-          <wp:effectExtent l="0" t="0" r="0" b="0"/>
-          <wp:wrapSquare wrapText="bothSides"/>
-          <wp:docPr id="214" name="Grafik 214"/>
+          <wp:extent cx="1842770" cy="431800"/>
+          <wp:effectExtent l="0" t="0" r="5080" b="6350"/>
+          <wp:wrapTopAndBottom/>
+          <wp:docPr id="1935408744" name="Grafik 9"/>
           <wp:cNvGraphicFramePr>
             <a:graphicFrameLocks xmlns:a="http://schemas.openxmlformats.org/drawingml/2006/main" noChangeAspect="1"/>
           </wp:cNvGraphicFramePr>
@@ -4727,7 +6173,7 @@
             <a:graphicData uri="http://schemas.openxmlformats.org/drawingml/2006/picture">
               <pic:pic xmlns:pic="http://schemas.openxmlformats.org/drawingml/2006/picture">
                 <pic:nvPicPr>
-                  <pic:cNvPr id="4" name="Grafik 4"/>
+                  <pic:cNvPr id="199125182" name="Grafik 9"/>
                   <pic:cNvPicPr/>
                 </pic:nvPicPr>
                 <pic:blipFill>
@@ -4735,6 +6181,9 @@
                     <a:extLst>
                       <a:ext uri="{28A0092B-C50C-407E-A947-70E740481C1C}">
                         <a14:useLocalDpi xmlns:a14="http://schemas.microsoft.com/office/drawing/2010/main" val="0"/>
+                      </a:ext>
+                      <a:ext uri="{96DAC541-7B7A-43D3-8B79-37D633B846F1}">
+                        <asvg:svgBlip xmlns:asvg="http://schemas.microsoft.com/office/drawing/2016/SVG/main" r:embed="rId2"/>
                       </a:ext>
                     </a:extLst>
                   </a:blip>
@@ -4745,7 +6194,7 @@
                 <pic:spPr>
                   <a:xfrm>
                     <a:off x="0" y="0"/>
-                    <a:ext cx="1619250" cy="381000"/>
+                    <a:ext cx="1842770" cy="431800"/>
                   </a:xfrm>
                   <a:prstGeom prst="rect">
                     <a:avLst/>
@@ -4768,18 +6217,18 @@
         <w:noProof/>
       </w:rPr>
       <w:drawing>
-        <wp:anchor distT="0" distB="0" distL="114300" distR="114300" simplePos="0" relativeHeight="251658240" behindDoc="0" locked="0" layoutInCell="1" allowOverlap="1" wp14:anchorId="67F114D8" wp14:editId="29F3A2DC">
+        <wp:anchor distT="0" distB="0" distL="114300" distR="114300" simplePos="0" relativeHeight="251677696" behindDoc="0" locked="0" layoutInCell="1" allowOverlap="1" wp14:anchorId="372843B9" wp14:editId="5398537C">
           <wp:simplePos x="0" y="0"/>
           <wp:positionH relativeFrom="margin">
-            <wp:posOffset>4356100</wp:posOffset>
+            <wp:posOffset>4399280</wp:posOffset>
           </wp:positionH>
           <wp:positionV relativeFrom="paragraph">
-            <wp:posOffset>182245</wp:posOffset>
+            <wp:posOffset>66103</wp:posOffset>
           </wp:positionV>
-          <wp:extent cx="1375410" cy="575945"/>
+          <wp:extent cx="1374775" cy="575945"/>
           <wp:effectExtent l="0" t="0" r="0" b="0"/>
           <wp:wrapSquare wrapText="bothSides"/>
-          <wp:docPr id="215" name="Bild 1"/>
+          <wp:docPr id="1687492695" name="Bild 1" descr="Ein Bild, das Text, Schrift, Logo, Grafiken enthält.&#10;&#10;KI-generierte Inhalte können fehlerhaft sein."/>
           <wp:cNvGraphicFramePr>
             <a:graphicFrameLocks xmlns:a="http://schemas.openxmlformats.org/drawingml/2006/main" noChangeAspect="1"/>
           </wp:cNvGraphicFramePr>
@@ -4787,13 +6236,13 @@
             <a:graphicData uri="http://schemas.openxmlformats.org/drawingml/2006/picture">
               <pic:pic xmlns:pic="http://schemas.openxmlformats.org/drawingml/2006/picture">
                 <pic:nvPicPr>
-                  <pic:cNvPr id="6" name="Bild 1"/>
+                  <pic:cNvPr id="1250546809" name="Bild 1" descr="Ein Bild, das Text, Schrift, Logo, Grafiken enthält.&#10;&#10;KI-generierte Inhalte können fehlerhaft sein."/>
                   <pic:cNvPicPr>
                     <a:picLocks noChangeAspect="1"/>
                   </pic:cNvPicPr>
                 </pic:nvPicPr>
                 <pic:blipFill>
-                  <a:blip r:embed="rId2">
+                  <a:blip r:embed="rId3">
                     <a:extLst>
                       <a:ext uri="{28A0092B-C50C-407E-A947-70E740481C1C}">
                         <a14:useLocalDpi xmlns:a14="http://schemas.microsoft.com/office/drawing/2010/main" val="0"/>
@@ -4808,7 +6257,7 @@
                 <pic:spPr bwMode="auto">
                   <a:xfrm>
                     <a:off x="0" y="0"/>
-                    <a:ext cx="1375410" cy="575945"/>
+                    <a:ext cx="1374775" cy="575945"/>
                   </a:xfrm>
                   <a:prstGeom prst="rect">
                     <a:avLst/>
@@ -4817,6 +6266,146 @@
                   <a:ln>
                     <a:noFill/>
                   </a:ln>
+                </pic:spPr>
+              </pic:pic>
+            </a:graphicData>
+          </a:graphic>
+          <wp14:sizeRelH relativeFrom="page">
+            <wp14:pctWidth>0</wp14:pctWidth>
+          </wp14:sizeRelH>
+          <wp14:sizeRelV relativeFrom="page">
+            <wp14:pctHeight>0</wp14:pctHeight>
+          </wp14:sizeRelV>
+        </wp:anchor>
+      </w:drawing>
+    </w:r>
+  </w:p>
+</w:hdr>
+</file>
+
+<file path=word/header2.xml><?xml version="1.0" encoding="utf-8"?>
+<w:hdr xmlns:wpc="http://schemas.microsoft.com/office/word/2010/wordprocessingCanvas" xmlns:cx="http://schemas.microsoft.com/office/drawing/2014/chartex" xmlns:cx1="http://schemas.microsoft.com/office/drawing/2015/9/8/chartex" xmlns:cx2="http://schemas.microsoft.com/office/drawing/2015/10/21/chartex" xmlns:cx3="http://schemas.microsoft.com/office/drawing/2016/5/9/chartex" xmlns:cx4="http://schemas.microsoft.com/office/drawing/2016/5/10/chartex" xmlns:cx5="http://schemas.microsoft.com/office/drawing/2016/5/11/chartex" xmlns:cx6="http://schemas.microsoft.com/office/drawing/2016/5/12/chartex" xmlns:cx7="http://schemas.microsoft.com/office/drawing/2016/5/13/chartex" xmlns:cx8="http://schemas.microsoft.com/office/drawing/2016/5/14/chartex" xmlns:mc="http://schemas.openxmlformats.org/markup-compatibility/2006" xmlns:aink="http://schemas.microsoft.com/office/drawing/2016/ink" xmlns:am3d="http://schemas.microsoft.com/office/drawing/2017/model3d" xmlns:o="urn:schemas-microsoft-com:office:office" xmlns:oel="http://schemas.microsoft.com/office/2019/extlst" xmlns:r="http://schemas.openxmlformats.org/officeDocument/2006/relationships" xmlns:m="http://schemas.openxmlformats.org/officeDocument/2006/math" xmlns:v="urn:schemas-microsoft-com:vml" xmlns:wp14="http://schemas.microsoft.com/office/word/2010/wordprocessingDrawing" xmlns:wp="http://schemas.openxmlformats.org/drawingml/2006/wordprocessingDrawing" xmlns:w10="urn:schemas-microsoft-com:office:word" xmlns:w="http://schemas.openxmlformats.org/wordprocessingml/2006/main" xmlns:w14="http://schemas.microsoft.com/office/word/2010/wordml" xmlns:w15="http://schemas.microsoft.com/office/word/2012/wordml" xmlns:w16cex="http://schemas.microsoft.com/office/word/2018/wordml/cex" xmlns:w16cid="http://schemas.microsoft.com/office/word/2016/wordml/cid" xmlns:w16="http://schemas.microsoft.com/office/word/2018/wordml" xmlns:w16du="http://schemas.microsoft.com/office/word/2023/wordml/word16du" xmlns:w16sdtdh="http://schemas.microsoft.com/office/word/2020/wordml/sdtdatahash" xmlns:w16sdtfl="http://schemas.microsoft.com/office/word/2024/wordml/sdtformatlock" xmlns:w16se="http://schemas.microsoft.com/office/word/2015/wordml/symex" xmlns:wpg="http://schemas.microsoft.com/office/word/2010/wordprocessingGroup" xmlns:wpi="http://schemas.microsoft.com/office/word/2010/wordprocessingInk" xmlns:wne="http://schemas.microsoft.com/office/word/2006/wordml" xmlns:wps="http://schemas.microsoft.com/office/word/2010/wordprocessingShape" mc:Ignorable="w14 w15 w16se w16cid w16 w16cex w16sdtdh w16sdtfl w16du wp14">
+  <w:p>
+    <w:pPr>
+      <w:pStyle w:val="Kopfzeile"/>
+    </w:pPr>
+    <w:r>
+      <w:rPr>
+        <w:noProof/>
+      </w:rPr>
+      <w:drawing>
+        <wp:anchor distT="0" distB="0" distL="114300" distR="114300" simplePos="0" relativeHeight="251671552" behindDoc="0" locked="0" layoutInCell="1" allowOverlap="1" wp14:anchorId="4FE405F4" wp14:editId="79C53B1A">
+          <wp:simplePos x="0" y="0"/>
+          <wp:positionH relativeFrom="margin">
+            <wp:posOffset>4399280</wp:posOffset>
+          </wp:positionH>
+          <wp:positionV relativeFrom="paragraph">
+            <wp:posOffset>190500</wp:posOffset>
+          </wp:positionV>
+          <wp:extent cx="1374775" cy="575945"/>
+          <wp:effectExtent l="0" t="0" r="0" b="0"/>
+          <wp:wrapSquare wrapText="bothSides"/>
+          <wp:docPr id="216" name="Bild 1" descr="Ein Bild, das Text, Schrift, Logo, Grafiken enthält.&#10;&#10;KI-generierte Inhalte können fehlerhaft sein."/>
+          <wp:cNvGraphicFramePr>
+            <a:graphicFrameLocks xmlns:a="http://schemas.openxmlformats.org/drawingml/2006/main" noChangeAspect="1"/>
+          </wp:cNvGraphicFramePr>
+          <a:graphic xmlns:a="http://schemas.openxmlformats.org/drawingml/2006/main">
+            <a:graphicData uri="http://schemas.openxmlformats.org/drawingml/2006/picture">
+              <pic:pic xmlns:pic="http://schemas.openxmlformats.org/drawingml/2006/picture">
+                <pic:nvPicPr>
+                  <pic:cNvPr id="216" name="Bild 1" descr="Ein Bild, das Text, Schrift, Logo, Grafiken enthält.&#10;&#10;KI-generierte Inhalte können fehlerhaft sein."/>
+                  <pic:cNvPicPr>
+                    <a:picLocks noChangeAspect="1"/>
+                  </pic:cNvPicPr>
+                </pic:nvPicPr>
+                <pic:blipFill>
+                  <a:blip r:embed="rId1">
+                    <a:extLst>
+                      <a:ext uri="{28A0092B-C50C-407E-A947-70E740481C1C}">
+                        <a14:useLocalDpi xmlns:a14="http://schemas.microsoft.com/office/drawing/2010/main" val="0"/>
+                      </a:ext>
+                    </a:extLst>
+                  </a:blip>
+                  <a:srcRect/>
+                  <a:stretch>
+                    <a:fillRect/>
+                  </a:stretch>
+                </pic:blipFill>
+                <pic:spPr bwMode="auto">
+                  <a:xfrm>
+                    <a:off x="0" y="0"/>
+                    <a:ext cx="1374775" cy="575945"/>
+                  </a:xfrm>
+                  <a:prstGeom prst="rect">
+                    <a:avLst/>
+                  </a:prstGeom>
+                  <a:noFill/>
+                  <a:ln>
+                    <a:noFill/>
+                  </a:ln>
+                </pic:spPr>
+              </pic:pic>
+            </a:graphicData>
+          </a:graphic>
+          <wp14:sizeRelH relativeFrom="page">
+            <wp14:pctWidth>0</wp14:pctWidth>
+          </wp14:sizeRelH>
+          <wp14:sizeRelV relativeFrom="page">
+            <wp14:pctHeight>0</wp14:pctHeight>
+          </wp14:sizeRelV>
+        </wp:anchor>
+      </w:drawing>
+    </w:r>
+    <w:r>
+      <w:rPr>
+        <w:noProof/>
+      </w:rPr>
+      <w:drawing>
+        <wp:anchor distT="0" distB="0" distL="114300" distR="114300" simplePos="0" relativeHeight="251672576" behindDoc="0" locked="0" layoutInCell="1" allowOverlap="1" wp14:anchorId="1E795001" wp14:editId="2EFEFE12">
+          <wp:simplePos x="0" y="0"/>
+          <wp:positionH relativeFrom="margin">
+            <wp:posOffset>0</wp:posOffset>
+          </wp:positionH>
+          <wp:positionV relativeFrom="paragraph">
+            <wp:posOffset>288925</wp:posOffset>
+          </wp:positionV>
+          <wp:extent cx="1842770" cy="431800"/>
+          <wp:effectExtent l="0" t="0" r="5080" b="6350"/>
+          <wp:wrapTopAndBottom/>
+          <wp:docPr id="4" name="Grafik 9"/>
+          <wp:cNvGraphicFramePr>
+            <a:graphicFrameLocks xmlns:a="http://schemas.openxmlformats.org/drawingml/2006/main" noChangeAspect="1"/>
+          </wp:cNvGraphicFramePr>
+          <a:graphic xmlns:a="http://schemas.openxmlformats.org/drawingml/2006/main">
+            <a:graphicData uri="http://schemas.openxmlformats.org/drawingml/2006/picture">
+              <pic:pic xmlns:pic="http://schemas.openxmlformats.org/drawingml/2006/picture">
+                <pic:nvPicPr>
+                  <pic:cNvPr id="4" name="Grafik 9"/>
+                  <pic:cNvPicPr/>
+                </pic:nvPicPr>
+                <pic:blipFill>
+                  <a:blip r:embed="rId2">
+                    <a:extLst>
+                      <a:ext uri="{28A0092B-C50C-407E-A947-70E740481C1C}">
+                        <a14:useLocalDpi xmlns:a14="http://schemas.microsoft.com/office/drawing/2010/main" val="0"/>
+                      </a:ext>
+                      <a:ext uri="{96DAC541-7B7A-43D3-8B79-37D633B846F1}">
+                        <asvg:svgBlip xmlns:asvg="http://schemas.microsoft.com/office/drawing/2016/SVG/main" r:embed="rId3"/>
+                      </a:ext>
+                    </a:extLst>
+                  </a:blip>
+                  <a:stretch>
+                    <a:fillRect/>
+                  </a:stretch>
+                </pic:blipFill>
+                <pic:spPr>
+                  <a:xfrm>
+                    <a:off x="0" y="0"/>
+                    <a:ext cx="1842770" cy="431800"/>
+                  </a:xfrm>
+                  <a:prstGeom prst="rect">
+                    <a:avLst/>
+                  </a:prstGeom>
                 </pic:spPr>
               </pic:pic>
             </a:graphicData>
@@ -4845,18 +6434,18 @@
         <w:noProof/>
       </w:rPr>
       <w:drawing>
-        <wp:anchor distT="0" distB="0" distL="114300" distR="114300" simplePos="0" relativeHeight="251658242" behindDoc="0" locked="0" layoutInCell="1" allowOverlap="1" wp14:anchorId="0A5BF006" wp14:editId="4D5DBB7B">
+        <wp:anchor distT="0" distB="0" distL="114300" distR="114300" simplePos="0" relativeHeight="251674624" behindDoc="0" locked="0" layoutInCell="1" allowOverlap="1" wp14:anchorId="26342C58" wp14:editId="3A95F34D">
           <wp:simplePos x="0" y="0"/>
           <wp:positionH relativeFrom="margin">
-            <wp:posOffset>4356100</wp:posOffset>
+            <wp:posOffset>4399280</wp:posOffset>
           </wp:positionH>
           <wp:positionV relativeFrom="paragraph">
-            <wp:posOffset>99999</wp:posOffset>
+            <wp:posOffset>190500</wp:posOffset>
           </wp:positionV>
-          <wp:extent cx="1375410" cy="575945"/>
+          <wp:extent cx="1374775" cy="575945"/>
           <wp:effectExtent l="0" t="0" r="0" b="0"/>
           <wp:wrapSquare wrapText="bothSides"/>
-          <wp:docPr id="216" name="Bild 1"/>
+          <wp:docPr id="1250546809" name="Bild 1" descr="Ein Bild, das Text, Schrift, Logo, Grafiken enthält.&#10;&#10;KI-generierte Inhalte können fehlerhaft sein."/>
           <wp:cNvGraphicFramePr>
             <a:graphicFrameLocks xmlns:a="http://schemas.openxmlformats.org/drawingml/2006/main" noChangeAspect="1"/>
           </wp:cNvGraphicFramePr>
@@ -4864,7 +6453,7 @@
             <a:graphicData uri="http://schemas.openxmlformats.org/drawingml/2006/picture">
               <pic:pic xmlns:pic="http://schemas.openxmlformats.org/drawingml/2006/picture">
                 <pic:nvPicPr>
-                  <pic:cNvPr id="6" name="Bild 1"/>
+                  <pic:cNvPr id="1250546809" name="Bild 1" descr="Ein Bild, das Text, Schrift, Logo, Grafiken enthält.&#10;&#10;KI-generierte Inhalte können fehlerhaft sein."/>
                   <pic:cNvPicPr>
                     <a:picLocks noChangeAspect="1"/>
                   </pic:cNvPicPr>
@@ -4885,7 +6474,7 @@
                 <pic:spPr bwMode="auto">
                   <a:xfrm>
                     <a:off x="0" y="0"/>
-                    <a:ext cx="1375410" cy="575945"/>
+                    <a:ext cx="1374775" cy="575945"/>
                   </a:xfrm>
                   <a:prstGeom prst="rect">
                     <a:avLst/>
@@ -4912,18 +6501,18 @@
         <w:noProof/>
       </w:rPr>
       <w:drawing>
-        <wp:anchor distT="0" distB="0" distL="114300" distR="114300" simplePos="0" relativeHeight="251658243" behindDoc="0" locked="0" layoutInCell="1" allowOverlap="1" wp14:anchorId="0D090E09" wp14:editId="2F6C29DD">
+        <wp:anchor distT="0" distB="0" distL="114300" distR="114300" simplePos="0" relativeHeight="251675648" behindDoc="0" locked="0" layoutInCell="1" allowOverlap="1" wp14:anchorId="25A3B351" wp14:editId="14230099">
           <wp:simplePos x="0" y="0"/>
           <wp:positionH relativeFrom="margin">
             <wp:posOffset>0</wp:posOffset>
           </wp:positionH>
           <wp:positionV relativeFrom="paragraph">
-            <wp:posOffset>245745</wp:posOffset>
+            <wp:posOffset>288925</wp:posOffset>
           </wp:positionV>
           <wp:extent cx="1842770" cy="431800"/>
           <wp:effectExtent l="0" t="0" r="5080" b="6350"/>
           <wp:wrapTopAndBottom/>
-          <wp:docPr id="4" name="Grafik 9"/>
+          <wp:docPr id="199125182" name="Grafik 9"/>
           <wp:cNvGraphicFramePr>
             <a:graphicFrameLocks xmlns:a="http://schemas.openxmlformats.org/drawingml/2006/main" noChangeAspect="1"/>
           </wp:cNvGraphicFramePr>
@@ -4931,7 +6520,7 @@
             <a:graphicData uri="http://schemas.openxmlformats.org/drawingml/2006/picture">
               <pic:pic xmlns:pic="http://schemas.openxmlformats.org/drawingml/2006/picture">
                 <pic:nvPicPr>
-                  <pic:cNvPr id="1" name=""/>
+                  <pic:cNvPr id="199125182" name="Grafik 9"/>
                   <pic:cNvPicPr/>
                 </pic:nvPicPr>
                 <pic:blipFill>
@@ -4977,10 +6566,10 @@
 <file path=word/intelligence2.xml><?xml version="1.0" encoding="utf-8"?>
 <int2:intelligence xmlns:int2="http://schemas.microsoft.com/office/intelligence/2020/intelligence" xmlns:oel="http://schemas.microsoft.com/office/2019/extlst">
   <int2:observations>
-    <int2:textHash int2:hashCode="dG9Sw9iIpoF8rB" int2:id="8jT8kxvz">
+    <int2:textHash int2:hashCode="GXahazACknvEVD" int2:id="P5B3k1Ba">
       <int2:state int2:value="Rejected" int2:type="AugLoop_Text_Critique"/>
     </int2:textHash>
-    <int2:textHash int2:hashCode="GXahazACknvEVD" int2:id="P5B3k1Ba">
+    <int2:textHash int2:hashCode="+w64Go0twLo7ek" int2:id="qyebWrFZ">
       <int2:state int2:value="Rejected" int2:type="AugLoop_Text_Critique"/>
     </int2:textHash>
     <int2:textHash int2:hashCode="vqdHxH9UXyJ/xm" int2:id="PoxAElpv">
@@ -4989,7 +6578,7 @@
     <int2:textHash int2:hashCode="e8jxu0sf1wEC9h" int2:id="VFNRvMsK">
       <int2:state int2:value="Rejected" int2:type="AugLoop_Text_Critique"/>
     </int2:textHash>
-    <int2:textHash int2:hashCode="+w64Go0twLo7ek" int2:id="qyebWrFZ">
+    <int2:textHash int2:hashCode="dG9Sw9iIpoF8rB" int2:id="8jT8kxvz">
       <int2:state int2:value="Rejected" int2:type="AugLoop_Text_Critique"/>
     </int2:textHash>
   </int2:observations>
@@ -5007,7 +6596,6 @@
     <w:lvl w:ilvl="0" w:tplc="DF823DA4">
       <w:start w:val="1"/>
       <w:numFmt w:val="decimal"/>
-      <w:pStyle w:val="berschrift3"/>
       <w:lvlText w:val="2.%1."/>
       <w:lvlJc w:val="left"/>
       <w:pPr>
@@ -5091,6 +6679,95 @@
     </w:lvl>
   </w:abstractNum>
   <w:abstractNum w:abstractNumId="1" w15:restartNumberingAfterBreak="0">
+    <w:nsid w:val="261934F3"/>
+    <w:multiLevelType w:val="multilevel"/>
+    <w:tmpl w:val="4A46CD14"/>
+    <w:lvl w:ilvl="0">
+      <w:start w:val="1"/>
+      <w:numFmt w:val="decimal"/>
+      <w:pStyle w:val="berschrift1"/>
+      <w:lvlText w:val="%1."/>
+      <w:lvlJc w:val="left"/>
+      <w:pPr>
+        <w:ind w:left="360" w:hanging="360"/>
+      </w:pPr>
+    </w:lvl>
+    <w:lvl w:ilvl="1">
+      <w:start w:val="1"/>
+      <w:numFmt w:val="decimal"/>
+      <w:pStyle w:val="berschrift2"/>
+      <w:lvlText w:val="%1.%2."/>
+      <w:lvlJc w:val="left"/>
+      <w:pPr>
+        <w:ind w:left="792" w:hanging="432"/>
+      </w:pPr>
+    </w:lvl>
+    <w:lvl w:ilvl="2">
+      <w:start w:val="1"/>
+      <w:numFmt w:val="decimal"/>
+      <w:pStyle w:val="berschrift3"/>
+      <w:lvlText w:val="%1.%2.%3."/>
+      <w:lvlJc w:val="left"/>
+      <w:pPr>
+        <w:ind w:left="1224" w:hanging="504"/>
+      </w:pPr>
+    </w:lvl>
+    <w:lvl w:ilvl="3">
+      <w:start w:val="1"/>
+      <w:numFmt w:val="decimal"/>
+      <w:lvlText w:val="%1.%2.%3.%4."/>
+      <w:lvlJc w:val="left"/>
+      <w:pPr>
+        <w:ind w:left="1728" w:hanging="648"/>
+      </w:pPr>
+    </w:lvl>
+    <w:lvl w:ilvl="4">
+      <w:start w:val="1"/>
+      <w:numFmt w:val="decimal"/>
+      <w:lvlText w:val="%1.%2.%3.%4.%5."/>
+      <w:lvlJc w:val="left"/>
+      <w:pPr>
+        <w:ind w:left="2232" w:hanging="792"/>
+      </w:pPr>
+    </w:lvl>
+    <w:lvl w:ilvl="5">
+      <w:start w:val="1"/>
+      <w:numFmt w:val="decimal"/>
+      <w:lvlText w:val="%1.%2.%3.%4.%5.%6."/>
+      <w:lvlJc w:val="left"/>
+      <w:pPr>
+        <w:ind w:left="2736" w:hanging="936"/>
+      </w:pPr>
+    </w:lvl>
+    <w:lvl w:ilvl="6">
+      <w:start w:val="1"/>
+      <w:numFmt w:val="decimal"/>
+      <w:lvlText w:val="%1.%2.%3.%4.%5.%6.%7."/>
+      <w:lvlJc w:val="left"/>
+      <w:pPr>
+        <w:ind w:left="3240" w:hanging="1080"/>
+      </w:pPr>
+    </w:lvl>
+    <w:lvl w:ilvl="7">
+      <w:start w:val="1"/>
+      <w:numFmt w:val="decimal"/>
+      <w:lvlText w:val="%1.%2.%3.%4.%5.%6.%7.%8."/>
+      <w:lvlJc w:val="left"/>
+      <w:pPr>
+        <w:ind w:left="3744" w:hanging="1224"/>
+      </w:pPr>
+    </w:lvl>
+    <w:lvl w:ilvl="8">
+      <w:start w:val="1"/>
+      <w:numFmt w:val="decimal"/>
+      <w:lvlText w:val="%1.%2.%3.%4.%5.%6.%7.%8.%9."/>
+      <w:lvlJc w:val="left"/>
+      <w:pPr>
+        <w:ind w:left="4320" w:hanging="1440"/>
+      </w:pPr>
+    </w:lvl>
+  </w:abstractNum>
+  <w:abstractNum w:abstractNumId="2" w15:restartNumberingAfterBreak="0">
     <w:nsid w:val="454D6DCE"/>
     <w:multiLevelType w:val="hybridMultilevel"/>
     <w:tmpl w:val="4B7AF03C"/>
@@ -5107,9 +6784,10 @@
         <w:rFonts w:hint="default"/>
       </w:rPr>
     </w:lvl>
-    <w:lvl w:ilvl="1" w:tplc="04070019" w:tentative="1">
+    <w:lvl w:ilvl="1" w:tplc="04070019">
       <w:start w:val="1"/>
       <w:numFmt w:val="lowerLetter"/>
+      <w:pStyle w:val="berschrift3X"/>
       <w:lvlText w:val="%2."/>
       <w:lvlJc w:val="left"/>
       <w:pPr>
@@ -5180,14 +6858,13 @@
       </w:pPr>
     </w:lvl>
   </w:abstractNum>
-  <w:abstractNum w:abstractNumId="2" w15:restartNumberingAfterBreak="0">
+  <w:abstractNum w:abstractNumId="3" w15:restartNumberingAfterBreak="0">
     <w:nsid w:val="62F63728"/>
     <w:multiLevelType w:val="hybridMultilevel"/>
     <w:tmpl w:val="5596D4EA"/>
     <w:lvl w:ilvl="0" w:tplc="E3F0FF84">
       <w:start w:val="1"/>
       <w:numFmt w:val="decimal"/>
-      <w:pStyle w:val="berschrift2"/>
       <w:lvlText w:val="1.%1."/>
       <w:lvlJc w:val="left"/>
       <w:pPr>
@@ -5270,14 +6947,13 @@
       </w:pPr>
     </w:lvl>
   </w:abstractNum>
-  <w:abstractNum w:abstractNumId="3" w15:restartNumberingAfterBreak="0">
+  <w:abstractNum w:abstractNumId="4" w15:restartNumberingAfterBreak="0">
     <w:nsid w:val="7CD433F0"/>
     <w:multiLevelType w:val="hybridMultilevel"/>
     <w:tmpl w:val="63E6C460"/>
     <w:lvl w:ilvl="0" w:tplc="60F28772">
       <w:start w:val="1"/>
       <w:numFmt w:val="ordinal"/>
-      <w:pStyle w:val="berschrift1"/>
       <w:lvlText w:val="%1"/>
       <w:lvlJc w:val="left"/>
       <w:pPr>
@@ -5361,16 +7037,49 @@
     </w:lvl>
   </w:abstractNum>
   <w:num w:numId="1" w16cid:durableId="1468429386">
-    <w:abstractNumId w:val="3"/>
+    <w:abstractNumId w:val="4"/>
   </w:num>
   <w:num w:numId="2" w16cid:durableId="51539664">
-    <w:abstractNumId w:val="2"/>
+    <w:abstractNumId w:val="3"/>
   </w:num>
   <w:num w:numId="3" w16cid:durableId="619531616">
     <w:abstractNumId w:val="0"/>
   </w:num>
   <w:num w:numId="4" w16cid:durableId="980770213">
+    <w:abstractNumId w:val="2"/>
+  </w:num>
+  <w:num w:numId="5" w16cid:durableId="2093550553">
     <w:abstractNumId w:val="1"/>
+  </w:num>
+  <w:num w:numId="6" w16cid:durableId="1286277855">
+    <w:abstractNumId w:val="2"/>
+    <w:lvlOverride w:ilvl="0">
+      <w:startOverride w:val="1"/>
+    </w:lvlOverride>
+    <w:lvlOverride w:ilvl="1">
+      <w:startOverride w:val="1"/>
+    </w:lvlOverride>
+    <w:lvlOverride w:ilvl="2">
+      <w:startOverride w:val="1"/>
+    </w:lvlOverride>
+    <w:lvlOverride w:ilvl="3">
+      <w:startOverride w:val="1"/>
+    </w:lvlOverride>
+    <w:lvlOverride w:ilvl="4">
+      <w:startOverride w:val="1"/>
+    </w:lvlOverride>
+    <w:lvlOverride w:ilvl="5">
+      <w:startOverride w:val="1"/>
+    </w:lvlOverride>
+    <w:lvlOverride w:ilvl="6">
+      <w:startOverride w:val="1"/>
+    </w:lvlOverride>
+    <w:lvlOverride w:ilvl="7">
+      <w:startOverride w:val="1"/>
+    </w:lvlOverride>
+    <w:lvlOverride w:ilvl="8">
+      <w:startOverride w:val="1"/>
+    </w:lvlOverride>
   </w:num>
 </w:numbering>
 </file>
@@ -5790,15 +7499,14 @@
     <w:link w:val="berschrift1Zchn"/>
     <w:uiPriority w:val="9"/>
     <w:qFormat/>
-    <w:rsid w:val="00825CAE"/>
+    <w:rsid w:val="00680FA0"/>
     <w:pPr>
       <w:keepNext/>
       <w:keepLines/>
       <w:numPr>
-        <w:numId w:val="1"/>
+        <w:numId w:val="5"/>
       </w:numPr>
       <w:spacing w:before="240" w:after="0"/>
-      <w:ind w:left="431" w:hanging="431"/>
       <w:outlineLvl w:val="0"/>
     </w:pPr>
     <w:rPr>
@@ -5815,15 +7523,15 @@
     <w:uiPriority w:val="9"/>
     <w:unhideWhenUsed/>
     <w:qFormat/>
-    <w:rsid w:val="001153C3"/>
+    <w:rsid w:val="00680FA0"/>
     <w:pPr>
       <w:keepNext/>
       <w:keepLines/>
       <w:numPr>
-        <w:numId w:val="2"/>
+        <w:ilvl w:val="1"/>
+        <w:numId w:val="5"/>
       </w:numPr>
       <w:spacing w:before="40" w:after="0"/>
-      <w:ind w:left="652" w:hanging="652"/>
       <w:outlineLvl w:val="1"/>
     </w:pPr>
     <w:rPr>
@@ -5834,27 +7542,23 @@
   </w:style>
   <w:style w:type="paragraph" w:styleId="berschrift3">
     <w:name w:val="heading 3"/>
-    <w:basedOn w:val="Standard"/>
+    <w:basedOn w:val="berschrift1"/>
     <w:next w:val="Standard"/>
     <w:link w:val="berschrift3Zchn"/>
     <w:uiPriority w:val="9"/>
     <w:unhideWhenUsed/>
     <w:qFormat/>
-    <w:rsid w:val="001153C3"/>
+    <w:rsid w:val="003A5C40"/>
     <w:pPr>
-      <w:keepNext/>
-      <w:keepLines/>
       <w:numPr>
-        <w:numId w:val="3"/>
+        <w:ilvl w:val="2"/>
       </w:numPr>
-      <w:spacing w:before="40" w:after="0"/>
-      <w:ind w:left="652" w:hanging="652"/>
+      <w:spacing w:before="0"/>
       <w:outlineLvl w:val="2"/>
     </w:pPr>
     <w:rPr>
-      <w:rFonts w:ascii="Siemens Sans Black" w:eastAsiaTheme="majorEastAsia" w:hAnsi="Siemens Sans Black" w:cstheme="majorBidi"/>
       <w:sz w:val="26"/>
-      <w:szCs w:val="24"/>
+      <w:szCs w:val="26"/>
     </w:rPr>
   </w:style>
   <w:style w:type="paragraph" w:styleId="berschrift4">
@@ -5902,7 +7606,6 @@
   <w:style w:type="character" w:default="1" w:styleId="Absatz-Standardschriftart">
     <w:name w:val="Default Paragraph Font"/>
     <w:uiPriority w:val="1"/>
-    <w:semiHidden/>
     <w:unhideWhenUsed/>
   </w:style>
   <w:style w:type="table" w:default="1" w:styleId="NormaleTabelle">
@@ -6072,7 +7775,7 @@
     <w:basedOn w:val="Absatz-Standardschriftart"/>
     <w:link w:val="berschrift1"/>
     <w:uiPriority w:val="9"/>
-    <w:rsid w:val="00825CAE"/>
+    <w:rsid w:val="00680FA0"/>
     <w:rPr>
       <w:rFonts w:ascii="Siemens Sans Black" w:eastAsiaTheme="majorEastAsia" w:hAnsi="Siemens Sans Black" w:cstheme="majorBidi"/>
       <w:sz w:val="32"/>
@@ -6102,7 +7805,7 @@
     <w:basedOn w:val="Absatz-Standardschriftart"/>
     <w:link w:val="berschrift2"/>
     <w:uiPriority w:val="9"/>
-    <w:rsid w:val="001153C3"/>
+    <w:rsid w:val="00680FA0"/>
     <w:rPr>
       <w:rFonts w:ascii="Siemens Sans Black" w:eastAsiaTheme="majorEastAsia" w:hAnsi="Siemens Sans Black" w:cstheme="majorBidi"/>
       <w:sz w:val="26"/>
@@ -6114,11 +7817,11 @@
     <w:basedOn w:val="Absatz-Standardschriftart"/>
     <w:link w:val="berschrift3"/>
     <w:uiPriority w:val="9"/>
-    <w:rsid w:val="001153C3"/>
+    <w:rsid w:val="003A5C40"/>
     <w:rPr>
       <w:rFonts w:ascii="Siemens Sans Black" w:eastAsiaTheme="majorEastAsia" w:hAnsi="Siemens Sans Black" w:cstheme="majorBidi"/>
       <w:sz w:val="26"/>
-      <w:szCs w:val="24"/>
+      <w:szCs w:val="26"/>
     </w:rPr>
   </w:style>
   <w:style w:type="character" w:customStyle="1" w:styleId="berschrift4Zchn">
@@ -6156,17 +7859,17 @@
     <w:autoRedefine/>
     <w:uiPriority w:val="39"/>
     <w:unhideWhenUsed/>
-    <w:rsid w:val="00556F0E"/>
+    <w:rsid w:val="00A56DA5"/>
     <w:pPr>
       <w:tabs>
         <w:tab w:val="left" w:pos="480"/>
         <w:tab w:val="right" w:leader="underscore" w:pos="9016"/>
       </w:tabs>
-      <w:spacing w:before="240" w:after="120"/>
+      <w:spacing w:before="120" w:after="60"/>
       <w:jc w:val="left"/>
     </w:pPr>
     <w:rPr>
-      <w:rFonts w:asciiTheme="minorHAnsi" w:hAnsiTheme="minorHAnsi" w:cstheme="minorHAnsi"/>
+      <w:rFonts w:ascii="Siemens Sans Black" w:hAnsi="Siemens Sans Black" w:cstheme="minorHAnsi"/>
       <w:b/>
       <w:bCs/>
       <w:sz w:val="20"/>
@@ -6180,14 +7883,14 @@
     <w:autoRedefine/>
     <w:uiPriority w:val="39"/>
     <w:unhideWhenUsed/>
-    <w:rsid w:val="00556F0E"/>
+    <w:rsid w:val="003331D5"/>
     <w:pPr>
-      <w:spacing w:before="120" w:after="0"/>
-      <w:ind w:left="240"/>
+      <w:spacing w:after="0"/>
+      <w:ind w:left="238"/>
       <w:jc w:val="left"/>
     </w:pPr>
     <w:rPr>
-      <w:rFonts w:asciiTheme="minorHAnsi" w:hAnsiTheme="minorHAnsi" w:cstheme="minorHAnsi"/>
+      <w:rFonts w:cstheme="minorHAnsi"/>
       <w:i/>
       <w:iCs/>
       <w:sz w:val="20"/>
@@ -6201,14 +7904,19 @@
     <w:autoRedefine/>
     <w:uiPriority w:val="39"/>
     <w:unhideWhenUsed/>
-    <w:rsid w:val="00556F0E"/>
+    <w:rsid w:val="003331D5"/>
     <w:pPr>
+      <w:tabs>
+        <w:tab w:val="left" w:pos="1440"/>
+        <w:tab w:val="right" w:leader="underscore" w:pos="9060"/>
+      </w:tabs>
       <w:spacing w:after="0"/>
-      <w:ind w:left="480"/>
+      <w:ind w:left="482"/>
       <w:jc w:val="left"/>
     </w:pPr>
     <w:rPr>
-      <w:rFonts w:asciiTheme="minorHAnsi" w:hAnsiTheme="minorHAnsi" w:cstheme="minorHAnsi"/>
+      <w:rFonts w:cstheme="minorHAnsi"/>
+      <w:i/>
       <w:sz w:val="20"/>
       <w:szCs w:val="20"/>
     </w:rPr>
@@ -6365,25 +8073,130 @@
   </w:style>
   <w:style w:type="paragraph" w:styleId="Inhaltsverzeichnisberschrift">
     <w:name w:val="TOC Heading"/>
+    <w:aliases w:val="Verzeichnisüberschrift"/>
     <w:basedOn w:val="berschrift1"/>
     <w:next w:val="Standard"/>
+    <w:link w:val="InhaltsverzeichnisberschriftZchn"/>
     <w:uiPriority w:val="39"/>
     <w:unhideWhenUsed/>
     <w:qFormat/>
-    <w:rsid w:val="008F1B30"/>
+    <w:rsid w:val="004A19CB"/>
     <w:pPr>
       <w:numPr>
         <w:numId w:val="0"/>
       </w:numPr>
-      <w:spacing w:line="259" w:lineRule="auto"/>
+      <w:spacing w:after="120" w:line="259" w:lineRule="auto"/>
       <w:jc w:val="left"/>
       <w:outlineLvl w:val="9"/>
     </w:pPr>
     <w:rPr>
-      <w:rFonts w:asciiTheme="majorHAnsi" w:hAnsiTheme="majorHAnsi"/>
-      <w:color w:val="2F5496" w:themeColor="accent1" w:themeShade="BF"/>
       <w:lang w:eastAsia="zh-CN"/>
     </w:rPr>
+  </w:style>
+  <w:style w:type="paragraph" w:customStyle="1" w:styleId="Verzeichnissberschrift">
+    <w:name w:val="Verzeichnissüberschrift"/>
+    <w:basedOn w:val="KeinLeerraum"/>
+    <w:next w:val="Standard"/>
+    <w:link w:val="VerzeichnissberschriftZchn"/>
+    <w:qFormat/>
+    <w:rsid w:val="004A19CB"/>
+    <w:pPr>
+      <w:spacing w:before="240" w:after="120"/>
+    </w:pPr>
+  </w:style>
+  <w:style w:type="character" w:customStyle="1" w:styleId="InhaltsverzeichnisberschriftZchn">
+    <w:name w:val="Inhaltsverzeichnisüberschrift Zchn"/>
+    <w:aliases w:val="Verzeichnisüberschrift Zchn"/>
+    <w:basedOn w:val="berschrift1Zchn"/>
+    <w:link w:val="Inhaltsverzeichnisberschrift"/>
+    <w:uiPriority w:val="39"/>
+    <w:rsid w:val="004A19CB"/>
+    <w:rPr>
+      <w:rFonts w:ascii="Siemens Sans Black" w:eastAsiaTheme="majorEastAsia" w:hAnsi="Siemens Sans Black" w:cstheme="majorBidi"/>
+      <w:sz w:val="32"/>
+      <w:szCs w:val="32"/>
+      <w:lang w:eastAsia="zh-CN"/>
+    </w:rPr>
+  </w:style>
+  <w:style w:type="character" w:customStyle="1" w:styleId="VerzeichnissberschriftZchn">
+    <w:name w:val="Verzeichnissüberschrift Zchn"/>
+    <w:basedOn w:val="InhaltsverzeichnisberschriftZchn"/>
+    <w:link w:val="Verzeichnissberschrift"/>
+    <w:rsid w:val="004A19CB"/>
+    <w:rPr>
+      <w:rFonts w:ascii="Siemens Sans Black" w:eastAsiaTheme="majorEastAsia" w:hAnsi="Siemens Sans Black" w:cstheme="majorBidi"/>
+      <w:sz w:val="32"/>
+      <w:szCs w:val="26"/>
+      <w:lang w:eastAsia="zh-CN"/>
+    </w:rPr>
+  </w:style>
+  <w:style w:type="paragraph" w:customStyle="1" w:styleId="VermerkeDisclaimer">
+    <w:name w:val="Vermerke/Disclaimer"/>
+    <w:basedOn w:val="Titel"/>
+    <w:link w:val="VermerkeDisclaimerZchn"/>
+    <w:qFormat/>
+    <w:rsid w:val="00B06ACC"/>
+    <w:pPr>
+      <w:spacing w:before="240" w:after="240"/>
+    </w:pPr>
+    <w:rPr>
+      <w:sz w:val="44"/>
+      <w:szCs w:val="44"/>
+    </w:rPr>
+  </w:style>
+  <w:style w:type="character" w:customStyle="1" w:styleId="VermerkeDisclaimerZchn">
+    <w:name w:val="Vermerke/Disclaimer Zchn"/>
+    <w:basedOn w:val="TitelZchn"/>
+    <w:link w:val="VermerkeDisclaimer"/>
+    <w:rsid w:val="00B06ACC"/>
+    <w:rPr>
+      <w:rFonts w:ascii="SH-Bree-Headline" w:eastAsiaTheme="majorEastAsia" w:hAnsi="SH-Bree-Headline" w:cstheme="majorBidi"/>
+      <w:spacing w:val="-10"/>
+      <w:kern w:val="28"/>
+      <w:sz w:val="44"/>
+      <w:szCs w:val="44"/>
+    </w:rPr>
+  </w:style>
+  <w:style w:type="paragraph" w:styleId="Zitat">
+    <w:name w:val="Quote"/>
+    <w:basedOn w:val="Standard"/>
+    <w:next w:val="Standard"/>
+    <w:link w:val="ZitatZchn"/>
+    <w:uiPriority w:val="29"/>
+    <w:qFormat/>
+    <w:rsid w:val="00496A90"/>
+    <w:pPr>
+      <w:spacing w:before="200"/>
+      <w:ind w:left="864" w:right="864"/>
+      <w:jc w:val="center"/>
+    </w:pPr>
+    <w:rPr>
+      <w:i/>
+      <w:iCs/>
+      <w:color w:val="404040" w:themeColor="text1" w:themeTint="BF"/>
+    </w:rPr>
+  </w:style>
+  <w:style w:type="character" w:customStyle="1" w:styleId="ZitatZchn">
+    <w:name w:val="Zitat Zchn"/>
+    <w:basedOn w:val="Absatz-Standardschriftart"/>
+    <w:link w:val="Zitat"/>
+    <w:uiPriority w:val="29"/>
+    <w:rsid w:val="00496A90"/>
+    <w:rPr>
+      <w:rFonts w:ascii="Siemens Sans" w:hAnsi="Siemens Sans"/>
+      <w:i/>
+      <w:iCs/>
+      <w:color w:val="404040" w:themeColor="text1" w:themeTint="BF"/>
+      <w:sz w:val="24"/>
+    </w:rPr>
+  </w:style>
+  <w:style w:type="paragraph" w:styleId="Literaturverzeichnis">
+    <w:name w:val="Bibliography"/>
+    <w:basedOn w:val="Standard"/>
+    <w:next w:val="Standard"/>
+    <w:uiPriority w:val="37"/>
+    <w:unhideWhenUsed/>
+    <w:rsid w:val="00984306"/>
   </w:style>
 </w:styles>
 </file>
@@ -6465,35 +8278,6 @@
               <w:rStyle w:val="Platzhaltertext"/>
             </w:rPr>
             <w:t>[Modulauswahl]</w:t>
-          </w:r>
-        </w:p>
-      </w:docPartBody>
-    </w:docPart>
-    <w:docPart>
-      <w:docPartPr>
-        <w:name w:val="4EBAAF652EB146F592FAEA910CC6F3AD"/>
-        <w:category>
-          <w:name w:val="Allgemein"/>
-          <w:gallery w:val="placeholder"/>
-        </w:category>
-        <w:types>
-          <w:type w:val="bbPlcHdr"/>
-        </w:types>
-        <w:behaviors>
-          <w:behavior w:val="content"/>
-        </w:behaviors>
-        <w:guid w:val="{3AAD1A08-F410-4FEC-9DA0-3B182191F51C}"/>
-      </w:docPartPr>
-      <w:docPartBody>
-        <w:p>
-          <w:pPr>
-            <w:pStyle w:val="4EBAAF652EB146F592FAEA910CC6F3AD"/>
-          </w:pPr>
-          <w:r>
-            <w:rPr>
-              <w:rStyle w:val="Platzhaltertext"/>
-            </w:rPr>
-            <w:t>[Titel]</w:t>
           </w:r>
         </w:p>
       </w:docPartBody>
@@ -6605,23 +8389,17 @@
   </w:compat>
   <w:rsids>
     <w:rsidRoot w:val="0090100C"/>
-    <w:rsid w:val="0021198F"/>
+    <w:rsid w:val="00182596"/>
     <w:rsid w:val="00242FBB"/>
-    <w:rsid w:val="003D0AED"/>
-    <w:rsid w:val="00404FBF"/>
-    <w:rsid w:val="0044541E"/>
-    <w:rsid w:val="00603178"/>
-    <w:rsid w:val="006B5DBF"/>
-    <w:rsid w:val="008725F1"/>
+    <w:rsid w:val="00497675"/>
+    <w:rsid w:val="00591AEC"/>
     <w:rsid w:val="0090100C"/>
-    <w:rsid w:val="00942A11"/>
-    <w:rsid w:val="00B45B96"/>
-    <w:rsid w:val="00B76CF5"/>
-    <w:rsid w:val="00C0391F"/>
-    <w:rsid w:val="00C66828"/>
-    <w:rsid w:val="00D143D9"/>
-    <w:rsid w:val="00DD75D4"/>
-    <w:rsid w:val="00E76963"/>
+    <w:rsid w:val="00945C01"/>
+    <w:rsid w:val="00971F05"/>
+    <w:rsid w:val="00A17EDA"/>
+    <w:rsid w:val="00BD7971"/>
+    <w:rsid w:val="00CB202D"/>
+    <w:rsid w:val="00D94E51"/>
   </w:rsids>
   <m:mathPr>
     <m:mathFont m:val="Cambria Math"/>
@@ -7075,9 +8853,26 @@
     <w:basedOn w:val="Absatz-Standardschriftart"/>
     <w:uiPriority w:val="99"/>
     <w:semiHidden/>
-    <w:rsid w:val="00C66828"/>
+    <w:rsid w:val="0090100C"/>
     <w:rPr>
       <w:color w:val="808080"/>
+    </w:rPr>
+  </w:style>
+  <w:style w:type="paragraph" w:customStyle="1" w:styleId="521BFC95112A45BD87D6E99B1848EE0F8">
+    <w:name w:val="521BFC95112A45BD87D6E99B1848EE0F8"/>
+    <w:rsid w:val="0090100C"/>
+    <w:pPr>
+      <w:spacing w:after="0" w:line="240" w:lineRule="auto"/>
+      <w:contextualSpacing/>
+      <w:jc w:val="center"/>
+    </w:pPr>
+    <w:rPr>
+      <w:rFonts w:ascii="SH-Bree-Headline" w:eastAsiaTheme="majorEastAsia" w:hAnsi="SH-Bree-Headline" w:cstheme="majorBidi"/>
+      <w:spacing w:val="-10"/>
+      <w:kern w:val="28"/>
+      <w:sz w:val="56"/>
+      <w:szCs w:val="56"/>
+      <w:lang w:eastAsia="en-US"/>
     </w:rPr>
   </w:style>
   <w:style w:type="paragraph" w:customStyle="1" w:styleId="B64237CF9F6A4BD18EEBD81288F2A068">
@@ -7092,9 +8887,17 @@
       <w:lang w:eastAsia="en-US"/>
     </w:rPr>
   </w:style>
-  <w:style w:type="paragraph" w:customStyle="1" w:styleId="4EBAAF652EB146F592FAEA910CC6F3AD">
-    <w:name w:val="4EBAAF652EB146F592FAEA910CC6F3AD"/>
+  <w:style w:type="paragraph" w:customStyle="1" w:styleId="93B76D7A114C4EE88C49E50AB01A08795">
+    <w:name w:val="93B76D7A114C4EE88C49E50AB01A08795"/>
     <w:rsid w:val="0090100C"/>
+    <w:pPr>
+      <w:spacing w:line="360" w:lineRule="auto"/>
+    </w:pPr>
+    <w:rPr>
+      <w:rFonts w:ascii="Siemens Sans" w:eastAsiaTheme="minorHAnsi" w:hAnsi="Siemens Sans"/>
+      <w:sz w:val="24"/>
+      <w:lang w:eastAsia="en-US"/>
+    </w:rPr>
   </w:style>
 </w:styles>
 </file>
@@ -7408,10 +9211,6 @@
 </file>
 
 <file path=customXml/item2.xml><?xml version="1.0" encoding="utf-8"?>
-<b:Sources xmlns:b="http://schemas.openxmlformats.org/officeDocument/2006/bibliography" xmlns="http://schemas.openxmlformats.org/officeDocument/2006/bibliography" SelectedStyle="\APASixthEditionOfficeOnline.xsl" StyleName="APA" Version="6"/>
-</file>
-
-<file path=customXml/item3.xml><?xml version="1.0" encoding="utf-8"?>
 <?mso-contentType ?>
 <FormTemplates xmlns="http://schemas.microsoft.com/sharepoint/v3/contenttype/forms">
   <Display>DocumentLibraryForm</Display>
@@ -7420,10 +9219,10 @@
 </FormTemplates>
 </file>
 
-<file path=customXml/item4.xml><?xml version="1.0" encoding="utf-8"?>
-<ct:contentTypeSchema xmlns:ct="http://schemas.microsoft.com/office/2006/metadata/contentType" xmlns:ma="http://schemas.microsoft.com/office/2006/metadata/properties/metaAttributes" ct:_="" ma:_="" ma:contentTypeName="Document" ma:contentTypeID="0x010100EACD10D04AFA11458CC7DE3D431532AC" ma:contentTypeVersion="4" ma:contentTypeDescription="Create a new document." ma:contentTypeScope="" ma:versionID="89872f0ab158220463e0f70754faa7e1">
-  <xsd:schema xmlns:xsd="http://www.w3.org/2001/XMLSchema" xmlns:xs="http://www.w3.org/2001/XMLSchema" xmlns:p="http://schemas.microsoft.com/office/2006/metadata/properties" xmlns:ns2="30c82407-6f2c-4354-96b3-e5601f0d2fd3" targetNamespace="http://schemas.microsoft.com/office/2006/metadata/properties" ma:root="true" ma:fieldsID="e0f30b1b13da8298b68239a6718bdcd9" ns2:_="">
-    <xsd:import namespace="30c82407-6f2c-4354-96b3-e5601f0d2fd3"/>
+<file path=customXml/item3.xml><?xml version="1.0" encoding="utf-8"?>
+<ct:contentTypeSchema xmlns:ct="http://schemas.microsoft.com/office/2006/metadata/contentType" xmlns:ma="http://schemas.microsoft.com/office/2006/metadata/properties/metaAttributes" ct:_="" ma:_="" ma:contentTypeName="Dokument" ma:contentTypeID="0x010100B864D38484CAFF4D85438DA9EB355F5F" ma:contentTypeVersion="9" ma:contentTypeDescription="Ein neues Dokument erstellen." ma:contentTypeScope="" ma:versionID="45c6a9a5a3f12b24cc3bb7ca4621aa6b">
+  <xsd:schema xmlns:xsd="http://www.w3.org/2001/XMLSchema" xmlns:xs="http://www.w3.org/2001/XMLSchema" xmlns:p="http://schemas.microsoft.com/office/2006/metadata/properties" xmlns:ns2="14732274-e1b4-4950-aeb6-c5d8d18c21ac" targetNamespace="http://schemas.microsoft.com/office/2006/metadata/properties" ma:root="true" ma:fieldsID="adfab1871fc16ca93ce2783a22949c24" ns2:_="">
+    <xsd:import namespace="14732274-e1b4-4950-aeb6-c5d8d18c21ac"/>
     <xsd:element name="properties">
       <xsd:complexType>
         <xsd:sequence>
@@ -7432,8 +9231,13 @@
               <xsd:all>
                 <xsd:element ref="ns2:MediaServiceMetadata" minOccurs="0"/>
                 <xsd:element ref="ns2:MediaServiceFastMetadata" minOccurs="0"/>
-                <xsd:element ref="ns2:MediaServiceObjectDetectorVersions" minOccurs="0"/>
                 <xsd:element ref="ns2:MediaServiceSearchProperties" minOccurs="0"/>
+                <xsd:element ref="ns2:MediaServiceBillingMetadata" minOccurs="0"/>
+                <xsd:element ref="ns2:MediaServiceDateTaken" minOccurs="0"/>
+                <xsd:element ref="ns2:MediaServiceOCR" minOccurs="0"/>
+                <xsd:element ref="ns2:MediaServiceGenerationTime" minOccurs="0"/>
+                <xsd:element ref="ns2:MediaServiceEventHashCode" minOccurs="0"/>
+                <xsd:element ref="ns2:MediaServiceLocation" minOccurs="0"/>
               </xsd:all>
             </xsd:complexType>
           </xsd:element>
@@ -7441,7 +9245,7 @@
       </xsd:complexType>
     </xsd:element>
   </xsd:schema>
-  <xsd:schema xmlns:xsd="http://www.w3.org/2001/XMLSchema" xmlns:xs="http://www.w3.org/2001/XMLSchema" xmlns:dms="http://schemas.microsoft.com/office/2006/documentManagement/types" xmlns:pc="http://schemas.microsoft.com/office/infopath/2007/PartnerControls" targetNamespace="30c82407-6f2c-4354-96b3-e5601f0d2fd3" elementFormDefault="qualified">
+  <xsd:schema xmlns:xsd="http://www.w3.org/2001/XMLSchema" xmlns:xs="http://www.w3.org/2001/XMLSchema" xmlns:dms="http://schemas.microsoft.com/office/2006/documentManagement/types" xmlns:pc="http://schemas.microsoft.com/office/infopath/2007/PartnerControls" targetNamespace="14732274-e1b4-4950-aeb6-c5d8d18c21ac" elementFormDefault="qualified">
     <xsd:import namespace="http://schemas.microsoft.com/office/2006/documentManagement/types"/>
     <xsd:import namespace="http://schemas.microsoft.com/office/infopath/2007/PartnerControls"/>
     <xsd:element name="MediaServiceMetadata" ma:index="8" nillable="true" ma:displayName="MediaServiceMetadata" ma:hidden="true" ma:internalName="MediaServiceMetadata" ma:readOnly="true">
@@ -7454,14 +9258,41 @@
         <xsd:restriction base="dms:Note"/>
       </xsd:simpleType>
     </xsd:element>
-    <xsd:element name="MediaServiceObjectDetectorVersions" ma:index="10" nillable="true" ma:displayName="MediaServiceObjectDetectorVersions" ma:hidden="true" ma:indexed="true" ma:internalName="MediaServiceObjectDetectorVersions" ma:readOnly="true">
+    <xsd:element name="MediaServiceSearchProperties" ma:index="10" nillable="true" ma:displayName="MediaServiceSearchProperties" ma:hidden="true" ma:internalName="MediaServiceSearchProperties" ma:readOnly="true">
+      <xsd:simpleType>
+        <xsd:restriction base="dms:Note"/>
+      </xsd:simpleType>
+    </xsd:element>
+    <xsd:element name="MediaServiceBillingMetadata" ma:index="11" nillable="true" ma:displayName="MediaServiceBillingMetadata" ma:hidden="true" ma:internalName="MediaServiceBillingMetadata" ma:readOnly="true">
+      <xsd:simpleType>
+        <xsd:restriction base="dms:Note"/>
+      </xsd:simpleType>
+    </xsd:element>
+    <xsd:element name="MediaServiceDateTaken" ma:index="12" nillable="true" ma:displayName="MediaServiceDateTaken" ma:hidden="true" ma:indexed="true" ma:internalName="MediaServiceDateTaken" ma:readOnly="true">
       <xsd:simpleType>
         <xsd:restriction base="dms:Text"/>
       </xsd:simpleType>
     </xsd:element>
-    <xsd:element name="MediaServiceSearchProperties" ma:index="11" nillable="true" ma:displayName="MediaServiceSearchProperties" ma:hidden="true" ma:internalName="MediaServiceSearchProperties" ma:readOnly="true">
+    <xsd:element name="MediaServiceOCR" ma:index="13" nillable="true" ma:displayName="Extracted Text" ma:internalName="MediaServiceOCR" ma:readOnly="true">
       <xsd:simpleType>
-        <xsd:restriction base="dms:Note"/>
+        <xsd:restriction base="dms:Note">
+          <xsd:maxLength value="255"/>
+        </xsd:restriction>
+      </xsd:simpleType>
+    </xsd:element>
+    <xsd:element name="MediaServiceGenerationTime" ma:index="14" nillable="true" ma:displayName="MediaServiceGenerationTime" ma:hidden="true" ma:internalName="MediaServiceGenerationTime" ma:readOnly="true">
+      <xsd:simpleType>
+        <xsd:restriction base="dms:Text"/>
+      </xsd:simpleType>
+    </xsd:element>
+    <xsd:element name="MediaServiceEventHashCode" ma:index="15" nillable="true" ma:displayName="MediaServiceEventHashCode" ma:hidden="true" ma:internalName="MediaServiceEventHashCode" ma:readOnly="true">
+      <xsd:simpleType>
+        <xsd:restriction base="dms:Text"/>
+      </xsd:simpleType>
+    </xsd:element>
+    <xsd:element name="MediaServiceLocation" ma:index="16" nillable="true" ma:displayName="Location" ma:indexed="true" ma:internalName="MediaServiceLocation" ma:readOnly="true">
+      <xsd:simpleType>
+        <xsd:restriction base="dms:Text"/>
       </xsd:simpleType>
     </xsd:element>
   </xsd:schema>
@@ -7474,8 +9305,8 @@
         <xsd:element ref="dc:creator" minOccurs="0" maxOccurs="1"/>
         <xsd:element ref="dcterms:created" minOccurs="0" maxOccurs="1"/>
         <xsd:element ref="dc:identifier" minOccurs="0" maxOccurs="1"/>
-        <xsd:element name="contentType" minOccurs="0" maxOccurs="1" type="xsd:string" ma:index="0" ma:displayName="Content Type"/>
-        <xsd:element ref="dc:title" minOccurs="0" maxOccurs="1" ma:index="4" ma:displayName="Title"/>
+        <xsd:element name="contentType" minOccurs="0" maxOccurs="1" type="xsd:string" ma:index="0" ma:displayName="Inhaltstyp"/>
+        <xsd:element ref="dc:title" minOccurs="0" maxOccurs="1" ma:index="4" ma:displayName="Titel"/>
         <xsd:element ref="dc:subject" minOccurs="0" maxOccurs="1"/>
         <xsd:element ref="dc:description" minOccurs="0" maxOccurs="1"/>
         <xsd:element name="keywords" minOccurs="0" maxOccurs="1" type="xsd:string"/>
@@ -7564,6 +9395,91 @@
 </ct:contentTypeSchema>
 </file>
 
+<file path=customXml/item4.xml><?xml version="1.0" encoding="utf-8"?>
+<b:Sources xmlns:b="http://schemas.openxmlformats.org/officeDocument/2006/bibliography" xmlns="http://schemas.openxmlformats.org/officeDocument/2006/bibliography" SelectedStyle="\IEEE2006OfficeOnline.xsl" StyleName="IEEE" Version="2006">
+  <b:Source>
+    <b:Tag>Wei06</b:Tag>
+    <b:SourceType>Book</b:SourceType>
+    <b:Guid>{9E49F354-9AB3-4E3F-8BBE-737644652F67}</b:Guid>
+    <b:Title>How does MRI work?</b:Title>
+    <b:Year>2006</b:Year>
+    <b:Author>
+      <b:Author>
+        <b:NameList>
+          <b:Person>
+            <b:Last>Weishaupt</b:Last>
+            <b:First>Dominik</b:First>
+          </b:Person>
+          <b:Person>
+            <b:Last>Köchli</b:Last>
+            <b:First>Viktor</b:First>
+          </b:Person>
+          <b:Person>
+            <b:Last>Marincek</b:Last>
+            <b:First>Borut</b:First>
+          </b:Person>
+        </b:NameList>
+      </b:Author>
+    </b:Author>
+    <b:City>Heidelberg</b:City>
+    <b:Publisher>Springer Berlin</b:Publisher>
+    <b:RefOrder>1</b:RefOrder>
+  </b:Source>
+  <b:Source>
+    <b:Tag>Pau73</b:Tag>
+    <b:SourceType>ArticleInAPeriodical</b:SourceType>
+    <b:Guid>{55296F7D-22B8-47E4-91C3-F14EE8A48D2B}</b:Guid>
+    <b:Title>Image Formation by Induced Local Interactions: Examples Employing Nuclear Magnetic Resonance</b:Title>
+    <b:Year>1973</b:Year>
+    <b:Month>März</b:Month>
+    <b:Day>16</b:Day>
+    <b:Author>
+      <b:Author>
+        <b:NameList>
+          <b:Person>
+            <b:Last>Lauterbur</b:Last>
+            <b:First>Paul</b:First>
+            <b:Middle>C.</b:Middle>
+          </b:Person>
+        </b:NameList>
+      </b:Author>
+    </b:Author>
+    <b:PeriodicalTitle>Nature</b:PeriodicalTitle>
+    <b:Pages>190-191</b:Pages>
+    <b:RefOrder>2</b:RefOrder>
+  </b:Source>
+  <b:Source>
+    <b:Tag>Ani75</b:Tag>
+    <b:SourceType>ArticleInAPeriodical</b:SourceType>
+    <b:Guid>{A50C2AF4-197D-4703-8F0B-CB508DBE6460}</b:Guid>
+    <b:Author>
+      <b:Author>
+        <b:NameList>
+          <b:Person>
+            <b:Last>Kumar</b:Last>
+            <b:First>Anil</b:First>
+          </b:Person>
+          <b:Person>
+            <b:Last>Welti</b:Last>
+            <b:First>Dieter</b:First>
+          </b:Person>
+          <b:Person>
+            <b:Last>Ernst</b:Last>
+            <b:Middle>R.</b:Middle>
+            <b:First>Richard</b:First>
+          </b:Person>
+        </b:NameList>
+      </b:Author>
+    </b:Author>
+    <b:Title>NMR Fourier zeugmatography</b:Title>
+    <b:PeriodicalTitle>Journal of Magnetic Resonance (1969)</b:PeriodicalTitle>
+    <b:Year>1975</b:Year>
+    <b:Pages>69-83</b:Pages>
+    <b:RefOrder>3</b:RefOrder>
+  </b:Source>
+</b:Sources>
+</file>
+
 <file path=customXml/itemProps1.xml><?xml version="1.0" encoding="utf-8"?>
 <ds:datastoreItem xmlns:ds="http://schemas.openxmlformats.org/officeDocument/2006/customXml" ds:itemID="{F3445355-BB97-48FB-9076-AE610ADA5F5D}">
   <ds:schemaRefs>
@@ -7574,14 +9490,6 @@
 </file>
 
 <file path=customXml/itemProps2.xml><?xml version="1.0" encoding="utf-8"?>
-<ds:datastoreItem xmlns:ds="http://schemas.openxmlformats.org/officeDocument/2006/customXml" ds:itemID="{21AC72AF-9F52-4BF6-97BF-1D909848D346}">
-  <ds:schemaRefs>
-    <ds:schemaRef ds:uri="http://schemas.openxmlformats.org/officeDocument/2006/bibliography"/>
-  </ds:schemaRefs>
-</ds:datastoreItem>
-</file>
-
-<file path=customXml/itemProps3.xml><?xml version="1.0" encoding="utf-8"?>
 <ds:datastoreItem xmlns:ds="http://schemas.openxmlformats.org/officeDocument/2006/customXml" ds:itemID="{CBB0E116-33C1-4C60-B22F-CF76B731CE02}">
   <ds:schemaRefs>
     <ds:schemaRef ds:uri="http://schemas.microsoft.com/sharepoint/v3/contenttype/forms"/>
@@ -7589,14 +9497,14 @@
 </ds:datastoreItem>
 </file>
 
-<file path=customXml/itemProps4.xml><?xml version="1.0" encoding="utf-8"?>
-<ds:datastoreItem xmlns:ds="http://schemas.openxmlformats.org/officeDocument/2006/customXml" ds:itemID="{49489B95-1C82-4BF1-8042-7CC69CD9EA84}">
+<file path=customXml/itemProps3.xml><?xml version="1.0" encoding="utf-8"?>
+<ds:datastoreItem xmlns:ds="http://schemas.openxmlformats.org/officeDocument/2006/customXml" ds:itemID="{B45BD71C-24E9-4FC2-BF63-CCB5AA22F7B2}">
   <ds:schemaRefs>
     <ds:schemaRef ds:uri="http://schemas.microsoft.com/office/2006/metadata/contentType"/>
     <ds:schemaRef ds:uri="http://schemas.microsoft.com/office/2006/metadata/properties/metaAttributes"/>
     <ds:schemaRef ds:uri="http://www.w3.org/2001/XMLSchema"/>
     <ds:schemaRef ds:uri="http://schemas.microsoft.com/office/2006/metadata/properties"/>
-    <ds:schemaRef ds:uri="30c82407-6f2c-4354-96b3-e5601f0d2fd3"/>
+    <ds:schemaRef ds:uri="14732274-e1b4-4950-aeb6-c5d8d18c21ac"/>
     <ds:schemaRef ds:uri="http://schemas.microsoft.com/office/2006/documentManagement/types"/>
     <ds:schemaRef ds:uri="http://schemas.microsoft.com/office/infopath/2007/PartnerControls"/>
     <ds:schemaRef ds:uri="http://schemas.openxmlformats.org/package/2006/metadata/core-properties"/>
@@ -7605,4 +9513,18 @@
     <ds:schemaRef ds:uri="http://schemas.microsoft.com/internal/obd"/>
   </ds:schemaRefs>
 </ds:datastoreItem>
+</file>
+
+<file path=customXml/itemProps4.xml><?xml version="1.0" encoding="utf-8"?>
+<ds:datastoreItem xmlns:ds="http://schemas.openxmlformats.org/officeDocument/2006/customXml" ds:itemID="{4742D583-F6F4-484A-9567-F3A261104D0E}">
+  <ds:schemaRefs>
+    <ds:schemaRef ds:uri="http://schemas.openxmlformats.org/officeDocument/2006/bibliography"/>
+  </ds:schemaRefs>
+</ds:datastoreItem>
+</file>
+
+<file path=docMetadata/LabelInfo.xml><?xml version="1.0" encoding="utf-8"?>
+<clbl:labelList xmlns:clbl="http://schemas.microsoft.com/office/2020/mipLabelMetadata">
+  <clbl:label id="{ff6dbec8-95a8-4638-9f5f-bd076536645c}" enabled="1" method="Standard" siteId="{5dbf1add-202a-4b8d-815b-bf0fb024e033}" removed="0"/>
+</clbl:labelList>
 </file>
--- a/Quebe_Tom_T2000_1_Gradientensysteme.docx
+++ b/Quebe_Tom_T2000_1_Gradientensysteme.docx
@@ -4077,21 +4077,11 @@
       <w:bookmarkEnd w:id="5"/>
     </w:p>
     <w:p>
-      <w:r>
-        <w:fldChar w:fldCharType="begin"/>
-      </w:r>
-      <w:r>
-        <w:instrText xml:space="preserve"> TOC \h \z \c "Figure" </w:instrText>
-      </w:r>
-      <w:r>
-        <w:fldChar w:fldCharType="separate"/>
-      </w:r>
-      <w:r>
-        <w:t>Es konnten keine Einträge für ein Abbildungsverzeichnis gefunden werden.</w:t>
-      </w:r>
-      <w:r>
-        <w:fldChar w:fldCharType="end"/>
-      </w:r>
+      <w:fldSimple w:instr=" TOC \h \z \c &quot;Figure&quot; ">
+        <w:r>
+          <w:t>Es konnten keine Einträge für ein Abbildungsverzeichnis gefunden werden.</w:t>
+        </w:r>
+      </w:fldSimple>
     </w:p>
     <w:p/>
     <w:p>
@@ -5491,6 +5481,9 @@
       <w:r>
         <w:t>Magnetresonanztomographie.</w:t>
       </w:r>
+      <w:r>
+        <w:t xml:space="preserve"> </w:t>
+      </w:r>
     </w:p>
     <w:p/>
     <w:p/>
@@ -5568,7 +5561,7 @@
               </w:tblGrid>
               <w:tr>
                 <w:trPr>
-                  <w:divId w:val="973678681"/>
+                  <w:divId w:val="566112926"/>
                   <w:tblCellSpacing w:w="15" w:type="dxa"/>
                 </w:trPr>
                 <w:tc>
@@ -5615,7 +5608,7 @@
               </w:tr>
               <w:tr>
                 <w:trPr>
-                  <w:divId w:val="973678681"/>
+                  <w:divId w:val="566112926"/>
                   <w:tblCellSpacing w:w="15" w:type="dxa"/>
                 </w:trPr>
                 <w:tc>
@@ -5677,14 +5670,119 @@
                   </w:p>
                 </w:tc>
               </w:tr>
+              <w:tr>
+                <w:trPr>
+                  <w:divId w:val="566112926"/>
+                  <w:tblCellSpacing w:w="15" w:type="dxa"/>
+                </w:trPr>
+                <w:tc>
+                  <w:tcPr>
+                    <w:tcW w:w="50" w:type="pct"/>
+                    <w:hideMark/>
+                  </w:tcPr>
+                  <w:p>
+                    <w:pPr>
+                      <w:pStyle w:val="Literaturverzeichnis"/>
+                      <w:rPr>
+                        <w:noProof/>
+                      </w:rPr>
+                    </w:pPr>
+                    <w:r>
+                      <w:rPr>
+                        <w:noProof/>
+                      </w:rPr>
+                      <w:t xml:space="preserve">[3] </w:t>
+                    </w:r>
+                  </w:p>
+                </w:tc>
+                <w:tc>
+                  <w:tcPr>
+                    <w:tcW w:w="0" w:type="auto"/>
+                    <w:hideMark/>
+                  </w:tcPr>
+                  <w:p>
+                    <w:pPr>
+                      <w:pStyle w:val="Literaturverzeichnis"/>
+                      <w:rPr>
+                        <w:noProof/>
+                      </w:rPr>
+                    </w:pPr>
+                    <w:r>
+                      <w:rPr>
+                        <w:noProof/>
+                      </w:rPr>
+                      <w:t xml:space="preserve">A. Kumar, D. Welti und R. R. Ernst, „NMR Fourier zeugmatography,“ </w:t>
+                    </w:r>
+                    <w:r>
+                      <w:rPr>
+                        <w:i/>
+                        <w:iCs/>
+                        <w:noProof/>
+                      </w:rPr>
+                      <w:t xml:space="preserve">Journal of Magnetic Resonance (1969), </w:t>
+                    </w:r>
+                    <w:r>
+                      <w:rPr>
+                        <w:noProof/>
+                      </w:rPr>
+                      <w:t xml:space="preserve">pp. 69-83, 1975. </w:t>
+                    </w:r>
+                  </w:p>
+                </w:tc>
+              </w:tr>
+              <w:tr>
+                <w:trPr>
+                  <w:divId w:val="566112926"/>
+                  <w:tblCellSpacing w:w="15" w:type="dxa"/>
+                </w:trPr>
+                <w:tc>
+                  <w:tcPr>
+                    <w:tcW w:w="50" w:type="pct"/>
+                    <w:hideMark/>
+                  </w:tcPr>
+                  <w:p>
+                    <w:pPr>
+                      <w:pStyle w:val="Literaturverzeichnis"/>
+                      <w:rPr>
+                        <w:noProof/>
+                      </w:rPr>
+                    </w:pPr>
+                    <w:r>
+                      <w:rPr>
+                        <w:noProof/>
+                      </w:rPr>
+                      <w:t xml:space="preserve">[4] </w:t>
+                    </w:r>
+                  </w:p>
+                </w:tc>
+                <w:tc>
+                  <w:tcPr>
+                    <w:tcW w:w="0" w:type="auto"/>
+                    <w:hideMark/>
+                  </w:tcPr>
+                  <w:p>
+                    <w:pPr>
+                      <w:pStyle w:val="Literaturverzeichnis"/>
+                      <w:rPr>
+                        <w:noProof/>
+                      </w:rPr>
+                    </w:pPr>
+                    <w:r>
+                      <w:rPr>
+                        <w:noProof/>
+                      </w:rPr>
+                      <w:t xml:space="preserve">Siemens Healthineers AG, Magnete, Spins und Resonanzen, Forchheim, 2024. </w:t>
+                    </w:r>
+                  </w:p>
+                </w:tc>
+              </w:tr>
             </w:tbl>
             <w:p>
               <w:pPr>
-                <w:divId w:val="973678681"/>
+                <w:divId w:val="566112926"/>
                 <w:rPr>
                   <w:rFonts w:eastAsia="Times New Roman"/>
                   <w:noProof/>
-                  <w:lang w:val="en-US"/>
                 </w:rPr>
               </w:pPr>
             </w:p>
@@ -7606,6 +7704,7 @@
   <w:style w:type="character" w:default="1" w:styleId="Absatz-Standardschriftart">
     <w:name w:val="Default Paragraph Font"/>
     <w:uiPriority w:val="1"/>
+    <w:semiHidden/>
     <w:unhideWhenUsed/>
   </w:style>
   <w:style w:type="table" w:default="1" w:styleId="NormaleTabelle">
@@ -8391,12 +8490,14 @@
     <w:rsidRoot w:val="0090100C"/>
     <w:rsid w:val="00182596"/>
     <w:rsid w:val="00242FBB"/>
+    <w:rsid w:val="003E729E"/>
     <w:rsid w:val="00497675"/>
     <w:rsid w:val="00591AEC"/>
     <w:rsid w:val="0090100C"/>
     <w:rsid w:val="00945C01"/>
     <w:rsid w:val="00971F05"/>
     <w:rsid w:val="00A17EDA"/>
+    <w:rsid w:val="00B315C4"/>
     <w:rsid w:val="00BD7971"/>
     <w:rsid w:val="00CB202D"/>
     <w:rsid w:val="00D94E51"/>
@@ -8858,37 +8959,8 @@
       <w:color w:val="808080"/>
     </w:rPr>
   </w:style>
-  <w:style w:type="paragraph" w:customStyle="1" w:styleId="521BFC95112A45BD87D6E99B1848EE0F8">
-    <w:name w:val="521BFC95112A45BD87D6E99B1848EE0F8"/>
-    <w:rsid w:val="0090100C"/>
-    <w:pPr>
-      <w:spacing w:after="0" w:line="240" w:lineRule="auto"/>
-      <w:contextualSpacing/>
-      <w:jc w:val="center"/>
-    </w:pPr>
-    <w:rPr>
-      <w:rFonts w:ascii="SH-Bree-Headline" w:eastAsiaTheme="majorEastAsia" w:hAnsi="SH-Bree-Headline" w:cstheme="majorBidi"/>
-      <w:spacing w:val="-10"/>
-      <w:kern w:val="28"/>
-      <w:sz w:val="56"/>
-      <w:szCs w:val="56"/>
-      <w:lang w:eastAsia="en-US"/>
-    </w:rPr>
-  </w:style>
   <w:style w:type="paragraph" w:customStyle="1" w:styleId="B64237CF9F6A4BD18EEBD81288F2A068">
     <w:name w:val="B64237CF9F6A4BD18EEBD81288F2A068"/>
-    <w:rsid w:val="0090100C"/>
-    <w:pPr>
-      <w:spacing w:line="360" w:lineRule="auto"/>
-    </w:pPr>
-    <w:rPr>
-      <w:rFonts w:ascii="Siemens Sans" w:eastAsiaTheme="minorHAnsi" w:hAnsi="Siemens Sans"/>
-      <w:sz w:val="24"/>
-      <w:lang w:eastAsia="en-US"/>
-    </w:rPr>
-  </w:style>
-  <w:style w:type="paragraph" w:customStyle="1" w:styleId="93B76D7A114C4EE88C49E50AB01A08795">
-    <w:name w:val="93B76D7A114C4EE88C49E50AB01A08795"/>
     <w:rsid w:val="0090100C"/>
     <w:pPr>
       <w:spacing w:line="360" w:lineRule="auto"/>
@@ -9211,15 +9283,6 @@
 </file>
 
 <file path=customXml/item2.xml><?xml version="1.0" encoding="utf-8"?>
-<?mso-contentType ?>
-<FormTemplates xmlns="http://schemas.microsoft.com/sharepoint/v3/contenttype/forms">
-  <Display>DocumentLibraryForm</Display>
-  <Edit>DocumentLibraryForm</Edit>
-  <New>DocumentLibraryForm</New>
-</FormTemplates>
-</file>
-
-<file path=customXml/item3.xml><?xml version="1.0" encoding="utf-8"?>
 <ct:contentTypeSchema xmlns:ct="http://schemas.microsoft.com/office/2006/metadata/contentType" xmlns:ma="http://schemas.microsoft.com/office/2006/metadata/properties/metaAttributes" ct:_="" ma:_="" ma:contentTypeName="Dokument" ma:contentTypeID="0x010100B864D38484CAFF4D85438DA9EB355F5F" ma:contentTypeVersion="9" ma:contentTypeDescription="Ein neues Dokument erstellen." ma:contentTypeScope="" ma:versionID="45c6a9a5a3f12b24cc3bb7ca4621aa6b">
   <xsd:schema xmlns:xsd="http://www.w3.org/2001/XMLSchema" xmlns:xs="http://www.w3.org/2001/XMLSchema" xmlns:p="http://schemas.microsoft.com/office/2006/metadata/properties" xmlns:ns2="14732274-e1b4-4950-aeb6-c5d8d18c21ac" targetNamespace="http://schemas.microsoft.com/office/2006/metadata/properties" ma:root="true" ma:fieldsID="adfab1871fc16ca93ce2783a22949c24" ns2:_="">
     <xsd:import namespace="14732274-e1b4-4950-aeb6-c5d8d18c21ac"/>
@@ -9395,6 +9458,15 @@
 </ct:contentTypeSchema>
 </file>
 
+<file path=customXml/item3.xml><?xml version="1.0" encoding="utf-8"?>
+<?mso-contentType ?>
+<FormTemplates xmlns="http://schemas.microsoft.com/sharepoint/v3/contenttype/forms">
+  <Display>DocumentLibraryForm</Display>
+  <Edit>DocumentLibraryForm</Edit>
+  <New>DocumentLibraryForm</New>
+</FormTemplates>
+</file>
+
 <file path=customXml/item4.xml><?xml version="1.0" encoding="utf-8"?>
 <b:Sources xmlns:b="http://schemas.openxmlformats.org/officeDocument/2006/bibliography" xmlns="http://schemas.openxmlformats.org/officeDocument/2006/bibliography" SelectedStyle="\IEEE2006OfficeOnline.xsl" StyleName="IEEE" Version="2006">
   <b:Source>
@@ -9477,6 +9549,20 @@
     <b:Pages>69-83</b:Pages>
     <b:RefOrder>3</b:RefOrder>
   </b:Source>
+  <b:Source>
+    <b:Tag>Sie24</b:Tag>
+    <b:SourceType>Book</b:SourceType>
+    <b:Guid>{4160F2F4-1E50-4C3A-A05C-F3AF420FFA6B}</b:Guid>
+    <b:Title>Magnete, Spins und Resonanzen</b:Title>
+    <b:Year>2024</b:Year>
+    <b:Author>
+      <b:Author>
+        <b:Corporate>Siemens Healthineers AG</b:Corporate>
+      </b:Author>
+    </b:Author>
+    <b:City>Forchheim</b:City>
+    <b:RefOrder>4</b:RefOrder>
+  </b:Source>
 </b:Sources>
 </file>
 
@@ -9490,14 +9576,6 @@
 </file>
 
 <file path=customXml/itemProps2.xml><?xml version="1.0" encoding="utf-8"?>
-<ds:datastoreItem xmlns:ds="http://schemas.openxmlformats.org/officeDocument/2006/customXml" ds:itemID="{CBB0E116-33C1-4C60-B22F-CF76B731CE02}">
-  <ds:schemaRefs>
-    <ds:schemaRef ds:uri="http://schemas.microsoft.com/sharepoint/v3/contenttype/forms"/>
-  </ds:schemaRefs>
-</ds:datastoreItem>
-</file>
-
-<file path=customXml/itemProps3.xml><?xml version="1.0" encoding="utf-8"?>
 <ds:datastoreItem xmlns:ds="http://schemas.openxmlformats.org/officeDocument/2006/customXml" ds:itemID="{B45BD71C-24E9-4FC2-BF63-CCB5AA22F7B2}">
   <ds:schemaRefs>
     <ds:schemaRef ds:uri="http://schemas.microsoft.com/office/2006/metadata/contentType"/>
@@ -9515,8 +9593,16 @@
 </ds:datastoreItem>
 </file>
 
+<file path=customXml/itemProps3.xml><?xml version="1.0" encoding="utf-8"?>
+<ds:datastoreItem xmlns:ds="http://schemas.openxmlformats.org/officeDocument/2006/customXml" ds:itemID="{CBB0E116-33C1-4C60-B22F-CF76B731CE02}">
+  <ds:schemaRefs>
+    <ds:schemaRef ds:uri="http://schemas.microsoft.com/sharepoint/v3/contenttype/forms"/>
+  </ds:schemaRefs>
+</ds:datastoreItem>
+</file>
+
 <file path=customXml/itemProps4.xml><?xml version="1.0" encoding="utf-8"?>
-<ds:datastoreItem xmlns:ds="http://schemas.openxmlformats.org/officeDocument/2006/customXml" ds:itemID="{4742D583-F6F4-484A-9567-F3A261104D0E}">
+<ds:datastoreItem xmlns:ds="http://schemas.openxmlformats.org/officeDocument/2006/customXml" ds:itemID="{420E1641-F5C5-41F4-8423-5D17F094993B}">
   <ds:schemaRefs>
     <ds:schemaRef ds:uri="http://schemas.openxmlformats.org/officeDocument/2006/bibliography"/>
   </ds:schemaRefs>

--- a/Quebe_Tom_T2000_1_Gradientensysteme.docx
+++ b/Quebe_Tom_T2000_1_Gradientensysteme.docx
@@ -113,43 +113,41 @@
     </w:p>
     <w:p>
       <w:pPr>
-        <w:pStyle w:val="Kopfzeile"/>
-        <w:jc w:val="center"/>
-      </w:pPr>
-      <w:r>
-        <w:fldChar w:fldCharType="begin"/>
-      </w:r>
-      <w:r>
-        <w:instrText xml:space="preserve"> AUTOTEXT  " Leer"  \* MERGEFORMAT </w:instrText>
-      </w:r>
-      <w:r>
-        <w:fldChar w:fldCharType="separate"/>
-      </w:r>
-      <w:sdt>
-        <w:sdtPr>
-          <w:id w:val="-1225288522"/>
-          <w:placeholder>
-            <w:docPart w:val="DefaultPlaceholder_-1854013437"/>
-          </w:placeholder>
-          <w:date w:fullDate="2026-08-24T00:00:00Z">
-            <w:dateFormat w:val="dd.MM.yyyy"/>
-            <w:lid w:val="de-DE"/>
-            <w:storeMappedDataAs w:val="dateTime"/>
-            <w:calendar w:val="gregorian"/>
-          </w:date>
-        </w:sdtPr>
-        <w:sdtContent>
-          <w:r>
-            <w:t>24.08.2026</w:t>
-          </w:r>
-        </w:sdtContent>
-      </w:sdt>
-    </w:p>
-    <w:p>
-      <w:pPr>
         <w:pStyle w:val="StandardDeckblatt"/>
         <w:jc w:val="center"/>
       </w:pPr>
+      <w:r>
+        <w:fldChar w:fldCharType="begin"/>
+      </w:r>
+      <w:r>
+        <w:instrText xml:space="preserve"> AUTOTEXT  " Leer"  \* MERGEFORMAT </w:instrText>
+      </w:r>
+      <w:r>
+        <w:fldChar w:fldCharType="separate"/>
+      </w:r>
+      <w:r>
+        <w:rPr>
+          <w:b/>
+          <w:bCs/>
+        </w:rPr>
+        <w:t xml:space="preserve">Fehler! </w:t>
+      </w:r>
+      <w:proofErr w:type="spellStart"/>
+      <w:r>
+        <w:rPr>
+          <w:b/>
+          <w:bCs/>
+        </w:rPr>
+        <w:t>AutoText</w:t>
+      </w:r>
+      <w:proofErr w:type="spellEnd"/>
+      <w:r>
+        <w:rPr>
+          <w:b/>
+          <w:bCs/>
+        </w:rPr>
+        <w:t>-Eintrag nicht definiert.</w:t>
+      </w:r>
       <w:r>
         <w:fldChar w:fldCharType="end"/>
       </w:r>
@@ -883,7 +881,7 @@
         </w:rPr>
       </w:pPr>
       <w:bookmarkStart w:id="0" w:name="_Toc131676537"/>
-      <w:bookmarkStart w:id="1" w:name="_Toc215151907"/>
+      <w:bookmarkStart w:id="1" w:name="_Toc224557193"/>
       <w:proofErr w:type="spellStart"/>
       <w:r>
         <w:rPr>
@@ -1679,7 +1677,7 @@
         </w:rPr>
       </w:pPr>
       <w:bookmarkStart w:id="2" w:name="_Toc131676538"/>
-      <w:bookmarkStart w:id="3" w:name="_Toc215151908"/>
+      <w:bookmarkStart w:id="3" w:name="_Toc224557194"/>
       <w:r>
         <w:rPr>
           <w:lang w:val="en-US"/>
@@ -2325,7 +2323,7 @@
               <w:kern w:val="2"/>
               <w:sz w:val="24"/>
               <w:szCs w:val="24"/>
-              <w:lang w:eastAsia="zh-CN"/>
+              <w:lang w:eastAsia="de-DE"/>
               <w14:ligatures w14:val="standardContextual"/>
             </w:rPr>
           </w:pPr>
@@ -2338,11 +2336,12 @@
           <w:r>
             <w:fldChar w:fldCharType="separate"/>
           </w:r>
-          <w:hyperlink w:anchor="_Toc215151907" w:history="1">
+          <w:hyperlink w:anchor="_Toc224557193" w:history="1">
             <w:r>
               <w:rPr>
                 <w:rStyle w:val="Hyperlink"/>
                 <w:noProof/>
+                <w:lang w:val="en-US"/>
               </w:rPr>
               <w:t>Zusammenfassung</w:t>
             </w:r>
@@ -2365,7 +2364,7 @@
                 <w:noProof/>
                 <w:webHidden/>
               </w:rPr>
-              <w:instrText xml:space="preserve"> PAGEREF _Toc215151907 \h </w:instrText>
+              <w:instrText xml:space="preserve"> PAGEREF _Toc224557193 \h </w:instrText>
             </w:r>
             <w:r>
               <w:rPr>
@@ -2410,15 +2409,16 @@
               <w:kern w:val="2"/>
               <w:sz w:val="24"/>
               <w:szCs w:val="24"/>
-              <w:lang w:eastAsia="zh-CN"/>
+              <w:lang w:eastAsia="de-DE"/>
               <w14:ligatures w14:val="standardContextual"/>
             </w:rPr>
           </w:pPr>
-          <w:hyperlink w:anchor="_Toc215151908" w:history="1">
+          <w:hyperlink w:anchor="_Toc224557194" w:history="1">
             <w:r>
               <w:rPr>
                 <w:rStyle w:val="Hyperlink"/>
                 <w:noProof/>
+                <w:lang w:val="en-US"/>
               </w:rPr>
               <w:t>Abstract</w:t>
             </w:r>
@@ -2441,7 +2441,7 @@
                 <w:noProof/>
                 <w:webHidden/>
               </w:rPr>
-              <w:instrText xml:space="preserve"> PAGEREF _Toc215151908 \h </w:instrText>
+              <w:instrText xml:space="preserve"> PAGEREF _Toc224557194 \h </w:instrText>
             </w:r>
             <w:r>
               <w:rPr>
@@ -2486,11 +2486,11 @@
               <w:kern w:val="2"/>
               <w:sz w:val="24"/>
               <w:szCs w:val="24"/>
-              <w:lang w:eastAsia="zh-CN"/>
+              <w:lang w:eastAsia="de-DE"/>
               <w14:ligatures w14:val="standardContextual"/>
             </w:rPr>
           </w:pPr>
-          <w:hyperlink w:anchor="_Toc215151909" w:history="1">
+          <w:hyperlink w:anchor="_Toc224557195" w:history="1">
             <w:r>
               <w:rPr>
                 <w:rStyle w:val="Hyperlink"/>
@@ -2517,7 +2517,7 @@
                 <w:noProof/>
                 <w:webHidden/>
               </w:rPr>
-              <w:instrText xml:space="preserve"> PAGEREF _Toc215151909 \h </w:instrText>
+              <w:instrText xml:space="preserve"> PAGEREF _Toc224557195 \h </w:instrText>
             </w:r>
             <w:r>
               <w:rPr>
@@ -2562,11 +2562,11 @@
               <w:kern w:val="2"/>
               <w:sz w:val="24"/>
               <w:szCs w:val="24"/>
-              <w:lang w:eastAsia="zh-CN"/>
+              <w:lang w:eastAsia="de-DE"/>
               <w14:ligatures w14:val="standardContextual"/>
             </w:rPr>
           </w:pPr>
-          <w:hyperlink w:anchor="_Toc215151910" w:history="1">
+          <w:hyperlink w:anchor="_Toc224557196" w:history="1">
             <w:r>
               <w:rPr>
                 <w:rStyle w:val="Hyperlink"/>
@@ -2593,7 +2593,7 @@
                 <w:noProof/>
                 <w:webHidden/>
               </w:rPr>
-              <w:instrText xml:space="preserve"> PAGEREF _Toc215151910 \h </w:instrText>
+              <w:instrText xml:space="preserve"> PAGEREF _Toc224557196 \h </w:instrText>
             </w:r>
             <w:r>
               <w:rPr>
@@ -2638,11 +2638,11 @@
               <w:kern w:val="2"/>
               <w:sz w:val="24"/>
               <w:szCs w:val="24"/>
-              <w:lang w:eastAsia="zh-CN"/>
+              <w:lang w:eastAsia="de-DE"/>
               <w14:ligatures w14:val="standardContextual"/>
             </w:rPr>
           </w:pPr>
-          <w:hyperlink w:anchor="_Toc215151911" w:history="1">
+          <w:hyperlink w:anchor="_Toc224557197" w:history="1">
             <w:r>
               <w:rPr>
                 <w:rStyle w:val="Hyperlink"/>
@@ -2669,7 +2669,7 @@
                 <w:noProof/>
                 <w:webHidden/>
               </w:rPr>
-              <w:instrText xml:space="preserve"> PAGEREF _Toc215151911 \h </w:instrText>
+              <w:instrText xml:space="preserve"> PAGEREF _Toc224557197 \h </w:instrText>
             </w:r>
             <w:r>
               <w:rPr>
@@ -2711,11 +2711,11 @@
               <w:kern w:val="2"/>
               <w:sz w:val="24"/>
               <w:szCs w:val="24"/>
-              <w:lang w:eastAsia="zh-CN"/>
+              <w:lang w:eastAsia="de-DE"/>
               <w14:ligatures w14:val="standardContextual"/>
             </w:rPr>
           </w:pPr>
-          <w:hyperlink w:anchor="_Toc215151912" w:history="1">
+          <w:hyperlink w:anchor="_Toc224557198" w:history="1">
             <w:r>
               <w:rPr>
                 <w:rStyle w:val="Hyperlink"/>
@@ -2732,7 +2732,7 @@
                 <w:kern w:val="2"/>
                 <w:sz w:val="24"/>
                 <w:szCs w:val="24"/>
-                <w:lang w:eastAsia="zh-CN"/>
+                <w:lang w:eastAsia="de-DE"/>
                 <w14:ligatures w14:val="standardContextual"/>
               </w:rPr>
               <w:tab/>
@@ -2742,7 +2742,7 @@
                 <w:rStyle w:val="Hyperlink"/>
                 <w:noProof/>
               </w:rPr>
-              <w:t>Kapitel 1</w:t>
+              <w:t>Einleitung</w:t>
             </w:r>
             <w:r>
               <w:rPr>
@@ -2763,7 +2763,7 @@
                 <w:noProof/>
                 <w:webHidden/>
               </w:rPr>
-              <w:instrText xml:space="preserve"> PAGEREF _Toc215151912 \h </w:instrText>
+              <w:instrText xml:space="preserve"> PAGEREF _Toc224557198 \h </w:instrText>
             </w:r>
             <w:r>
               <w:rPr>
@@ -2784,6 +2784,100 @@
                 <w:webHidden/>
               </w:rPr>
               <w:t>1</w:t>
+            </w:r>
+            <w:r>
+              <w:rPr>
+                <w:noProof/>
+                <w:webHidden/>
+              </w:rPr>
+              <w:fldChar w:fldCharType="end"/>
+            </w:r>
+          </w:hyperlink>
+        </w:p>
+        <w:p>
+          <w:pPr>
+            <w:pStyle w:val="Verzeichnis1"/>
+            <w:rPr>
+              <w:rFonts w:asciiTheme="minorHAnsi" w:eastAsiaTheme="minorEastAsia" w:hAnsiTheme="minorHAnsi" w:cstheme="minorBidi"/>
+              <w:b w:val="0"/>
+              <w:bCs w:val="0"/>
+              <w:noProof/>
+              <w:kern w:val="2"/>
+              <w:sz w:val="24"/>
+              <w:szCs w:val="24"/>
+              <w:lang w:eastAsia="de-DE"/>
+              <w14:ligatures w14:val="standardContextual"/>
+            </w:rPr>
+          </w:pPr>
+          <w:hyperlink w:anchor="_Toc224557199" w:history="1">
+            <w:r>
+              <w:rPr>
+                <w:rStyle w:val="Hyperlink"/>
+                <w:noProof/>
+              </w:rPr>
+              <w:t>2.</w:t>
+            </w:r>
+            <w:r>
+              <w:rPr>
+                <w:rFonts w:asciiTheme="minorHAnsi" w:eastAsiaTheme="minorEastAsia" w:hAnsiTheme="minorHAnsi" w:cstheme="minorBidi"/>
+                <w:b w:val="0"/>
+                <w:bCs w:val="0"/>
+                <w:noProof/>
+                <w:kern w:val="2"/>
+                <w:sz w:val="24"/>
+                <w:szCs w:val="24"/>
+                <w:lang w:eastAsia="de-DE"/>
+                <w14:ligatures w14:val="standardContextual"/>
+              </w:rPr>
+              <w:tab/>
+            </w:r>
+            <w:r>
+              <w:rPr>
+                <w:rStyle w:val="Hyperlink"/>
+                <w:noProof/>
+              </w:rPr>
+              <w:t>Physikalische Grundlagen der Ortskodierung im MRT</w:t>
+            </w:r>
+            <w:r>
+              <w:rPr>
+                <w:noProof/>
+                <w:webHidden/>
+              </w:rPr>
+              <w:tab/>
+            </w:r>
+            <w:r>
+              <w:rPr>
+                <w:noProof/>
+                <w:webHidden/>
+              </w:rPr>
+              <w:fldChar w:fldCharType="begin"/>
+            </w:r>
+            <w:r>
+              <w:rPr>
+                <w:noProof/>
+                <w:webHidden/>
+              </w:rPr>
+              <w:instrText xml:space="preserve"> PAGEREF _Toc224557199 \h </w:instrText>
+            </w:r>
+            <w:r>
+              <w:rPr>
+                <w:noProof/>
+                <w:webHidden/>
+              </w:rPr>
+            </w:r>
+            <w:r>
+              <w:rPr>
+                <w:noProof/>
+                <w:webHidden/>
+              </w:rPr>
+              <w:fldChar w:fldCharType="separate"/>
+            </w:r>
+            <w:r>
+              <w:rPr>
+                <w:noProof/>
+                <w:webHidden/>
+              </w:rPr>
+              <w:t>2</w:t>
             </w:r>
             <w:r>
               <w:rPr>
@@ -2809,17 +2903,17 @@
               <w:kern w:val="2"/>
               <w:sz w:val="24"/>
               <w:szCs w:val="24"/>
-              <w:lang w:eastAsia="zh-CN"/>
+              <w:lang w:eastAsia="de-DE"/>
               <w14:ligatures w14:val="standardContextual"/>
             </w:rPr>
           </w:pPr>
-          <w:hyperlink w:anchor="_Toc215151913" w:history="1">
+          <w:hyperlink w:anchor="_Toc224557200" w:history="1">
             <w:r>
               <w:rPr>
                 <w:rStyle w:val="Hyperlink"/>
                 <w:noProof/>
               </w:rPr>
-              <w:t>1.1.</w:t>
+              <w:t>2.1.</w:t>
             </w:r>
             <w:r>
               <w:rPr>
@@ -2830,7 +2924,7 @@
                 <w:kern w:val="2"/>
                 <w:sz w:val="24"/>
                 <w:szCs w:val="24"/>
-                <w:lang w:eastAsia="zh-CN"/>
+                <w:lang w:eastAsia="de-DE"/>
                 <w14:ligatures w14:val="standardContextual"/>
               </w:rPr>
               <w:tab/>
@@ -2840,7 +2934,7 @@
                 <w:rStyle w:val="Hyperlink"/>
                 <w:noProof/>
               </w:rPr>
-              <w:t>Unterkapitel 1</w:t>
+              <w:t>Präzession und Larmor-Frequenz</w:t>
             </w:r>
             <w:r>
               <w:rPr>
@@ -2861,7 +2955,7 @@
                 <w:noProof/>
                 <w:webHidden/>
               </w:rPr>
-              <w:instrText xml:space="preserve"> PAGEREF _Toc215151913 \h </w:instrText>
+              <w:instrText xml:space="preserve"> PAGEREF _Toc224557200 \h </w:instrText>
             </w:r>
             <w:r>
               <w:rPr>
@@ -2881,7 +2975,7 @@
                 <w:noProof/>
                 <w:webHidden/>
               </w:rPr>
-              <w:t>1</w:t>
+              <w:t>2</w:t>
             </w:r>
             <w:r>
               <w:rPr>
@@ -2907,17 +3001,17 @@
               <w:kern w:val="2"/>
               <w:sz w:val="24"/>
               <w:szCs w:val="24"/>
-              <w:lang w:eastAsia="zh-CN"/>
+              <w:lang w:eastAsia="de-DE"/>
               <w14:ligatures w14:val="standardContextual"/>
             </w:rPr>
           </w:pPr>
-          <w:hyperlink w:anchor="_Toc215151914" w:history="1">
+          <w:hyperlink w:anchor="_Toc224557201" w:history="1">
             <w:r>
               <w:rPr>
                 <w:rStyle w:val="Hyperlink"/>
                 <w:noProof/>
               </w:rPr>
-              <w:t>1.2.</w:t>
+              <w:t>2.2.</w:t>
             </w:r>
             <w:r>
               <w:rPr>
@@ -2928,7 +3022,7 @@
                 <w:kern w:val="2"/>
                 <w:sz w:val="24"/>
                 <w:szCs w:val="24"/>
-                <w:lang w:eastAsia="zh-CN"/>
+                <w:lang w:eastAsia="de-DE"/>
                 <w14:ligatures w14:val="standardContextual"/>
               </w:rPr>
               <w:tab/>
@@ -2938,7 +3032,7 @@
                 <w:rStyle w:val="Hyperlink"/>
                 <w:noProof/>
               </w:rPr>
-              <w:t>Unterkapitel 2</w:t>
+              <w:t>Einfluss eines Gradientenfeldes</w:t>
             </w:r>
             <w:r>
               <w:rPr>
@@ -2959,7 +3053,7 @@
                 <w:noProof/>
                 <w:webHidden/>
               </w:rPr>
-              <w:instrText xml:space="preserve"> PAGEREF _Toc215151914 \h </w:instrText>
+              <w:instrText xml:space="preserve"> PAGEREF _Toc224557201 \h </w:instrText>
             </w:r>
             <w:r>
               <w:rPr>
@@ -2979,193 +3073,7 @@
                 <w:noProof/>
                 <w:webHidden/>
               </w:rPr>
-              <w:t>1</w:t>
-            </w:r>
-            <w:r>
-              <w:rPr>
-                <w:noProof/>
-                <w:webHidden/>
-              </w:rPr>
-              <w:fldChar w:fldCharType="end"/>
-            </w:r>
-          </w:hyperlink>
-        </w:p>
-        <w:p>
-          <w:pPr>
-            <w:pStyle w:val="Verzeichnis3"/>
-            <w:rPr>
-              <w:rFonts w:asciiTheme="minorHAnsi" w:eastAsiaTheme="minorEastAsia" w:hAnsiTheme="minorHAnsi" w:cstheme="minorBidi"/>
-              <w:i w:val="0"/>
-              <w:noProof/>
-              <w:kern w:val="2"/>
-              <w:sz w:val="24"/>
-              <w:szCs w:val="24"/>
-              <w:lang w:eastAsia="zh-CN"/>
-              <w14:ligatures w14:val="standardContextual"/>
-            </w:rPr>
-          </w:pPr>
-          <w:hyperlink w:anchor="_Toc215151915" w:history="1">
-            <w:r>
-              <w:rPr>
-                <w:rStyle w:val="Hyperlink"/>
-                <w:noProof/>
-              </w:rPr>
-              <w:t>1.2.1.</w:t>
-            </w:r>
-            <w:r>
-              <w:rPr>
-                <w:rFonts w:asciiTheme="minorHAnsi" w:eastAsiaTheme="minorEastAsia" w:hAnsiTheme="minorHAnsi" w:cstheme="minorBidi"/>
-                <w:i w:val="0"/>
-                <w:noProof/>
-                <w:kern w:val="2"/>
-                <w:sz w:val="24"/>
-                <w:szCs w:val="24"/>
-                <w:lang w:eastAsia="zh-CN"/>
-                <w14:ligatures w14:val="standardContextual"/>
-              </w:rPr>
-              <w:tab/>
-            </w:r>
-            <w:r>
-              <w:rPr>
-                <w:rStyle w:val="Hyperlink"/>
-                <w:noProof/>
-              </w:rPr>
-              <w:t>UnterUnterKapitel 1</w:t>
-            </w:r>
-            <w:r>
-              <w:rPr>
-                <w:noProof/>
-                <w:webHidden/>
-              </w:rPr>
-              <w:tab/>
-            </w:r>
-            <w:r>
-              <w:rPr>
-                <w:noProof/>
-                <w:webHidden/>
-              </w:rPr>
-              <w:fldChar w:fldCharType="begin"/>
-            </w:r>
-            <w:r>
-              <w:rPr>
-                <w:noProof/>
-                <w:webHidden/>
-              </w:rPr>
-              <w:instrText xml:space="preserve"> PAGEREF _Toc215151915 \h </w:instrText>
-            </w:r>
-            <w:r>
-              <w:rPr>
-                <w:noProof/>
-                <w:webHidden/>
-              </w:rPr>
-            </w:r>
-            <w:r>
-              <w:rPr>
-                <w:noProof/>
-                <w:webHidden/>
-              </w:rPr>
-              <w:fldChar w:fldCharType="separate"/>
-            </w:r>
-            <w:r>
-              <w:rPr>
-                <w:noProof/>
-                <w:webHidden/>
-              </w:rPr>
-              <w:t>1</w:t>
-            </w:r>
-            <w:r>
-              <w:rPr>
-                <w:noProof/>
-                <w:webHidden/>
-              </w:rPr>
-              <w:fldChar w:fldCharType="end"/>
-            </w:r>
-          </w:hyperlink>
-        </w:p>
-        <w:p>
-          <w:pPr>
-            <w:pStyle w:val="Verzeichnis1"/>
-            <w:rPr>
-              <w:rFonts w:asciiTheme="minorHAnsi" w:eastAsiaTheme="minorEastAsia" w:hAnsiTheme="minorHAnsi" w:cstheme="minorBidi"/>
-              <w:b w:val="0"/>
-              <w:bCs w:val="0"/>
-              <w:noProof/>
-              <w:kern w:val="2"/>
-              <w:sz w:val="24"/>
-              <w:szCs w:val="24"/>
-              <w:lang w:eastAsia="zh-CN"/>
-              <w14:ligatures w14:val="standardContextual"/>
-            </w:rPr>
-          </w:pPr>
-          <w:hyperlink w:anchor="_Toc215151916" w:history="1">
-            <w:r>
-              <w:rPr>
-                <w:rStyle w:val="Hyperlink"/>
-                <w:noProof/>
-              </w:rPr>
-              <w:t>2.</w:t>
-            </w:r>
-            <w:r>
-              <w:rPr>
-                <w:rFonts w:asciiTheme="minorHAnsi" w:eastAsiaTheme="minorEastAsia" w:hAnsiTheme="minorHAnsi" w:cstheme="minorBidi"/>
-                <w:b w:val="0"/>
-                <w:bCs w:val="0"/>
-                <w:noProof/>
-                <w:kern w:val="2"/>
-                <w:sz w:val="24"/>
-                <w:szCs w:val="24"/>
-                <w:lang w:eastAsia="zh-CN"/>
-                <w14:ligatures w14:val="standardContextual"/>
-              </w:rPr>
-              <w:tab/>
-            </w:r>
-            <w:r>
-              <w:rPr>
-                <w:rStyle w:val="Hyperlink"/>
-                <w:noProof/>
-              </w:rPr>
-              <w:t>Kapitel 2</w:t>
-            </w:r>
-            <w:r>
-              <w:rPr>
-                <w:noProof/>
-                <w:webHidden/>
-              </w:rPr>
-              <w:tab/>
-            </w:r>
-            <w:r>
-              <w:rPr>
-                <w:noProof/>
-                <w:webHidden/>
-              </w:rPr>
-              <w:fldChar w:fldCharType="begin"/>
-            </w:r>
-            <w:r>
-              <w:rPr>
-                <w:noProof/>
-                <w:webHidden/>
-              </w:rPr>
-              <w:instrText xml:space="preserve"> PAGEREF _Toc215151916 \h </w:instrText>
-            </w:r>
-            <w:r>
-              <w:rPr>
-                <w:noProof/>
-                <w:webHidden/>
-              </w:rPr>
-            </w:r>
-            <w:r>
-              <w:rPr>
-                <w:noProof/>
-                <w:webHidden/>
-              </w:rPr>
-              <w:fldChar w:fldCharType="separate"/>
-            </w:r>
-            <w:r>
-              <w:rPr>
-                <w:noProof/>
-                <w:webHidden/>
-              </w:rPr>
-              <w:t>1</w:t>
+              <w:t>2</w:t>
             </w:r>
             <w:r>
               <w:rPr>
@@ -3191,17 +3099,17 @@
               <w:kern w:val="2"/>
               <w:sz w:val="24"/>
               <w:szCs w:val="24"/>
-              <w:lang w:eastAsia="zh-CN"/>
+              <w:lang w:eastAsia="de-DE"/>
               <w14:ligatures w14:val="standardContextual"/>
             </w:rPr>
           </w:pPr>
-          <w:hyperlink w:anchor="_Toc215151917" w:history="1">
+          <w:hyperlink w:anchor="_Toc224557202" w:history="1">
             <w:r>
               <w:rPr>
                 <w:rStyle w:val="Hyperlink"/>
                 <w:noProof/>
               </w:rPr>
-              <w:t>2.1.</w:t>
+              <w:t>2.3.</w:t>
             </w:r>
             <w:r>
               <w:rPr>
@@ -3212,7 +3120,7 @@
                 <w:kern w:val="2"/>
                 <w:sz w:val="24"/>
                 <w:szCs w:val="24"/>
-                <w:lang w:eastAsia="zh-CN"/>
+                <w:lang w:eastAsia="de-DE"/>
                 <w14:ligatures w14:val="standardContextual"/>
               </w:rPr>
               <w:tab/>
@@ -3222,7 +3130,7 @@
                 <w:rStyle w:val="Hyperlink"/>
                 <w:noProof/>
               </w:rPr>
-              <w:t>Unterkapitel 1</w:t>
+              <w:t>Frequenz- und Phasenkodierung</w:t>
             </w:r>
             <w:r>
               <w:rPr>
@@ -3243,7 +3151,7 @@
                 <w:noProof/>
                 <w:webHidden/>
               </w:rPr>
-              <w:instrText xml:space="preserve"> PAGEREF _Toc215151917 \h </w:instrText>
+              <w:instrText xml:space="preserve"> PAGEREF _Toc224557202 \h </w:instrText>
             </w:r>
             <w:r>
               <w:rPr>
@@ -3263,7 +3171,7 @@
                 <w:noProof/>
                 <w:webHidden/>
               </w:rPr>
-              <w:t>1</w:t>
+              <w:t>3</w:t>
             </w:r>
             <w:r>
               <w:rPr>
@@ -3289,17 +3197,17 @@
               <w:kern w:val="2"/>
               <w:sz w:val="24"/>
               <w:szCs w:val="24"/>
-              <w:lang w:eastAsia="zh-CN"/>
+              <w:lang w:eastAsia="de-DE"/>
               <w14:ligatures w14:val="standardContextual"/>
             </w:rPr>
           </w:pPr>
-          <w:hyperlink w:anchor="_Toc215151918" w:history="1">
+          <w:hyperlink w:anchor="_Toc224557203" w:history="1">
             <w:r>
               <w:rPr>
                 <w:rStyle w:val="Hyperlink"/>
                 <w:noProof/>
               </w:rPr>
-              <w:t>2.2.</w:t>
+              <w:t>2.4.</w:t>
             </w:r>
             <w:r>
               <w:rPr>
@@ -3310,7 +3218,7 @@
                 <w:kern w:val="2"/>
                 <w:sz w:val="24"/>
                 <w:szCs w:val="24"/>
-                <w:lang w:eastAsia="zh-CN"/>
+                <w:lang w:eastAsia="de-DE"/>
                 <w14:ligatures w14:val="standardContextual"/>
               </w:rPr>
               <w:tab/>
@@ -3320,7 +3228,7 @@
                 <w:rStyle w:val="Hyperlink"/>
                 <w:noProof/>
               </w:rPr>
-              <w:t>Unterkapitel 2</w:t>
+              <w:t>Schichtselektion</w:t>
             </w:r>
             <w:r>
               <w:rPr>
@@ -3341,7 +3249,7 @@
                 <w:noProof/>
                 <w:webHidden/>
               </w:rPr>
-              <w:instrText xml:space="preserve"> PAGEREF _Toc215151918 \h </w:instrText>
+              <w:instrText xml:space="preserve"> PAGEREF _Toc224557203 \h </w:instrText>
             </w:r>
             <w:r>
               <w:rPr>
@@ -3361,193 +3269,7 @@
                 <w:noProof/>
                 <w:webHidden/>
               </w:rPr>
-              <w:t>1</w:t>
-            </w:r>
-            <w:r>
-              <w:rPr>
-                <w:noProof/>
-                <w:webHidden/>
-              </w:rPr>
-              <w:fldChar w:fldCharType="end"/>
-            </w:r>
-          </w:hyperlink>
-        </w:p>
-        <w:p>
-          <w:pPr>
-            <w:pStyle w:val="Verzeichnis3"/>
-            <w:rPr>
-              <w:rFonts w:asciiTheme="minorHAnsi" w:eastAsiaTheme="minorEastAsia" w:hAnsiTheme="minorHAnsi" w:cstheme="minorBidi"/>
-              <w:i w:val="0"/>
-              <w:noProof/>
-              <w:kern w:val="2"/>
-              <w:sz w:val="24"/>
-              <w:szCs w:val="24"/>
-              <w:lang w:eastAsia="zh-CN"/>
-              <w14:ligatures w14:val="standardContextual"/>
-            </w:rPr>
-          </w:pPr>
-          <w:hyperlink w:anchor="_Toc215151919" w:history="1">
-            <w:r>
-              <w:rPr>
-                <w:rStyle w:val="Hyperlink"/>
-                <w:noProof/>
-              </w:rPr>
-              <w:t>2.2.1.</w:t>
-            </w:r>
-            <w:r>
-              <w:rPr>
-                <w:rFonts w:asciiTheme="minorHAnsi" w:eastAsiaTheme="minorEastAsia" w:hAnsiTheme="minorHAnsi" w:cstheme="minorBidi"/>
-                <w:i w:val="0"/>
-                <w:noProof/>
-                <w:kern w:val="2"/>
-                <w:sz w:val="24"/>
-                <w:szCs w:val="24"/>
-                <w:lang w:eastAsia="zh-CN"/>
-                <w14:ligatures w14:val="standardContextual"/>
-              </w:rPr>
-              <w:tab/>
-            </w:r>
-            <w:r>
-              <w:rPr>
-                <w:rStyle w:val="Hyperlink"/>
-                <w:noProof/>
-              </w:rPr>
-              <w:t>UnterUnterKapitel 2</w:t>
-            </w:r>
-            <w:r>
-              <w:rPr>
-                <w:noProof/>
-                <w:webHidden/>
-              </w:rPr>
-              <w:tab/>
-            </w:r>
-            <w:r>
-              <w:rPr>
-                <w:noProof/>
-                <w:webHidden/>
-              </w:rPr>
-              <w:fldChar w:fldCharType="begin"/>
-            </w:r>
-            <w:r>
-              <w:rPr>
-                <w:noProof/>
-                <w:webHidden/>
-              </w:rPr>
-              <w:instrText xml:space="preserve"> PAGEREF _Toc215151919 \h </w:instrText>
-            </w:r>
-            <w:r>
-              <w:rPr>
-                <w:noProof/>
-                <w:webHidden/>
-              </w:rPr>
-            </w:r>
-            <w:r>
-              <w:rPr>
-                <w:noProof/>
-                <w:webHidden/>
-              </w:rPr>
-              <w:fldChar w:fldCharType="separate"/>
-            </w:r>
-            <w:r>
-              <w:rPr>
-                <w:noProof/>
-                <w:webHidden/>
-              </w:rPr>
-              <w:t>1</w:t>
-            </w:r>
-            <w:r>
-              <w:rPr>
-                <w:noProof/>
-                <w:webHidden/>
-              </w:rPr>
-              <w:fldChar w:fldCharType="end"/>
-            </w:r>
-          </w:hyperlink>
-        </w:p>
-        <w:p>
-          <w:pPr>
-            <w:pStyle w:val="Verzeichnis1"/>
-            <w:rPr>
-              <w:rFonts w:asciiTheme="minorHAnsi" w:eastAsiaTheme="minorEastAsia" w:hAnsiTheme="minorHAnsi" w:cstheme="minorBidi"/>
-              <w:b w:val="0"/>
-              <w:bCs w:val="0"/>
-              <w:noProof/>
-              <w:kern w:val="2"/>
-              <w:sz w:val="24"/>
-              <w:szCs w:val="24"/>
-              <w:lang w:eastAsia="zh-CN"/>
-              <w14:ligatures w14:val="standardContextual"/>
-            </w:rPr>
-          </w:pPr>
-          <w:hyperlink w:anchor="_Toc215151920" w:history="1">
-            <w:r>
-              <w:rPr>
-                <w:rStyle w:val="Hyperlink"/>
-                <w:noProof/>
-              </w:rPr>
-              <w:t>3.</w:t>
-            </w:r>
-            <w:r>
-              <w:rPr>
-                <w:rFonts w:asciiTheme="minorHAnsi" w:eastAsiaTheme="minorEastAsia" w:hAnsiTheme="minorHAnsi" w:cstheme="minorBidi"/>
-                <w:b w:val="0"/>
-                <w:bCs w:val="0"/>
-                <w:noProof/>
-                <w:kern w:val="2"/>
-                <w:sz w:val="24"/>
-                <w:szCs w:val="24"/>
-                <w:lang w:eastAsia="zh-CN"/>
-                <w14:ligatures w14:val="standardContextual"/>
-              </w:rPr>
-              <w:tab/>
-            </w:r>
-            <w:r>
-              <w:rPr>
-                <w:rStyle w:val="Hyperlink"/>
-                <w:noProof/>
-              </w:rPr>
-              <w:t>Kapitel 3</w:t>
-            </w:r>
-            <w:r>
-              <w:rPr>
-                <w:noProof/>
-                <w:webHidden/>
-              </w:rPr>
-              <w:tab/>
-            </w:r>
-            <w:r>
-              <w:rPr>
-                <w:noProof/>
-                <w:webHidden/>
-              </w:rPr>
-              <w:fldChar w:fldCharType="begin"/>
-            </w:r>
-            <w:r>
-              <w:rPr>
-                <w:noProof/>
-                <w:webHidden/>
-              </w:rPr>
-              <w:instrText xml:space="preserve"> PAGEREF _Toc215151920 \h </w:instrText>
-            </w:r>
-            <w:r>
-              <w:rPr>
-                <w:noProof/>
-                <w:webHidden/>
-              </w:rPr>
-            </w:r>
-            <w:r>
-              <w:rPr>
-                <w:noProof/>
-                <w:webHidden/>
-              </w:rPr>
-              <w:fldChar w:fldCharType="separate"/>
-            </w:r>
-            <w:r>
-              <w:rPr>
-                <w:noProof/>
-                <w:webHidden/>
-              </w:rPr>
-              <w:t>1</w:t>
+              <w:t>4</w:t>
             </w:r>
             <w:r>
               <w:rPr>
@@ -3573,17 +3295,17 @@
               <w:kern w:val="2"/>
               <w:sz w:val="24"/>
               <w:szCs w:val="24"/>
-              <w:lang w:eastAsia="zh-CN"/>
+              <w:lang w:eastAsia="de-DE"/>
               <w14:ligatures w14:val="standardContextual"/>
             </w:rPr>
           </w:pPr>
-          <w:hyperlink w:anchor="_Toc215151921" w:history="1">
+          <w:hyperlink w:anchor="_Toc224557204" w:history="1">
             <w:r>
               <w:rPr>
                 <w:rStyle w:val="Hyperlink"/>
                 <w:noProof/>
               </w:rPr>
-              <w:t>3.1.</w:t>
+              <w:t>2.5.</w:t>
             </w:r>
             <w:r>
               <w:rPr>
@@ -3594,7 +3316,7 @@
                 <w:kern w:val="2"/>
                 <w:sz w:val="24"/>
                 <w:szCs w:val="24"/>
-                <w:lang w:eastAsia="zh-CN"/>
+                <w:lang w:eastAsia="de-DE"/>
                 <w14:ligatures w14:val="standardContextual"/>
               </w:rPr>
               <w:tab/>
@@ -3604,7 +3326,7 @@
                 <w:rStyle w:val="Hyperlink"/>
                 <w:noProof/>
               </w:rPr>
-              <w:t>Unterkapitel 1</w:t>
+              <w:t>Bedeutung der Gradienten für die Bildentstehung</w:t>
             </w:r>
             <w:r>
               <w:rPr>
@@ -3625,7 +3347,7 @@
                 <w:noProof/>
                 <w:webHidden/>
               </w:rPr>
-              <w:instrText xml:space="preserve"> PAGEREF _Toc215151921 \h </w:instrText>
+              <w:instrText xml:space="preserve"> PAGEREF _Toc224557204 \h </w:instrText>
             </w:r>
             <w:r>
               <w:rPr>
@@ -3645,7 +3367,101 @@
                 <w:noProof/>
                 <w:webHidden/>
               </w:rPr>
-              <w:t>1</w:t>
+              <w:t>5</w:t>
+            </w:r>
+            <w:r>
+              <w:rPr>
+                <w:noProof/>
+                <w:webHidden/>
+              </w:rPr>
+              <w:fldChar w:fldCharType="end"/>
+            </w:r>
+          </w:hyperlink>
+        </w:p>
+        <w:p>
+          <w:pPr>
+            <w:pStyle w:val="Verzeichnis1"/>
+            <w:rPr>
+              <w:rFonts w:asciiTheme="minorHAnsi" w:eastAsiaTheme="minorEastAsia" w:hAnsiTheme="minorHAnsi" w:cstheme="minorBidi"/>
+              <w:b w:val="0"/>
+              <w:bCs w:val="0"/>
+              <w:noProof/>
+              <w:kern w:val="2"/>
+              <w:sz w:val="24"/>
+              <w:szCs w:val="24"/>
+              <w:lang w:eastAsia="de-DE"/>
+              <w14:ligatures w14:val="standardContextual"/>
+            </w:rPr>
+          </w:pPr>
+          <w:hyperlink w:anchor="_Toc224557205" w:history="1">
+            <w:r>
+              <w:rPr>
+                <w:rStyle w:val="Hyperlink"/>
+                <w:noProof/>
+              </w:rPr>
+              <w:t>3.</w:t>
+            </w:r>
+            <w:r>
+              <w:rPr>
+                <w:rFonts w:asciiTheme="minorHAnsi" w:eastAsiaTheme="minorEastAsia" w:hAnsiTheme="minorHAnsi" w:cstheme="minorBidi"/>
+                <w:b w:val="0"/>
+                <w:bCs w:val="0"/>
+                <w:noProof/>
+                <w:kern w:val="2"/>
+                <w:sz w:val="24"/>
+                <w:szCs w:val="24"/>
+                <w:lang w:eastAsia="de-DE"/>
+                <w14:ligatures w14:val="standardContextual"/>
+              </w:rPr>
+              <w:tab/>
+            </w:r>
+            <w:r>
+              <w:rPr>
+                <w:rStyle w:val="Hyperlink"/>
+                <w:noProof/>
+              </w:rPr>
+              <w:t>Historische Entwicklung der Gradientensysteme im MRT</w:t>
+            </w:r>
+            <w:r>
+              <w:rPr>
+                <w:noProof/>
+                <w:webHidden/>
+              </w:rPr>
+              <w:tab/>
+            </w:r>
+            <w:r>
+              <w:rPr>
+                <w:noProof/>
+                <w:webHidden/>
+              </w:rPr>
+              <w:fldChar w:fldCharType="begin"/>
+            </w:r>
+            <w:r>
+              <w:rPr>
+                <w:noProof/>
+                <w:webHidden/>
+              </w:rPr>
+              <w:instrText xml:space="preserve"> PAGEREF _Toc224557205 \h </w:instrText>
+            </w:r>
+            <w:r>
+              <w:rPr>
+                <w:noProof/>
+                <w:webHidden/>
+              </w:rPr>
+            </w:r>
+            <w:r>
+              <w:rPr>
+                <w:noProof/>
+                <w:webHidden/>
+              </w:rPr>
+              <w:fldChar w:fldCharType="separate"/>
+            </w:r>
+            <w:r>
+              <w:rPr>
+                <w:noProof/>
+                <w:webHidden/>
+              </w:rPr>
+              <w:t>5</w:t>
             </w:r>
             <w:r>
               <w:rPr>
@@ -3671,17 +3487,17 @@
               <w:kern w:val="2"/>
               <w:sz w:val="24"/>
               <w:szCs w:val="24"/>
-              <w:lang w:eastAsia="zh-CN"/>
+              <w:lang w:eastAsia="de-DE"/>
               <w14:ligatures w14:val="standardContextual"/>
             </w:rPr>
           </w:pPr>
-          <w:hyperlink w:anchor="_Toc215151922" w:history="1">
+          <w:hyperlink w:anchor="_Toc224557206" w:history="1">
             <w:r>
               <w:rPr>
                 <w:rStyle w:val="Hyperlink"/>
                 <w:noProof/>
               </w:rPr>
-              <w:t>3.2.</w:t>
+              <w:t>3.1.</w:t>
             </w:r>
             <w:r>
               <w:rPr>
@@ -3692,7 +3508,7 @@
                 <w:kern w:val="2"/>
                 <w:sz w:val="24"/>
                 <w:szCs w:val="24"/>
-                <w:lang w:eastAsia="zh-CN"/>
+                <w:lang w:eastAsia="de-DE"/>
                 <w14:ligatures w14:val="standardContextual"/>
               </w:rPr>
               <w:tab/>
@@ -3702,7 +3518,7 @@
                 <w:rStyle w:val="Hyperlink"/>
                 <w:noProof/>
               </w:rPr>
-              <w:t>Unterkapitel 2</w:t>
+              <w:t>Erste Konzepte der Ortskodierung</w:t>
             </w:r>
             <w:r>
               <w:rPr>
@@ -3723,7 +3539,7 @@
                 <w:noProof/>
                 <w:webHidden/>
               </w:rPr>
-              <w:instrText xml:space="preserve"> PAGEREF _Toc215151922 \h </w:instrText>
+              <w:instrText xml:space="preserve"> PAGEREF _Toc224557206 \h </w:instrText>
             </w:r>
             <w:r>
               <w:rPr>
@@ -3743,7 +3559,7 @@
                 <w:noProof/>
                 <w:webHidden/>
               </w:rPr>
-              <w:t>1</w:t>
+              <w:t>5</w:t>
             </w:r>
             <w:r>
               <w:rPr>
@@ -3756,35 +3572,41 @@
         </w:p>
         <w:p>
           <w:pPr>
-            <w:pStyle w:val="Verzeichnis3"/>
+            <w:pStyle w:val="Verzeichnis2"/>
+            <w:tabs>
+              <w:tab w:val="left" w:pos="960"/>
+              <w:tab w:val="right" w:leader="underscore" w:pos="9060"/>
+            </w:tabs>
             <w:rPr>
               <w:rFonts w:asciiTheme="minorHAnsi" w:eastAsiaTheme="minorEastAsia" w:hAnsiTheme="minorHAnsi" w:cstheme="minorBidi"/>
               <w:i w:val="0"/>
+              <w:iCs w:val="0"/>
               <w:noProof/>
               <w:kern w:val="2"/>
               <w:sz w:val="24"/>
               <w:szCs w:val="24"/>
-              <w:lang w:eastAsia="zh-CN"/>
+              <w:lang w:eastAsia="de-DE"/>
               <w14:ligatures w14:val="standardContextual"/>
             </w:rPr>
           </w:pPr>
-          <w:hyperlink w:anchor="_Toc215151923" w:history="1">
+          <w:hyperlink w:anchor="_Toc224557207" w:history="1">
             <w:r>
               <w:rPr>
                 <w:rStyle w:val="Hyperlink"/>
                 <w:noProof/>
               </w:rPr>
-              <w:t>3.2.1.</w:t>
+              <w:t>3.2.</w:t>
             </w:r>
             <w:r>
               <w:rPr>
                 <w:rFonts w:asciiTheme="minorHAnsi" w:eastAsiaTheme="minorEastAsia" w:hAnsiTheme="minorHAnsi" w:cstheme="minorBidi"/>
                 <w:i w:val="0"/>
+                <w:iCs w:val="0"/>
                 <w:noProof/>
                 <w:kern w:val="2"/>
                 <w:sz w:val="24"/>
                 <w:szCs w:val="24"/>
-                <w:lang w:eastAsia="zh-CN"/>
+                <w:lang w:eastAsia="de-DE"/>
                 <w14:ligatures w14:val="standardContextual"/>
               </w:rPr>
               <w:tab/>
@@ -3794,7 +3616,7 @@
                 <w:rStyle w:val="Hyperlink"/>
                 <w:noProof/>
               </w:rPr>
-              <w:t>UnterUnterKapitel 3</w:t>
+              <w:t>Fourier-basierte Bildgebung</w:t>
             </w:r>
             <w:r>
               <w:rPr>
@@ -3815,7 +3637,7 @@
                 <w:noProof/>
                 <w:webHidden/>
               </w:rPr>
-              <w:instrText xml:space="preserve"> PAGEREF _Toc215151923 \h </w:instrText>
+              <w:instrText xml:space="preserve"> PAGEREF _Toc224557207 \h </w:instrText>
             </w:r>
             <w:r>
               <w:rPr>
@@ -3835,7 +3657,203 @@
                 <w:noProof/>
                 <w:webHidden/>
               </w:rPr>
-              <w:t>1</w:t>
+              <w:t>6</w:t>
+            </w:r>
+            <w:r>
+              <w:rPr>
+                <w:noProof/>
+                <w:webHidden/>
+              </w:rPr>
+              <w:fldChar w:fldCharType="end"/>
+            </w:r>
+          </w:hyperlink>
+        </w:p>
+        <w:p>
+          <w:pPr>
+            <w:pStyle w:val="Verzeichnis2"/>
+            <w:tabs>
+              <w:tab w:val="left" w:pos="960"/>
+              <w:tab w:val="right" w:leader="underscore" w:pos="9060"/>
+            </w:tabs>
+            <w:rPr>
+              <w:rFonts w:asciiTheme="minorHAnsi" w:eastAsiaTheme="minorEastAsia" w:hAnsiTheme="minorHAnsi" w:cstheme="minorBidi"/>
+              <w:i w:val="0"/>
+              <w:iCs w:val="0"/>
+              <w:noProof/>
+              <w:kern w:val="2"/>
+              <w:sz w:val="24"/>
+              <w:szCs w:val="24"/>
+              <w:lang w:eastAsia="de-DE"/>
+              <w14:ligatures w14:val="standardContextual"/>
+            </w:rPr>
+          </w:pPr>
+          <w:hyperlink w:anchor="_Toc224557208" w:history="1">
+            <w:r>
+              <w:rPr>
+                <w:rStyle w:val="Hyperlink"/>
+                <w:noProof/>
+              </w:rPr>
+              <w:t>3.3.</w:t>
+            </w:r>
+            <w:r>
+              <w:rPr>
+                <w:rFonts w:asciiTheme="minorHAnsi" w:eastAsiaTheme="minorEastAsia" w:hAnsiTheme="minorHAnsi" w:cstheme="minorBidi"/>
+                <w:i w:val="0"/>
+                <w:iCs w:val="0"/>
+                <w:noProof/>
+                <w:kern w:val="2"/>
+                <w:sz w:val="24"/>
+                <w:szCs w:val="24"/>
+                <w:lang w:eastAsia="de-DE"/>
+                <w14:ligatures w14:val="standardContextual"/>
+              </w:rPr>
+              <w:tab/>
+            </w:r>
+            <w:r>
+              <w:rPr>
+                <w:rStyle w:val="Hyperlink"/>
+                <w:noProof/>
+              </w:rPr>
+              <w:t>Schnellere Bildgebung und Echo Planar Imaging (EPI)</w:t>
+            </w:r>
+            <w:r>
+              <w:rPr>
+                <w:noProof/>
+                <w:webHidden/>
+              </w:rPr>
+              <w:tab/>
+            </w:r>
+            <w:r>
+              <w:rPr>
+                <w:noProof/>
+                <w:webHidden/>
+              </w:rPr>
+              <w:fldChar w:fldCharType="begin"/>
+            </w:r>
+            <w:r>
+              <w:rPr>
+                <w:noProof/>
+                <w:webHidden/>
+              </w:rPr>
+              <w:instrText xml:space="preserve"> PAGEREF _Toc224557208 \h </w:instrText>
+            </w:r>
+            <w:r>
+              <w:rPr>
+                <w:noProof/>
+                <w:webHidden/>
+              </w:rPr>
+            </w:r>
+            <w:r>
+              <w:rPr>
+                <w:noProof/>
+                <w:webHidden/>
+              </w:rPr>
+              <w:fldChar w:fldCharType="separate"/>
+            </w:r>
+            <w:r>
+              <w:rPr>
+                <w:noProof/>
+                <w:webHidden/>
+              </w:rPr>
+              <w:t>7</w:t>
+            </w:r>
+            <w:r>
+              <w:rPr>
+                <w:noProof/>
+                <w:webHidden/>
+              </w:rPr>
+              <w:fldChar w:fldCharType="end"/>
+            </w:r>
+          </w:hyperlink>
+        </w:p>
+        <w:p>
+          <w:pPr>
+            <w:pStyle w:val="Verzeichnis2"/>
+            <w:tabs>
+              <w:tab w:val="left" w:pos="960"/>
+              <w:tab w:val="right" w:leader="underscore" w:pos="9060"/>
+            </w:tabs>
+            <w:rPr>
+              <w:rFonts w:asciiTheme="minorHAnsi" w:eastAsiaTheme="minorEastAsia" w:hAnsiTheme="minorHAnsi" w:cstheme="minorBidi"/>
+              <w:i w:val="0"/>
+              <w:iCs w:val="0"/>
+              <w:noProof/>
+              <w:kern w:val="2"/>
+              <w:sz w:val="24"/>
+              <w:szCs w:val="24"/>
+              <w:lang w:eastAsia="de-DE"/>
+              <w14:ligatures w14:val="standardContextual"/>
+            </w:rPr>
+          </w:pPr>
+          <w:hyperlink w:anchor="_Toc224557209" w:history="1">
+            <w:r>
+              <w:rPr>
+                <w:rStyle w:val="Hyperlink"/>
+                <w:noProof/>
+              </w:rPr>
+              <w:t>3.4.</w:t>
+            </w:r>
+            <w:r>
+              <w:rPr>
+                <w:rFonts w:asciiTheme="minorHAnsi" w:eastAsiaTheme="minorEastAsia" w:hAnsiTheme="minorHAnsi" w:cstheme="minorBidi"/>
+                <w:i w:val="0"/>
+                <w:iCs w:val="0"/>
+                <w:noProof/>
+                <w:kern w:val="2"/>
+                <w:sz w:val="24"/>
+                <w:szCs w:val="24"/>
+                <w:lang w:eastAsia="de-DE"/>
+                <w14:ligatures w14:val="standardContextual"/>
+              </w:rPr>
+              <w:tab/>
+            </w:r>
+            <w:r>
+              <w:rPr>
+                <w:rStyle w:val="Hyperlink"/>
+                <w:noProof/>
+              </w:rPr>
+              <w:t>Entwicklung moderner Gradientensysteme</w:t>
+            </w:r>
+            <w:r>
+              <w:rPr>
+                <w:noProof/>
+                <w:webHidden/>
+              </w:rPr>
+              <w:tab/>
+            </w:r>
+            <w:r>
+              <w:rPr>
+                <w:noProof/>
+                <w:webHidden/>
+              </w:rPr>
+              <w:fldChar w:fldCharType="begin"/>
+            </w:r>
+            <w:r>
+              <w:rPr>
+                <w:noProof/>
+                <w:webHidden/>
+              </w:rPr>
+              <w:instrText xml:space="preserve"> PAGEREF _Toc224557209 \h </w:instrText>
+            </w:r>
+            <w:r>
+              <w:rPr>
+                <w:noProof/>
+                <w:webHidden/>
+              </w:rPr>
+            </w:r>
+            <w:r>
+              <w:rPr>
+                <w:noProof/>
+                <w:webHidden/>
+              </w:rPr>
+              <w:fldChar w:fldCharType="separate"/>
+            </w:r>
+            <w:r>
+              <w:rPr>
+                <w:noProof/>
+                <w:webHidden/>
+              </w:rPr>
+              <w:t>8</w:t>
             </w:r>
             <w:r>
               <w:rPr>
@@ -3857,11 +3875,11 @@
               <w:kern w:val="2"/>
               <w:sz w:val="24"/>
               <w:szCs w:val="24"/>
-              <w:lang w:eastAsia="zh-CN"/>
+              <w:lang w:eastAsia="de-DE"/>
               <w14:ligatures w14:val="standardContextual"/>
             </w:rPr>
           </w:pPr>
-          <w:hyperlink w:anchor="_Toc215151924" w:history="1">
+          <w:hyperlink w:anchor="_Toc224557210" w:history="1">
             <w:r>
               <w:rPr>
                 <w:rStyle w:val="Hyperlink"/>
@@ -3878,7 +3896,7 @@
                 <w:kern w:val="2"/>
                 <w:sz w:val="24"/>
                 <w:szCs w:val="24"/>
-                <w:lang w:eastAsia="zh-CN"/>
+                <w:lang w:eastAsia="de-DE"/>
                 <w14:ligatures w14:val="standardContextual"/>
               </w:rPr>
               <w:tab/>
@@ -3888,7 +3906,7 @@
                 <w:rStyle w:val="Hyperlink"/>
                 <w:noProof/>
               </w:rPr>
-              <w:t>Literaturverzeichnis</w:t>
+              <w:t>Technischer Aufbau moderner Gradientensysteme</w:t>
             </w:r>
             <w:r>
               <w:rPr>
@@ -3909,7 +3927,7 @@
                 <w:noProof/>
                 <w:webHidden/>
               </w:rPr>
-              <w:instrText xml:space="preserve"> PAGEREF _Toc215151924 \h </w:instrText>
+              <w:instrText xml:space="preserve"> PAGEREF _Toc224557210 \h </w:instrText>
             </w:r>
             <w:r>
               <w:rPr>
@@ -3929,7 +3947,7 @@
                 <w:noProof/>
                 <w:webHidden/>
               </w:rPr>
-              <w:t>2</w:t>
+              <w:t>9</w:t>
             </w:r>
             <w:r>
               <w:rPr>
@@ -3951,11 +3969,11 @@
               <w:kern w:val="2"/>
               <w:sz w:val="24"/>
               <w:szCs w:val="24"/>
-              <w:lang w:eastAsia="zh-CN"/>
+              <w:lang w:eastAsia="de-DE"/>
               <w14:ligatures w14:val="standardContextual"/>
             </w:rPr>
           </w:pPr>
-          <w:hyperlink w:anchor="_Toc215151925" w:history="1">
+          <w:hyperlink w:anchor="_Toc224557211" w:history="1">
             <w:r>
               <w:rPr>
                 <w:rStyle w:val="Hyperlink"/>
@@ -3972,7 +3990,7 @@
                 <w:kern w:val="2"/>
                 <w:sz w:val="24"/>
                 <w:szCs w:val="24"/>
-                <w:lang w:eastAsia="zh-CN"/>
+                <w:lang w:eastAsia="de-DE"/>
                 <w14:ligatures w14:val="standardContextual"/>
               </w:rPr>
               <w:tab/>
@@ -3982,6 +4000,100 @@
                 <w:rStyle w:val="Hyperlink"/>
                 <w:noProof/>
               </w:rPr>
+              <w:t>Literaturverzeichnis</w:t>
+            </w:r>
+            <w:r>
+              <w:rPr>
+                <w:noProof/>
+                <w:webHidden/>
+              </w:rPr>
+              <w:tab/>
+            </w:r>
+            <w:r>
+              <w:rPr>
+                <w:noProof/>
+                <w:webHidden/>
+              </w:rPr>
+              <w:fldChar w:fldCharType="begin"/>
+            </w:r>
+            <w:r>
+              <w:rPr>
+                <w:noProof/>
+                <w:webHidden/>
+              </w:rPr>
+              <w:instrText xml:space="preserve"> PAGEREF _Toc224557211 \h </w:instrText>
+            </w:r>
+            <w:r>
+              <w:rPr>
+                <w:noProof/>
+                <w:webHidden/>
+              </w:rPr>
+            </w:r>
+            <w:r>
+              <w:rPr>
+                <w:noProof/>
+                <w:webHidden/>
+              </w:rPr>
+              <w:fldChar w:fldCharType="separate"/>
+            </w:r>
+            <w:r>
+              <w:rPr>
+                <w:noProof/>
+                <w:webHidden/>
+              </w:rPr>
+              <w:t>10</w:t>
+            </w:r>
+            <w:r>
+              <w:rPr>
+                <w:noProof/>
+                <w:webHidden/>
+              </w:rPr>
+              <w:fldChar w:fldCharType="end"/>
+            </w:r>
+          </w:hyperlink>
+        </w:p>
+        <w:p>
+          <w:pPr>
+            <w:pStyle w:val="Verzeichnis1"/>
+            <w:rPr>
+              <w:rFonts w:asciiTheme="minorHAnsi" w:eastAsiaTheme="minorEastAsia" w:hAnsiTheme="minorHAnsi" w:cstheme="minorBidi"/>
+              <w:b w:val="0"/>
+              <w:bCs w:val="0"/>
+              <w:noProof/>
+              <w:kern w:val="2"/>
+              <w:sz w:val="24"/>
+              <w:szCs w:val="24"/>
+              <w:lang w:eastAsia="de-DE"/>
+              <w14:ligatures w14:val="standardContextual"/>
+            </w:rPr>
+          </w:pPr>
+          <w:hyperlink w:anchor="_Toc224557212" w:history="1">
+            <w:r>
+              <w:rPr>
+                <w:rStyle w:val="Hyperlink"/>
+                <w:noProof/>
+              </w:rPr>
+              <w:t>6.</w:t>
+            </w:r>
+            <w:r>
+              <w:rPr>
+                <w:rFonts w:asciiTheme="minorHAnsi" w:eastAsiaTheme="minorEastAsia" w:hAnsiTheme="minorHAnsi" w:cstheme="minorBidi"/>
+                <w:b w:val="0"/>
+                <w:bCs w:val="0"/>
+                <w:noProof/>
+                <w:kern w:val="2"/>
+                <w:sz w:val="24"/>
+                <w:szCs w:val="24"/>
+                <w:lang w:eastAsia="de-DE"/>
+                <w14:ligatures w14:val="standardContextual"/>
+              </w:rPr>
+              <w:tab/>
+            </w:r>
+            <w:r>
+              <w:rPr>
+                <w:rStyle w:val="Hyperlink"/>
+                <w:noProof/>
+              </w:rPr>
               <w:t>Anhang</w:t>
             </w:r>
             <w:r>
@@ -4003,7 +4115,7 @@
                 <w:noProof/>
                 <w:webHidden/>
               </w:rPr>
-              <w:instrText xml:space="preserve"> PAGEREF _Toc215151925 \h </w:instrText>
+              <w:instrText xml:space="preserve"> PAGEREF _Toc224557212 \h </w:instrText>
             </w:r>
             <w:r>
               <w:rPr>
@@ -4023,7 +4135,7 @@
                 <w:noProof/>
                 <w:webHidden/>
               </w:rPr>
-              <w:t>3</w:t>
+              <w:t>11</w:t>
             </w:r>
             <w:r>
               <w:rPr>
@@ -4068,7 +4180,7 @@
         <w:pStyle w:val="Verzeichnissberschrift"/>
       </w:pPr>
       <w:bookmarkStart w:id="4" w:name="_Toc131676540"/>
-      <w:bookmarkStart w:id="5" w:name="_Toc215151909"/>
+      <w:bookmarkStart w:id="5" w:name="_Toc224557195"/>
       <w:r>
         <w:lastRenderedPageBreak/>
         <w:t>Abbildungsverzeichnis</w:t>
@@ -4079,6 +4191,11 @@
     <w:p>
       <w:fldSimple w:instr=" TOC \h \z \c &quot;Figure&quot; ">
         <w:r>
+          <w:rPr>
+            <w:b/>
+            <w:bCs/>
+            <w:noProof/>
+          </w:rPr>
           <w:t>Es konnten keine Einträge für ein Abbildungsverzeichnis gefunden werden.</w:t>
         </w:r>
       </w:fldSimple>
@@ -4089,7 +4206,7 @@
         <w:pStyle w:val="Verzeichnissberschrift"/>
       </w:pPr>
       <w:bookmarkStart w:id="6" w:name="_Toc131676541"/>
-      <w:bookmarkStart w:id="7" w:name="_Toc215151910"/>
+      <w:bookmarkStart w:id="7" w:name="_Toc224557196"/>
       <w:r>
         <w:t>Abkürzungsverzeichnis</w:t>
       </w:r>
@@ -4163,13 +4280,21 @@
           <w:tcPr>
             <w:tcW w:w="1843" w:type="dxa"/>
           </w:tcPr>
-          <w:p/>
+          <w:p>
+            <w:r>
+              <w:t>EPI</w:t>
+            </w:r>
+          </w:p>
         </w:tc>
         <w:tc>
           <w:tcPr>
             <w:tcW w:w="7173" w:type="dxa"/>
           </w:tcPr>
-          <w:p/>
+          <w:p>
+            <w:r>
+              <w:t>Echo Planar Imaging</w:t>
+            </w:r>
+          </w:p>
         </w:tc>
       </w:tr>
       <w:tr>
@@ -4221,7 +4346,7 @@
         <w:pStyle w:val="Verzeichnissberschrift"/>
       </w:pPr>
       <w:bookmarkStart w:id="8" w:name="_Toc131676542"/>
-      <w:bookmarkStart w:id="9" w:name="_Toc215151911"/>
+      <w:bookmarkStart w:id="9" w:name="_Toc224557197"/>
       <w:r>
         <w:t>Formelgrößen</w:t>
       </w:r>
@@ -4560,10 +4685,12 @@
       <w:pPr>
         <w:pStyle w:val="berschrift1"/>
       </w:pPr>
+      <w:bookmarkStart w:id="10" w:name="_Toc224557198"/>
       <w:r>
         <w:lastRenderedPageBreak/>
         <w:t>Einleitung</w:t>
       </w:r>
+      <w:bookmarkEnd w:id="10"/>
     </w:p>
     <w:p>
       <w:r>
@@ -4590,21 +4717,25 @@
       <w:pPr>
         <w:pStyle w:val="berschrift1"/>
       </w:pPr>
-      <w:bookmarkStart w:id="10" w:name="_Toc222729332"/>
+      <w:bookmarkStart w:id="11" w:name="_Toc222729332"/>
+      <w:bookmarkStart w:id="12" w:name="_Toc224557199"/>
       <w:r>
         <w:t>Physikalische Grundlagen der Ortskodierung im MRT</w:t>
       </w:r>
-      <w:bookmarkEnd w:id="10"/>
+      <w:bookmarkEnd w:id="11"/>
+      <w:bookmarkEnd w:id="12"/>
     </w:p>
     <w:p>
       <w:pPr>
         <w:pStyle w:val="berschrift2"/>
       </w:pPr>
-      <w:bookmarkStart w:id="11" w:name="_Toc222729333"/>
+      <w:bookmarkStart w:id="13" w:name="_Toc222729333"/>
+      <w:bookmarkStart w:id="14" w:name="_Toc224557200"/>
       <w:r>
         <w:t>Präzession und Larmor-Frequenz</w:t>
       </w:r>
-      <w:bookmarkEnd w:id="11"/>
+      <w:bookmarkEnd w:id="13"/>
+      <w:bookmarkEnd w:id="14"/>
     </w:p>
     <w:p>
       <w:r>
@@ -4756,11 +4887,13 @@
       <w:pPr>
         <w:pStyle w:val="berschrift2"/>
       </w:pPr>
-      <w:bookmarkStart w:id="12" w:name="_Toc222729334"/>
+      <w:bookmarkStart w:id="15" w:name="_Toc222729334"/>
+      <w:bookmarkStart w:id="16" w:name="_Toc224557201"/>
       <w:r>
         <w:t>Einfluss eines Gradientenfeldes</w:t>
       </w:r>
-      <w:bookmarkEnd w:id="12"/>
+      <w:bookmarkEnd w:id="15"/>
+      <w:bookmarkEnd w:id="16"/>
     </w:p>
     <w:p>
       <w:r>
@@ -4933,45 +5066,347 @@
         <w:rPr>
           <w:rFonts w:eastAsiaTheme="minorEastAsia"/>
         </w:rPr>
-        <w:t xml:space="preserve"> die Gradientenstärke entlang der x-Achse beschreibt. Da die Larmor-Frequenz direkt proportional zur Magnetfeldstärke ist, wird auch die Präzessionsfrequenz ortsabhängig. Spins an unterschiedlichen Positionen besitzen somit unterschiedliche Frequenzen.</w:t>
+        <w:t xml:space="preserve"> die Gradientenstärke entlang der x-Achse beschreibt. Da die Larmor-Frequenz direkt proportional zur Magnetfeldstärke ist, wird auch die Präzessionsfrequenz ortsabhängig. Spins an unterschiedlichen Positionen besitzen somit unterschiedliche Frequenzen</w:t>
       </w:r>
       <w:r>
         <w:rPr>
           <w:rFonts w:eastAsiaTheme="minorEastAsia"/>
         </w:rPr>
-        <w:br/>
+        <w:t xml:space="preserve">, wie in der folgenden Abbildung zu erkennen ist. </w:t>
+      </w:r>
+      <w:r>
+        <w:rPr>
+          <w:rFonts w:eastAsiaTheme="minorEastAsia"/>
+        </w:rPr>
         <w:t>Dieses Prinzip bildet die Grundlage der Ortskodierung im MRT.</w:t>
       </w:r>
     </w:p>
     <w:p>
       <w:pPr>
-        <w:pStyle w:val="berschrift2"/>
-      </w:pPr>
-      <w:bookmarkStart w:id="13" w:name="_Toc222729335"/>
-      <w:r>
-        <w:t>Frequenz- und Phasenkodierung</w:t>
-      </w:r>
-      <w:bookmarkEnd w:id="13"/>
+        <w:keepNext/>
+      </w:pPr>
+      <w:r>
+        <w:rPr>
+          <w:rFonts w:eastAsiaTheme="minorEastAsia"/>
+          <w:noProof/>
+        </w:rPr>
+        <w:drawing>
+          <wp:inline distT="0" distB="0" distL="0" distR="0" wp14:anchorId="3A963585" wp14:editId="7F5FEF2A">
+            <wp:extent cx="5756910" cy="2679065"/>
+            <wp:effectExtent l="0" t="0" r="0" b="6985"/>
+            <wp:docPr id="25102087" name="Grafik 6"/>
+            <wp:cNvGraphicFramePr>
+              <a:graphicFrameLocks xmlns:a="http://schemas.openxmlformats.org/drawingml/2006/main" noChangeAspect="1"/>
+            </wp:cNvGraphicFramePr>
+            <a:graphic xmlns:a="http://schemas.openxmlformats.org/drawingml/2006/main">
+              <a:graphicData uri="http://schemas.openxmlformats.org/drawingml/2006/picture">
+                <pic:pic xmlns:pic="http://schemas.openxmlformats.org/drawingml/2006/picture">
+                  <pic:nvPicPr>
+                    <pic:cNvPr id="0" name="Picture 1"/>
+                    <pic:cNvPicPr>
+                      <a:picLocks noChangeAspect="1" noChangeArrowheads="1"/>
+                    </pic:cNvPicPr>
+                  </pic:nvPicPr>
+                  <pic:blipFill>
+                    <a:blip r:embed="rId17">
+                      <a:extLst>
+                        <a:ext uri="{28A0092B-C50C-407E-A947-70E740481C1C}">
+                          <a14:useLocalDpi xmlns:a14="http://schemas.microsoft.com/office/drawing/2010/main" val="0"/>
+                        </a:ext>
+                      </a:extLst>
+                    </a:blip>
+                    <a:srcRect/>
+                    <a:stretch>
+                      <a:fillRect/>
+                    </a:stretch>
+                  </pic:blipFill>
+                  <pic:spPr bwMode="auto">
+                    <a:xfrm>
+                      <a:off x="0" y="0"/>
+                      <a:ext cx="5756910" cy="2679065"/>
+                    </a:xfrm>
+                    <a:prstGeom prst="rect">
+                      <a:avLst/>
+                    </a:prstGeom>
+                    <a:noFill/>
+                    <a:ln>
+                      <a:noFill/>
+                    </a:ln>
+                  </pic:spPr>
+                </pic:pic>
+              </a:graphicData>
+            </a:graphic>
+          </wp:inline>
+        </w:drawing>
+      </w:r>
     </w:p>
     <w:p>
-      <w:r>
-        <w:t xml:space="preserve">Zur vollständigen räumlichen Kodierung eines zweidimensionalen Bildes werden Gradienten in mindestens zwei Raumrichtungen eingesetzt. Während der Signalaufnahme wird typischerweise ein konstanter Gradient aktiviert, wodurch eine Frequenzkodierung entlang der sogenannten </w:t>
-      </w:r>
-      <w:r>
-        <w:rPr>
-          <w:i/>
-        </w:rPr>
-        <w:t xml:space="preserve">Readout-Achse </w:t>
-      </w:r>
-      <w:r>
-        <w:t>erfolgt. Die Position eines Spins entlang dieser Achse kann anhand seiner Frequenz bestimmt werden.</w:t>
+      <w:pPr>
+        <w:pStyle w:val="Beschriftung"/>
+        <w:rPr>
+          <w:rFonts w:eastAsiaTheme="minorEastAsia"/>
+        </w:rPr>
+      </w:pPr>
+      <w:r>
+        <w:t xml:space="preserve">Abbildung </w:t>
+      </w:r>
+      <w:fldSimple w:instr=" SEQ Abbildung \* ARABIC ">
+        <w:r>
+          <w:rPr>
+            <w:noProof/>
+          </w:rPr>
+          <w:t>1</w:t>
+        </w:r>
+      </w:fldSimple>
+      <w:r>
+        <w:t>: Verstärkung bzw. Abschwächung der Gesamtfeldstärke durch überlagertes Gradientenfeld</w:t>
       </w:r>
     </w:p>
     <w:p>
+      <w:pPr>
+        <w:pStyle w:val="berschrift2"/>
+      </w:pPr>
+      <w:bookmarkStart w:id="17" w:name="_Toc222729335"/>
+      <w:bookmarkStart w:id="18" w:name="_Toc224557202"/>
+      <w:r>
+        <w:t>Frequenz- und Phasenkodierung</w:t>
+      </w:r>
+      <w:bookmarkEnd w:id="17"/>
+      <w:bookmarkEnd w:id="18"/>
+    </w:p>
+    <w:p>
+      <w:r>
+        <w:t xml:space="preserve">Zur vollständigen räumlichen Kodierung eines zweidimensionalen Bildes werden Gradienten in mindestens zwei Raumrichtungen eingesetzt. Während der Signalaufnahme wird typischerweise ein konstanter Gradient aktiviert, wodurch eine Frequenzkodierung entlang der sogenannten </w:t>
+      </w:r>
+      <w:r>
+        <w:rPr>
+          <w:i/>
+        </w:rPr>
+        <w:t xml:space="preserve">Readout-Achse </w:t>
+      </w:r>
+      <w:r>
+        <w:t>erfolgt. Die Position eines Spins entlang dieser Achse kann anhand seiner Frequenz bestimmt werden.</w:t>
+      </w:r>
+    </w:p>
+    <w:p>
       <w:r>
         <w:t xml:space="preserve">Zusätzlich wird ein zeitlich begrenzter Gradient in einer zweiten Raumrichtung geschaltet. Dieser bewirkt eine ortsabhängige Phasenverschiebung der Spins. Nach Abschalten des Gradienten bleibt die Phaseninformation erhalten und ermöglicht die Unterscheidung verschiedener Positionen entlang dieser Richtung. </w:t>
       </w:r>
     </w:p>
+    <w:tbl>
+      <w:tblPr>
+        <w:tblStyle w:val="Tabellenraster"/>
+        <w:tblW w:w="0" w:type="auto"/>
+        <w:tblBorders>
+          <w:top w:val="none" w:sz="0" w:space="0" w:color="auto"/>
+          <w:left w:val="none" w:sz="0" w:space="0" w:color="auto"/>
+          <w:bottom w:val="none" w:sz="0" w:space="0" w:color="auto"/>
+          <w:right w:val="none" w:sz="0" w:space="0" w:color="auto"/>
+          <w:insideH w:val="none" w:sz="0" w:space="0" w:color="auto"/>
+          <w:insideV w:val="none" w:sz="0" w:space="0" w:color="auto"/>
+        </w:tblBorders>
+        <w:tblLook w:val="04A0" w:firstRow="1" w:lastRow="0" w:firstColumn="1" w:lastColumn="0" w:noHBand="0" w:noVBand="1"/>
+      </w:tblPr>
+      <w:tblGrid>
+        <w:gridCol w:w="4580"/>
+        <w:gridCol w:w="4490"/>
+      </w:tblGrid>
+      <w:tr>
+        <w:tc>
+          <w:tcPr>
+            <w:tcW w:w="4530" w:type="dxa"/>
+          </w:tcPr>
+          <w:p>
+            <w:pPr>
+              <w:keepNext/>
+            </w:pPr>
+            <w:r>
+              <w:rPr>
+                <w:noProof/>
+              </w:rPr>
+              <w:lastRenderedPageBreak/>
+              <w:drawing>
+                <wp:inline distT="0" distB="0" distL="0" distR="0" wp14:anchorId="13384ABD" wp14:editId="7197EF7A">
+                  <wp:extent cx="2791423" cy="2590305"/>
+                  <wp:effectExtent l="0" t="0" r="9525" b="635"/>
+                  <wp:docPr id="66200378" name="Grafik 11"/>
+                  <wp:cNvGraphicFramePr>
+                    <a:graphicFrameLocks xmlns:a="http://schemas.openxmlformats.org/drawingml/2006/main" noChangeAspect="1"/>
+                  </wp:cNvGraphicFramePr>
+                  <a:graphic xmlns:a="http://schemas.openxmlformats.org/drawingml/2006/main">
+                    <a:graphicData uri="http://schemas.openxmlformats.org/drawingml/2006/picture">
+                      <pic:pic xmlns:pic="http://schemas.openxmlformats.org/drawingml/2006/picture">
+                        <pic:nvPicPr>
+                          <pic:cNvPr id="0" name="Picture 6"/>
+                          <pic:cNvPicPr>
+                            <a:picLocks noChangeAspect="1" noChangeArrowheads="1"/>
+                          </pic:cNvPicPr>
+                        </pic:nvPicPr>
+                        <pic:blipFill>
+                          <a:blip r:embed="rId18">
+                            <a:extLst>
+                              <a:ext uri="{28A0092B-C50C-407E-A947-70E740481C1C}">
+                                <a14:useLocalDpi xmlns:a14="http://schemas.microsoft.com/office/drawing/2010/main" val="0"/>
+                              </a:ext>
+                            </a:extLst>
+                          </a:blip>
+                          <a:srcRect/>
+                          <a:stretch>
+                            <a:fillRect/>
+                          </a:stretch>
+                        </pic:blipFill>
+                        <pic:spPr bwMode="auto">
+                          <a:xfrm>
+                            <a:off x="0" y="0"/>
+                            <a:ext cx="2798540" cy="2596909"/>
+                          </a:xfrm>
+                          <a:prstGeom prst="rect">
+                            <a:avLst/>
+                          </a:prstGeom>
+                          <a:noFill/>
+                          <a:ln>
+                            <a:noFill/>
+                          </a:ln>
+                        </pic:spPr>
+                      </pic:pic>
+                    </a:graphicData>
+                  </a:graphic>
+                </wp:inline>
+              </w:drawing>
+            </w:r>
+          </w:p>
+          <w:p>
+            <w:pPr>
+              <w:pStyle w:val="Beschriftung"/>
+            </w:pPr>
+            <w:r>
+              <w:t xml:space="preserve">Abbildung </w:t>
+            </w:r>
+            <w:fldSimple w:instr=" SEQ Abbildung \* ARABIC ">
+              <w:r>
+                <w:rPr>
+                  <w:noProof/>
+                </w:rPr>
+                <w:t>2</w:t>
+              </w:r>
+            </w:fldSimple>
+            <w:r>
+              <w:t>: Abfolge der Ansteuerungen der verschiedenen Gradienten, G</w:t>
+            </w:r>
+            <w:r>
+              <w:rPr>
+                <w:vertAlign w:val="subscript"/>
+              </w:rPr>
+              <w:t>S</w:t>
+            </w:r>
+            <w:r>
+              <w:t xml:space="preserve"> = Schichtselektion, G</w:t>
+            </w:r>
+            <w:r>
+              <w:rPr>
+                <w:vertAlign w:val="subscript"/>
+              </w:rPr>
+              <w:t>F</w:t>
+            </w:r>
+            <w:r>
+              <w:t xml:space="preserve"> = Frequenzgradient, G</w:t>
+            </w:r>
+            <w:r>
+              <w:rPr>
+                <w:vertAlign w:val="subscript"/>
+              </w:rPr>
+              <w:t>P</w:t>
+            </w:r>
+            <w:r>
+              <w:t xml:space="preserve"> = Phasengradient</w:t>
+            </w:r>
+          </w:p>
+        </w:tc>
+        <w:tc>
+          <w:tcPr>
+            <w:tcW w:w="4530" w:type="dxa"/>
+          </w:tcPr>
+          <w:p>
+            <w:pPr>
+              <w:keepNext/>
+            </w:pPr>
+            <w:r>
+              <w:rPr>
+                <w:noProof/>
+              </w:rPr>
+              <w:drawing>
+                <wp:inline distT="0" distB="0" distL="0" distR="0" wp14:anchorId="03406656" wp14:editId="29010CD8">
+                  <wp:extent cx="2739161" cy="2590165"/>
+                  <wp:effectExtent l="0" t="0" r="4445" b="635"/>
+                  <wp:docPr id="579927485" name="Grafik 12"/>
+                  <wp:cNvGraphicFramePr>
+                    <a:graphicFrameLocks xmlns:a="http://schemas.openxmlformats.org/drawingml/2006/main" noChangeAspect="1"/>
+                  </wp:cNvGraphicFramePr>
+                  <a:graphic xmlns:a="http://schemas.openxmlformats.org/drawingml/2006/main">
+                    <a:graphicData uri="http://schemas.openxmlformats.org/drawingml/2006/picture">
+                      <pic:pic xmlns:pic="http://schemas.openxmlformats.org/drawingml/2006/picture">
+                        <pic:nvPicPr>
+                          <pic:cNvPr id="0" name="Picture 7"/>
+                          <pic:cNvPicPr>
+                            <a:picLocks noChangeAspect="1" noChangeArrowheads="1"/>
+                          </pic:cNvPicPr>
+                        </pic:nvPicPr>
+                        <pic:blipFill>
+                          <a:blip r:embed="rId19">
+                            <a:extLst>
+                              <a:ext uri="{28A0092B-C50C-407E-A947-70E740481C1C}">
+                                <a14:useLocalDpi xmlns:a14="http://schemas.microsoft.com/office/drawing/2010/main" val="0"/>
+                              </a:ext>
+                            </a:extLst>
+                          </a:blip>
+                          <a:srcRect/>
+                          <a:stretch>
+                            <a:fillRect/>
+                          </a:stretch>
+                        </pic:blipFill>
+                        <pic:spPr bwMode="auto">
+                          <a:xfrm>
+                            <a:off x="0" y="0"/>
+                            <a:ext cx="2770522" cy="2619820"/>
+                          </a:xfrm>
+                          <a:prstGeom prst="rect">
+                            <a:avLst/>
+                          </a:prstGeom>
+                          <a:noFill/>
+                          <a:ln>
+                            <a:noFill/>
+                          </a:ln>
+                        </pic:spPr>
+                      </pic:pic>
+                    </a:graphicData>
+                  </a:graphic>
+                </wp:inline>
+              </w:drawing>
+            </w:r>
+          </w:p>
+          <w:p>
+            <w:pPr>
+              <w:pStyle w:val="Beschriftung"/>
+            </w:pPr>
+            <w:r>
+              <w:t xml:space="preserve">Abbildung </w:t>
+            </w:r>
+            <w:fldSimple w:instr=" SEQ Abbildung \* ARABIC ">
+              <w:r>
+                <w:rPr>
+                  <w:noProof/>
+                </w:rPr>
+                <w:t>3</w:t>
+              </w:r>
+            </w:fldSimple>
+            <w:r>
+              <w:t>: Schematische Darstellung des k-Raums mit Frequenz- und Phasenachse</w:t>
+            </w:r>
+          </w:p>
+        </w:tc>
+      </w:tr>
+    </w:tbl>
+    <w:p/>
     <w:p>
       <w:r>
         <w:t xml:space="preserve">Durch Kombination von Frequenz- und Phasenkodierung entsteht eine vollständige zweidimensionale Ortsinformation, die im weiteren Verlauf der Signalverarbeitung zur Bildrekonstruktion genutzt wird. </w:t>
@@ -5007,11 +5442,13 @@
       <w:pPr>
         <w:pStyle w:val="berschrift2"/>
       </w:pPr>
-      <w:bookmarkStart w:id="14" w:name="_Toc222729336"/>
+      <w:bookmarkStart w:id="19" w:name="_Toc222729336"/>
+      <w:bookmarkStart w:id="20" w:name="_Toc224557203"/>
       <w:r>
         <w:t>Schichtselektion</w:t>
       </w:r>
-      <w:bookmarkEnd w:id="14"/>
+      <w:bookmarkEnd w:id="19"/>
+      <w:bookmarkEnd w:id="20"/>
     </w:p>
     <w:p>
       <w:r>
@@ -5097,6 +5534,7 @@
         <w:rPr>
           <w:rFonts w:eastAsiaTheme="minorEastAsia"/>
         </w:rPr>
+        <w:lastRenderedPageBreak/>
         <w:t xml:space="preserve">Die resultierende Schichtdicke </w:t>
       </w:r>
       <m:oMath>
@@ -5225,23 +5663,21 @@
       <w:pPr>
         <w:pStyle w:val="berschrift2"/>
       </w:pPr>
-      <w:bookmarkStart w:id="15" w:name="_Toc222729337"/>
+      <w:bookmarkStart w:id="21" w:name="_Toc222729337"/>
+      <w:bookmarkStart w:id="22" w:name="_Toc224557204"/>
       <w:r>
         <w:t>Bedeutung der Gradienten für die Bildentstehung</w:t>
       </w:r>
-      <w:bookmarkEnd w:id="15"/>
+      <w:bookmarkEnd w:id="21"/>
+      <w:bookmarkEnd w:id="22"/>
     </w:p>
     <w:p>
       <w:r>
         <w:t>Gradientensysteme sind somit essenziell für die räumliche Zuordnung der gemessenen MR-Signale. Die erreichbare räumliche Auflösung, die Dauer einzelner Sequenzen sowie bestimmte Artefakte stehen in direktem Zusammenhang mit der Stärke, Schaltgeschwindigkeit und Präzision der eingesetzten Gradientenfelder.</w:t>
       </w:r>
     </w:p>
-    <w:p/>
-    <w:p/>
-    <w:p/>
     <w:p>
       <w:r>
-        <w:lastRenderedPageBreak/>
         <w:t>Die physikalischen Grundlagen der Ortskodierung bilden daher die Basis für das Verständnis des technischen Aufbaus und der Weiterentwicklung von Gradientensystemen, die im folgenden Kapitel historisch eingeordnet werden.</w:t>
       </w:r>
     </w:p>
@@ -5249,24 +5685,28 @@
       <w:pPr>
         <w:pStyle w:val="berschrift1"/>
       </w:pPr>
-      <w:bookmarkStart w:id="16" w:name="_Toc222729338"/>
+      <w:bookmarkStart w:id="23" w:name="_Toc222729338"/>
+      <w:bookmarkStart w:id="24" w:name="_Toc224557205"/>
       <w:r>
         <w:t>Historische Entwicklung der Gradientensysteme im MRT</w:t>
       </w:r>
-      <w:bookmarkEnd w:id="16"/>
+      <w:bookmarkEnd w:id="23"/>
+      <w:bookmarkEnd w:id="24"/>
     </w:p>
     <w:p>
       <w:pPr>
         <w:pStyle w:val="berschrift2"/>
       </w:pPr>
-      <w:bookmarkStart w:id="17" w:name="_Toc222729339"/>
+      <w:bookmarkStart w:id="25" w:name="_Toc222729339"/>
+      <w:bookmarkStart w:id="26" w:name="_Toc224557206"/>
       <w:r>
         <w:t>Erste</w:t>
       </w:r>
       <w:r>
         <w:t xml:space="preserve"> Konzepte der Ortskodierung</w:t>
       </w:r>
-      <w:bookmarkEnd w:id="17"/>
+      <w:bookmarkEnd w:id="25"/>
+      <w:bookmarkEnd w:id="26"/>
     </w:p>
     <w:p>
       <w:r>
@@ -5315,7 +5755,11 @@
         <w:t xml:space="preserve">, was </w:t>
       </w:r>
       <w:r>
-        <w:t xml:space="preserve">zu Deutsch so viel bedeutet wie „Verbindung“. Die Namensgebung begründete er damit, dass sich durch das zu untersuchende Objekt mehrere Magnetfelder miteinander zu verbinden schienen. </w:t>
+        <w:t xml:space="preserve">zu Deutsch so viel bedeutet wie „Verbindung“. Die Namensgebung begründete er damit, dass sich durch das zu untersuchende Objekt mehrere Magnetfelder miteinander zu verbinden </w:t>
+      </w:r>
+      <w:r>
+        <w:lastRenderedPageBreak/>
+        <w:t xml:space="preserve">schienen. </w:t>
       </w:r>
       <w:sdt>
         <w:sdtPr>
@@ -5348,10 +5792,66 @@
         <w:t xml:space="preserve">In diesem ersten Konzept ähnelte das Rekonstruktionsverfahren noch eher einem, das aus der CT bekannt ist, der Radon-Transformation. Hier wurde nämlich ein Feldgradient entlang einer Achse angelegt, womit das gesamte Untersuchungsobjekt gleichzeitig angeregt wurde. Das Messsignal stellte dann eine Projektionsinformation entlang eines Gradienten </w:t>
       </w:r>
       <w:r>
-        <w:t>dar. Für die nächste Messung wurde dann der Gradient rotiert und eine weitere Projektion aufgenommen. Diese Projektionen wurden anschließend mathematisch zu einem 2D-Bild rekonstruiert.</w:t>
-      </w:r>
-      <w:r>
-        <w:br/>
+        <w:t>dar. Für die nächste Messung wurde dann der Gradient rotiert und eine weitere Projektion aufgenommen. Diese Projektionen wurden anschließend mathematisch zu einem 2D-Bild rekonstruiert</w:t>
+      </w:r>
+      <w:r>
+        <w:t xml:space="preserve">, wie in </w:t>
+      </w:r>
+      <w:r>
+        <w:fldChar w:fldCharType="begin"/>
+      </w:r>
+      <w:r>
+        <w:instrText xml:space="preserve"> REF _Ref224555091 \h </w:instrText>
+      </w:r>
+      <w:r>
+        <w:fldChar w:fldCharType="separate"/>
+      </w:r>
+      <w:r>
+        <w:t xml:space="preserve">Abbildung </w:t>
+      </w:r>
+      <w:r>
+        <w:rPr>
+          <w:noProof/>
+        </w:rPr>
+        <w:t>5</w:t>
+      </w:r>
+      <w:r>
+        <w:fldChar w:fldCharType="end"/>
+      </w:r>
+      <w:r>
+        <w:t xml:space="preserve"> und </w:t>
+      </w:r>
+      <w:r>
+        <w:fldChar w:fldCharType="begin"/>
+      </w:r>
+      <w:r>
+        <w:instrText xml:space="preserve"> REF _Ref224555099 \h </w:instrText>
+      </w:r>
+      <w:r>
+        <w:fldChar w:fldCharType="separate"/>
+      </w:r>
+      <w:r>
+        <w:t xml:space="preserve">Abbildung </w:t>
+      </w:r>
+      <w:r>
+        <w:rPr>
+          <w:noProof/>
+        </w:rPr>
+        <w:t>6</w:t>
+      </w:r>
+      <w:r>
+        <w:fldChar w:fldCharType="end"/>
+      </w:r>
+      <w:r>
+        <w:t xml:space="preserve"> zu erkennen ist</w:t>
+      </w:r>
+      <w:r>
+        <w:t>.</w:t>
+      </w:r>
+      <w:r>
+        <w:t xml:space="preserve"> </w:t>
+      </w:r>
+      <w:r>
         <w:t xml:space="preserve">Das von </w:t>
       </w:r>
       <w:proofErr w:type="spellStart"/>
@@ -5389,13 +5889,224 @@
         </w:sdtContent>
       </w:sdt>
     </w:p>
+    <w:tbl>
+      <w:tblPr>
+        <w:tblStyle w:val="Tabellenraster"/>
+        <w:tblW w:w="0" w:type="auto"/>
+        <w:tblLook w:val="04A0" w:firstRow="1" w:lastRow="0" w:firstColumn="1" w:lastColumn="0" w:noHBand="0" w:noVBand="1"/>
+      </w:tblPr>
+      <w:tblGrid>
+        <w:gridCol w:w="4305"/>
+        <w:gridCol w:w="4765"/>
+      </w:tblGrid>
+      <w:tr>
+        <w:tc>
+          <w:tcPr>
+            <w:tcW w:w="4530" w:type="dxa"/>
+            <w:tcBorders>
+              <w:top w:val="nil"/>
+              <w:left w:val="nil"/>
+              <w:bottom w:val="nil"/>
+              <w:right w:val="nil"/>
+            </w:tcBorders>
+          </w:tcPr>
+          <w:p>
+            <w:pPr>
+              <w:keepNext/>
+            </w:pPr>
+            <w:r>
+              <w:rPr>
+                <w:noProof/>
+              </w:rPr>
+              <w:drawing>
+                <wp:inline distT="0" distB="0" distL="0" distR="0" wp14:anchorId="0AF9A167" wp14:editId="6BF2A015">
+                  <wp:extent cx="2674169" cy="2324986"/>
+                  <wp:effectExtent l="0" t="0" r="0" b="0"/>
+                  <wp:docPr id="1063805655" name="Grafik 8"/>
+                  <wp:cNvGraphicFramePr>
+                    <a:graphicFrameLocks xmlns:a="http://schemas.openxmlformats.org/drawingml/2006/main" noChangeAspect="1"/>
+                  </wp:cNvGraphicFramePr>
+                  <a:graphic xmlns:a="http://schemas.openxmlformats.org/drawingml/2006/main">
+                    <a:graphicData uri="http://schemas.openxmlformats.org/drawingml/2006/picture">
+                      <pic:pic xmlns:pic="http://schemas.openxmlformats.org/drawingml/2006/picture">
+                        <pic:nvPicPr>
+                          <pic:cNvPr id="0" name="Picture 3"/>
+                          <pic:cNvPicPr>
+                            <a:picLocks noChangeAspect="1" noChangeArrowheads="1"/>
+                          </pic:cNvPicPr>
+                        </pic:nvPicPr>
+                        <pic:blipFill>
+                          <a:blip r:embed="rId20">
+                            <a:extLst>
+                              <a:ext uri="{28A0092B-C50C-407E-A947-70E740481C1C}">
+                                <a14:useLocalDpi xmlns:a14="http://schemas.microsoft.com/office/drawing/2010/main" val="0"/>
+                              </a:ext>
+                            </a:extLst>
+                          </a:blip>
+                          <a:srcRect/>
+                          <a:stretch>
+                            <a:fillRect/>
+                          </a:stretch>
+                        </pic:blipFill>
+                        <pic:spPr bwMode="auto">
+                          <a:xfrm>
+                            <a:off x="0" y="0"/>
+                            <a:ext cx="2692553" cy="2340970"/>
+                          </a:xfrm>
+                          <a:prstGeom prst="rect">
+                            <a:avLst/>
+                          </a:prstGeom>
+                          <a:noFill/>
+                          <a:ln>
+                            <a:noFill/>
+                          </a:ln>
+                        </pic:spPr>
+                      </pic:pic>
+                    </a:graphicData>
+                  </a:graphic>
+                </wp:inline>
+              </w:drawing>
+            </w:r>
+          </w:p>
+          <w:p>
+            <w:pPr>
+              <w:pStyle w:val="Beschriftung"/>
+            </w:pPr>
+            <w:r>
+              <w:t xml:space="preserve">Abbildung </w:t>
+            </w:r>
+            <w:fldSimple w:instr=" SEQ Abbildung \* ARABIC ">
+              <w:r>
+                <w:rPr>
+                  <w:noProof/>
+                </w:rPr>
+                <w:t>4</w:t>
+              </w:r>
+            </w:fldSimple>
+            <w:r>
+              <w:t>: Erstes Phantom; Zwei ca. 1mm dicke mit H</w:t>
+            </w:r>
+            <w:r>
+              <w:rPr>
+                <w:vertAlign w:val="subscript"/>
+              </w:rPr>
+              <w:t>2</w:t>
+            </w:r>
+            <w:r>
+              <w:t>O gefüllte Röhren</w:t>
+            </w:r>
+          </w:p>
+        </w:tc>
+        <w:tc>
+          <w:tcPr>
+            <w:tcW w:w="4530" w:type="dxa"/>
+            <w:tcBorders>
+              <w:top w:val="nil"/>
+              <w:left w:val="nil"/>
+              <w:bottom w:val="nil"/>
+              <w:right w:val="nil"/>
+            </w:tcBorders>
+          </w:tcPr>
+          <w:p>
+            <w:pPr>
+              <w:keepNext/>
+            </w:pPr>
+            <w:r>
+              <w:rPr>
+                <w:noProof/>
+              </w:rPr>
+              <w:drawing>
+                <wp:inline distT="0" distB="0" distL="0" distR="0" wp14:anchorId="61348CC3" wp14:editId="0FFBB8D9">
+                  <wp:extent cx="2975564" cy="2324735"/>
+                  <wp:effectExtent l="0" t="0" r="0" b="0"/>
+                  <wp:docPr id="1846077026" name="Grafik 9"/>
+                  <wp:cNvGraphicFramePr>
+                    <a:graphicFrameLocks xmlns:a="http://schemas.openxmlformats.org/drawingml/2006/main" noChangeAspect="1"/>
+                  </wp:cNvGraphicFramePr>
+                  <a:graphic xmlns:a="http://schemas.openxmlformats.org/drawingml/2006/main">
+                    <a:graphicData uri="http://schemas.openxmlformats.org/drawingml/2006/picture">
+                      <pic:pic xmlns:pic="http://schemas.openxmlformats.org/drawingml/2006/picture">
+                        <pic:nvPicPr>
+                          <pic:cNvPr id="0" name="Picture 4"/>
+                          <pic:cNvPicPr>
+                            <a:picLocks noChangeAspect="1" noChangeArrowheads="1"/>
+                          </pic:cNvPicPr>
+                        </pic:nvPicPr>
+                        <pic:blipFill>
+                          <a:blip r:embed="rId21">
+                            <a:extLst>
+                              <a:ext uri="{28A0092B-C50C-407E-A947-70E740481C1C}">
+                                <a14:useLocalDpi xmlns:a14="http://schemas.microsoft.com/office/drawing/2010/main" val="0"/>
+                              </a:ext>
+                            </a:extLst>
+                          </a:blip>
+                          <a:srcRect/>
+                          <a:stretch>
+                            <a:fillRect/>
+                          </a:stretch>
+                        </pic:blipFill>
+                        <pic:spPr bwMode="auto">
+                          <a:xfrm>
+                            <a:off x="0" y="0"/>
+                            <a:ext cx="3023727" cy="2362363"/>
+                          </a:xfrm>
+                          <a:prstGeom prst="rect">
+                            <a:avLst/>
+                          </a:prstGeom>
+                          <a:noFill/>
+                          <a:ln>
+                            <a:noFill/>
+                          </a:ln>
+                        </pic:spPr>
+                      </pic:pic>
+                    </a:graphicData>
+                  </a:graphic>
+                </wp:inline>
+              </w:drawing>
+            </w:r>
+          </w:p>
+          <w:p>
+            <w:pPr>
+              <w:pStyle w:val="Beschriftung"/>
+            </w:pPr>
+            <w:bookmarkStart w:id="27" w:name="_Ref224555091"/>
+            <w:r>
+              <w:t xml:space="preserve">Abbildung </w:t>
+            </w:r>
+            <w:fldSimple w:instr=" SEQ Abbildung \* ARABIC ">
+              <w:r>
+                <w:rPr>
+                  <w:noProof/>
+                </w:rPr>
+                <w:t>5</w:t>
+              </w:r>
+            </w:fldSimple>
+            <w:bookmarkEnd w:id="27"/>
+            <w:r>
+              <w:t>: Rekonstruiertes "</w:t>
+            </w:r>
+            <w:proofErr w:type="spellStart"/>
+            <w:r>
+              <w:t>Zeugmatogram</w:t>
+            </w:r>
+            <w:proofErr w:type="spellEnd"/>
+            <w:r>
+              <w:t>" des Phantoms, errechnet aus mehreren Projektionen</w:t>
+            </w:r>
+          </w:p>
+        </w:tc>
+      </w:tr>
+    </w:tbl>
+    <w:p/>
     <w:p>
       <w:pPr>
         <w:pStyle w:val="berschrift2"/>
       </w:pPr>
+      <w:bookmarkStart w:id="28" w:name="_Toc224557207"/>
       <w:r>
         <w:t>Fourier-basierte Bildgebung</w:t>
       </w:r>
+      <w:bookmarkEnd w:id="28"/>
     </w:p>
     <w:p>
       <w:r>
@@ -5467,10 +6178,42 @@
         <w:lastRenderedPageBreak/>
         <w:t>Transformation wurden die Daten dann aus dem k-Raum in einer räumliche, zur Diagnose geeignete Darstellung des untersuchten Volumens überführt.</w:t>
       </w:r>
+      <w:sdt>
+        <w:sdtPr>
+          <w:id w:val="-895505627"/>
+          <w:citation/>
+        </w:sdtPr>
+        <w:sdtContent>
+          <w:r>
+            <w:fldChar w:fldCharType="begin"/>
+          </w:r>
+          <w:r>
+            <w:instrText xml:space="preserve"> CITATION Ani75 \l 1031 </w:instrText>
+          </w:r>
+          <w:r>
+            <w:fldChar w:fldCharType="separate"/>
+          </w:r>
+          <w:r>
+            <w:rPr>
+              <w:noProof/>
+            </w:rPr>
+            <w:t xml:space="preserve"> </w:t>
+          </w:r>
+          <w:r>
+            <w:rPr>
+              <w:noProof/>
+            </w:rPr>
+            <w:t>[3]</w:t>
+          </w:r>
+          <w:r>
+            <w:fldChar w:fldCharType="end"/>
+          </w:r>
+        </w:sdtContent>
+      </w:sdt>
     </w:p>
     <w:p>
       <w:r>
-        <w:t>Dieses neue Konzept stellte einen grundlegenden Fortschritt gegenüber der früheren Methode dar, da es eine deutlich schnellere und effizientere Datenerfassung erlaubte. Die Kombination aus Frequenz- und Phasenkodierung stellt die Basis der noch bis heute genutzten Sequenzen dar und</w:t>
+        <w:t>Dieses neue Konzept stellte einen grundlegenden Fortschritt gegenüber der früheren Methode dar, da es eine schnellere und effizientere Datenerfassung erlaubte. Die Kombination aus Frequenz- und Phasenkodierung stellt die Basis der noch bis heute genutzten Sequenzen dar und</w:t>
       </w:r>
       <w:r>
         <w:t xml:space="preserve"> ist somit die Grundlage</w:t>
@@ -5481,12 +6224,263 @@
       <w:r>
         <w:t>Magnetresonanztomographie.</w:t>
       </w:r>
-      <w:r>
-        <w:t xml:space="preserve"> </w:t>
-      </w:r>
+    </w:p>
+    <w:p>
+      <w:pPr>
+        <w:pStyle w:val="berschrift2"/>
+      </w:pPr>
+      <w:bookmarkStart w:id="29" w:name="_Ref224553255"/>
+      <w:bookmarkStart w:id="30" w:name="_Toc224557208"/>
+      <w:r>
+        <w:t>Schnellere Bildgebung und Echo Planar Imaging (EPI)</w:t>
+      </w:r>
+      <w:bookmarkEnd w:id="29"/>
+      <w:bookmarkEnd w:id="30"/>
+    </w:p>
+    <w:p>
+      <w:r>
+        <w:t xml:space="preserve">Aus der zunehmenden klinischen Nutzung der MR-Technologie entstand in den frühen 1980er Jahren der Bedarf nach immer kürzeren Messzeiten, um den Patientendurchsatz zu erhöhen. Zu dieser Zeit etablierte Sequenzen benötigten immer noch häufig mehrere Minuten zur Aufnahme eines einzelnen Bildes, was insbesondere bei bewegungsanfälligen Untersuchungen zu Einschränkungen führte. Ein wichtiger Schritt zur Beschleunigung der Bildgebung wurde durch die Arbeiten von u.a. Peter Mansfield erreicht, </w:t>
+      </w:r>
+      <w:r>
+        <w:t xml:space="preserve">welche das Verfahren des Echo Planar Imaging (EPI) entwickelten. </w:t>
+      </w:r>
+      <w:sdt>
+        <w:sdtPr>
+          <w:id w:val="581966518"/>
+          <w:citation/>
+        </w:sdtPr>
+        <w:sdtContent>
+          <w:r>
+            <w:fldChar w:fldCharType="begin"/>
+          </w:r>
+          <w:r>
+            <w:instrText xml:space="preserve"> CITATION Sie24 \l 1031 </w:instrText>
+          </w:r>
+          <w:r>
+            <w:fldChar w:fldCharType="separate"/>
+          </w:r>
+          <w:r>
+            <w:rPr>
+              <w:noProof/>
+            </w:rPr>
+            <w:t>[4]</w:t>
+          </w:r>
+          <w:r>
+            <w:fldChar w:fldCharType="end"/>
+          </w:r>
+        </w:sdtContent>
+      </w:sdt>
+    </w:p>
+    <w:p>
+      <w:r>
+        <w:t>Beim Echo Planar Imaging wird der gesamte k-Raum nach einer einzigen HF-Anregung durch eine schnelle Folge von Gradientenumschaltungen abgetastet. Hierbei wechseln die Gradientenfelder in sehr kurzen Zeitabständen ihre Richtung, sodass die Messpunkte des k-Raums in einer charakteristischen zickzackförmigen Trajektorie durchlaufen werden. Im Gegensatz zu konventionellen Sequenzen, bei denen für jede k-Raum Zeile eine separate Anregung erforderlich ist, kann bei EPI ein vollständiges Bild innerhalb einer einzigen Messsequenz aufgenommen werden.</w:t>
+      </w:r>
+    </w:p>
+    <w:p>
+      <w:r>
+        <w:t xml:space="preserve">Die Realisierung solch schneller Bildgebungsverfahren stellte jedoch erhebliche Anforderungen an die Gradientensysteme der MRT-Geräte. Insbesondere mussten deutlich höhere Gradientenstärken sowie sehr schnelle Stromanstiege realisiert werden, um die erforderlichen Schaltzeiten zu erreichen. Gleichzeitig führten die raschen </w:t>
+      </w:r>
+      <w:proofErr w:type="spellStart"/>
+      <w:r>
+        <w:t>Gradientenschaltungen</w:t>
+      </w:r>
+      <w:proofErr w:type="spellEnd"/>
+      <w:r>
+        <w:t xml:space="preserve"> zu erhöhten mechanischen Kräften und akustischen Emissionen innerhalb des Systems. Die Entwicklung schneller Bildgebungsverfahren wie EPI trug daher wesentlich zur Weiterentwicklung leistungsfähiger Gradientensysteme bei und beeinflusste maßgeblich deren technischen Aufbau.</w:t>
+      </w:r>
+      <w:r>
+        <w:t xml:space="preserve"> In der folgenden Abbildung ist ein Vergleich der k-Raum-Trajektorien von konventionellen Sequenzen und EPI-Sequenzen zu sehen.</w:t>
+      </w:r>
+    </w:p>
+    <w:p>
+      <w:pPr>
+        <w:keepNext/>
+      </w:pPr>
+      <w:r>
+        <w:rPr>
+          <w:noProof/>
+        </w:rPr>
+        <w:lastRenderedPageBreak/>
+        <w:drawing>
+          <wp:inline distT="0" distB="0" distL="0" distR="0" wp14:anchorId="14EC57C6" wp14:editId="05821BBD">
+            <wp:extent cx="5751830" cy="2895600"/>
+            <wp:effectExtent l="0" t="0" r="1270" b="0"/>
+            <wp:docPr id="1036840090" name="Grafik 7"/>
+            <wp:cNvGraphicFramePr>
+              <a:graphicFrameLocks xmlns:a="http://schemas.openxmlformats.org/drawingml/2006/main" noChangeAspect="1"/>
+            </wp:cNvGraphicFramePr>
+            <a:graphic xmlns:a="http://schemas.openxmlformats.org/drawingml/2006/main">
+              <a:graphicData uri="http://schemas.openxmlformats.org/drawingml/2006/picture">
+                <pic:pic xmlns:pic="http://schemas.openxmlformats.org/drawingml/2006/picture">
+                  <pic:nvPicPr>
+                    <pic:cNvPr id="0" name="Picture 2"/>
+                    <pic:cNvPicPr>
+                      <a:picLocks noChangeAspect="1" noChangeArrowheads="1"/>
+                    </pic:cNvPicPr>
+                  </pic:nvPicPr>
+                  <pic:blipFill>
+                    <a:blip r:embed="rId22">
+                      <a:extLst>
+                        <a:ext uri="{28A0092B-C50C-407E-A947-70E740481C1C}">
+                          <a14:useLocalDpi xmlns:a14="http://schemas.microsoft.com/office/drawing/2010/main" val="0"/>
+                        </a:ext>
+                      </a:extLst>
+                    </a:blip>
+                    <a:srcRect/>
+                    <a:stretch>
+                      <a:fillRect/>
+                    </a:stretch>
+                  </pic:blipFill>
+                  <pic:spPr bwMode="auto">
+                    <a:xfrm>
+                      <a:off x="0" y="0"/>
+                      <a:ext cx="5751830" cy="2895600"/>
+                    </a:xfrm>
+                    <a:prstGeom prst="rect">
+                      <a:avLst/>
+                    </a:prstGeom>
+                    <a:noFill/>
+                    <a:ln>
+                      <a:noFill/>
+                    </a:ln>
+                  </pic:spPr>
+                </pic:pic>
+              </a:graphicData>
+            </a:graphic>
+          </wp:inline>
+        </w:drawing>
+      </w:r>
+    </w:p>
+    <w:p>
+      <w:pPr>
+        <w:pStyle w:val="Beschriftung"/>
+      </w:pPr>
+      <w:bookmarkStart w:id="31" w:name="_Ref224555099"/>
+      <w:r>
+        <w:t xml:space="preserve">Abbildung </w:t>
+      </w:r>
+      <w:fldSimple w:instr=" SEQ Abbildung \* ARABIC ">
+        <w:r>
+          <w:rPr>
+            <w:noProof/>
+          </w:rPr>
+          <w:t>6</w:t>
+        </w:r>
+      </w:fldSimple>
+      <w:bookmarkEnd w:id="31"/>
+      <w:r>
+        <w:t>: Vergleich der k-Raum-Trajektorien konventioneller Sequenzen und von EPI-Sequenzen</w:t>
+      </w:r>
+    </w:p>
+    <w:p>
+      <w:pPr>
+        <w:pStyle w:val="berschrift2"/>
+      </w:pPr>
+      <w:bookmarkStart w:id="32" w:name="_Toc224557209"/>
+      <w:r>
+        <w:t>Entwicklung moderner Gradientensysteme</w:t>
+      </w:r>
+      <w:bookmarkEnd w:id="32"/>
+    </w:p>
+    <w:p>
+      <w:r>
+        <w:t xml:space="preserve">Wie in Kapitel </w:t>
+      </w:r>
+      <w:r>
+        <w:fldChar w:fldCharType="begin"/>
+      </w:r>
+      <w:r>
+        <w:instrText xml:space="preserve"> REF _Ref224553255 \r \h </w:instrText>
+      </w:r>
+      <w:r>
+        <w:fldChar w:fldCharType="separate"/>
+      </w:r>
+      <w:r>
+        <w:t>3.3</w:t>
+      </w:r>
+      <w:r>
+        <w:fldChar w:fldCharType="end"/>
+      </w:r>
+      <w:r>
+        <w:t xml:space="preserve"> erwähnt stiegen die Ansprüche an neue Gradientensysteme und ihre Leistungsfähigkeit kontinuierlich an. Gefragt waren höhere räumliche Auflösungen, kürzere Messzeiten sowie die Entwicklung neuer Bildgebungsverfahren, am besten alles auf einmal.</w:t>
+      </w:r>
+      <w:r>
+        <w:t xml:space="preserve"> Das führte dazu, dass Gradientenfelder immer schneller und mit höherer Stärke geschaltet werden mussten. Gleichzeitig nahm auch die Bedeutung einer hohen Linearität und Stabilität der erzeugten Gradientenfelder zu, da bereits geringe Abweichungen zu geometrischen Verzerrungen oder Bildartefakten führen können. </w:t>
+      </w:r>
+    </w:p>
+    <w:p>
+      <w:r>
+        <w:t>Um diesen Anforderungen gerecht zu werden, wurden Gradientensysteme in den folgenden Jahrzehnten technisch erheblich weiterentwickelt</w:t>
+      </w:r>
+      <w:r>
+        <w:t xml:space="preserve">. Moderne MRT-Systeme verfügen über leistungsfähige </w:t>
+      </w:r>
+      <w:proofErr w:type="spellStart"/>
+      <w:r>
+        <w:t>Gradientenspulen</w:t>
+      </w:r>
+      <w:proofErr w:type="spellEnd"/>
+      <w:r>
+        <w:t xml:space="preserve">, die in allen drei Raumrichtungen präzise kontrollierte Magnetfeldgradienten erzeugen können. Unterstützt werden diese durch hochdynamische Verstärkersysteme, die große Ströme innerhalb sehr kurzer Zeit bereitstellen können. Typische Gradientenstärken moderner klinischer Systeme liegen heute im Bereich von etwa 30 bis 80 </w:t>
+      </w:r>
+      <w:proofErr w:type="spellStart"/>
+      <w:r>
+        <w:t>mT</w:t>
+      </w:r>
+      <w:proofErr w:type="spellEnd"/>
+      <w:r>
+        <w:t xml:space="preserve">/m, während die sogenannten </w:t>
+      </w:r>
+      <w:proofErr w:type="spellStart"/>
+      <w:r>
+        <w:t>Slew</w:t>
+      </w:r>
+      <w:proofErr w:type="spellEnd"/>
+      <w:r>
+        <w:t xml:space="preserve"> Rates, also die Geschwindigkeit der </w:t>
+      </w:r>
+      <w:proofErr w:type="spellStart"/>
+      <w:r>
+        <w:t>Gradientenänderung</w:t>
+      </w:r>
+      <w:proofErr w:type="spellEnd"/>
+      <w:r>
+        <w:t>, Werte von über 150 T/m/s erreichen können.</w:t>
+      </w:r>
+    </w:p>
+    <w:p>
+      <w:r>
+        <w:t xml:space="preserve">Die zunehmende Leistungsfähigkeit der Gradientensysteme bringt jedoch auch neue technische Herausforderungen mit sich. Insbesondere führen die schnellen Stromänderungen </w:t>
+      </w:r>
+      <w:r>
+        <w:lastRenderedPageBreak/>
+        <w:t xml:space="preserve">zu starken Lorentzkräften innerhalb der Spulenstrukturen, wodurch mechanische Schwingungen und die charakteristischen akustischen Geräusche eines MRT-Systems entstehen. Darüber hinaus entstehen durch hohe Ströme erhebliche thermische Belastungen, die durch geeignete Kühlkonzepte abgeführt werden müssen. </w:t>
+      </w:r>
+    </w:p>
+    <w:p>
+      <w:r>
+        <w:t xml:space="preserve">Die historische Entwicklung der </w:t>
+      </w:r>
+      <w:proofErr w:type="spellStart"/>
+      <w:r>
+        <w:t>Gradiententechnologie</w:t>
+      </w:r>
+      <w:proofErr w:type="spellEnd"/>
+      <w:r>
+        <w:t xml:space="preserve"> zeigt somit eine kontinuierliche Steigerung der Leistungsparameter bei gleichzeitig wachsender technischer Komplexität. Um die Funktionsweise und die Anforderungen moderner MRT-Systeme zu verstehen, ist daher eine genauere Betrachtung des technischen Aufbaus dieser Gradientensysteme erforderlich. Dieser wird im folgenden Kapitel näher beschrieben.</w:t>
+      </w:r>
+    </w:p>
+    <w:p>
+      <w:pPr>
+        <w:pStyle w:val="berschrift1"/>
+      </w:pPr>
+      <w:bookmarkStart w:id="33" w:name="_Toc224557210"/>
+      <w:r>
+        <w:t>Technischer Aufbau moderner Gradientensysteme</w:t>
+      </w:r>
+      <w:bookmarkEnd w:id="33"/>
     </w:p>
     <w:p/>
-    <w:p/>
     <w:p>
       <w:r>
         <w:t xml:space="preserve"> </w:t>
@@ -5495,7 +6489,7 @@
         <w:br w:type="page"/>
       </w:r>
     </w:p>
-    <w:bookmarkStart w:id="18" w:name="_Toc215151924" w:displacedByCustomXml="next"/>
+    <w:bookmarkStart w:id="34" w:name="_Toc224557211" w:displacedByCustomXml="next"/>
     <w:sdt>
       <w:sdtPr>
         <w:rPr>
@@ -5517,7 +6511,7 @@
           <w:r>
             <w:t>Literaturverzeichnis</w:t>
           </w:r>
-          <w:bookmarkEnd w:id="18"/>
+          <w:bookmarkEnd w:id="34"/>
         </w:p>
         <w:sdt>
           <w:sdtPr>
@@ -5561,7 +6555,7 @@
               </w:tblGrid>
               <w:tr>
                 <w:trPr>
-                  <w:divId w:val="566112926"/>
+                  <w:divId w:val="1546259034"/>
                   <w:tblCellSpacing w:w="15" w:type="dxa"/>
                 </w:trPr>
                 <w:tc>
@@ -5608,7 +6602,7 @@
               </w:tr>
               <w:tr>
                 <w:trPr>
-                  <w:divId w:val="566112926"/>
+                  <w:divId w:val="1546259034"/>
                   <w:tblCellSpacing w:w="15" w:type="dxa"/>
                 </w:trPr>
                 <w:tc>
@@ -5672,7 +6666,7 @@
               </w:tr>
               <w:tr>
                 <w:trPr>
-                  <w:divId w:val="566112926"/>
+                  <w:divId w:val="1546259034"/>
                   <w:tblCellSpacing w:w="15" w:type="dxa"/>
                 </w:trPr>
                 <w:tc>
@@ -5732,7 +6726,7 @@
               </w:tr>
               <w:tr>
                 <w:trPr>
-                  <w:divId w:val="566112926"/>
+                  <w:divId w:val="1546259034"/>
                   <w:tblCellSpacing w:w="15" w:type="dxa"/>
                 </w:trPr>
                 <w:tc>
@@ -5779,7 +6773,7 @@
             </w:tbl>
             <w:p>
               <w:pPr>
-                <w:divId w:val="566112926"/>
+                <w:divId w:val="1546259034"/>
                 <w:rPr>
                   <w:rFonts w:eastAsia="Times New Roman"/>
                   <w:noProof/>
@@ -5805,15 +6799,15 @@
         <w:pageBreakBefore/>
         <w:ind w:left="357" w:hanging="357"/>
       </w:pPr>
-      <w:bookmarkStart w:id="19" w:name="_Toc215151925"/>
+      <w:bookmarkStart w:id="35" w:name="_Toc224557212"/>
       <w:r>
         <w:lastRenderedPageBreak/>
         <w:t>Anhang</w:t>
       </w:r>
-      <w:bookmarkEnd w:id="19"/>
+      <w:bookmarkEnd w:id="35"/>
     </w:p>
     <w:sectPr>
-      <w:footerReference w:type="first" r:id="rId17"/>
+      <w:footerReference w:type="first" r:id="rId23"/>
       <w:pgSz w:w="11906" w:h="16838" w:code="9"/>
       <w:pgMar w:top="1701" w:right="1418" w:bottom="1418" w:left="1418" w:header="397" w:footer="680" w:gutter="0"/>
       <w:pgNumType w:start="1"/>
@@ -8297,38 +9291,31 @@
     <w:unhideWhenUsed/>
     <w:rsid w:val="00984306"/>
   </w:style>
+  <w:style w:type="paragraph" w:styleId="Beschriftung">
+    <w:name w:val="caption"/>
+    <w:basedOn w:val="Standard"/>
+    <w:next w:val="Standard"/>
+    <w:uiPriority w:val="35"/>
+    <w:unhideWhenUsed/>
+    <w:qFormat/>
+    <w:rsid w:val="009D4BB9"/>
+    <w:pPr>
+      <w:spacing w:after="200" w:line="240" w:lineRule="auto"/>
+    </w:pPr>
+    <w:rPr>
+      <w:i/>
+      <w:iCs/>
+      <w:color w:val="44546A" w:themeColor="text2"/>
+      <w:sz w:val="18"/>
+      <w:szCs w:val="18"/>
+    </w:rPr>
+  </w:style>
 </w:styles>
 </file>
 
 <file path=word/glossary/document.xml><?xml version="1.0" encoding="utf-8"?>
 <w:glossaryDocument xmlns:wpc="http://schemas.microsoft.com/office/word/2010/wordprocessingCanvas" xmlns:cx="http://schemas.microsoft.com/office/drawing/2014/chartex" xmlns:cx1="http://schemas.microsoft.com/office/drawing/2015/9/8/chartex" xmlns:cx2="http://schemas.microsoft.com/office/drawing/2015/10/21/chartex" xmlns:cx3="http://schemas.microsoft.com/office/drawing/2016/5/9/chartex" xmlns:cx4="http://schemas.microsoft.com/office/drawing/2016/5/10/chartex" xmlns:cx5="http://schemas.microsoft.com/office/drawing/2016/5/11/chartex" xmlns:cx6="http://schemas.microsoft.com/office/drawing/2016/5/12/chartex" xmlns:cx7="http://schemas.microsoft.com/office/drawing/2016/5/13/chartex" xmlns:cx8="http://schemas.microsoft.com/office/drawing/2016/5/14/chartex" xmlns:mc="http://schemas.openxmlformats.org/markup-compatibility/2006" xmlns:aink="http://schemas.microsoft.com/office/drawing/2016/ink" xmlns:am3d="http://schemas.microsoft.com/office/drawing/2017/model3d" xmlns:o="urn:schemas-microsoft-com:office:office" xmlns:oel="http://schemas.microsoft.com/office/2019/extlst" xmlns:r="http://schemas.openxmlformats.org/officeDocument/2006/relationships" xmlns:m="http://schemas.openxmlformats.org/officeDocument/2006/math" xmlns:v="urn:schemas-microsoft-com:vml" xmlns:wp14="http://schemas.microsoft.com/office/word/2010/wordprocessingDrawing" xmlns:wp="http://schemas.openxmlformats.org/drawingml/2006/wordprocessingDrawing" xmlns:w10="urn:schemas-microsoft-com:office:word" xmlns:w="http://schemas.openxmlformats.org/wordprocessingml/2006/main" xmlns:w14="http://schemas.microsoft.com/office/word/2010/wordml" xmlns:w15="http://schemas.microsoft.com/office/word/2012/wordml" xmlns:w16cex="http://schemas.microsoft.com/office/word/2018/wordml/cex" xmlns:w16cid="http://schemas.microsoft.com/office/word/2016/wordml/cid" xmlns:w16="http://schemas.microsoft.com/office/word/2018/wordml" xmlns:w16du="http://schemas.microsoft.com/office/word/2023/wordml/word16du" xmlns:w16sdtdh="http://schemas.microsoft.com/office/word/2020/wordml/sdtdatahash" xmlns:w16sdtfl="http://schemas.microsoft.com/office/word/2024/wordml/sdtformatlock" xmlns:w16se="http://schemas.microsoft.com/office/word/2015/wordml/symex" xmlns:wpg="http://schemas.microsoft.com/office/word/2010/wordprocessingGroup" xmlns:wpi="http://schemas.microsoft.com/office/word/2010/wordprocessingInk" xmlns:wne="http://schemas.microsoft.com/office/word/2006/wordml" xmlns:wps="http://schemas.microsoft.com/office/word/2010/wordprocessingShape" mc:Ignorable="w14 w15 w16se w16cid w16 w16cex w16sdtdh w16sdtfl w16du wp14">
   <w:docParts>
-    <w:docPart>
-      <w:docPartPr>
-        <w:name w:val="DefaultPlaceholder_-1854013437"/>
-        <w:category>
-          <w:name w:val="Allgemein"/>
-          <w:gallery w:val="placeholder"/>
-        </w:category>
-        <w:types>
-          <w:type w:val="bbPlcHdr"/>
-        </w:types>
-        <w:behaviors>
-          <w:behavior w:val="content"/>
-        </w:behaviors>
-        <w:guid w:val="{4FF5B15D-984C-46E9-A7AE-3A59DEEC1428}"/>
-      </w:docPartPr>
-      <w:docPartBody>
-        <w:p>
-          <w:r>
-            <w:rPr>
-              <w:rStyle w:val="Platzhaltertext"/>
-            </w:rPr>
-            <w:t>Klicken oder tippen Sie, um ein Datum einzugeben.</w:t>
-          </w:r>
-        </w:p>
-      </w:docPartBody>
-    </w:docPart>
     <w:docPart>
       <w:docPartPr>
         <w:name w:val="20AC2E4A74D94C0093A8866E122BD1A5"/>
@@ -8498,7 +9485,9 @@
     <w:rsid w:val="00971F05"/>
     <w:rsid w:val="00A17EDA"/>
     <w:rsid w:val="00B315C4"/>
+    <w:rsid w:val="00BA78DD"/>
     <w:rsid w:val="00BD7971"/>
+    <w:rsid w:val="00C91797"/>
     <w:rsid w:val="00CB202D"/>
     <w:rsid w:val="00D94E51"/>
   </w:rsids>
@@ -9283,6 +10272,114 @@
 </file>
 
 <file path=customXml/item2.xml><?xml version="1.0" encoding="utf-8"?>
+<b:Sources xmlns:b="http://schemas.openxmlformats.org/officeDocument/2006/bibliography" xmlns="http://schemas.openxmlformats.org/officeDocument/2006/bibliography" SelectedStyle="\IEEE2006OfficeOnline.xsl" StyleName="IEEE" Version="2006">
+  <b:Source>
+    <b:Tag>Wei06</b:Tag>
+    <b:SourceType>Book</b:SourceType>
+    <b:Guid>{9E49F354-9AB3-4E3F-8BBE-737644652F67}</b:Guid>
+    <b:Title>How does MRI work?</b:Title>
+    <b:Year>2006</b:Year>
+    <b:Author>
+      <b:Author>
+        <b:NameList>
+          <b:Person>
+            <b:Last>Weishaupt</b:Last>
+            <b:First>Dominik</b:First>
+          </b:Person>
+          <b:Person>
+            <b:Last>Köchli</b:Last>
+            <b:First>Viktor</b:First>
+          </b:Person>
+          <b:Person>
+            <b:Last>Marincek</b:Last>
+            <b:First>Borut</b:First>
+          </b:Person>
+        </b:NameList>
+      </b:Author>
+    </b:Author>
+    <b:City>Heidelberg</b:City>
+    <b:Publisher>Springer Berlin</b:Publisher>
+    <b:RefOrder>1</b:RefOrder>
+  </b:Source>
+  <b:Source>
+    <b:Tag>Pau73</b:Tag>
+    <b:SourceType>ArticleInAPeriodical</b:SourceType>
+    <b:Guid>{55296F7D-22B8-47E4-91C3-F14EE8A48D2B}</b:Guid>
+    <b:Title>Image Formation by Induced Local Interactions: Examples Employing Nuclear Magnetic Resonance</b:Title>
+    <b:Year>1973</b:Year>
+    <b:Month>März</b:Month>
+    <b:Day>16</b:Day>
+    <b:Author>
+      <b:Author>
+        <b:NameList>
+          <b:Person>
+            <b:Last>Lauterbur</b:Last>
+            <b:First>Paul</b:First>
+            <b:Middle>C.</b:Middle>
+          </b:Person>
+        </b:NameList>
+      </b:Author>
+    </b:Author>
+    <b:PeriodicalTitle>Nature</b:PeriodicalTitle>
+    <b:Pages>190-191</b:Pages>
+    <b:RefOrder>2</b:RefOrder>
+  </b:Source>
+  <b:Source>
+    <b:Tag>Ani75</b:Tag>
+    <b:SourceType>ArticleInAPeriodical</b:SourceType>
+    <b:Guid>{A50C2AF4-197D-4703-8F0B-CB508DBE6460}</b:Guid>
+    <b:Author>
+      <b:Author>
+        <b:NameList>
+          <b:Person>
+            <b:Last>Kumar</b:Last>
+            <b:First>Anil</b:First>
+          </b:Person>
+          <b:Person>
+            <b:Last>Welti</b:Last>
+            <b:First>Dieter</b:First>
+          </b:Person>
+          <b:Person>
+            <b:Last>Ernst</b:Last>
+            <b:Middle>R.</b:Middle>
+            <b:First>Richard</b:First>
+          </b:Person>
+        </b:NameList>
+      </b:Author>
+    </b:Author>
+    <b:Title>NMR Fourier zeugmatography</b:Title>
+    <b:PeriodicalTitle>Journal of Magnetic Resonance (1969)</b:PeriodicalTitle>
+    <b:Year>1975</b:Year>
+    <b:Pages>69-83</b:Pages>
+    <b:RefOrder>3</b:RefOrder>
+  </b:Source>
+  <b:Source>
+    <b:Tag>Sie24</b:Tag>
+    <b:SourceType>Book</b:SourceType>
+    <b:Guid>{4160F2F4-1E50-4C3A-A05C-F3AF420FFA6B}</b:Guid>
+    <b:Title>Magnete, Spins und Resonanzen</b:Title>
+    <b:Year>2024</b:Year>
+    <b:Author>
+      <b:Author>
+        <b:Corporate>Siemens Healthineers AG</b:Corporate>
+      </b:Author>
+    </b:Author>
+    <b:City>Forchheim</b:City>
+    <b:RefOrder>4</b:RefOrder>
+  </b:Source>
+</b:Sources>
+</file>
+
+<file path=customXml/item3.xml><?xml version="1.0" encoding="utf-8"?>
+<?mso-contentType ?>
+<FormTemplates xmlns="http://schemas.microsoft.com/sharepoint/v3/contenttype/forms">
+  <Display>DocumentLibraryForm</Display>
+  <Edit>DocumentLibraryForm</Edit>
+  <New>DocumentLibraryForm</New>
+</FormTemplates>
+</file>
+
+<file path=customXml/item4.xml><?xml version="1.0" encoding="utf-8"?>
 <ct:contentTypeSchema xmlns:ct="http://schemas.microsoft.com/office/2006/metadata/contentType" xmlns:ma="http://schemas.microsoft.com/office/2006/metadata/properties/metaAttributes" ct:_="" ma:_="" ma:contentTypeName="Dokument" ma:contentTypeID="0x010100B864D38484CAFF4D85438DA9EB355F5F" ma:contentTypeVersion="9" ma:contentTypeDescription="Ein neues Dokument erstellen." ma:contentTypeScope="" ma:versionID="45c6a9a5a3f12b24cc3bb7ca4621aa6b">
   <xsd:schema xmlns:xsd="http://www.w3.org/2001/XMLSchema" xmlns:xs="http://www.w3.org/2001/XMLSchema" xmlns:p="http://schemas.microsoft.com/office/2006/metadata/properties" xmlns:ns2="14732274-e1b4-4950-aeb6-c5d8d18c21ac" targetNamespace="http://schemas.microsoft.com/office/2006/metadata/properties" ma:root="true" ma:fieldsID="adfab1871fc16ca93ce2783a22949c24" ns2:_="">
     <xsd:import namespace="14732274-e1b4-4950-aeb6-c5d8d18c21ac"/>
@@ -9458,114 +10555,6 @@
 </ct:contentTypeSchema>
 </file>
 
-<file path=customXml/item3.xml><?xml version="1.0" encoding="utf-8"?>
-<?mso-contentType ?>
-<FormTemplates xmlns="http://schemas.microsoft.com/sharepoint/v3/contenttype/forms">
-  <Display>DocumentLibraryForm</Display>
-  <Edit>DocumentLibraryForm</Edit>
-  <New>DocumentLibraryForm</New>
-</FormTemplates>
-</file>
-
-<file path=customXml/item4.xml><?xml version="1.0" encoding="utf-8"?>
-<b:Sources xmlns:b="http://schemas.openxmlformats.org/officeDocument/2006/bibliography" xmlns="http://schemas.openxmlformats.org/officeDocument/2006/bibliography" SelectedStyle="\IEEE2006OfficeOnline.xsl" StyleName="IEEE" Version="2006">
-  <b:Source>
-    <b:Tag>Wei06</b:Tag>
-    <b:SourceType>Book</b:SourceType>
-    <b:Guid>{9E49F354-9AB3-4E3F-8BBE-737644652F67}</b:Guid>
-    <b:Title>How does MRI work?</b:Title>
-    <b:Year>2006</b:Year>
-    <b:Author>
-      <b:Author>
-        <b:NameList>
-          <b:Person>
-            <b:Last>Weishaupt</b:Last>
-            <b:First>Dominik</b:First>
-          </b:Person>
-          <b:Person>
-            <b:Last>Köchli</b:Last>
-            <b:First>Viktor</b:First>
-          </b:Person>
-          <b:Person>
-            <b:Last>Marincek</b:Last>
-            <b:First>Borut</b:First>
-          </b:Person>
-        </b:NameList>
-      </b:Author>
-    </b:Author>
-    <b:City>Heidelberg</b:City>
-    <b:Publisher>Springer Berlin</b:Publisher>
-    <b:RefOrder>1</b:RefOrder>
-  </b:Source>
-  <b:Source>
-    <b:Tag>Pau73</b:Tag>
-    <b:SourceType>ArticleInAPeriodical</b:SourceType>
-    <b:Guid>{55296F7D-22B8-47E4-91C3-F14EE8A48D2B}</b:Guid>
-    <b:Title>Image Formation by Induced Local Interactions: Examples Employing Nuclear Magnetic Resonance</b:Title>
-    <b:Year>1973</b:Year>
-    <b:Month>März</b:Month>
-    <b:Day>16</b:Day>
-    <b:Author>
-      <b:Author>
-        <b:NameList>
-          <b:Person>
-            <b:Last>Lauterbur</b:Last>
-            <b:First>Paul</b:First>
-            <b:Middle>C.</b:Middle>
-          </b:Person>
-        </b:NameList>
-      </b:Author>
-    </b:Author>
-    <b:PeriodicalTitle>Nature</b:PeriodicalTitle>
-    <b:Pages>190-191</b:Pages>
-    <b:RefOrder>2</b:RefOrder>
-  </b:Source>
-  <b:Source>
-    <b:Tag>Ani75</b:Tag>
-    <b:SourceType>ArticleInAPeriodical</b:SourceType>
-    <b:Guid>{A50C2AF4-197D-4703-8F0B-CB508DBE6460}</b:Guid>
-    <b:Author>
-      <b:Author>
-        <b:NameList>
-          <b:Person>
-            <b:Last>Kumar</b:Last>
-            <b:First>Anil</b:First>
-          </b:Person>
-          <b:Person>
-            <b:Last>Welti</b:Last>
-            <b:First>Dieter</b:First>
-          </b:Person>
-          <b:Person>
-            <b:Last>Ernst</b:Last>
-            <b:Middle>R.</b:Middle>
-            <b:First>Richard</b:First>
-          </b:Person>
-        </b:NameList>
-      </b:Author>
-    </b:Author>
-    <b:Title>NMR Fourier zeugmatography</b:Title>
-    <b:PeriodicalTitle>Journal of Magnetic Resonance (1969)</b:PeriodicalTitle>
-    <b:Year>1975</b:Year>
-    <b:Pages>69-83</b:Pages>
-    <b:RefOrder>3</b:RefOrder>
-  </b:Source>
-  <b:Source>
-    <b:Tag>Sie24</b:Tag>
-    <b:SourceType>Book</b:SourceType>
-    <b:Guid>{4160F2F4-1E50-4C3A-A05C-F3AF420FFA6B}</b:Guid>
-    <b:Title>Magnete, Spins und Resonanzen</b:Title>
-    <b:Year>2024</b:Year>
-    <b:Author>
-      <b:Author>
-        <b:Corporate>Siemens Healthineers AG</b:Corporate>
-      </b:Author>
-    </b:Author>
-    <b:City>Forchheim</b:City>
-    <b:RefOrder>4</b:RefOrder>
-  </b:Source>
-</b:Sources>
-</file>
-
 <file path=customXml/itemProps1.xml><?xml version="1.0" encoding="utf-8"?>
 <ds:datastoreItem xmlns:ds="http://schemas.openxmlformats.org/officeDocument/2006/customXml" ds:itemID="{F3445355-BB97-48FB-9076-AE610ADA5F5D}">
   <ds:schemaRefs>
@@ -9576,6 +10565,22 @@
 </file>
 
 <file path=customXml/itemProps2.xml><?xml version="1.0" encoding="utf-8"?>
+<ds:datastoreItem xmlns:ds="http://schemas.openxmlformats.org/officeDocument/2006/customXml" ds:itemID="{420E1641-F5C5-41F4-8423-5D17F094993B}">
+  <ds:schemaRefs>
+    <ds:schemaRef ds:uri="http://schemas.openxmlformats.org/officeDocument/2006/bibliography"/>
+  </ds:schemaRefs>
+</ds:datastoreItem>
+</file>
+
+<file path=customXml/itemProps3.xml><?xml version="1.0" encoding="utf-8"?>
+<ds:datastoreItem xmlns:ds="http://schemas.openxmlformats.org/officeDocument/2006/customXml" ds:itemID="{CBB0E116-33C1-4C60-B22F-CF76B731CE02}">
+  <ds:schemaRefs>
+    <ds:schemaRef ds:uri="http://schemas.microsoft.com/sharepoint/v3/contenttype/forms"/>
+  </ds:schemaRefs>
+</ds:datastoreItem>
+</file>
+
+<file path=customXml/itemProps4.xml><?xml version="1.0" encoding="utf-8"?>
 <ds:datastoreItem xmlns:ds="http://schemas.openxmlformats.org/officeDocument/2006/customXml" ds:itemID="{B45BD71C-24E9-4FC2-BF63-CCB5AA22F7B2}">
   <ds:schemaRefs>
     <ds:schemaRef ds:uri="http://schemas.microsoft.com/office/2006/metadata/contentType"/>
@@ -9593,22 +10598,6 @@
 </ds:datastoreItem>
 </file>
 
-<file path=customXml/itemProps3.xml><?xml version="1.0" encoding="utf-8"?>
-<ds:datastoreItem xmlns:ds="http://schemas.openxmlformats.org/officeDocument/2006/customXml" ds:itemID="{CBB0E116-33C1-4C60-B22F-CF76B731CE02}">
-  <ds:schemaRefs>
-    <ds:schemaRef ds:uri="http://schemas.microsoft.com/sharepoint/v3/contenttype/forms"/>
-  </ds:schemaRefs>
-</ds:datastoreItem>
-</file>
-
-<file path=customXml/itemProps4.xml><?xml version="1.0" encoding="utf-8"?>
-<ds:datastoreItem xmlns:ds="http://schemas.openxmlformats.org/officeDocument/2006/customXml" ds:itemID="{420E1641-F5C5-41F4-8423-5D17F094993B}">
-  <ds:schemaRefs>
-    <ds:schemaRef ds:uri="http://schemas.openxmlformats.org/officeDocument/2006/bibliography"/>
-  </ds:schemaRefs>
-</ds:datastoreItem>
-</file>
-
 <file path=docMetadata/LabelInfo.xml><?xml version="1.0" encoding="utf-8"?>
 <clbl:labelList xmlns:clbl="http://schemas.microsoft.com/office/2020/mipLabelMetadata">
   <clbl:label id="{ff6dbec8-95a8-4638-9f5f-bd076536645c}" enabled="1" method="Standard" siteId="{5dbf1add-202a-4b8d-815b-bf0fb024e033}" removed="0"/>

--- a/Quebe_Tom_T2000_1_Gradientensysteme.docx
+++ b/Quebe_Tom_T2000_1_Gradientensysteme.docx
@@ -4189,16 +4189,622 @@
       <w:bookmarkEnd w:id="5"/>
     </w:p>
     <w:p>
-      <w:fldSimple w:instr=" TOC \h \z \c &quot;Figure&quot; ">
+      <w:pPr>
+        <w:pStyle w:val="Abbildungsverzeichnis"/>
+        <w:tabs>
+          <w:tab w:val="right" w:leader="dot" w:pos="9060"/>
+        </w:tabs>
+        <w:rPr>
+          <w:noProof/>
+        </w:rPr>
+      </w:pPr>
+      <w:r>
+        <w:fldChar w:fldCharType="begin"/>
+      </w:r>
+      <w:r>
+        <w:instrText xml:space="preserve"> TOC \h \z \c "Abbildung" </w:instrText>
+      </w:r>
+      <w:r>
+        <w:fldChar w:fldCharType="separate"/>
+      </w:r>
+      <w:hyperlink w:anchor="_Toc224832238" w:history="1">
         <w:r>
           <w:rPr>
-            <w:b/>
-            <w:bCs/>
+            <w:rStyle w:val="Hyperlink"/>
             <w:noProof/>
           </w:rPr>
-          <w:t>Es konnten keine Einträge für ein Abbildungsverzeichnis gefunden werden.</w:t>
+          <w:t>Abbildung 1: Verstärkung bzw. Abschwächung der Gesamtfeldstärke durch überlagertes Gradientenfeld</w:t>
         </w:r>
-      </w:fldSimple>
+        <w:r>
+          <w:rPr>
+            <w:noProof/>
+            <w:webHidden/>
+          </w:rPr>
+          <w:tab/>
+        </w:r>
+        <w:r>
+          <w:rPr>
+            <w:noProof/>
+            <w:webHidden/>
+          </w:rPr>
+          <w:fldChar w:fldCharType="begin"/>
+        </w:r>
+        <w:r>
+          <w:rPr>
+            <w:noProof/>
+            <w:webHidden/>
+          </w:rPr>
+          <w:instrText xml:space="preserve"> PAGEREF _Toc224832238 \h </w:instrText>
+        </w:r>
+        <w:r>
+          <w:rPr>
+            <w:noProof/>
+            <w:webHidden/>
+          </w:rPr>
+        </w:r>
+        <w:r>
+          <w:rPr>
+            <w:noProof/>
+            <w:webHidden/>
+          </w:rPr>
+          <w:fldChar w:fldCharType="separate"/>
+        </w:r>
+        <w:r>
+          <w:rPr>
+            <w:noProof/>
+            <w:webHidden/>
+          </w:rPr>
+          <w:t>3</w:t>
+        </w:r>
+        <w:r>
+          <w:rPr>
+            <w:noProof/>
+            <w:webHidden/>
+          </w:rPr>
+          <w:fldChar w:fldCharType="end"/>
+        </w:r>
+      </w:hyperlink>
+    </w:p>
+    <w:p>
+      <w:pPr>
+        <w:pStyle w:val="Abbildungsverzeichnis"/>
+        <w:tabs>
+          <w:tab w:val="right" w:leader="dot" w:pos="9060"/>
+        </w:tabs>
+        <w:rPr>
+          <w:noProof/>
+        </w:rPr>
+      </w:pPr>
+      <w:hyperlink w:anchor="_Toc224832239" w:history="1">
+        <w:r>
+          <w:rPr>
+            <w:rStyle w:val="Hyperlink"/>
+            <w:noProof/>
+          </w:rPr>
+          <w:t>Abbildung 2: Abfolge der Ansteuerungen der verschiedenen Gradienten, G</w:t>
+        </w:r>
+        <w:r>
+          <w:rPr>
+            <w:rStyle w:val="Hyperlink"/>
+            <w:noProof/>
+            <w:vertAlign w:val="subscript"/>
+          </w:rPr>
+          <w:t>S</w:t>
+        </w:r>
+        <w:r>
+          <w:rPr>
+            <w:rStyle w:val="Hyperlink"/>
+            <w:noProof/>
+          </w:rPr>
+          <w:t xml:space="preserve"> = Schichtselektion, G</w:t>
+        </w:r>
+        <w:r>
+          <w:rPr>
+            <w:rStyle w:val="Hyperlink"/>
+            <w:noProof/>
+            <w:vertAlign w:val="subscript"/>
+          </w:rPr>
+          <w:t>F</w:t>
+        </w:r>
+        <w:r>
+          <w:rPr>
+            <w:rStyle w:val="Hyperlink"/>
+            <w:noProof/>
+          </w:rPr>
+          <w:t xml:space="preserve"> = Frequenzgradient, G</w:t>
+        </w:r>
+        <w:r>
+          <w:rPr>
+            <w:rStyle w:val="Hyperlink"/>
+            <w:noProof/>
+            <w:vertAlign w:val="subscript"/>
+          </w:rPr>
+          <w:t>P</w:t>
+        </w:r>
+        <w:r>
+          <w:rPr>
+            <w:rStyle w:val="Hyperlink"/>
+            <w:noProof/>
+          </w:rPr>
+          <w:t xml:space="preserve"> = Phasengradient</w:t>
+        </w:r>
+        <w:r>
+          <w:rPr>
+            <w:noProof/>
+            <w:webHidden/>
+          </w:rPr>
+          <w:tab/>
+        </w:r>
+        <w:r>
+          <w:rPr>
+            <w:noProof/>
+            <w:webHidden/>
+          </w:rPr>
+          <w:fldChar w:fldCharType="begin"/>
+        </w:r>
+        <w:r>
+          <w:rPr>
+            <w:noProof/>
+            <w:webHidden/>
+          </w:rPr>
+          <w:instrText xml:space="preserve"> PAGEREF _Toc224832239 \h </w:instrText>
+        </w:r>
+        <w:r>
+          <w:rPr>
+            <w:noProof/>
+            <w:webHidden/>
+          </w:rPr>
+        </w:r>
+        <w:r>
+          <w:rPr>
+            <w:noProof/>
+            <w:webHidden/>
+          </w:rPr>
+          <w:fldChar w:fldCharType="separate"/>
+        </w:r>
+        <w:r>
+          <w:rPr>
+            <w:noProof/>
+            <w:webHidden/>
+          </w:rPr>
+          <w:t>4</w:t>
+        </w:r>
+        <w:r>
+          <w:rPr>
+            <w:noProof/>
+            <w:webHidden/>
+          </w:rPr>
+          <w:fldChar w:fldCharType="end"/>
+        </w:r>
+      </w:hyperlink>
+    </w:p>
+    <w:p>
+      <w:pPr>
+        <w:pStyle w:val="Abbildungsverzeichnis"/>
+        <w:tabs>
+          <w:tab w:val="right" w:leader="dot" w:pos="9060"/>
+        </w:tabs>
+        <w:rPr>
+          <w:noProof/>
+        </w:rPr>
+      </w:pPr>
+      <w:hyperlink w:anchor="_Toc224832240" w:history="1">
+        <w:r>
+          <w:rPr>
+            <w:rStyle w:val="Hyperlink"/>
+            <w:noProof/>
+          </w:rPr>
+          <w:t>Abbildung 3: Schematische Darstellung des k-Raums mit Frequenz- und Phasenachse</w:t>
+        </w:r>
+        <w:r>
+          <w:rPr>
+            <w:noProof/>
+            <w:webHidden/>
+          </w:rPr>
+          <w:tab/>
+        </w:r>
+        <w:r>
+          <w:rPr>
+            <w:noProof/>
+            <w:webHidden/>
+          </w:rPr>
+          <w:fldChar w:fldCharType="begin"/>
+        </w:r>
+        <w:r>
+          <w:rPr>
+            <w:noProof/>
+            <w:webHidden/>
+          </w:rPr>
+          <w:instrText xml:space="preserve"> PAGEREF _Toc224832240 \h </w:instrText>
+        </w:r>
+        <w:r>
+          <w:rPr>
+            <w:noProof/>
+            <w:webHidden/>
+          </w:rPr>
+        </w:r>
+        <w:r>
+          <w:rPr>
+            <w:noProof/>
+            <w:webHidden/>
+          </w:rPr>
+          <w:fldChar w:fldCharType="separate"/>
+        </w:r>
+        <w:r>
+          <w:rPr>
+            <w:noProof/>
+            <w:webHidden/>
+          </w:rPr>
+          <w:t>4</w:t>
+        </w:r>
+        <w:r>
+          <w:rPr>
+            <w:noProof/>
+            <w:webHidden/>
+          </w:rPr>
+          <w:fldChar w:fldCharType="end"/>
+        </w:r>
+      </w:hyperlink>
+    </w:p>
+    <w:p>
+      <w:pPr>
+        <w:pStyle w:val="Abbildungsverzeichnis"/>
+        <w:tabs>
+          <w:tab w:val="right" w:leader="dot" w:pos="9060"/>
+        </w:tabs>
+        <w:rPr>
+          <w:noProof/>
+        </w:rPr>
+      </w:pPr>
+      <w:hyperlink w:anchor="_Toc224832241" w:history="1">
+        <w:r>
+          <w:rPr>
+            <w:rStyle w:val="Hyperlink"/>
+            <w:noProof/>
+          </w:rPr>
+          <w:t>Abbildung 4: Erstes Phantom; Zwei ca. 1mm dicke mit H</w:t>
+        </w:r>
+        <w:r>
+          <w:rPr>
+            <w:rStyle w:val="Hyperlink"/>
+            <w:noProof/>
+            <w:vertAlign w:val="subscript"/>
+          </w:rPr>
+          <w:t>2</w:t>
+        </w:r>
+        <w:r>
+          <w:rPr>
+            <w:rStyle w:val="Hyperlink"/>
+            <w:noProof/>
+          </w:rPr>
+          <w:t>O gefüllte Röhren</w:t>
+        </w:r>
+        <w:r>
+          <w:rPr>
+            <w:noProof/>
+            <w:webHidden/>
+          </w:rPr>
+          <w:tab/>
+        </w:r>
+        <w:r>
+          <w:rPr>
+            <w:noProof/>
+            <w:webHidden/>
+          </w:rPr>
+          <w:fldChar w:fldCharType="begin"/>
+        </w:r>
+        <w:r>
+          <w:rPr>
+            <w:noProof/>
+            <w:webHidden/>
+          </w:rPr>
+          <w:instrText xml:space="preserve"> PAGEREF _Toc224832241 \h </w:instrText>
+        </w:r>
+        <w:r>
+          <w:rPr>
+            <w:noProof/>
+            <w:webHidden/>
+          </w:rPr>
+        </w:r>
+        <w:r>
+          <w:rPr>
+            <w:noProof/>
+            <w:webHidden/>
+          </w:rPr>
+          <w:fldChar w:fldCharType="separate"/>
+        </w:r>
+        <w:r>
+          <w:rPr>
+            <w:noProof/>
+            <w:webHidden/>
+          </w:rPr>
+          <w:t>6</w:t>
+        </w:r>
+        <w:r>
+          <w:rPr>
+            <w:noProof/>
+            <w:webHidden/>
+          </w:rPr>
+          <w:fldChar w:fldCharType="end"/>
+        </w:r>
+      </w:hyperlink>
+    </w:p>
+    <w:p>
+      <w:pPr>
+        <w:pStyle w:val="Abbildungsverzeichnis"/>
+        <w:tabs>
+          <w:tab w:val="right" w:leader="dot" w:pos="9060"/>
+        </w:tabs>
+        <w:rPr>
+          <w:noProof/>
+        </w:rPr>
+      </w:pPr>
+      <w:hyperlink w:anchor="_Toc224832242" w:history="1">
+        <w:r>
+          <w:rPr>
+            <w:rStyle w:val="Hyperlink"/>
+            <w:noProof/>
+          </w:rPr>
+          <w:t>Abbildung 5: Rekonstruiertes "Zeugmatogram" des Phantoms, errechnet aus mehreren Projektionen</w:t>
+        </w:r>
+        <w:r>
+          <w:rPr>
+            <w:noProof/>
+            <w:webHidden/>
+          </w:rPr>
+          <w:tab/>
+        </w:r>
+        <w:r>
+          <w:rPr>
+            <w:noProof/>
+            <w:webHidden/>
+          </w:rPr>
+          <w:fldChar w:fldCharType="begin"/>
+        </w:r>
+        <w:r>
+          <w:rPr>
+            <w:noProof/>
+            <w:webHidden/>
+          </w:rPr>
+          <w:instrText xml:space="preserve"> PAGEREF _Toc224832242 \h </w:instrText>
+        </w:r>
+        <w:r>
+          <w:rPr>
+            <w:noProof/>
+            <w:webHidden/>
+          </w:rPr>
+        </w:r>
+        <w:r>
+          <w:rPr>
+            <w:noProof/>
+            <w:webHidden/>
+          </w:rPr>
+          <w:fldChar w:fldCharType="separate"/>
+        </w:r>
+        <w:r>
+          <w:rPr>
+            <w:noProof/>
+            <w:webHidden/>
+          </w:rPr>
+          <w:t>6</w:t>
+        </w:r>
+        <w:r>
+          <w:rPr>
+            <w:noProof/>
+            <w:webHidden/>
+          </w:rPr>
+          <w:fldChar w:fldCharType="end"/>
+        </w:r>
+      </w:hyperlink>
+    </w:p>
+    <w:p>
+      <w:pPr>
+        <w:pStyle w:val="Abbildungsverzeichnis"/>
+        <w:tabs>
+          <w:tab w:val="right" w:leader="dot" w:pos="9060"/>
+        </w:tabs>
+        <w:rPr>
+          <w:noProof/>
+        </w:rPr>
+      </w:pPr>
+      <w:hyperlink w:anchor="_Toc224832243" w:history="1">
+        <w:r>
+          <w:rPr>
+            <w:rStyle w:val="Hyperlink"/>
+            <w:noProof/>
+          </w:rPr>
+          <w:t>Abbildung 6: Vergleich der k-Raum-Trajektorien konventioneller Sequenzen und von EPI-Sequenzen</w:t>
+        </w:r>
+        <w:r>
+          <w:rPr>
+            <w:noProof/>
+            <w:webHidden/>
+          </w:rPr>
+          <w:tab/>
+        </w:r>
+        <w:r>
+          <w:rPr>
+            <w:noProof/>
+            <w:webHidden/>
+          </w:rPr>
+          <w:fldChar w:fldCharType="begin"/>
+        </w:r>
+        <w:r>
+          <w:rPr>
+            <w:noProof/>
+            <w:webHidden/>
+          </w:rPr>
+          <w:instrText xml:space="preserve"> PAGEREF _Toc224832243 \h </w:instrText>
+        </w:r>
+        <w:r>
+          <w:rPr>
+            <w:noProof/>
+            <w:webHidden/>
+          </w:rPr>
+        </w:r>
+        <w:r>
+          <w:rPr>
+            <w:noProof/>
+            <w:webHidden/>
+          </w:rPr>
+          <w:fldChar w:fldCharType="separate"/>
+        </w:r>
+        <w:r>
+          <w:rPr>
+            <w:noProof/>
+            <w:webHidden/>
+          </w:rPr>
+          <w:t>8</w:t>
+        </w:r>
+        <w:r>
+          <w:rPr>
+            <w:noProof/>
+            <w:webHidden/>
+          </w:rPr>
+          <w:fldChar w:fldCharType="end"/>
+        </w:r>
+      </w:hyperlink>
+    </w:p>
+    <w:p>
+      <w:pPr>
+        <w:pStyle w:val="Abbildungsverzeichnis"/>
+        <w:tabs>
+          <w:tab w:val="right" w:leader="dot" w:pos="9060"/>
+        </w:tabs>
+        <w:rPr>
+          <w:noProof/>
+        </w:rPr>
+      </w:pPr>
+      <w:hyperlink w:anchor="_Toc224832244" w:history="1">
+        <w:r>
+          <w:rPr>
+            <w:rStyle w:val="Hyperlink"/>
+            <w:noProof/>
+          </w:rPr>
+          <w:t>Abbildung 7: Grafische Darstellung der Anordnung der Gradientenspulen um einen Patienten herum</w:t>
+        </w:r>
+        <w:r>
+          <w:rPr>
+            <w:noProof/>
+            <w:webHidden/>
+          </w:rPr>
+          <w:tab/>
+        </w:r>
+        <w:r>
+          <w:rPr>
+            <w:noProof/>
+            <w:webHidden/>
+          </w:rPr>
+          <w:fldChar w:fldCharType="begin"/>
+        </w:r>
+        <w:r>
+          <w:rPr>
+            <w:noProof/>
+            <w:webHidden/>
+          </w:rPr>
+          <w:instrText xml:space="preserve"> PAGEREF _Toc224832244 \h </w:instrText>
+        </w:r>
+        <w:r>
+          <w:rPr>
+            <w:noProof/>
+            <w:webHidden/>
+          </w:rPr>
+        </w:r>
+        <w:r>
+          <w:rPr>
+            <w:noProof/>
+            <w:webHidden/>
+          </w:rPr>
+          <w:fldChar w:fldCharType="separate"/>
+        </w:r>
+        <w:r>
+          <w:rPr>
+            <w:noProof/>
+            <w:webHidden/>
+          </w:rPr>
+          <w:t>11</w:t>
+        </w:r>
+        <w:r>
+          <w:rPr>
+            <w:noProof/>
+            <w:webHidden/>
+          </w:rPr>
+          <w:fldChar w:fldCharType="end"/>
+        </w:r>
+      </w:hyperlink>
+    </w:p>
+    <w:p>
+      <w:pPr>
+        <w:pStyle w:val="Abbildungsverzeichnis"/>
+        <w:tabs>
+          <w:tab w:val="right" w:leader="dot" w:pos="9060"/>
+        </w:tabs>
+        <w:rPr>
+          <w:noProof/>
+        </w:rPr>
+      </w:pPr>
+      <w:hyperlink w:anchor="_Toc224832245" w:history="1">
+        <w:r>
+          <w:rPr>
+            <w:rStyle w:val="Hyperlink"/>
+            <w:noProof/>
+          </w:rPr>
+          <w:t>Abbildung 8: Schematische Darstellung der Maxwell-Spulen (links) und der Golay-Spulen (rechts)</w:t>
+        </w:r>
+        <w:r>
+          <w:rPr>
+            <w:noProof/>
+            <w:webHidden/>
+          </w:rPr>
+          <w:tab/>
+        </w:r>
+        <w:r>
+          <w:rPr>
+            <w:noProof/>
+            <w:webHidden/>
+          </w:rPr>
+          <w:fldChar w:fldCharType="begin"/>
+        </w:r>
+        <w:r>
+          <w:rPr>
+            <w:noProof/>
+            <w:webHidden/>
+          </w:rPr>
+          <w:instrText xml:space="preserve"> PAGEREF _Toc224832245 \h </w:instrText>
+        </w:r>
+        <w:r>
+          <w:rPr>
+            <w:noProof/>
+            <w:webHidden/>
+          </w:rPr>
+        </w:r>
+        <w:r>
+          <w:rPr>
+            <w:noProof/>
+            <w:webHidden/>
+          </w:rPr>
+          <w:fldChar w:fldCharType="separate"/>
+        </w:r>
+        <w:r>
+          <w:rPr>
+            <w:noProof/>
+            <w:webHidden/>
+          </w:rPr>
+          <w:t>11</w:t>
+        </w:r>
+        <w:r>
+          <w:rPr>
+            <w:noProof/>
+            <w:webHidden/>
+          </w:rPr>
+          <w:fldChar w:fldCharType="end"/>
+        </w:r>
+      </w:hyperlink>
+    </w:p>
+    <w:p>
+      <w:r>
+        <w:fldChar w:fldCharType="end"/>
+      </w:r>
     </w:p>
     <w:p/>
     <w:p>
@@ -4699,7 +5305,52 @@
     </w:p>
     <w:p>
       <w:r>
-        <w:t>Eine zentrale Rolle innerhalb des Magnetresonanztomographen nehmen die Gradientensysteme ein. Sie ermöglichen die räumliche Zuordnung der gemessenen Signale und sind damit grundlegend für die Ortskodierung und die Rekonstruktion von MR-Bildern. Gleichzeitig unterliegen Gradientensysteme im klinischen Betrieb hohen elektrischen, thermischen und mechanischen Belastungen, da moderne Bildgebungssequenzen zunehmend kurze Schaltzeiten und hohe Gradientenstärken erfordern. Diese Anforderungen machen die Gradientensysteme zu einem technisch anspruchsvollen und zugleich besonders relevanten Bestandteil moderner MRT-Systeme. Die heutige Ausführung von Gradientensystemen ist das Ergebnis einer kontinuierlichen technischen Entwicklung. Frühere Konzepte der Ortskodierung waren durch begrenzte Leistungsfähigkeit und technische Restriktionen geprägt, während moderne Systeme auf hochoptimierte Spulenstrukturen, leistungsfähige Ansteuerelektronik und ausgefeilte Kühl- und Schutzmechanismen zurückgreifen. Ein Verständnis der historischen Entwicklung ist daher hilfreich, um den aktuellen technischen Aufbau und die Funktionsweise moderner Gradientensysteme einordnen zu können.</w:t>
+        <w:t>Gradientensysteme nehmen eine zentrale Rolle innerhalb des Magnetresonanztomographen ein.</w:t>
+      </w:r>
+      <w:r>
+        <w:t xml:space="preserve"> Sie ermöglichen die räumliche Zuordnung der gemessenen Signale und sind damit grundlegend für die Ortskodierung und die Rekonstruktion von MR-Bildern. Gleichzeitig </w:t>
+      </w:r>
+      <w:r>
+        <w:t>sind</w:t>
+      </w:r>
+      <w:r>
+        <w:t xml:space="preserve"> Gradientensysteme im klinischen Betrieb hohen elektrischen, thermischen und mechanischen Belastungen</w:t>
+      </w:r>
+      <w:r>
+        <w:t xml:space="preserve"> ausgesetzt</w:t>
+      </w:r>
+      <w:r>
+        <w:t>, da moderne Bildgebungssequenzen zunehmend kurze Schaltzeiten und hohe Gradientenstärken</w:t>
+      </w:r>
+      <w:r>
+        <w:t xml:space="preserve"> benötigen</w:t>
+      </w:r>
+      <w:r>
+        <w:t xml:space="preserve">. Diese Anforderungen machen die Gradientensysteme zu einem technisch anspruchsvollen und </w:t>
+      </w:r>
+      <w:r>
+        <w:t>gleichzeitig</w:t>
+      </w:r>
+      <w:r>
+        <w:t xml:space="preserve"> besonders relevanten Bestandteil moderner MRT-Systeme. Die heutige Ausführung von Gradientensystemen ist das Ergebnis einer kontinuierlichen technischen Entwicklung. Frühere Konzepte der Ortskodierung waren durch begrenzte Leistungsfähigkeit und technische </w:t>
+      </w:r>
+      <w:r>
+        <w:t>Beschränkungen</w:t>
+      </w:r>
+      <w:r>
+        <w:t xml:space="preserve"> geprägt, während moderne Systeme auf hochoptimierte Spulenstrukturen, leistungsfähige Ansteuerelektronik und ausgefeilte Kühl- und Schutzmechanismen zurückgreifen</w:t>
+      </w:r>
+      <w:r>
+        <w:t xml:space="preserve"> können</w:t>
+      </w:r>
+      <w:r>
+        <w:t xml:space="preserve">. Ein Verständnis der historischen Entwicklung ist daher hilfreich, um den aktuellen technischen Aufbau und die Funktionsweise moderner Gradientensysteme </w:t>
+      </w:r>
+      <w:r>
+        <w:t xml:space="preserve">korrekt </w:t>
+      </w:r>
+      <w:r>
+        <w:t>einordnen zu können.</w:t>
       </w:r>
     </w:p>
     <w:p>
@@ -4719,23 +5370,25 @@
       </w:pPr>
       <w:bookmarkStart w:id="11" w:name="_Toc222729332"/>
       <w:bookmarkStart w:id="12" w:name="_Toc224557199"/>
+      <w:bookmarkStart w:id="13" w:name="_Ref224828752"/>
       <w:r>
         <w:t>Physikalische Grundlagen der Ortskodierung im MRT</w:t>
       </w:r>
       <w:bookmarkEnd w:id="11"/>
       <w:bookmarkEnd w:id="12"/>
+      <w:bookmarkEnd w:id="13"/>
     </w:p>
     <w:p>
       <w:pPr>
         <w:pStyle w:val="berschrift2"/>
       </w:pPr>
-      <w:bookmarkStart w:id="13" w:name="_Toc222729333"/>
-      <w:bookmarkStart w:id="14" w:name="_Toc224557200"/>
+      <w:bookmarkStart w:id="14" w:name="_Toc222729333"/>
+      <w:bookmarkStart w:id="15" w:name="_Toc224557200"/>
       <w:r>
         <w:t>Präzession und Larmor-Frequenz</w:t>
       </w:r>
-      <w:bookmarkEnd w:id="13"/>
       <w:bookmarkEnd w:id="14"/>
+      <w:bookmarkEnd w:id="15"/>
     </w:p>
     <w:p>
       <w:r>
@@ -4887,13 +5540,13 @@
       <w:pPr>
         <w:pStyle w:val="berschrift2"/>
       </w:pPr>
-      <w:bookmarkStart w:id="15" w:name="_Toc222729334"/>
-      <w:bookmarkStart w:id="16" w:name="_Toc224557201"/>
+      <w:bookmarkStart w:id="16" w:name="_Toc222729334"/>
+      <w:bookmarkStart w:id="17" w:name="_Toc224557201"/>
       <w:r>
         <w:t>Einfluss eines Gradientenfeldes</w:t>
       </w:r>
-      <w:bookmarkEnd w:id="15"/>
       <w:bookmarkEnd w:id="16"/>
+      <w:bookmarkEnd w:id="17"/>
     </w:p>
     <w:p>
       <w:r>
@@ -5147,6 +5800,7 @@
           <w:rFonts w:eastAsiaTheme="minorEastAsia"/>
         </w:rPr>
       </w:pPr>
+      <w:bookmarkStart w:id="18" w:name="_Toc224832238"/>
       <w:r>
         <w:t xml:space="preserve">Abbildung </w:t>
       </w:r>
@@ -5161,18 +5815,19 @@
       <w:r>
         <w:t>: Verstärkung bzw. Abschwächung der Gesamtfeldstärke durch überlagertes Gradientenfeld</w:t>
       </w:r>
+      <w:bookmarkEnd w:id="18"/>
     </w:p>
     <w:p>
       <w:pPr>
         <w:pStyle w:val="berschrift2"/>
       </w:pPr>
-      <w:bookmarkStart w:id="17" w:name="_Toc222729335"/>
-      <w:bookmarkStart w:id="18" w:name="_Toc224557202"/>
+      <w:bookmarkStart w:id="19" w:name="_Toc222729335"/>
+      <w:bookmarkStart w:id="20" w:name="_Toc224557202"/>
       <w:r>
         <w:t>Frequenz- und Phasenkodierung</w:t>
       </w:r>
-      <w:bookmarkEnd w:id="17"/>
-      <w:bookmarkEnd w:id="18"/>
+      <w:bookmarkEnd w:id="19"/>
+      <w:bookmarkEnd w:id="20"/>
     </w:p>
     <w:p>
       <w:r>
@@ -5279,6 +5934,7 @@
             <w:pPr>
               <w:pStyle w:val="Beschriftung"/>
             </w:pPr>
+            <w:bookmarkStart w:id="21" w:name="_Toc224832239"/>
             <w:r>
               <w:t xml:space="preserve">Abbildung </w:t>
             </w:r>
@@ -5320,6 +5976,7 @@
             <w:r>
               <w:t xml:space="preserve"> = Phasengradient</w:t>
             </w:r>
+            <w:bookmarkEnd w:id="21"/>
           </w:p>
         </w:tc>
         <w:tc>
@@ -5388,6 +6045,7 @@
             <w:pPr>
               <w:pStyle w:val="Beschriftung"/>
             </w:pPr>
+            <w:bookmarkStart w:id="22" w:name="_Toc224832240"/>
             <w:r>
               <w:t xml:space="preserve">Abbildung </w:t>
             </w:r>
@@ -5402,6 +6060,7 @@
             <w:r>
               <w:t>: Schematische Darstellung des k-Raums mit Frequenz- und Phasenachse</w:t>
             </w:r>
+            <w:bookmarkEnd w:id="22"/>
           </w:p>
         </w:tc>
       </w:tr>
@@ -5442,13 +6101,13 @@
       <w:pPr>
         <w:pStyle w:val="berschrift2"/>
       </w:pPr>
-      <w:bookmarkStart w:id="19" w:name="_Toc222729336"/>
-      <w:bookmarkStart w:id="20" w:name="_Toc224557203"/>
+      <w:bookmarkStart w:id="23" w:name="_Toc222729336"/>
+      <w:bookmarkStart w:id="24" w:name="_Toc224557203"/>
       <w:r>
         <w:t>Schichtselektion</w:t>
       </w:r>
-      <w:bookmarkEnd w:id="19"/>
-      <w:bookmarkEnd w:id="20"/>
+      <w:bookmarkEnd w:id="23"/>
+      <w:bookmarkEnd w:id="24"/>
     </w:p>
     <w:p>
       <w:r>
@@ -5663,50 +6322,50 @@
       <w:pPr>
         <w:pStyle w:val="berschrift2"/>
       </w:pPr>
-      <w:bookmarkStart w:id="21" w:name="_Toc222729337"/>
-      <w:bookmarkStart w:id="22" w:name="_Toc224557204"/>
+      <w:bookmarkStart w:id="25" w:name="_Toc222729337"/>
+      <w:bookmarkStart w:id="26" w:name="_Toc224557204"/>
       <w:r>
         <w:t>Bedeutung der Gradienten für die Bildentstehung</w:t>
-      </w:r>
-      <w:bookmarkEnd w:id="21"/>
-      <w:bookmarkEnd w:id="22"/>
-    </w:p>
-    <w:p>
-      <w:r>
-        <w:t>Gradientensysteme sind somit essenziell für die räumliche Zuordnung der gemessenen MR-Signale. Die erreichbare räumliche Auflösung, die Dauer einzelner Sequenzen sowie bestimmte Artefakte stehen in direktem Zusammenhang mit der Stärke, Schaltgeschwindigkeit und Präzision der eingesetzten Gradientenfelder.</w:t>
-      </w:r>
-    </w:p>
-    <w:p>
-      <w:r>
-        <w:t>Die physikalischen Grundlagen der Ortskodierung bilden daher die Basis für das Verständnis des technischen Aufbaus und der Weiterentwicklung von Gradientensystemen, die im folgenden Kapitel historisch eingeordnet werden.</w:t>
-      </w:r>
-    </w:p>
-    <w:p>
-      <w:pPr>
-        <w:pStyle w:val="berschrift1"/>
-      </w:pPr>
-      <w:bookmarkStart w:id="23" w:name="_Toc222729338"/>
-      <w:bookmarkStart w:id="24" w:name="_Toc224557205"/>
-      <w:r>
-        <w:t>Historische Entwicklung der Gradientensysteme im MRT</w:t>
-      </w:r>
-      <w:bookmarkEnd w:id="23"/>
-      <w:bookmarkEnd w:id="24"/>
-    </w:p>
-    <w:p>
-      <w:pPr>
-        <w:pStyle w:val="berschrift2"/>
-      </w:pPr>
-      <w:bookmarkStart w:id="25" w:name="_Toc222729339"/>
-      <w:bookmarkStart w:id="26" w:name="_Toc224557206"/>
-      <w:r>
-        <w:t>Erste</w:t>
-      </w:r>
-      <w:r>
-        <w:t xml:space="preserve"> Konzepte der Ortskodierung</w:t>
       </w:r>
       <w:bookmarkEnd w:id="25"/>
       <w:bookmarkEnd w:id="26"/>
+    </w:p>
+    <w:p>
+      <w:r>
+        <w:t>Gradientensysteme sind somit essenziell für die räumliche Zuordnung der gemessenen MR-Signale. Die erreichbare räumliche Auflösung, die Dauer einzelner Sequenzen sowie bestimmte Artefakte stehen in direktem Zusammenhang mit der Stärke, Schaltgeschwindigkeit und Präzision der eingesetzten Gradientenfelder.</w:t>
+      </w:r>
+    </w:p>
+    <w:p>
+      <w:r>
+        <w:t>Die physikalischen Grundlagen der Ortskodierung bilden daher die Basis für das Verständnis des technischen Aufbaus und der Weiterentwicklung von Gradientensystemen, die im folgenden Kapitel historisch eingeordnet werden.</w:t>
+      </w:r>
+    </w:p>
+    <w:p>
+      <w:pPr>
+        <w:pStyle w:val="berschrift1"/>
+      </w:pPr>
+      <w:bookmarkStart w:id="27" w:name="_Toc222729338"/>
+      <w:bookmarkStart w:id="28" w:name="_Toc224557205"/>
+      <w:r>
+        <w:t>Historische Entwicklung der Gradientensysteme im MRT</w:t>
+      </w:r>
+      <w:bookmarkEnd w:id="27"/>
+      <w:bookmarkEnd w:id="28"/>
+    </w:p>
+    <w:p>
+      <w:pPr>
+        <w:pStyle w:val="berschrift2"/>
+      </w:pPr>
+      <w:bookmarkStart w:id="29" w:name="_Toc222729339"/>
+      <w:bookmarkStart w:id="30" w:name="_Toc224557206"/>
+      <w:r>
+        <w:t>Erste</w:t>
+      </w:r>
+      <w:r>
+        <w:t xml:space="preserve"> Konzepte der Ortskodierung</w:t>
+      </w:r>
+      <w:bookmarkEnd w:id="29"/>
+      <w:bookmarkEnd w:id="30"/>
     </w:p>
     <w:p>
       <w:r>
@@ -5972,6 +6631,7 @@
             <w:pPr>
               <w:pStyle w:val="Beschriftung"/>
             </w:pPr>
+            <w:bookmarkStart w:id="31" w:name="_Toc224832241"/>
             <w:r>
               <w:t xml:space="preserve">Abbildung </w:t>
             </w:r>
@@ -5995,6 +6655,7 @@
             <w:r>
               <w:t>O gefüllte Röhren</w:t>
             </w:r>
+            <w:bookmarkEnd w:id="31"/>
           </w:p>
         </w:tc>
         <w:tc>
@@ -6069,7 +6730,8 @@
             <w:pPr>
               <w:pStyle w:val="Beschriftung"/>
             </w:pPr>
-            <w:bookmarkStart w:id="27" w:name="_Ref224555091"/>
+            <w:bookmarkStart w:id="32" w:name="_Ref224555091"/>
+            <w:bookmarkStart w:id="33" w:name="_Toc224832242"/>
             <w:r>
               <w:t xml:space="preserve">Abbildung </w:t>
             </w:r>
@@ -6081,7 +6743,7 @@
                 <w:t>5</w:t>
               </w:r>
             </w:fldSimple>
-            <w:bookmarkEnd w:id="27"/>
+            <w:bookmarkEnd w:id="32"/>
             <w:r>
               <w:t>: Rekonstruiertes "</w:t>
             </w:r>
@@ -6093,6 +6755,7 @@
             <w:r>
               <w:t>" des Phantoms, errechnet aus mehreren Projektionen</w:t>
             </w:r>
+            <w:bookmarkEnd w:id="33"/>
           </w:p>
         </w:tc>
       </w:tr>
@@ -6102,11 +6765,11 @@
       <w:pPr>
         <w:pStyle w:val="berschrift2"/>
       </w:pPr>
-      <w:bookmarkStart w:id="28" w:name="_Toc224557207"/>
+      <w:bookmarkStart w:id="34" w:name="_Toc224557207"/>
       <w:r>
         <w:t>Fourier-basierte Bildgebung</w:t>
       </w:r>
-      <w:bookmarkEnd w:id="28"/>
+      <w:bookmarkEnd w:id="34"/>
     </w:p>
     <w:p>
       <w:r>
@@ -6229,13 +6892,13 @@
       <w:pPr>
         <w:pStyle w:val="berschrift2"/>
       </w:pPr>
-      <w:bookmarkStart w:id="29" w:name="_Ref224553255"/>
-      <w:bookmarkStart w:id="30" w:name="_Toc224557208"/>
+      <w:bookmarkStart w:id="35" w:name="_Ref224553255"/>
+      <w:bookmarkStart w:id="36" w:name="_Toc224557208"/>
       <w:r>
         <w:t>Schnellere Bildgebung und Echo Planar Imaging (EPI)</w:t>
       </w:r>
-      <w:bookmarkEnd w:id="29"/>
-      <w:bookmarkEnd w:id="30"/>
+      <w:bookmarkEnd w:id="35"/>
+      <w:bookmarkEnd w:id="36"/>
     </w:p>
     <w:p>
       <w:r>
@@ -6355,7 +7018,8 @@
       <w:pPr>
         <w:pStyle w:val="Beschriftung"/>
       </w:pPr>
-      <w:bookmarkStart w:id="31" w:name="_Ref224555099"/>
+      <w:bookmarkStart w:id="37" w:name="_Ref224555099"/>
+      <w:bookmarkStart w:id="38" w:name="_Toc224832243"/>
       <w:r>
         <w:t xml:space="preserve">Abbildung </w:t>
       </w:r>
@@ -6367,20 +7031,21 @@
           <w:t>6</w:t>
         </w:r>
       </w:fldSimple>
-      <w:bookmarkEnd w:id="31"/>
+      <w:bookmarkEnd w:id="37"/>
       <w:r>
         <w:t>: Vergleich der k-Raum-Trajektorien konventioneller Sequenzen und von EPI-Sequenzen</w:t>
       </w:r>
+      <w:bookmarkEnd w:id="38"/>
     </w:p>
     <w:p>
       <w:pPr>
         <w:pStyle w:val="berschrift2"/>
       </w:pPr>
-      <w:bookmarkStart w:id="32" w:name="_Toc224557209"/>
+      <w:bookmarkStart w:id="39" w:name="_Toc224557209"/>
       <w:r>
         <w:t>Entwicklung moderner Gradientensysteme</w:t>
       </w:r>
-      <w:bookmarkEnd w:id="32"/>
+      <w:bookmarkEnd w:id="39"/>
     </w:p>
     <w:p>
       <w:r>
@@ -6413,15 +7078,7 @@
         <w:t>Um diesen Anforderungen gerecht zu werden, wurden Gradientensysteme in den folgenden Jahrzehnten technisch erheblich weiterentwickelt</w:t>
       </w:r>
       <w:r>
-        <w:t xml:space="preserve">. Moderne MRT-Systeme verfügen über leistungsfähige </w:t>
-      </w:r>
-      <w:proofErr w:type="spellStart"/>
-      <w:r>
-        <w:t>Gradientenspulen</w:t>
-      </w:r>
-      <w:proofErr w:type="spellEnd"/>
-      <w:r>
-        <w:t xml:space="preserve">, die in allen drei Raumrichtungen präzise kontrollierte Magnetfeldgradienten erzeugen können. Unterstützt werden diese durch hochdynamische Verstärkersysteme, die große Ströme innerhalb sehr kurzer Zeit bereitstellen können. Typische Gradientenstärken moderner klinischer Systeme liegen heute im Bereich von etwa 30 bis 80 </w:t>
+        <w:t xml:space="preserve">. Moderne MRT-Systeme verfügen über leistungsfähige Gradientenspulen, die in allen drei Raumrichtungen präzise kontrollierte Magnetfeldgradienten erzeugen können. Unterstützt werden diese durch hochdynamische Verstärkersysteme, die große Ströme innerhalb sehr kurzer Zeit bereitstellen können. Typische Gradientenstärken moderner klinischer Systeme liegen heute im Bereich von etwa 30 bis 80 </w:t>
       </w:r>
       <w:proofErr w:type="spellStart"/>
       <w:r>
@@ -6474,22 +7131,623 @@
       <w:pPr>
         <w:pStyle w:val="berschrift1"/>
       </w:pPr>
-      <w:bookmarkStart w:id="33" w:name="_Toc224557210"/>
+      <w:bookmarkStart w:id="40" w:name="_Toc224557210"/>
       <w:r>
         <w:t>Technischer Aufbau moderner Gradientensysteme</w:t>
       </w:r>
-      <w:bookmarkEnd w:id="33"/>
+      <w:bookmarkEnd w:id="40"/>
+    </w:p>
+    <w:p>
+      <w:r>
+        <w:t xml:space="preserve">Aufbauend auf den in Kapitel </w:t>
+      </w:r>
+      <w:r>
+        <w:fldChar w:fldCharType="begin"/>
+      </w:r>
+      <w:r>
+        <w:instrText xml:space="preserve"> REF _Ref224828752 \r \h </w:instrText>
+      </w:r>
+      <w:r>
+        <w:fldChar w:fldCharType="separate"/>
+      </w:r>
+      <w:r>
+        <w:t>2</w:t>
+      </w:r>
+      <w:r>
+        <w:fldChar w:fldCharType="end"/>
+      </w:r>
+      <w:r>
+        <w:t xml:space="preserve"> physikalischen Grundlagen der Ortskodierung wird im Folgenden die technische Erzeugung von Magnetfeldgradienten betrachtet. Ziel soll sein, die Umsetzung der theoretischen Anforderungen in konkrete Hardwarekomponenten eines MRT-Systems zu erläutern. </w:t>
+      </w:r>
+    </w:p>
+    <w:p>
+      <w:pPr>
+        <w:pStyle w:val="berschrift2"/>
+      </w:pPr>
+      <w:r>
+        <w:t xml:space="preserve">Grundprinzip der </w:t>
+      </w:r>
+      <w:proofErr w:type="spellStart"/>
+      <w:r>
+        <w:t>Gradientenerzeugung</w:t>
+      </w:r>
+      <w:proofErr w:type="spellEnd"/>
+    </w:p>
+    <w:p>
+      <w:r>
+        <w:t>Die technische Realisierung solcher Magnetfeldgradienten erfolgt durch stromdurchflossene Leiterstrukturen, die als Gradientenspulen ausgeführt sind. Grundlage hierfür ist der Zusammenhang zwischen elektrischen Strom und magnetischem Feld.</w:t>
+      </w:r>
+      <w:r>
+        <w:br/>
+        <w:t xml:space="preserve">Ein elektrischer Strom erzeugt gemäß den Gesetzen der Elektrodynamik ein Magnetfeld, dessen räumliche Verteilung von der Geometrie des Leiters abhängt. Durch eine geeignete Anordnung mehrerer Leitersegmente kann ein Magnetfeld erzeugt werden, das innerhalb eines definierten Volumens </w:t>
+      </w:r>
+      <w:proofErr w:type="gramStart"/>
+      <w:r>
+        <w:t>näherungsweise</w:t>
+      </w:r>
+      <w:proofErr w:type="gramEnd"/>
+      <w:r>
+        <w:t xml:space="preserve"> linear mit der Position variiert.</w:t>
+      </w:r>
+    </w:p>
+    <w:p>
+      <w:r>
+        <w:t xml:space="preserve">Im Gegensatz zum statischen Hauptmagnetfeld werden Gradientensysteme nicht kontinuierlich betrieben, sondern zeitlich variabel. Die Gradientenfelder werden gezielt ein- und ausgeschaltet sowie in ihrer Stärke verändert, um die erforderlichen </w:t>
+      </w:r>
+      <w:proofErr w:type="spellStart"/>
+      <w:r>
+        <w:t>Kodierschritte</w:t>
+      </w:r>
+      <w:proofErr w:type="spellEnd"/>
+      <w:r>
+        <w:t xml:space="preserve"> innerhalb einer MR-Sequenz umzusetzen. Dabei müssen sowohl die Amplitude als auch die zeitliche Änderung des Gradienten präzise kontrolliert werden, da diese direkt die Bildqualität und die Genauigkeit der Ortskodierung beeinflussen. </w:t>
+      </w:r>
+      <w:sdt>
+        <w:sdtPr>
+          <w:id w:val="-1160760882"/>
+          <w:citation/>
+        </w:sdtPr>
+        <w:sdtContent>
+          <w:r>
+            <w:fldChar w:fldCharType="begin"/>
+          </w:r>
+          <w:r>
+            <w:instrText xml:space="preserve"> CITATION Die20 \l 1031 </w:instrText>
+          </w:r>
+          <w:r>
+            <w:fldChar w:fldCharType="separate"/>
+          </w:r>
+          <w:r>
+            <w:rPr>
+              <w:noProof/>
+            </w:rPr>
+            <w:t>[5]</w:t>
+          </w:r>
+          <w:r>
+            <w:fldChar w:fldCharType="end"/>
+          </w:r>
+        </w:sdtContent>
+      </w:sdt>
+    </w:p>
+    <w:p>
+      <w:r>
+        <w:lastRenderedPageBreak/>
+        <w:t xml:space="preserve">Obwohl die Gradientenfelder im Vergleich zum Hauptfeld nur eine geringe Stärke besitzen, stellen sie hohe Anforderungen an die Technik. Insbesondere müssen die erzeugten Magnetfelder eine hohe Linearität im Bildvolumen aufweisen, während gleichzeitig schnelle Schaltvorgänge und reproduzierbare Signalverläufe gewährleistet sein müssen. Abweichungen von der Norm können zu Verzerrungen im Bild oder zu Nichtlinearitäts-Artefakten führen. </w:t>
+      </w:r>
+      <w:sdt>
+        <w:sdtPr>
+          <w:id w:val="730576704"/>
+          <w:citation/>
+        </w:sdtPr>
+        <w:sdtContent>
+          <w:r>
+            <w:fldChar w:fldCharType="begin"/>
+          </w:r>
+          <w:r>
+            <w:instrText xml:space="preserve"> CITATION Wei06 \l 1031 </w:instrText>
+          </w:r>
+          <w:r>
+            <w:fldChar w:fldCharType="separate"/>
+          </w:r>
+          <w:r>
+            <w:rPr>
+              <w:noProof/>
+            </w:rPr>
+            <w:t>[1]</w:t>
+          </w:r>
+          <w:r>
+            <w:fldChar w:fldCharType="end"/>
+          </w:r>
+        </w:sdtContent>
+      </w:sdt>
+      <w:sdt>
+        <w:sdtPr>
+          <w:id w:val="-190927099"/>
+          <w:citation/>
+        </w:sdtPr>
+        <w:sdtContent>
+          <w:r>
+            <w:fldChar w:fldCharType="begin"/>
+          </w:r>
+          <w:r>
+            <w:instrText xml:space="preserve"> CITATION Die20 \l 1031 </w:instrText>
+          </w:r>
+          <w:r>
+            <w:fldChar w:fldCharType="separate"/>
+          </w:r>
+          <w:r>
+            <w:rPr>
+              <w:noProof/>
+            </w:rPr>
+            <w:t xml:space="preserve"> </w:t>
+          </w:r>
+          <w:r>
+            <w:rPr>
+              <w:noProof/>
+            </w:rPr>
+            <w:t>[5]</w:t>
+          </w:r>
+          <w:r>
+            <w:fldChar w:fldCharType="end"/>
+          </w:r>
+        </w:sdtContent>
+      </w:sdt>
+    </w:p>
+    <w:p>
+      <w:r>
+        <w:t xml:space="preserve">Um diese Anforderungen erfüllen zu können, wurden spezielle </w:t>
+      </w:r>
+      <w:proofErr w:type="spellStart"/>
+      <w:r>
+        <w:t>Spulengeometrien</w:t>
+      </w:r>
+      <w:proofErr w:type="spellEnd"/>
+      <w:r>
+        <w:t xml:space="preserve"> entwickelt, die eine gezielte Formung des Magnetfelds ermöglichen. Gleichzeitig müssen diese Strukturen so ausgelegt sein, dass sie den elektrischen, thermischen und mechanischen Belastungen, die im Betrieb auftreten, standhalten können. Die konkrete Ausgestaltung dieser Gradientenspulen wird im folgenden Abschnitt näher betrachtet.</w:t>
+      </w:r>
+    </w:p>
+    <w:p>
+      <w:pPr>
+        <w:pStyle w:val="berschrift2"/>
+      </w:pPr>
+      <w:r>
+        <w:t>Spulengeometrie von Gradientensystemen</w:t>
+      </w:r>
+    </w:p>
+    <w:p>
+      <w:r>
+        <w:t>Während es wie bereits erwähnt bei Gradientenspulen darum geht, innerhalb des gewünschten Messvolumens eine möglichst lineare Feldvariation entlang der jeweiligen Raumrichtung zu erreichen, ist es ebenso wichtig, dass außerhalb dieses Bereiches unerwünschte Feldanteile minimiert werden.</w:t>
+      </w:r>
+    </w:p>
+    <w:p>
+      <w:r>
+        <w:t xml:space="preserve">Für die Erzeugung der drei </w:t>
+      </w:r>
+      <w:proofErr w:type="spellStart"/>
+      <w:r>
+        <w:t>Gradientenrichtungen</w:t>
+      </w:r>
+      <w:proofErr w:type="spellEnd"/>
+      <w:r>
+        <w:t xml:space="preserve"> werden unterschiedliche </w:t>
+      </w:r>
+      <w:proofErr w:type="spellStart"/>
+      <w:r>
+        <w:t>Spulengeometrien</w:t>
+      </w:r>
+      <w:proofErr w:type="spellEnd"/>
+      <w:r>
+        <w:t xml:space="preserve"> eingesetzt. Dabei hat sich für den Gradienten entlang der z-Achse die sogenannte Maxwell-Spule etabliert, für die Gradienten in x- und y-Richtung sogenan</w:t>
+      </w:r>
+      <w:r>
+        <w:t xml:space="preserve">nte Golay-Spulen. </w:t>
+      </w:r>
+      <w:sdt>
+        <w:sdtPr>
+          <w:id w:val="-1549135062"/>
+          <w:citation/>
+        </w:sdtPr>
+        <w:sdtContent>
+          <w:r>
+            <w:fldChar w:fldCharType="begin"/>
+          </w:r>
+          <w:r>
+            <w:instrText xml:space="preserve"> CITATION Die20 \l 1031 </w:instrText>
+          </w:r>
+          <w:r>
+            <w:fldChar w:fldCharType="separate"/>
+          </w:r>
+          <w:r>
+            <w:rPr>
+              <w:noProof/>
+            </w:rPr>
+            <w:t>[5]</w:t>
+          </w:r>
+          <w:r>
+            <w:fldChar w:fldCharType="end"/>
+          </w:r>
+        </w:sdtContent>
+      </w:sdt>
+    </w:p>
+    <w:p>
+      <w:r>
+        <w:t xml:space="preserve">Zum Erzeugen eines Gradienten entlang der z-Achse werden typischerweise zwei koaxial angeordnete Spulenpaare verwendet, die in entgegengesetzter Stromrichtung betrieben werden. Diese als Maxwell-Spule oder Anti-Helmholtz-Paar bekannte Anordnung erzeugt im Zentrum des Systems ein Magnetfeld, das sich näherungsweise linear entlang der z-Achse verändert. Durch geeignete Wahl des Spulenabstands und der Stromverhältnisse kann die Linearität des Feldes im relevanten Bildvolumen optimiert werden. </w:t>
+      </w:r>
+      <w:sdt>
+        <w:sdtPr>
+          <w:id w:val="263354875"/>
+          <w:citation/>
+        </w:sdtPr>
+        <w:sdtContent>
+          <w:r>
+            <w:fldChar w:fldCharType="begin"/>
+          </w:r>
+          <w:r>
+            <w:instrText xml:space="preserve"> CITATION Die20 \l 1031 </w:instrText>
+          </w:r>
+          <w:r>
+            <w:fldChar w:fldCharType="separate"/>
+          </w:r>
+          <w:r>
+            <w:rPr>
+              <w:noProof/>
+            </w:rPr>
+            <w:t>[5]</w:t>
+          </w:r>
+          <w:r>
+            <w:fldChar w:fldCharType="end"/>
+          </w:r>
+        </w:sdtContent>
+      </w:sdt>
+      <w:sdt>
+        <w:sdtPr>
+          <w:id w:val="644778079"/>
+          <w:citation/>
+        </w:sdtPr>
+        <w:sdtContent>
+          <w:r>
+            <w:fldChar w:fldCharType="begin"/>
+          </w:r>
+          <w:r>
+            <w:instrText xml:space="preserve"> CITATION Sie24 \l 1031 </w:instrText>
+          </w:r>
+          <w:r>
+            <w:fldChar w:fldCharType="separate"/>
+          </w:r>
+          <w:r>
+            <w:rPr>
+              <w:noProof/>
+            </w:rPr>
+            <w:t xml:space="preserve"> </w:t>
+          </w:r>
+          <w:r>
+            <w:rPr>
+              <w:noProof/>
+            </w:rPr>
+            <w:t>[4]</w:t>
+          </w:r>
+          <w:r>
+            <w:fldChar w:fldCharType="end"/>
+          </w:r>
+        </w:sdtContent>
+      </w:sdt>
+    </w:p>
+    <w:p>
+      <w:r>
+        <w:t xml:space="preserve">Für die Gradienten in x- und y-Richtung kommen Golay-Spulen zum Einsatz, die eine charakteristische, sattelförmige Leiterstruktur aufweisen. Diese Spulen sind auf der zylindrischen Innenfläche des MRT-Systems angeordnet und erzeugen ein Magnetfeld, das quer zur Hauptfeldrichtung verläuft. Durch die spezielle Anordnung der Leiterbahnen entsteht </w:t>
+      </w:r>
+      <w:r>
+        <w:lastRenderedPageBreak/>
+        <w:t>eine lineare Feldvariation entlang der jeweiligen Raumrichtung, während gleichzeitig unerwünschte Feldanteile reduziert werden.</w:t>
+      </w:r>
+    </w:p>
+    <w:p>
+      <w:pPr>
+        <w:keepNext/>
+      </w:pPr>
+      <w:r>
+        <w:rPr>
+          <w:noProof/>
+        </w:rPr>
+        <w:drawing>
+          <wp:inline distT="0" distB="0" distL="0" distR="0" wp14:anchorId="72440D53" wp14:editId="4D84135C">
+            <wp:extent cx="5750560" cy="3182620"/>
+            <wp:effectExtent l="0" t="0" r="2540" b="0"/>
+            <wp:docPr id="1347578214" name="Grafik 6"/>
+            <wp:cNvGraphicFramePr>
+              <a:graphicFrameLocks xmlns:a="http://schemas.openxmlformats.org/drawingml/2006/main" noChangeAspect="1"/>
+            </wp:cNvGraphicFramePr>
+            <a:graphic xmlns:a="http://schemas.openxmlformats.org/drawingml/2006/main">
+              <a:graphicData uri="http://schemas.openxmlformats.org/drawingml/2006/picture">
+                <pic:pic xmlns:pic="http://schemas.openxmlformats.org/drawingml/2006/picture">
+                  <pic:nvPicPr>
+                    <pic:cNvPr id="0" name="Picture 1"/>
+                    <pic:cNvPicPr>
+                      <a:picLocks noChangeAspect="1" noChangeArrowheads="1"/>
+                    </pic:cNvPicPr>
+                  </pic:nvPicPr>
+                  <pic:blipFill>
+                    <a:blip r:embed="rId23">
+                      <a:extLst>
+                        <a:ext uri="{28A0092B-C50C-407E-A947-70E740481C1C}">
+                          <a14:useLocalDpi xmlns:a14="http://schemas.microsoft.com/office/drawing/2010/main" val="0"/>
+                        </a:ext>
+                      </a:extLst>
+                    </a:blip>
+                    <a:srcRect/>
+                    <a:stretch>
+                      <a:fillRect/>
+                    </a:stretch>
+                  </pic:blipFill>
+                  <pic:spPr bwMode="auto">
+                    <a:xfrm>
+                      <a:off x="0" y="0"/>
+                      <a:ext cx="5750560" cy="3182620"/>
+                    </a:xfrm>
+                    <a:prstGeom prst="rect">
+                      <a:avLst/>
+                    </a:prstGeom>
+                    <a:noFill/>
+                    <a:ln>
+                      <a:noFill/>
+                    </a:ln>
+                  </pic:spPr>
+                </pic:pic>
+              </a:graphicData>
+            </a:graphic>
+          </wp:inline>
+        </w:drawing>
+      </w:r>
+    </w:p>
+    <w:p>
+      <w:pPr>
+        <w:pStyle w:val="Beschriftung"/>
+      </w:pPr>
+      <w:bookmarkStart w:id="41" w:name="_Toc224832244"/>
+      <w:r>
+        <w:t xml:space="preserve">Abbildung </w:t>
+      </w:r>
+      <w:fldSimple w:instr=" SEQ Abbildung \* ARABIC ">
+        <w:r>
+          <w:rPr>
+            <w:noProof/>
+          </w:rPr>
+          <w:t>7</w:t>
+        </w:r>
+      </w:fldSimple>
+      <w:r>
+        <w:t>: Grafische Darstellung der Anordnung der Gradientenspulen um einen Patienten herum</w:t>
+      </w:r>
+      <w:bookmarkEnd w:id="41"/>
+    </w:p>
+    <w:p>
+      <w:pPr>
+        <w:keepNext/>
+      </w:pPr>
+      <w:r>
+        <w:rPr>
+          <w:noProof/>
+        </w:rPr>
+        <w:drawing>
+          <wp:inline distT="0" distB="0" distL="0" distR="0" wp14:anchorId="4ED4C6EB" wp14:editId="45AF3587">
+            <wp:extent cx="5750560" cy="2698115"/>
+            <wp:effectExtent l="0" t="0" r="2540" b="6985"/>
+            <wp:docPr id="466880452" name="Grafik 8"/>
+            <wp:cNvGraphicFramePr>
+              <a:graphicFrameLocks xmlns:a="http://schemas.openxmlformats.org/drawingml/2006/main" noChangeAspect="1"/>
+            </wp:cNvGraphicFramePr>
+            <a:graphic xmlns:a="http://schemas.openxmlformats.org/drawingml/2006/main">
+              <a:graphicData uri="http://schemas.openxmlformats.org/drawingml/2006/picture">
+                <pic:pic xmlns:pic="http://schemas.openxmlformats.org/drawingml/2006/picture">
+                  <pic:nvPicPr>
+                    <pic:cNvPr id="0" name="Picture 3"/>
+                    <pic:cNvPicPr>
+                      <a:picLocks noChangeAspect="1" noChangeArrowheads="1"/>
+                    </pic:cNvPicPr>
+                  </pic:nvPicPr>
+                  <pic:blipFill>
+                    <a:blip r:embed="rId24">
+                      <a:extLst>
+                        <a:ext uri="{28A0092B-C50C-407E-A947-70E740481C1C}">
+                          <a14:useLocalDpi xmlns:a14="http://schemas.microsoft.com/office/drawing/2010/main" val="0"/>
+                        </a:ext>
+                      </a:extLst>
+                    </a:blip>
+                    <a:srcRect/>
+                    <a:stretch>
+                      <a:fillRect/>
+                    </a:stretch>
+                  </pic:blipFill>
+                  <pic:spPr bwMode="auto">
+                    <a:xfrm>
+                      <a:off x="0" y="0"/>
+                      <a:ext cx="5750560" cy="2698115"/>
+                    </a:xfrm>
+                    <a:prstGeom prst="rect">
+                      <a:avLst/>
+                    </a:prstGeom>
+                    <a:noFill/>
+                    <a:ln>
+                      <a:noFill/>
+                    </a:ln>
+                  </pic:spPr>
+                </pic:pic>
+              </a:graphicData>
+            </a:graphic>
+          </wp:inline>
+        </w:drawing>
+      </w:r>
+    </w:p>
+    <w:p>
+      <w:pPr>
+        <w:pStyle w:val="Beschriftung"/>
+      </w:pPr>
+      <w:bookmarkStart w:id="42" w:name="_Toc224832245"/>
+      <w:r>
+        <w:t xml:space="preserve">Abbildung </w:t>
+      </w:r>
+      <w:fldSimple w:instr=" SEQ Abbildung \* ARABIC ">
+        <w:r>
+          <w:rPr>
+            <w:noProof/>
+          </w:rPr>
+          <w:t>8</w:t>
+        </w:r>
+      </w:fldSimple>
+      <w:r>
+        <w:t>: Schematische Darstellung der Maxwell-Spulen (links) und der Golay-Spulen (rechts)</w:t>
+      </w:r>
+      <w:bookmarkEnd w:id="42"/>
+    </w:p>
+    <w:p>
+      <w:r>
+        <w:t xml:space="preserve"> </w:t>
+      </w:r>
+    </w:p>
+    <w:p>
+      <w:r>
+        <w:t xml:space="preserve">Ein wesentliches Kriterium bei der Auslegung von Gradientenspulen ist die Linearität des erzeugten Magnetfeldes innerhalb des Bildvolumens. Da ideale lineare Felder physikalisch nicht perfekt realisierbar sind, wird die Spulengeometrie so optimiert, dass Abweichungen </w:t>
+      </w:r>
+      <w:r>
+        <w:lastRenderedPageBreak/>
+        <w:t xml:space="preserve">möglichst gering bleiben. Diese Optimierung erfolgt häufig mithilfe von numerischer Berechnung und stellt einen zentralen Bestandteil der Entwicklung moderner Gradientensysteme dar. </w:t>
+      </w:r>
+      <w:sdt>
+        <w:sdtPr>
+          <w:id w:val="1150566157"/>
+          <w:citation/>
+        </w:sdtPr>
+        <w:sdtContent>
+          <w:r>
+            <w:fldChar w:fldCharType="begin"/>
+          </w:r>
+          <w:r>
+            <w:instrText xml:space="preserve"> CITATION Die20 \l 1031 </w:instrText>
+          </w:r>
+          <w:r>
+            <w:fldChar w:fldCharType="separate"/>
+          </w:r>
+          <w:r>
+            <w:rPr>
+              <w:noProof/>
+            </w:rPr>
+            <w:t>[5]</w:t>
+          </w:r>
+          <w:r>
+            <w:fldChar w:fldCharType="end"/>
+          </w:r>
+        </w:sdtContent>
+      </w:sdt>
+    </w:p>
+    <w:p>
+      <w:r>
+        <w:t>Neben der Feldlinearität spielen auch praktische Aspekte wie mechanische Stabilität und Fertigbarkeit eine wichtige Rolle. Die Spulen müssen so konstruiert sein, dass sie den im Betrieb auftretenden Kräften standhalten und gleichzeitig eine effiziente Integration in das MRT-System möglich machen. Moderne Gradientenspulen bestehen daher häufig aus komplex gewickelten Leiterstrukturen, die in stabile Trägermaterialien eingebettet sind.</w:t>
+      </w:r>
+    </w:p>
+    <w:p>
+      <w:pPr>
+        <w:pStyle w:val="berschrift2"/>
+      </w:pPr>
+      <w:proofErr w:type="spellStart"/>
+      <w:r>
+        <w:t>Gradientenverstärker</w:t>
+      </w:r>
+      <w:proofErr w:type="spellEnd"/>
+    </w:p>
+    <w:p>
+      <w:r>
+        <w:t xml:space="preserve">Die zur Erzeugung von Magnetfeldgradienten eingesetzten </w:t>
+      </w:r>
+      <w:proofErr w:type="spellStart"/>
+      <w:r>
+        <w:t>Gradientenspulen</w:t>
+      </w:r>
+      <w:proofErr w:type="spellEnd"/>
+      <w:r>
+        <w:t xml:space="preserve"> erfordern im Betrieb hohe elektrische Ströme sowie schnelle Änderungen der Stromstärke. Da die Spulen selbst lediglich passive Bauelemente darstellen</w:t>
+      </w:r>
+      <w:r>
+        <w:t>,</w:t>
+      </w:r>
+      <w:r>
+        <w:t xml:space="preserve"> ist zur Ansteuerung ein leistungsfähiges Verstärkersystem notwendig. Diese sogenannten </w:t>
+      </w:r>
+      <w:proofErr w:type="spellStart"/>
+      <w:r>
+        <w:t>Gradientenverstärker</w:t>
+      </w:r>
+      <w:proofErr w:type="spellEnd"/>
+      <w:r>
+        <w:t xml:space="preserve"> (</w:t>
+      </w:r>
+      <w:proofErr w:type="spellStart"/>
+      <w:r>
+        <w:t>gradient</w:t>
+      </w:r>
+      <w:proofErr w:type="spellEnd"/>
+      <w:r>
+        <w:t xml:space="preserve"> </w:t>
+      </w:r>
+      <w:proofErr w:type="spellStart"/>
+      <w:r>
+        <w:t>amplifiers</w:t>
+      </w:r>
+      <w:proofErr w:type="spellEnd"/>
+      <w:r>
+        <w:t>) stellen die erforderlichen Stromverläufe bereit und ermöglichen die präzise Steuerung der Gradientenfelder während der MR-Sequenz.</w:t>
+      </w:r>
+    </w:p>
+    <w:p>
+      <w:proofErr w:type="spellStart"/>
+      <w:r>
+        <w:t>Gradientenverstärker</w:t>
+      </w:r>
+      <w:proofErr w:type="spellEnd"/>
+      <w:r>
+        <w:t xml:space="preserve"> sind hochentwickelte Leistungselektroniksysteme, die in der Lage sind, innerhalb sehr kurzer Zeit hohe Ströme bereitzustellen und zu variieren. Typische Stromstärken liegen im Bereich von mehreren hundert Ampere, während gleichzeitig Spannungen von &gt;2000V auftreten können. Die Verstärker müssen dabei hohe Leistungen liefern und eine exakte Reproduktion der vorgegebenen Stromverläufe bereitstellen, da jede noch so kleine Abweichung sofort zu Fehlern in der Ortskodierung, und damit im resultierenden Bild, entstehen.</w:t>
+      </w:r>
+      <w:r>
+        <w:t xml:space="preserve"> </w:t>
+      </w:r>
+      <w:sdt>
+        <w:sdtPr>
+          <w:id w:val="809207439"/>
+          <w:citation/>
+        </w:sdtPr>
+        <w:sdtContent>
+          <w:r>
+            <w:fldChar w:fldCharType="begin"/>
+          </w:r>
+          <w:r>
+            <w:instrText xml:space="preserve"> CITATION Sie25 \l 1031 </w:instrText>
+          </w:r>
+          <w:r>
+            <w:fldChar w:fldCharType="separate"/>
+          </w:r>
+          <w:r>
+            <w:rPr>
+              <w:noProof/>
+            </w:rPr>
+            <w:t>[6]</w:t>
+          </w:r>
+          <w:r>
+            <w:fldChar w:fldCharType="end"/>
+          </w:r>
+        </w:sdtContent>
+      </w:sdt>
     </w:p>
     <w:p/>
     <w:p>
       <w:r>
         <w:t xml:space="preserve"> </w:t>
       </w:r>
+    </w:p>
+    <w:p>
       <w:r>
         <w:br w:type="page"/>
       </w:r>
     </w:p>
-    <w:bookmarkStart w:id="34" w:name="_Toc224557211" w:displacedByCustomXml="next"/>
+    <w:bookmarkStart w:id="43" w:name="_Toc224557211" w:displacedByCustomXml="next"/>
     <w:sdt>
       <w:sdtPr>
         <w:rPr>
@@ -6511,7 +7769,7 @@
           <w:r>
             <w:t>Literaturverzeichnis</w:t>
           </w:r>
-          <w:bookmarkEnd w:id="34"/>
+          <w:bookmarkEnd w:id="43"/>
         </w:p>
         <w:sdt>
           <w:sdtPr>
@@ -6555,7 +7813,7 @@
               </w:tblGrid>
               <w:tr>
                 <w:trPr>
-                  <w:divId w:val="1546259034"/>
+                  <w:divId w:val="508836842"/>
                   <w:tblCellSpacing w:w="15" w:type="dxa"/>
                 </w:trPr>
                 <w:tc>
@@ -6602,7 +7860,7 @@
               </w:tr>
               <w:tr>
                 <w:trPr>
-                  <w:divId w:val="1546259034"/>
+                  <w:divId w:val="508836842"/>
                   <w:tblCellSpacing w:w="15" w:type="dxa"/>
                 </w:trPr>
                 <w:tc>
@@ -6666,7 +7924,7 @@
               </w:tr>
               <w:tr>
                 <w:trPr>
-                  <w:divId w:val="1546259034"/>
+                  <w:divId w:val="508836842"/>
                   <w:tblCellSpacing w:w="15" w:type="dxa"/>
                 </w:trPr>
                 <w:tc>
@@ -6726,7 +7984,7 @@
               </w:tr>
               <w:tr>
                 <w:trPr>
-                  <w:divId w:val="1546259034"/>
+                  <w:divId w:val="508836842"/>
                   <w:tblCellSpacing w:w="15" w:type="dxa"/>
                 </w:trPr>
                 <w:tc>
@@ -6770,10 +8028,102 @@
                   </w:p>
                 </w:tc>
               </w:tr>
+              <w:tr>
+                <w:trPr>
+                  <w:divId w:val="508836842"/>
+                  <w:tblCellSpacing w:w="15" w:type="dxa"/>
+                </w:trPr>
+                <w:tc>
+                  <w:tcPr>
+                    <w:tcW w:w="50" w:type="pct"/>
+                    <w:hideMark/>
+                  </w:tcPr>
+                  <w:p>
+                    <w:pPr>
+                      <w:pStyle w:val="Literaturverzeichnis"/>
+                      <w:rPr>
+                        <w:noProof/>
+                      </w:rPr>
+                    </w:pPr>
+                    <w:r>
+                      <w:rPr>
+                        <w:noProof/>
+                      </w:rPr>
+                      <w:t xml:space="preserve">[5] </w:t>
+                    </w:r>
+                  </w:p>
+                </w:tc>
+                <w:tc>
+                  <w:tcPr>
+                    <w:tcW w:w="0" w:type="auto"/>
+                    <w:hideMark/>
+                  </w:tcPr>
+                  <w:p>
+                    <w:pPr>
+                      <w:pStyle w:val="Literaturverzeichnis"/>
+                      <w:rPr>
+                        <w:noProof/>
+                      </w:rPr>
+                    </w:pPr>
+                    <w:r>
+                      <w:rPr>
+                        <w:noProof/>
+                      </w:rPr>
+                      <w:t xml:space="preserve">D. Suter, Medizintechnik - Physikalische Grundlagen und technsiche Anwendungen, Heidelberg: Springer Vieweg, 2020. </w:t>
+                    </w:r>
+                  </w:p>
+                </w:tc>
+              </w:tr>
+              <w:tr>
+                <w:trPr>
+                  <w:divId w:val="508836842"/>
+                  <w:tblCellSpacing w:w="15" w:type="dxa"/>
+                </w:trPr>
+                <w:tc>
+                  <w:tcPr>
+                    <w:tcW w:w="50" w:type="pct"/>
+                    <w:hideMark/>
+                  </w:tcPr>
+                  <w:p>
+                    <w:pPr>
+                      <w:pStyle w:val="Literaturverzeichnis"/>
+                      <w:rPr>
+                        <w:noProof/>
+                      </w:rPr>
+                    </w:pPr>
+                    <w:r>
+                      <w:rPr>
+                        <w:noProof/>
+                      </w:rPr>
+                      <w:t xml:space="preserve">[6] </w:t>
+                    </w:r>
+                  </w:p>
+                </w:tc>
+                <w:tc>
+                  <w:tcPr>
+                    <w:tcW w:w="0" w:type="auto"/>
+                    <w:hideMark/>
+                  </w:tcPr>
+                  <w:p>
+                    <w:pPr>
+                      <w:pStyle w:val="Literaturverzeichnis"/>
+                      <w:rPr>
+                        <w:noProof/>
+                      </w:rPr>
+                    </w:pPr>
+                    <w:r>
+                      <w:rPr>
+                        <w:noProof/>
+                      </w:rPr>
+                      <w:t>Siemens Healthineers AG, „CB-DOC; Computer-Based Documentation,“ Erlangen, 2025.</w:t>
+                    </w:r>
+                  </w:p>
+                </w:tc>
+              </w:tr>
             </w:tbl>
             <w:p>
               <w:pPr>
-                <w:divId w:val="1546259034"/>
+                <w:divId w:val="508836842"/>
                 <w:rPr>
                   <w:rFonts w:eastAsia="Times New Roman"/>
                   <w:noProof/>
@@ -6799,15 +8149,15 @@
         <w:pageBreakBefore/>
         <w:ind w:left="357" w:hanging="357"/>
       </w:pPr>
-      <w:bookmarkStart w:id="35" w:name="_Toc224557212"/>
+      <w:bookmarkStart w:id="44" w:name="_Toc224557212"/>
       <w:r>
         <w:lastRenderedPageBreak/>
         <w:t>Anhang</w:t>
       </w:r>
-      <w:bookmarkEnd w:id="35"/>
+      <w:bookmarkEnd w:id="44"/>
     </w:p>
     <w:sectPr>
-      <w:footerReference w:type="first" r:id="rId23"/>
+      <w:footerReference w:type="first" r:id="rId25"/>
       <w:pgSz w:w="11906" w:h="16838" w:code="9"/>
       <w:pgMar w:top="1701" w:right="1418" w:bottom="1418" w:left="1418" w:header="397" w:footer="680" w:gutter="0"/>
       <w:pgNumType w:start="1"/>
@@ -9310,6 +10660,17 @@
       <w:szCs w:val="18"/>
     </w:rPr>
   </w:style>
+  <w:style w:type="paragraph" w:styleId="Abbildungsverzeichnis">
+    <w:name w:val="table of figures"/>
+    <w:basedOn w:val="Standard"/>
+    <w:next w:val="Standard"/>
+    <w:uiPriority w:val="99"/>
+    <w:unhideWhenUsed/>
+    <w:rsid w:val="007C4C6F"/>
+    <w:pPr>
+      <w:spacing w:after="0"/>
+    </w:pPr>
+  </w:style>
 </w:styles>
 </file>
 
@@ -9476,10 +10837,13 @@
   <w:rsids>
     <w:rsidRoot w:val="0090100C"/>
     <w:rsid w:val="00182596"/>
+    <w:rsid w:val="001C492A"/>
     <w:rsid w:val="00242FBB"/>
     <w:rsid w:val="003E729E"/>
     <w:rsid w:val="00497675"/>
     <w:rsid w:val="00591AEC"/>
+    <w:rsid w:val="007537B2"/>
+    <w:rsid w:val="00852133"/>
     <w:rsid w:val="0090100C"/>
     <w:rsid w:val="00945C01"/>
     <w:rsid w:val="00971F05"/>
@@ -9490,6 +10854,7 @@
     <w:rsid w:val="00C91797"/>
     <w:rsid w:val="00CB202D"/>
     <w:rsid w:val="00D94E51"/>
+    <w:rsid w:val="00F35D76"/>
   </w:rsids>
   <m:mathPr>
     <m:mathFont m:val="Cambria Math"/>
@@ -10266,120 +11631,6 @@
 </file>
 
 <file path=customXml/item1.xml><?xml version="1.0" encoding="utf-8"?>
-<p:properties xmlns:p="http://schemas.microsoft.com/office/2006/metadata/properties" xmlns:xsi="http://www.w3.org/2001/XMLSchema-instance" xmlns:pc="http://schemas.microsoft.com/office/infopath/2007/PartnerControls">
-  <documentManagement/>
-</p:properties>
-</file>
-
-<file path=customXml/item2.xml><?xml version="1.0" encoding="utf-8"?>
-<b:Sources xmlns:b="http://schemas.openxmlformats.org/officeDocument/2006/bibliography" xmlns="http://schemas.openxmlformats.org/officeDocument/2006/bibliography" SelectedStyle="\IEEE2006OfficeOnline.xsl" StyleName="IEEE" Version="2006">
-  <b:Source>
-    <b:Tag>Wei06</b:Tag>
-    <b:SourceType>Book</b:SourceType>
-    <b:Guid>{9E49F354-9AB3-4E3F-8BBE-737644652F67}</b:Guid>
-    <b:Title>How does MRI work?</b:Title>
-    <b:Year>2006</b:Year>
-    <b:Author>
-      <b:Author>
-        <b:NameList>
-          <b:Person>
-            <b:Last>Weishaupt</b:Last>
-            <b:First>Dominik</b:First>
-          </b:Person>
-          <b:Person>
-            <b:Last>Köchli</b:Last>
-            <b:First>Viktor</b:First>
-          </b:Person>
-          <b:Person>
-            <b:Last>Marincek</b:Last>
-            <b:First>Borut</b:First>
-          </b:Person>
-        </b:NameList>
-      </b:Author>
-    </b:Author>
-    <b:City>Heidelberg</b:City>
-    <b:Publisher>Springer Berlin</b:Publisher>
-    <b:RefOrder>1</b:RefOrder>
-  </b:Source>
-  <b:Source>
-    <b:Tag>Pau73</b:Tag>
-    <b:SourceType>ArticleInAPeriodical</b:SourceType>
-    <b:Guid>{55296F7D-22B8-47E4-91C3-F14EE8A48D2B}</b:Guid>
-    <b:Title>Image Formation by Induced Local Interactions: Examples Employing Nuclear Magnetic Resonance</b:Title>
-    <b:Year>1973</b:Year>
-    <b:Month>März</b:Month>
-    <b:Day>16</b:Day>
-    <b:Author>
-      <b:Author>
-        <b:NameList>
-          <b:Person>
-            <b:Last>Lauterbur</b:Last>
-            <b:First>Paul</b:First>
-            <b:Middle>C.</b:Middle>
-          </b:Person>
-        </b:NameList>
-      </b:Author>
-    </b:Author>
-    <b:PeriodicalTitle>Nature</b:PeriodicalTitle>
-    <b:Pages>190-191</b:Pages>
-    <b:RefOrder>2</b:RefOrder>
-  </b:Source>
-  <b:Source>
-    <b:Tag>Ani75</b:Tag>
-    <b:SourceType>ArticleInAPeriodical</b:SourceType>
-    <b:Guid>{A50C2AF4-197D-4703-8F0B-CB508DBE6460}</b:Guid>
-    <b:Author>
-      <b:Author>
-        <b:NameList>
-          <b:Person>
-            <b:Last>Kumar</b:Last>
-            <b:First>Anil</b:First>
-          </b:Person>
-          <b:Person>
-            <b:Last>Welti</b:Last>
-            <b:First>Dieter</b:First>
-          </b:Person>
-          <b:Person>
-            <b:Last>Ernst</b:Last>
-            <b:Middle>R.</b:Middle>
-            <b:First>Richard</b:First>
-          </b:Person>
-        </b:NameList>
-      </b:Author>
-    </b:Author>
-    <b:Title>NMR Fourier zeugmatography</b:Title>
-    <b:PeriodicalTitle>Journal of Magnetic Resonance (1969)</b:PeriodicalTitle>
-    <b:Year>1975</b:Year>
-    <b:Pages>69-83</b:Pages>
-    <b:RefOrder>3</b:RefOrder>
-  </b:Source>
-  <b:Source>
-    <b:Tag>Sie24</b:Tag>
-    <b:SourceType>Book</b:SourceType>
-    <b:Guid>{4160F2F4-1E50-4C3A-A05C-F3AF420FFA6B}</b:Guid>
-    <b:Title>Magnete, Spins und Resonanzen</b:Title>
-    <b:Year>2024</b:Year>
-    <b:Author>
-      <b:Author>
-        <b:Corporate>Siemens Healthineers AG</b:Corporate>
-      </b:Author>
-    </b:Author>
-    <b:City>Forchheim</b:City>
-    <b:RefOrder>4</b:RefOrder>
-  </b:Source>
-</b:Sources>
-</file>
-
-<file path=customXml/item3.xml><?xml version="1.0" encoding="utf-8"?>
-<?mso-contentType ?>
-<FormTemplates xmlns="http://schemas.microsoft.com/sharepoint/v3/contenttype/forms">
-  <Display>DocumentLibraryForm</Display>
-  <Edit>DocumentLibraryForm</Edit>
-  <New>DocumentLibraryForm</New>
-</FormTemplates>
-</file>
-
-<file path=customXml/item4.xml><?xml version="1.0" encoding="utf-8"?>
 <ct:contentTypeSchema xmlns:ct="http://schemas.microsoft.com/office/2006/metadata/contentType" xmlns:ma="http://schemas.microsoft.com/office/2006/metadata/properties/metaAttributes" ct:_="" ma:_="" ma:contentTypeName="Dokument" ma:contentTypeID="0x010100B864D38484CAFF4D85438DA9EB355F5F" ma:contentTypeVersion="9" ma:contentTypeDescription="Ein neues Dokument erstellen." ma:contentTypeScope="" ma:versionID="45c6a9a5a3f12b24cc3bb7ca4621aa6b">
   <xsd:schema xmlns:xsd="http://www.w3.org/2001/XMLSchema" xmlns:xs="http://www.w3.org/2001/XMLSchema" xmlns:p="http://schemas.microsoft.com/office/2006/metadata/properties" xmlns:ns2="14732274-e1b4-4950-aeb6-c5d8d18c21ac" targetNamespace="http://schemas.microsoft.com/office/2006/metadata/properties" ma:root="true" ma:fieldsID="adfab1871fc16ca93ce2783a22949c24" ns2:_="">
     <xsd:import namespace="14732274-e1b4-4950-aeb6-c5d8d18c21ac"/>
@@ -10555,32 +11806,155 @@
 </ct:contentTypeSchema>
 </file>
 
-<file path=customXml/itemProps1.xml><?xml version="1.0" encoding="utf-8"?>
-<ds:datastoreItem xmlns:ds="http://schemas.openxmlformats.org/officeDocument/2006/customXml" ds:itemID="{F3445355-BB97-48FB-9076-AE610ADA5F5D}">
-  <ds:schemaRefs>
-    <ds:schemaRef ds:uri="http://schemas.microsoft.com/office/2006/metadata/properties"/>
-    <ds:schemaRef ds:uri="http://schemas.microsoft.com/office/infopath/2007/PartnerControls"/>
-  </ds:schemaRefs>
-</ds:datastoreItem>
+<file path=customXml/item2.xml><?xml version="1.0" encoding="utf-8"?>
+<p:properties xmlns:p="http://schemas.microsoft.com/office/2006/metadata/properties" xmlns:xsi="http://www.w3.org/2001/XMLSchema-instance" xmlns:pc="http://schemas.microsoft.com/office/infopath/2007/PartnerControls">
+  <documentManagement/>
+</p:properties>
 </file>
 
-<file path=customXml/itemProps2.xml><?xml version="1.0" encoding="utf-8"?>
-<ds:datastoreItem xmlns:ds="http://schemas.openxmlformats.org/officeDocument/2006/customXml" ds:itemID="{420E1641-F5C5-41F4-8423-5D17F094993B}">
-  <ds:schemaRefs>
-    <ds:schemaRef ds:uri="http://schemas.openxmlformats.org/officeDocument/2006/bibliography"/>
-  </ds:schemaRefs>
-</ds:datastoreItem>
+<file path=customXml/item3.xml><?xml version="1.0" encoding="utf-8"?>
+<?mso-contentType ?>
+<FormTemplates xmlns="http://schemas.microsoft.com/sharepoint/v3/contenttype/forms">
+  <Display>DocumentLibraryForm</Display>
+  <Edit>DocumentLibraryForm</Edit>
+  <New>DocumentLibraryForm</New>
+</FormTemplates>
 </file>
 
-<file path=customXml/itemProps3.xml><?xml version="1.0" encoding="utf-8"?>
-<ds:datastoreItem xmlns:ds="http://schemas.openxmlformats.org/officeDocument/2006/customXml" ds:itemID="{CBB0E116-33C1-4C60-B22F-CF76B731CE02}">
-  <ds:schemaRefs>
-    <ds:schemaRef ds:uri="http://schemas.microsoft.com/sharepoint/v3/contenttype/forms"/>
-  </ds:schemaRefs>
-</ds:datastoreItem>
+<file path=customXml/item4.xml><?xml version="1.0" encoding="utf-8"?>
+<b:Sources xmlns:b="http://schemas.openxmlformats.org/officeDocument/2006/bibliography" xmlns="http://schemas.openxmlformats.org/officeDocument/2006/bibliography" SelectedStyle="\IEEE2006OfficeOnline.xsl" StyleName="IEEE" Version="2006">
+  <b:Source>
+    <b:Tag>Wei06</b:Tag>
+    <b:SourceType>Book</b:SourceType>
+    <b:Guid>{9E49F354-9AB3-4E3F-8BBE-737644652F67}</b:Guid>
+    <b:Title>How does MRI work?</b:Title>
+    <b:Year>2006</b:Year>
+    <b:Author>
+      <b:Author>
+        <b:NameList>
+          <b:Person>
+            <b:Last>Weishaupt</b:Last>
+            <b:First>Dominik</b:First>
+          </b:Person>
+          <b:Person>
+            <b:Last>Köchli</b:Last>
+            <b:First>Viktor</b:First>
+          </b:Person>
+          <b:Person>
+            <b:Last>Marincek</b:Last>
+            <b:First>Borut</b:First>
+          </b:Person>
+        </b:NameList>
+      </b:Author>
+    </b:Author>
+    <b:City>Heidelberg</b:City>
+    <b:Publisher>Springer Berlin</b:Publisher>
+    <b:RefOrder>1</b:RefOrder>
+  </b:Source>
+  <b:Source>
+    <b:Tag>Pau73</b:Tag>
+    <b:SourceType>ArticleInAPeriodical</b:SourceType>
+    <b:Guid>{55296F7D-22B8-47E4-91C3-F14EE8A48D2B}</b:Guid>
+    <b:Title>Image Formation by Induced Local Interactions: Examples Employing Nuclear Magnetic Resonance</b:Title>
+    <b:Year>1973</b:Year>
+    <b:Month>März</b:Month>
+    <b:Day>16</b:Day>
+    <b:Author>
+      <b:Author>
+        <b:NameList>
+          <b:Person>
+            <b:Last>Lauterbur</b:Last>
+            <b:First>Paul</b:First>
+            <b:Middle>C.</b:Middle>
+          </b:Person>
+        </b:NameList>
+      </b:Author>
+    </b:Author>
+    <b:PeriodicalTitle>Nature</b:PeriodicalTitle>
+    <b:Pages>190-191</b:Pages>
+    <b:RefOrder>2</b:RefOrder>
+  </b:Source>
+  <b:Source>
+    <b:Tag>Ani75</b:Tag>
+    <b:SourceType>ArticleInAPeriodical</b:SourceType>
+    <b:Guid>{A50C2AF4-197D-4703-8F0B-CB508DBE6460}</b:Guid>
+    <b:Author>
+      <b:Author>
+        <b:NameList>
+          <b:Person>
+            <b:Last>Kumar</b:Last>
+            <b:First>Anil</b:First>
+          </b:Person>
+          <b:Person>
+            <b:Last>Welti</b:Last>
+            <b:First>Dieter</b:First>
+          </b:Person>
+          <b:Person>
+            <b:Last>Ernst</b:Last>
+            <b:Middle>R.</b:Middle>
+            <b:First>Richard</b:First>
+          </b:Person>
+        </b:NameList>
+      </b:Author>
+    </b:Author>
+    <b:Title>NMR Fourier zeugmatography</b:Title>
+    <b:PeriodicalTitle>Journal of Magnetic Resonance (1969)</b:PeriodicalTitle>
+    <b:Year>1975</b:Year>
+    <b:Pages>69-83</b:Pages>
+    <b:RefOrder>3</b:RefOrder>
+  </b:Source>
+  <b:Source>
+    <b:Tag>Sie24</b:Tag>
+    <b:SourceType>Book</b:SourceType>
+    <b:Guid>{4160F2F4-1E50-4C3A-A05C-F3AF420FFA6B}</b:Guid>
+    <b:Title>Magnete, Spins und Resonanzen</b:Title>
+    <b:Year>2024</b:Year>
+    <b:Author>
+      <b:Author>
+        <b:Corporate>Siemens Healthineers AG</b:Corporate>
+      </b:Author>
+    </b:Author>
+    <b:City>Forchheim</b:City>
+    <b:RefOrder>4</b:RefOrder>
+  </b:Source>
+  <b:Source>
+    <b:Tag>Die20</b:Tag>
+    <b:SourceType>Book</b:SourceType>
+    <b:Guid>{870825E3-55D8-4976-810A-0BCDEEC0C3A8}</b:Guid>
+    <b:Author>
+      <b:Author>
+        <b:NameList>
+          <b:Person>
+            <b:Last>Suter</b:Last>
+            <b:First>Dieter</b:First>
+          </b:Person>
+        </b:NameList>
+      </b:Author>
+    </b:Author>
+    <b:Title>Medizintechnik - Physikalische Grundlagen und technsiche Anwendungen</b:Title>
+    <b:Year>2020</b:Year>
+    <b:City>Heidelberg</b:City>
+    <b:Publisher>Springer Vieweg</b:Publisher>
+    <b:RefOrder>5</b:RefOrder>
+  </b:Source>
+  <b:Source>
+    <b:Tag>Sie25</b:Tag>
+    <b:SourceType>ElectronicSource</b:SourceType>
+    <b:Guid>{453EE640-5AFC-4C7A-B700-69740449E5B2}</b:Guid>
+    <b:Title>CB-DOC; Computer-Based Documentation</b:Title>
+    <b:Year>2025</b:Year>
+    <b:City>Erlangen</b:City>
+    <b:Author>
+      <b:Author>
+        <b:Corporate>Siemens Healthineers AG</b:Corporate>
+      </b:Author>
+    </b:Author>
+    <b:RefOrder>6</b:RefOrder>
+  </b:Source>
+</b:Sources>
 </file>
 
-<file path=customXml/itemProps4.xml><?xml version="1.0" encoding="utf-8"?>
+<file path=customXml/itemProps1.xml><?xml version="1.0" encoding="utf-8"?>
 <ds:datastoreItem xmlns:ds="http://schemas.openxmlformats.org/officeDocument/2006/customXml" ds:itemID="{B45BD71C-24E9-4FC2-BF63-CCB5AA22F7B2}">
   <ds:schemaRefs>
     <ds:schemaRef ds:uri="http://schemas.microsoft.com/office/2006/metadata/contentType"/>
@@ -10598,6 +11972,31 @@
 </ds:datastoreItem>
 </file>
 
+<file path=customXml/itemProps2.xml><?xml version="1.0" encoding="utf-8"?>
+<ds:datastoreItem xmlns:ds="http://schemas.openxmlformats.org/officeDocument/2006/customXml" ds:itemID="{F3445355-BB97-48FB-9076-AE610ADA5F5D}">
+  <ds:schemaRefs>
+    <ds:schemaRef ds:uri="http://schemas.microsoft.com/office/2006/metadata/properties"/>
+    <ds:schemaRef ds:uri="http://schemas.microsoft.com/office/infopath/2007/PartnerControls"/>
+  </ds:schemaRefs>
+</ds:datastoreItem>
+</file>
+
+<file path=customXml/itemProps3.xml><?xml version="1.0" encoding="utf-8"?>
+<ds:datastoreItem xmlns:ds="http://schemas.openxmlformats.org/officeDocument/2006/customXml" ds:itemID="{CBB0E116-33C1-4C60-B22F-CF76B731CE02}">
+  <ds:schemaRefs>
+    <ds:schemaRef ds:uri="http://schemas.microsoft.com/sharepoint/v3/contenttype/forms"/>
+  </ds:schemaRefs>
+</ds:datastoreItem>
+</file>
+
+<file path=customXml/itemProps4.xml><?xml version="1.0" encoding="utf-8"?>
+<ds:datastoreItem xmlns:ds="http://schemas.openxmlformats.org/officeDocument/2006/customXml" ds:itemID="{28E87D94-49F5-4900-AA35-E1474F8C030B}">
+  <ds:schemaRefs>
+    <ds:schemaRef ds:uri="http://schemas.openxmlformats.org/officeDocument/2006/bibliography"/>
+  </ds:schemaRefs>
+</ds:datastoreItem>
+</file>
+
 <file path=docMetadata/LabelInfo.xml><?xml version="1.0" encoding="utf-8"?>
 <clbl:labelList xmlns:clbl="http://schemas.microsoft.com/office/2020/mipLabelMetadata">
   <clbl:label id="{ff6dbec8-95a8-4638-9f5f-bd076536645c}" enabled="1" method="Standard" siteId="{5dbf1add-202a-4b8d-815b-bf0fb024e033}" removed="0"/>

--- a/Quebe_Tom_T2000_1_Gradientensysteme.docx
+++ b/Quebe_Tom_T2000_1_Gradientensysteme.docx
@@ -10,12 +10,21 @@
           <w:szCs w:val="48"/>
         </w:rPr>
       </w:pPr>
+      <w:proofErr w:type="spellStart"/>
       <w:r>
         <w:rPr>
           <w:sz w:val="48"/>
           <w:szCs w:val="48"/>
         </w:rPr>
-        <w:t>Gradientensysteme in der Magnetresonanztomographie:</w:t>
+        <w:t>Gradientensysteme</w:t>
+      </w:r>
+      <w:proofErr w:type="spellEnd"/>
+      <w:r>
+        <w:rPr>
+          <w:sz w:val="48"/>
+          <w:szCs w:val="48"/>
+        </w:rPr>
+        <w:t xml:space="preserve"> in der Magnetresonanztomographie:</w:t>
       </w:r>
       <w:r>
         <w:rPr>
@@ -876,17 +885,12 @@
     <w:p>
       <w:pPr>
         <w:pStyle w:val="Verzeichnissberschrift"/>
-        <w:rPr>
-          <w:lang w:val="en-US"/>
-        </w:rPr>
       </w:pPr>
       <w:bookmarkStart w:id="0" w:name="_Toc131676537"/>
       <w:bookmarkStart w:id="1" w:name="_Toc224557193"/>
-      <w:proofErr w:type="spellStart"/>
       <w:r>
         <w:rPr>
           <w:rStyle w:val="KeinLeerraumZchn"/>
-          <w:lang w:val="en-US"/>
         </w:rPr>
         <w:lastRenderedPageBreak/>
         <w:t>Zu</w:t>
@@ -894,13 +898,11 @@
       <w:r>
         <w:rPr>
           <w:rStyle w:val="KeinLeerraumZchn"/>
-          <w:lang w:val="en-US"/>
         </w:rPr>
         <w:t>sammenfassung</w:t>
       </w:r>
       <w:bookmarkEnd w:id="0"/>
       <w:bookmarkEnd w:id="1"/>
-      <w:proofErr w:type="spellEnd"/>
     </w:p>
     <w:p>
       <w:pPr>
@@ -908,262 +910,196 @@
           <w:lang w:val="fr-FR"/>
         </w:rPr>
       </w:pPr>
-      <w:r>
-        <w:rPr>
-          <w:lang w:val="en-US"/>
-        </w:rPr>
-        <w:t xml:space="preserve">Lorem ipsum dolor </w:t>
-      </w:r>
-      <w:proofErr w:type="gramStart"/>
-      <w:r>
-        <w:rPr>
-          <w:lang w:val="en-US"/>
-        </w:rPr>
+      <w:proofErr w:type="spellStart"/>
+      <w:r>
+        <w:t>Lorem</w:t>
+      </w:r>
+      <w:proofErr w:type="spellEnd"/>
+      <w:r>
+        <w:t xml:space="preserve"> </w:t>
+      </w:r>
+      <w:proofErr w:type="spellStart"/>
+      <w:r>
+        <w:t>ipsum</w:t>
+      </w:r>
+      <w:proofErr w:type="spellEnd"/>
+      <w:r>
+        <w:t xml:space="preserve"> </w:t>
+      </w:r>
+      <w:proofErr w:type="spellStart"/>
+      <w:r>
+        <w:t>dolor</w:t>
+      </w:r>
+      <w:proofErr w:type="spellEnd"/>
+      <w:r>
+        <w:t xml:space="preserve"> </w:t>
+      </w:r>
+      <w:proofErr w:type="spellStart"/>
+      <w:r>
         <w:t>sit</w:t>
       </w:r>
-      <w:proofErr w:type="gramEnd"/>
-      <w:r>
-        <w:rPr>
-          <w:lang w:val="en-US"/>
-        </w:rPr>
+      <w:proofErr w:type="spellEnd"/>
+      <w:r>
         <w:t xml:space="preserve"> </w:t>
       </w:r>
       <w:proofErr w:type="spellStart"/>
       <w:r>
-        <w:rPr>
-          <w:lang w:val="en-US"/>
-        </w:rPr>
         <w:t>amet</w:t>
       </w:r>
       <w:proofErr w:type="spellEnd"/>
       <w:r>
-        <w:rPr>
-          <w:lang w:val="en-US"/>
-        </w:rPr>
         <w:t xml:space="preserve">, </w:t>
       </w:r>
       <w:proofErr w:type="spellStart"/>
       <w:r>
-        <w:rPr>
-          <w:lang w:val="en-US"/>
-        </w:rPr>
         <w:t>consectetuer</w:t>
       </w:r>
       <w:proofErr w:type="spellEnd"/>
       <w:r>
-        <w:rPr>
-          <w:lang w:val="en-US"/>
-        </w:rPr>
         <w:t xml:space="preserve"> </w:t>
       </w:r>
       <w:proofErr w:type="spellStart"/>
       <w:r>
-        <w:rPr>
-          <w:lang w:val="en-US"/>
-        </w:rPr>
         <w:t>adipiscing</w:t>
       </w:r>
       <w:proofErr w:type="spellEnd"/>
       <w:r>
-        <w:rPr>
-          <w:lang w:val="en-US"/>
-        </w:rPr>
         <w:t xml:space="preserve"> </w:t>
       </w:r>
       <w:proofErr w:type="spellStart"/>
       <w:r>
-        <w:rPr>
-          <w:lang w:val="en-US"/>
-        </w:rPr>
         <w:t>elit</w:t>
       </w:r>
       <w:proofErr w:type="spellEnd"/>
       <w:r>
-        <w:rPr>
-          <w:lang w:val="en-US"/>
-        </w:rPr>
         <w:t xml:space="preserve">. Maecenas </w:t>
       </w:r>
       <w:proofErr w:type="spellStart"/>
       <w:r>
-        <w:rPr>
-          <w:lang w:val="en-US"/>
-        </w:rPr>
         <w:t>porttitor</w:t>
       </w:r>
       <w:proofErr w:type="spellEnd"/>
       <w:r>
-        <w:rPr>
-          <w:lang w:val="en-US"/>
-        </w:rPr>
         <w:t xml:space="preserve"> </w:t>
       </w:r>
       <w:proofErr w:type="spellStart"/>
       <w:r>
-        <w:rPr>
-          <w:lang w:val="en-US"/>
-        </w:rPr>
         <w:t>congue</w:t>
       </w:r>
       <w:proofErr w:type="spellEnd"/>
       <w:r>
-        <w:rPr>
-          <w:lang w:val="en-US"/>
-        </w:rPr>
         <w:t xml:space="preserve"> </w:t>
       </w:r>
       <w:proofErr w:type="spellStart"/>
       <w:r>
-        <w:rPr>
-          <w:lang w:val="en-US"/>
-        </w:rPr>
         <w:t>massa</w:t>
       </w:r>
       <w:proofErr w:type="spellEnd"/>
       <w:r>
-        <w:rPr>
-          <w:lang w:val="en-US"/>
-        </w:rPr>
         <w:t xml:space="preserve">. </w:t>
       </w:r>
       <w:proofErr w:type="spellStart"/>
       <w:r>
-        <w:rPr>
-          <w:lang w:val="en-US"/>
-        </w:rPr>
         <w:t>Fusce</w:t>
       </w:r>
       <w:proofErr w:type="spellEnd"/>
       <w:r>
-        <w:rPr>
-          <w:lang w:val="en-US"/>
-        </w:rPr>
         <w:t xml:space="preserve"> </w:t>
       </w:r>
       <w:proofErr w:type="spellStart"/>
       <w:r>
-        <w:rPr>
-          <w:lang w:val="en-US"/>
-        </w:rPr>
         <w:t>posuere</w:t>
       </w:r>
       <w:proofErr w:type="spellEnd"/>
       <w:r>
-        <w:rPr>
-          <w:lang w:val="en-US"/>
-        </w:rPr>
-        <w:t xml:space="preserve">, magna sed pulvinar </w:t>
-      </w:r>
-      <w:proofErr w:type="spellStart"/>
-      <w:r>
-        <w:rPr>
-          <w:lang w:val="en-US"/>
-        </w:rPr>
+        <w:t xml:space="preserve">, magna sed </w:t>
+      </w:r>
+      <w:proofErr w:type="spellStart"/>
+      <w:r>
+        <w:t>pulvinar</w:t>
+      </w:r>
+      <w:proofErr w:type="spellEnd"/>
+      <w:r>
+        <w:t xml:space="preserve"> </w:t>
+      </w:r>
+      <w:proofErr w:type="spellStart"/>
+      <w:r>
         <w:t>ultricies</w:t>
       </w:r>
       <w:proofErr w:type="spellEnd"/>
       <w:r>
-        <w:rPr>
-          <w:lang w:val="en-US"/>
-        </w:rPr>
         <w:t xml:space="preserve">, </w:t>
       </w:r>
       <w:proofErr w:type="spellStart"/>
       <w:r>
-        <w:rPr>
-          <w:lang w:val="en-US"/>
-        </w:rPr>
         <w:t>purus</w:t>
       </w:r>
       <w:proofErr w:type="spellEnd"/>
       <w:r>
-        <w:rPr>
-          <w:lang w:val="en-US"/>
-        </w:rPr>
         <w:t xml:space="preserve"> </w:t>
       </w:r>
       <w:proofErr w:type="spellStart"/>
       <w:r>
-        <w:rPr>
-          <w:lang w:val="en-US"/>
-        </w:rPr>
         <w:t>lectus</w:t>
       </w:r>
       <w:proofErr w:type="spellEnd"/>
       <w:r>
-        <w:rPr>
-          <w:lang w:val="en-US"/>
-        </w:rPr>
         <w:t xml:space="preserve"> </w:t>
       </w:r>
       <w:proofErr w:type="spellStart"/>
       <w:r>
-        <w:rPr>
-          <w:lang w:val="en-US"/>
-        </w:rPr>
         <w:t>malesuada</w:t>
       </w:r>
       <w:proofErr w:type="spellEnd"/>
       <w:r>
-        <w:rPr>
-          <w:lang w:val="en-US"/>
-        </w:rPr>
-        <w:t xml:space="preserve"> libero, sit </w:t>
-      </w:r>
-      <w:proofErr w:type="spellStart"/>
-      <w:r>
-        <w:rPr>
-          <w:lang w:val="en-US"/>
-        </w:rPr>
+        <w:t xml:space="preserve"> </w:t>
+      </w:r>
+      <w:proofErr w:type="spellStart"/>
+      <w:r>
+        <w:t>libero</w:t>
+      </w:r>
+      <w:proofErr w:type="spellEnd"/>
+      <w:r>
+        <w:t xml:space="preserve">, </w:t>
+      </w:r>
+      <w:proofErr w:type="spellStart"/>
+      <w:r>
+        <w:t>sit</w:t>
+      </w:r>
+      <w:proofErr w:type="spellEnd"/>
+      <w:r>
+        <w:t xml:space="preserve"> </w:t>
+      </w:r>
+      <w:proofErr w:type="spellStart"/>
+      <w:r>
         <w:t>amet</w:t>
       </w:r>
       <w:proofErr w:type="spellEnd"/>
       <w:r>
-        <w:rPr>
-          <w:lang w:val="en-US"/>
-        </w:rPr>
+        <w:t xml:space="preserve"> commodo magna </w:t>
+      </w:r>
+      <w:proofErr w:type="spellStart"/>
+      <w:r>
+        <w:t>eros</w:t>
+      </w:r>
+      <w:proofErr w:type="spellEnd"/>
+      <w:r>
         <w:t xml:space="preserve"> </w:t>
       </w:r>
       <w:proofErr w:type="spellStart"/>
       <w:r>
-        <w:rPr>
-          <w:lang w:val="en-US"/>
-        </w:rPr>
-        <w:t>commodo</w:t>
-      </w:r>
-      <w:proofErr w:type="spellEnd"/>
-      <w:r>
-        <w:rPr>
-          <w:lang w:val="en-US"/>
-        </w:rPr>
-        <w:t xml:space="preserve"> magna eros </w:t>
-      </w:r>
-      <w:proofErr w:type="spellStart"/>
-      <w:r>
-        <w:rPr>
-          <w:lang w:val="en-US"/>
-        </w:rPr>
         <w:t>quis</w:t>
       </w:r>
       <w:proofErr w:type="spellEnd"/>
       <w:r>
-        <w:rPr>
-          <w:lang w:val="en-US"/>
-        </w:rPr>
         <w:t xml:space="preserve"> </w:t>
       </w:r>
       <w:proofErr w:type="spellStart"/>
       <w:r>
-        <w:rPr>
-          <w:lang w:val="en-US"/>
-        </w:rPr>
         <w:t>urna</w:t>
       </w:r>
       <w:proofErr w:type="spellEnd"/>
       <w:r>
-        <w:rPr>
-          <w:lang w:val="en-US"/>
-        </w:rPr>
         <w:t xml:space="preserve">. </w:t>
       </w:r>
       <w:r>
@@ -5304,8 +5240,13 @@
       </w:r>
     </w:p>
     <w:p>
-      <w:r>
-        <w:t>Gradientensysteme nehmen eine zentrale Rolle innerhalb des Magnetresonanztomographen ein.</w:t>
+      <w:proofErr w:type="spellStart"/>
+      <w:r>
+        <w:t>Gradientensysteme</w:t>
+      </w:r>
+      <w:proofErr w:type="spellEnd"/>
+      <w:r>
+        <w:t xml:space="preserve"> nehmen eine zentrale Rolle innerhalb des Magnetresonanztomographen ein.</w:t>
       </w:r>
       <w:r>
         <w:t xml:space="preserve"> Sie ermöglichen die räumliche Zuordnung der gemessenen Signale und sind damit grundlegend für die Ortskodierung und die Rekonstruktion von MR-Bildern. Gleichzeitig </w:t>
@@ -5314,25 +5255,54 @@
         <w:t>sind</w:t>
       </w:r>
       <w:r>
-        <w:t xml:space="preserve"> Gradientensysteme im klinischen Betrieb hohen elektrischen, thermischen und mechanischen Belastungen</w:t>
+        <w:t xml:space="preserve"> </w:t>
+      </w:r>
+      <w:proofErr w:type="spellStart"/>
+      <w:r>
+        <w:t>Gradientensysteme</w:t>
+      </w:r>
+      <w:proofErr w:type="spellEnd"/>
+      <w:r>
+        <w:t xml:space="preserve"> im klinischen Betrieb hohen elektrischen, thermischen und mechanischen Belastungen</w:t>
       </w:r>
       <w:r>
         <w:t xml:space="preserve"> ausgesetzt</w:t>
       </w:r>
       <w:r>
-        <w:t>, da moderne Bildgebungssequenzen zunehmend kurze Schaltzeiten und hohe Gradientenstärken</w:t>
-      </w:r>
+        <w:t xml:space="preserve">, da moderne Bildgebungssequenzen zunehmend kurze Schaltzeiten und hohe </w:t>
+      </w:r>
+      <w:proofErr w:type="spellStart"/>
+      <w:r>
+        <w:t>Gradientenstärken</w:t>
+      </w:r>
+      <w:proofErr w:type="spellEnd"/>
       <w:r>
         <w:t xml:space="preserve"> benötigen</w:t>
       </w:r>
       <w:r>
-        <w:t xml:space="preserve">. Diese Anforderungen machen die Gradientensysteme zu einem technisch anspruchsvollen und </w:t>
+        <w:t xml:space="preserve">. Diese Anforderungen machen die </w:t>
+      </w:r>
+      <w:proofErr w:type="spellStart"/>
+      <w:r>
+        <w:t>Gradientensysteme</w:t>
+      </w:r>
+      <w:proofErr w:type="spellEnd"/>
+      <w:r>
+        <w:t xml:space="preserve"> zu einem technisch anspruchsvollen und </w:t>
       </w:r>
       <w:r>
         <w:t>gleichzeitig</w:t>
       </w:r>
       <w:r>
-        <w:t xml:space="preserve"> besonders relevanten Bestandteil moderner MRT-Systeme. Die heutige Ausführung von Gradientensystemen ist das Ergebnis einer kontinuierlichen technischen Entwicklung. Frühere Konzepte der Ortskodierung waren durch begrenzte Leistungsfähigkeit und technische </w:t>
+        <w:t xml:space="preserve"> besonders relevanten Bestandteil moderner MRT-Systeme. Die heutige Ausführung von </w:t>
+      </w:r>
+      <w:proofErr w:type="spellStart"/>
+      <w:r>
+        <w:t>Gradientensystemen</w:t>
+      </w:r>
+      <w:proofErr w:type="spellEnd"/>
+      <w:r>
+        <w:t xml:space="preserve"> ist das Ergebnis einer kontinuierlichen technischen Entwicklung. Frühere Konzepte der Ortskodierung waren durch begrenzte Leistungsfähigkeit und technische </w:t>
       </w:r>
       <w:r>
         <w:t>Beschränkungen</w:t>
@@ -5344,7 +5314,15 @@
         <w:t xml:space="preserve"> können</w:t>
       </w:r>
       <w:r>
-        <w:t xml:space="preserve">. Ein Verständnis der historischen Entwicklung ist daher hilfreich, um den aktuellen technischen Aufbau und die Funktionsweise moderner Gradientensysteme </w:t>
+        <w:t xml:space="preserve">. Ein Verständnis der historischen Entwicklung ist daher hilfreich, um den aktuellen technischen Aufbau und die Funktionsweise moderner </w:t>
+      </w:r>
+      <w:proofErr w:type="spellStart"/>
+      <w:r>
+        <w:t>Gradientensysteme</w:t>
+      </w:r>
+      <w:proofErr w:type="spellEnd"/>
+      <w:r>
+        <w:t xml:space="preserve"> </w:t>
       </w:r>
       <w:r>
         <w:t xml:space="preserve">korrekt </w:t>
@@ -5355,13 +5333,45 @@
     </w:p>
     <w:p>
       <w:r>
-        <w:t>Ziel dieser Arbeit ist es, die historische Entwicklung von Gradientensystemen in der Magnetresonanztomographie darzustellen und darauf aufbauend den technischen Aufbau sowie die Funktionsweise moderner Systeme zu erläutern. Darüber hinaus werden typische Betriebsbelastungen sowie grundlegende Aspekte der Überwachung und Diagnose betrachtet, um die Bedeutung der Gradientensysteme für einen sicheren und zuverlässigen Betrieb eines Magnetresonanztomographen zu verdeutlichen.</w:t>
+        <w:t xml:space="preserve">Ziel dieser Arbeit ist es, die historische Entwicklung von </w:t>
+      </w:r>
+      <w:proofErr w:type="spellStart"/>
+      <w:r>
+        <w:t>Gradientensystemen</w:t>
+      </w:r>
+      <w:proofErr w:type="spellEnd"/>
+      <w:r>
+        <w:t xml:space="preserve"> in der Magnetresonanztomographie darzustellen und darauf aufbauend den technischen Aufbau sowie die Funktionsweise moderner Systeme zu erläutern. Darüber hinaus werden typische Betriebsbelastungen sowie grundlegende Aspekte der Überwachung und Diagnose betrachtet, um die Bedeutung der </w:t>
+      </w:r>
+      <w:proofErr w:type="spellStart"/>
+      <w:r>
+        <w:t>Gradientensysteme</w:t>
+      </w:r>
+      <w:proofErr w:type="spellEnd"/>
+      <w:r>
+        <w:t xml:space="preserve"> für einen sicheren und zuverlässigen Betrieb eines Magnetresonanztomographen zu verdeutlichen.</w:t>
       </w:r>
     </w:p>
     <w:p/>
     <w:p>
       <w:r>
-        <w:t>Der Aufbau der Arbeit orientiert sich an dieser Zielsetzung. Nach einer Einführung in die physikalischen Grundlagen der Ortskodierung im MRT wird zunächst die historische Entwicklung der Gradientensysteme beschrieben. Anschließend folgt eine detaillierte Darstellung des technischen Aufbaus und der Funktionsweise moderner Gradientensysteme. Abschließend werden Betriebsbelastungen sowie grundlegende Überwachungs- und Diagnoseaspekte eingeordnet und zusammenfassend bewertet.</w:t>
+        <w:t xml:space="preserve">Der Aufbau der Arbeit orientiert sich an dieser Zielsetzung. Nach einer Einführung in die physikalischen Grundlagen der Ortskodierung im MRT wird zunächst die historische Entwicklung der </w:t>
+      </w:r>
+      <w:proofErr w:type="spellStart"/>
+      <w:r>
+        <w:t>Gradientensysteme</w:t>
+      </w:r>
+      <w:proofErr w:type="spellEnd"/>
+      <w:r>
+        <w:t xml:space="preserve"> beschrieben. Anschließend folgt eine detaillierte Darstellung des technischen Aufbaus und der Funktionsweise moderner </w:t>
+      </w:r>
+      <w:proofErr w:type="spellStart"/>
+      <w:r>
+        <w:t>Gradientensysteme</w:t>
+      </w:r>
+      <w:proofErr w:type="spellEnd"/>
+      <w:r>
+        <w:t>. Abschließend werden Betriebsbelastungen sowie grundlegende Überwachungs- und Diagnoseaspekte eingeordnet und zusammenfassend bewertet.</w:t>
       </w:r>
     </w:p>
     <w:p>
@@ -5385,7 +5395,15 @@
       <w:bookmarkStart w:id="14" w:name="_Toc222729333"/>
       <w:bookmarkStart w:id="15" w:name="_Toc224557200"/>
       <w:r>
-        <w:t>Präzession und Larmor-Frequenz</w:t>
+        <w:t xml:space="preserve">Präzession und </w:t>
+      </w:r>
+      <w:proofErr w:type="spellStart"/>
+      <w:r>
+        <w:t>Larmor</w:t>
+      </w:r>
+      <w:proofErr w:type="spellEnd"/>
+      <w:r>
+        <w:t>-Frequenz</w:t>
       </w:r>
       <w:bookmarkEnd w:id="14"/>
       <w:bookmarkEnd w:id="15"/>
@@ -5410,7 +5428,15 @@
         <w:t>0</w:t>
       </w:r>
       <w:r>
-        <w:t>. Diese sogenannte Larmor-Frequenz ist proportional zur Stärke des Magnetfeldes und lässt sich allgemein durch die Beziehung</w:t>
+        <w:t xml:space="preserve">. Diese sogenannte </w:t>
+      </w:r>
+      <w:proofErr w:type="spellStart"/>
+      <w:r>
+        <w:t>Larmor</w:t>
+      </w:r>
+      <w:proofErr w:type="spellEnd"/>
+      <w:r>
+        <w:t>-Frequenz ist proportional zur Stärke des Magnetfeldes und lässt sich allgemein durch die Beziehung</w:t>
       </w:r>
     </w:p>
     <w:p>
@@ -5538,32 +5564,65 @@
     </w:p>
     <w:p>
       <w:pPr>
+        <w:spacing w:line="259" w:lineRule="auto"/>
+        <w:jc w:val="left"/>
+        <w:rPr>
+          <w:rFonts w:eastAsiaTheme="minorEastAsia"/>
+        </w:rPr>
+      </w:pPr>
+      <w:r>
+        <w:rPr>
+          <w:rFonts w:eastAsiaTheme="minorEastAsia"/>
+        </w:rPr>
+        <w:br w:type="page"/>
+      </w:r>
+    </w:p>
+    <w:p>
+      <w:pPr>
+        <w:rPr>
+          <w:rFonts w:eastAsiaTheme="minorEastAsia"/>
+        </w:rPr>
+      </w:pPr>
+    </w:p>
+    <w:p>
+      <w:pPr>
         <w:pStyle w:val="berschrift2"/>
       </w:pPr>
       <w:bookmarkStart w:id="16" w:name="_Toc222729334"/>
       <w:bookmarkStart w:id="17" w:name="_Toc224557201"/>
       <w:r>
-        <w:t>Einfluss eines Gradientenfeldes</w:t>
+        <w:t xml:space="preserve">Einfluss eines </w:t>
+      </w:r>
+      <w:proofErr w:type="spellStart"/>
+      <w:r>
+        <w:t>Gradientenfeldes</w:t>
       </w:r>
       <w:bookmarkEnd w:id="16"/>
       <w:bookmarkEnd w:id="17"/>
+      <w:proofErr w:type="spellEnd"/>
     </w:p>
     <w:p>
       <w:r>
         <w:t xml:space="preserve">Zur Erzeugung einer Ortsabhängigkeit wird dem statischen Magnetfeld ein zusätzliches räumlich lineares Magnetfeld überlagert. Dieses sogenannte </w:t>
       </w:r>
+      <w:proofErr w:type="spellStart"/>
       <w:r>
         <w:rPr>
           <w:i/>
         </w:rPr>
-        <w:t xml:space="preserve">Gradientenfeld </w:t>
+        <w:t>Gradientenfeld</w:t>
+      </w:r>
+      <w:proofErr w:type="spellEnd"/>
+      <w:r>
+        <w:rPr>
+          <w:i/>
+        </w:rPr>
+        <w:t xml:space="preserve"> </w:t>
       </w:r>
       <w:r>
         <w:t>verändert die effektive Magnetfeldstärke entlang einer bestimmten Raumrichtung, beispielsweise der x-Achse.</w:t>
       </w:r>
     </w:p>
-    <w:p/>
-    <w:p/>
     <w:p>
       <w:r>
         <w:t>Die resultierende Magnetfeldstärke lässt sich vereinfacht als</w:t>
@@ -5804,26 +5863,92 @@
       <w:r>
         <w:t xml:space="preserve">Abbildung </w:t>
       </w:r>
-      <w:fldSimple w:instr=" SEQ Abbildung \* ARABIC ">
-        <w:r>
-          <w:rPr>
-            <w:noProof/>
-          </w:rPr>
-          <w:t>1</w:t>
-        </w:r>
-      </w:fldSimple>
-      <w:r>
-        <w:t>: Verstärkung bzw. Abschwächung der Gesamtfeldstärke durch überlagertes Gradientenfeld</w:t>
+      <w:r>
+        <w:fldChar w:fldCharType="begin"/>
+      </w:r>
+      <w:r>
+        <w:instrText xml:space="preserve"> SEQ Abbildung \* ARABIC </w:instrText>
+      </w:r>
+      <w:r>
+        <w:fldChar w:fldCharType="separate"/>
+      </w:r>
+      <w:r>
+        <w:rPr>
+          <w:noProof/>
+        </w:rPr>
+        <w:t>1</w:t>
+      </w:r>
+      <w:r>
+        <w:rPr>
+          <w:noProof/>
+        </w:rPr>
+        <w:fldChar w:fldCharType="end"/>
+      </w:r>
+      <w:r>
+        <w:t xml:space="preserve">: Verstärkung bzw. Abschwächung der Gesamtfeldstärke durch überlagertes </w:t>
+      </w:r>
+      <w:proofErr w:type="spellStart"/>
+      <w:r>
+        <w:t>Gradientenfeld</w:t>
       </w:r>
       <w:bookmarkEnd w:id="18"/>
+      <w:proofErr w:type="spellEnd"/>
+      <w:r>
+        <w:t xml:space="preserve"> </w:t>
+      </w:r>
+      <w:sdt>
+        <w:sdtPr>
+          <w:id w:val="1523132223"/>
+          <w:citation/>
+        </w:sdtPr>
+        <w:sdtContent>
+          <w:r>
+            <w:fldChar w:fldCharType="begin"/>
+          </w:r>
+          <w:r>
+            <w:instrText xml:space="preserve"> CITATION Sie24 \l 1031 </w:instrText>
+          </w:r>
+          <w:r>
+            <w:fldChar w:fldCharType="separate"/>
+          </w:r>
+          <w:r>
+            <w:rPr>
+              <w:noProof/>
+            </w:rPr>
+            <w:t>[1]</w:t>
+          </w:r>
+          <w:r>
+            <w:fldChar w:fldCharType="end"/>
+          </w:r>
+        </w:sdtContent>
+      </w:sdt>
+    </w:p>
+    <w:p>
+      <w:pPr>
+        <w:spacing w:line="259" w:lineRule="auto"/>
+        <w:jc w:val="left"/>
+        <w:rPr>
+          <w:rFonts w:ascii="Siemens Sans Black" w:eastAsiaTheme="majorEastAsia" w:hAnsi="Siemens Sans Black" w:cstheme="majorBidi"/>
+          <w:sz w:val="26"/>
+          <w:szCs w:val="26"/>
+          <w:highlight w:val="lightGray"/>
+        </w:rPr>
+      </w:pPr>
+      <w:bookmarkStart w:id="19" w:name="_Toc222729335"/>
+      <w:bookmarkStart w:id="20" w:name="_Toc224557202"/>
+      <w:r>
+        <w:rPr>
+          <w:highlight w:val="lightGray"/>
+        </w:rPr>
+        <w:br w:type="page"/>
+      </w:r>
     </w:p>
     <w:p>
       <w:pPr>
         <w:pStyle w:val="berschrift2"/>
       </w:pPr>
-      <w:bookmarkStart w:id="19" w:name="_Toc222729335"/>
-      <w:bookmarkStart w:id="20" w:name="_Toc224557202"/>
-      <w:r>
+      <w:r>
+        <w:lastRenderedPageBreak/>
         <w:t>Frequenz- und Phasenkodierung</w:t>
       </w:r>
       <w:bookmarkEnd w:id="19"/>
@@ -5833,11 +5958,19 @@
       <w:r>
         <w:t xml:space="preserve">Zur vollständigen räumlichen Kodierung eines zweidimensionalen Bildes werden Gradienten in mindestens zwei Raumrichtungen eingesetzt. Während der Signalaufnahme wird typischerweise ein konstanter Gradient aktiviert, wodurch eine Frequenzkodierung entlang der sogenannten </w:t>
       </w:r>
+      <w:proofErr w:type="spellStart"/>
       <w:r>
         <w:rPr>
           <w:i/>
         </w:rPr>
-        <w:t xml:space="preserve">Readout-Achse </w:t>
+        <w:t>Readout</w:t>
+      </w:r>
+      <w:proofErr w:type="spellEnd"/>
+      <w:r>
+        <w:rPr>
+          <w:i/>
+        </w:rPr>
+        <w:t xml:space="preserve">-Achse </w:t>
       </w:r>
       <w:r>
         <w:t>erfolgt. Die Position eines Spins entlang dieser Achse kann anhand seiner Frequenz bestimmt werden.</w:t>
@@ -5879,7 +6012,6 @@
               <w:rPr>
                 <w:noProof/>
               </w:rPr>
-              <w:lastRenderedPageBreak/>
               <w:drawing>
                 <wp:inline distT="0" distB="0" distL="0" distR="0" wp14:anchorId="13384ABD" wp14:editId="7197EF7A">
                   <wp:extent cx="2791423" cy="2590305"/>
@@ -5938,14 +6070,27 @@
             <w:r>
               <w:t xml:space="preserve">Abbildung </w:t>
             </w:r>
-            <w:fldSimple w:instr=" SEQ Abbildung \* ARABIC ">
-              <w:r>
-                <w:rPr>
-                  <w:noProof/>
-                </w:rPr>
-                <w:t>2</w:t>
-              </w:r>
-            </w:fldSimple>
+            <w:r>
+              <w:fldChar w:fldCharType="begin"/>
+            </w:r>
+            <w:r>
+              <w:instrText xml:space="preserve"> SEQ Abbildung \* ARABIC </w:instrText>
+            </w:r>
+            <w:r>
+              <w:fldChar w:fldCharType="separate"/>
+            </w:r>
+            <w:r>
+              <w:rPr>
+                <w:noProof/>
+              </w:rPr>
+              <w:t>2</w:t>
+            </w:r>
+            <w:r>
+              <w:rPr>
+                <w:noProof/>
+              </w:rPr>
+              <w:fldChar w:fldCharType="end"/>
+            </w:r>
             <w:r>
               <w:t>: Abfolge der Ansteuerungen der verschiedenen Gradienten, G</w:t>
             </w:r>
@@ -5977,6 +6122,35 @@
               <w:t xml:space="preserve"> = Phasengradient</w:t>
             </w:r>
             <w:bookmarkEnd w:id="21"/>
+            <w:r>
+              <w:t xml:space="preserve"> </w:t>
+            </w:r>
+            <w:sdt>
+              <w:sdtPr>
+                <w:id w:val="-1010375237"/>
+                <w:citation/>
+              </w:sdtPr>
+              <w:sdtContent>
+                <w:r>
+                  <w:fldChar w:fldCharType="begin"/>
+                </w:r>
+                <w:r>
+                  <w:instrText xml:space="preserve"> CITATION Sie24 \l 1031 </w:instrText>
+                </w:r>
+                <w:r>
+                  <w:fldChar w:fldCharType="separate"/>
+                </w:r>
+                <w:r>
+                  <w:rPr>
+                    <w:noProof/>
+                  </w:rPr>
+                  <w:t>[1]</w:t>
+                </w:r>
+                <w:r>
+                  <w:fldChar w:fldCharType="end"/>
+                </w:r>
+              </w:sdtContent>
+            </w:sdt>
           </w:p>
         </w:tc>
         <w:tc>
@@ -6049,14 +6223,27 @@
             <w:r>
               <w:t xml:space="preserve">Abbildung </w:t>
             </w:r>
-            <w:fldSimple w:instr=" SEQ Abbildung \* ARABIC ">
-              <w:r>
-                <w:rPr>
-                  <w:noProof/>
-                </w:rPr>
-                <w:t>3</w:t>
-              </w:r>
-            </w:fldSimple>
+            <w:r>
+              <w:fldChar w:fldCharType="begin"/>
+            </w:r>
+            <w:r>
+              <w:instrText xml:space="preserve"> SEQ Abbildung \* ARABIC </w:instrText>
+            </w:r>
+            <w:r>
+              <w:fldChar w:fldCharType="separate"/>
+            </w:r>
+            <w:r>
+              <w:rPr>
+                <w:noProof/>
+              </w:rPr>
+              <w:t>3</w:t>
+            </w:r>
+            <w:r>
+              <w:rPr>
+                <w:noProof/>
+              </w:rPr>
+              <w:fldChar w:fldCharType="end"/>
+            </w:r>
             <w:r>
               <w:t>: Schematische Darstellung des k-Raums mit Frequenz- und Phasenachse</w:t>
             </w:r>
@@ -6089,21 +6276,40 @@
             <w:rPr>
               <w:noProof/>
             </w:rPr>
-            <w:t>[1]</w:t>
+            <w:t>[2]</w:t>
           </w:r>
           <w:r>
             <w:fldChar w:fldCharType="end"/>
           </w:r>
         </w:sdtContent>
       </w:sdt>
+    </w:p>
+    <w:p>
+      <w:pPr>
+        <w:spacing w:line="259" w:lineRule="auto"/>
+        <w:jc w:val="left"/>
+        <w:rPr>
+          <w:rFonts w:ascii="Siemens Sans Black" w:eastAsiaTheme="majorEastAsia" w:hAnsi="Siemens Sans Black" w:cstheme="majorBidi"/>
+          <w:sz w:val="26"/>
+          <w:szCs w:val="26"/>
+          <w:highlight w:val="lightGray"/>
+        </w:rPr>
+      </w:pPr>
+      <w:bookmarkStart w:id="23" w:name="_Toc222729336"/>
+      <w:bookmarkStart w:id="24" w:name="_Toc224557203"/>
+      <w:r>
+        <w:rPr>
+          <w:highlight w:val="lightGray"/>
+        </w:rPr>
+        <w:br w:type="page"/>
+      </w:r>
     </w:p>
     <w:p>
       <w:pPr>
         <w:pStyle w:val="berschrift2"/>
       </w:pPr>
-      <w:bookmarkStart w:id="23" w:name="_Toc222729336"/>
-      <w:bookmarkStart w:id="24" w:name="_Toc224557203"/>
-      <w:r>
+      <w:r>
+        <w:lastRenderedPageBreak/>
         <w:t>Schichtselektion</w:t>
       </w:r>
       <w:bookmarkEnd w:id="23"/>
@@ -6120,7 +6326,15 @@
         <w:t>0</w:t>
       </w:r>
       <w:r>
-        <w:t xml:space="preserve">, hier in der z-Achse. Nach demselben Prinzip ändert sich hier die Magnetfeldstärke und Larmor-Frequenz ortsabhängig. </w:t>
+        <w:t xml:space="preserve">, hier in der z-Achse. Nach demselben Prinzip ändert sich hier die Magnetfeldstärke und </w:t>
+      </w:r>
+      <w:proofErr w:type="spellStart"/>
+      <w:r>
+        <w:t>Larmor</w:t>
+      </w:r>
+      <w:proofErr w:type="spellEnd"/>
+      <w:r>
+        <w:t xml:space="preserve">-Frequenz ortsabhängig. </w:t>
       </w:r>
       <w:sdt>
         <w:sdtPr>
@@ -6141,7 +6355,7 @@
             <w:rPr>
               <w:noProof/>
             </w:rPr>
-            <w:t>[1]</w:t>
+            <w:t>[2]</w:t>
           </w:r>
           <w:r>
             <w:fldChar w:fldCharType="end"/>
@@ -6193,7 +6407,6 @@
         <w:rPr>
           <w:rFonts w:eastAsiaTheme="minorEastAsia"/>
         </w:rPr>
-        <w:lastRenderedPageBreak/>
         <w:t xml:space="preserve">Die resultierende Schichtdicke </w:t>
       </w:r>
       <m:oMath>
@@ -6310,12 +6523,61 @@
     </w:p>
     <w:p>
       <w:r>
-        <w:t>beschreiben. Aus dieser Beziehung wird deutlich, dass eine größere Gradientenstärke bei konstanter HF-Bandbreite zu einer geringeren Schichtdicke führt. Umgekehrt führt eine größere HF-Bandbreite bei konstanter Gradientenstärke zu einer dickeren Schicht.</w:t>
-      </w:r>
-    </w:p>
-    <w:p>
-      <w:r>
-        <w:t xml:space="preserve">Die Schichtselektion stellt somit eine direkte Verknüpfung zwischen physikalischem Prinzip und technischer Leistungsfähigkeit des Gradientensystems dar. Dünne Schichten und schnelle Sequenzen erfordern hohe Gradientenstärken sowie präzise und reproduzierbare Schaltvorgänge. Damit werden bereits auf Ebene der physikalischen Grundlagen die Anforderungen an Aufbau und Leistungsfähigkeit moderner Gradientensysteme deutlich. </w:t>
+        <w:t xml:space="preserve">beschreiben. Aus dieser Beziehung wird deutlich, dass eine größere </w:t>
+      </w:r>
+      <w:proofErr w:type="spellStart"/>
+      <w:r>
+        <w:t>Gradientenstärke</w:t>
+      </w:r>
+      <w:proofErr w:type="spellEnd"/>
+      <w:r>
+        <w:t xml:space="preserve"> bei konstanter HF-Bandbreite zu einer geringeren Schichtdicke führt. Umgekehrt führt eine größere HF-Bandbreite bei konstanter </w:t>
+      </w:r>
+      <w:proofErr w:type="spellStart"/>
+      <w:r>
+        <w:t>Gradientenstärke</w:t>
+      </w:r>
+      <w:proofErr w:type="spellEnd"/>
+      <w:r>
+        <w:t xml:space="preserve"> zu einer dickeren Schicht.</w:t>
+      </w:r>
+    </w:p>
+    <w:p>
+      <w:r>
+        <w:t xml:space="preserve">Die Schichtselektion stellt somit eine direkte Verknüpfung zwischen physikalischem Prinzip und technischer Leistungsfähigkeit des </w:t>
+      </w:r>
+      <w:proofErr w:type="spellStart"/>
+      <w:r>
+        <w:t>Gradientensystems</w:t>
+      </w:r>
+      <w:proofErr w:type="spellEnd"/>
+      <w:r>
+        <w:t xml:space="preserve"> dar. Dünne Schichten und schnelle Sequenzen erfordern hohe </w:t>
+      </w:r>
+      <w:proofErr w:type="spellStart"/>
+      <w:r>
+        <w:t>Gradientenstärken</w:t>
+      </w:r>
+      <w:proofErr w:type="spellEnd"/>
+      <w:r>
+        <w:t xml:space="preserve"> sowie präzise und reproduzierbare Schaltvorgänge. Damit werden bereits auf Ebene der physikalischen Grundlagen die Anforderungen an Aufbau und Leistungsfähigkeit moderner </w:t>
+      </w:r>
+      <w:proofErr w:type="spellStart"/>
+      <w:r>
+        <w:t>Gradientensysteme</w:t>
+      </w:r>
+      <w:proofErr w:type="spellEnd"/>
+      <w:r>
+        <w:t xml:space="preserve"> deutlich. </w:t>
+      </w:r>
+    </w:p>
+    <w:p>
+      <w:pPr>
+        <w:spacing w:line="259" w:lineRule="auto"/>
+        <w:jc w:val="left"/>
+      </w:pPr>
+      <w:r>
+        <w:br w:type="page"/>
       </w:r>
     </w:p>
     <w:p>
@@ -6325,19 +6587,41 @@
       <w:bookmarkStart w:id="25" w:name="_Toc222729337"/>
       <w:bookmarkStart w:id="26" w:name="_Toc224557204"/>
       <w:r>
+        <w:lastRenderedPageBreak/>
         <w:t>Bedeutung der Gradienten für die Bildentstehung</w:t>
       </w:r>
       <w:bookmarkEnd w:id="25"/>
       <w:bookmarkEnd w:id="26"/>
     </w:p>
     <w:p>
-      <w:r>
-        <w:t>Gradientensysteme sind somit essenziell für die räumliche Zuordnung der gemessenen MR-Signale. Die erreichbare räumliche Auflösung, die Dauer einzelner Sequenzen sowie bestimmte Artefakte stehen in direktem Zusammenhang mit der Stärke, Schaltgeschwindigkeit und Präzision der eingesetzten Gradientenfelder.</w:t>
-      </w:r>
-    </w:p>
-    <w:p>
-      <w:r>
-        <w:t>Die physikalischen Grundlagen der Ortskodierung bilden daher die Basis für das Verständnis des technischen Aufbaus und der Weiterentwicklung von Gradientensystemen, die im folgenden Kapitel historisch eingeordnet werden.</w:t>
+      <w:proofErr w:type="spellStart"/>
+      <w:r>
+        <w:t>Gradientensysteme</w:t>
+      </w:r>
+      <w:proofErr w:type="spellEnd"/>
+      <w:r>
+        <w:t xml:space="preserve"> sind somit essenziell für die räumliche Zuordnung der gemessenen MR-Signale. Die erreichbare räumliche Auflösung, die Dauer einzelner Sequenzen sowie bestimmte Artefakte stehen in direktem Zusammenhang mit der Stärke, Schaltgeschwindigkeit und Präzision der eingesetzten </w:t>
+      </w:r>
+      <w:proofErr w:type="spellStart"/>
+      <w:r>
+        <w:t>Gradientenfelder</w:t>
+      </w:r>
+      <w:proofErr w:type="spellEnd"/>
+      <w:r>
+        <w:t>.</w:t>
+      </w:r>
+    </w:p>
+    <w:p>
+      <w:r>
+        <w:t xml:space="preserve">Die physikalischen Grundlagen der Ortskodierung bilden daher die Basis für das Verständnis des technischen Aufbaus und der Weiterentwicklung von </w:t>
+      </w:r>
+      <w:proofErr w:type="spellStart"/>
+      <w:r>
+        <w:t>Gradientensystemen</w:t>
+      </w:r>
+      <w:proofErr w:type="spellEnd"/>
+      <w:r>
+        <w:t>, die im folgenden Kapitel historisch eingeordnet werden.</w:t>
       </w:r>
     </w:p>
     <w:p>
@@ -6347,7 +6631,15 @@
       <w:bookmarkStart w:id="27" w:name="_Toc222729338"/>
       <w:bookmarkStart w:id="28" w:name="_Toc224557205"/>
       <w:r>
-        <w:t>Historische Entwicklung der Gradientensysteme im MRT</w:t>
+        <w:t xml:space="preserve">Historische Entwicklung der </w:t>
+      </w:r>
+      <w:proofErr w:type="spellStart"/>
+      <w:r>
+        <w:t>Gradientensysteme</w:t>
+      </w:r>
+      <w:proofErr w:type="spellEnd"/>
+      <w:r>
+        <w:t xml:space="preserve"> im MRT</w:t>
       </w:r>
       <w:bookmarkEnd w:id="27"/>
       <w:bookmarkEnd w:id="28"/>
@@ -6414,11 +6706,15 @@
         <w:t xml:space="preserve">, was </w:t>
       </w:r>
       <w:r>
-        <w:t xml:space="preserve">zu Deutsch so viel bedeutet wie „Verbindung“. Die Namensgebung begründete er damit, dass sich durch das zu untersuchende Objekt mehrere Magnetfelder miteinander zu verbinden </w:t>
-      </w:r>
-      <w:r>
-        <w:lastRenderedPageBreak/>
-        <w:t xml:space="preserve">schienen. </w:t>
+        <w:t xml:space="preserve">zu Deutsch so viel bedeutet wie „Verbindung“. Die Namensgebung begründete er damit, dass sich durch das </w:t>
+      </w:r>
+      <w:proofErr w:type="gramStart"/>
+      <w:r>
+        <w:t>zu untersuchende Objekt</w:t>
+      </w:r>
+      <w:proofErr w:type="gramEnd"/>
+      <w:r>
+        <w:t xml:space="preserve"> mehrere Magnetfelder miteinander zu verbinden schienen. </w:t>
       </w:r>
       <w:sdt>
         <w:sdtPr>
@@ -6439,7 +6735,7 @@
             <w:rPr>
               <w:noProof/>
             </w:rPr>
-            <w:t>[2]</w:t>
+            <w:t>[3]</w:t>
           </w:r>
           <w:r>
             <w:fldChar w:fldCharType="end"/>
@@ -6540,7 +6836,7 @@
             <w:rPr>
               <w:noProof/>
             </w:rPr>
-            <w:t>[2]</w:t>
+            <w:t>[3]</w:t>
           </w:r>
           <w:r>
             <w:fldChar w:fldCharType="end"/>
@@ -6577,6 +6873,7 @@
               <w:rPr>
                 <w:noProof/>
               </w:rPr>
+              <w:lastRenderedPageBreak/>
               <w:drawing>
                 <wp:inline distT="0" distB="0" distL="0" distR="0" wp14:anchorId="0AF9A167" wp14:editId="6BF2A015">
                   <wp:extent cx="2674169" cy="2324986"/>
@@ -6635,14 +6932,27 @@
             <w:r>
               <w:t xml:space="preserve">Abbildung </w:t>
             </w:r>
-            <w:fldSimple w:instr=" SEQ Abbildung \* ARABIC ">
-              <w:r>
-                <w:rPr>
-                  <w:noProof/>
-                </w:rPr>
-                <w:t>4</w:t>
-              </w:r>
-            </w:fldSimple>
+            <w:r>
+              <w:fldChar w:fldCharType="begin"/>
+            </w:r>
+            <w:r>
+              <w:instrText xml:space="preserve"> SEQ Abbildung \* ARABIC </w:instrText>
+            </w:r>
+            <w:r>
+              <w:fldChar w:fldCharType="separate"/>
+            </w:r>
+            <w:r>
+              <w:rPr>
+                <w:noProof/>
+              </w:rPr>
+              <w:t>4</w:t>
+            </w:r>
+            <w:r>
+              <w:rPr>
+                <w:noProof/>
+              </w:rPr>
+              <w:fldChar w:fldCharType="end"/>
+            </w:r>
             <w:r>
               <w:t>: Erstes Phantom; Zwei ca. 1mm dicke mit H</w:t>
             </w:r>
@@ -6656,6 +6966,35 @@
               <w:t>O gefüllte Röhren</w:t>
             </w:r>
             <w:bookmarkEnd w:id="31"/>
+            <w:r>
+              <w:t xml:space="preserve"> </w:t>
+            </w:r>
+            <w:sdt>
+              <w:sdtPr>
+                <w:id w:val="-598641999"/>
+                <w:citation/>
+              </w:sdtPr>
+              <w:sdtContent>
+                <w:r>
+                  <w:fldChar w:fldCharType="begin"/>
+                </w:r>
+                <w:r>
+                  <w:instrText xml:space="preserve"> CITATION Pau73 \l 1031 </w:instrText>
+                </w:r>
+                <w:r>
+                  <w:fldChar w:fldCharType="separate"/>
+                </w:r>
+                <w:r>
+                  <w:rPr>
+                    <w:noProof/>
+                  </w:rPr>
+                  <w:t>[3]</w:t>
+                </w:r>
+                <w:r>
+                  <w:fldChar w:fldCharType="end"/>
+                </w:r>
+              </w:sdtContent>
+            </w:sdt>
           </w:p>
         </w:tc>
         <w:tc>
@@ -6735,14 +7074,27 @@
             <w:r>
               <w:t xml:space="preserve">Abbildung </w:t>
             </w:r>
-            <w:fldSimple w:instr=" SEQ Abbildung \* ARABIC ">
-              <w:r>
-                <w:rPr>
-                  <w:noProof/>
-                </w:rPr>
-                <w:t>5</w:t>
-              </w:r>
-            </w:fldSimple>
+            <w:r>
+              <w:fldChar w:fldCharType="begin"/>
+            </w:r>
+            <w:r>
+              <w:instrText xml:space="preserve"> SEQ Abbildung \* ARABIC </w:instrText>
+            </w:r>
+            <w:r>
+              <w:fldChar w:fldCharType="separate"/>
+            </w:r>
+            <w:r>
+              <w:rPr>
+                <w:noProof/>
+              </w:rPr>
+              <w:t>5</w:t>
+            </w:r>
+            <w:r>
+              <w:rPr>
+                <w:noProof/>
+              </w:rPr>
+              <w:fldChar w:fldCharType="end"/>
+            </w:r>
             <w:bookmarkEnd w:id="32"/>
             <w:r>
               <w:t>: Rekonstruiertes "</w:t>
@@ -6756,6 +7108,35 @@
               <w:t>" des Phantoms, errechnet aus mehreren Projektionen</w:t>
             </w:r>
             <w:bookmarkEnd w:id="33"/>
+            <w:r>
+              <w:t xml:space="preserve"> </w:t>
+            </w:r>
+            <w:sdt>
+              <w:sdtPr>
+                <w:id w:val="156889909"/>
+                <w:citation/>
+              </w:sdtPr>
+              <w:sdtContent>
+                <w:r>
+                  <w:fldChar w:fldCharType="begin"/>
+                </w:r>
+                <w:r>
+                  <w:instrText xml:space="preserve"> CITATION Pau73 \l 1031 </w:instrText>
+                </w:r>
+                <w:r>
+                  <w:fldChar w:fldCharType="separate"/>
+                </w:r>
+                <w:r>
+                  <w:rPr>
+                    <w:noProof/>
+                  </w:rPr>
+                  <w:t>[3]</w:t>
+                </w:r>
+                <w:r>
+                  <w:fldChar w:fldCharType="end"/>
+                </w:r>
+              </w:sdtContent>
+            </w:sdt>
           </w:p>
         </w:tc>
       </w:tr>
@@ -6834,12 +7215,13 @@
       <w:r>
         <w:t xml:space="preserve">“. Hier wurde durch eine sequenzielle Anwendung mehrerer entlang der drei Raumachsen verlaufender Feldgradienten eine räumliche Information in das Messsignal eingebracht. Durch systematische Variation dieser Gradienten </w:t>
       </w:r>
-      <w:r>
-        <w:t>lies sich dann der sogenannte k-Raum (oder Frequenzraum) mit den Messdaten füllen. Mithilfe von simpler zweidimensionaler Fourier-</w:t>
-      </w:r>
-      <w:r>
-        <w:lastRenderedPageBreak/>
-        <w:t>Transformation wurden die Daten dann aus dem k-Raum in einer räumliche, zur Diagnose geeignete Darstellung des untersuchten Volumens überführt.</w:t>
+      <w:proofErr w:type="spellStart"/>
+      <w:r>
+        <w:t>lies</w:t>
+      </w:r>
+      <w:proofErr w:type="spellEnd"/>
+      <w:r>
+        <w:t xml:space="preserve"> sich dann der sogenannte k-Raum (oder Frequenzraum) mit den Messdaten füllen. Mithilfe von simpler zweidimensionaler Fourier-Transformation wurden die Daten dann aus dem k-Raum in einer räumliche, zur Diagnose geeignete Darstellung des untersuchten Volumens überführt.</w:t>
       </w:r>
       <w:sdt>
         <w:sdtPr>
@@ -6866,7 +7248,7 @@
             <w:rPr>
               <w:noProof/>
             </w:rPr>
-            <w:t>[3]</w:t>
+            <w:t>[4]</w:t>
           </w:r>
           <w:r>
             <w:fldChar w:fldCharType="end"/>
@@ -6876,7 +7258,15 @@
     </w:p>
     <w:p>
       <w:r>
-        <w:t>Dieses neue Konzept stellte einen grundlegenden Fortschritt gegenüber der früheren Methode dar, da es eine schnellere und effizientere Datenerfassung erlaubte. Die Kombination aus Frequenz- und Phasenkodierung stellt die Basis der noch bis heute genutzten Sequenzen dar und</w:t>
+        <w:t xml:space="preserve">Dieses neue Konzept stellte einen grundlegenden Fortschritt gegenüber der früheren Methode dar, da es eine schnellere und effizientere Datenerfassung erlaubte. Die Kombination aus Frequenz- und Phasenkodierung stellt die Basis der noch </w:t>
+      </w:r>
+      <w:proofErr w:type="gramStart"/>
+      <w:r>
+        <w:t>bis heute genutzten Sequenzen</w:t>
+      </w:r>
+      <w:proofErr w:type="gramEnd"/>
+      <w:r>
+        <w:t xml:space="preserve"> dar und</w:t>
       </w:r>
       <w:r>
         <w:t xml:space="preserve"> ist somit die Grundlage</w:t>
@@ -6886,6 +7276,18 @@
       </w:r>
       <w:r>
         <w:t>Magnetresonanztomographie.</w:t>
+      </w:r>
+      <w:r>
+        <w:t xml:space="preserve"> </w:t>
+      </w:r>
+    </w:p>
+    <w:p>
+      <w:pPr>
+        <w:spacing w:line="259" w:lineRule="auto"/>
+        <w:jc w:val="left"/>
+      </w:pPr>
+      <w:r>
+        <w:br w:type="page"/>
       </w:r>
     </w:p>
     <w:p>
@@ -6895,6 +7297,7 @@
       <w:bookmarkStart w:id="35" w:name="_Ref224553255"/>
       <w:bookmarkStart w:id="36" w:name="_Toc224557208"/>
       <w:r>
+        <w:lastRenderedPageBreak/>
         <w:t>Schnellere Bildgebung und Echo Planar Imaging (EPI)</w:t>
       </w:r>
       <w:bookmarkEnd w:id="35"/>
@@ -6926,7 +7329,7 @@
             <w:rPr>
               <w:noProof/>
             </w:rPr>
-            <w:t>[4]</w:t>
+            <w:t>[1]</w:t>
           </w:r>
           <w:r>
             <w:fldChar w:fldCharType="end"/>
@@ -6936,12 +7339,44 @@
     </w:p>
     <w:p>
       <w:r>
-        <w:t>Beim Echo Planar Imaging wird der gesamte k-Raum nach einer einzigen HF-Anregung durch eine schnelle Folge von Gradientenumschaltungen abgetastet. Hierbei wechseln die Gradientenfelder in sehr kurzen Zeitabständen ihre Richtung, sodass die Messpunkte des k-Raums in einer charakteristischen zickzackförmigen Trajektorie durchlaufen werden. Im Gegensatz zu konventionellen Sequenzen, bei denen für jede k-Raum Zeile eine separate Anregung erforderlich ist, kann bei EPI ein vollständiges Bild innerhalb einer einzigen Messsequenz aufgenommen werden.</w:t>
-      </w:r>
-    </w:p>
-    <w:p>
-      <w:r>
-        <w:t xml:space="preserve">Die Realisierung solch schneller Bildgebungsverfahren stellte jedoch erhebliche Anforderungen an die Gradientensysteme der MRT-Geräte. Insbesondere mussten deutlich höhere Gradientenstärken sowie sehr schnelle Stromanstiege realisiert werden, um die erforderlichen Schaltzeiten zu erreichen. Gleichzeitig führten die raschen </w:t>
+        <w:t xml:space="preserve">Beim Echo Planar Imaging wird der gesamte k-Raum nach einer einzigen HF-Anregung durch eine schnelle Folge von </w:t>
+      </w:r>
+      <w:proofErr w:type="spellStart"/>
+      <w:r>
+        <w:t>Gradientenumschaltungen</w:t>
+      </w:r>
+      <w:proofErr w:type="spellEnd"/>
+      <w:r>
+        <w:t xml:space="preserve"> abgetastet. Hierbei wechseln die </w:t>
+      </w:r>
+      <w:proofErr w:type="spellStart"/>
+      <w:r>
+        <w:t>Gradientenfelder</w:t>
+      </w:r>
+      <w:proofErr w:type="spellEnd"/>
+      <w:r>
+        <w:t xml:space="preserve"> in sehr kurzen Zeitabständen ihre Richtung, sodass die Messpunkte des k-Raums in einer charakteristischen zickzackförmigen Trajektorie durchlaufen werden. Im Gegensatz zu konventionellen Sequenzen, bei denen für jede k-Raum Zeile eine separate Anregung erforderlich ist, kann bei EPI ein vollständiges Bild innerhalb einer einzigen Messsequenz aufgenommen werden.</w:t>
+      </w:r>
+    </w:p>
+    <w:p>
+      <w:r>
+        <w:t xml:space="preserve">Die Realisierung solch schneller Bildgebungsverfahren stellte jedoch erhebliche Anforderungen an die </w:t>
+      </w:r>
+      <w:proofErr w:type="spellStart"/>
+      <w:r>
+        <w:t>Gradientensysteme</w:t>
+      </w:r>
+      <w:proofErr w:type="spellEnd"/>
+      <w:r>
+        <w:t xml:space="preserve"> der MRT-Geräte. Insbesondere mussten deutlich höhere </w:t>
+      </w:r>
+      <w:proofErr w:type="spellStart"/>
+      <w:r>
+        <w:t>Gradientenstärken</w:t>
+      </w:r>
+      <w:proofErr w:type="spellEnd"/>
+      <w:r>
+        <w:t xml:space="preserve"> sowie sehr schnelle Stromanstiege realisiert werden, um die erforderlichen Schaltzeiten zu erreichen. Gleichzeitig führten die raschen </w:t>
       </w:r>
       <w:proofErr w:type="spellStart"/>
       <w:r>
@@ -6949,7 +7384,15 @@
       </w:r>
       <w:proofErr w:type="spellEnd"/>
       <w:r>
-        <w:t xml:space="preserve"> zu erhöhten mechanischen Kräften und akustischen Emissionen innerhalb des Systems. Die Entwicklung schneller Bildgebungsverfahren wie EPI trug daher wesentlich zur Weiterentwicklung leistungsfähiger Gradientensysteme bei und beeinflusste maßgeblich deren technischen Aufbau.</w:t>
+        <w:t xml:space="preserve"> zu erhöhten mechanischen Kräften und akustischen Emissionen innerhalb des Systems. Die Entwicklung schneller Bildgebungsverfahren wie EPI trug daher wesentlich zur Weiterentwicklung leistungsfähiger </w:t>
+      </w:r>
+      <w:proofErr w:type="spellStart"/>
+      <w:r>
+        <w:t>Gradientensysteme</w:t>
+      </w:r>
+      <w:proofErr w:type="spellEnd"/>
+      <w:r>
+        <w:t xml:space="preserve"> bei und beeinflusste maßgeblich deren technischen Aufbau.</w:t>
       </w:r>
       <w:r>
         <w:t xml:space="preserve"> In der folgenden Abbildung ist ein Vergleich der k-Raum-Trajektorien von konventionellen Sequenzen und EPI-Sequenzen zu sehen.</w:t>
@@ -7023,19 +7466,61 @@
       <w:r>
         <w:t xml:space="preserve">Abbildung </w:t>
       </w:r>
-      <w:fldSimple w:instr=" SEQ Abbildung \* ARABIC ">
-        <w:r>
-          <w:rPr>
-            <w:noProof/>
-          </w:rPr>
-          <w:t>6</w:t>
-        </w:r>
-      </w:fldSimple>
+      <w:r>
+        <w:fldChar w:fldCharType="begin"/>
+      </w:r>
+      <w:r>
+        <w:instrText xml:space="preserve"> SEQ Abbildung \* ARABIC </w:instrText>
+      </w:r>
+      <w:r>
+        <w:fldChar w:fldCharType="separate"/>
+      </w:r>
+      <w:r>
+        <w:rPr>
+          <w:noProof/>
+        </w:rPr>
+        <w:t>6</w:t>
+      </w:r>
+      <w:r>
+        <w:rPr>
+          <w:noProof/>
+        </w:rPr>
+        <w:fldChar w:fldCharType="end"/>
+      </w:r>
       <w:bookmarkEnd w:id="37"/>
       <w:r>
         <w:t>: Vergleich der k-Raum-Trajektorien konventioneller Sequenzen und von EPI-Sequenzen</w:t>
       </w:r>
       <w:bookmarkEnd w:id="38"/>
+      <w:r>
+        <w:t xml:space="preserve"> </w:t>
+      </w:r>
+      <w:sdt>
+        <w:sdtPr>
+          <w:id w:val="1165054457"/>
+          <w:citation/>
+        </w:sdtPr>
+        <w:sdtContent>
+          <w:r>
+            <w:fldChar w:fldCharType="begin"/>
+          </w:r>
+          <w:r>
+            <w:instrText xml:space="preserve"> CITATION Sie24 \l 1031 </w:instrText>
+          </w:r>
+          <w:r>
+            <w:fldChar w:fldCharType="separate"/>
+          </w:r>
+          <w:r>
+            <w:rPr>
+              <w:noProof/>
+            </w:rPr>
+            <w:t>[1]</w:t>
+          </w:r>
+          <w:r>
+            <w:fldChar w:fldCharType="end"/>
+          </w:r>
+        </w:sdtContent>
+      </w:sdt>
     </w:p>
     <w:p>
       <w:pPr>
@@ -7043,9 +7528,14 @@
       </w:pPr>
       <w:bookmarkStart w:id="39" w:name="_Toc224557209"/>
       <w:r>
-        <w:t>Entwicklung moderner Gradientensysteme</w:t>
+        <w:t xml:space="preserve">Entwicklung moderner </w:t>
+      </w:r>
+      <w:proofErr w:type="spellStart"/>
+      <w:r>
+        <w:t>Gradientensysteme</w:t>
       </w:r>
       <w:bookmarkEnd w:id="39"/>
+      <w:proofErr w:type="spellEnd"/>
     </w:p>
     <w:p>
       <w:r>
@@ -7067,18 +7557,58 @@
         <w:fldChar w:fldCharType="end"/>
       </w:r>
       <w:r>
-        <w:t xml:space="preserve"> erwähnt stiegen die Ansprüche an neue Gradientensysteme und ihre Leistungsfähigkeit kontinuierlich an. Gefragt waren höhere räumliche Auflösungen, kürzere Messzeiten sowie die Entwicklung neuer Bildgebungsverfahren, am besten alles auf einmal.</w:t>
-      </w:r>
-      <w:r>
-        <w:t xml:space="preserve"> Das führte dazu, dass Gradientenfelder immer schneller und mit höherer Stärke geschaltet werden mussten. Gleichzeitig nahm auch die Bedeutung einer hohen Linearität und Stabilität der erzeugten Gradientenfelder zu, da bereits geringe Abweichungen zu geometrischen Verzerrungen oder Bildartefakten führen können. </w:t>
-      </w:r>
-    </w:p>
-    <w:p>
-      <w:r>
-        <w:t>Um diesen Anforderungen gerecht zu werden, wurden Gradientensysteme in den folgenden Jahrzehnten technisch erheblich weiterentwickelt</w:t>
-      </w:r>
-      <w:r>
-        <w:t xml:space="preserve">. Moderne MRT-Systeme verfügen über leistungsfähige Gradientenspulen, die in allen drei Raumrichtungen präzise kontrollierte Magnetfeldgradienten erzeugen können. Unterstützt werden diese durch hochdynamische Verstärkersysteme, die große Ströme innerhalb sehr kurzer Zeit bereitstellen können. Typische Gradientenstärken moderner klinischer Systeme liegen heute im Bereich von etwa 30 bis 80 </w:t>
+        <w:t xml:space="preserve"> erwähnt stiegen die Ansprüche an neue </w:t>
+      </w:r>
+      <w:proofErr w:type="spellStart"/>
+      <w:r>
+        <w:t>Gradientensysteme</w:t>
+      </w:r>
+      <w:proofErr w:type="spellEnd"/>
+      <w:r>
+        <w:t xml:space="preserve"> und ihre Leistungsfähigkeit kontinuierlich an. Gefragt waren höhere räumliche Auflösungen, kürzere Messzeiten sowie die Entwicklung neuer Bildgebungsverfahren, am besten alles auf einmal.</w:t>
+      </w:r>
+      <w:r>
+        <w:t xml:space="preserve"> Das führte dazu, dass </w:t>
+      </w:r>
+      <w:proofErr w:type="spellStart"/>
+      <w:r>
+        <w:t>Gradientenfelder</w:t>
+      </w:r>
+      <w:proofErr w:type="spellEnd"/>
+      <w:r>
+        <w:t xml:space="preserve"> immer schneller und mit höherer Stärke geschaltet werden mussten. Gleichzeitig nahm auch die Bedeutung einer hohen Linearität und Stabilität der erzeugten </w:t>
+      </w:r>
+      <w:proofErr w:type="spellStart"/>
+      <w:r>
+        <w:t>Gradientenfelder</w:t>
+      </w:r>
+      <w:proofErr w:type="spellEnd"/>
+      <w:r>
+        <w:t xml:space="preserve"> zu, da bereits geringe Abweichungen zu geometrischen Verzerrungen oder Bildartefakten führen können. </w:t>
+      </w:r>
+    </w:p>
+    <w:p>
+      <w:r>
+        <w:t xml:space="preserve">Um diesen Anforderungen gerecht zu werden, wurden </w:t>
+      </w:r>
+      <w:proofErr w:type="spellStart"/>
+      <w:r>
+        <w:t>Gradientensysteme</w:t>
+      </w:r>
+      <w:proofErr w:type="spellEnd"/>
+      <w:r>
+        <w:t xml:space="preserve"> in den folgenden Jahrzehnten technisch erheblich weiterentwickelt</w:t>
+      </w:r>
+      <w:r>
+        <w:t xml:space="preserve">. Moderne MRT-Systeme verfügen über leistungsfähige Gradientenspulen, die in allen drei Raumrichtungen präzise kontrollierte Magnetfeldgradienten erzeugen können. Unterstützt werden diese durch hochdynamische Verstärkersysteme, die große Ströme innerhalb sehr kurzer Zeit bereitstellen können. Typische </w:t>
+      </w:r>
+      <w:proofErr w:type="spellStart"/>
+      <w:r>
+        <w:t>Gradientenstärken</w:t>
+      </w:r>
+      <w:proofErr w:type="spellEnd"/>
+      <w:r>
+        <w:t xml:space="preserve"> moderner klinischer Systeme liegen heute im Bereich von etwa 30 bis 80 </w:t>
       </w:r>
       <w:proofErr w:type="spellStart"/>
       <w:r>
@@ -7107,11 +7637,16 @@
     </w:p>
     <w:p>
       <w:r>
-        <w:t xml:space="preserve">Die zunehmende Leistungsfähigkeit der Gradientensysteme bringt jedoch auch neue technische Herausforderungen mit sich. Insbesondere führen die schnellen Stromänderungen </w:t>
-      </w:r>
-      <w:r>
         <w:lastRenderedPageBreak/>
-        <w:t xml:space="preserve">zu starken Lorentzkräften innerhalb der Spulenstrukturen, wodurch mechanische Schwingungen und die charakteristischen akustischen Geräusche eines MRT-Systems entstehen. Darüber hinaus entstehen durch hohe Ströme erhebliche thermische Belastungen, die durch geeignete Kühlkonzepte abgeführt werden müssen. </w:t>
+        <w:t xml:space="preserve">Die zunehmende Leistungsfähigkeit der </w:t>
+      </w:r>
+      <w:proofErr w:type="spellStart"/>
+      <w:r>
+        <w:t>Gradientensysteme</w:t>
+      </w:r>
+      <w:proofErr w:type="spellEnd"/>
+      <w:r>
+        <w:t xml:space="preserve"> bringt jedoch auch neue technische Herausforderungen mit sich. Insbesondere führen die schnellen Stromänderungen zu starken Lorentzkräften innerhalb der Spulenstrukturen, wodurch mechanische Schwingungen und die charakteristischen akustischen Geräusche eines MRT-Systems entstehen. Darüber hinaus entstehen durch hohe Ströme erhebliche thermische Belastungen, die durch geeignete Kühlkonzepte abgeführt werden müssen. </w:t>
       </w:r>
     </w:p>
     <w:p>
@@ -7124,7 +7659,15 @@
       </w:r>
       <w:proofErr w:type="spellEnd"/>
       <w:r>
-        <w:t xml:space="preserve"> zeigt somit eine kontinuierliche Steigerung der Leistungsparameter bei gleichzeitig wachsender technischer Komplexität. Um die Funktionsweise und die Anforderungen moderner MRT-Systeme zu verstehen, ist daher eine genauere Betrachtung des technischen Aufbaus dieser Gradientensysteme erforderlich. Dieser wird im folgenden Kapitel näher beschrieben.</w:t>
+        <w:t xml:space="preserve"> zeigt somit eine kontinuierliche Steigerung der Leistungsparameter bei gleichzeitig wachsender technischer Komplexität. Um die Funktionsweise und die Anforderungen moderner MRT-Systeme zu verstehen, ist daher eine genauere Betrachtung des technischen Aufbaus dieser </w:t>
+      </w:r>
+      <w:proofErr w:type="spellStart"/>
+      <w:r>
+        <w:t>Gradientensysteme</w:t>
+      </w:r>
+      <w:proofErr w:type="spellEnd"/>
+      <w:r>
+        <w:t xml:space="preserve"> erforderlich. Dieser wird im folgenden Kapitel näher beschrieben.</w:t>
       </w:r>
     </w:p>
     <w:p>
@@ -7133,9 +7676,17 @@
       </w:pPr>
       <w:bookmarkStart w:id="40" w:name="_Toc224557210"/>
       <w:r>
-        <w:t>Technischer Aufbau moderner Gradientensysteme</w:t>
+        <w:t xml:space="preserve">Technischer Aufbau moderner </w:t>
+      </w:r>
+      <w:proofErr w:type="spellStart"/>
+      <w:r>
+        <w:t>Gradientensysteme</w:t>
       </w:r>
       <w:bookmarkEnd w:id="40"/>
+      <w:proofErr w:type="spellEnd"/>
+      <w:r>
+        <w:t xml:space="preserve"> am Beispiel des MAGNETOM Vida (XQ/XT Gradient)</w:t>
+      </w:r>
     </w:p>
     <w:p>
       <w:r>
@@ -7157,7 +7708,16 @@
         <w:fldChar w:fldCharType="end"/>
       </w:r>
       <w:r>
-        <w:t xml:space="preserve"> physikalischen Grundlagen der Ortskodierung wird im Folgenden die technische Erzeugung von Magnetfeldgradienten betrachtet. Ziel soll sein, die Umsetzung der theoretischen Anforderungen in konkrete Hardwarekomponenten eines MRT-Systems zu erläutern. </w:t>
+        <w:t xml:space="preserve"> physikalischen Grundlagen der Ortskodierung wird im Folgenden die technische Erzeugung von Magnetfeldgradienten betrachtet. Ziel soll sein, die Umsetzung der theoretischen Anforderungen in konkrete Hardwarekomponenten eines </w:t>
+      </w:r>
+      <w:r>
+        <w:t xml:space="preserve">modernen </w:t>
+      </w:r>
+      <w:r>
+        <w:t xml:space="preserve">MRT-Systems zu erläutern. </w:t>
+      </w:r>
+      <w:r>
+        <w:t>Zur besseren Verständlichkeit wird sich in diesem Kapitel teilweise am Beispiel eines bestimmten Gerätes, dem MAGNETOM Vida von Siemens Healthineers, orientiert.</w:t>
       </w:r>
     </w:p>
     <w:p>
@@ -7192,7 +7752,24 @@
     </w:p>
     <w:p>
       <w:r>
-        <w:t xml:space="preserve">Im Gegensatz zum statischen Hauptmagnetfeld werden Gradientensysteme nicht kontinuierlich betrieben, sondern zeitlich variabel. Die Gradientenfelder werden gezielt ein- und ausgeschaltet sowie in ihrer Stärke verändert, um die erforderlichen </w:t>
+        <w:lastRenderedPageBreak/>
+        <w:t xml:space="preserve">Im Gegensatz zum statischen Hauptmagnetfeld werden </w:t>
+      </w:r>
+      <w:proofErr w:type="spellStart"/>
+      <w:r>
+        <w:t>Gradientensysteme</w:t>
+      </w:r>
+      <w:proofErr w:type="spellEnd"/>
+      <w:r>
+        <w:t xml:space="preserve"> nicht kontinuierlich betrieben, sondern zeitlich variabel. Die </w:t>
+      </w:r>
+      <w:proofErr w:type="spellStart"/>
+      <w:r>
+        <w:t>Gradientenfelder</w:t>
+      </w:r>
+      <w:proofErr w:type="spellEnd"/>
+      <w:r>
+        <w:t xml:space="preserve"> werden gezielt ein- und ausgeschaltet sowie in ihrer Stärke verändert, um die erforderlichen </w:t>
       </w:r>
       <w:proofErr w:type="spellStart"/>
       <w:r>
@@ -7231,8 +7808,15 @@
     </w:p>
     <w:p>
       <w:r>
-        <w:lastRenderedPageBreak/>
-        <w:t xml:space="preserve">Obwohl die Gradientenfelder im Vergleich zum Hauptfeld nur eine geringe Stärke besitzen, stellen sie hohe Anforderungen an die Technik. Insbesondere müssen die erzeugten Magnetfelder eine hohe Linearität im Bildvolumen aufweisen, während gleichzeitig schnelle Schaltvorgänge und reproduzierbare Signalverläufe gewährleistet sein müssen. Abweichungen von der Norm können zu Verzerrungen im Bild oder zu Nichtlinearitäts-Artefakten führen. </w:t>
+        <w:t xml:space="preserve">Obwohl die </w:t>
+      </w:r>
+      <w:proofErr w:type="spellStart"/>
+      <w:r>
+        <w:t>Gradientenfelder</w:t>
+      </w:r>
+      <w:proofErr w:type="spellEnd"/>
+      <w:r>
+        <w:t xml:space="preserve"> im Vergleich zum Hauptfeld nur eine geringe Stärke besitzen, stellen sie hohe Anforderungen an die Technik. Insbesondere müssen die erzeugten Magnetfelder eine hohe Linearität im Bildvolumen aufweisen, während gleichzeitig schnelle Schaltvorgänge und reproduzierbare Signalverläufe gewährleistet sein müssen. Abweichungen von der Norm können zu Verzerrungen im Bild oder zu Nichtlinearitäts-Artefakten führen. </w:t>
       </w:r>
       <w:sdt>
         <w:sdtPr>
@@ -7253,7 +7837,7 @@
             <w:rPr>
               <w:noProof/>
             </w:rPr>
-            <w:t>[1]</w:t>
+            <w:t>[2]</w:t>
           </w:r>
           <w:r>
             <w:fldChar w:fldCharType="end"/>
@@ -7311,8 +7895,13 @@
         <w:pStyle w:val="berschrift2"/>
       </w:pPr>
       <w:r>
-        <w:t>Spulengeometrie von Gradientensystemen</w:t>
-      </w:r>
+        <w:t xml:space="preserve">Spulengeometrie von </w:t>
+      </w:r>
+      <w:proofErr w:type="spellStart"/>
+      <w:r>
+        <w:t>Gradientensystemen</w:t>
+      </w:r>
+      <w:proofErr w:type="spellEnd"/>
     </w:p>
     <w:p>
       <w:r>
@@ -7371,7 +7960,11 @@
     </w:p>
     <w:p>
       <w:r>
-        <w:t xml:space="preserve">Zum Erzeugen eines Gradienten entlang der z-Achse werden typischerweise zwei koaxial angeordnete Spulenpaare verwendet, die in entgegengesetzter Stromrichtung betrieben werden. Diese als Maxwell-Spule oder Anti-Helmholtz-Paar bekannte Anordnung erzeugt im Zentrum des Systems ein Magnetfeld, das sich näherungsweise linear entlang der z-Achse verändert. Durch geeignete Wahl des Spulenabstands und der Stromverhältnisse kann die Linearität des Feldes im relevanten Bildvolumen optimiert werden. </w:t>
+        <w:t xml:space="preserve">Zum Erzeugen eines Gradienten entlang der z-Achse werden typischerweise zwei koaxial angeordnete Spulenpaare verwendet, die in entgegengesetzter Stromrichtung betrieben werden. Diese als Maxwell-Spule oder Anti-Helmholtz-Paar bekannte </w:t>
+      </w:r>
+      <w:r>
+        <w:lastRenderedPageBreak/>
+        <w:t xml:space="preserve">Anordnung erzeugt im Zentrum des Systems ein Magnetfeld, das sich näherungsweise linear entlang der z-Achse verändert. Durch geeignete Wahl des Spulenabstands und der Stromverhältnisse kann die Linearität des Feldes im relevanten Bildvolumen optimiert werden. </w:t>
       </w:r>
       <w:sdt>
         <w:sdtPr>
@@ -7424,7 +8017,7 @@
             <w:rPr>
               <w:noProof/>
             </w:rPr>
-            <w:t>[4]</w:t>
+            <w:t>[1]</w:t>
           </w:r>
           <w:r>
             <w:fldChar w:fldCharType="end"/>
@@ -7434,11 +8027,7 @@
     </w:p>
     <w:p>
       <w:r>
-        <w:t xml:space="preserve">Für die Gradienten in x- und y-Richtung kommen Golay-Spulen zum Einsatz, die eine charakteristische, sattelförmige Leiterstruktur aufweisen. Diese Spulen sind auf der zylindrischen Innenfläche des MRT-Systems angeordnet und erzeugen ein Magnetfeld, das quer zur Hauptfeldrichtung verläuft. Durch die spezielle Anordnung der Leiterbahnen entsteht </w:t>
-      </w:r>
-      <w:r>
-        <w:lastRenderedPageBreak/>
-        <w:t>eine lineare Feldvariation entlang der jeweiligen Raumrichtung, während gleichzeitig unerwünschte Feldanteile reduziert werden.</w:t>
+        <w:t>Für die Gradienten in x- und y-Richtung kommen Golay-Spulen zum Einsatz, die eine charakteristische, sattelförmige Leiterstruktur aufweisen. Diese Spulen sind auf der zylindrischen Innenfläche des Systems angeordnet und erzeugen ein Magnetfeld, das quer zur Hauptfeldrichtung verläuft. Durch die spezielle Anordnung der Leiterbahnen entsteht eine lineare Feldvariation entlang der jeweiligen Raumrichtung, während gleichzeitig unerwünschte Feldanteile reduziert werden.</w:t>
       </w:r>
     </w:p>
     <w:p>
@@ -7507,18 +8096,60 @@
       <w:r>
         <w:t xml:space="preserve">Abbildung </w:t>
       </w:r>
-      <w:fldSimple w:instr=" SEQ Abbildung \* ARABIC ">
-        <w:r>
-          <w:rPr>
-            <w:noProof/>
-          </w:rPr>
-          <w:t>7</w:t>
-        </w:r>
-      </w:fldSimple>
+      <w:r>
+        <w:fldChar w:fldCharType="begin"/>
+      </w:r>
+      <w:r>
+        <w:instrText xml:space="preserve"> SEQ Abbildung \* ARABIC </w:instrText>
+      </w:r>
+      <w:r>
+        <w:fldChar w:fldCharType="separate"/>
+      </w:r>
+      <w:r>
+        <w:rPr>
+          <w:noProof/>
+        </w:rPr>
+        <w:t>7</w:t>
+      </w:r>
+      <w:r>
+        <w:rPr>
+          <w:noProof/>
+        </w:rPr>
+        <w:fldChar w:fldCharType="end"/>
+      </w:r>
       <w:r>
         <w:t>: Grafische Darstellung der Anordnung der Gradientenspulen um einen Patienten herum</w:t>
       </w:r>
       <w:bookmarkEnd w:id="41"/>
+      <w:r>
+        <w:t xml:space="preserve"> </w:t>
+      </w:r>
+      <w:sdt>
+        <w:sdtPr>
+          <w:id w:val="-1945071845"/>
+          <w:citation/>
+        </w:sdtPr>
+        <w:sdtContent>
+          <w:r>
+            <w:fldChar w:fldCharType="begin"/>
+          </w:r>
+          <w:r>
+            <w:instrText xml:space="preserve"> CITATION Die20 \l 1031 </w:instrText>
+          </w:r>
+          <w:r>
+            <w:fldChar w:fldCharType="separate"/>
+          </w:r>
+          <w:r>
+            <w:rPr>
+              <w:noProof/>
+            </w:rPr>
+            <w:t>[5]</w:t>
+          </w:r>
+          <w:r>
+            <w:fldChar w:fldCharType="end"/>
+          </w:r>
+        </w:sdtContent>
+      </w:sdt>
     </w:p>
     <w:p>
       <w:pPr>
@@ -7528,6 +8159,7 @@
         <w:rPr>
           <w:noProof/>
         </w:rPr>
+        <w:lastRenderedPageBreak/>
         <w:drawing>
           <wp:inline distT="0" distB="0" distL="0" distR="0" wp14:anchorId="4ED4C6EB" wp14:editId="45AF3587">
             <wp:extent cx="5750560" cy="2698115"/>
@@ -7586,31 +8218,232 @@
       <w:r>
         <w:t xml:space="preserve">Abbildung </w:t>
       </w:r>
-      <w:fldSimple w:instr=" SEQ Abbildung \* ARABIC ">
-        <w:r>
-          <w:rPr>
-            <w:noProof/>
-          </w:rPr>
-          <w:t>8</w:t>
-        </w:r>
-      </w:fldSimple>
+      <w:r>
+        <w:fldChar w:fldCharType="begin"/>
+      </w:r>
+      <w:r>
+        <w:instrText xml:space="preserve"> SEQ Abbildung \* ARABIC </w:instrText>
+      </w:r>
+      <w:r>
+        <w:fldChar w:fldCharType="separate"/>
+      </w:r>
+      <w:r>
+        <w:rPr>
+          <w:noProof/>
+        </w:rPr>
+        <w:t>8</w:t>
+      </w:r>
+      <w:r>
+        <w:rPr>
+          <w:noProof/>
+        </w:rPr>
+        <w:fldChar w:fldCharType="end"/>
+      </w:r>
       <w:r>
         <w:t>: Schematische Darstellung der Maxwell-Spulen (links) und der Golay-Spulen (rechts)</w:t>
       </w:r>
       <w:bookmarkEnd w:id="42"/>
-    </w:p>
-    <w:p>
       <w:r>
         <w:t xml:space="preserve"> </w:t>
       </w:r>
-    </w:p>
-    <w:p>
-      <w:r>
-        <w:t xml:space="preserve">Ein wesentliches Kriterium bei der Auslegung von Gradientenspulen ist die Linearität des erzeugten Magnetfeldes innerhalb des Bildvolumens. Da ideale lineare Felder physikalisch nicht perfekt realisierbar sind, wird die Spulengeometrie so optimiert, dass Abweichungen </w:t>
-      </w:r>
+      <w:sdt>
+        <w:sdtPr>
+          <w:id w:val="2054028258"/>
+          <w:citation/>
+        </w:sdtPr>
+        <w:sdtContent>
+          <w:r>
+            <w:fldChar w:fldCharType="begin"/>
+          </w:r>
+          <w:r>
+            <w:instrText xml:space="preserve"> CITATION Die20 \l 1031 </w:instrText>
+          </w:r>
+          <w:r>
+            <w:fldChar w:fldCharType="separate"/>
+          </w:r>
+          <w:r>
+            <w:rPr>
+              <w:noProof/>
+            </w:rPr>
+            <w:t>[5]</w:t>
+          </w:r>
+          <w:r>
+            <w:fldChar w:fldCharType="end"/>
+          </w:r>
+        </w:sdtContent>
+      </w:sdt>
+    </w:p>
+    <w:tbl>
+      <w:tblPr>
+        <w:tblStyle w:val="Tabellenraster"/>
+        <w:tblW w:w="0" w:type="auto"/>
+        <w:tblLook w:val="04A0" w:firstRow="1" w:lastRow="0" w:firstColumn="1" w:lastColumn="0" w:noHBand="0" w:noVBand="1"/>
+      </w:tblPr>
+      <w:tblGrid>
+        <w:gridCol w:w="9060"/>
+      </w:tblGrid>
+      <w:tr>
+        <w:tc>
+          <w:tcPr>
+            <w:tcW w:w="9060" w:type="dxa"/>
+            <w:tcBorders>
+              <w:top w:val="nil"/>
+              <w:left w:val="nil"/>
+              <w:bottom w:val="nil"/>
+              <w:right w:val="nil"/>
+            </w:tcBorders>
+          </w:tcPr>
+          <w:p>
+            <w:pPr>
+              <w:keepNext/>
+              <w:jc w:val="center"/>
+            </w:pPr>
+            <w:r>
+              <w:rPr>
+                <w:noProof/>
+              </w:rPr>
+              <w:drawing>
+                <wp:inline distT="0" distB="0" distL="0" distR="0" wp14:anchorId="5069B3B9" wp14:editId="3B668F06">
+                  <wp:extent cx="5502876" cy="3349647"/>
+                  <wp:effectExtent l="0" t="0" r="3175" b="3175"/>
+                  <wp:docPr id="996565551" name="Grafik 2"/>
+                  <wp:cNvGraphicFramePr>
+                    <a:graphicFrameLocks xmlns:a="http://schemas.openxmlformats.org/drawingml/2006/main" noChangeAspect="1"/>
+                  </wp:cNvGraphicFramePr>
+                  <a:graphic xmlns:a="http://schemas.openxmlformats.org/drawingml/2006/main">
+                    <a:graphicData uri="http://schemas.openxmlformats.org/drawingml/2006/picture">
+                      <pic:pic xmlns:pic="http://schemas.openxmlformats.org/drawingml/2006/picture">
+                        <pic:nvPicPr>
+                          <pic:cNvPr id="0" name="Picture 3"/>
+                          <pic:cNvPicPr>
+                            <a:picLocks noChangeAspect="1" noChangeArrowheads="1"/>
+                          </pic:cNvPicPr>
+                        </pic:nvPicPr>
+                        <pic:blipFill>
+                          <a:blip r:embed="rId25">
+                            <a:extLst>
+                              <a:ext uri="{28A0092B-C50C-407E-A947-70E740481C1C}">
+                                <a14:useLocalDpi xmlns:a14="http://schemas.microsoft.com/office/drawing/2010/main" val="0"/>
+                              </a:ext>
+                            </a:extLst>
+                          </a:blip>
+                          <a:srcRect/>
+                          <a:stretch>
+                            <a:fillRect/>
+                          </a:stretch>
+                        </pic:blipFill>
+                        <pic:spPr bwMode="auto">
+                          <a:xfrm>
+                            <a:off x="0" y="0"/>
+                            <a:ext cx="5526965" cy="3364310"/>
+                          </a:xfrm>
+                          <a:prstGeom prst="rect">
+                            <a:avLst/>
+                          </a:prstGeom>
+                          <a:noFill/>
+                          <a:ln>
+                            <a:noFill/>
+                          </a:ln>
+                        </pic:spPr>
+                      </pic:pic>
+                    </a:graphicData>
+                  </a:graphic>
+                </wp:inline>
+              </w:drawing>
+            </w:r>
+          </w:p>
+          <w:p>
+            <w:pPr>
+              <w:pStyle w:val="Beschriftung"/>
+              <w:jc w:val="center"/>
+            </w:pPr>
+            <w:r>
+              <w:t xml:space="preserve">Abbildung </w:t>
+            </w:r>
+            <w:r>
+              <w:fldChar w:fldCharType="begin"/>
+            </w:r>
+            <w:r>
+              <w:instrText xml:space="preserve"> SEQ Abbildung \* ARABIC </w:instrText>
+            </w:r>
+            <w:r>
+              <w:fldChar w:fldCharType="separate"/>
+            </w:r>
+            <w:r>
+              <w:rPr>
+                <w:noProof/>
+              </w:rPr>
+              <w:t>9</w:t>
+            </w:r>
+            <w:r>
+              <w:fldChar w:fldCharType="end"/>
+            </w:r>
+            <w:r>
+              <w:t xml:space="preserve">: Ausgebaute </w:t>
+            </w:r>
+            <w:proofErr w:type="spellStart"/>
+            <w:r>
+              <w:t>Gradientenspule</w:t>
+            </w:r>
+            <w:proofErr w:type="spellEnd"/>
+            <w:r>
+              <w:t xml:space="preserve"> aus einem MAGNETOM Vida</w:t>
+            </w:r>
+            <w:r>
+              <w:t xml:space="preserve"> </w:t>
+            </w:r>
+            <w:sdt>
+              <w:sdtPr>
+                <w:id w:val="-313724710"/>
+                <w:citation/>
+              </w:sdtPr>
+              <w:sdtContent>
+                <w:r>
+                  <w:fldChar w:fldCharType="begin"/>
+                </w:r>
+                <w:r>
+                  <w:instrText xml:space="preserve"> CITATION Sie25 \l 1031 </w:instrText>
+                </w:r>
+                <w:r>
+                  <w:fldChar w:fldCharType="separate"/>
+                </w:r>
+                <w:r>
+                  <w:rPr>
+                    <w:noProof/>
+                  </w:rPr>
+                  <w:t>[6]</w:t>
+                </w:r>
+                <w:r>
+                  <w:fldChar w:fldCharType="end"/>
+                </w:r>
+              </w:sdtContent>
+            </w:sdt>
+          </w:p>
+        </w:tc>
+      </w:tr>
+    </w:tbl>
+    <w:p/>
+    <w:p>
+      <w:pPr>
+        <w:spacing w:line="259" w:lineRule="auto"/>
+        <w:jc w:val="left"/>
+      </w:pPr>
+      <w:r>
+        <w:br w:type="page"/>
+      </w:r>
+    </w:p>
+    <w:p>
       <w:r>
         <w:lastRenderedPageBreak/>
-        <w:t xml:space="preserve">möglichst gering bleiben. Diese Optimierung erfolgt häufig mithilfe von numerischer Berechnung und stellt einen zentralen Bestandteil der Entwicklung moderner Gradientensysteme dar. </w:t>
+        <w:t xml:space="preserve">Ein wesentliches Kriterium bei der Auslegung von Gradientenspulen ist die Linearität des erzeugten Magnetfeldes innerhalb des Bildvolumens. Da ideale lineare Felder physikalisch nicht perfekt realisierbar sind, wird die Spulengeometrie so optimiert, dass Abweichungen möglichst gering bleiben. Diese Optimierung erfolgt häufig mithilfe von numerischer Berechnung und stellt einen zentralen Bestandteil der Entwicklung moderner </w:t>
+      </w:r>
+      <w:proofErr w:type="spellStart"/>
+      <w:r>
+        <w:t>Gradientensysteme</w:t>
+      </w:r>
+      <w:proofErr w:type="spellEnd"/>
+      <w:r>
+        <w:t xml:space="preserve"> dar. </w:t>
       </w:r>
       <w:sdt>
         <w:sdtPr>
@@ -7641,7 +8474,7 @@
     </w:p>
     <w:p>
       <w:r>
-        <w:t>Neben der Feldlinearität spielen auch praktische Aspekte wie mechanische Stabilität und Fertigbarkeit eine wichtige Rolle. Die Spulen müssen so konstruiert sein, dass sie den im Betrieb auftretenden Kräften standhalten und gleichzeitig eine effiziente Integration in das MRT-System möglich machen. Moderne Gradientenspulen bestehen daher häufig aus komplex gewickelten Leiterstrukturen, die in stabile Trägermaterialien eingebettet sind.</w:t>
+        <w:t>Neben der Feldlinearität spielen auch praktische Aspekte wie mechanische Stabilität und Fertigbarkeit eine wichtige Rolle. Die Spulen müssen so konstruiert sein, dass sie den im Betrieb auftretenden Kräften standhalten und gleichzeitig eine effiziente Integration in das System möglich machen. Moderne Gradientenspulen bestehen daher häufig aus komplex gewickelten Leiterstrukturen, die in stabile Trägermaterialien eingebettet sind.</w:t>
       </w:r>
     </w:p>
     <w:p>
@@ -7656,15 +8489,7 @@
     </w:p>
     <w:p>
       <w:r>
-        <w:t xml:space="preserve">Die zur Erzeugung von Magnetfeldgradienten eingesetzten </w:t>
-      </w:r>
-      <w:proofErr w:type="spellStart"/>
-      <w:r>
-        <w:t>Gradientenspulen</w:t>
-      </w:r>
-      <w:proofErr w:type="spellEnd"/>
-      <w:r>
-        <w:t xml:space="preserve"> erfordern im Betrieb hohe elektrische Ströme sowie schnelle Änderungen der Stromstärke. Da die Spulen selbst lediglich passive Bauelemente darstellen</w:t>
+        <w:t>Die zur Erzeugung von Magnetfeldgradienten eingesetzten Gradientenspulen erfordern im Betrieb hohe elektrische Ströme sowie schnelle Änderungen der Stromstärke. Da die Spulen selbst lediglich passive Bauelemente darstellen</w:t>
       </w:r>
       <w:r>
         <w:t>,</w:t>
@@ -7678,23 +8503,35 @@
       </w:r>
       <w:proofErr w:type="spellEnd"/>
       <w:r>
-        <w:t xml:space="preserve"> (</w:t>
-      </w:r>
-      <w:proofErr w:type="spellStart"/>
-      <w:r>
-        <w:t>gradient</w:t>
-      </w:r>
-      <w:proofErr w:type="spellEnd"/>
-      <w:r>
         <w:t xml:space="preserve"> </w:t>
       </w:r>
-      <w:proofErr w:type="spellStart"/>
-      <w:r>
-        <w:t>amplifiers</w:t>
-      </w:r>
-      <w:proofErr w:type="spellEnd"/>
-      <w:r>
-        <w:t>) stellen die erforderlichen Stromverläufe bereit und ermöglichen die präzise Steuerung der Gradientenfelder während der MR-Sequenz.</w:t>
+      <w:r>
+        <w:t xml:space="preserve">oder Gradient Power </w:t>
+      </w:r>
+      <w:proofErr w:type="spellStart"/>
+      <w:r>
+        <w:t>Amplifiers</w:t>
+      </w:r>
+      <w:proofErr w:type="spellEnd"/>
+      <w:r>
+        <w:t xml:space="preserve"> (GPA)</w:t>
+      </w:r>
+      <w:r>
+        <w:t xml:space="preserve"> stellen die erforderlichen Stromverläufe bereit und ermöglichen die präzise Steuerung der </w:t>
+      </w:r>
+      <w:proofErr w:type="spellStart"/>
+      <w:r>
+        <w:t>Gradientenfelder</w:t>
+      </w:r>
+      <w:proofErr w:type="spellEnd"/>
+      <w:r>
+        <w:t xml:space="preserve"> während der</w:t>
+      </w:r>
+      <w:r>
+        <w:t xml:space="preserve"> </w:t>
+      </w:r>
+      <w:r>
+        <w:t>Sequenz.</w:t>
       </w:r>
     </w:p>
     <w:p>
@@ -7704,7 +8541,40 @@
       </w:r>
       <w:proofErr w:type="spellEnd"/>
       <w:r>
-        <w:t xml:space="preserve"> sind hochentwickelte Leistungselektroniksysteme, die in der Lage sind, innerhalb sehr kurzer Zeit hohe Ströme bereitzustellen und zu variieren. Typische Stromstärken liegen im Bereich von mehreren hundert Ampere, während gleichzeitig Spannungen von &gt;2000V auftreten können. Die Verstärker müssen dabei hohe Leistungen liefern und eine exakte Reproduktion der vorgegebenen Stromverläufe bereitstellen, da jede noch so kleine Abweichung sofort zu Fehlern in der Ortskodierung, und damit im resultierenden Bild, entstehen.</w:t>
+        <w:t xml:space="preserve"> sind hochentwickelte Leistungselektroniksysteme, die in der Lage, innerhalb sehr kurzer Zeit hohe Ströme bereitzustellen und zu variieren. </w:t>
+      </w:r>
+      <w:r>
+        <w:t xml:space="preserve">Stromstärken bei dem XQ-Gradienten erreichen bis zu 900A, beim XT-Gradienten sind es sogar 1200A. Die Netzspannung wird innerhalb einer sogenannten Power Stage mithilfe von 5x4 IGBTs auf 2250V hochtransformiert. </w:t>
+      </w:r>
+      <w:r>
+        <w:t xml:space="preserve">Die Verstärker müssen dabei </w:t>
+      </w:r>
+      <w:r>
+        <w:t xml:space="preserve">entsprechend </w:t>
+      </w:r>
+      <w:r>
+        <w:t xml:space="preserve">hohe Leistungen liefern und </w:t>
+      </w:r>
+      <w:r>
+        <w:t xml:space="preserve">gleichzeitig </w:t>
+      </w:r>
+      <w:r>
+        <w:t xml:space="preserve">eine exakte Reproduktion der vorgegebenen Stromverläufe </w:t>
+      </w:r>
+      <w:r>
+        <w:t>erzeugen</w:t>
+      </w:r>
+      <w:r>
+        <w:t>, da jede noch so kleine Abweichung sofort zu Fehlern in der Ortskodierung, und damit im resultierenden Bild,</w:t>
+      </w:r>
+      <w:r>
+        <w:t xml:space="preserve"> </w:t>
+      </w:r>
+      <w:r>
+        <w:t>erzeugen</w:t>
+      </w:r>
+      <w:r>
+        <w:t>.</w:t>
       </w:r>
       <w:r>
         <w:t xml:space="preserve"> </w:t>
@@ -7736,18 +8606,977 @@
         </w:sdtContent>
       </w:sdt>
     </w:p>
+    <w:p>
+      <w:r>
+        <w:t xml:space="preserve">Die Ansteuerung der </w:t>
+      </w:r>
+      <w:proofErr w:type="spellStart"/>
+      <w:r>
+        <w:t>Gradientenverstärker</w:t>
+      </w:r>
+      <w:proofErr w:type="spellEnd"/>
+      <w:r>
+        <w:t xml:space="preserve"> erfolgt durch die Digital Gradient Signal Unit (DGSU), welche die pulsweitenmodulierten (PWM) Signale auf Basis der vom </w:t>
+      </w:r>
+      <w:r>
+        <w:lastRenderedPageBreak/>
+        <w:t xml:space="preserve">Measurement-Rechner gesendeten Signale erzeugt und dafür sorgt, dass präzise die geforderten Stromverläufe in der </w:t>
+      </w:r>
+      <w:proofErr w:type="spellStart"/>
+      <w:r>
+        <w:t>Gradientenspule</w:t>
+      </w:r>
+      <w:proofErr w:type="spellEnd"/>
+      <w:r>
+        <w:t xml:space="preserve"> ankommen. D</w:t>
+      </w:r>
+      <w:r>
+        <w:t xml:space="preserve">ie Leistungsfähigkeit eines </w:t>
+      </w:r>
+      <w:proofErr w:type="spellStart"/>
+      <w:r>
+        <w:t>Gradientenverstärkers</w:t>
+      </w:r>
+      <w:proofErr w:type="spellEnd"/>
+      <w:r>
+        <w:t xml:space="preserve"> wird unter anderem anhand der maximal möglichen Änderungsrate des </w:t>
+      </w:r>
+      <w:proofErr w:type="spellStart"/>
+      <w:r>
+        <w:t>Gradientenfeldes</w:t>
+      </w:r>
+      <w:proofErr w:type="spellEnd"/>
+      <w:r>
+        <w:t xml:space="preserve">, der sogenannten </w:t>
+      </w:r>
+      <w:proofErr w:type="spellStart"/>
+      <w:r>
+        <w:t>Slew</w:t>
+      </w:r>
+      <w:proofErr w:type="spellEnd"/>
+      <w:r>
+        <w:t xml:space="preserve"> Rate, beurteilt. Diese ist eines der wichtigsten Maße dafür, wie schnell eine Messsequenz durchgeführt werden kann. </w:t>
+      </w:r>
+      <w:r>
+        <w:t xml:space="preserve">Beim </w:t>
+      </w:r>
+      <w:r>
+        <w:t xml:space="preserve">MAGNETOM Vida beträgt die </w:t>
+      </w:r>
+      <w:proofErr w:type="spellStart"/>
+      <w:r>
+        <w:t>Slew</w:t>
+      </w:r>
+      <w:proofErr w:type="spellEnd"/>
+      <w:r>
+        <w:t xml:space="preserve"> Rate bis zu 200T/m/s, was für die klinische Anwendung schon im obersten Bereich liegt. </w:t>
+      </w:r>
+      <w:sdt>
+        <w:sdtPr>
+          <w:id w:val="265194690"/>
+          <w:citation/>
+        </w:sdtPr>
+        <w:sdtContent>
+          <w:r>
+            <w:fldChar w:fldCharType="begin"/>
+          </w:r>
+          <w:r>
+            <w:instrText xml:space="preserve"> CITATION Sie25 \l 1031 </w:instrText>
+          </w:r>
+          <w:r>
+            <w:fldChar w:fldCharType="separate"/>
+          </w:r>
+          <w:r>
+            <w:rPr>
+              <w:noProof/>
+            </w:rPr>
+            <w:t>[6]</w:t>
+          </w:r>
+          <w:r>
+            <w:fldChar w:fldCharType="end"/>
+          </w:r>
+        </w:sdtContent>
+      </w:sdt>
+    </w:p>
+    <w:p>
+      <w:pPr>
+        <w:pStyle w:val="berschrift2"/>
+      </w:pPr>
+      <w:r>
+        <w:t xml:space="preserve">Kühlung der </w:t>
+      </w:r>
+      <w:proofErr w:type="spellStart"/>
+      <w:r>
+        <w:t>Gradientenspule</w:t>
+      </w:r>
+      <w:proofErr w:type="spellEnd"/>
+    </w:p>
+    <w:p>
+      <w:r>
+        <w:t xml:space="preserve">Im Betrieb der </w:t>
+      </w:r>
+      <w:proofErr w:type="spellStart"/>
+      <w:r>
+        <w:t>Gradientenspule</w:t>
+      </w:r>
+      <w:proofErr w:type="spellEnd"/>
+      <w:r>
+        <w:t xml:space="preserve"> </w:t>
+      </w:r>
+      <w:r>
+        <w:t xml:space="preserve">kommt es innerhalb des gesamten </w:t>
+      </w:r>
+      <w:proofErr w:type="spellStart"/>
+      <w:r>
+        <w:t>Gradientensystems</w:t>
+      </w:r>
+      <w:proofErr w:type="spellEnd"/>
+      <w:r>
+        <w:t xml:space="preserve"> zu Verlustleistung in Form von Wärme. Vor allem handelt es sich dabei um ohmsche Verluste durch die hohen erforderlichen Ströme. Durch kontinuierlich steigende Patientenzahlen arbeiten die Systeme immer näher am Dauerbetrieb, was zusammen mit den immer größeren Anforderungen an die Leistungsfähigkeit zu waschsenden thermischen Belastungen führt. Dies fordert ein entsprechend ausgereiftes und starkes Kühlsystem, damit die Sicherheit und auch die Verfügbarkeit des Systems zu keinem Zeitpunkt beeinflusst wird.</w:t>
+      </w:r>
+    </w:p>
+    <w:p>
+      <w:r>
+        <w:t xml:space="preserve">Da die entstehende Verlustleistung vom Widerstand und dem Quadrat des Stroms abhängt, können schon vergleichsweise niedrige Widerstände zu erheblicher Wärmeentwicklung führen. Zur Abführung der entstehenden Wärme wird das </w:t>
+      </w:r>
+      <w:proofErr w:type="spellStart"/>
+      <w:r>
+        <w:t>Gradientensystem</w:t>
+      </w:r>
+      <w:proofErr w:type="spellEnd"/>
+      <w:r>
+        <w:t xml:space="preserve"> aktiv gekühlt. Hierfür sind wasserdurchflossene Kühlkanäle unter anderem direkt in die Spule eingearbeitet, was in </w:t>
+      </w:r>
+      <w:r>
+        <w:fldChar w:fldCharType="begin"/>
+      </w:r>
+      <w:r>
+        <w:instrText xml:space="preserve"> REF _Ref225153213 \h </w:instrText>
+      </w:r>
+      <w:r>
+        <w:fldChar w:fldCharType="separate"/>
+      </w:r>
+      <w:r>
+        <w:t xml:space="preserve">Abbildung </w:t>
+      </w:r>
+      <w:r>
+        <w:rPr>
+          <w:noProof/>
+        </w:rPr>
+        <w:t>9</w:t>
+      </w:r>
+      <w:r>
+        <w:fldChar w:fldCharType="end"/>
+      </w:r>
+      <w:r>
+        <w:t xml:space="preserve"> zu sehen ist. </w:t>
+      </w:r>
+      <w:r>
+        <w:t xml:space="preserve">Auch die </w:t>
+      </w:r>
+      <w:proofErr w:type="spellStart"/>
+      <w:r>
+        <w:t>Gradientenverstärker</w:t>
+      </w:r>
+      <w:proofErr w:type="spellEnd"/>
+      <w:r>
+        <w:t xml:space="preserve"> im Schrank sind im Vergleich zu früheren Modellen heute wassergekühlt. </w:t>
+      </w:r>
+      <w:sdt>
+        <w:sdtPr>
+          <w:id w:val="-1802142710"/>
+          <w:citation/>
+        </w:sdtPr>
+        <w:sdtContent>
+          <w:r>
+            <w:fldChar w:fldCharType="begin"/>
+          </w:r>
+          <w:r>
+            <w:instrText xml:space="preserve"> CITATION Sie25 \l 1031 </w:instrText>
+          </w:r>
+          <w:r>
+            <w:fldChar w:fldCharType="separate"/>
+          </w:r>
+          <w:r>
+            <w:rPr>
+              <w:noProof/>
+            </w:rPr>
+            <w:t>[6]</w:t>
+          </w:r>
+          <w:r>
+            <w:fldChar w:fldCharType="end"/>
+          </w:r>
+        </w:sdtContent>
+      </w:sdt>
+    </w:p>
+    <w:p>
+      <w:r>
+        <w:t>Das Wasser nimmt dabei die Wärme der Komponenten auf und liefert sie zurück in das sogenannte ACS (</w:t>
+      </w:r>
+      <w:proofErr w:type="gramStart"/>
+      <w:r>
+        <w:t xml:space="preserve">Air </w:t>
+      </w:r>
+      <w:proofErr w:type="spellStart"/>
+      <w:r>
+        <w:t>Conditioning</w:t>
+      </w:r>
+      <w:proofErr w:type="spellEnd"/>
+      <w:proofErr w:type="gramEnd"/>
+      <w:r>
+        <w:t xml:space="preserve"> System), worin sie über einen Wärmetauscher abgegeben wird, der schließlich einen Kreislauf mit dem SEP (System Separator) bildet, um die Wärme an den krankenhausseitigen Wasserkreislauf abzugeben und das System somit zu kühlen. </w:t>
+      </w:r>
+      <w:sdt>
+        <w:sdtPr>
+          <w:id w:val="426230327"/>
+          <w:citation/>
+        </w:sdtPr>
+        <w:sdtContent>
+          <w:r>
+            <w:fldChar w:fldCharType="begin"/>
+          </w:r>
+          <w:r>
+            <w:instrText xml:space="preserve"> CITATION Sie25 \l 1031 </w:instrText>
+          </w:r>
+          <w:r>
+            <w:fldChar w:fldCharType="separate"/>
+          </w:r>
+          <w:r>
+            <w:rPr>
+              <w:noProof/>
+            </w:rPr>
+            <w:t>[6]</w:t>
+          </w:r>
+          <w:r>
+            <w:fldChar w:fldCharType="end"/>
+          </w:r>
+        </w:sdtContent>
+      </w:sdt>
+    </w:p>
+    <w:tbl>
+      <w:tblPr>
+        <w:tblStyle w:val="Tabellenraster"/>
+        <w:tblW w:w="0" w:type="auto"/>
+        <w:tblBorders>
+          <w:top w:val="none" w:sz="0" w:space="0" w:color="auto"/>
+          <w:left w:val="none" w:sz="0" w:space="0" w:color="auto"/>
+          <w:bottom w:val="none" w:sz="0" w:space="0" w:color="auto"/>
+          <w:right w:val="none" w:sz="0" w:space="0" w:color="auto"/>
+          <w:insideH w:val="none" w:sz="0" w:space="0" w:color="auto"/>
+          <w:insideV w:val="none" w:sz="0" w:space="0" w:color="auto"/>
+        </w:tblBorders>
+        <w:tblLook w:val="04A0" w:firstRow="1" w:lastRow="0" w:firstColumn="1" w:lastColumn="0" w:noHBand="0" w:noVBand="1"/>
+      </w:tblPr>
+      <w:tblGrid>
+        <w:gridCol w:w="9060"/>
+      </w:tblGrid>
+      <w:tr>
+        <w:tc>
+          <w:tcPr>
+            <w:tcW w:w="9060" w:type="dxa"/>
+          </w:tcPr>
+          <w:p>
+            <w:pPr>
+              <w:keepNext/>
+              <w:jc w:val="center"/>
+            </w:pPr>
+            <w:r>
+              <w:rPr>
+                <w:noProof/>
+              </w:rPr>
+              <w:lastRenderedPageBreak/>
+              <w:drawing>
+                <wp:inline distT="0" distB="0" distL="0" distR="0" wp14:anchorId="64415A2F" wp14:editId="0689DDE1">
+                  <wp:extent cx="4318000" cy="2921000"/>
+                  <wp:effectExtent l="0" t="0" r="6350" b="0"/>
+                  <wp:docPr id="1985048709" name="Grafik 2"/>
+                  <wp:cNvGraphicFramePr>
+                    <a:graphicFrameLocks xmlns:a="http://schemas.openxmlformats.org/drawingml/2006/main" noChangeAspect="1"/>
+                  </wp:cNvGraphicFramePr>
+                  <a:graphic xmlns:a="http://schemas.openxmlformats.org/drawingml/2006/main">
+                    <a:graphicData uri="http://schemas.openxmlformats.org/drawingml/2006/picture">
+                      <pic:pic xmlns:pic="http://schemas.openxmlformats.org/drawingml/2006/picture">
+                        <pic:nvPicPr>
+                          <pic:cNvPr id="0" name="Picture 2"/>
+                          <pic:cNvPicPr>
+                            <a:picLocks noChangeAspect="1" noChangeArrowheads="1"/>
+                          </pic:cNvPicPr>
+                        </pic:nvPicPr>
+                        <pic:blipFill>
+                          <a:blip r:embed="rId26">
+                            <a:extLst>
+                              <a:ext uri="{28A0092B-C50C-407E-A947-70E740481C1C}">
+                                <a14:useLocalDpi xmlns:a14="http://schemas.microsoft.com/office/drawing/2010/main" val="0"/>
+                              </a:ext>
+                            </a:extLst>
+                          </a:blip>
+                          <a:srcRect/>
+                          <a:stretch>
+                            <a:fillRect/>
+                          </a:stretch>
+                        </pic:blipFill>
+                        <pic:spPr bwMode="auto">
+                          <a:xfrm>
+                            <a:off x="0" y="0"/>
+                            <a:ext cx="4318000" cy="2921000"/>
+                          </a:xfrm>
+                          <a:prstGeom prst="rect">
+                            <a:avLst/>
+                          </a:prstGeom>
+                          <a:noFill/>
+                          <a:ln>
+                            <a:noFill/>
+                          </a:ln>
+                        </pic:spPr>
+                      </pic:pic>
+                    </a:graphicData>
+                  </a:graphic>
+                </wp:inline>
+              </w:drawing>
+            </w:r>
+          </w:p>
+          <w:p>
+            <w:pPr>
+              <w:pStyle w:val="Beschriftung"/>
+              <w:jc w:val="center"/>
+            </w:pPr>
+            <w:bookmarkStart w:id="43" w:name="_Ref225153213"/>
+            <w:r>
+              <w:t xml:space="preserve">Abbildung </w:t>
+            </w:r>
+            <w:r>
+              <w:fldChar w:fldCharType="begin"/>
+            </w:r>
+            <w:r>
+              <w:instrText xml:space="preserve"> SEQ Abbildung \* ARABIC </w:instrText>
+            </w:r>
+            <w:r>
+              <w:fldChar w:fldCharType="separate"/>
+            </w:r>
+            <w:r>
+              <w:rPr>
+                <w:noProof/>
+              </w:rPr>
+              <w:t>10</w:t>
+            </w:r>
+            <w:r>
+              <w:fldChar w:fldCharType="end"/>
+            </w:r>
+            <w:bookmarkEnd w:id="43"/>
+            <w:r>
+              <w:t xml:space="preserve">: Anschlüsse für den Kühlkreislauf der </w:t>
+            </w:r>
+            <w:proofErr w:type="spellStart"/>
+            <w:r>
+              <w:t>Gradientenspule</w:t>
+            </w:r>
+            <w:proofErr w:type="spellEnd"/>
+            <w:r>
+              <w:t xml:space="preserve"> </w:t>
+            </w:r>
+            <w:sdt>
+              <w:sdtPr>
+                <w:id w:val="2040311934"/>
+                <w:citation/>
+              </w:sdtPr>
+              <w:sdtContent>
+                <w:r>
+                  <w:fldChar w:fldCharType="begin"/>
+                </w:r>
+                <w:r>
+                  <w:instrText xml:space="preserve"> CITATION Sie25 \l 1031 </w:instrText>
+                </w:r>
+                <w:r>
+                  <w:fldChar w:fldCharType="separate"/>
+                </w:r>
+                <w:r>
+                  <w:rPr>
+                    <w:noProof/>
+                  </w:rPr>
+                  <w:t>[6]</w:t>
+                </w:r>
+                <w:r>
+                  <w:fldChar w:fldCharType="end"/>
+                </w:r>
+              </w:sdtContent>
+            </w:sdt>
+          </w:p>
+        </w:tc>
+      </w:tr>
+      <w:tr>
+        <w:tc>
+          <w:tcPr>
+            <w:tcW w:w="9060" w:type="dxa"/>
+          </w:tcPr>
+          <w:p>
+            <w:pPr>
+              <w:keepNext/>
+              <w:rPr>
+                <w:noProof/>
+              </w:rPr>
+            </w:pPr>
+          </w:p>
+        </w:tc>
+      </w:tr>
+    </w:tbl>
+    <w:p>
+      <w:pPr>
+        <w:pStyle w:val="berschrift2"/>
+      </w:pPr>
+      <w:bookmarkStart w:id="44" w:name="_Ref225341571"/>
+      <w:r>
+        <w:t xml:space="preserve">Aktive Abschirmung der </w:t>
+      </w:r>
+      <w:proofErr w:type="spellStart"/>
+      <w:r>
+        <w:t>Gradientenspule</w:t>
+      </w:r>
+      <w:bookmarkEnd w:id="44"/>
+      <w:proofErr w:type="spellEnd"/>
+    </w:p>
+    <w:p>
+      <w:r>
+        <w:t xml:space="preserve">Erzeugt man zeitlich veränderliche Magnetfeldgradienten, so wirkt das Feld nicht nur innerhalb der Bore, wo man es haben bzw. nutzen möchte, sondern es breitet sich auch in die umgebenden Strukturen des Systems aus. Besonders in elektrisch leitfähigen Komponenten wie den mechanischen Trägerstrukturen oder dem Kryostaten (dem isolierten „Kessel“, in dem sich Magnet und Helium befinden), können danach nach dem </w:t>
+      </w:r>
+      <w:r>
+        <w:t>Faraday-</w:t>
+      </w:r>
+      <w:r>
+        <w:t xml:space="preserve">Gesetz Wirbelströme, sogenannte </w:t>
+      </w:r>
+      <w:proofErr w:type="spellStart"/>
+      <w:r>
+        <w:rPr>
+          <w:i/>
+        </w:rPr>
+        <w:t>eddy</w:t>
+      </w:r>
+      <w:proofErr w:type="spellEnd"/>
+      <w:r>
+        <w:rPr>
+          <w:i/>
+        </w:rPr>
+        <w:t xml:space="preserve"> </w:t>
+      </w:r>
+      <w:proofErr w:type="spellStart"/>
+      <w:r>
+        <w:rPr>
+          <w:i/>
+        </w:rPr>
+        <w:t>currents</w:t>
+      </w:r>
+      <w:proofErr w:type="spellEnd"/>
+      <w:r>
+        <w:rPr>
+          <w:i/>
+        </w:rPr>
+        <w:t xml:space="preserve">, </w:t>
+      </w:r>
+      <w:r>
+        <w:t xml:space="preserve">induziert werden. Diese führen wiederum zu unerwünschten zusätzlichen Magnetfeldern, die kurz darauf auftreten und die Linearität und die Genauigkeit der </w:t>
+      </w:r>
+      <w:proofErr w:type="spellStart"/>
+      <w:r>
+        <w:t>Gradientenfelder</w:t>
+      </w:r>
+      <w:proofErr w:type="spellEnd"/>
+      <w:r>
+        <w:t xml:space="preserve"> beeinträchtigen können.</w:t>
+      </w:r>
+      <w:r>
+        <w:t xml:space="preserve"> </w:t>
+      </w:r>
+      <w:sdt>
+        <w:sdtPr>
+          <w:id w:val="562756243"/>
+          <w:citation/>
+        </w:sdtPr>
+        <w:sdtContent>
+          <w:r>
+            <w:fldChar w:fldCharType="begin"/>
+          </w:r>
+          <w:r>
+            <w:instrText xml:space="preserve">CITATION All26 \l 1031 </w:instrText>
+          </w:r>
+          <w:r>
+            <w:fldChar w:fldCharType="separate"/>
+          </w:r>
+          <w:r>
+            <w:rPr>
+              <w:noProof/>
+            </w:rPr>
+            <w:t>[7]</w:t>
+          </w:r>
+          <w:r>
+            <w:fldChar w:fldCharType="end"/>
+          </w:r>
+        </w:sdtContent>
+      </w:sdt>
+    </w:p>
+    <w:p>
+      <w:r>
+        <w:t xml:space="preserve">Diese zusätzlichen Felder führen zu Verzerrungen, welche sich direkt auf die Bildqualität auswirken. Je schneller die Umschaltungen der Gradienten geschehen, desto größer wird auch der Einfluss der Wirbelströme auf das resultierende Bild. Daher wurde es immer wichtiger, eine Methode zu finden, um mit diesen Streufeldern umzugehen. </w:t>
+      </w:r>
+      <w:sdt>
+        <w:sdtPr>
+          <w:id w:val="-1690822973"/>
+          <w:citation/>
+        </w:sdtPr>
+        <w:sdtContent>
+          <w:r>
+            <w:fldChar w:fldCharType="begin"/>
+          </w:r>
+          <w:r>
+            <w:instrText xml:space="preserve">CITATION All26 \l 1031 </w:instrText>
+          </w:r>
+          <w:r>
+            <w:fldChar w:fldCharType="separate"/>
+          </w:r>
+          <w:r>
+            <w:rPr>
+              <w:noProof/>
+            </w:rPr>
+            <w:t>[7]</w:t>
+          </w:r>
+          <w:r>
+            <w:fldChar w:fldCharType="end"/>
+          </w:r>
+        </w:sdtContent>
+      </w:sdt>
+    </w:p>
+    <w:p>
+      <w:r>
+        <w:t xml:space="preserve">Hierzu werden in modernen </w:t>
+      </w:r>
+      <w:proofErr w:type="spellStart"/>
+      <w:r>
+        <w:t>Gradientensystemen</w:t>
+      </w:r>
+      <w:proofErr w:type="spellEnd"/>
+      <w:r>
+        <w:t xml:space="preserve"> aktiv abgeschirmte Gradientenspulen eingesetzt. So wird zusätzlich zur eigentlichen </w:t>
+      </w:r>
+      <w:proofErr w:type="spellStart"/>
+      <w:r>
+        <w:t>Gradientenspule</w:t>
+      </w:r>
+      <w:proofErr w:type="spellEnd"/>
+      <w:r>
+        <w:t xml:space="preserve"> ein zweites Paar Spulen um diese herum eingebaut. Diese</w:t>
+      </w:r>
+      <w:r>
+        <w:t>s</w:t>
+      </w:r>
+      <w:r>
+        <w:t xml:space="preserve"> erzeugt dann mit richtiger </w:t>
+      </w:r>
+      <w:r>
+        <w:lastRenderedPageBreak/>
+        <w:t>Ansteuerung ein</w:t>
+      </w:r>
+      <w:r>
+        <w:t xml:space="preserve"> weiteres Magnetfeld, welches dem Vorgesehenen entgegengesetzt ist und das Streufeld der </w:t>
+      </w:r>
+      <w:proofErr w:type="spellStart"/>
+      <w:r>
+        <w:t>Gradientenspule</w:t>
+      </w:r>
+      <w:proofErr w:type="spellEnd"/>
+      <w:r>
+        <w:t xml:space="preserve"> nahezu vollständig kompensiert. Dies hat direkten positiven Einfluss auf die räumliche Genauigkeit der </w:t>
+      </w:r>
+      <w:proofErr w:type="spellStart"/>
+      <w:r>
+        <w:t>Gradientenfelder</w:t>
+      </w:r>
+      <w:proofErr w:type="spellEnd"/>
+      <w:r>
+        <w:t xml:space="preserve"> und somit auf die Bildqualität. Außerdem führen weniger Wirbelströme zu weniger Wärmeentwicklung, was wiederum die umliegenden Komponenten schont. </w:t>
+      </w:r>
+      <w:sdt>
+        <w:sdtPr>
+          <w:id w:val="1914589046"/>
+          <w:citation/>
+        </w:sdtPr>
+        <w:sdtContent>
+          <w:r>
+            <w:fldChar w:fldCharType="begin"/>
+          </w:r>
+          <w:r>
+            <w:instrText xml:space="preserve"> CITATION All26 \l 1031 </w:instrText>
+          </w:r>
+          <w:r>
+            <w:fldChar w:fldCharType="separate"/>
+          </w:r>
+          <w:r>
+            <w:rPr>
+              <w:noProof/>
+            </w:rPr>
+            <w:t>[7]</w:t>
+          </w:r>
+          <w:r>
+            <w:fldChar w:fldCharType="end"/>
+          </w:r>
+        </w:sdtContent>
+      </w:sdt>
+    </w:p>
+    <w:tbl>
+      <w:tblPr>
+        <w:tblStyle w:val="Tabellenraster"/>
+        <w:tblW w:w="0" w:type="auto"/>
+        <w:tblLook w:val="04A0" w:firstRow="1" w:lastRow="0" w:firstColumn="1" w:lastColumn="0" w:noHBand="0" w:noVBand="1"/>
+      </w:tblPr>
+      <w:tblGrid>
+        <w:gridCol w:w="9070"/>
+      </w:tblGrid>
+      <w:tr>
+        <w:tc>
+          <w:tcPr>
+            <w:tcW w:w="9060" w:type="dxa"/>
+            <w:tcBorders>
+              <w:top w:val="nil"/>
+              <w:left w:val="nil"/>
+              <w:bottom w:val="nil"/>
+              <w:right w:val="nil"/>
+            </w:tcBorders>
+          </w:tcPr>
+          <w:p>
+            <w:pPr>
+              <w:keepNext/>
+              <w:jc w:val="center"/>
+            </w:pPr>
+            <w:r>
+              <w:rPr>
+                <w:noProof/>
+              </w:rPr>
+              <w:drawing>
+                <wp:inline distT="0" distB="0" distL="0" distR="0" wp14:anchorId="631E0AB6" wp14:editId="313638D8">
+                  <wp:extent cx="5755640" cy="4518025"/>
+                  <wp:effectExtent l="0" t="0" r="0" b="0"/>
+                  <wp:docPr id="227981436" name="Grafik 1"/>
+                  <wp:cNvGraphicFramePr>
+                    <a:graphicFrameLocks xmlns:a="http://schemas.openxmlformats.org/drawingml/2006/main" noChangeAspect="1"/>
+                  </wp:cNvGraphicFramePr>
+                  <a:graphic xmlns:a="http://schemas.openxmlformats.org/drawingml/2006/main">
+                    <a:graphicData uri="http://schemas.openxmlformats.org/drawingml/2006/picture">
+                      <pic:pic xmlns:pic="http://schemas.openxmlformats.org/drawingml/2006/picture">
+                        <pic:nvPicPr>
+                          <pic:cNvPr id="0" name="Picture 1"/>
+                          <pic:cNvPicPr>
+                            <a:picLocks noChangeAspect="1" noChangeArrowheads="1"/>
+                          </pic:cNvPicPr>
+                        </pic:nvPicPr>
+                        <pic:blipFill>
+                          <a:blip r:embed="rId27">
+                            <a:extLst>
+                              <a:ext uri="{28A0092B-C50C-407E-A947-70E740481C1C}">
+                                <a14:useLocalDpi xmlns:a14="http://schemas.microsoft.com/office/drawing/2010/main" val="0"/>
+                              </a:ext>
+                            </a:extLst>
+                          </a:blip>
+                          <a:srcRect/>
+                          <a:stretch>
+                            <a:fillRect/>
+                          </a:stretch>
+                        </pic:blipFill>
+                        <pic:spPr bwMode="auto">
+                          <a:xfrm>
+                            <a:off x="0" y="0"/>
+                            <a:ext cx="5755640" cy="4518025"/>
+                          </a:xfrm>
+                          <a:prstGeom prst="rect">
+                            <a:avLst/>
+                          </a:prstGeom>
+                          <a:noFill/>
+                          <a:ln>
+                            <a:noFill/>
+                          </a:ln>
+                        </pic:spPr>
+                      </pic:pic>
+                    </a:graphicData>
+                  </a:graphic>
+                </wp:inline>
+              </w:drawing>
+            </w:r>
+          </w:p>
+          <w:p>
+            <w:pPr>
+              <w:pStyle w:val="Beschriftung"/>
+              <w:jc w:val="center"/>
+            </w:pPr>
+            <w:r>
+              <w:t xml:space="preserve">Abbildung </w:t>
+            </w:r>
+            <w:r>
+              <w:fldChar w:fldCharType="begin"/>
+            </w:r>
+            <w:r>
+              <w:instrText xml:space="preserve"> SEQ Abbildung \* ARABIC </w:instrText>
+            </w:r>
+            <w:r>
+              <w:fldChar w:fldCharType="separate"/>
+            </w:r>
+            <w:r>
+              <w:rPr>
+                <w:noProof/>
+              </w:rPr>
+              <w:t>11</w:t>
+            </w:r>
+            <w:r>
+              <w:fldChar w:fldCharType="end"/>
+            </w:r>
+            <w:r>
+              <w:t xml:space="preserve">: Schematische Darstellung der verschiedenen verbauten Spulen inkl. </w:t>
+            </w:r>
+            <w:proofErr w:type="spellStart"/>
+            <w:r>
+              <w:t>Gradientenspule</w:t>
+            </w:r>
+            <w:proofErr w:type="spellEnd"/>
+            <w:r>
+              <w:t xml:space="preserve"> und ihre </w:t>
+            </w:r>
+            <w:proofErr w:type="spellStart"/>
+            <w:r>
+              <w:t>Abschrimspulen</w:t>
+            </w:r>
+            <w:proofErr w:type="spellEnd"/>
+            <w:sdt>
+              <w:sdtPr>
+                <w:id w:val="-1010528241"/>
+                <w:citation/>
+              </w:sdtPr>
+              <w:sdtContent>
+                <w:r>
+                  <w:fldChar w:fldCharType="begin"/>
+                </w:r>
+                <w:r>
+                  <w:instrText xml:space="preserve"> CITATION All26 \l 1031 </w:instrText>
+                </w:r>
+                <w:r>
+                  <w:fldChar w:fldCharType="separate"/>
+                </w:r>
+                <w:r>
+                  <w:rPr>
+                    <w:noProof/>
+                  </w:rPr>
+                  <w:t xml:space="preserve"> </w:t>
+                </w:r>
+                <w:r>
+                  <w:rPr>
+                    <w:noProof/>
+                  </w:rPr>
+                  <w:t>[7]</w:t>
+                </w:r>
+                <w:r>
+                  <w:fldChar w:fldCharType="end"/>
+                </w:r>
+              </w:sdtContent>
+            </w:sdt>
+          </w:p>
+        </w:tc>
+      </w:tr>
+    </w:tbl>
     <w:p/>
     <w:p>
+      <w:pPr>
+        <w:pStyle w:val="berschrift1"/>
+      </w:pPr>
+      <w:r>
+        <w:t xml:space="preserve">Betriebsbelastungen von </w:t>
+      </w:r>
+      <w:proofErr w:type="spellStart"/>
+      <w:r>
+        <w:t>Gradientensystemen</w:t>
+      </w:r>
+      <w:proofErr w:type="spellEnd"/>
+    </w:p>
+    <w:p>
+      <w:r>
+        <w:t>Ein Verständnis der teilweise bereits kurz behandelten verschiedenen Betriebsbelastungen eines MRT-Systems ist für die Betriebssicherheit und die Bestimmung der Leistungsgrenzen von zentraler Bedeutung. Es bildet darüber hinaus die Basis für die Auslegung von Schutzmechanismen und Überwachungssystemen, die im weiteren Verlauf der Arbeit betrachtet werden.</w:t>
+      </w:r>
+      <w:r>
+        <w:t xml:space="preserve"> Im Folgenden werden daher die </w:t>
+      </w:r>
+      <w:r>
+        <w:lastRenderedPageBreak/>
+        <w:t xml:space="preserve">wesentlichen Betriebsbelastungen von </w:t>
+      </w:r>
+      <w:proofErr w:type="spellStart"/>
+      <w:r>
+        <w:t>Gradientensystemen</w:t>
+      </w:r>
+      <w:proofErr w:type="spellEnd"/>
+      <w:r>
+        <w:t xml:space="preserve"> näher systematisch dargestellt und hinsichtlich ihrer Ursachen sowie ihrer Wirkung auf den Betrieb eingeordnet.</w:t>
+      </w:r>
+    </w:p>
+    <w:p>
+      <w:pPr>
+        <w:pStyle w:val="berschrift2"/>
+      </w:pPr>
+      <w:r>
+        <w:t>Elektrische Belastungen</w:t>
+      </w:r>
+    </w:p>
+    <w:p>
+      <w:r>
+        <w:t>Die wiederholte und dynamische Ansteuerung der Gradientenspulen führt durch hohe Stromamplituden und steile Stromanstiege zu einer zyklischen elektrischen Beanspruchung. Diese kann zu einer erhöhten Erwärmung von Leiterbahnen und Kontaktstellen führen und erfordert daher eine entsprechende Auslegung der elektrischen Komponenten hinsichtlich ihrer Stromleitfähigkeit, ihrer Isolationsfestigkeit und ihrer Möglichkeit, diesen Belastungen standzuhalten.</w:t>
+      </w:r>
       <w:r>
         <w:t xml:space="preserve"> </w:t>
       </w:r>
-    </w:p>
+      <w:sdt>
+        <w:sdtPr>
+          <w:id w:val="2079859944"/>
+          <w:citation/>
+        </w:sdtPr>
+        <w:sdtContent>
+          <w:r>
+            <w:fldChar w:fldCharType="begin"/>
+          </w:r>
+          <w:r>
+            <w:instrText xml:space="preserve"> CITATION All26 \l 1031 </w:instrText>
+          </w:r>
+          <w:r>
+            <w:fldChar w:fldCharType="separate"/>
+          </w:r>
+          <w:r>
+            <w:rPr>
+              <w:noProof/>
+            </w:rPr>
+            <w:t>[7]</w:t>
+          </w:r>
+          <w:r>
+            <w:fldChar w:fldCharType="end"/>
+          </w:r>
+        </w:sdtContent>
+      </w:sdt>
+    </w:p>
+    <w:p>
+      <w:r>
+        <w:t xml:space="preserve">Außerdem beeinflussen die elektrischen Belastungen das Verhalten und die Qualität des Systems, da elektromagnetische Wechselwirkungen zwischen verschiedenen Komponenten auftreten können. Trotz der bereits in Abschnitt </w:t>
+      </w:r>
+      <w:r>
+        <w:fldChar w:fldCharType="begin"/>
+      </w:r>
+      <w:r>
+        <w:instrText xml:space="preserve"> REF _Ref225341571 \r \h </w:instrText>
+      </w:r>
+      <w:r>
+        <w:fldChar w:fldCharType="separate"/>
+      </w:r>
+      <w:r>
+        <w:t>4.5</w:t>
+      </w:r>
+      <w:r>
+        <w:fldChar w:fldCharType="end"/>
+      </w:r>
+      <w:r>
+        <w:t xml:space="preserve"> beschriebenen Maßnahmen können sich die verbleibenden Effekte immer noch auf Signalqualität und die Stabilität der Gradienten auswirken. </w:t>
+      </w:r>
+      <w:sdt>
+        <w:sdtPr>
+          <w:id w:val="-744181168"/>
+          <w:citation/>
+        </w:sdtPr>
+        <w:sdtContent>
+          <w:r>
+            <w:fldChar w:fldCharType="begin"/>
+          </w:r>
+          <w:r>
+            <w:instrText xml:space="preserve"> CITATION All26 \l 1031 </w:instrText>
+          </w:r>
+          <w:r>
+            <w:fldChar w:fldCharType="separate"/>
+          </w:r>
+          <w:r>
+            <w:rPr>
+              <w:noProof/>
+            </w:rPr>
+            <w:t>[7]</w:t>
+          </w:r>
+          <w:r>
+            <w:fldChar w:fldCharType="end"/>
+          </w:r>
+        </w:sdtContent>
+      </w:sdt>
+    </w:p>
+    <w:p>
+      <w:pPr>
+        <w:pStyle w:val="berschrift2"/>
+      </w:pPr>
+      <w:r>
+        <w:t>Thermische Belastungen</w:t>
+      </w:r>
+    </w:p>
+    <w:p>
+      <w:r>
+        <w:t xml:space="preserve">Durch die wiederholte Stromführung in den vielen im System verbauten Spulen </w:t>
+      </w:r>
+      <w:r>
+        <w:t>entsteht</w:t>
+      </w:r>
+      <w:r>
+        <w:t xml:space="preserve"> </w:t>
+      </w:r>
+      <w:r>
+        <w:t xml:space="preserve">fast </w:t>
+      </w:r>
+      <w:r>
+        <w:t xml:space="preserve">dauerhaft Wärme, die sich bei schnellen Sequenzen </w:t>
+      </w:r>
+      <w:r>
+        <w:t xml:space="preserve">und schneller </w:t>
+      </w:r>
+      <w:proofErr w:type="spellStart"/>
+      <w:r>
+        <w:t>Gradientenänderung</w:t>
+      </w:r>
+      <w:proofErr w:type="spellEnd"/>
+      <w:r>
+        <w:t xml:space="preserve"> auch stauen kann. Hierbei kann es dazu kommen, dass die Wände der Bore merkbar warm werden. Teilweise können die Wände so warm werden, dass man als MTRA aufpassen muss, dass die Patienten diese nicht während der Untersuchung berühren und somit evtl. Teil einer Stromschleife werden.  Es ist ebenso wichtig, dass sich nicht einzelne Stellen innerhalb kurzer Zeit erhitzen, da dies zu mechanischen Spannungen innerhalb der Bauteile führen kann. </w:t>
+      </w:r>
+      <w:sdt>
+        <w:sdtPr>
+          <w:id w:val="-1183661601"/>
+          <w:citation/>
+        </w:sdtPr>
+        <w:sdtContent>
+          <w:r>
+            <w:fldChar w:fldCharType="begin"/>
+          </w:r>
+          <w:r>
+            <w:instrText xml:space="preserve"> CITATION All26 \l 1031 </w:instrText>
+          </w:r>
+          <w:r>
+            <w:fldChar w:fldCharType="separate"/>
+          </w:r>
+          <w:r>
+            <w:rPr>
+              <w:noProof/>
+            </w:rPr>
+            <w:t>[7]</w:t>
+          </w:r>
+          <w:r>
+            <w:fldChar w:fldCharType="end"/>
+          </w:r>
+        </w:sdtContent>
+      </w:sdt>
+    </w:p>
+    <w:p>
+      <w:r>
+        <w:t>Auch rein elektrische Effekte spielen bei der Belastung der Komponenten durch Hitze eine Rolle. Steigt die Temperatur eines Leiters, z.B. also einer Spule, so wird ihr Widerstand höher, was wiederum bei gleichbleibendem Stromfluss zu erhöhter Verlustwärme und mechanischem Stress im Bauteil führt. Wie das Erhitzen der Bauteile überwacht wird, wird in einem späteren Abschnitt noch behandelt.</w:t>
+      </w:r>
+    </w:p>
+    <w:p/>
+    <w:p/>
     <w:p>
       <w:r>
         <w:br w:type="page"/>
       </w:r>
     </w:p>
-    <w:bookmarkStart w:id="43" w:name="_Toc224557211" w:displacedByCustomXml="next"/>
+    <w:bookmarkStart w:id="45" w:name="_Toc224557211" w:displacedByCustomXml="next"/>
     <w:sdt>
       <w:sdtPr>
         <w:rPr>
@@ -7769,7 +9598,7 @@
           <w:r>
             <w:t>Literaturverzeichnis</w:t>
           </w:r>
-          <w:bookmarkEnd w:id="43"/>
+          <w:bookmarkEnd w:id="45"/>
         </w:p>
         <w:sdt>
           <w:sdtPr>
@@ -7808,12 +9637,12 @@
                 <w:tblLook w:val="04A0" w:firstRow="1" w:lastRow="0" w:firstColumn="1" w:lastColumn="0" w:noHBand="0" w:noVBand="1"/>
               </w:tblPr>
               <w:tblGrid>
-                <w:gridCol w:w="344"/>
-                <w:gridCol w:w="8726"/>
+                <w:gridCol w:w="387"/>
+                <w:gridCol w:w="8683"/>
               </w:tblGrid>
               <w:tr>
                 <w:trPr>
-                  <w:divId w:val="508836842"/>
+                  <w:divId w:val="1836797920"/>
                   <w:tblCellSpacing w:w="15" w:type="dxa"/>
                 </w:trPr>
                 <w:tc>
@@ -7853,14 +9682,14 @@
                       <w:rPr>
                         <w:noProof/>
                       </w:rPr>
-                      <w:t xml:space="preserve">D. Weishaupt, V. Köchli und B. Marincek, How does MRI work?, Heidelberg: Springer Berlin, 2006. </w:t>
+                      <w:t xml:space="preserve">Siemens Healthineers AG, Magnete, Spins und Resonanzen, Forchheim, 2024. </w:t>
                     </w:r>
                   </w:p>
                 </w:tc>
               </w:tr>
               <w:tr>
                 <w:trPr>
-                  <w:divId w:val="508836842"/>
+                  <w:divId w:val="1836797920"/>
                   <w:tblCellSpacing w:w="15" w:type="dxa"/>
                 </w:trPr>
                 <w:tc>
@@ -7880,6 +9709,52 @@
                         <w:noProof/>
                       </w:rPr>
                       <w:t xml:space="preserve">[2] </w:t>
+                    </w:r>
+                  </w:p>
+                </w:tc>
+                <w:tc>
+                  <w:tcPr>
+                    <w:tcW w:w="0" w:type="auto"/>
+                    <w:hideMark/>
+                  </w:tcPr>
+                  <w:p>
+                    <w:pPr>
+                      <w:pStyle w:val="Literaturverzeichnis"/>
+                      <w:rPr>
+                        <w:noProof/>
+                      </w:rPr>
+                    </w:pPr>
+                    <w:r>
+                      <w:rPr>
+                        <w:noProof/>
+                      </w:rPr>
+                      <w:t xml:space="preserve">D. Weishaupt, V. Köchli und B. Marincek, How does MRI work?, Heidelberg: Springer Berlin, 2006. </w:t>
+                    </w:r>
+                  </w:p>
+                </w:tc>
+              </w:tr>
+              <w:tr>
+                <w:trPr>
+                  <w:divId w:val="1836797920"/>
+                  <w:tblCellSpacing w:w="15" w:type="dxa"/>
+                </w:trPr>
+                <w:tc>
+                  <w:tcPr>
+                    <w:tcW w:w="50" w:type="pct"/>
+                    <w:hideMark/>
+                  </w:tcPr>
+                  <w:p>
+                    <w:pPr>
+                      <w:pStyle w:val="Literaturverzeichnis"/>
+                      <w:rPr>
+                        <w:noProof/>
+                      </w:rPr>
+                    </w:pPr>
+                    <w:r>
+                      <w:rPr>
+                        <w:noProof/>
+                      </w:rPr>
+                      <w:t xml:space="preserve">[3] </w:t>
                     </w:r>
                   </w:p>
                 </w:tc>
@@ -7924,7 +9799,7 @@
               </w:tr>
               <w:tr>
                 <w:trPr>
-                  <w:divId w:val="508836842"/>
+                  <w:divId w:val="1836797920"/>
                   <w:tblCellSpacing w:w="15" w:type="dxa"/>
                 </w:trPr>
                 <w:tc>
@@ -7943,7 +9818,7 @@
                       <w:rPr>
                         <w:noProof/>
                       </w:rPr>
-                      <w:t xml:space="preserve">[3] </w:t>
+                      <w:t xml:space="preserve">[4] </w:t>
                     </w:r>
                   </w:p>
                 </w:tc>
@@ -7984,53 +9859,7 @@
               </w:tr>
               <w:tr>
                 <w:trPr>
-                  <w:divId w:val="508836842"/>
-                  <w:tblCellSpacing w:w="15" w:type="dxa"/>
-                </w:trPr>
-                <w:tc>
-                  <w:tcPr>
-                    <w:tcW w:w="50" w:type="pct"/>
-                    <w:hideMark/>
-                  </w:tcPr>
-                  <w:p>
-                    <w:pPr>
-                      <w:pStyle w:val="Literaturverzeichnis"/>
-                      <w:rPr>
-                        <w:noProof/>
-                      </w:rPr>
-                    </w:pPr>
-                    <w:r>
-                      <w:rPr>
-                        <w:noProof/>
-                      </w:rPr>
-                      <w:t xml:space="preserve">[4] </w:t>
-                    </w:r>
-                  </w:p>
-                </w:tc>
-                <w:tc>
-                  <w:tcPr>
-                    <w:tcW w:w="0" w:type="auto"/>
-                    <w:hideMark/>
-                  </w:tcPr>
-                  <w:p>
-                    <w:pPr>
-                      <w:pStyle w:val="Literaturverzeichnis"/>
-                      <w:rPr>
-                        <w:noProof/>
-                      </w:rPr>
-                    </w:pPr>
-                    <w:r>
-                      <w:rPr>
-                        <w:noProof/>
-                      </w:rPr>
-                      <w:t xml:space="preserve">Siemens Healthineers AG, Magnete, Spins und Resonanzen, Forchheim, 2024. </w:t>
-                    </w:r>
-                  </w:p>
-                </w:tc>
-              </w:tr>
-              <w:tr>
-                <w:trPr>
-                  <w:divId w:val="508836842"/>
+                  <w:divId w:val="1836797920"/>
                   <w:tblCellSpacing w:w="15" w:type="dxa"/>
                 </w:trPr>
                 <w:tc>
@@ -8076,7 +9905,7 @@
               </w:tr>
               <w:tr>
                 <w:trPr>
-                  <w:divId w:val="508836842"/>
+                  <w:divId w:val="1836797920"/>
                   <w:tblCellSpacing w:w="15" w:type="dxa"/>
                 </w:trPr>
                 <w:tc>
@@ -8120,10 +9949,63 @@
                   </w:p>
                 </w:tc>
               </w:tr>
+              <w:tr>
+                <w:trPr>
+                  <w:divId w:val="1836797920"/>
+                  <w:tblCellSpacing w:w="15" w:type="dxa"/>
+                </w:trPr>
+                <w:tc>
+                  <w:tcPr>
+                    <w:tcW w:w="50" w:type="pct"/>
+                    <w:hideMark/>
+                  </w:tcPr>
+                  <w:p>
+                    <w:pPr>
+                      <w:pStyle w:val="Literaturverzeichnis"/>
+                      <w:rPr>
+                        <w:noProof/>
+                      </w:rPr>
+                    </w:pPr>
+                    <w:r>
+                      <w:rPr>
+                        <w:noProof/>
+                      </w:rPr>
+                      <w:t xml:space="preserve">[7] </w:t>
+                    </w:r>
+                  </w:p>
+                </w:tc>
+                <w:tc>
+                  <w:tcPr>
+                    <w:tcW w:w="0" w:type="auto"/>
+                    <w:hideMark/>
+                  </w:tcPr>
+                  <w:p>
+                    <w:pPr>
+                      <w:pStyle w:val="Literaturverzeichnis"/>
+                      <w:rPr>
+                        <w:noProof/>
+                      </w:rPr>
+                    </w:pPr>
+                    <w:r>
+                      <w:rPr>
+                        <w:noProof/>
+                        <w:lang w:val="en-US"/>
+                      </w:rPr>
+                      <w:t xml:space="preserve">A. D. Elster, „Questions and Answers in MRI,“ [Online]. </w:t>
+                    </w:r>
+                    <w:r>
+                      <w:rPr>
+                        <w:noProof/>
+                      </w:rPr>
+                      <w:t>Available: https://mriquestions.com. [Zugriff am März 2026].</w:t>
+                    </w:r>
+                  </w:p>
+                </w:tc>
+              </w:tr>
             </w:tbl>
             <w:p>
               <w:pPr>
-                <w:divId w:val="508836842"/>
+                <w:divId w:val="1836797920"/>
                 <w:rPr>
                   <w:rFonts w:eastAsia="Times New Roman"/>
                   <w:noProof/>
@@ -8149,15 +10031,15 @@
         <w:pageBreakBefore/>
         <w:ind w:left="357" w:hanging="357"/>
       </w:pPr>
-      <w:bookmarkStart w:id="44" w:name="_Toc224557212"/>
+      <w:bookmarkStart w:id="46" w:name="_Toc224557212"/>
       <w:r>
         <w:lastRenderedPageBreak/>
         <w:t>Anhang</w:t>
       </w:r>
-      <w:bookmarkEnd w:id="44"/>
+      <w:bookmarkEnd w:id="46"/>
     </w:p>
     <w:sectPr>
-      <w:footerReference w:type="first" r:id="rId25"/>
+      <w:footerReference w:type="first" r:id="rId28"/>
       <w:pgSz w:w="11906" w:h="16838" w:code="9"/>
       <w:pgMar w:top="1701" w:right="1418" w:bottom="1418" w:left="1418" w:header="397" w:footer="680" w:gutter="0"/>
       <w:pgNumType w:start="1"/>
@@ -10751,6 +12633,7 @@
   </w:font>
   <w:font w:name="Siemens Sans">
     <w:altName w:val="Calibri"/>
+    <w:panose1 w:val="00000000000000000000"/>
     <w:charset w:val="00"/>
     <w:family w:val="auto"/>
     <w:pitch w:val="variable"/>
@@ -10758,12 +12641,15 @@
   </w:font>
   <w:font w:name="Siemens Sans Black">
     <w:altName w:val="Calibri"/>
+    <w:panose1 w:val="00000000000000000000"/>
     <w:charset w:val="00"/>
     <w:family w:val="auto"/>
     <w:pitch w:val="variable"/>
     <w:sig w:usb0="A00002FF" w:usb1="0000207B" w:usb2="00000000" w:usb3="00000000" w:csb0="0000019F" w:csb1="00000000"/>
   </w:font>
   <w:font w:name="DengXian Light">
+    <w:altName w:val="等线 Light"/>
+    <w:panose1 w:val="02010600030101010101"/>
     <w:charset w:val="86"/>
     <w:family w:val="auto"/>
     <w:pitch w:val="variable"/>
@@ -10778,6 +12664,7 @@
   </w:font>
   <w:font w:name="SH-Bree-Headline">
     <w:altName w:val="Calibri"/>
+    <w:panose1 w:val="00000000000000000000"/>
     <w:charset w:val="00"/>
     <w:family w:val="auto"/>
     <w:pitch w:val="variable"/>
@@ -10791,6 +12678,7 @@
     <w:sig w:usb0="E0002EFF" w:usb1="C000785B" w:usb2="00000009" w:usb3="00000000" w:csb0="000001FF" w:csb1="00000000"/>
   </w:font>
   <w:font w:name="DengXian">
+    <w:altName w:val="等线"/>
     <w:panose1 w:val="02010600030101010101"/>
     <w:charset w:val="86"/>
     <w:family w:val="auto"/>
@@ -10836,25 +12724,35 @@
   </w:compat>
   <w:rsids>
     <w:rsidRoot w:val="0090100C"/>
+    <w:rsid w:val="00062B85"/>
     <w:rsid w:val="00182596"/>
     <w:rsid w:val="001C492A"/>
     <w:rsid w:val="00242FBB"/>
+    <w:rsid w:val="00386957"/>
+    <w:rsid w:val="003D0894"/>
     <w:rsid w:val="003E729E"/>
+    <w:rsid w:val="00476198"/>
     <w:rsid w:val="00497675"/>
     <w:rsid w:val="00591AEC"/>
+    <w:rsid w:val="00673E79"/>
     <w:rsid w:val="007537B2"/>
     <w:rsid w:val="00852133"/>
     <w:rsid w:val="0090100C"/>
     <w:rsid w:val="00945C01"/>
+    <w:rsid w:val="0096621A"/>
     <w:rsid w:val="00971F05"/>
     <w:rsid w:val="00A17EDA"/>
+    <w:rsid w:val="00B16EDB"/>
     <w:rsid w:val="00B315C4"/>
     <w:rsid w:val="00BA78DD"/>
     <w:rsid w:val="00BD7971"/>
     <w:rsid w:val="00C91797"/>
     <w:rsid w:val="00CB202D"/>
+    <w:rsid w:val="00CB3066"/>
     <w:rsid w:val="00D94E51"/>
     <w:rsid w:val="00F35D76"/>
+    <w:rsid w:val="00FF28FE"/>
+    <w:rsid w:val="00FF78C9"/>
   </w:rsids>
   <m:mathPr>
     <m:mathFont m:val="Cambria Math"/>
@@ -11849,7 +13747,7 @@
     </b:Author>
     <b:City>Heidelberg</b:City>
     <b:Publisher>Springer Berlin</b:Publisher>
-    <b:RefOrder>1</b:RefOrder>
+    <b:RefOrder>2</b:RefOrder>
   </b:Source>
   <b:Source>
     <b:Tag>Pau73</b:Tag>
@@ -11872,7 +13770,7 @@
     </b:Author>
     <b:PeriodicalTitle>Nature</b:PeriodicalTitle>
     <b:Pages>190-191</b:Pages>
-    <b:RefOrder>2</b:RefOrder>
+    <b:RefOrder>3</b:RefOrder>
   </b:Source>
   <b:Source>
     <b:Tag>Ani75</b:Tag>
@@ -11901,7 +13799,7 @@
     <b:PeriodicalTitle>Journal of Magnetic Resonance (1969)</b:PeriodicalTitle>
     <b:Year>1975</b:Year>
     <b:Pages>69-83</b:Pages>
-    <b:RefOrder>3</b:RefOrder>
+    <b:RefOrder>4</b:RefOrder>
   </b:Source>
   <b:Source>
     <b:Tag>Sie24</b:Tag>
@@ -11915,7 +13813,7 @@
       </b:Author>
     </b:Author>
     <b:City>Forchheim</b:City>
-    <b:RefOrder>4</b:RefOrder>
+    <b:RefOrder>1</b:RefOrder>
   </b:Source>
   <b:Source>
     <b:Tag>Die20</b:Tag>
@@ -11950,6 +13848,27 @@
       </b:Author>
     </b:Author>
     <b:RefOrder>6</b:RefOrder>
+  </b:Source>
+  <b:Source>
+    <b:Tag>All26</b:Tag>
+    <b:SourceType>InternetSite</b:SourceType>
+    <b:Guid>{CA6079E5-0FBF-4960-B5E5-BC66F2E4392B}</b:Guid>
+    <b:Title>Questions and Answers in MRI</b:Title>
+    <b:Author>
+      <b:Author>
+        <b:NameList>
+          <b:Person>
+            <b:Last>Elster</b:Last>
+            <b:First>Allen</b:First>
+            <b:Middle>D</b:Middle>
+          </b:Person>
+        </b:NameList>
+      </b:Author>
+    </b:Author>
+    <b:YearAccessed>2026</b:YearAccessed>
+    <b:MonthAccessed>März</b:MonthAccessed>
+    <b:URL>https://mriquestions.com</b:URL>
+    <b:RefOrder>7</b:RefOrder>
   </b:Source>
 </b:Sources>
 </file>
@@ -11990,7 +13909,7 @@
 </file>
 
 <file path=customXml/itemProps4.xml><?xml version="1.0" encoding="utf-8"?>
-<ds:datastoreItem xmlns:ds="http://schemas.openxmlformats.org/officeDocument/2006/customXml" ds:itemID="{28E87D94-49F5-4900-AA35-E1474F8C030B}">
+<ds:datastoreItem xmlns:ds="http://schemas.openxmlformats.org/officeDocument/2006/customXml" ds:itemID="{0C5E3BC4-A87C-4F67-BC1E-213A838F881F}">
   <ds:schemaRefs>
     <ds:schemaRef ds:uri="http://schemas.openxmlformats.org/officeDocument/2006/bibliography"/>
   </ds:schemaRefs>

--- a/Quebe_Tom_T2000_1_Gradientensysteme.docx
+++ b/Quebe_Tom_T2000_1_Gradientensysteme.docx
@@ -1639,21 +1639,7 @@
         <w:rPr>
           <w:lang w:val="en-US"/>
         </w:rPr>
-        <w:t xml:space="preserve">Lorem ipsum dolor </w:t>
-      </w:r>
-      <w:proofErr w:type="gramStart"/>
-      <w:r>
-        <w:rPr>
-          <w:lang w:val="en-US"/>
-        </w:rPr>
-        <w:t>sit</w:t>
-      </w:r>
-      <w:proofErr w:type="gramEnd"/>
-      <w:r>
-        <w:rPr>
-          <w:lang w:val="en-US"/>
-        </w:rPr>
-        <w:t xml:space="preserve"> </w:t>
+        <w:t xml:space="preserve">Lorem ipsum dolor sit </w:t>
       </w:r>
       <w:proofErr w:type="spellStart"/>
       <w:r>
@@ -4827,6 +4813,11 @@
               <w:t>EPI</w:t>
             </w:r>
           </w:p>
+          <w:p>
+            <w:r>
+              <w:t>CB-DOC</w:t>
+            </w:r>
+          </w:p>
         </w:tc>
         <w:tc>
           <w:tcPr>
@@ -4836,6 +4827,16 @@
             <w:r>
               <w:t>Echo Planar Imaging</w:t>
             </w:r>
+          </w:p>
+          <w:p>
+            <w:r>
+              <w:t xml:space="preserve">Computer-Based </w:t>
+            </w:r>
+            <w:proofErr w:type="spellStart"/>
+            <w:r>
+              <w:t>Documentation</w:t>
+            </w:r>
+            <w:proofErr w:type="spellEnd"/>
           </w:p>
         </w:tc>
       </w:tr>
@@ -4844,13 +4845,21 @@
           <w:tcPr>
             <w:tcW w:w="1843" w:type="dxa"/>
           </w:tcPr>
-          <w:p/>
+          <w:p>
+            <w:r>
+              <w:t>GPA</w:t>
+            </w:r>
+          </w:p>
         </w:tc>
         <w:tc>
           <w:tcPr>
             <w:tcW w:w="7173" w:type="dxa"/>
           </w:tcPr>
-          <w:p/>
+          <w:p>
+            <w:r>
+              <w:t>Gradient Power Amplifier</w:t>
+            </w:r>
+          </w:p>
         </w:tc>
       </w:tr>
       <w:tr>
@@ -5013,6 +5022,7 @@
           </w:tcPr>
           <w:p>
             <w:r>
+              <w:lastRenderedPageBreak/>
               <w:t>Magnetische Flussdichte</w:t>
             </w:r>
           </w:p>
@@ -6706,15 +6716,7 @@
         <w:t xml:space="preserve">, was </w:t>
       </w:r>
       <w:r>
-        <w:t xml:space="preserve">zu Deutsch so viel bedeutet wie „Verbindung“. Die Namensgebung begründete er damit, dass sich durch das </w:t>
-      </w:r>
-      <w:proofErr w:type="gramStart"/>
-      <w:r>
-        <w:t>zu untersuchende Objekt</w:t>
-      </w:r>
-      <w:proofErr w:type="gramEnd"/>
-      <w:r>
-        <w:t xml:space="preserve"> mehrere Magnetfelder miteinander zu verbinden schienen. </w:t>
+        <w:t xml:space="preserve">zu Deutsch so viel bedeutet wie „Verbindung“. Die Namensgebung begründete er damit, dass sich durch das zu untersuchende Objekt mehrere Magnetfelder miteinander zu verbinden schienen. </w:t>
       </w:r>
       <w:sdt>
         <w:sdtPr>
@@ -7258,15 +7260,7 @@
     </w:p>
     <w:p>
       <w:r>
-        <w:t xml:space="preserve">Dieses neue Konzept stellte einen grundlegenden Fortschritt gegenüber der früheren Methode dar, da es eine schnellere und effizientere Datenerfassung erlaubte. Die Kombination aus Frequenz- und Phasenkodierung stellt die Basis der noch </w:t>
-      </w:r>
-      <w:proofErr w:type="gramStart"/>
-      <w:r>
-        <w:t>bis heute genutzten Sequenzen</w:t>
-      </w:r>
-      <w:proofErr w:type="gramEnd"/>
-      <w:r>
-        <w:t xml:space="preserve"> dar und</w:t>
+        <w:t>Dieses neue Konzept stellte einen grundlegenden Fortschritt gegenüber der früheren Methode dar, da es eine schnellere und effizientere Datenerfassung erlaubte. Die Kombination aus Frequenz- und Phasenkodierung stellt die Basis der noch bis heute genutzten Sequenzen dar und</w:t>
       </w:r>
       <w:r>
         <w:t xml:space="preserve"> ist somit die Grundlage</w:t>
@@ -7739,15 +7733,7 @@
       </w:r>
       <w:r>
         <w:br/>
-        <w:t xml:space="preserve">Ein elektrischer Strom erzeugt gemäß den Gesetzen der Elektrodynamik ein Magnetfeld, dessen räumliche Verteilung von der Geometrie des Leiters abhängt. Durch eine geeignete Anordnung mehrerer Leitersegmente kann ein Magnetfeld erzeugt werden, das innerhalb eines definierten Volumens </w:t>
-      </w:r>
-      <w:proofErr w:type="gramStart"/>
-      <w:r>
-        <w:t>näherungsweise</w:t>
-      </w:r>
-      <w:proofErr w:type="gramEnd"/>
-      <w:r>
-        <w:t xml:space="preserve"> linear mit der Position variiert.</w:t>
+        <w:t>Ein elektrischer Strom erzeugt gemäß den Gesetzen der Elektrodynamik ein Magnetfeld, dessen räumliche Verteilung von der Geometrie des Leiters abhängt. Durch eine geeignete Anordnung mehrerer Leitersegmente kann ein Magnetfeld erzeugt werden, das innerhalb eines definierten Volumens näherungsweise linear mit der Position variiert.</w:t>
       </w:r>
     </w:p>
     <w:p>
@@ -8379,15 +8365,7 @@
               <w:fldChar w:fldCharType="end"/>
             </w:r>
             <w:r>
-              <w:t xml:space="preserve">: Ausgebaute </w:t>
-            </w:r>
-            <w:proofErr w:type="spellStart"/>
-            <w:r>
-              <w:t>Gradientenspule</w:t>
-            </w:r>
-            <w:proofErr w:type="spellEnd"/>
-            <w:r>
-              <w:t xml:space="preserve"> aus einem MAGNETOM Vida</w:t>
+              <w:t>: Ausgebaute Gradientenspule aus einem MAGNETOM Vida</w:t>
             </w:r>
             <w:r>
               <w:t xml:space="preserve"> </w:t>
@@ -8620,15 +8598,7 @@
       </w:r>
       <w:r>
         <w:lastRenderedPageBreak/>
-        <w:t xml:space="preserve">Measurement-Rechner gesendeten Signale erzeugt und dafür sorgt, dass präzise die geforderten Stromverläufe in der </w:t>
-      </w:r>
-      <w:proofErr w:type="spellStart"/>
-      <w:r>
-        <w:t>Gradientenspule</w:t>
-      </w:r>
-      <w:proofErr w:type="spellEnd"/>
-      <w:r>
-        <w:t xml:space="preserve"> ankommen. D</w:t>
+        <w:t>Measurement-Rechner gesendeten Signale erzeugt und dafür sorgt, dass präzise die geforderten Stromverläufe in der Gradientenspule ankommen. D</w:t>
       </w:r>
       <w:r>
         <w:t xml:space="preserve">ie Leistungsfähigkeit eines </w:t>
@@ -8703,25 +8673,12 @@
         <w:pStyle w:val="berschrift2"/>
       </w:pPr>
       <w:r>
-        <w:t xml:space="preserve">Kühlung der </w:t>
-      </w:r>
-      <w:proofErr w:type="spellStart"/>
-      <w:r>
-        <w:t>Gradientenspule</w:t>
-      </w:r>
-      <w:proofErr w:type="spellEnd"/>
-    </w:p>
-    <w:p>
-      <w:r>
-        <w:t xml:space="preserve">Im Betrieb der </w:t>
-      </w:r>
-      <w:proofErr w:type="spellStart"/>
-      <w:r>
-        <w:t>Gradientenspule</w:t>
-      </w:r>
-      <w:proofErr w:type="spellEnd"/>
-      <w:r>
-        <w:t xml:space="preserve"> </w:t>
+        <w:t>Kühlung der Gradientenspule</w:t>
+      </w:r>
+    </w:p>
+    <w:p>
+      <w:r>
+        <w:t xml:space="preserve">Im Betrieb der Gradientenspule </w:t>
       </w:r>
       <w:r>
         <w:t xml:space="preserve">kommt es innerhalb des gesamten </w:t>
@@ -8737,15 +8694,7 @@
     </w:p>
     <w:p>
       <w:r>
-        <w:t xml:space="preserve">Da die entstehende Verlustleistung vom Widerstand und dem Quadrat des Stroms abhängt, können schon vergleichsweise niedrige Widerstände zu erheblicher Wärmeentwicklung führen. Zur Abführung der entstehenden Wärme wird das </w:t>
-      </w:r>
-      <w:proofErr w:type="spellStart"/>
-      <w:r>
-        <w:t>Gradientensystem</w:t>
-      </w:r>
-      <w:proofErr w:type="spellEnd"/>
-      <w:r>
-        <w:t xml:space="preserve"> aktiv gekühlt. Hierfür sind wasserdurchflossene Kühlkanäle unter anderem direkt in die Spule eingearbeitet, was in </w:t>
+        <w:t xml:space="preserve">Da die entstehende Verlustleistung vom Widerstand und dem Quadrat des Stroms abhängt, können schon vergleichsweise niedrige Widerstände zu erheblicher Wärmeentwicklung führen. Zur Abführung der entstehenden Wärme wird das Gradientensystem aktiv gekühlt. Hierfür sind wasserdurchflossene Kühlkanäle unter anderem direkt in die Spule eingearbeitet, was in </w:t>
       </w:r>
       <w:r>
         <w:fldChar w:fldCharType="begin"/>
@@ -8811,18 +8760,13 @@
     </w:p>
     <w:p>
       <w:r>
-        <w:t>Das Wasser nimmt dabei die Wärme der Komponenten auf und liefert sie zurück in das sogenannte ACS (</w:t>
-      </w:r>
-      <w:proofErr w:type="gramStart"/>
-      <w:r>
-        <w:t xml:space="preserve">Air </w:t>
+        <w:t xml:space="preserve">Das Wasser nimmt dabei die Wärme der Komponenten auf und liefert sie zurück in das sogenannte ACS (Air </w:t>
       </w:r>
       <w:proofErr w:type="spellStart"/>
       <w:r>
         <w:t>Conditioning</w:t>
       </w:r>
       <w:proofErr w:type="spellEnd"/>
-      <w:proofErr w:type="gramEnd"/>
       <w:r>
         <w:t xml:space="preserve"> System), worin sie über einen Wärmetauscher abgegeben wird, der schließlich einen Kreislauf mit dem SEP (System Separator) bildet, um die Wärme an den krankenhausseitigen Wasserkreislauf abzugeben und das System somit zu kühlen. </w:t>
       </w:r>
@@ -8964,13 +8908,8 @@
             </w:r>
             <w:bookmarkEnd w:id="43"/>
             <w:r>
-              <w:t xml:space="preserve">: Anschlüsse für den Kühlkreislauf der </w:t>
-            </w:r>
-            <w:proofErr w:type="spellStart"/>
-            <w:r>
-              <w:t>Gradientenspule</w:t>
-            </w:r>
-            <w:proofErr w:type="spellEnd"/>
+              <w:t>: Anschlüsse für den Kühlkreislauf der Gradientenspule</w:t>
+            </w:r>
             <w:r>
               <w:t xml:space="preserve"> </w:t>
             </w:r>
@@ -9025,18 +8964,13 @@
       </w:pPr>
       <w:bookmarkStart w:id="44" w:name="_Ref225341571"/>
       <w:r>
-        <w:t xml:space="preserve">Aktive Abschirmung der </w:t>
-      </w:r>
-      <w:proofErr w:type="spellStart"/>
-      <w:r>
-        <w:t>Gradientenspule</w:t>
+        <w:t>Aktive Abschirmung der Gradientenspule</w:t>
       </w:r>
       <w:bookmarkEnd w:id="44"/>
-      <w:proofErr w:type="spellEnd"/>
-    </w:p>
-    <w:p>
-      <w:r>
-        <w:t xml:space="preserve">Erzeugt man zeitlich veränderliche Magnetfeldgradienten, so wirkt das Feld nicht nur innerhalb der Bore, wo man es haben bzw. nutzen möchte, sondern es breitet sich auch in die umgebenden Strukturen des Systems aus. Besonders in elektrisch leitfähigen Komponenten wie den mechanischen Trägerstrukturen oder dem Kryostaten (dem isolierten „Kessel“, in dem sich Magnet und Helium befinden), können danach nach dem </w:t>
+    </w:p>
+    <w:p>
+      <w:r>
+        <w:t xml:space="preserve">Erzeugt man zeitlich veränderliche Magnetfeldgradienten, so wirkt das Feld nicht nur innerhalb der Bore, wo man es haben bzw. nutzen möchte, sondern es breitet sich auch in die umgebenden Strukturen des Systems aus. Besonders in elektrisch leitfähigen Komponenten wie den mechanischen Trägerstrukturen oder dem Kryostaten (dem isolierten „Kessel“, in dem sich Magnet und Helium befinden), können nach dem </w:t>
       </w:r>
       <w:r>
         <w:t>Faraday-</w:t>
@@ -9154,15 +9088,7 @@
       </w:r>
       <w:proofErr w:type="spellEnd"/>
       <w:r>
-        <w:t xml:space="preserve"> aktiv abgeschirmte Gradientenspulen eingesetzt. So wird zusätzlich zur eigentlichen </w:t>
-      </w:r>
-      <w:proofErr w:type="spellStart"/>
-      <w:r>
-        <w:t>Gradientenspule</w:t>
-      </w:r>
-      <w:proofErr w:type="spellEnd"/>
-      <w:r>
-        <w:t xml:space="preserve"> ein zweites Paar Spulen um diese herum eingebaut. Diese</w:t>
+        <w:t xml:space="preserve"> aktiv abgeschirmte Gradientenspulen eingesetzt. So wird zusätzlich zur eigentlichen Gradientenspule ein zweites Paar Spulen um diese herum eingebaut. Diese</w:t>
       </w:r>
       <w:r>
         <w:t>s</w:t>
@@ -9175,15 +9101,7 @@
         <w:t>Ansteuerung ein</w:t>
       </w:r>
       <w:r>
-        <w:t xml:space="preserve"> weiteres Magnetfeld, welches dem Vorgesehenen entgegengesetzt ist und das Streufeld der </w:t>
-      </w:r>
-      <w:proofErr w:type="spellStart"/>
-      <w:r>
-        <w:t>Gradientenspule</w:t>
-      </w:r>
-      <w:proofErr w:type="spellEnd"/>
-      <w:r>
-        <w:t xml:space="preserve"> nahezu vollständig kompensiert. Dies hat direkten positiven Einfluss auf die räumliche Genauigkeit der </w:t>
+        <w:t xml:space="preserve"> weiteres Magnetfeld, welches dem Vorgesehenen entgegengesetzt ist und das Streufeld der Gradientenspule nahezu vollständig kompensiert. Dies hat direkten positiven Einfluss auf die räumliche Genauigkeit der </w:t>
       </w:r>
       <w:proofErr w:type="spellStart"/>
       <w:r>
@@ -9326,21 +9244,14 @@
               <w:fldChar w:fldCharType="end"/>
             </w:r>
             <w:r>
-              <w:t xml:space="preserve">: Schematische Darstellung der verschiedenen verbauten Spulen inkl. </w:t>
-            </w:r>
-            <w:proofErr w:type="spellStart"/>
-            <w:r>
-              <w:t>Gradientenspule</w:t>
-            </w:r>
-            <w:proofErr w:type="spellEnd"/>
-            <w:r>
-              <w:t xml:space="preserve"> und ihre </w:t>
-            </w:r>
-            <w:proofErr w:type="spellStart"/>
-            <w:r>
-              <w:t>Abschrimspulen</w:t>
-            </w:r>
-            <w:proofErr w:type="spellEnd"/>
+              <w:t>: Schematische Darstellung der verschiedenen verbauten Spulen inkl. Gradientenspule und ihre Absch</w:t>
+            </w:r>
+            <w:r>
+              <w:t>ir</w:t>
+            </w:r>
+            <w:r>
+              <w:t>mspulen</w:t>
+            </w:r>
             <w:sdt>
               <w:sdtPr>
                 <w:id w:val="-1010528241"/>
@@ -9569,6 +9480,459 @@
         <w:t>Auch rein elektrische Effekte spielen bei der Belastung der Komponenten durch Hitze eine Rolle. Steigt die Temperatur eines Leiters, z.B. also einer Spule, so wird ihr Widerstand höher, was wiederum bei gleichbleibendem Stromfluss zu erhöhter Verlustwärme und mechanischem Stress im Bauteil führt. Wie das Erhitzen der Bauteile überwacht wird, wird in einem späteren Abschnitt noch behandelt.</w:t>
       </w:r>
     </w:p>
+    <w:p/>
+    <w:p>
+      <w:pPr>
+        <w:pStyle w:val="berschrift2"/>
+      </w:pPr>
+      <w:r>
+        <w:lastRenderedPageBreak/>
+        <w:t>Mechanische Belastungen</w:t>
+      </w:r>
+    </w:p>
+    <w:p>
+      <w:r>
+        <w:t xml:space="preserve">Hauptauslöser der mechanischen Belastungen auf das Gradientensystem </w:t>
+      </w:r>
+      <w:r>
+        <w:t>sind die Lorentzkräfte, die auf stromdurchflossene Leiter in einem Magnetfeld, also auf die Gradientenspulen, wirk</w:t>
+      </w:r>
+      <w:r>
+        <w:t>en</w:t>
+      </w:r>
+      <w:r>
+        <w:t>. Die Lorentzkraft kann man physikalisch folgendermaßen beschreiben:</w:t>
+      </w:r>
+    </w:p>
+    <w:p>
+      <w:pPr>
+        <w:jc w:val="center"/>
+      </w:pPr>
+      <m:oMathPara>
+        <m:oMath>
+          <m:acc>
+            <m:accPr>
+              <m:chr m:val="⃗"/>
+              <m:ctrlPr>
+                <w:rPr>
+                  <w:rFonts w:ascii="Cambria Math" w:hAnsi="Cambria Math"/>
+                  <w:i/>
+                </w:rPr>
+              </m:ctrlPr>
+            </m:accPr>
+            <m:e>
+              <m:sSub>
+                <m:sSubPr>
+                  <m:ctrlPr>
+                    <w:rPr>
+                      <w:rFonts w:ascii="Cambria Math" w:hAnsi="Cambria Math"/>
+                      <w:i/>
+                    </w:rPr>
+                  </m:ctrlPr>
+                </m:sSubPr>
+                <m:e>
+                  <m:r>
+                    <w:rPr>
+                      <w:rFonts w:ascii="Cambria Math" w:hAnsi="Cambria Math"/>
+                    </w:rPr>
+                    <m:t>F</m:t>
+                  </m:r>
+                </m:e>
+                <m:sub>
+                  <m:r>
+                    <w:rPr>
+                      <w:rFonts w:ascii="Cambria Math" w:hAnsi="Cambria Math"/>
+                    </w:rPr>
+                    <m:t>L</m:t>
+                  </m:r>
+                </m:sub>
+              </m:sSub>
+            </m:e>
+          </m:acc>
+          <m:r>
+            <w:rPr>
+              <w:rFonts w:ascii="Cambria Math" w:hAnsi="Cambria Math"/>
+            </w:rPr>
+            <m:t>=q⋅(</m:t>
+          </m:r>
+          <m:acc>
+            <m:accPr>
+              <m:chr m:val="⃗"/>
+              <m:ctrlPr>
+                <w:rPr>
+                  <w:rFonts w:ascii="Cambria Math" w:hAnsi="Cambria Math"/>
+                  <w:i/>
+                </w:rPr>
+              </m:ctrlPr>
+            </m:accPr>
+            <m:e>
+              <m:r>
+                <w:rPr>
+                  <w:rFonts w:ascii="Cambria Math" w:hAnsi="Cambria Math"/>
+                </w:rPr>
+                <m:t>v</m:t>
+              </m:r>
+            </m:e>
+          </m:acc>
+          <m:r>
+            <w:rPr>
+              <w:rFonts w:ascii="Cambria Math" w:hAnsi="Cambria Math"/>
+            </w:rPr>
+            <m:t>×</m:t>
+          </m:r>
+          <m:acc>
+            <m:accPr>
+              <m:chr m:val="⃗"/>
+              <m:ctrlPr>
+                <w:rPr>
+                  <w:rFonts w:ascii="Cambria Math" w:hAnsi="Cambria Math"/>
+                  <w:i/>
+                </w:rPr>
+              </m:ctrlPr>
+            </m:accPr>
+            <m:e>
+              <m:r>
+                <w:rPr>
+                  <w:rFonts w:ascii="Cambria Math" w:hAnsi="Cambria Math"/>
+                </w:rPr>
+                <m:t>B</m:t>
+              </m:r>
+            </m:e>
+          </m:acc>
+          <m:r>
+            <w:rPr>
+              <w:rFonts w:ascii="Cambria Math" w:hAnsi="Cambria Math"/>
+            </w:rPr>
+            <m:t>)</m:t>
+          </m:r>
+        </m:oMath>
+      </m:oMathPara>
+    </w:p>
+    <w:p>
+      <w:pPr>
+        <w:rPr>
+          <w:rFonts w:eastAsiaTheme="minorEastAsia"/>
+        </w:rPr>
+      </w:pPr>
+      <w:r>
+        <w:t xml:space="preserve">Hierbei beschreibt </w:t>
+      </w:r>
+      <m:oMath>
+        <m:r>
+          <w:rPr>
+            <w:rFonts w:ascii="Cambria Math" w:hAnsi="Cambria Math"/>
+          </w:rPr>
+          <m:t>q</m:t>
+        </m:r>
+      </m:oMath>
+      <w:r>
+        <w:rPr>
+          <w:rFonts w:eastAsiaTheme="minorEastAsia"/>
+        </w:rPr>
+        <w:t xml:space="preserve"> die Ladung,  </w:t>
+      </w:r>
+      <m:oMath>
+        <m:acc>
+          <m:accPr>
+            <m:chr m:val="⃗"/>
+            <m:ctrlPr>
+              <w:rPr>
+                <w:rFonts w:ascii="Cambria Math" w:eastAsiaTheme="minorEastAsia" w:hAnsi="Cambria Math"/>
+                <w:i/>
+              </w:rPr>
+            </m:ctrlPr>
+          </m:accPr>
+          <m:e>
+            <m:r>
+              <w:rPr>
+                <w:rFonts w:ascii="Cambria Math" w:eastAsiaTheme="minorEastAsia" w:hAnsi="Cambria Math"/>
+              </w:rPr>
+              <m:t>v</m:t>
+            </m:r>
+            <m:ctrlPr>
+              <w:rPr>
+                <w:rFonts w:ascii="Cambria Math" w:hAnsi="Cambria Math"/>
+                <w:i/>
+              </w:rPr>
+            </m:ctrlPr>
+          </m:e>
+        </m:acc>
+      </m:oMath>
+      <w:r>
+        <w:rPr>
+          <w:rFonts w:eastAsiaTheme="minorEastAsia"/>
+        </w:rPr>
+        <w:t xml:space="preserve"> dessen Geschwindigkeit und </w:t>
+      </w:r>
+      <m:oMath>
+        <m:acc>
+          <m:accPr>
+            <m:chr m:val="⃗"/>
+            <m:ctrlPr>
+              <w:rPr>
+                <w:rFonts w:ascii="Cambria Math" w:eastAsiaTheme="minorEastAsia" w:hAnsi="Cambria Math"/>
+                <w:i/>
+              </w:rPr>
+            </m:ctrlPr>
+          </m:accPr>
+          <m:e>
+            <m:r>
+              <w:rPr>
+                <w:rFonts w:ascii="Cambria Math" w:eastAsiaTheme="minorEastAsia" w:hAnsi="Cambria Math"/>
+              </w:rPr>
+              <m:t>B</m:t>
+            </m:r>
+            <m:ctrlPr>
+              <w:rPr>
+                <w:rFonts w:ascii="Cambria Math" w:hAnsi="Cambria Math"/>
+                <w:i/>
+              </w:rPr>
+            </m:ctrlPr>
+          </m:e>
+        </m:acc>
+      </m:oMath>
+      <w:r>
+        <w:rPr>
+          <w:rFonts w:eastAsiaTheme="minorEastAsia"/>
+        </w:rPr>
+        <w:t xml:space="preserve"> das Magnetfeld, durch welches es sich bewegt. </w:t>
+      </w:r>
+      <w:r>
+        <w:rPr>
+          <w:rFonts w:eastAsiaTheme="minorEastAsia"/>
+        </w:rPr>
+        <w:t xml:space="preserve">Durch das starke Magnetfeld wirken somit erhebliche Kräfte auf die Leiterstrukturen der Gradientenspule. Noch dazu sind diese Kräfte zeitlich veränderlich, da sich die Feldstärke je nach Ansteuerung immer wieder ändert. </w:t>
+      </w:r>
+      <w:sdt>
+        <w:sdtPr>
+          <w:rPr>
+            <w:rFonts w:eastAsiaTheme="minorEastAsia"/>
+          </w:rPr>
+          <w:id w:val="-2055458743"/>
+          <w:citation/>
+        </w:sdtPr>
+        <w:sdtContent>
+          <w:r>
+            <w:rPr>
+              <w:rFonts w:eastAsiaTheme="minorEastAsia"/>
+            </w:rPr>
+            <w:fldChar w:fldCharType="begin"/>
+          </w:r>
+          <w:r>
+            <w:rPr>
+              <w:rFonts w:eastAsiaTheme="minorEastAsia"/>
+            </w:rPr>
+            <w:instrText xml:space="preserve">CITATION FWU26 \l 1031 </w:instrText>
+          </w:r>
+          <w:r>
+            <w:rPr>
+              <w:rFonts w:eastAsiaTheme="minorEastAsia"/>
+            </w:rPr>
+            <w:fldChar w:fldCharType="separate"/>
+          </w:r>
+          <w:r>
+            <w:rPr>
+              <w:rFonts w:eastAsiaTheme="minorEastAsia"/>
+              <w:noProof/>
+            </w:rPr>
+            <w:t>[8]</w:t>
+          </w:r>
+          <w:r>
+            <w:rPr>
+              <w:rFonts w:eastAsiaTheme="minorEastAsia"/>
+            </w:rPr>
+            <w:fldChar w:fldCharType="end"/>
+          </w:r>
+        </w:sdtContent>
+      </w:sdt>
+      <w:r>
+        <w:rPr>
+          <w:rFonts w:eastAsiaTheme="minorEastAsia"/>
+        </w:rPr>
+        <w:t xml:space="preserve"> </w:t>
+      </w:r>
+    </w:p>
+    <w:p>
+      <w:r>
+        <w:t xml:space="preserve">In der Folge entstehen in der Spule mechanische Schwingungen, </w:t>
+      </w:r>
+      <w:r>
+        <w:t xml:space="preserve">welche bei hohen Gradientenamplituden besonders ausgeprägt sind. Diese wiederholte Beanspruchung des Materials kann auf lange Sicht zu dessen Ermüdung führen und zu Beeinträchtigungen der Funktion bis hin zu Totalausfällen führen, sofern diese nicht rechtzeitig detektiert werden. </w:t>
+      </w:r>
+      <w:sdt>
+        <w:sdtPr>
+          <w:id w:val="841361891"/>
+          <w:citation/>
+        </w:sdtPr>
+        <w:sdtContent>
+          <w:r>
+            <w:fldChar w:fldCharType="begin"/>
+          </w:r>
+          <w:r>
+            <w:instrText xml:space="preserve"> CITATION All26 \l 1031 </w:instrText>
+          </w:r>
+          <w:r>
+            <w:fldChar w:fldCharType="separate"/>
+          </w:r>
+          <w:r>
+            <w:rPr>
+              <w:noProof/>
+            </w:rPr>
+            <w:t>[7]</w:t>
+          </w:r>
+          <w:r>
+            <w:fldChar w:fldCharType="end"/>
+          </w:r>
+        </w:sdtContent>
+      </w:sdt>
+    </w:p>
+    <w:p>
+      <w:r>
+        <w:t xml:space="preserve">Hingegen direkt bemerkbar machen sich diese Schwingungen in Form von lauten Klopf- bzw. </w:t>
+      </w:r>
+      <w:proofErr w:type="spellStart"/>
+      <w:r>
+        <w:t>Summgeräuschen</w:t>
+      </w:r>
+      <w:proofErr w:type="spellEnd"/>
+      <w:r>
+        <w:t xml:space="preserve"> Geräuschen während einer Untersuchung.</w:t>
+      </w:r>
+      <w:r>
+        <w:t xml:space="preserve"> Die Spulen sind in ein Harz eingelassen, was sie daran hindert, sich zu bewegen. Die Vibrationen werden somit auf die umliegenden Bauteile übertragen und regen sie auch zu Schwingungen an. </w:t>
+      </w:r>
+      <w:sdt>
+        <w:sdtPr>
+          <w:id w:val="944661601"/>
+          <w:citation/>
+        </w:sdtPr>
+        <w:sdtContent>
+          <w:r>
+            <w:fldChar w:fldCharType="begin"/>
+          </w:r>
+          <w:r>
+            <w:instrText xml:space="preserve"> CITATION Sie25 \l 1031 </w:instrText>
+          </w:r>
+          <w:r>
+            <w:fldChar w:fldCharType="separate"/>
+          </w:r>
+          <w:r>
+            <w:rPr>
+              <w:noProof/>
+            </w:rPr>
+            <w:t>[6]</w:t>
+          </w:r>
+          <w:r>
+            <w:fldChar w:fldCharType="end"/>
+          </w:r>
+        </w:sdtContent>
+      </w:sdt>
+      <w:sdt>
+        <w:sdtPr>
+          <w:id w:val="-524103625"/>
+          <w:citation/>
+        </w:sdtPr>
+        <w:sdtContent>
+          <w:r>
+            <w:fldChar w:fldCharType="begin"/>
+          </w:r>
+          <w:r>
+            <w:instrText xml:space="preserve"> CITATION All26 \l 1031 </w:instrText>
+          </w:r>
+          <w:r>
+            <w:fldChar w:fldCharType="separate"/>
+          </w:r>
+          <w:r>
+            <w:rPr>
+              <w:noProof/>
+            </w:rPr>
+            <w:t xml:space="preserve"> </w:t>
+          </w:r>
+          <w:r>
+            <w:rPr>
+              <w:noProof/>
+            </w:rPr>
+            <w:t>[7]</w:t>
+          </w:r>
+          <w:r>
+            <w:fldChar w:fldCharType="end"/>
+          </w:r>
+        </w:sdtContent>
+      </w:sdt>
+    </w:p>
+    <w:p>
+      <w:pPr>
+        <w:pStyle w:val="berschrift1"/>
+      </w:pPr>
+      <w:r>
+        <w:t xml:space="preserve">Überwachung und Diagnose von </w:t>
+      </w:r>
+      <w:proofErr w:type="spellStart"/>
+      <w:r>
+        <w:t>Gradientensystemen</w:t>
+      </w:r>
+      <w:proofErr w:type="spellEnd"/>
+    </w:p>
+    <w:p>
+      <w:r>
+        <w:t xml:space="preserve">Um einen sicheren und reibungslosen Betrieb dauerhaft gewährleisten zu können, ist es essenziell, </w:t>
+      </w:r>
+      <w:r>
+        <w:t>zentrale Betriebsparameter zu überwachen. Überwachungs- und Diagnosesysteme dienen hierbei dem Schutz der Hardware als auch der Sicherstellung einer gleichbleibend hohen Bildqualität.</w:t>
+      </w:r>
+    </w:p>
+    <w:p>
+      <w:r>
+        <w:t xml:space="preserve">Im laufenden Betrieb werden verschieden physikalische Größen kontinuierlich erfasst. Darunter fallen unter anderem die Strom- und Spannungsverläufe der Gradientenspulen, Temperaturwerte an kritischen Punkten bzw. in kritischen </w:t>
+      </w:r>
+      <w:r>
+        <w:lastRenderedPageBreak/>
+        <w:t xml:space="preserve">Komponenten sowie zahlreiche Werte, die den Zustand des Kühlsystems wiedergeben. </w:t>
+      </w:r>
+      <w:sdt>
+        <w:sdtPr>
+          <w:id w:val="2120177519"/>
+          <w:citation/>
+        </w:sdtPr>
+        <w:sdtContent>
+          <w:r>
+            <w:fldChar w:fldCharType="begin"/>
+          </w:r>
+          <w:r>
+            <w:instrText xml:space="preserve"> CITATION Sie25 \l 1031 </w:instrText>
+          </w:r>
+          <w:r>
+            <w:fldChar w:fldCharType="separate"/>
+          </w:r>
+          <w:r>
+            <w:rPr>
+              <w:noProof/>
+            </w:rPr>
+            <w:t>[6]</w:t>
+          </w:r>
+          <w:r>
+            <w:fldChar w:fldCharType="end"/>
+          </w:r>
+        </w:sdtContent>
+      </w:sdt>
+    </w:p>
+    <w:p>
+      <w:r>
+        <w:t xml:space="preserve">Dadurch, dass man diese Parameter permanent erfasst, können Abweichungen vom Normalzustand frühzeitig erkannt werden und Probleme gelöst werden, bevor sie erst entstehen. Auf das Gradientensystem bezogen ist ein wesentlicher Bestandteil der Überwachung die Kontrolle der Temperatur der Gradientenspule selbst sowie die der GPAs. Hierfür werden im Entwicklungsprozess durch Tests Grenzwerte ermittelt, welche es dann im Betrieb einzuhalten gilt, um </w:t>
+      </w:r>
+      <w:r>
+        <w:t>die erwartete Performance des Gerätes sicherstellen zu können.</w:t>
+      </w:r>
+    </w:p>
+    <w:p>
+      <w:r>
+        <w:t>Da der Anwender im Normalfall keinen Zugriff auf die Serviceoberfläche hat, in der alle Werte angezeigt werden, und es ohnehin nicht praktikabel wäre, einen Mitarbeiter dauerhaft auf die Werte starren zu lassen, werden in modernen Systemen wie auch dem MAGNETOM Vida automatische Schutzmechanismen eingebaut. Diese sorgen bei Überschreitung der gesetzten Parameter</w:t>
+      </w:r>
+      <w:r>
+        <w:t xml:space="preserve"> für eine Drosselung der Leistung der Gradienten oder im schlimmsten Fall zu einem Abbruch der Messung. </w:t>
+      </w:r>
+    </w:p>
+    <w:p/>
     <w:p/>
     <w:p/>
     <w:p>
@@ -9642,7 +10006,7 @@
               </w:tblGrid>
               <w:tr>
                 <w:trPr>
-                  <w:divId w:val="1836797920"/>
+                  <w:divId w:val="1097361601"/>
                   <w:tblCellSpacing w:w="15" w:type="dxa"/>
                 </w:trPr>
                 <w:tc>
@@ -9689,7 +10053,7 @@
               </w:tr>
               <w:tr>
                 <w:trPr>
-                  <w:divId w:val="1836797920"/>
+                  <w:divId w:val="1097361601"/>
                   <w:tblCellSpacing w:w="15" w:type="dxa"/>
                 </w:trPr>
                 <w:tc>
@@ -9735,7 +10099,7 @@
               </w:tr>
               <w:tr>
                 <w:trPr>
-                  <w:divId w:val="1836797920"/>
+                  <w:divId w:val="1097361601"/>
                   <w:tblCellSpacing w:w="15" w:type="dxa"/>
                 </w:trPr>
                 <w:tc>
@@ -9799,7 +10163,7 @@
               </w:tr>
               <w:tr>
                 <w:trPr>
-                  <w:divId w:val="1836797920"/>
+                  <w:divId w:val="1097361601"/>
                   <w:tblCellSpacing w:w="15" w:type="dxa"/>
                 </w:trPr>
                 <w:tc>
@@ -9859,7 +10223,7 @@
               </w:tr>
               <w:tr>
                 <w:trPr>
-                  <w:divId w:val="1836797920"/>
+                  <w:divId w:val="1097361601"/>
                   <w:tblCellSpacing w:w="15" w:type="dxa"/>
                 </w:trPr>
                 <w:tc>
@@ -9905,7 +10269,7 @@
               </w:tr>
               <w:tr>
                 <w:trPr>
-                  <w:divId w:val="1836797920"/>
+                  <w:divId w:val="1097361601"/>
                   <w:tblCellSpacing w:w="15" w:type="dxa"/>
                 </w:trPr>
                 <w:tc>
@@ -9951,7 +10315,7 @@
               </w:tr>
               <w:tr>
                 <w:trPr>
-                  <w:divId w:val="1836797920"/>
+                  <w:divId w:val="1097361601"/>
                   <w:tblCellSpacing w:w="15" w:type="dxa"/>
                 </w:trPr>
                 <w:tc>
@@ -10002,10 +10366,69 @@
                   </w:p>
                 </w:tc>
               </w:tr>
+              <w:tr>
+                <w:trPr>
+                  <w:divId w:val="1097361601"/>
+                  <w:tblCellSpacing w:w="15" w:type="dxa"/>
+                </w:trPr>
+                <w:tc>
+                  <w:tcPr>
+                    <w:tcW w:w="50" w:type="pct"/>
+                    <w:hideMark/>
+                  </w:tcPr>
+                  <w:p>
+                    <w:pPr>
+                      <w:pStyle w:val="Literaturverzeichnis"/>
+                      <w:rPr>
+                        <w:noProof/>
+                      </w:rPr>
+                    </w:pPr>
+                    <w:r>
+                      <w:rPr>
+                        <w:noProof/>
+                      </w:rPr>
+                      <w:t xml:space="preserve">[8] </w:t>
+                    </w:r>
+                  </w:p>
+                </w:tc>
+                <w:tc>
+                  <w:tcPr>
+                    <w:tcW w:w="0" w:type="auto"/>
+                    <w:hideMark/>
+                  </w:tcPr>
+                  <w:p>
+                    <w:pPr>
+                      <w:pStyle w:val="Literaturverzeichnis"/>
+                      <w:rPr>
+                        <w:noProof/>
+                      </w:rPr>
+                    </w:pPr>
+                    <w:r>
+                      <w:rPr>
+                        <w:noProof/>
+                      </w:rPr>
+                      <w:t xml:space="preserve">FWU Institut für Film und Bild, „LEIFIPhysik,“ 2026. </w:t>
+                    </w:r>
+                    <w:r>
+                      <w:rPr>
+                        <w:noProof/>
+                        <w:lang w:val="fr-FR"/>
+                      </w:rPr>
+                      <w:t xml:space="preserve">[Online]. Available: https://www.leifiphysik.de/elektrizitaetslehre/kraft-auf-stromleiter-e-motor/grundwissen/lorentz-kraft. </w:t>
+                    </w:r>
+                    <w:r>
+                      <w:rPr>
+                        <w:noProof/>
+                      </w:rPr>
+                      <w:t>[Zugriff am März 2026].</w:t>
+                    </w:r>
+                  </w:p>
+                </w:tc>
+              </w:tr>
             </w:tbl>
             <w:p>
               <w:pPr>
-                <w:divId w:val="1836797920"/>
+                <w:divId w:val="1097361601"/>
                 <w:rPr>
                   <w:rFonts w:eastAsia="Times New Roman"/>
                   <w:noProof/>
@@ -12553,6 +12976,46 @@
       <w:spacing w:after="0"/>
     </w:pPr>
   </w:style>
+  <w:style w:type="paragraph" w:styleId="Endnotentext">
+    <w:name w:val="endnote text"/>
+    <w:basedOn w:val="Standard"/>
+    <w:link w:val="EndnotentextZchn"/>
+    <w:uiPriority w:val="99"/>
+    <w:semiHidden/>
+    <w:unhideWhenUsed/>
+    <w:rsid w:val="00130C81"/>
+    <w:pPr>
+      <w:spacing w:after="0" w:line="240" w:lineRule="auto"/>
+    </w:pPr>
+    <w:rPr>
+      <w:sz w:val="20"/>
+      <w:szCs w:val="20"/>
+    </w:rPr>
+  </w:style>
+  <w:style w:type="character" w:customStyle="1" w:styleId="EndnotentextZchn">
+    <w:name w:val="Endnotentext Zchn"/>
+    <w:basedOn w:val="Absatz-Standardschriftart"/>
+    <w:link w:val="Endnotentext"/>
+    <w:uiPriority w:val="99"/>
+    <w:semiHidden/>
+    <w:rsid w:val="00130C81"/>
+    <w:rPr>
+      <w:rFonts w:ascii="Siemens Sans" w:hAnsi="Siemens Sans"/>
+      <w:sz w:val="20"/>
+      <w:szCs w:val="20"/>
+    </w:rPr>
+  </w:style>
+  <w:style w:type="character" w:styleId="Endnotenzeichen">
+    <w:name w:val="endnote reference"/>
+    <w:basedOn w:val="Absatz-Standardschriftart"/>
+    <w:uiPriority w:val="99"/>
+    <w:semiHidden/>
+    <w:unhideWhenUsed/>
+    <w:rsid w:val="00130C81"/>
+    <w:rPr>
+      <w:vertAlign w:val="superscript"/>
+    </w:rPr>
+  </w:style>
 </w:styles>
 </file>
 
@@ -12742,13 +13205,16 @@
     <w:rsid w:val="0096621A"/>
     <w:rsid w:val="00971F05"/>
     <w:rsid w:val="00A17EDA"/>
+    <w:rsid w:val="00A54037"/>
     <w:rsid w:val="00B16EDB"/>
     <w:rsid w:val="00B315C4"/>
     <w:rsid w:val="00BA78DD"/>
     <w:rsid w:val="00BD7971"/>
+    <w:rsid w:val="00C2437F"/>
     <w:rsid w:val="00C91797"/>
     <w:rsid w:val="00CB202D"/>
     <w:rsid w:val="00CB3066"/>
+    <w:rsid w:val="00CE33B5"/>
     <w:rsid w:val="00D94E51"/>
     <w:rsid w:val="00F35D76"/>
     <w:rsid w:val="00FF28FE"/>
@@ -13206,7 +13672,7 @@
     <w:basedOn w:val="Absatz-Standardschriftart"/>
     <w:uiPriority w:val="99"/>
     <w:semiHidden/>
-    <w:rsid w:val="0090100C"/>
+    <w:rsid w:val="00A54037"/>
     <w:rPr>
       <w:color w:val="808080"/>
     </w:rPr>
@@ -13705,18 +14171,18 @@
 </file>
 
 <file path=customXml/item2.xml><?xml version="1.0" encoding="utf-8"?>
-<p:properties xmlns:p="http://schemas.microsoft.com/office/2006/metadata/properties" xmlns:xsi="http://www.w3.org/2001/XMLSchema-instance" xmlns:pc="http://schemas.microsoft.com/office/infopath/2007/PartnerControls">
-  <documentManagement/>
-</p:properties>
-</file>
-
-<file path=customXml/item3.xml><?xml version="1.0" encoding="utf-8"?>
 <?mso-contentType ?>
 <FormTemplates xmlns="http://schemas.microsoft.com/sharepoint/v3/contenttype/forms">
   <Display>DocumentLibraryForm</Display>
   <Edit>DocumentLibraryForm</Edit>
   <New>DocumentLibraryForm</New>
 </FormTemplates>
+</file>
+
+<file path=customXml/item3.xml><?xml version="1.0" encoding="utf-8"?>
+<p:properties xmlns:p="http://schemas.microsoft.com/office/2006/metadata/properties" xmlns:xsi="http://www.w3.org/2001/XMLSchema-instance" xmlns:pc="http://schemas.microsoft.com/office/infopath/2007/PartnerControls">
+  <documentManagement/>
+</p:properties>
 </file>
 
 <file path=customXml/item4.xml><?xml version="1.0" encoding="utf-8"?>
@@ -13870,6 +14336,23 @@
     <b:URL>https://mriquestions.com</b:URL>
     <b:RefOrder>7</b:RefOrder>
   </b:Source>
+  <b:Source>
+    <b:Tag>FWU26</b:Tag>
+    <b:SourceType>InternetSite</b:SourceType>
+    <b:Guid>{F5DC2C89-1A14-4565-9EE2-39179E6E5453}</b:Guid>
+    <b:Author>
+      <b:Author>
+        <b:Corporate>FWU Institut für Film und Bild</b:Corporate>
+      </b:Author>
+    </b:Author>
+    <b:Title>LEIFIPhysik</b:Title>
+    <b:Year>2026</b:Year>
+    <b:YearAccessed>2026</b:YearAccessed>
+    <b:MonthAccessed>März</b:MonthAccessed>
+    <b:URL>https://www.leifiphysik.de/elektrizitaetslehre/kraft-auf-stromleiter-e-motor/grundwissen/lorentz-kraft</b:URL>
+    <b:DayAccessed>31</b:DayAccessed>
+    <b:RefOrder>8</b:RefOrder>
+  </b:Source>
 </b:Sources>
 </file>
 
@@ -13892,6 +14375,14 @@
 </file>
 
 <file path=customXml/itemProps2.xml><?xml version="1.0" encoding="utf-8"?>
+<ds:datastoreItem xmlns:ds="http://schemas.openxmlformats.org/officeDocument/2006/customXml" ds:itemID="{CBB0E116-33C1-4C60-B22F-CF76B731CE02}">
+  <ds:schemaRefs>
+    <ds:schemaRef ds:uri="http://schemas.microsoft.com/sharepoint/v3/contenttype/forms"/>
+  </ds:schemaRefs>
+</ds:datastoreItem>
+</file>
+
+<file path=customXml/itemProps3.xml><?xml version="1.0" encoding="utf-8"?>
 <ds:datastoreItem xmlns:ds="http://schemas.openxmlformats.org/officeDocument/2006/customXml" ds:itemID="{F3445355-BB97-48FB-9076-AE610ADA5F5D}">
   <ds:schemaRefs>
     <ds:schemaRef ds:uri="http://schemas.microsoft.com/office/2006/metadata/properties"/>
@@ -13900,16 +14391,8 @@
 </ds:datastoreItem>
 </file>
 
-<file path=customXml/itemProps3.xml><?xml version="1.0" encoding="utf-8"?>
-<ds:datastoreItem xmlns:ds="http://schemas.openxmlformats.org/officeDocument/2006/customXml" ds:itemID="{CBB0E116-33C1-4C60-B22F-CF76B731CE02}">
-  <ds:schemaRefs>
-    <ds:schemaRef ds:uri="http://schemas.microsoft.com/sharepoint/v3/contenttype/forms"/>
-  </ds:schemaRefs>
-</ds:datastoreItem>
-</file>
-
 <file path=customXml/itemProps4.xml><?xml version="1.0" encoding="utf-8"?>
-<ds:datastoreItem xmlns:ds="http://schemas.openxmlformats.org/officeDocument/2006/customXml" ds:itemID="{0C5E3BC4-A87C-4F67-BC1E-213A838F881F}">
+<ds:datastoreItem xmlns:ds="http://schemas.openxmlformats.org/officeDocument/2006/customXml" ds:itemID="{010560DC-FDE7-4499-9951-69BAD50FFD60}">
   <ds:schemaRefs>
     <ds:schemaRef ds:uri="http://schemas.openxmlformats.org/officeDocument/2006/bibliography"/>
   </ds:schemaRefs>

--- a/Quebe_Tom_T2000_1_Gradientensysteme.docx
+++ b/Quebe_Tom_T2000_1_Gradientensysteme.docx
@@ -10,21 +10,12 @@
           <w:szCs w:val="48"/>
         </w:rPr>
       </w:pPr>
-      <w:proofErr w:type="spellStart"/>
       <w:r>
         <w:rPr>
           <w:sz w:val="48"/>
           <w:szCs w:val="48"/>
         </w:rPr>
-        <w:t>Gradientensysteme</w:t>
-      </w:r>
-      <w:proofErr w:type="spellEnd"/>
-      <w:r>
-        <w:rPr>
-          <w:sz w:val="48"/>
-          <w:szCs w:val="48"/>
-        </w:rPr>
-        <w:t xml:space="preserve"> in der Magnetresonanztomographie:</w:t>
+        <w:t>Gradientensysteme in der Magnetresonanztomographie:</w:t>
       </w:r>
       <w:r>
         <w:rPr>
@@ -887,7 +878,7 @@
         <w:pStyle w:val="Verzeichnissberschrift"/>
       </w:pPr>
       <w:bookmarkStart w:id="0" w:name="_Toc131676537"/>
-      <w:bookmarkStart w:id="1" w:name="_Toc224557193"/>
+      <w:bookmarkStart w:id="1" w:name="_Toc226046805"/>
       <w:r>
         <w:rPr>
           <w:rStyle w:val="KeinLeerraumZchn"/>
@@ -1365,7 +1356,21 @@
         <w:rPr>
           <w:lang w:val="fr-FR"/>
         </w:rPr>
-        <w:t xml:space="preserve">. Mauris et </w:t>
+        <w:t xml:space="preserve">. </w:t>
+      </w:r>
+      <w:proofErr w:type="spellStart"/>
+      <w:r>
+        <w:rPr>
+          <w:lang w:val="fr-FR"/>
+        </w:rPr>
+        <w:t>Mauris</w:t>
+      </w:r>
+      <w:proofErr w:type="spellEnd"/>
+      <w:r>
+        <w:rPr>
+          <w:lang w:val="fr-FR"/>
+        </w:rPr>
+        <w:t xml:space="preserve"> et </w:t>
       </w:r>
       <w:proofErr w:type="spellStart"/>
       <w:r>
@@ -1613,7 +1618,7 @@
         </w:rPr>
       </w:pPr>
       <w:bookmarkStart w:id="2" w:name="_Toc131676538"/>
-      <w:bookmarkStart w:id="3" w:name="_Toc224557194"/>
+      <w:bookmarkStart w:id="3" w:name="_Toc226046806"/>
       <w:r>
         <w:rPr>
           <w:lang w:val="en-US"/>
@@ -1639,7 +1644,21 @@
         <w:rPr>
           <w:lang w:val="en-US"/>
         </w:rPr>
-        <w:t xml:space="preserve">Lorem ipsum dolor sit </w:t>
+        <w:t xml:space="preserve">Lorem ipsum dolor </w:t>
+      </w:r>
+      <w:proofErr w:type="gramStart"/>
+      <w:r>
+        <w:rPr>
+          <w:lang w:val="en-US"/>
+        </w:rPr>
+        <w:t>sit</w:t>
+      </w:r>
+      <w:proofErr w:type="gramEnd"/>
+      <w:r>
+        <w:rPr>
+          <w:lang w:val="en-US"/>
+        </w:rPr>
+        <w:t xml:space="preserve"> </w:t>
       </w:r>
       <w:proofErr w:type="spellStart"/>
       <w:r>
@@ -1849,21 +1868,7 @@
         <w:rPr>
           <w:lang w:val="en-US"/>
         </w:rPr>
-        <w:t xml:space="preserve"> magna eros </w:t>
-      </w:r>
-      <w:proofErr w:type="spellStart"/>
-      <w:r>
-        <w:rPr>
-          <w:lang w:val="en-US"/>
-        </w:rPr>
-        <w:t>quis</w:t>
-      </w:r>
-      <w:proofErr w:type="spellEnd"/>
-      <w:r>
-        <w:rPr>
-          <w:lang w:val="en-US"/>
-        </w:rPr>
-        <w:t xml:space="preserve"> </w:t>
+        <w:t xml:space="preserve"> magna eros quis </w:t>
       </w:r>
       <w:proofErr w:type="spellStart"/>
       <w:r>
@@ -2142,7 +2147,21 @@
         <w:rPr>
           <w:lang w:val="fr-FR"/>
         </w:rPr>
-        <w:t xml:space="preserve">. Mauris et </w:t>
+        <w:t xml:space="preserve">. </w:t>
+      </w:r>
+      <w:proofErr w:type="spellStart"/>
+      <w:r>
+        <w:rPr>
+          <w:lang w:val="fr-FR"/>
+        </w:rPr>
+        <w:t>Mauris</w:t>
+      </w:r>
+      <w:proofErr w:type="spellEnd"/>
+      <w:r>
+        <w:rPr>
+          <w:lang w:val="fr-FR"/>
+        </w:rPr>
+        <w:t xml:space="preserve"> et </w:t>
       </w:r>
       <w:proofErr w:type="spellStart"/>
       <w:r>
@@ -2258,12 +2277,11 @@
           <w:r>
             <w:fldChar w:fldCharType="separate"/>
           </w:r>
-          <w:hyperlink w:anchor="_Toc224557193" w:history="1">
+          <w:hyperlink w:anchor="_Toc226046805" w:history="1">
             <w:r>
               <w:rPr>
                 <w:rStyle w:val="Hyperlink"/>
                 <w:noProof/>
-                <w:lang w:val="en-US"/>
               </w:rPr>
               <w:t>Zusammenfassung</w:t>
             </w:r>
@@ -2286,7 +2304,7 @@
                 <w:noProof/>
                 <w:webHidden/>
               </w:rPr>
-              <w:instrText xml:space="preserve"> PAGEREF _Toc224557193 \h </w:instrText>
+              <w:instrText xml:space="preserve"> PAGEREF _Toc226046805 \h </w:instrText>
             </w:r>
             <w:r>
               <w:rPr>
@@ -2335,7 +2353,7 @@
               <w14:ligatures w14:val="standardContextual"/>
             </w:rPr>
           </w:pPr>
-          <w:hyperlink w:anchor="_Toc224557194" w:history="1">
+          <w:hyperlink w:anchor="_Toc226046806" w:history="1">
             <w:r>
               <w:rPr>
                 <w:rStyle w:val="Hyperlink"/>
@@ -2363,7 +2381,7 @@
                 <w:noProof/>
                 <w:webHidden/>
               </w:rPr>
-              <w:instrText xml:space="preserve"> PAGEREF _Toc224557194 \h </w:instrText>
+              <w:instrText xml:space="preserve"> PAGEREF _Toc226046806 \h </w:instrText>
             </w:r>
             <w:r>
               <w:rPr>
@@ -2412,7 +2430,7 @@
               <w14:ligatures w14:val="standardContextual"/>
             </w:rPr>
           </w:pPr>
-          <w:hyperlink w:anchor="_Toc224557195" w:history="1">
+          <w:hyperlink w:anchor="_Toc226046807" w:history="1">
             <w:r>
               <w:rPr>
                 <w:rStyle w:val="Hyperlink"/>
@@ -2439,7 +2457,7 @@
                 <w:noProof/>
                 <w:webHidden/>
               </w:rPr>
-              <w:instrText xml:space="preserve"> PAGEREF _Toc224557195 \h </w:instrText>
+              <w:instrText xml:space="preserve"> PAGEREF _Toc226046807 \h </w:instrText>
             </w:r>
             <w:r>
               <w:rPr>
@@ -2459,7 +2477,7 @@
                 <w:noProof/>
                 <w:webHidden/>
               </w:rPr>
-              <w:t>IV</w:t>
+              <w:t>V</w:t>
             </w:r>
             <w:r>
               <w:rPr>
@@ -2488,7 +2506,7 @@
               <w14:ligatures w14:val="standardContextual"/>
             </w:rPr>
           </w:pPr>
-          <w:hyperlink w:anchor="_Toc224557196" w:history="1">
+          <w:hyperlink w:anchor="_Toc226046808" w:history="1">
             <w:r>
               <w:rPr>
                 <w:rStyle w:val="Hyperlink"/>
@@ -2515,7 +2533,7 @@
                 <w:noProof/>
                 <w:webHidden/>
               </w:rPr>
-              <w:instrText xml:space="preserve"> PAGEREF _Toc224557196 \h </w:instrText>
+              <w:instrText xml:space="preserve"> PAGEREF _Toc226046808 \h </w:instrText>
             </w:r>
             <w:r>
               <w:rPr>
@@ -2535,7 +2553,7 @@
                 <w:noProof/>
                 <w:webHidden/>
               </w:rPr>
-              <w:t>IV</w:t>
+              <w:t>V</w:t>
             </w:r>
             <w:r>
               <w:rPr>
@@ -2564,7 +2582,7 @@
               <w14:ligatures w14:val="standardContextual"/>
             </w:rPr>
           </w:pPr>
-          <w:hyperlink w:anchor="_Toc224557197" w:history="1">
+          <w:hyperlink w:anchor="_Toc226046809" w:history="1">
             <w:r>
               <w:rPr>
                 <w:rStyle w:val="Hyperlink"/>
@@ -2591,7 +2609,7 @@
                 <w:noProof/>
                 <w:webHidden/>
               </w:rPr>
-              <w:instrText xml:space="preserve"> PAGEREF _Toc224557197 \h </w:instrText>
+              <w:instrText xml:space="preserve"> PAGEREF _Toc226046809 \h </w:instrText>
             </w:r>
             <w:r>
               <w:rPr>
@@ -2611,7 +2629,7 @@
                 <w:noProof/>
                 <w:webHidden/>
               </w:rPr>
-              <w:t>IV</w:t>
+              <w:t>VI</w:t>
             </w:r>
             <w:r>
               <w:rPr>
@@ -2637,7 +2655,7 @@
               <w14:ligatures w14:val="standardContextual"/>
             </w:rPr>
           </w:pPr>
-          <w:hyperlink w:anchor="_Toc224557198" w:history="1">
+          <w:hyperlink w:anchor="_Toc226046810" w:history="1">
             <w:r>
               <w:rPr>
                 <w:rStyle w:val="Hyperlink"/>
@@ -2685,7 +2703,7 @@
                 <w:noProof/>
                 <w:webHidden/>
               </w:rPr>
-              <w:instrText xml:space="preserve"> PAGEREF _Toc224557198 \h </w:instrText>
+              <w:instrText xml:space="preserve"> PAGEREF _Toc226046810 \h </w:instrText>
             </w:r>
             <w:r>
               <w:rPr>
@@ -2731,7 +2749,7 @@
               <w14:ligatures w14:val="standardContextual"/>
             </w:rPr>
           </w:pPr>
-          <w:hyperlink w:anchor="_Toc224557199" w:history="1">
+          <w:hyperlink w:anchor="_Toc226046811" w:history="1">
             <w:r>
               <w:rPr>
                 <w:rStyle w:val="Hyperlink"/>
@@ -2779,7 +2797,7 @@
                 <w:noProof/>
                 <w:webHidden/>
               </w:rPr>
-              <w:instrText xml:space="preserve"> PAGEREF _Toc224557199 \h </w:instrText>
+              <w:instrText xml:space="preserve"> PAGEREF _Toc226046811 \h </w:instrText>
             </w:r>
             <w:r>
               <w:rPr>
@@ -2829,7 +2847,7 @@
               <w14:ligatures w14:val="standardContextual"/>
             </w:rPr>
           </w:pPr>
-          <w:hyperlink w:anchor="_Toc224557200" w:history="1">
+          <w:hyperlink w:anchor="_Toc226046812" w:history="1">
             <w:r>
               <w:rPr>
                 <w:rStyle w:val="Hyperlink"/>
@@ -2877,7 +2895,7 @@
                 <w:noProof/>
                 <w:webHidden/>
               </w:rPr>
-              <w:instrText xml:space="preserve"> PAGEREF _Toc224557200 \h </w:instrText>
+              <w:instrText xml:space="preserve"> PAGEREF _Toc226046812 \h </w:instrText>
             </w:r>
             <w:r>
               <w:rPr>
@@ -2927,7 +2945,7 @@
               <w14:ligatures w14:val="standardContextual"/>
             </w:rPr>
           </w:pPr>
-          <w:hyperlink w:anchor="_Toc224557201" w:history="1">
+          <w:hyperlink w:anchor="_Toc226046813" w:history="1">
             <w:r>
               <w:rPr>
                 <w:rStyle w:val="Hyperlink"/>
@@ -2975,7 +2993,7 @@
                 <w:noProof/>
                 <w:webHidden/>
               </w:rPr>
-              <w:instrText xml:space="preserve"> PAGEREF _Toc224557201 \h </w:instrText>
+              <w:instrText xml:space="preserve"> PAGEREF _Toc226046813 \h </w:instrText>
             </w:r>
             <w:r>
               <w:rPr>
@@ -2995,7 +3013,7 @@
                 <w:noProof/>
                 <w:webHidden/>
               </w:rPr>
-              <w:t>2</w:t>
+              <w:t>3</w:t>
             </w:r>
             <w:r>
               <w:rPr>
@@ -3025,7 +3043,7 @@
               <w14:ligatures w14:val="standardContextual"/>
             </w:rPr>
           </w:pPr>
-          <w:hyperlink w:anchor="_Toc224557202" w:history="1">
+          <w:hyperlink w:anchor="_Toc226046814" w:history="1">
             <w:r>
               <w:rPr>
                 <w:rStyle w:val="Hyperlink"/>
@@ -3073,7 +3091,7 @@
                 <w:noProof/>
                 <w:webHidden/>
               </w:rPr>
-              <w:instrText xml:space="preserve"> PAGEREF _Toc224557202 \h </w:instrText>
+              <w:instrText xml:space="preserve"> PAGEREF _Toc226046814 \h </w:instrText>
             </w:r>
             <w:r>
               <w:rPr>
@@ -3093,7 +3111,7 @@
                 <w:noProof/>
                 <w:webHidden/>
               </w:rPr>
-              <w:t>3</w:t>
+              <w:t>4</w:t>
             </w:r>
             <w:r>
               <w:rPr>
@@ -3123,7 +3141,7 @@
               <w14:ligatures w14:val="standardContextual"/>
             </w:rPr>
           </w:pPr>
-          <w:hyperlink w:anchor="_Toc224557203" w:history="1">
+          <w:hyperlink w:anchor="_Toc226046815" w:history="1">
             <w:r>
               <w:rPr>
                 <w:rStyle w:val="Hyperlink"/>
@@ -3171,7 +3189,7 @@
                 <w:noProof/>
                 <w:webHidden/>
               </w:rPr>
-              <w:instrText xml:space="preserve"> PAGEREF _Toc224557203 \h </w:instrText>
+              <w:instrText xml:space="preserve"> PAGEREF _Toc226046815 \h </w:instrText>
             </w:r>
             <w:r>
               <w:rPr>
@@ -3191,7 +3209,7 @@
                 <w:noProof/>
                 <w:webHidden/>
               </w:rPr>
-              <w:t>4</w:t>
+              <w:t>5</w:t>
             </w:r>
             <w:r>
               <w:rPr>
@@ -3221,7 +3239,7 @@
               <w14:ligatures w14:val="standardContextual"/>
             </w:rPr>
           </w:pPr>
-          <w:hyperlink w:anchor="_Toc224557204" w:history="1">
+          <w:hyperlink w:anchor="_Toc226046816" w:history="1">
             <w:r>
               <w:rPr>
                 <w:rStyle w:val="Hyperlink"/>
@@ -3269,7 +3287,7 @@
                 <w:noProof/>
                 <w:webHidden/>
               </w:rPr>
-              <w:instrText xml:space="preserve"> PAGEREF _Toc224557204 \h </w:instrText>
+              <w:instrText xml:space="preserve"> PAGEREF _Toc226046816 \h </w:instrText>
             </w:r>
             <w:r>
               <w:rPr>
@@ -3289,7 +3307,7 @@
                 <w:noProof/>
                 <w:webHidden/>
               </w:rPr>
-              <w:t>5</w:t>
+              <w:t>6</w:t>
             </w:r>
             <w:r>
               <w:rPr>
@@ -3315,7 +3333,7 @@
               <w14:ligatures w14:val="standardContextual"/>
             </w:rPr>
           </w:pPr>
-          <w:hyperlink w:anchor="_Toc224557205" w:history="1">
+          <w:hyperlink w:anchor="_Toc226046817" w:history="1">
             <w:r>
               <w:rPr>
                 <w:rStyle w:val="Hyperlink"/>
@@ -3363,7 +3381,7 @@
                 <w:noProof/>
                 <w:webHidden/>
               </w:rPr>
-              <w:instrText xml:space="preserve"> PAGEREF _Toc224557205 \h </w:instrText>
+              <w:instrText xml:space="preserve"> PAGEREF _Toc226046817 \h </w:instrText>
             </w:r>
             <w:r>
               <w:rPr>
@@ -3383,7 +3401,7 @@
                 <w:noProof/>
                 <w:webHidden/>
               </w:rPr>
-              <w:t>5</w:t>
+              <w:t>6</w:t>
             </w:r>
             <w:r>
               <w:rPr>
@@ -3413,7 +3431,7 @@
               <w14:ligatures w14:val="standardContextual"/>
             </w:rPr>
           </w:pPr>
-          <w:hyperlink w:anchor="_Toc224557206" w:history="1">
+          <w:hyperlink w:anchor="_Toc226046818" w:history="1">
             <w:r>
               <w:rPr>
                 <w:rStyle w:val="Hyperlink"/>
@@ -3461,7 +3479,7 @@
                 <w:noProof/>
                 <w:webHidden/>
               </w:rPr>
-              <w:instrText xml:space="preserve"> PAGEREF _Toc224557206 \h </w:instrText>
+              <w:instrText xml:space="preserve"> PAGEREF _Toc226046818 \h </w:instrText>
             </w:r>
             <w:r>
               <w:rPr>
@@ -3481,7 +3499,7 @@
                 <w:noProof/>
                 <w:webHidden/>
               </w:rPr>
-              <w:t>5</w:t>
+              <w:t>6</w:t>
             </w:r>
             <w:r>
               <w:rPr>
@@ -3511,7 +3529,7 @@
               <w14:ligatures w14:val="standardContextual"/>
             </w:rPr>
           </w:pPr>
-          <w:hyperlink w:anchor="_Toc224557207" w:history="1">
+          <w:hyperlink w:anchor="_Toc226046819" w:history="1">
             <w:r>
               <w:rPr>
                 <w:rStyle w:val="Hyperlink"/>
@@ -3559,7 +3577,7 @@
                 <w:noProof/>
                 <w:webHidden/>
               </w:rPr>
-              <w:instrText xml:space="preserve"> PAGEREF _Toc224557207 \h </w:instrText>
+              <w:instrText xml:space="preserve"> PAGEREF _Toc226046819 \h </w:instrText>
             </w:r>
             <w:r>
               <w:rPr>
@@ -3579,7 +3597,7 @@
                 <w:noProof/>
                 <w:webHidden/>
               </w:rPr>
-              <w:t>6</w:t>
+              <w:t>7</w:t>
             </w:r>
             <w:r>
               <w:rPr>
@@ -3609,7 +3627,7 @@
               <w14:ligatures w14:val="standardContextual"/>
             </w:rPr>
           </w:pPr>
-          <w:hyperlink w:anchor="_Toc224557208" w:history="1">
+          <w:hyperlink w:anchor="_Toc226046820" w:history="1">
             <w:r>
               <w:rPr>
                 <w:rStyle w:val="Hyperlink"/>
@@ -3657,7 +3675,7 @@
                 <w:noProof/>
                 <w:webHidden/>
               </w:rPr>
-              <w:instrText xml:space="preserve"> PAGEREF _Toc224557208 \h </w:instrText>
+              <w:instrText xml:space="preserve"> PAGEREF _Toc226046820 \h </w:instrText>
             </w:r>
             <w:r>
               <w:rPr>
@@ -3677,7 +3695,7 @@
                 <w:noProof/>
                 <w:webHidden/>
               </w:rPr>
-              <w:t>7</w:t>
+              <w:t>8</w:t>
             </w:r>
             <w:r>
               <w:rPr>
@@ -3707,7 +3725,7 @@
               <w14:ligatures w14:val="standardContextual"/>
             </w:rPr>
           </w:pPr>
-          <w:hyperlink w:anchor="_Toc224557209" w:history="1">
+          <w:hyperlink w:anchor="_Toc226046821" w:history="1">
             <w:r>
               <w:rPr>
                 <w:rStyle w:val="Hyperlink"/>
@@ -3755,7 +3773,7 @@
                 <w:noProof/>
                 <w:webHidden/>
               </w:rPr>
-              <w:instrText xml:space="preserve"> PAGEREF _Toc224557209 \h </w:instrText>
+              <w:instrText xml:space="preserve"> PAGEREF _Toc226046821 \h </w:instrText>
             </w:r>
             <w:r>
               <w:rPr>
@@ -3775,7 +3793,7 @@
                 <w:noProof/>
                 <w:webHidden/>
               </w:rPr>
-              <w:t>8</w:t>
+              <w:t>9</w:t>
             </w:r>
             <w:r>
               <w:rPr>
@@ -3801,7 +3819,7 @@
               <w14:ligatures w14:val="standardContextual"/>
             </w:rPr>
           </w:pPr>
-          <w:hyperlink w:anchor="_Toc224557210" w:history="1">
+          <w:hyperlink w:anchor="_Toc226046822" w:history="1">
             <w:r>
               <w:rPr>
                 <w:rStyle w:val="Hyperlink"/>
@@ -3828,7 +3846,7 @@
                 <w:rStyle w:val="Hyperlink"/>
                 <w:noProof/>
               </w:rPr>
-              <w:t>Technischer Aufbau moderner Gradientensysteme</w:t>
+              <w:t>Technischer Aufbau moderner Gradientensysteme am Beispiel des MAGNETOM Vida (XQ/XT Gradient)</w:t>
             </w:r>
             <w:r>
               <w:rPr>
@@ -3849,7 +3867,7 @@
                 <w:noProof/>
                 <w:webHidden/>
               </w:rPr>
-              <w:instrText xml:space="preserve"> PAGEREF _Toc224557210 \h </w:instrText>
+              <w:instrText xml:space="preserve"> PAGEREF _Toc226046822 \h </w:instrText>
             </w:r>
             <w:r>
               <w:rPr>
@@ -3869,7 +3887,497 @@
                 <w:noProof/>
                 <w:webHidden/>
               </w:rPr>
-              <w:t>9</w:t>
+              <w:t>10</w:t>
+            </w:r>
+            <w:r>
+              <w:rPr>
+                <w:noProof/>
+                <w:webHidden/>
+              </w:rPr>
+              <w:fldChar w:fldCharType="end"/>
+            </w:r>
+          </w:hyperlink>
+        </w:p>
+        <w:p>
+          <w:pPr>
+            <w:pStyle w:val="Verzeichnis2"/>
+            <w:tabs>
+              <w:tab w:val="left" w:pos="960"/>
+              <w:tab w:val="right" w:leader="underscore" w:pos="9060"/>
+            </w:tabs>
+            <w:rPr>
+              <w:rFonts w:asciiTheme="minorHAnsi" w:eastAsiaTheme="minorEastAsia" w:hAnsiTheme="minorHAnsi" w:cstheme="minorBidi"/>
+              <w:i w:val="0"/>
+              <w:iCs w:val="0"/>
+              <w:noProof/>
+              <w:kern w:val="2"/>
+              <w:sz w:val="24"/>
+              <w:szCs w:val="24"/>
+              <w:lang w:eastAsia="de-DE"/>
+              <w14:ligatures w14:val="standardContextual"/>
+            </w:rPr>
+          </w:pPr>
+          <w:hyperlink w:anchor="_Toc226046823" w:history="1">
+            <w:r>
+              <w:rPr>
+                <w:rStyle w:val="Hyperlink"/>
+                <w:noProof/>
+              </w:rPr>
+              <w:t>4.1.</w:t>
+            </w:r>
+            <w:r>
+              <w:rPr>
+                <w:rFonts w:asciiTheme="minorHAnsi" w:eastAsiaTheme="minorEastAsia" w:hAnsiTheme="minorHAnsi" w:cstheme="minorBidi"/>
+                <w:i w:val="0"/>
+                <w:iCs w:val="0"/>
+                <w:noProof/>
+                <w:kern w:val="2"/>
+                <w:sz w:val="24"/>
+                <w:szCs w:val="24"/>
+                <w:lang w:eastAsia="de-DE"/>
+                <w14:ligatures w14:val="standardContextual"/>
+              </w:rPr>
+              <w:tab/>
+            </w:r>
+            <w:r>
+              <w:rPr>
+                <w:rStyle w:val="Hyperlink"/>
+                <w:noProof/>
+              </w:rPr>
+              <w:t>Grundprinzip der Gradientenerzeugung</w:t>
+            </w:r>
+            <w:r>
+              <w:rPr>
+                <w:noProof/>
+                <w:webHidden/>
+              </w:rPr>
+              <w:tab/>
+            </w:r>
+            <w:r>
+              <w:rPr>
+                <w:noProof/>
+                <w:webHidden/>
+              </w:rPr>
+              <w:fldChar w:fldCharType="begin"/>
+            </w:r>
+            <w:r>
+              <w:rPr>
+                <w:noProof/>
+                <w:webHidden/>
+              </w:rPr>
+              <w:instrText xml:space="preserve"> PAGEREF _Toc226046823 \h </w:instrText>
+            </w:r>
+            <w:r>
+              <w:rPr>
+                <w:noProof/>
+                <w:webHidden/>
+              </w:rPr>
+            </w:r>
+            <w:r>
+              <w:rPr>
+                <w:noProof/>
+                <w:webHidden/>
+              </w:rPr>
+              <w:fldChar w:fldCharType="separate"/>
+            </w:r>
+            <w:r>
+              <w:rPr>
+                <w:noProof/>
+                <w:webHidden/>
+              </w:rPr>
+              <w:t>10</w:t>
+            </w:r>
+            <w:r>
+              <w:rPr>
+                <w:noProof/>
+                <w:webHidden/>
+              </w:rPr>
+              <w:fldChar w:fldCharType="end"/>
+            </w:r>
+          </w:hyperlink>
+        </w:p>
+        <w:p>
+          <w:pPr>
+            <w:pStyle w:val="Verzeichnis2"/>
+            <w:tabs>
+              <w:tab w:val="left" w:pos="960"/>
+              <w:tab w:val="right" w:leader="underscore" w:pos="9060"/>
+            </w:tabs>
+            <w:rPr>
+              <w:rFonts w:asciiTheme="minorHAnsi" w:eastAsiaTheme="minorEastAsia" w:hAnsiTheme="minorHAnsi" w:cstheme="minorBidi"/>
+              <w:i w:val="0"/>
+              <w:iCs w:val="0"/>
+              <w:noProof/>
+              <w:kern w:val="2"/>
+              <w:sz w:val="24"/>
+              <w:szCs w:val="24"/>
+              <w:lang w:eastAsia="de-DE"/>
+              <w14:ligatures w14:val="standardContextual"/>
+            </w:rPr>
+          </w:pPr>
+          <w:hyperlink w:anchor="_Toc226046824" w:history="1">
+            <w:r>
+              <w:rPr>
+                <w:rStyle w:val="Hyperlink"/>
+                <w:noProof/>
+              </w:rPr>
+              <w:t>4.2.</w:t>
+            </w:r>
+            <w:r>
+              <w:rPr>
+                <w:rFonts w:asciiTheme="minorHAnsi" w:eastAsiaTheme="minorEastAsia" w:hAnsiTheme="minorHAnsi" w:cstheme="minorBidi"/>
+                <w:i w:val="0"/>
+                <w:iCs w:val="0"/>
+                <w:noProof/>
+                <w:kern w:val="2"/>
+                <w:sz w:val="24"/>
+                <w:szCs w:val="24"/>
+                <w:lang w:eastAsia="de-DE"/>
+                <w14:ligatures w14:val="standardContextual"/>
+              </w:rPr>
+              <w:tab/>
+            </w:r>
+            <w:r>
+              <w:rPr>
+                <w:rStyle w:val="Hyperlink"/>
+                <w:noProof/>
+              </w:rPr>
+              <w:t>Spulengeometrie von Gradientensystemen</w:t>
+            </w:r>
+            <w:r>
+              <w:rPr>
+                <w:noProof/>
+                <w:webHidden/>
+              </w:rPr>
+              <w:tab/>
+            </w:r>
+            <w:r>
+              <w:rPr>
+                <w:noProof/>
+                <w:webHidden/>
+              </w:rPr>
+              <w:fldChar w:fldCharType="begin"/>
+            </w:r>
+            <w:r>
+              <w:rPr>
+                <w:noProof/>
+                <w:webHidden/>
+              </w:rPr>
+              <w:instrText xml:space="preserve"> PAGEREF _Toc226046824 \h </w:instrText>
+            </w:r>
+            <w:r>
+              <w:rPr>
+                <w:noProof/>
+                <w:webHidden/>
+              </w:rPr>
+            </w:r>
+            <w:r>
+              <w:rPr>
+                <w:noProof/>
+                <w:webHidden/>
+              </w:rPr>
+              <w:fldChar w:fldCharType="separate"/>
+            </w:r>
+            <w:r>
+              <w:rPr>
+                <w:noProof/>
+                <w:webHidden/>
+              </w:rPr>
+              <w:t>11</w:t>
+            </w:r>
+            <w:r>
+              <w:rPr>
+                <w:noProof/>
+                <w:webHidden/>
+              </w:rPr>
+              <w:fldChar w:fldCharType="end"/>
+            </w:r>
+          </w:hyperlink>
+        </w:p>
+        <w:p>
+          <w:pPr>
+            <w:pStyle w:val="Verzeichnis2"/>
+            <w:tabs>
+              <w:tab w:val="left" w:pos="960"/>
+              <w:tab w:val="right" w:leader="underscore" w:pos="9060"/>
+            </w:tabs>
+            <w:rPr>
+              <w:rFonts w:asciiTheme="minorHAnsi" w:eastAsiaTheme="minorEastAsia" w:hAnsiTheme="minorHAnsi" w:cstheme="minorBidi"/>
+              <w:i w:val="0"/>
+              <w:iCs w:val="0"/>
+              <w:noProof/>
+              <w:kern w:val="2"/>
+              <w:sz w:val="24"/>
+              <w:szCs w:val="24"/>
+              <w:lang w:eastAsia="de-DE"/>
+              <w14:ligatures w14:val="standardContextual"/>
+            </w:rPr>
+          </w:pPr>
+          <w:hyperlink w:anchor="_Toc226046825" w:history="1">
+            <w:r>
+              <w:rPr>
+                <w:rStyle w:val="Hyperlink"/>
+                <w:noProof/>
+              </w:rPr>
+              <w:t>4.3.</w:t>
+            </w:r>
+            <w:r>
+              <w:rPr>
+                <w:rFonts w:asciiTheme="minorHAnsi" w:eastAsiaTheme="minorEastAsia" w:hAnsiTheme="minorHAnsi" w:cstheme="minorBidi"/>
+                <w:i w:val="0"/>
+                <w:iCs w:val="0"/>
+                <w:noProof/>
+                <w:kern w:val="2"/>
+                <w:sz w:val="24"/>
+                <w:szCs w:val="24"/>
+                <w:lang w:eastAsia="de-DE"/>
+                <w14:ligatures w14:val="standardContextual"/>
+              </w:rPr>
+              <w:tab/>
+            </w:r>
+            <w:r>
+              <w:rPr>
+                <w:rStyle w:val="Hyperlink"/>
+                <w:noProof/>
+              </w:rPr>
+              <w:t>Gradientenverstärker</w:t>
+            </w:r>
+            <w:r>
+              <w:rPr>
+                <w:noProof/>
+                <w:webHidden/>
+              </w:rPr>
+              <w:tab/>
+            </w:r>
+            <w:r>
+              <w:rPr>
+                <w:noProof/>
+                <w:webHidden/>
+              </w:rPr>
+              <w:fldChar w:fldCharType="begin"/>
+            </w:r>
+            <w:r>
+              <w:rPr>
+                <w:noProof/>
+                <w:webHidden/>
+              </w:rPr>
+              <w:instrText xml:space="preserve"> PAGEREF _Toc226046825 \h </w:instrText>
+            </w:r>
+            <w:r>
+              <w:rPr>
+                <w:noProof/>
+                <w:webHidden/>
+              </w:rPr>
+            </w:r>
+            <w:r>
+              <w:rPr>
+                <w:noProof/>
+                <w:webHidden/>
+              </w:rPr>
+              <w:fldChar w:fldCharType="separate"/>
+            </w:r>
+            <w:r>
+              <w:rPr>
+                <w:noProof/>
+                <w:webHidden/>
+              </w:rPr>
+              <w:t>14</w:t>
+            </w:r>
+            <w:r>
+              <w:rPr>
+                <w:noProof/>
+                <w:webHidden/>
+              </w:rPr>
+              <w:fldChar w:fldCharType="end"/>
+            </w:r>
+          </w:hyperlink>
+        </w:p>
+        <w:p>
+          <w:pPr>
+            <w:pStyle w:val="Verzeichnis2"/>
+            <w:tabs>
+              <w:tab w:val="left" w:pos="960"/>
+              <w:tab w:val="right" w:leader="underscore" w:pos="9060"/>
+            </w:tabs>
+            <w:rPr>
+              <w:rFonts w:asciiTheme="minorHAnsi" w:eastAsiaTheme="minorEastAsia" w:hAnsiTheme="minorHAnsi" w:cstheme="minorBidi"/>
+              <w:i w:val="0"/>
+              <w:iCs w:val="0"/>
+              <w:noProof/>
+              <w:kern w:val="2"/>
+              <w:sz w:val="24"/>
+              <w:szCs w:val="24"/>
+              <w:lang w:eastAsia="de-DE"/>
+              <w14:ligatures w14:val="standardContextual"/>
+            </w:rPr>
+          </w:pPr>
+          <w:hyperlink w:anchor="_Toc226046826" w:history="1">
+            <w:r>
+              <w:rPr>
+                <w:rStyle w:val="Hyperlink"/>
+                <w:noProof/>
+              </w:rPr>
+              <w:t>4.4.</w:t>
+            </w:r>
+            <w:r>
+              <w:rPr>
+                <w:rFonts w:asciiTheme="minorHAnsi" w:eastAsiaTheme="minorEastAsia" w:hAnsiTheme="minorHAnsi" w:cstheme="minorBidi"/>
+                <w:i w:val="0"/>
+                <w:iCs w:val="0"/>
+                <w:noProof/>
+                <w:kern w:val="2"/>
+                <w:sz w:val="24"/>
+                <w:szCs w:val="24"/>
+                <w:lang w:eastAsia="de-DE"/>
+                <w14:ligatures w14:val="standardContextual"/>
+              </w:rPr>
+              <w:tab/>
+            </w:r>
+            <w:r>
+              <w:rPr>
+                <w:rStyle w:val="Hyperlink"/>
+                <w:noProof/>
+              </w:rPr>
+              <w:t>Kühlung der Gradientenspule</w:t>
+            </w:r>
+            <w:r>
+              <w:rPr>
+                <w:noProof/>
+                <w:webHidden/>
+              </w:rPr>
+              <w:tab/>
+            </w:r>
+            <w:r>
+              <w:rPr>
+                <w:noProof/>
+                <w:webHidden/>
+              </w:rPr>
+              <w:fldChar w:fldCharType="begin"/>
+            </w:r>
+            <w:r>
+              <w:rPr>
+                <w:noProof/>
+                <w:webHidden/>
+              </w:rPr>
+              <w:instrText xml:space="preserve"> PAGEREF _Toc226046826 \h </w:instrText>
+            </w:r>
+            <w:r>
+              <w:rPr>
+                <w:noProof/>
+                <w:webHidden/>
+              </w:rPr>
+            </w:r>
+            <w:r>
+              <w:rPr>
+                <w:noProof/>
+                <w:webHidden/>
+              </w:rPr>
+              <w:fldChar w:fldCharType="separate"/>
+            </w:r>
+            <w:r>
+              <w:rPr>
+                <w:noProof/>
+                <w:webHidden/>
+              </w:rPr>
+              <w:t>15</w:t>
+            </w:r>
+            <w:r>
+              <w:rPr>
+                <w:noProof/>
+                <w:webHidden/>
+              </w:rPr>
+              <w:fldChar w:fldCharType="end"/>
+            </w:r>
+          </w:hyperlink>
+        </w:p>
+        <w:p>
+          <w:pPr>
+            <w:pStyle w:val="Verzeichnis2"/>
+            <w:tabs>
+              <w:tab w:val="left" w:pos="960"/>
+              <w:tab w:val="right" w:leader="underscore" w:pos="9060"/>
+            </w:tabs>
+            <w:rPr>
+              <w:rFonts w:asciiTheme="minorHAnsi" w:eastAsiaTheme="minorEastAsia" w:hAnsiTheme="minorHAnsi" w:cstheme="minorBidi"/>
+              <w:i w:val="0"/>
+              <w:iCs w:val="0"/>
+              <w:noProof/>
+              <w:kern w:val="2"/>
+              <w:sz w:val="24"/>
+              <w:szCs w:val="24"/>
+              <w:lang w:eastAsia="de-DE"/>
+              <w14:ligatures w14:val="standardContextual"/>
+            </w:rPr>
+          </w:pPr>
+          <w:hyperlink w:anchor="_Toc226046827" w:history="1">
+            <w:r>
+              <w:rPr>
+                <w:rStyle w:val="Hyperlink"/>
+                <w:noProof/>
+              </w:rPr>
+              <w:t>4.5.</w:t>
+            </w:r>
+            <w:r>
+              <w:rPr>
+                <w:rFonts w:asciiTheme="minorHAnsi" w:eastAsiaTheme="minorEastAsia" w:hAnsiTheme="minorHAnsi" w:cstheme="minorBidi"/>
+                <w:i w:val="0"/>
+                <w:iCs w:val="0"/>
+                <w:noProof/>
+                <w:kern w:val="2"/>
+                <w:sz w:val="24"/>
+                <w:szCs w:val="24"/>
+                <w:lang w:eastAsia="de-DE"/>
+                <w14:ligatures w14:val="standardContextual"/>
+              </w:rPr>
+              <w:tab/>
+            </w:r>
+            <w:r>
+              <w:rPr>
+                <w:rStyle w:val="Hyperlink"/>
+                <w:noProof/>
+              </w:rPr>
+              <w:t>Aktive Abschirmung der Gradientenspule</w:t>
+            </w:r>
+            <w:r>
+              <w:rPr>
+                <w:noProof/>
+                <w:webHidden/>
+              </w:rPr>
+              <w:tab/>
+            </w:r>
+            <w:r>
+              <w:rPr>
+                <w:noProof/>
+                <w:webHidden/>
+              </w:rPr>
+              <w:fldChar w:fldCharType="begin"/>
+            </w:r>
+            <w:r>
+              <w:rPr>
+                <w:noProof/>
+                <w:webHidden/>
+              </w:rPr>
+              <w:instrText xml:space="preserve"> PAGEREF _Toc226046827 \h </w:instrText>
+            </w:r>
+            <w:r>
+              <w:rPr>
+                <w:noProof/>
+                <w:webHidden/>
+              </w:rPr>
+            </w:r>
+            <w:r>
+              <w:rPr>
+                <w:noProof/>
+                <w:webHidden/>
+              </w:rPr>
+              <w:fldChar w:fldCharType="separate"/>
+            </w:r>
+            <w:r>
+              <w:rPr>
+                <w:noProof/>
+                <w:webHidden/>
+              </w:rPr>
+              <w:t>16</w:t>
             </w:r>
             <w:r>
               <w:rPr>
@@ -3895,7 +4403,7 @@
               <w14:ligatures w14:val="standardContextual"/>
             </w:rPr>
           </w:pPr>
-          <w:hyperlink w:anchor="_Toc224557211" w:history="1">
+          <w:hyperlink w:anchor="_Toc226046828" w:history="1">
             <w:r>
               <w:rPr>
                 <w:rStyle w:val="Hyperlink"/>
@@ -3922,7 +4430,7 @@
                 <w:rStyle w:val="Hyperlink"/>
                 <w:noProof/>
               </w:rPr>
-              <w:t>Literaturverzeichnis</w:t>
+              <w:t>Betriebsbelastungen von Gradientensystemen</w:t>
             </w:r>
             <w:r>
               <w:rPr>
@@ -3943,7 +4451,7 @@
                 <w:noProof/>
                 <w:webHidden/>
               </w:rPr>
-              <w:instrText xml:space="preserve"> PAGEREF _Toc224557211 \h </w:instrText>
+              <w:instrText xml:space="preserve"> PAGEREF _Toc226046828 \h </w:instrText>
             </w:r>
             <w:r>
               <w:rPr>
@@ -3963,7 +4471,301 @@
                 <w:noProof/>
                 <w:webHidden/>
               </w:rPr>
-              <w:t>10</w:t>
+              <w:t>17</w:t>
+            </w:r>
+            <w:r>
+              <w:rPr>
+                <w:noProof/>
+                <w:webHidden/>
+              </w:rPr>
+              <w:fldChar w:fldCharType="end"/>
+            </w:r>
+          </w:hyperlink>
+        </w:p>
+        <w:p>
+          <w:pPr>
+            <w:pStyle w:val="Verzeichnis2"/>
+            <w:tabs>
+              <w:tab w:val="left" w:pos="960"/>
+              <w:tab w:val="right" w:leader="underscore" w:pos="9060"/>
+            </w:tabs>
+            <w:rPr>
+              <w:rFonts w:asciiTheme="minorHAnsi" w:eastAsiaTheme="minorEastAsia" w:hAnsiTheme="minorHAnsi" w:cstheme="minorBidi"/>
+              <w:i w:val="0"/>
+              <w:iCs w:val="0"/>
+              <w:noProof/>
+              <w:kern w:val="2"/>
+              <w:sz w:val="24"/>
+              <w:szCs w:val="24"/>
+              <w:lang w:eastAsia="de-DE"/>
+              <w14:ligatures w14:val="standardContextual"/>
+            </w:rPr>
+          </w:pPr>
+          <w:hyperlink w:anchor="_Toc226046829" w:history="1">
+            <w:r>
+              <w:rPr>
+                <w:rStyle w:val="Hyperlink"/>
+                <w:noProof/>
+              </w:rPr>
+              <w:t>5.1.</w:t>
+            </w:r>
+            <w:r>
+              <w:rPr>
+                <w:rFonts w:asciiTheme="minorHAnsi" w:eastAsiaTheme="minorEastAsia" w:hAnsiTheme="minorHAnsi" w:cstheme="minorBidi"/>
+                <w:i w:val="0"/>
+                <w:iCs w:val="0"/>
+                <w:noProof/>
+                <w:kern w:val="2"/>
+                <w:sz w:val="24"/>
+                <w:szCs w:val="24"/>
+                <w:lang w:eastAsia="de-DE"/>
+                <w14:ligatures w14:val="standardContextual"/>
+              </w:rPr>
+              <w:tab/>
+            </w:r>
+            <w:r>
+              <w:rPr>
+                <w:rStyle w:val="Hyperlink"/>
+                <w:noProof/>
+              </w:rPr>
+              <w:t>Elektrische Belastungen</w:t>
+            </w:r>
+            <w:r>
+              <w:rPr>
+                <w:noProof/>
+                <w:webHidden/>
+              </w:rPr>
+              <w:tab/>
+            </w:r>
+            <w:r>
+              <w:rPr>
+                <w:noProof/>
+                <w:webHidden/>
+              </w:rPr>
+              <w:fldChar w:fldCharType="begin"/>
+            </w:r>
+            <w:r>
+              <w:rPr>
+                <w:noProof/>
+                <w:webHidden/>
+              </w:rPr>
+              <w:instrText xml:space="preserve"> PAGEREF _Toc226046829 \h </w:instrText>
+            </w:r>
+            <w:r>
+              <w:rPr>
+                <w:noProof/>
+                <w:webHidden/>
+              </w:rPr>
+            </w:r>
+            <w:r>
+              <w:rPr>
+                <w:noProof/>
+                <w:webHidden/>
+              </w:rPr>
+              <w:fldChar w:fldCharType="separate"/>
+            </w:r>
+            <w:r>
+              <w:rPr>
+                <w:noProof/>
+                <w:webHidden/>
+              </w:rPr>
+              <w:t>18</w:t>
+            </w:r>
+            <w:r>
+              <w:rPr>
+                <w:noProof/>
+                <w:webHidden/>
+              </w:rPr>
+              <w:fldChar w:fldCharType="end"/>
+            </w:r>
+          </w:hyperlink>
+        </w:p>
+        <w:p>
+          <w:pPr>
+            <w:pStyle w:val="Verzeichnis2"/>
+            <w:tabs>
+              <w:tab w:val="left" w:pos="960"/>
+              <w:tab w:val="right" w:leader="underscore" w:pos="9060"/>
+            </w:tabs>
+            <w:rPr>
+              <w:rFonts w:asciiTheme="minorHAnsi" w:eastAsiaTheme="minorEastAsia" w:hAnsiTheme="minorHAnsi" w:cstheme="minorBidi"/>
+              <w:i w:val="0"/>
+              <w:iCs w:val="0"/>
+              <w:noProof/>
+              <w:kern w:val="2"/>
+              <w:sz w:val="24"/>
+              <w:szCs w:val="24"/>
+              <w:lang w:eastAsia="de-DE"/>
+              <w14:ligatures w14:val="standardContextual"/>
+            </w:rPr>
+          </w:pPr>
+          <w:hyperlink w:anchor="_Toc226046830" w:history="1">
+            <w:r>
+              <w:rPr>
+                <w:rStyle w:val="Hyperlink"/>
+                <w:noProof/>
+              </w:rPr>
+              <w:t>5.2.</w:t>
+            </w:r>
+            <w:r>
+              <w:rPr>
+                <w:rFonts w:asciiTheme="minorHAnsi" w:eastAsiaTheme="minorEastAsia" w:hAnsiTheme="minorHAnsi" w:cstheme="minorBidi"/>
+                <w:i w:val="0"/>
+                <w:iCs w:val="0"/>
+                <w:noProof/>
+                <w:kern w:val="2"/>
+                <w:sz w:val="24"/>
+                <w:szCs w:val="24"/>
+                <w:lang w:eastAsia="de-DE"/>
+                <w14:ligatures w14:val="standardContextual"/>
+              </w:rPr>
+              <w:tab/>
+            </w:r>
+            <w:r>
+              <w:rPr>
+                <w:rStyle w:val="Hyperlink"/>
+                <w:noProof/>
+              </w:rPr>
+              <w:t>Thermische Belastungen</w:t>
+            </w:r>
+            <w:r>
+              <w:rPr>
+                <w:noProof/>
+                <w:webHidden/>
+              </w:rPr>
+              <w:tab/>
+            </w:r>
+            <w:r>
+              <w:rPr>
+                <w:noProof/>
+                <w:webHidden/>
+              </w:rPr>
+              <w:fldChar w:fldCharType="begin"/>
+            </w:r>
+            <w:r>
+              <w:rPr>
+                <w:noProof/>
+                <w:webHidden/>
+              </w:rPr>
+              <w:instrText xml:space="preserve"> PAGEREF _Toc226046830 \h </w:instrText>
+            </w:r>
+            <w:r>
+              <w:rPr>
+                <w:noProof/>
+                <w:webHidden/>
+              </w:rPr>
+            </w:r>
+            <w:r>
+              <w:rPr>
+                <w:noProof/>
+                <w:webHidden/>
+              </w:rPr>
+              <w:fldChar w:fldCharType="separate"/>
+            </w:r>
+            <w:r>
+              <w:rPr>
+                <w:noProof/>
+                <w:webHidden/>
+              </w:rPr>
+              <w:t>18</w:t>
+            </w:r>
+            <w:r>
+              <w:rPr>
+                <w:noProof/>
+                <w:webHidden/>
+              </w:rPr>
+              <w:fldChar w:fldCharType="end"/>
+            </w:r>
+          </w:hyperlink>
+        </w:p>
+        <w:p>
+          <w:pPr>
+            <w:pStyle w:val="Verzeichnis2"/>
+            <w:tabs>
+              <w:tab w:val="left" w:pos="960"/>
+              <w:tab w:val="right" w:leader="underscore" w:pos="9060"/>
+            </w:tabs>
+            <w:rPr>
+              <w:rFonts w:asciiTheme="minorHAnsi" w:eastAsiaTheme="minorEastAsia" w:hAnsiTheme="minorHAnsi" w:cstheme="minorBidi"/>
+              <w:i w:val="0"/>
+              <w:iCs w:val="0"/>
+              <w:noProof/>
+              <w:kern w:val="2"/>
+              <w:sz w:val="24"/>
+              <w:szCs w:val="24"/>
+              <w:lang w:eastAsia="de-DE"/>
+              <w14:ligatures w14:val="standardContextual"/>
+            </w:rPr>
+          </w:pPr>
+          <w:hyperlink w:anchor="_Toc226046831" w:history="1">
+            <w:r>
+              <w:rPr>
+                <w:rStyle w:val="Hyperlink"/>
+                <w:noProof/>
+              </w:rPr>
+              <w:t>5.3.</w:t>
+            </w:r>
+            <w:r>
+              <w:rPr>
+                <w:rFonts w:asciiTheme="minorHAnsi" w:eastAsiaTheme="minorEastAsia" w:hAnsiTheme="minorHAnsi" w:cstheme="minorBidi"/>
+                <w:i w:val="0"/>
+                <w:iCs w:val="0"/>
+                <w:noProof/>
+                <w:kern w:val="2"/>
+                <w:sz w:val="24"/>
+                <w:szCs w:val="24"/>
+                <w:lang w:eastAsia="de-DE"/>
+                <w14:ligatures w14:val="standardContextual"/>
+              </w:rPr>
+              <w:tab/>
+            </w:r>
+            <w:r>
+              <w:rPr>
+                <w:rStyle w:val="Hyperlink"/>
+                <w:noProof/>
+              </w:rPr>
+              <w:t>Mechanische Belastungen</w:t>
+            </w:r>
+            <w:r>
+              <w:rPr>
+                <w:noProof/>
+                <w:webHidden/>
+              </w:rPr>
+              <w:tab/>
+            </w:r>
+            <w:r>
+              <w:rPr>
+                <w:noProof/>
+                <w:webHidden/>
+              </w:rPr>
+              <w:fldChar w:fldCharType="begin"/>
+            </w:r>
+            <w:r>
+              <w:rPr>
+                <w:noProof/>
+                <w:webHidden/>
+              </w:rPr>
+              <w:instrText xml:space="preserve"> PAGEREF _Toc226046831 \h </w:instrText>
+            </w:r>
+            <w:r>
+              <w:rPr>
+                <w:noProof/>
+                <w:webHidden/>
+              </w:rPr>
+            </w:r>
+            <w:r>
+              <w:rPr>
+                <w:noProof/>
+                <w:webHidden/>
+              </w:rPr>
+              <w:fldChar w:fldCharType="separate"/>
+            </w:r>
+            <w:r>
+              <w:rPr>
+                <w:noProof/>
+                <w:webHidden/>
+              </w:rPr>
+              <w:t>19</w:t>
             </w:r>
             <w:r>
               <w:rPr>
@@ -3989,7 +4791,7 @@
               <w14:ligatures w14:val="standardContextual"/>
             </w:rPr>
           </w:pPr>
-          <w:hyperlink w:anchor="_Toc224557212" w:history="1">
+          <w:hyperlink w:anchor="_Toc226046832" w:history="1">
             <w:r>
               <w:rPr>
                 <w:rStyle w:val="Hyperlink"/>
@@ -4016,7 +4818,7 @@
                 <w:rStyle w:val="Hyperlink"/>
                 <w:noProof/>
               </w:rPr>
-              <w:t>Anhang</w:t>
+              <w:t>Überwachung und Diagnose von Gradientensystemen</w:t>
             </w:r>
             <w:r>
               <w:rPr>
@@ -4037,7 +4839,7 @@
                 <w:noProof/>
                 <w:webHidden/>
               </w:rPr>
-              <w:instrText xml:space="preserve"> PAGEREF _Toc224557212 \h </w:instrText>
+              <w:instrText xml:space="preserve"> PAGEREF _Toc226046832 \h </w:instrText>
             </w:r>
             <w:r>
               <w:rPr>
@@ -4057,7 +4859,7 @@
                 <w:noProof/>
                 <w:webHidden/>
               </w:rPr>
-              <w:t>11</w:t>
+              <w:t>19</w:t>
             </w:r>
             <w:r>
               <w:rPr>
@@ -4069,40 +4871,597 @@
           </w:hyperlink>
         </w:p>
         <w:p>
+          <w:pPr>
+            <w:pStyle w:val="Verzeichnis2"/>
+            <w:tabs>
+              <w:tab w:val="left" w:pos="960"/>
+              <w:tab w:val="right" w:leader="underscore" w:pos="9060"/>
+            </w:tabs>
+            <w:rPr>
+              <w:rFonts w:asciiTheme="minorHAnsi" w:eastAsiaTheme="minorEastAsia" w:hAnsiTheme="minorHAnsi" w:cstheme="minorBidi"/>
+              <w:i w:val="0"/>
+              <w:iCs w:val="0"/>
+              <w:noProof/>
+              <w:kern w:val="2"/>
+              <w:sz w:val="24"/>
+              <w:szCs w:val="24"/>
+              <w:lang w:eastAsia="de-DE"/>
+              <w14:ligatures w14:val="standardContextual"/>
+            </w:rPr>
+          </w:pPr>
+          <w:hyperlink w:anchor="_Toc226046833" w:history="1">
+            <w:r>
+              <w:rPr>
+                <w:rStyle w:val="Hyperlink"/>
+                <w:noProof/>
+              </w:rPr>
+              <w:t>6.1.</w:t>
+            </w:r>
+            <w:r>
+              <w:rPr>
+                <w:rFonts w:asciiTheme="minorHAnsi" w:eastAsiaTheme="minorEastAsia" w:hAnsiTheme="minorHAnsi" w:cstheme="minorBidi"/>
+                <w:i w:val="0"/>
+                <w:iCs w:val="0"/>
+                <w:noProof/>
+                <w:kern w:val="2"/>
+                <w:sz w:val="24"/>
+                <w:szCs w:val="24"/>
+                <w:lang w:eastAsia="de-DE"/>
+                <w14:ligatures w14:val="standardContextual"/>
+              </w:rPr>
+              <w:tab/>
+            </w:r>
+            <w:r>
+              <w:rPr>
+                <w:rStyle w:val="Hyperlink"/>
+                <w:noProof/>
+              </w:rPr>
+              <w:t>Überwachung zentraler Betriebsparameter</w:t>
+            </w:r>
+            <w:r>
+              <w:rPr>
+                <w:noProof/>
+                <w:webHidden/>
+              </w:rPr>
+              <w:tab/>
+            </w:r>
+            <w:r>
+              <w:rPr>
+                <w:noProof/>
+                <w:webHidden/>
+              </w:rPr>
+              <w:fldChar w:fldCharType="begin"/>
+            </w:r>
+            <w:r>
+              <w:rPr>
+                <w:noProof/>
+                <w:webHidden/>
+              </w:rPr>
+              <w:instrText xml:space="preserve"> PAGEREF _Toc226046833 \h </w:instrText>
+            </w:r>
+            <w:r>
+              <w:rPr>
+                <w:noProof/>
+                <w:webHidden/>
+              </w:rPr>
+            </w:r>
+            <w:r>
+              <w:rPr>
+                <w:noProof/>
+                <w:webHidden/>
+              </w:rPr>
+              <w:fldChar w:fldCharType="separate"/>
+            </w:r>
+            <w:r>
+              <w:rPr>
+                <w:noProof/>
+                <w:webHidden/>
+              </w:rPr>
+              <w:t>20</w:t>
+            </w:r>
+            <w:r>
+              <w:rPr>
+                <w:noProof/>
+                <w:webHidden/>
+              </w:rPr>
+              <w:fldChar w:fldCharType="end"/>
+            </w:r>
+          </w:hyperlink>
+        </w:p>
+        <w:p>
+          <w:pPr>
+            <w:pStyle w:val="Verzeichnis2"/>
+            <w:tabs>
+              <w:tab w:val="left" w:pos="960"/>
+              <w:tab w:val="right" w:leader="underscore" w:pos="9060"/>
+            </w:tabs>
+            <w:rPr>
+              <w:rFonts w:asciiTheme="minorHAnsi" w:eastAsiaTheme="minorEastAsia" w:hAnsiTheme="minorHAnsi" w:cstheme="minorBidi"/>
+              <w:i w:val="0"/>
+              <w:iCs w:val="0"/>
+              <w:noProof/>
+              <w:kern w:val="2"/>
+              <w:sz w:val="24"/>
+              <w:szCs w:val="24"/>
+              <w:lang w:eastAsia="de-DE"/>
+              <w14:ligatures w14:val="standardContextual"/>
+            </w:rPr>
+          </w:pPr>
+          <w:hyperlink w:anchor="_Toc226046834" w:history="1">
+            <w:r>
+              <w:rPr>
+                <w:rStyle w:val="Hyperlink"/>
+                <w:noProof/>
+              </w:rPr>
+              <w:t>6.2.</w:t>
+            </w:r>
+            <w:r>
+              <w:rPr>
+                <w:rFonts w:asciiTheme="minorHAnsi" w:eastAsiaTheme="minorEastAsia" w:hAnsiTheme="minorHAnsi" w:cstheme="minorBidi"/>
+                <w:i w:val="0"/>
+                <w:iCs w:val="0"/>
+                <w:noProof/>
+                <w:kern w:val="2"/>
+                <w:sz w:val="24"/>
+                <w:szCs w:val="24"/>
+                <w:lang w:eastAsia="de-DE"/>
+                <w14:ligatures w14:val="standardContextual"/>
+              </w:rPr>
+              <w:tab/>
+            </w:r>
+            <w:r>
+              <w:rPr>
+                <w:rStyle w:val="Hyperlink"/>
+                <w:noProof/>
+              </w:rPr>
+              <w:t>Fehlerdiagnose und Warnmechanismen</w:t>
+            </w:r>
+            <w:r>
+              <w:rPr>
+                <w:noProof/>
+                <w:webHidden/>
+              </w:rPr>
+              <w:tab/>
+            </w:r>
+            <w:r>
+              <w:rPr>
+                <w:noProof/>
+                <w:webHidden/>
+              </w:rPr>
+              <w:fldChar w:fldCharType="begin"/>
+            </w:r>
+            <w:r>
+              <w:rPr>
+                <w:noProof/>
+                <w:webHidden/>
+              </w:rPr>
+              <w:instrText xml:space="preserve"> PAGEREF _Toc226046834 \h </w:instrText>
+            </w:r>
+            <w:r>
+              <w:rPr>
+                <w:noProof/>
+                <w:webHidden/>
+              </w:rPr>
+            </w:r>
+            <w:r>
+              <w:rPr>
+                <w:noProof/>
+                <w:webHidden/>
+              </w:rPr>
+              <w:fldChar w:fldCharType="separate"/>
+            </w:r>
+            <w:r>
+              <w:rPr>
+                <w:noProof/>
+                <w:webHidden/>
+              </w:rPr>
+              <w:t>20</w:t>
+            </w:r>
+            <w:r>
+              <w:rPr>
+                <w:noProof/>
+                <w:webHidden/>
+              </w:rPr>
+              <w:fldChar w:fldCharType="end"/>
+            </w:r>
+          </w:hyperlink>
+        </w:p>
+        <w:p>
+          <w:pPr>
+            <w:pStyle w:val="Verzeichnis2"/>
+            <w:tabs>
+              <w:tab w:val="left" w:pos="960"/>
+              <w:tab w:val="right" w:leader="underscore" w:pos="9060"/>
+            </w:tabs>
+            <w:rPr>
+              <w:rFonts w:asciiTheme="minorHAnsi" w:eastAsiaTheme="minorEastAsia" w:hAnsiTheme="minorHAnsi" w:cstheme="minorBidi"/>
+              <w:i w:val="0"/>
+              <w:iCs w:val="0"/>
+              <w:noProof/>
+              <w:kern w:val="2"/>
+              <w:sz w:val="24"/>
+              <w:szCs w:val="24"/>
+              <w:lang w:eastAsia="de-DE"/>
+              <w14:ligatures w14:val="standardContextual"/>
+            </w:rPr>
+          </w:pPr>
+          <w:hyperlink w:anchor="_Toc226046835" w:history="1">
+            <w:r>
+              <w:rPr>
+                <w:rStyle w:val="Hyperlink"/>
+                <w:noProof/>
+              </w:rPr>
+              <w:t>6.3.</w:t>
+            </w:r>
+            <w:r>
+              <w:rPr>
+                <w:rFonts w:asciiTheme="minorHAnsi" w:eastAsiaTheme="minorEastAsia" w:hAnsiTheme="minorHAnsi" w:cstheme="minorBidi"/>
+                <w:i w:val="0"/>
+                <w:iCs w:val="0"/>
+                <w:noProof/>
+                <w:kern w:val="2"/>
+                <w:sz w:val="24"/>
+                <w:szCs w:val="24"/>
+                <w:lang w:eastAsia="de-DE"/>
+                <w14:ligatures w14:val="standardContextual"/>
+              </w:rPr>
+              <w:tab/>
+            </w:r>
+            <w:r>
+              <w:rPr>
+                <w:rStyle w:val="Hyperlink"/>
+                <w:noProof/>
+              </w:rPr>
+              <w:t>Bedeutung für Wartung und Service</w:t>
+            </w:r>
+            <w:r>
+              <w:rPr>
+                <w:noProof/>
+                <w:webHidden/>
+              </w:rPr>
+              <w:tab/>
+            </w:r>
+            <w:r>
+              <w:rPr>
+                <w:noProof/>
+                <w:webHidden/>
+              </w:rPr>
+              <w:fldChar w:fldCharType="begin"/>
+            </w:r>
+            <w:r>
+              <w:rPr>
+                <w:noProof/>
+                <w:webHidden/>
+              </w:rPr>
+              <w:instrText xml:space="preserve"> PAGEREF _Toc226046835 \h </w:instrText>
+            </w:r>
+            <w:r>
+              <w:rPr>
+                <w:noProof/>
+                <w:webHidden/>
+              </w:rPr>
+            </w:r>
+            <w:r>
+              <w:rPr>
+                <w:noProof/>
+                <w:webHidden/>
+              </w:rPr>
+              <w:fldChar w:fldCharType="separate"/>
+            </w:r>
+            <w:r>
+              <w:rPr>
+                <w:noProof/>
+                <w:webHidden/>
+              </w:rPr>
+              <w:t>20</w:t>
+            </w:r>
+            <w:r>
+              <w:rPr>
+                <w:noProof/>
+                <w:webHidden/>
+              </w:rPr>
+              <w:fldChar w:fldCharType="end"/>
+            </w:r>
+          </w:hyperlink>
+        </w:p>
+        <w:p>
+          <w:pPr>
+            <w:pStyle w:val="Verzeichnis1"/>
+            <w:rPr>
+              <w:rFonts w:asciiTheme="minorHAnsi" w:eastAsiaTheme="minorEastAsia" w:hAnsiTheme="minorHAnsi" w:cstheme="minorBidi"/>
+              <w:b w:val="0"/>
+              <w:bCs w:val="0"/>
+              <w:noProof/>
+              <w:kern w:val="2"/>
+              <w:sz w:val="24"/>
+              <w:szCs w:val="24"/>
+              <w:lang w:eastAsia="de-DE"/>
+              <w14:ligatures w14:val="standardContextual"/>
+            </w:rPr>
+          </w:pPr>
+          <w:hyperlink w:anchor="_Toc226046836" w:history="1">
+            <w:r>
+              <w:rPr>
+                <w:rStyle w:val="Hyperlink"/>
+                <w:noProof/>
+              </w:rPr>
+              <w:t>7.</w:t>
+            </w:r>
+            <w:r>
+              <w:rPr>
+                <w:rFonts w:asciiTheme="minorHAnsi" w:eastAsiaTheme="minorEastAsia" w:hAnsiTheme="minorHAnsi" w:cstheme="minorBidi"/>
+                <w:b w:val="0"/>
+                <w:bCs w:val="0"/>
+                <w:noProof/>
+                <w:kern w:val="2"/>
+                <w:sz w:val="24"/>
+                <w:szCs w:val="24"/>
+                <w:lang w:eastAsia="de-DE"/>
+                <w14:ligatures w14:val="standardContextual"/>
+              </w:rPr>
+              <w:tab/>
+            </w:r>
+            <w:r>
+              <w:rPr>
+                <w:rStyle w:val="Hyperlink"/>
+                <w:noProof/>
+              </w:rPr>
+              <w:t>Fazit und Ausblick</w:t>
+            </w:r>
+            <w:r>
+              <w:rPr>
+                <w:noProof/>
+                <w:webHidden/>
+              </w:rPr>
+              <w:tab/>
+            </w:r>
+            <w:r>
+              <w:rPr>
+                <w:noProof/>
+                <w:webHidden/>
+              </w:rPr>
+              <w:fldChar w:fldCharType="begin"/>
+            </w:r>
+            <w:r>
+              <w:rPr>
+                <w:noProof/>
+                <w:webHidden/>
+              </w:rPr>
+              <w:instrText xml:space="preserve"> PAGEREF _Toc226046836 \h </w:instrText>
+            </w:r>
+            <w:r>
+              <w:rPr>
+                <w:noProof/>
+                <w:webHidden/>
+              </w:rPr>
+            </w:r>
+            <w:r>
+              <w:rPr>
+                <w:noProof/>
+                <w:webHidden/>
+              </w:rPr>
+              <w:fldChar w:fldCharType="separate"/>
+            </w:r>
+            <w:r>
+              <w:rPr>
+                <w:noProof/>
+                <w:webHidden/>
+              </w:rPr>
+              <w:t>20</w:t>
+            </w:r>
+            <w:r>
+              <w:rPr>
+                <w:noProof/>
+                <w:webHidden/>
+              </w:rPr>
+              <w:fldChar w:fldCharType="end"/>
+            </w:r>
+          </w:hyperlink>
+        </w:p>
+        <w:p>
+          <w:pPr>
+            <w:pStyle w:val="Verzeichnis1"/>
+            <w:rPr>
+              <w:rFonts w:asciiTheme="minorHAnsi" w:eastAsiaTheme="minorEastAsia" w:hAnsiTheme="minorHAnsi" w:cstheme="minorBidi"/>
+              <w:b w:val="0"/>
+              <w:bCs w:val="0"/>
+              <w:noProof/>
+              <w:kern w:val="2"/>
+              <w:sz w:val="24"/>
+              <w:szCs w:val="24"/>
+              <w:lang w:eastAsia="de-DE"/>
+              <w14:ligatures w14:val="standardContextual"/>
+            </w:rPr>
+          </w:pPr>
+          <w:hyperlink w:anchor="_Toc226046837" w:history="1">
+            <w:r>
+              <w:rPr>
+                <w:rStyle w:val="Hyperlink"/>
+                <w:noProof/>
+              </w:rPr>
+              <w:t>8.</w:t>
+            </w:r>
+            <w:r>
+              <w:rPr>
+                <w:rFonts w:asciiTheme="minorHAnsi" w:eastAsiaTheme="minorEastAsia" w:hAnsiTheme="minorHAnsi" w:cstheme="minorBidi"/>
+                <w:b w:val="0"/>
+                <w:bCs w:val="0"/>
+                <w:noProof/>
+                <w:kern w:val="2"/>
+                <w:sz w:val="24"/>
+                <w:szCs w:val="24"/>
+                <w:lang w:eastAsia="de-DE"/>
+                <w14:ligatures w14:val="standardContextual"/>
+              </w:rPr>
+              <w:tab/>
+            </w:r>
+            <w:r>
+              <w:rPr>
+                <w:rStyle w:val="Hyperlink"/>
+                <w:noProof/>
+              </w:rPr>
+              <w:t>Literaturverzeichnis</w:t>
+            </w:r>
+            <w:r>
+              <w:rPr>
+                <w:noProof/>
+                <w:webHidden/>
+              </w:rPr>
+              <w:tab/>
+            </w:r>
+            <w:r>
+              <w:rPr>
+                <w:noProof/>
+                <w:webHidden/>
+              </w:rPr>
+              <w:fldChar w:fldCharType="begin"/>
+            </w:r>
+            <w:r>
+              <w:rPr>
+                <w:noProof/>
+                <w:webHidden/>
+              </w:rPr>
+              <w:instrText xml:space="preserve"> PAGEREF _Toc226046837 \h </w:instrText>
+            </w:r>
+            <w:r>
+              <w:rPr>
+                <w:noProof/>
+                <w:webHidden/>
+              </w:rPr>
+            </w:r>
+            <w:r>
+              <w:rPr>
+                <w:noProof/>
+                <w:webHidden/>
+              </w:rPr>
+              <w:fldChar w:fldCharType="separate"/>
+            </w:r>
+            <w:r>
+              <w:rPr>
+                <w:noProof/>
+                <w:webHidden/>
+              </w:rPr>
+              <w:t>21</w:t>
+            </w:r>
+            <w:r>
+              <w:rPr>
+                <w:noProof/>
+                <w:webHidden/>
+              </w:rPr>
+              <w:fldChar w:fldCharType="end"/>
+            </w:r>
+          </w:hyperlink>
+        </w:p>
+        <w:p>
+          <w:pPr>
+            <w:pStyle w:val="Verzeichnis1"/>
+            <w:rPr>
+              <w:rFonts w:asciiTheme="minorHAnsi" w:eastAsiaTheme="minorEastAsia" w:hAnsiTheme="minorHAnsi" w:cstheme="minorBidi"/>
+              <w:b w:val="0"/>
+              <w:bCs w:val="0"/>
+              <w:noProof/>
+              <w:kern w:val="2"/>
+              <w:sz w:val="24"/>
+              <w:szCs w:val="24"/>
+              <w:lang w:eastAsia="de-DE"/>
+              <w14:ligatures w14:val="standardContextual"/>
+            </w:rPr>
+          </w:pPr>
+          <w:hyperlink w:anchor="_Toc226046838" w:history="1">
+            <w:r>
+              <w:rPr>
+                <w:rStyle w:val="Hyperlink"/>
+                <w:noProof/>
+              </w:rPr>
+              <w:t>9.</w:t>
+            </w:r>
+            <w:r>
+              <w:rPr>
+                <w:rFonts w:asciiTheme="minorHAnsi" w:eastAsiaTheme="minorEastAsia" w:hAnsiTheme="minorHAnsi" w:cstheme="minorBidi"/>
+                <w:b w:val="0"/>
+                <w:bCs w:val="0"/>
+                <w:noProof/>
+                <w:kern w:val="2"/>
+                <w:sz w:val="24"/>
+                <w:szCs w:val="24"/>
+                <w:lang w:eastAsia="de-DE"/>
+                <w14:ligatures w14:val="standardContextual"/>
+              </w:rPr>
+              <w:tab/>
+            </w:r>
+            <w:r>
+              <w:rPr>
+                <w:rStyle w:val="Hyperlink"/>
+                <w:noProof/>
+              </w:rPr>
+              <w:t>Anhang</w:t>
+            </w:r>
+            <w:r>
+              <w:rPr>
+                <w:noProof/>
+                <w:webHidden/>
+              </w:rPr>
+              <w:tab/>
+            </w:r>
+            <w:r>
+              <w:rPr>
+                <w:noProof/>
+                <w:webHidden/>
+              </w:rPr>
+              <w:fldChar w:fldCharType="begin"/>
+            </w:r>
+            <w:r>
+              <w:rPr>
+                <w:noProof/>
+                <w:webHidden/>
+              </w:rPr>
+              <w:instrText xml:space="preserve"> PAGEREF _Toc226046838 \h </w:instrText>
+            </w:r>
+            <w:r>
+              <w:rPr>
+                <w:noProof/>
+                <w:webHidden/>
+              </w:rPr>
+            </w:r>
+            <w:r>
+              <w:rPr>
+                <w:noProof/>
+                <w:webHidden/>
+              </w:rPr>
+              <w:fldChar w:fldCharType="separate"/>
+            </w:r>
+            <w:r>
+              <w:rPr>
+                <w:noProof/>
+                <w:webHidden/>
+              </w:rPr>
+              <w:t>22</w:t>
+            </w:r>
+            <w:r>
+              <w:rPr>
+                <w:noProof/>
+                <w:webHidden/>
+              </w:rPr>
+              <w:fldChar w:fldCharType="end"/>
+            </w:r>
+          </w:hyperlink>
+        </w:p>
+        <w:p>
           <w:r>
             <w:fldChar w:fldCharType="end"/>
+          </w:r>
+          <w:r>
+            <w:br w:type="page"/>
           </w:r>
         </w:p>
       </w:sdtContent>
     </w:sdt>
-    <w:p>
-      <w:pPr>
-        <w:pStyle w:val="KeinLeerraum"/>
-        <w:numPr>
-          <w:ilvl w:val="0"/>
-          <w:numId w:val="0"/>
-        </w:numPr>
-      </w:pPr>
-    </w:p>
-    <w:p>
-      <w:pPr>
-        <w:rPr>
-          <w:rFonts w:cstheme="minorHAnsi"/>
-          <w:szCs w:val="24"/>
-        </w:rPr>
-      </w:pPr>
-    </w:p>
-    <w:p>
-      <w:r>
-        <w:br w:type="page"/>
-      </w:r>
-    </w:p>
     <w:p>
       <w:pPr>
         <w:pStyle w:val="Verzeichnissberschrift"/>
       </w:pPr>
       <w:bookmarkStart w:id="4" w:name="_Toc131676540"/>
-      <w:bookmarkStart w:id="5" w:name="_Toc224557195"/>
+      <w:bookmarkStart w:id="5" w:name="_Toc226046807"/>
       <w:r>
         <w:lastRenderedPageBreak/>
         <w:t>Abbildungsverzeichnis</w:t>
@@ -4135,7 +5494,21 @@
             <w:rStyle w:val="Hyperlink"/>
             <w:noProof/>
           </w:rPr>
-          <w:t>Abbildung 1: Verstärkung bzw. Abschwächung der Gesamtfeldstärke durch überlagertes Gradientenfeld</w:t>
+          <w:t>Abbildung 1: Ver</w:t>
+        </w:r>
+        <w:r>
+          <w:rPr>
+            <w:rStyle w:val="Hyperlink"/>
+            <w:noProof/>
+          </w:rPr>
+          <w:t>s</w:t>
+        </w:r>
+        <w:r>
+          <w:rPr>
+            <w:rStyle w:val="Hyperlink"/>
+            <w:noProof/>
+          </w:rPr>
+          <w:t>tärkung bzw. Abschwächung der Gesamtfeldstärke durch überlagertes Gradientenfeld</w:t>
         </w:r>
         <w:r>
           <w:rPr>
@@ -4734,7 +6107,7 @@
         <w:pStyle w:val="Verzeichnissberschrift"/>
       </w:pPr>
       <w:bookmarkStart w:id="6" w:name="_Toc131676541"/>
-      <w:bookmarkStart w:id="7" w:name="_Toc224557196"/>
+      <w:bookmarkStart w:id="7" w:name="_Toc226046808"/>
       <w:r>
         <w:t>Abkürzungsverzeichnis</w:t>
       </w:r>
@@ -4830,7 +6203,15 @@
           </w:p>
           <w:p>
             <w:r>
-              <w:t xml:space="preserve">Computer-Based </w:t>
+              <w:t>Computer-</w:t>
+            </w:r>
+            <w:proofErr w:type="spellStart"/>
+            <w:r>
+              <w:t>Based</w:t>
+            </w:r>
+            <w:proofErr w:type="spellEnd"/>
+            <w:r>
+              <w:t xml:space="preserve"> </w:t>
             </w:r>
             <w:proofErr w:type="spellStart"/>
             <w:r>
@@ -4867,13 +6248,99 @@
           <w:tcPr>
             <w:tcW w:w="1843" w:type="dxa"/>
           </w:tcPr>
-          <w:p/>
+          <w:p>
+            <w:r>
+              <w:t>CT</w:t>
+            </w:r>
+          </w:p>
+          <w:p>
+            <w:r>
+              <w:t>DGSU</w:t>
+            </w:r>
+          </w:p>
+          <w:p>
+            <w:r>
+              <w:t>PWM</w:t>
+            </w:r>
+          </w:p>
+          <w:p>
+            <w:r>
+              <w:t>ACS</w:t>
+            </w:r>
+          </w:p>
+          <w:p>
+            <w:r>
+              <w:t>SEP</w:t>
+            </w:r>
+          </w:p>
+          <w:p>
+            <w:r>
+              <w:t>MTRA</w:t>
+            </w:r>
+          </w:p>
         </w:tc>
         <w:tc>
           <w:tcPr>
             <w:tcW w:w="7173" w:type="dxa"/>
           </w:tcPr>
-          <w:p/>
+          <w:p>
+            <w:proofErr w:type="spellStart"/>
+            <w:r>
+              <w:t>Computed</w:t>
+            </w:r>
+            <w:proofErr w:type="spellEnd"/>
+            <w:r>
+              <w:t xml:space="preserve"> </w:t>
+            </w:r>
+            <w:proofErr w:type="spellStart"/>
+            <w:r>
+              <w:t>Tomography</w:t>
+            </w:r>
+            <w:proofErr w:type="spellEnd"/>
+          </w:p>
+          <w:p>
+            <w:r>
+              <w:t xml:space="preserve">Digital Gradient </w:t>
+            </w:r>
+            <w:proofErr w:type="spellStart"/>
+            <w:r>
+              <w:t>Signaling</w:t>
+            </w:r>
+            <w:proofErr w:type="spellEnd"/>
+            <w:r>
+              <w:t xml:space="preserve"> Unit</w:t>
+            </w:r>
+          </w:p>
+          <w:p>
+            <w:r>
+              <w:t>Pulse Width Modulation</w:t>
+            </w:r>
+          </w:p>
+          <w:p>
+            <w:proofErr w:type="gramStart"/>
+            <w:r>
+              <w:t xml:space="preserve">Air </w:t>
+            </w:r>
+            <w:proofErr w:type="spellStart"/>
+            <w:r>
+              <w:t>Conditioning</w:t>
+            </w:r>
+            <w:proofErr w:type="spellEnd"/>
+            <w:proofErr w:type="gramEnd"/>
+            <w:r>
+              <w:t xml:space="preserve"> System</w:t>
+            </w:r>
+          </w:p>
+          <w:p>
+            <w:r>
+              <w:t>(System) Separator</w:t>
+            </w:r>
+          </w:p>
+          <w:p>
+            <w:r>
+              <w:t>Medizinisch-technische/r Radiologieassistent/in</w:t>
+            </w:r>
+          </w:p>
         </w:tc>
       </w:tr>
       <w:tr>
@@ -4897,7 +6364,12 @@
         <w:pStyle w:val="Verzeichnissberschrift"/>
       </w:pPr>
       <w:bookmarkStart w:id="8" w:name="_Toc131676542"/>
-      <w:bookmarkStart w:id="9" w:name="_Toc224557197"/>
+    </w:p>
+    <w:p>
+      <w:pPr>
+        <w:pStyle w:val="Verzeichnissberschrift"/>
+      </w:pPr>
+      <w:bookmarkStart w:id="9" w:name="_Toc226046809"/>
       <w:r>
         <w:t>Formelgrößen</w:t>
       </w:r>
@@ -4911,6 +6383,7 @@
       <w:tblPr>
         <w:tblStyle w:val="Tabellenraster"/>
         <w:tblW w:w="0" w:type="auto"/>
+        <w:jc w:val="center"/>
         <w:tblLook w:val="04A0" w:firstRow="1" w:lastRow="0" w:firstColumn="1" w:lastColumn="0" w:noHBand="0" w:noVBand="1"/>
       </w:tblPr>
       <w:tblGrid>
@@ -4920,6 +6393,9 @@
         <w:gridCol w:w="2254"/>
       </w:tblGrid>
       <w:tr>
+        <w:trPr>
+          <w:jc w:val="center"/>
+        </w:trPr>
         <w:tc>
           <w:tcPr>
             <w:tcW w:w="2254" w:type="dxa"/>
@@ -5016,13 +6492,18 @@
         </w:tc>
       </w:tr>
       <w:tr>
+        <w:trPr>
+          <w:jc w:val="center"/>
+        </w:trPr>
         <w:tc>
           <w:tcPr>
             <w:tcW w:w="2254" w:type="dxa"/>
           </w:tcPr>
           <w:p>
-            <w:r>
-              <w:lastRenderedPageBreak/>
+            <w:pPr>
+              <w:jc w:val="center"/>
+            </w:pPr>
+            <w:r>
               <w:t>Magnetische Flussdichte</w:t>
             </w:r>
           </w:p>
@@ -5032,9 +6513,16 @@
             <w:tcW w:w="2254" w:type="dxa"/>
           </w:tcPr>
           <w:p>
-            <w:r>
-              <w:t>B</w:t>
-            </w:r>
+            <m:oMathPara>
+              <m:oMath>
+                <m:r>
+                  <w:rPr>
+                    <w:rFonts w:ascii="Cambria Math" w:hAnsi="Cambria Math"/>
+                  </w:rPr>
+                  <m:t>B</m:t>
+                </m:r>
+              </m:oMath>
+            </m:oMathPara>
           </w:p>
         </w:tc>
         <w:tc>
@@ -5042,6 +6530,9 @@
             <w:tcW w:w="2254" w:type="dxa"/>
           </w:tcPr>
           <w:p>
+            <w:pPr>
+              <w:jc w:val="center"/>
+            </w:pPr>
             <w:r>
               <w:t>Tesla</w:t>
             </w:r>
@@ -5052,6 +6543,9 @@
             <w:tcW w:w="2254" w:type="dxa"/>
           </w:tcPr>
           <w:p>
+            <w:pPr>
+              <w:jc w:val="center"/>
+            </w:pPr>
             <w:r>
               <w:t>T</w:t>
             </w:r>
@@ -5059,159 +6553,419 @@
         </w:tc>
       </w:tr>
       <w:tr>
+        <w:trPr>
+          <w:jc w:val="center"/>
+        </w:trPr>
         <w:tc>
           <w:tcPr>
             <w:tcW w:w="2254" w:type="dxa"/>
           </w:tcPr>
-          <w:p/>
+          <w:p>
+            <w:pPr>
+              <w:jc w:val="center"/>
+            </w:pPr>
+            <w:r>
+              <w:t>Gyromagnetisches Verhältnis</w:t>
+            </w:r>
+          </w:p>
         </w:tc>
         <w:tc>
           <w:tcPr>
             <w:tcW w:w="2254" w:type="dxa"/>
           </w:tcPr>
-          <w:p/>
+          <w:p>
+            <w:pPr>
+              <w:rPr>
+                <w:rFonts w:eastAsiaTheme="minorEastAsia"/>
+              </w:rPr>
+            </w:pPr>
+            <m:oMathPara>
+              <m:oMath>
+                <m:r>
+                  <w:rPr>
+                    <w:rFonts w:ascii="Cambria Math" w:hAnsi="Cambria Math"/>
+                  </w:rPr>
+                  <m:t>γ</m:t>
+                </m:r>
+              </m:oMath>
+            </m:oMathPara>
+          </w:p>
         </w:tc>
         <w:tc>
           <w:tcPr>
             <w:tcW w:w="2254" w:type="dxa"/>
           </w:tcPr>
-          <w:p/>
+          <w:p>
+            <w:pPr>
+              <w:jc w:val="center"/>
+            </w:pPr>
+            <w:r>
+              <w:t>Megahertz pro Tesla</w:t>
+            </w:r>
+          </w:p>
         </w:tc>
         <w:tc>
           <w:tcPr>
             <w:tcW w:w="2254" w:type="dxa"/>
           </w:tcPr>
-          <w:p/>
+          <w:p>
+            <w:pPr>
+              <w:jc w:val="center"/>
+            </w:pPr>
+            <w:r>
+              <w:t>MHz/T</w:t>
+            </w:r>
+          </w:p>
         </w:tc>
       </w:tr>
       <w:tr>
+        <w:trPr>
+          <w:jc w:val="center"/>
+        </w:trPr>
         <w:tc>
           <w:tcPr>
             <w:tcW w:w="2254" w:type="dxa"/>
           </w:tcPr>
-          <w:p/>
+          <w:p>
+            <w:pPr>
+              <w:jc w:val="center"/>
+            </w:pPr>
+            <w:r>
+              <w:t>Frequenz</w:t>
+            </w:r>
+          </w:p>
         </w:tc>
         <w:tc>
           <w:tcPr>
             <w:tcW w:w="2254" w:type="dxa"/>
           </w:tcPr>
-          <w:p/>
+          <w:p>
+            <w:pPr>
+              <w:jc w:val="center"/>
+            </w:pPr>
+            <m:oMathPara>
+              <m:oMath>
+                <m:r>
+                  <w:rPr>
+                    <w:rFonts w:ascii="Cambria Math" w:hAnsi="Cambria Math"/>
+                  </w:rPr>
+                  <m:t>f</m:t>
+                </m:r>
+              </m:oMath>
+            </m:oMathPara>
+          </w:p>
         </w:tc>
         <w:tc>
           <w:tcPr>
             <w:tcW w:w="2254" w:type="dxa"/>
           </w:tcPr>
-          <w:p/>
+          <w:p>
+            <w:pPr>
+              <w:jc w:val="center"/>
+            </w:pPr>
+            <w:r>
+              <w:t>Hertz</w:t>
+            </w:r>
+          </w:p>
         </w:tc>
         <w:tc>
           <w:tcPr>
             <w:tcW w:w="2254" w:type="dxa"/>
           </w:tcPr>
-          <w:p/>
+          <w:p>
+            <w:pPr>
+              <w:jc w:val="center"/>
+            </w:pPr>
+            <w:r>
+              <w:t>Hz</w:t>
+            </w:r>
+          </w:p>
         </w:tc>
       </w:tr>
       <w:tr>
+        <w:trPr>
+          <w:jc w:val="center"/>
+        </w:trPr>
         <w:tc>
           <w:tcPr>
             <w:tcW w:w="2254" w:type="dxa"/>
           </w:tcPr>
-          <w:p/>
+          <w:p>
+            <w:pPr>
+              <w:jc w:val="center"/>
+            </w:pPr>
+            <w:r>
+              <w:t>Gradientenstärke</w:t>
+            </w:r>
+          </w:p>
         </w:tc>
         <w:tc>
           <w:tcPr>
             <w:tcW w:w="2254" w:type="dxa"/>
           </w:tcPr>
-          <w:p/>
+          <w:p>
+            <w:pPr>
+              <w:jc w:val="center"/>
+            </w:pPr>
+            <m:oMathPara>
+              <m:oMath>
+                <m:sSub>
+                  <m:sSubPr>
+                    <m:ctrlPr>
+                      <w:rPr>
+                        <w:rFonts w:ascii="Cambria Math" w:hAnsi="Cambria Math"/>
+                        <w:i/>
+                      </w:rPr>
+                    </m:ctrlPr>
+                  </m:sSubPr>
+                  <m:e>
+                    <m:r>
+                      <w:rPr>
+                        <w:rFonts w:ascii="Cambria Math" w:hAnsi="Cambria Math"/>
+                      </w:rPr>
+                      <m:t>G</m:t>
+                    </m:r>
+                  </m:e>
+                  <m:sub>
+                    <m:r>
+                      <w:rPr>
+                        <w:rFonts w:ascii="Cambria Math" w:hAnsi="Cambria Math"/>
+                      </w:rPr>
+                      <m:t>i</m:t>
+                    </m:r>
+                  </m:sub>
+                </m:sSub>
+              </m:oMath>
+            </m:oMathPara>
+          </w:p>
         </w:tc>
         <w:tc>
           <w:tcPr>
             <w:tcW w:w="2254" w:type="dxa"/>
           </w:tcPr>
-          <w:p/>
+          <w:p>
+            <w:pPr>
+              <w:jc w:val="center"/>
+            </w:pPr>
+            <w:proofErr w:type="spellStart"/>
+            <w:r>
+              <w:t>Millitesla</w:t>
+            </w:r>
+            <w:proofErr w:type="spellEnd"/>
+            <w:r>
+              <w:t xml:space="preserve"> pro Meter</w:t>
+            </w:r>
+          </w:p>
         </w:tc>
         <w:tc>
           <w:tcPr>
             <w:tcW w:w="2254" w:type="dxa"/>
           </w:tcPr>
-          <w:p/>
+          <w:p>
+            <w:pPr>
+              <w:jc w:val="center"/>
+            </w:pPr>
+            <w:proofErr w:type="spellStart"/>
+            <w:r>
+              <w:t>mT</w:t>
+            </w:r>
+            <w:proofErr w:type="spellEnd"/>
+            <w:r>
+              <w:t>/m</w:t>
+            </w:r>
+          </w:p>
         </w:tc>
       </w:tr>
       <w:tr>
+        <w:trPr>
+          <w:jc w:val="center"/>
+        </w:trPr>
         <w:tc>
           <w:tcPr>
             <w:tcW w:w="2254" w:type="dxa"/>
           </w:tcPr>
-          <w:p/>
+          <w:p>
+            <w:pPr>
+              <w:jc w:val="center"/>
+            </w:pPr>
+            <w:r>
+              <w:t>Ladung</w:t>
+            </w:r>
+          </w:p>
         </w:tc>
         <w:tc>
           <w:tcPr>
             <w:tcW w:w="2254" w:type="dxa"/>
           </w:tcPr>
-          <w:p/>
+          <w:p>
+            <w:pPr>
+              <w:jc w:val="center"/>
+            </w:pPr>
+            <m:oMathPara>
+              <m:oMath>
+                <m:r>
+                  <w:rPr>
+                    <w:rFonts w:ascii="Cambria Math" w:hAnsi="Cambria Math"/>
+                  </w:rPr>
+                  <m:t>q</m:t>
+                </m:r>
+              </m:oMath>
+            </m:oMathPara>
+          </w:p>
         </w:tc>
         <w:tc>
           <w:tcPr>
             <w:tcW w:w="2254" w:type="dxa"/>
           </w:tcPr>
-          <w:p/>
+          <w:p>
+            <w:pPr>
+              <w:jc w:val="center"/>
+            </w:pPr>
+            <w:r>
+              <w:t>Coulomb</w:t>
+            </w:r>
+          </w:p>
         </w:tc>
         <w:tc>
           <w:tcPr>
             <w:tcW w:w="2254" w:type="dxa"/>
           </w:tcPr>
-          <w:p/>
+          <w:p>
+            <w:pPr>
+              <w:jc w:val="center"/>
+            </w:pPr>
+            <w:r>
+              <w:t>C</w:t>
+            </w:r>
+          </w:p>
         </w:tc>
       </w:tr>
       <w:tr>
+        <w:trPr>
+          <w:jc w:val="center"/>
+        </w:trPr>
         <w:tc>
           <w:tcPr>
             <w:tcW w:w="2254" w:type="dxa"/>
           </w:tcPr>
-          <w:p/>
+          <w:p>
+            <w:pPr>
+              <w:jc w:val="center"/>
+            </w:pPr>
+            <w:r>
+              <w:t>Geschwindigkeit</w:t>
+            </w:r>
+          </w:p>
         </w:tc>
         <w:tc>
           <w:tcPr>
             <w:tcW w:w="2254" w:type="dxa"/>
           </w:tcPr>
-          <w:p/>
+          <w:p>
+            <w:pPr>
+              <w:jc w:val="center"/>
+            </w:pPr>
+            <m:oMathPara>
+              <m:oMath>
+                <m:r>
+                  <w:rPr>
+                    <w:rFonts w:ascii="Cambria Math" w:hAnsi="Cambria Math"/>
+                  </w:rPr>
+                  <m:t>v</m:t>
+                </m:r>
+              </m:oMath>
+            </m:oMathPara>
+          </w:p>
         </w:tc>
         <w:tc>
           <w:tcPr>
             <w:tcW w:w="2254" w:type="dxa"/>
           </w:tcPr>
-          <w:p/>
+          <w:p>
+            <w:pPr>
+              <w:jc w:val="center"/>
+            </w:pPr>
+            <w:r>
+              <w:t>Meter pro Sekunde</w:t>
+            </w:r>
+          </w:p>
         </w:tc>
         <w:tc>
           <w:tcPr>
             <w:tcW w:w="2254" w:type="dxa"/>
           </w:tcPr>
-          <w:p/>
+          <w:p>
+            <w:pPr>
+              <w:jc w:val="center"/>
+            </w:pPr>
+            <w:r>
+              <w:t>m/s</w:t>
+            </w:r>
+          </w:p>
         </w:tc>
       </w:tr>
       <w:tr>
+        <w:trPr>
+          <w:jc w:val="center"/>
+        </w:trPr>
         <w:tc>
           <w:tcPr>
             <w:tcW w:w="2254" w:type="dxa"/>
           </w:tcPr>
-          <w:p/>
+          <w:p>
+            <w:pPr>
+              <w:jc w:val="center"/>
+            </w:pPr>
+            <w:r>
+              <w:t>Kraft</w:t>
+            </w:r>
+          </w:p>
         </w:tc>
         <w:tc>
           <w:tcPr>
             <w:tcW w:w="2254" w:type="dxa"/>
           </w:tcPr>
-          <w:p/>
+          <w:p>
+            <w:pPr>
+              <w:jc w:val="center"/>
+            </w:pPr>
+            <m:oMathPara>
+              <m:oMath>
+                <m:r>
+                  <w:rPr>
+                    <w:rFonts w:ascii="Cambria Math" w:hAnsi="Cambria Math"/>
+                  </w:rPr>
+                  <m:t>F</m:t>
+                </m:r>
+              </m:oMath>
+            </m:oMathPara>
+          </w:p>
         </w:tc>
         <w:tc>
           <w:tcPr>
             <w:tcW w:w="2254" w:type="dxa"/>
           </w:tcPr>
-          <w:p/>
+          <w:p>
+            <w:pPr>
+              <w:jc w:val="center"/>
+            </w:pPr>
+            <w:r>
+              <w:t>Newton</w:t>
+            </w:r>
+          </w:p>
         </w:tc>
         <w:tc>
           <w:tcPr>
             <w:tcW w:w="2254" w:type="dxa"/>
           </w:tcPr>
-          <w:p/>
+          <w:p>
+            <w:pPr>
+              <w:jc w:val="center"/>
+            </w:pPr>
+            <w:r>
+              <w:t>N</w:t>
+            </w:r>
+          </w:p>
         </w:tc>
       </w:tr>
     </w:tbl>
@@ -5237,7 +6991,7 @@
       <w:pPr>
         <w:pStyle w:val="berschrift1"/>
       </w:pPr>
-      <w:bookmarkStart w:id="10" w:name="_Toc224557198"/>
+      <w:bookmarkStart w:id="10" w:name="_Toc226046810"/>
       <w:r>
         <w:lastRenderedPageBreak/>
         <w:t>Einleitung</w:t>
@@ -5246,17 +7000,24 @@
     </w:p>
     <w:p>
       <w:r>
-        <w:t>Die Magnetresonanztomographie (MRT) hat sich als eines der wichtigsten bildgebenden Verfahren in der medizinischen Diagnostik etabliert. Neben der hohen Weichteilkontrastauflösung zeichnet sich das Verfahren insbesondere durch seine Vielseitigkeit und die Möglichkeit aus, unterschiedliche Gewebe- und Funktionsinformationen darzustellen. Die Bildentstehung im MRT basiert dabei auf dem Zusammenspiel mehrerer komplexer Subsysteme, deren zuverlässiges und präzises Zusammenwirken Voraussetzung für eine hohe Bildqualität ist.</w:t>
-      </w:r>
-    </w:p>
-    <w:p>
-      <w:proofErr w:type="spellStart"/>
-      <w:r>
-        <w:t>Gradientensysteme</w:t>
-      </w:r>
-      <w:proofErr w:type="spellEnd"/>
-      <w:r>
-        <w:t xml:space="preserve"> nehmen eine zentrale Rolle innerhalb des Magnetresonanztomographen ein.</w:t>
+        <w:t>Die Magnetresonanztomographie (MRT) hat sich als eines der wichtigsten bildgebenden Verfahren in der medizinischen Diagnostik etabliert. Neben de</w:t>
+      </w:r>
+      <w:r>
+        <w:t>s</w:t>
+      </w:r>
+      <w:r>
+        <w:t xml:space="preserve"> hohen Weichteilkontrast</w:t>
+      </w:r>
+      <w:r>
+        <w:t>es</w:t>
+      </w:r>
+      <w:r>
+        <w:t xml:space="preserve"> zeichnet sich das Verfahren insbesondere durch seine Vielseitigkeit und die Möglichkeit aus, unterschiedliche Gewebe- und Funktionsinformationen darzustellen. Die Bildentstehung im MRT basiert dabei auf dem Zusammenspiel mehrerer komplexer Subsysteme, deren zuverlässiges und präzises Zusammenwirken Voraussetzung für eine hohe Bildqualität ist.</w:t>
+      </w:r>
+    </w:p>
+    <w:p>
+      <w:r>
+        <w:t>Gradientensysteme nehmen eine zentrale Rolle innerhalb des Magnetresonanztomographen ein.</w:t>
       </w:r>
       <w:r>
         <w:t xml:space="preserve"> Sie ermöglichen die räumliche Zuordnung der gemessenen Signale und sind damit grundlegend für die Ortskodierung und die Rekonstruktion von MR-Bildern. Gleichzeitig </w:t>
@@ -5265,74 +7026,43 @@
         <w:t>sind</w:t>
       </w:r>
       <w:r>
-        <w:t xml:space="preserve"> </w:t>
-      </w:r>
-      <w:proofErr w:type="spellStart"/>
-      <w:r>
-        <w:t>Gradientensysteme</w:t>
-      </w:r>
-      <w:proofErr w:type="spellEnd"/>
-      <w:r>
-        <w:t xml:space="preserve"> im klinischen Betrieb hohen elektrischen, thermischen und mechanischen Belastungen</w:t>
+        <w:t xml:space="preserve"> Gradientensysteme im klinischen Betrieb hohen elektrischen, thermischen und mechanischen Belastungen</w:t>
       </w:r>
       <w:r>
         <w:t xml:space="preserve"> ausgesetzt</w:t>
       </w:r>
       <w:r>
-        <w:t xml:space="preserve">, da moderne Bildgebungssequenzen zunehmend kurze Schaltzeiten und hohe </w:t>
-      </w:r>
-      <w:proofErr w:type="spellStart"/>
-      <w:r>
-        <w:t>Gradientenstärken</w:t>
-      </w:r>
-      <w:proofErr w:type="spellEnd"/>
+        <w:t>, da moderne Bildgebungssequenzen zunehmend kurze Schaltzeiten und hohe Gradientenstärken</w:t>
+      </w:r>
       <w:r>
         <w:t xml:space="preserve"> benötigen</w:t>
       </w:r>
       <w:r>
-        <w:t xml:space="preserve">. Diese Anforderungen machen die </w:t>
-      </w:r>
-      <w:proofErr w:type="spellStart"/>
-      <w:r>
-        <w:t>Gradientensysteme</w:t>
-      </w:r>
-      <w:proofErr w:type="spellEnd"/>
-      <w:r>
-        <w:t xml:space="preserve"> zu einem technisch anspruchsvollen und </w:t>
+        <w:t xml:space="preserve">. Diese Anforderungen machen die Gradientensysteme zu einem technisch anspruchsvollen und </w:t>
       </w:r>
       <w:r>
         <w:t>gleichzeitig</w:t>
       </w:r>
       <w:r>
-        <w:t xml:space="preserve"> besonders relevanten Bestandteil moderner MRT-Systeme. Die heutige Ausführung von </w:t>
-      </w:r>
-      <w:proofErr w:type="spellStart"/>
-      <w:r>
-        <w:t>Gradientensystemen</w:t>
-      </w:r>
-      <w:proofErr w:type="spellEnd"/>
-      <w:r>
-        <w:t xml:space="preserve"> ist das Ergebnis einer kontinuierlichen technischen Entwicklung. Frühere Konzepte der Ortskodierung waren durch begrenzte Leistungsfähigkeit und technische </w:t>
+        <w:t xml:space="preserve"> besonders relevanten Bestandteil moderner MRT-Systeme. Die heutige Ausführung von Gradientensystemen ist das Ergebnis einer kontinuierlichen technischen Entwicklung. Frühere Konzepte der Ortskodierung waren durch begrenzte Leistungsfähigkeit und technische </w:t>
       </w:r>
       <w:r>
         <w:t>Beschränkungen</w:t>
       </w:r>
       <w:r>
-        <w:t xml:space="preserve"> geprägt, während moderne Systeme auf hochoptimierte Spulenstrukturen, leistungsfähige Ansteuerelektronik und ausgefeilte Kühl- und Schutzmechanismen zurückgreifen</w:t>
+        <w:t xml:space="preserve"> geprägt, während moderne Systeme auf hochoptimierte Spulenstrukturen, leistungsfähige Ansteuer</w:t>
+      </w:r>
+      <w:r>
+        <w:t>ungs</w:t>
+      </w:r>
+      <w:r>
+        <w:t>elektronik und ausgefeilte Kühl- und Schutzmechanismen zurückgreifen</w:t>
       </w:r>
       <w:r>
         <w:t xml:space="preserve"> können</w:t>
       </w:r>
       <w:r>
-        <w:t xml:space="preserve">. Ein Verständnis der historischen Entwicklung ist daher hilfreich, um den aktuellen technischen Aufbau und die Funktionsweise moderner </w:t>
-      </w:r>
-      <w:proofErr w:type="spellStart"/>
-      <w:r>
-        <w:t>Gradientensysteme</w:t>
-      </w:r>
-      <w:proofErr w:type="spellEnd"/>
-      <w:r>
-        <w:t xml:space="preserve"> </w:t>
+        <w:t xml:space="preserve">. Ein Verständnis der historischen Entwicklung ist daher hilfreich, um den aktuellen technischen Aufbau und die Funktionsweise moderner Gradientensysteme </w:t>
       </w:r>
       <w:r>
         <w:t xml:space="preserve">korrekt </w:t>
@@ -5343,45 +7073,14 @@
     </w:p>
     <w:p>
       <w:r>
-        <w:t xml:space="preserve">Ziel dieser Arbeit ist es, die historische Entwicklung von </w:t>
-      </w:r>
-      <w:proofErr w:type="spellStart"/>
-      <w:r>
-        <w:t>Gradientensystemen</w:t>
-      </w:r>
-      <w:proofErr w:type="spellEnd"/>
-      <w:r>
-        <w:t xml:space="preserve"> in der Magnetresonanztomographie darzustellen und darauf aufbauend den technischen Aufbau sowie die Funktionsweise moderner Systeme zu erläutern. Darüber hinaus werden typische Betriebsbelastungen sowie grundlegende Aspekte der Überwachung und Diagnose betrachtet, um die Bedeutung der </w:t>
-      </w:r>
-      <w:proofErr w:type="spellStart"/>
-      <w:r>
-        <w:t>Gradientensysteme</w:t>
-      </w:r>
-      <w:proofErr w:type="spellEnd"/>
-      <w:r>
-        <w:t xml:space="preserve"> für einen sicheren und zuverlässigen Betrieb eines Magnetresonanztomographen zu verdeutlichen.</w:t>
+        <w:t>Ziel dieser Arbeit ist es, die historische Entwicklung von Gradientensystemen in der Magnetresonanztomographie darzustellen und darauf aufbauend den technischen Aufbau sowie die Funktionsweise moderner Systeme zu erläutern. Darüber hinaus werden typische Betriebsbelastungen sowie grundlegende Aspekte der Überwachung und Diagnose betrachtet, um die Bedeutung der Gradientensysteme für einen sicheren und zuverlässigen Betrieb eines Magnetresonanztomographen zu verdeutlichen.</w:t>
       </w:r>
     </w:p>
     <w:p/>
     <w:p>
       <w:r>
-        <w:t xml:space="preserve">Der Aufbau der Arbeit orientiert sich an dieser Zielsetzung. Nach einer Einführung in die physikalischen Grundlagen der Ortskodierung im MRT wird zunächst die historische Entwicklung der </w:t>
-      </w:r>
-      <w:proofErr w:type="spellStart"/>
-      <w:r>
-        <w:t>Gradientensysteme</w:t>
-      </w:r>
-      <w:proofErr w:type="spellEnd"/>
-      <w:r>
-        <w:t xml:space="preserve"> beschrieben. Anschließend folgt eine detaillierte Darstellung des technischen Aufbaus und der Funktionsweise moderner </w:t>
-      </w:r>
-      <w:proofErr w:type="spellStart"/>
-      <w:r>
-        <w:t>Gradientensysteme</w:t>
-      </w:r>
-      <w:proofErr w:type="spellEnd"/>
-      <w:r>
-        <w:t>. Abschließend werden Betriebsbelastungen sowie grundlegende Überwachungs- und Diagnoseaspekte eingeordnet und zusammenfassend bewertet.</w:t>
+        <w:lastRenderedPageBreak/>
+        <w:t>Der Aufbau der Arbeit orientiert sich an dieser Zielsetzung. Nach einer Einführung in die physikalischen Grundlagen der Ortskodierung im MRT wird zunächst die historische Entwicklung der Gradientensysteme beschrieben. Anschließend folgt eine detaillierte Darstellung des technischen Aufbaus und der Funktionsweise moderner Gradientensysteme. Abschließend werden Betriebsbelastungen sowie grundlegende Überwachungs- und Diagnoseaspekte eingeordnet und zusammenfassend bewertet.</w:t>
       </w:r>
     </w:p>
     <w:p>
@@ -5389,8 +7088,8 @@
         <w:pStyle w:val="berschrift1"/>
       </w:pPr>
       <w:bookmarkStart w:id="11" w:name="_Toc222729332"/>
-      <w:bookmarkStart w:id="12" w:name="_Toc224557199"/>
-      <w:bookmarkStart w:id="13" w:name="_Ref224828752"/>
+      <w:bookmarkStart w:id="12" w:name="_Ref224828752"/>
+      <w:bookmarkStart w:id="13" w:name="_Toc226046811"/>
       <w:r>
         <w:t>Physikalische Grundlagen der Ortskodierung im MRT</w:t>
       </w:r>
@@ -5403,17 +7102,9 @@
         <w:pStyle w:val="berschrift2"/>
       </w:pPr>
       <w:bookmarkStart w:id="14" w:name="_Toc222729333"/>
-      <w:bookmarkStart w:id="15" w:name="_Toc224557200"/>
-      <w:r>
-        <w:t xml:space="preserve">Präzession und </w:t>
-      </w:r>
-      <w:proofErr w:type="spellStart"/>
-      <w:r>
-        <w:t>Larmor</w:t>
-      </w:r>
-      <w:proofErr w:type="spellEnd"/>
-      <w:r>
-        <w:t>-Frequenz</w:t>
+      <w:bookmarkStart w:id="15" w:name="_Toc226046812"/>
+      <w:r>
+        <w:t>Präzession und Larmor-Frequenz</w:t>
       </w:r>
       <w:bookmarkEnd w:id="14"/>
       <w:bookmarkEnd w:id="15"/>
@@ -5438,15 +7129,7 @@
         <w:t>0</w:t>
       </w:r>
       <w:r>
-        <w:t xml:space="preserve">. Diese sogenannte </w:t>
-      </w:r>
-      <w:proofErr w:type="spellStart"/>
-      <w:r>
-        <w:t>Larmor</w:t>
-      </w:r>
-      <w:proofErr w:type="spellEnd"/>
-      <w:r>
-        <w:t>-Frequenz ist proportional zur Stärke des Magnetfeldes und lässt sich allgemein durch die Beziehung</w:t>
+        <w:t>. Diese sogenannte Larmor-Frequenz ist proportional zur Stärke des Magnetfeldes und lässt sich allgemein durch die Beziehung</w:t>
       </w:r>
     </w:p>
     <w:p>
@@ -5599,35 +7282,22 @@
         <w:pStyle w:val="berschrift2"/>
       </w:pPr>
       <w:bookmarkStart w:id="16" w:name="_Toc222729334"/>
-      <w:bookmarkStart w:id="17" w:name="_Toc224557201"/>
-      <w:r>
-        <w:t xml:space="preserve">Einfluss eines </w:t>
-      </w:r>
-      <w:proofErr w:type="spellStart"/>
-      <w:r>
-        <w:t>Gradientenfeldes</w:t>
+      <w:bookmarkStart w:id="17" w:name="_Toc226046813"/>
+      <w:r>
+        <w:t>Einfluss eines Gradientenfeldes</w:t>
       </w:r>
       <w:bookmarkEnd w:id="16"/>
       <w:bookmarkEnd w:id="17"/>
-      <w:proofErr w:type="spellEnd"/>
     </w:p>
     <w:p>
       <w:r>
         <w:t xml:space="preserve">Zur Erzeugung einer Ortsabhängigkeit wird dem statischen Magnetfeld ein zusätzliches räumlich lineares Magnetfeld überlagert. Dieses sogenannte </w:t>
       </w:r>
-      <w:proofErr w:type="spellStart"/>
       <w:r>
         <w:rPr>
           <w:i/>
         </w:rPr>
-        <w:t>Gradientenfeld</w:t>
-      </w:r>
-      <w:proofErr w:type="spellEnd"/>
-      <w:r>
-        <w:rPr>
-          <w:i/>
-        </w:rPr>
-        <w:t xml:space="preserve"> </w:t>
+        <w:t xml:space="preserve">Gradientenfeld </w:t>
       </w:r>
       <w:r>
         <w:t>verändert die effektive Magnetfeldstärke entlang einer bestimmten Raumrichtung, beispielsweise der x-Achse.</w:t>
@@ -5873,36 +7543,18 @@
       <w:r>
         <w:t xml:space="preserve">Abbildung </w:t>
       </w:r>
-      <w:r>
-        <w:fldChar w:fldCharType="begin"/>
-      </w:r>
-      <w:r>
-        <w:instrText xml:space="preserve"> SEQ Abbildung \* ARABIC </w:instrText>
-      </w:r>
-      <w:r>
-        <w:fldChar w:fldCharType="separate"/>
-      </w:r>
-      <w:r>
-        <w:rPr>
-          <w:noProof/>
-        </w:rPr>
-        <w:t>1</w:t>
-      </w:r>
-      <w:r>
-        <w:rPr>
-          <w:noProof/>
-        </w:rPr>
-        <w:fldChar w:fldCharType="end"/>
-      </w:r>
-      <w:r>
-        <w:t xml:space="preserve">: Verstärkung bzw. Abschwächung der Gesamtfeldstärke durch überlagertes </w:t>
-      </w:r>
-      <w:proofErr w:type="spellStart"/>
-      <w:r>
-        <w:t>Gradientenfeld</w:t>
+      <w:fldSimple w:instr=" SEQ Abbildung \* ARABIC ">
+        <w:r>
+          <w:rPr>
+            <w:noProof/>
+          </w:rPr>
+          <w:t>1</w:t>
+        </w:r>
+      </w:fldSimple>
+      <w:r>
+        <w:t>: Verstärkung bzw. Abschwächung der Gesamtfeldstärke durch überlagertes Gradientenfeld</w:t>
       </w:r>
       <w:bookmarkEnd w:id="18"/>
-      <w:proofErr w:type="spellEnd"/>
       <w:r>
         <w:t xml:space="preserve"> </w:t>
       </w:r>
@@ -5945,7 +7597,6 @@
         </w:rPr>
       </w:pPr>
       <w:bookmarkStart w:id="19" w:name="_Toc222729335"/>
-      <w:bookmarkStart w:id="20" w:name="_Toc224557202"/>
       <w:r>
         <w:rPr>
           <w:highlight w:val="lightGray"/>
@@ -5957,6 +7608,7 @@
       <w:pPr>
         <w:pStyle w:val="berschrift2"/>
       </w:pPr>
+      <w:bookmarkStart w:id="20" w:name="_Toc226046814"/>
       <w:r>
         <w:lastRenderedPageBreak/>
         <w:t>Frequenz- und Phasenkodierung</w:t>
@@ -6080,27 +7732,14 @@
             <w:r>
               <w:t xml:space="preserve">Abbildung </w:t>
             </w:r>
-            <w:r>
-              <w:fldChar w:fldCharType="begin"/>
-            </w:r>
-            <w:r>
-              <w:instrText xml:space="preserve"> SEQ Abbildung \* ARABIC </w:instrText>
-            </w:r>
-            <w:r>
-              <w:fldChar w:fldCharType="separate"/>
-            </w:r>
-            <w:r>
-              <w:rPr>
-                <w:noProof/>
-              </w:rPr>
-              <w:t>2</w:t>
-            </w:r>
-            <w:r>
-              <w:rPr>
-                <w:noProof/>
-              </w:rPr>
-              <w:fldChar w:fldCharType="end"/>
-            </w:r>
+            <w:fldSimple w:instr=" SEQ Abbildung \* ARABIC ">
+              <w:r>
+                <w:rPr>
+                  <w:noProof/>
+                </w:rPr>
+                <w:t>2</w:t>
+              </w:r>
+            </w:fldSimple>
             <w:r>
               <w:t>: Abfolge der Ansteuerungen der verschiedenen Gradienten, G</w:t>
             </w:r>
@@ -6233,27 +7872,14 @@
             <w:r>
               <w:t xml:space="preserve">Abbildung </w:t>
             </w:r>
-            <w:r>
-              <w:fldChar w:fldCharType="begin"/>
-            </w:r>
-            <w:r>
-              <w:instrText xml:space="preserve"> SEQ Abbildung \* ARABIC </w:instrText>
-            </w:r>
-            <w:r>
-              <w:fldChar w:fldCharType="separate"/>
-            </w:r>
-            <w:r>
-              <w:rPr>
-                <w:noProof/>
-              </w:rPr>
-              <w:t>3</w:t>
-            </w:r>
-            <w:r>
-              <w:rPr>
-                <w:noProof/>
-              </w:rPr>
-              <w:fldChar w:fldCharType="end"/>
-            </w:r>
+            <w:fldSimple w:instr=" SEQ Abbildung \* ARABIC ">
+              <w:r>
+                <w:rPr>
+                  <w:noProof/>
+                </w:rPr>
+                <w:t>3</w:t>
+              </w:r>
+            </w:fldSimple>
             <w:r>
               <w:t>: Schematische Darstellung des k-Raums mit Frequenz- und Phasenachse</w:t>
             </w:r>
@@ -6306,7 +7932,6 @@
         </w:rPr>
       </w:pPr>
       <w:bookmarkStart w:id="23" w:name="_Toc222729336"/>
-      <w:bookmarkStart w:id="24" w:name="_Toc224557203"/>
       <w:r>
         <w:rPr>
           <w:highlight w:val="lightGray"/>
@@ -6318,6 +7943,7 @@
       <w:pPr>
         <w:pStyle w:val="berschrift2"/>
       </w:pPr>
+      <w:bookmarkStart w:id="24" w:name="_Toc226046815"/>
       <w:r>
         <w:lastRenderedPageBreak/>
         <w:t>Schichtselektion</w:t>
@@ -6336,15 +7962,7 @@
         <w:t>0</w:t>
       </w:r>
       <w:r>
-        <w:t xml:space="preserve">, hier in der z-Achse. Nach demselben Prinzip ändert sich hier die Magnetfeldstärke und </w:t>
-      </w:r>
-      <w:proofErr w:type="spellStart"/>
-      <w:r>
-        <w:t>Larmor</w:t>
-      </w:r>
-      <w:proofErr w:type="spellEnd"/>
-      <w:r>
-        <w:t xml:space="preserve">-Frequenz ortsabhängig. </w:t>
+        <w:t xml:space="preserve">, hier in der z-Achse. Nach demselben Prinzip ändert sich hier die Magnetfeldstärke und Larmor-Frequenz ortsabhängig. </w:t>
       </w:r>
       <w:sdt>
         <w:sdtPr>
@@ -6373,7 +7991,6 @@
         </w:sdtContent>
       </w:sdt>
     </w:p>
-    <w:p/>
     <w:p>
       <w:pPr>
         <w:rPr>
@@ -6533,52 +8150,12 @@
     </w:p>
     <w:p>
       <w:r>
-        <w:t xml:space="preserve">beschreiben. Aus dieser Beziehung wird deutlich, dass eine größere </w:t>
-      </w:r>
-      <w:proofErr w:type="spellStart"/>
-      <w:r>
-        <w:t>Gradientenstärke</w:t>
-      </w:r>
-      <w:proofErr w:type="spellEnd"/>
-      <w:r>
-        <w:t xml:space="preserve"> bei konstanter HF-Bandbreite zu einer geringeren Schichtdicke führt. Umgekehrt führt eine größere HF-Bandbreite bei konstanter </w:t>
-      </w:r>
-      <w:proofErr w:type="spellStart"/>
-      <w:r>
-        <w:t>Gradientenstärke</w:t>
-      </w:r>
-      <w:proofErr w:type="spellEnd"/>
-      <w:r>
-        <w:t xml:space="preserve"> zu einer dickeren Schicht.</w:t>
-      </w:r>
-    </w:p>
-    <w:p>
-      <w:r>
-        <w:t xml:space="preserve">Die Schichtselektion stellt somit eine direkte Verknüpfung zwischen physikalischem Prinzip und technischer Leistungsfähigkeit des </w:t>
-      </w:r>
-      <w:proofErr w:type="spellStart"/>
-      <w:r>
-        <w:t>Gradientensystems</w:t>
-      </w:r>
-      <w:proofErr w:type="spellEnd"/>
-      <w:r>
-        <w:t xml:space="preserve"> dar. Dünne Schichten und schnelle Sequenzen erfordern hohe </w:t>
-      </w:r>
-      <w:proofErr w:type="spellStart"/>
-      <w:r>
-        <w:t>Gradientenstärken</w:t>
-      </w:r>
-      <w:proofErr w:type="spellEnd"/>
-      <w:r>
-        <w:t xml:space="preserve"> sowie präzise und reproduzierbare Schaltvorgänge. Damit werden bereits auf Ebene der physikalischen Grundlagen die Anforderungen an Aufbau und Leistungsfähigkeit moderner </w:t>
-      </w:r>
-      <w:proofErr w:type="spellStart"/>
-      <w:r>
-        <w:t>Gradientensysteme</w:t>
-      </w:r>
-      <w:proofErr w:type="spellEnd"/>
-      <w:r>
-        <w:t xml:space="preserve"> deutlich. </w:t>
+        <w:t>beschreiben. Aus dieser Beziehung wird deutlich, dass eine größere Gradientenstärke bei konstanter HF-Bandbreite zu einer geringeren Schichtdicke führt. Umgekehrt führt eine größere HF-Bandbreite bei konstanter Gradientenstärke zu einer dickeren Schicht.</w:t>
+      </w:r>
+    </w:p>
+    <w:p>
+      <w:r>
+        <w:t xml:space="preserve">Die Schichtselektion stellt somit eine direkte Verknüpfung zwischen physikalischem Prinzip und technischer Leistungsfähigkeit des Gradientensystems dar. Dünne Schichten und schnelle Sequenzen erfordern hohe Gradientenstärken sowie präzise und reproduzierbare Schaltvorgänge. Damit werden bereits auf Ebene der physikalischen Grundlagen die Anforderungen an Aufbau und Leistungsfähigkeit moderner Gradientensysteme deutlich. </w:t>
       </w:r>
     </w:p>
     <w:p>
@@ -6595,7 +8172,7 @@
         <w:pStyle w:val="berschrift2"/>
       </w:pPr>
       <w:bookmarkStart w:id="25" w:name="_Toc222729337"/>
-      <w:bookmarkStart w:id="26" w:name="_Toc224557204"/>
+      <w:bookmarkStart w:id="26" w:name="_Toc226046816"/>
       <w:r>
         <w:lastRenderedPageBreak/>
         <w:t>Bedeutung der Gradienten für die Bildentstehung</w:t>
@@ -6604,34 +8181,13 @@
       <w:bookmarkEnd w:id="26"/>
     </w:p>
     <w:p>
-      <w:proofErr w:type="spellStart"/>
-      <w:r>
-        <w:t>Gradientensysteme</w:t>
-      </w:r>
-      <w:proofErr w:type="spellEnd"/>
-      <w:r>
-        <w:t xml:space="preserve"> sind somit essenziell für die räumliche Zuordnung der gemessenen MR-Signale. Die erreichbare räumliche Auflösung, die Dauer einzelner Sequenzen sowie bestimmte Artefakte stehen in direktem Zusammenhang mit der Stärke, Schaltgeschwindigkeit und Präzision der eingesetzten </w:t>
-      </w:r>
-      <w:proofErr w:type="spellStart"/>
-      <w:r>
-        <w:t>Gradientenfelder</w:t>
-      </w:r>
-      <w:proofErr w:type="spellEnd"/>
-      <w:r>
-        <w:t>.</w:t>
-      </w:r>
-    </w:p>
-    <w:p>
-      <w:r>
-        <w:t xml:space="preserve">Die physikalischen Grundlagen der Ortskodierung bilden daher die Basis für das Verständnis des technischen Aufbaus und der Weiterentwicklung von </w:t>
-      </w:r>
-      <w:proofErr w:type="spellStart"/>
-      <w:r>
-        <w:t>Gradientensystemen</w:t>
-      </w:r>
-      <w:proofErr w:type="spellEnd"/>
-      <w:r>
-        <w:t>, die im folgenden Kapitel historisch eingeordnet werden.</w:t>
+      <w:r>
+        <w:t>Gradientensysteme sind somit essenziell für die räumliche Zuordnung der gemessenen MR-Signale. Die erreichbare räumliche Auflösung, die Dauer einzelner Sequenzen sowie bestimmte Artefakte stehen in direktem Zusammenhang mit der Stärke, Schaltgeschwindigkeit und Präzision der eingesetzten Gradientenfelder.</w:t>
+      </w:r>
+    </w:p>
+    <w:p>
+      <w:r>
+        <w:t>Die physikalischen Grundlagen der Ortskodierung bilden daher die Basis für das Verständnis des technischen Aufbaus und der Weiterentwicklung von Gradientensystemen, die im folgenden Kapitel historisch eingeordnet werden.</w:t>
       </w:r>
     </w:p>
     <w:p>
@@ -6639,17 +8195,9 @@
         <w:pStyle w:val="berschrift1"/>
       </w:pPr>
       <w:bookmarkStart w:id="27" w:name="_Toc222729338"/>
-      <w:bookmarkStart w:id="28" w:name="_Toc224557205"/>
-      <w:r>
-        <w:t xml:space="preserve">Historische Entwicklung der </w:t>
-      </w:r>
-      <w:proofErr w:type="spellStart"/>
-      <w:r>
-        <w:t>Gradientensysteme</w:t>
-      </w:r>
-      <w:proofErr w:type="spellEnd"/>
-      <w:r>
-        <w:t xml:space="preserve"> im MRT</w:t>
+      <w:bookmarkStart w:id="28" w:name="_Toc226046817"/>
+      <w:r>
+        <w:t>Historische Entwicklung der Gradientensysteme im MRT</w:t>
       </w:r>
       <w:bookmarkEnd w:id="27"/>
       <w:bookmarkEnd w:id="28"/>
@@ -6659,7 +8207,7 @@
         <w:pStyle w:val="berschrift2"/>
       </w:pPr>
       <w:bookmarkStart w:id="29" w:name="_Toc222729339"/>
-      <w:bookmarkStart w:id="30" w:name="_Toc224557206"/>
+      <w:bookmarkStart w:id="30" w:name="_Toc226046818"/>
       <w:r>
         <w:t>Erste</w:t>
       </w:r>
@@ -6934,27 +8482,14 @@
             <w:r>
               <w:t xml:space="preserve">Abbildung </w:t>
             </w:r>
-            <w:r>
-              <w:fldChar w:fldCharType="begin"/>
-            </w:r>
-            <w:r>
-              <w:instrText xml:space="preserve"> SEQ Abbildung \* ARABIC </w:instrText>
-            </w:r>
-            <w:r>
-              <w:fldChar w:fldCharType="separate"/>
-            </w:r>
-            <w:r>
-              <w:rPr>
-                <w:noProof/>
-              </w:rPr>
-              <w:t>4</w:t>
-            </w:r>
-            <w:r>
-              <w:rPr>
-                <w:noProof/>
-              </w:rPr>
-              <w:fldChar w:fldCharType="end"/>
-            </w:r>
+            <w:fldSimple w:instr=" SEQ Abbildung \* ARABIC ">
+              <w:r>
+                <w:rPr>
+                  <w:noProof/>
+                </w:rPr>
+                <w:t>4</w:t>
+              </w:r>
+            </w:fldSimple>
             <w:r>
               <w:t>: Erstes Phantom; Zwei ca. 1mm dicke mit H</w:t>
             </w:r>
@@ -7076,27 +8611,14 @@
             <w:r>
               <w:t xml:space="preserve">Abbildung </w:t>
             </w:r>
-            <w:r>
-              <w:fldChar w:fldCharType="begin"/>
-            </w:r>
-            <w:r>
-              <w:instrText xml:space="preserve"> SEQ Abbildung \* ARABIC </w:instrText>
-            </w:r>
-            <w:r>
-              <w:fldChar w:fldCharType="separate"/>
-            </w:r>
-            <w:r>
-              <w:rPr>
-                <w:noProof/>
-              </w:rPr>
-              <w:t>5</w:t>
-            </w:r>
-            <w:r>
-              <w:rPr>
-                <w:noProof/>
-              </w:rPr>
-              <w:fldChar w:fldCharType="end"/>
-            </w:r>
+            <w:fldSimple w:instr=" SEQ Abbildung \* ARABIC ">
+              <w:r>
+                <w:rPr>
+                  <w:noProof/>
+                </w:rPr>
+                <w:t>5</w:t>
+              </w:r>
+            </w:fldSimple>
             <w:bookmarkEnd w:id="32"/>
             <w:r>
               <w:t>: Rekonstruiertes "</w:t>
@@ -7148,7 +8670,7 @@
       <w:pPr>
         <w:pStyle w:val="berschrift2"/>
       </w:pPr>
-      <w:bookmarkStart w:id="34" w:name="_Toc224557207"/>
+      <w:bookmarkStart w:id="34" w:name="_Toc226046819"/>
       <w:r>
         <w:t>Fourier-basierte Bildgebung</w:t>
       </w:r>
@@ -7217,11 +8739,9 @@
       <w:r>
         <w:t xml:space="preserve">“. Hier wurde durch eine sequenzielle Anwendung mehrerer entlang der drei Raumachsen verlaufender Feldgradienten eine räumliche Information in das Messsignal eingebracht. Durch systematische Variation dieser Gradienten </w:t>
       </w:r>
-      <w:proofErr w:type="spellStart"/>
-      <w:r>
-        <w:t>lies</w:t>
-      </w:r>
-      <w:proofErr w:type="spellEnd"/>
+      <w:r>
+        <w:t>ließ</w:t>
+      </w:r>
       <w:r>
         <w:t xml:space="preserve"> sich dann der sogenannte k-Raum (oder Frequenzraum) mit den Messdaten füllen. Mithilfe von simpler zweidimensionaler Fourier-Transformation wurden die Daten dann aus dem k-Raum in einer räumliche, zur Diagnose geeignete Darstellung des untersuchten Volumens überführt.</w:t>
       </w:r>
@@ -7289,7 +8809,7 @@
         <w:pStyle w:val="berschrift2"/>
       </w:pPr>
       <w:bookmarkStart w:id="35" w:name="_Ref224553255"/>
-      <w:bookmarkStart w:id="36" w:name="_Toc224557208"/>
+      <w:bookmarkStart w:id="36" w:name="_Toc226046820"/>
       <w:r>
         <w:lastRenderedPageBreak/>
         <w:t>Schnellere Bildgebung und Echo Planar Imaging (EPI)</w:t>
@@ -7299,7 +8819,13 @@
     </w:p>
     <w:p>
       <w:r>
-        <w:t xml:space="preserve">Aus der zunehmenden klinischen Nutzung der MR-Technologie entstand in den frühen 1980er Jahren der Bedarf nach immer kürzeren Messzeiten, um den Patientendurchsatz zu erhöhen. Zu dieser Zeit etablierte Sequenzen benötigten immer noch häufig mehrere Minuten zur Aufnahme eines einzelnen Bildes, was insbesondere bei bewegungsanfälligen Untersuchungen zu Einschränkungen führte. Ein wichtiger Schritt zur Beschleunigung der Bildgebung wurde durch die Arbeiten von u.a. Peter Mansfield erreicht, </w:t>
+        <w:t>Aus der zunehmenden klinischen Nutzung der MR-Technologie entstand in den frühen 1980er Jahren der Bedarf nach immer kürzeren Messzeiten, um den Patientendurchsatz zu erhöhen</w:t>
+      </w:r>
+      <w:r>
+        <w:t xml:space="preserve"> und die Untersuchung für jeden einzelnen Patienten leichter erträglich zu machen</w:t>
+      </w:r>
+      <w:r>
+        <w:t xml:space="preserve">. Zu dieser Zeit etablierte Sequenzen benötigten immer noch häufig mehrere Minuten zur Aufnahme eines einzelnen Bildes, was insbesondere bei bewegungsanfälligen Untersuchungen zu Einschränkungen führte. Ein wichtiger Schritt zur Beschleunigung der Bildgebung wurde durch die Arbeiten von u.a. Peter Mansfield erreicht, </w:t>
       </w:r>
       <w:r>
         <w:t xml:space="preserve">welche das Verfahren des Echo Planar Imaging (EPI) entwickelten. </w:t>
@@ -7333,60 +8859,24 @@
     </w:p>
     <w:p>
       <w:r>
-        <w:t xml:space="preserve">Beim Echo Planar Imaging wird der gesamte k-Raum nach einer einzigen HF-Anregung durch eine schnelle Folge von </w:t>
-      </w:r>
-      <w:proofErr w:type="spellStart"/>
-      <w:r>
-        <w:t>Gradientenumschaltungen</w:t>
-      </w:r>
-      <w:proofErr w:type="spellEnd"/>
-      <w:r>
-        <w:t xml:space="preserve"> abgetastet. Hierbei wechseln die </w:t>
-      </w:r>
-      <w:proofErr w:type="spellStart"/>
-      <w:r>
-        <w:t>Gradientenfelder</w:t>
-      </w:r>
-      <w:proofErr w:type="spellEnd"/>
-      <w:r>
-        <w:t xml:space="preserve"> in sehr kurzen Zeitabständen ihre Richtung, sodass die Messpunkte des k-Raums in einer charakteristischen zickzackförmigen Trajektorie durchlaufen werden. Im Gegensatz zu konventionellen Sequenzen, bei denen für jede k-Raum Zeile eine separate Anregung erforderlich ist, kann bei EPI ein vollständiges Bild innerhalb einer einzigen Messsequenz aufgenommen werden.</w:t>
-      </w:r>
-    </w:p>
-    <w:p>
-      <w:r>
-        <w:t xml:space="preserve">Die Realisierung solch schneller Bildgebungsverfahren stellte jedoch erhebliche Anforderungen an die </w:t>
-      </w:r>
-      <w:proofErr w:type="spellStart"/>
-      <w:r>
-        <w:t>Gradientensysteme</w:t>
-      </w:r>
-      <w:proofErr w:type="spellEnd"/>
-      <w:r>
-        <w:t xml:space="preserve"> der MRT-Geräte. Insbesondere mussten deutlich höhere </w:t>
-      </w:r>
-      <w:proofErr w:type="spellStart"/>
-      <w:r>
-        <w:t>Gradientenstärken</w:t>
-      </w:r>
-      <w:proofErr w:type="spellEnd"/>
-      <w:r>
-        <w:t xml:space="preserve"> sowie sehr schnelle Stromanstiege realisiert werden, um die erforderlichen Schaltzeiten zu erreichen. Gleichzeitig führten die raschen </w:t>
-      </w:r>
-      <w:proofErr w:type="spellStart"/>
-      <w:r>
-        <w:t>Gradientenschaltungen</w:t>
-      </w:r>
-      <w:proofErr w:type="spellEnd"/>
-      <w:r>
-        <w:t xml:space="preserve"> zu erhöhten mechanischen Kräften und akustischen Emissionen innerhalb des Systems. Die Entwicklung schneller Bildgebungsverfahren wie EPI trug daher wesentlich zur Weiterentwicklung leistungsfähiger </w:t>
-      </w:r>
-      <w:proofErr w:type="spellStart"/>
-      <w:r>
-        <w:t>Gradientensysteme</w:t>
-      </w:r>
-      <w:proofErr w:type="spellEnd"/>
-      <w:r>
-        <w:t xml:space="preserve"> bei und beeinflusste maßgeblich deren technischen Aufbau.</w:t>
+        <w:t xml:space="preserve">Beim Echo Planar Imaging wird der gesamte k-Raum nach einer einzigen HF-Anregung durch eine schnelle Folge von Gradientenumschaltungen abgetastet. Hierbei wechseln die Gradientenfelder in sehr kurzen Zeitabständen ihre Richtung, sodass die Messpunkte des k-Raums in einer charakteristischen zickzackförmigen Trajektorie durchlaufen werden. Im Gegensatz zu konventionellen Sequenzen, bei denen für jede k-Raum Zeile eine separate Anregung erforderlich ist, kann </w:t>
+      </w:r>
+      <w:r>
+        <w:t>mithilfe des</w:t>
+      </w:r>
+      <w:r>
+        <w:t xml:space="preserve"> EPI ein vollständiges Bild innerhalb einer einzigen Messsequenz aufgenommen werden.</w:t>
+      </w:r>
+    </w:p>
+    <w:p>
+      <w:r>
+        <w:t>Die Realisierung solch schneller Bildgebungsverfahren stellte jedoch erhebliche Anforderungen an die Gradientensysteme der MRT-</w:t>
+      </w:r>
+      <w:r>
+        <w:t>Systeme</w:t>
+      </w:r>
+      <w:r>
+        <w:t>. Insbesondere mussten deutlich höhere Gradientenstärken sowie sehr schnelle Stromanstiege realisiert werden, um die erforderlichen Schaltzeiten zu erreichen. Gleichzeitig führten die raschen Gradientenschaltungen zu erhöhten mechanischen Kräften und akustischen Emissionen innerhalb des Systems. Die Entwicklung schneller Bildgebungsverfahren wie EPI trug daher wesentlich zur Weiterentwicklung leistungsfähiger Gradientensysteme bei und beeinflusste maßgeblich deren technischen Aufbau.</w:t>
       </w:r>
       <w:r>
         <w:t xml:space="preserve"> In der folgenden Abbildung ist ein Vergleich der k-Raum-Trajektorien von konventionellen Sequenzen und EPI-Sequenzen zu sehen.</w:t>
@@ -7460,27 +8950,14 @@
       <w:r>
         <w:t xml:space="preserve">Abbildung </w:t>
       </w:r>
-      <w:r>
-        <w:fldChar w:fldCharType="begin"/>
-      </w:r>
-      <w:r>
-        <w:instrText xml:space="preserve"> SEQ Abbildung \* ARABIC </w:instrText>
-      </w:r>
-      <w:r>
-        <w:fldChar w:fldCharType="separate"/>
-      </w:r>
-      <w:r>
-        <w:rPr>
-          <w:noProof/>
-        </w:rPr>
-        <w:t>6</w:t>
-      </w:r>
-      <w:r>
-        <w:rPr>
-          <w:noProof/>
-        </w:rPr>
-        <w:fldChar w:fldCharType="end"/>
-      </w:r>
+      <w:fldSimple w:instr=" SEQ Abbildung \* ARABIC ">
+        <w:r>
+          <w:rPr>
+            <w:noProof/>
+          </w:rPr>
+          <w:t>6</w:t>
+        </w:r>
+      </w:fldSimple>
       <w:bookmarkEnd w:id="37"/>
       <w:r>
         <w:t>: Vergleich der k-Raum-Trajektorien konventioneller Sequenzen und von EPI-Sequenzen</w:t>
@@ -7520,167 +8997,144 @@
       <w:pPr>
         <w:pStyle w:val="berschrift2"/>
       </w:pPr>
-      <w:bookmarkStart w:id="39" w:name="_Toc224557209"/>
-      <w:r>
-        <w:t xml:space="preserve">Entwicklung moderner </w:t>
+      <w:bookmarkStart w:id="39" w:name="_Toc226046821"/>
+      <w:r>
+        <w:t>Entwicklung moderner Gradientensysteme</w:t>
+      </w:r>
+      <w:bookmarkEnd w:id="39"/>
+    </w:p>
+    <w:p>
+      <w:r>
+        <w:t xml:space="preserve">Wie in Kapitel </w:t>
+      </w:r>
+      <w:r>
+        <w:fldChar w:fldCharType="begin"/>
+      </w:r>
+      <w:r>
+        <w:instrText xml:space="preserve"> REF _Ref224553255 \r \h </w:instrText>
+      </w:r>
+      <w:r>
+        <w:fldChar w:fldCharType="separate"/>
+      </w:r>
+      <w:r>
+        <w:t>3.3</w:t>
+      </w:r>
+      <w:r>
+        <w:fldChar w:fldCharType="end"/>
+      </w:r>
+      <w:r>
+        <w:t xml:space="preserve"> erwähnt stiegen die Ansprüche an neue Gradientensysteme und ihre Leistungsfähigkeit kontinuierlich an. Gefragt waren höhere räumliche Auflösungen, kürzere Messzeiten sowie die Entwicklung </w:t>
+      </w:r>
+      <w:r>
+        <w:t xml:space="preserve">ganz </w:t>
+      </w:r>
+      <w:r>
+        <w:t>neuer Bildgebungsverfahren, am besten alles auf einmal.</w:t>
+      </w:r>
+      <w:r>
+        <w:t xml:space="preserve"> Das führte dazu, dass Gradientenfelder immer schneller und mit höherer Stärke geschaltet werden mussten. Gleichzeitig nahm auch die Bedeutung einer hohen Linearität und Stabilität der erzeugten Gradientenfelder zu, da bereits geringe Abweichungen zu geometrischen Verzerrungen oder Bildartefakten führen können. </w:t>
+      </w:r>
+    </w:p>
+    <w:p>
+      <w:r>
+        <w:t>Um diesen Anforderungen gerecht zu werden, wurden Gradientensysteme in den folgenden Jahrzehnten technisch erheblich weiterentwickelt</w:t>
+      </w:r>
+      <w:r>
+        <w:t xml:space="preserve">. Moderne MRT-Systeme verfügen über leistungsfähige Gradientenspulen, die in allen drei Raumrichtungen präzise kontrollierte Magnetfeldgradienten erzeugen können. Unterstützt werden diese durch hochdynamische Verstärkersysteme, die große Ströme innerhalb sehr kurzer Zeit bereitstellen können. Typische Gradientenstärken moderner klinischer Systeme liegen heute im Bereich von etwa 30 bis 80 </w:t>
       </w:r>
       <w:proofErr w:type="spellStart"/>
       <w:r>
-        <w:t>Gradientensysteme</w:t>
-      </w:r>
-      <w:bookmarkEnd w:id="39"/>
+        <w:t>mT</w:t>
+      </w:r>
       <w:proofErr w:type="spellEnd"/>
-    </w:p>
-    <w:p>
-      <w:r>
-        <w:t xml:space="preserve">Wie in Kapitel </w:t>
-      </w:r>
-      <w:r>
-        <w:fldChar w:fldCharType="begin"/>
-      </w:r>
-      <w:r>
-        <w:instrText xml:space="preserve"> REF _Ref224553255 \r \h </w:instrText>
-      </w:r>
-      <w:r>
-        <w:fldChar w:fldCharType="separate"/>
-      </w:r>
-      <w:r>
-        <w:t>3.3</w:t>
-      </w:r>
-      <w:r>
-        <w:fldChar w:fldCharType="end"/>
-      </w:r>
-      <w:r>
-        <w:t xml:space="preserve"> erwähnt stiegen die Ansprüche an neue </w:t>
+      <w:r>
+        <w:t xml:space="preserve">/m, während die sogenannten </w:t>
       </w:r>
       <w:proofErr w:type="spellStart"/>
       <w:r>
-        <w:t>Gradientensysteme</w:t>
+        <w:t>Slew</w:t>
       </w:r>
       <w:proofErr w:type="spellEnd"/>
       <w:r>
-        <w:t xml:space="preserve"> und ihre Leistungsfähigkeit kontinuierlich an. Gefragt waren höhere räumliche Auflösungen, kürzere Messzeiten sowie die Entwicklung neuer Bildgebungsverfahren, am besten alles auf einmal.</w:t>
-      </w:r>
-      <w:r>
-        <w:t xml:space="preserve"> Das führte dazu, dass </w:t>
+        <w:t xml:space="preserve"> Rates, also die Geschwindigkeit der Gradientenänderung, Werte von über 150 T/m/s erreichen können.</w:t>
+      </w:r>
+      <w:r>
+        <w:t xml:space="preserve"> Hierbei errechnet sich die </w:t>
       </w:r>
       <w:proofErr w:type="spellStart"/>
       <w:r>
-        <w:t>Gradientenfelder</w:t>
+        <w:t>Slew</w:t>
       </w:r>
       <w:proofErr w:type="spellEnd"/>
       <w:r>
-        <w:t xml:space="preserve"> immer schneller und mit höherer Stärke geschaltet werden mussten. Gleichzeitig nahm auch die Bedeutung einer hohen Linearität und Stabilität der erzeugten </w:t>
+        <w:t xml:space="preserve"> Rate, indem man die maximale </w:t>
       </w:r>
       <w:proofErr w:type="spellStart"/>
       <w:r>
-        <w:t>Gradientenfelder</w:t>
+        <w:t>Gradientenamplitude</w:t>
       </w:r>
       <w:proofErr w:type="spellEnd"/>
       <w:r>
-        <w:t xml:space="preserve"> zu, da bereits geringe Abweichungen zu geometrischen Verzerrungen oder Bildartefakten führen können. </w:t>
-      </w:r>
-    </w:p>
-    <w:p>
-      <w:r>
-        <w:t xml:space="preserve">Um diesen Anforderungen gerecht zu werden, wurden </w:t>
+        <w:t xml:space="preserve"> durch die Anstiegszeit, also die Zeit, nach der die maximale Gradientenstärke erreich werden kann, teilt. </w:t>
+      </w:r>
+      <w:sdt>
+        <w:sdtPr>
+          <w:id w:val="-180754709"/>
+          <w:citation/>
+        </w:sdtPr>
+        <w:sdtContent>
+          <w:r>
+            <w:fldChar w:fldCharType="begin"/>
+          </w:r>
+          <w:r>
+            <w:instrText xml:space="preserve"> CITATION All26 \l 1031 </w:instrText>
+          </w:r>
+          <w:r>
+            <w:fldChar w:fldCharType="separate"/>
+          </w:r>
+          <w:r>
+            <w:rPr>
+              <w:noProof/>
+            </w:rPr>
+            <w:t>[5]</w:t>
+          </w:r>
+          <w:r>
+            <w:fldChar w:fldCharType="end"/>
+          </w:r>
+        </w:sdtContent>
+      </w:sdt>
+    </w:p>
+    <w:p>
+      <w:r>
+        <w:lastRenderedPageBreak/>
+        <w:t xml:space="preserve">Die zunehmende Leistungsfähigkeit der Gradientensysteme bringt jedoch auch neue technische Herausforderungen mit sich. Insbesondere führen die schnellen Stromänderungen zu starken Lorentzkräften innerhalb der Spulenstrukturen, wodurch mechanische Schwingungen und die charakteristischen akustischen Geräusche eines MRT-Systems entstehen. Darüber hinaus entstehen durch hohe Ströme erhebliche thermische Belastungen, die durch geeignete Kühlkonzepte abgeführt werden müssen. </w:t>
+      </w:r>
+    </w:p>
+    <w:p>
+      <w:r>
+        <w:t xml:space="preserve">Die historische Entwicklung der </w:t>
       </w:r>
       <w:proofErr w:type="spellStart"/>
       <w:r>
-        <w:t>Gradientensysteme</w:t>
+        <w:t>Gradiententechnologie</w:t>
       </w:r>
       <w:proofErr w:type="spellEnd"/>
       <w:r>
-        <w:t xml:space="preserve"> in den folgenden Jahrzehnten technisch erheblich weiterentwickelt</w:t>
-      </w:r>
-      <w:r>
-        <w:t xml:space="preserve">. Moderne MRT-Systeme verfügen über leistungsfähige Gradientenspulen, die in allen drei Raumrichtungen präzise kontrollierte Magnetfeldgradienten erzeugen können. Unterstützt werden diese durch hochdynamische Verstärkersysteme, die große Ströme innerhalb sehr kurzer Zeit bereitstellen können. Typische </w:t>
-      </w:r>
-      <w:proofErr w:type="spellStart"/>
-      <w:r>
-        <w:t>Gradientenstärken</w:t>
-      </w:r>
-      <w:proofErr w:type="spellEnd"/>
-      <w:r>
-        <w:t xml:space="preserve"> moderner klinischer Systeme liegen heute im Bereich von etwa 30 bis 80 </w:t>
-      </w:r>
-      <w:proofErr w:type="spellStart"/>
-      <w:r>
-        <w:t>mT</w:t>
-      </w:r>
-      <w:proofErr w:type="spellEnd"/>
-      <w:r>
-        <w:t xml:space="preserve">/m, während die sogenannten </w:t>
-      </w:r>
-      <w:proofErr w:type="spellStart"/>
-      <w:r>
-        <w:t>Slew</w:t>
-      </w:r>
-      <w:proofErr w:type="spellEnd"/>
-      <w:r>
-        <w:t xml:space="preserve"> Rates, also die Geschwindigkeit der </w:t>
-      </w:r>
-      <w:proofErr w:type="spellStart"/>
-      <w:r>
-        <w:t>Gradientenänderung</w:t>
-      </w:r>
-      <w:proofErr w:type="spellEnd"/>
-      <w:r>
-        <w:t>, Werte von über 150 T/m/s erreichen können.</w:t>
-      </w:r>
-    </w:p>
-    <w:p>
-      <w:r>
-        <w:lastRenderedPageBreak/>
-        <w:t xml:space="preserve">Die zunehmende Leistungsfähigkeit der </w:t>
-      </w:r>
-      <w:proofErr w:type="spellStart"/>
-      <w:r>
-        <w:t>Gradientensysteme</w:t>
-      </w:r>
-      <w:proofErr w:type="spellEnd"/>
-      <w:r>
-        <w:t xml:space="preserve"> bringt jedoch auch neue technische Herausforderungen mit sich. Insbesondere führen die schnellen Stromänderungen zu starken Lorentzkräften innerhalb der Spulenstrukturen, wodurch mechanische Schwingungen und die charakteristischen akustischen Geräusche eines MRT-Systems entstehen. Darüber hinaus entstehen durch hohe Ströme erhebliche thermische Belastungen, die durch geeignete Kühlkonzepte abgeführt werden müssen. </w:t>
-      </w:r>
-    </w:p>
-    <w:p>
-      <w:r>
-        <w:t xml:space="preserve">Die historische Entwicklung der </w:t>
-      </w:r>
-      <w:proofErr w:type="spellStart"/>
-      <w:r>
-        <w:t>Gradiententechnologie</w:t>
-      </w:r>
-      <w:proofErr w:type="spellEnd"/>
-      <w:r>
-        <w:t xml:space="preserve"> zeigt somit eine kontinuierliche Steigerung der Leistungsparameter bei gleichzeitig wachsender technischer Komplexität. Um die Funktionsweise und die Anforderungen moderner MRT-Systeme zu verstehen, ist daher eine genauere Betrachtung des technischen Aufbaus dieser </w:t>
-      </w:r>
-      <w:proofErr w:type="spellStart"/>
-      <w:r>
-        <w:t>Gradientensysteme</w:t>
-      </w:r>
-      <w:proofErr w:type="spellEnd"/>
-      <w:r>
-        <w:t xml:space="preserve"> erforderlich. Dieser wird im folgenden Kapitel näher beschrieben.</w:t>
+        <w:t xml:space="preserve"> zeigt somit eine kontinuierliche Steigerung der Leistungsparameter bei gleichzeitig wachsender technischer Komplexität. Um die Funktionsweise und die Anforderungen moderner MRT-Systeme zu verstehen, ist daher eine genauere Betrachtung des technischen Aufbaus dieser Gradientensysteme erforderlich. Dieser wird im folgenden Kapitel näher beschrieben.</w:t>
       </w:r>
     </w:p>
     <w:p>
       <w:pPr>
         <w:pStyle w:val="berschrift1"/>
       </w:pPr>
-      <w:bookmarkStart w:id="40" w:name="_Toc224557210"/>
-      <w:r>
-        <w:t xml:space="preserve">Technischer Aufbau moderner </w:t>
-      </w:r>
-      <w:proofErr w:type="spellStart"/>
-      <w:r>
-        <w:t>Gradientensysteme</w:t>
+      <w:bookmarkStart w:id="40" w:name="_Toc226046822"/>
+      <w:r>
+        <w:t>Technischer Aufbau moderner Gradientensysteme</w:t>
+      </w:r>
+      <w:r>
+        <w:t xml:space="preserve"> am Beispiel des MAGNETOM Vida (XQ/XT Gradient)</w:t>
       </w:r>
       <w:bookmarkEnd w:id="40"/>
-      <w:proofErr w:type="spellEnd"/>
-      <w:r>
-        <w:t xml:space="preserve"> am Beispiel des MAGNETOM Vida (XQ/XT Gradient)</w:t>
-      </w:r>
     </w:p>
     <w:p>
       <w:r>
@@ -7718,6 +9172,7 @@
       <w:pPr>
         <w:pStyle w:val="berschrift2"/>
       </w:pPr>
+      <w:bookmarkStart w:id="41" w:name="_Toc226046823"/>
       <w:r>
         <w:t xml:space="preserve">Grundprinzip der </w:t>
       </w:r>
@@ -7725,6 +9180,7 @@
       <w:r>
         <w:t>Gradientenerzeugung</w:t>
       </w:r>
+      <w:bookmarkEnd w:id="41"/>
       <w:proofErr w:type="spellEnd"/>
     </w:p>
     <w:p>
@@ -7733,29 +9189,24 @@
       </w:r>
       <w:r>
         <w:br/>
-        <w:t>Ein elektrischer Strom erzeugt gemäß den Gesetzen der Elektrodynamik ein Magnetfeld, dessen räumliche Verteilung von der Geometrie des Leiters abhängt. Durch eine geeignete Anordnung mehrerer Leitersegmente kann ein Magnetfeld erzeugt werden, das innerhalb eines definierten Volumens näherungsweise linear mit der Position variiert.</w:t>
-      </w:r>
-    </w:p>
-    <w:p>
+        <w:t xml:space="preserve">Ein elektrischer Strom erzeugt gemäß den Gesetzen der Elektrodynamik ein Magnetfeld, dessen räumliche Verteilung von der Geometrie des Leiters abhängt. Durch eine geeignete Anordnung mehrerer Leitersegmente kann ein Magnetfeld erzeugt werden, das innerhalb eines definierten Volumens </w:t>
+      </w:r>
+      <w:proofErr w:type="gramStart"/>
+      <w:r>
+        <w:t>näherungsweise</w:t>
+      </w:r>
+      <w:proofErr w:type="gramEnd"/>
+      <w:r>
+        <w:t xml:space="preserve"> linear mit der Position variiert.</w:t>
+      </w:r>
+    </w:p>
+    <w:p>
+      <w:r>
+        <w:t xml:space="preserve">Im Gegensatz zum statischen Hauptmagnetfeld werden Gradientensysteme nicht kontinuierlich betrieben, sondern zeitlich variabel. Die Gradientenfelder werden gezielt ein- </w:t>
+      </w:r>
       <w:r>
         <w:lastRenderedPageBreak/>
-        <w:t xml:space="preserve">Im Gegensatz zum statischen Hauptmagnetfeld werden </w:t>
-      </w:r>
-      <w:proofErr w:type="spellStart"/>
-      <w:r>
-        <w:t>Gradientensysteme</w:t>
-      </w:r>
-      <w:proofErr w:type="spellEnd"/>
-      <w:r>
-        <w:t xml:space="preserve"> nicht kontinuierlich betrieben, sondern zeitlich variabel. Die </w:t>
-      </w:r>
-      <w:proofErr w:type="spellStart"/>
-      <w:r>
-        <w:t>Gradientenfelder</w:t>
-      </w:r>
-      <w:proofErr w:type="spellEnd"/>
-      <w:r>
-        <w:t xml:space="preserve"> werden gezielt ein- und ausgeschaltet sowie in ihrer Stärke verändert, um die erforderlichen </w:t>
+        <w:t xml:space="preserve">und ausgeschaltet sowie in ihrer Stärke verändert, um die erforderlichen </w:t>
       </w:r>
       <w:proofErr w:type="spellStart"/>
       <w:r>
@@ -7784,7 +9235,7 @@
             <w:rPr>
               <w:noProof/>
             </w:rPr>
-            <w:t>[5]</w:t>
+            <w:t>[6]</w:t>
           </w:r>
           <w:r>
             <w:fldChar w:fldCharType="end"/>
@@ -7794,15 +9245,7 @@
     </w:p>
     <w:p>
       <w:r>
-        <w:t xml:space="preserve">Obwohl die </w:t>
-      </w:r>
-      <w:proofErr w:type="spellStart"/>
-      <w:r>
-        <w:t>Gradientenfelder</w:t>
-      </w:r>
-      <w:proofErr w:type="spellEnd"/>
-      <w:r>
-        <w:t xml:space="preserve"> im Vergleich zum Hauptfeld nur eine geringe Stärke besitzen, stellen sie hohe Anforderungen an die Technik. Insbesondere müssen die erzeugten Magnetfelder eine hohe Linearität im Bildvolumen aufweisen, während gleichzeitig schnelle Schaltvorgänge und reproduzierbare Signalverläufe gewährleistet sein müssen. Abweichungen von der Norm können zu Verzerrungen im Bild oder zu Nichtlinearitäts-Artefakten führen. </w:t>
+        <w:t xml:space="preserve">Obwohl die Gradientenfelder im Vergleich zum Hauptfeld nur eine geringe Stärke besitzen, stellen sie hohe Anforderungen an die Technik. Insbesondere müssen die erzeugten Magnetfelder eine hohe Linearität im Bildvolumen aufweisen, während gleichzeitig schnelle Schaltvorgänge und reproduzierbare Signalverläufe gewährleistet sein müssen. Abweichungen von der Norm können zu Verzerrungen im Bild oder zu Nichtlinearitäts-Artefakten führen. </w:t>
       </w:r>
       <w:sdt>
         <w:sdtPr>
@@ -7855,7 +9298,7 @@
             <w:rPr>
               <w:noProof/>
             </w:rPr>
-            <w:t>[5]</w:t>
+            <w:t>[6]</w:t>
           </w:r>
           <w:r>
             <w:fldChar w:fldCharType="end"/>
@@ -7880,14 +9323,11 @@
       <w:pPr>
         <w:pStyle w:val="berschrift2"/>
       </w:pPr>
-      <w:r>
-        <w:t xml:space="preserve">Spulengeometrie von </w:t>
-      </w:r>
-      <w:proofErr w:type="spellStart"/>
-      <w:r>
-        <w:t>Gradientensystemen</w:t>
-      </w:r>
-      <w:proofErr w:type="spellEnd"/>
+      <w:bookmarkStart w:id="42" w:name="_Toc226046824"/>
+      <w:r>
+        <w:t>Spulengeometrie von Gradientensystemen</w:t>
+      </w:r>
+      <w:bookmarkEnd w:id="42"/>
     </w:p>
     <w:p>
       <w:r>
@@ -7936,7 +9376,7 @@
             <w:rPr>
               <w:noProof/>
             </w:rPr>
-            <w:t>[5]</w:t>
+            <w:t>[6]</w:t>
           </w:r>
           <w:r>
             <w:fldChar w:fldCharType="end"/>
@@ -7946,11 +9386,7 @@
     </w:p>
     <w:p>
       <w:r>
-        <w:t xml:space="preserve">Zum Erzeugen eines Gradienten entlang der z-Achse werden typischerweise zwei koaxial angeordnete Spulenpaare verwendet, die in entgegengesetzter Stromrichtung betrieben werden. Diese als Maxwell-Spule oder Anti-Helmholtz-Paar bekannte </w:t>
-      </w:r>
-      <w:r>
-        <w:lastRenderedPageBreak/>
-        <w:t xml:space="preserve">Anordnung erzeugt im Zentrum des Systems ein Magnetfeld, das sich näherungsweise linear entlang der z-Achse verändert. Durch geeignete Wahl des Spulenabstands und der Stromverhältnisse kann die Linearität des Feldes im relevanten Bildvolumen optimiert werden. </w:t>
+        <w:t xml:space="preserve">Zum Erzeugen eines Gradienten entlang der z-Achse werden typischerweise zwei koaxial angeordnete Spulenpaare verwendet, die in entgegengesetzter Stromrichtung betrieben werden. Diese als Maxwell-Spule oder Anti-Helmholtz-Paar bekannte Anordnung erzeugt im Zentrum des Systems ein Magnetfeld, das sich näherungsweise linear entlang der z-Achse verändert. Durch geeignete Wahl des Spulenabstands und der Stromverhältnisse kann die Linearität des Feldes im relevanten Bildvolumen optimiert werden. </w:t>
       </w:r>
       <w:sdt>
         <w:sdtPr>
@@ -7971,7 +9407,7 @@
             <w:rPr>
               <w:noProof/>
             </w:rPr>
-            <w:t>[5]</w:t>
+            <w:t>[6]</w:t>
           </w:r>
           <w:r>
             <w:fldChar w:fldCharType="end"/>
@@ -8013,6 +9449,7 @@
     </w:p>
     <w:p>
       <w:r>
+        <w:lastRenderedPageBreak/>
         <w:t>Für die Gradienten in x- und y-Richtung kommen Golay-Spulen zum Einsatz, die eine charakteristische, sattelförmige Leiterstruktur aufweisen. Diese Spulen sind auf der zylindrischen Innenfläche des Systems angeordnet und erzeugen ein Magnetfeld, das quer zur Hauptfeldrichtung verläuft. Durch die spezielle Anordnung der Leiterbahnen entsteht eine lineare Feldvariation entlang der jeweiligen Raumrichtung, während gleichzeitig unerwünschte Feldanteile reduziert werden.</w:t>
       </w:r>
     </w:p>
@@ -8078,35 +9515,22 @@
       <w:pPr>
         <w:pStyle w:val="Beschriftung"/>
       </w:pPr>
-      <w:bookmarkStart w:id="41" w:name="_Toc224832244"/>
+      <w:bookmarkStart w:id="43" w:name="_Toc224832244"/>
       <w:r>
         <w:t xml:space="preserve">Abbildung </w:t>
       </w:r>
-      <w:r>
-        <w:fldChar w:fldCharType="begin"/>
-      </w:r>
-      <w:r>
-        <w:instrText xml:space="preserve"> SEQ Abbildung \* ARABIC </w:instrText>
-      </w:r>
-      <w:r>
-        <w:fldChar w:fldCharType="separate"/>
-      </w:r>
-      <w:r>
-        <w:rPr>
-          <w:noProof/>
-        </w:rPr>
-        <w:t>7</w:t>
-      </w:r>
-      <w:r>
-        <w:rPr>
-          <w:noProof/>
-        </w:rPr>
-        <w:fldChar w:fldCharType="end"/>
-      </w:r>
+      <w:fldSimple w:instr=" SEQ Abbildung \* ARABIC ">
+        <w:r>
+          <w:rPr>
+            <w:noProof/>
+          </w:rPr>
+          <w:t>7</w:t>
+        </w:r>
+      </w:fldSimple>
       <w:r>
         <w:t>: Grafische Darstellung der Anordnung der Gradientenspulen um einen Patienten herum</w:t>
       </w:r>
-      <w:bookmarkEnd w:id="41"/>
+      <w:bookmarkEnd w:id="43"/>
       <w:r>
         <w:t xml:space="preserve"> </w:t>
       </w:r>
@@ -8129,7 +9553,7 @@
             <w:rPr>
               <w:noProof/>
             </w:rPr>
-            <w:t>[5]</w:t>
+            <w:t>[6]</w:t>
           </w:r>
           <w:r>
             <w:fldChar w:fldCharType="end"/>
@@ -8145,7 +9569,6 @@
         <w:rPr>
           <w:noProof/>
         </w:rPr>
-        <w:lastRenderedPageBreak/>
         <w:drawing>
           <wp:inline distT="0" distB="0" distL="0" distR="0" wp14:anchorId="4ED4C6EB" wp14:editId="45AF3587">
             <wp:extent cx="5750560" cy="2698115"/>
@@ -8200,35 +9623,22 @@
       <w:pPr>
         <w:pStyle w:val="Beschriftung"/>
       </w:pPr>
-      <w:bookmarkStart w:id="42" w:name="_Toc224832245"/>
+      <w:bookmarkStart w:id="44" w:name="_Toc224832245"/>
       <w:r>
         <w:t xml:space="preserve">Abbildung </w:t>
       </w:r>
-      <w:r>
-        <w:fldChar w:fldCharType="begin"/>
-      </w:r>
-      <w:r>
-        <w:instrText xml:space="preserve"> SEQ Abbildung \* ARABIC </w:instrText>
-      </w:r>
-      <w:r>
-        <w:fldChar w:fldCharType="separate"/>
-      </w:r>
-      <w:r>
-        <w:rPr>
-          <w:noProof/>
-        </w:rPr>
-        <w:t>8</w:t>
-      </w:r>
-      <w:r>
-        <w:rPr>
-          <w:noProof/>
-        </w:rPr>
-        <w:fldChar w:fldCharType="end"/>
-      </w:r>
+      <w:fldSimple w:instr=" SEQ Abbildung \* ARABIC ">
+        <w:r>
+          <w:rPr>
+            <w:noProof/>
+          </w:rPr>
+          <w:t>8</w:t>
+        </w:r>
+      </w:fldSimple>
       <w:r>
         <w:t>: Schematische Darstellung der Maxwell-Spulen (links) und der Golay-Spulen (rechts)</w:t>
       </w:r>
-      <w:bookmarkEnd w:id="42"/>
+      <w:bookmarkEnd w:id="44"/>
       <w:r>
         <w:t xml:space="preserve"> </w:t>
       </w:r>
@@ -8251,7 +9661,7 @@
             <w:rPr>
               <w:noProof/>
             </w:rPr>
-            <w:t>[5]</w:t>
+            <w:t>[6]</w:t>
           </w:r>
           <w:r>
             <w:fldChar w:fldCharType="end"/>
@@ -8288,6 +9698,7 @@
               <w:rPr>
                 <w:noProof/>
               </w:rPr>
+              <w:lastRenderedPageBreak/>
               <w:drawing>
                 <wp:inline distT="0" distB="0" distL="0" distR="0" wp14:anchorId="5069B3B9" wp14:editId="3B668F06">
                   <wp:extent cx="5502876" cy="3349647"/>
@@ -8346,24 +9757,14 @@
             <w:r>
               <w:t xml:space="preserve">Abbildung </w:t>
             </w:r>
-            <w:r>
-              <w:fldChar w:fldCharType="begin"/>
-            </w:r>
-            <w:r>
-              <w:instrText xml:space="preserve"> SEQ Abbildung \* ARABIC </w:instrText>
-            </w:r>
-            <w:r>
-              <w:fldChar w:fldCharType="separate"/>
-            </w:r>
-            <w:r>
-              <w:rPr>
-                <w:noProof/>
-              </w:rPr>
-              <w:t>9</w:t>
-            </w:r>
-            <w:r>
-              <w:fldChar w:fldCharType="end"/>
-            </w:r>
+            <w:fldSimple w:instr=" SEQ Abbildung \* ARABIC ">
+              <w:r>
+                <w:rPr>
+                  <w:noProof/>
+                </w:rPr>
+                <w:t>9</w:t>
+              </w:r>
+            </w:fldSimple>
             <w:r>
               <w:t>: Ausgebaute Gradientenspule aus einem MAGNETOM Vida</w:t>
             </w:r>
@@ -8389,7 +9790,7 @@
                   <w:rPr>
                     <w:noProof/>
                   </w:rPr>
-                  <w:t>[6]</w:t>
+                  <w:t>[7]</w:t>
                 </w:r>
                 <w:r>
                   <w:fldChar w:fldCharType="end"/>
@@ -8400,28 +9801,15 @@
         </w:tc>
       </w:tr>
     </w:tbl>
-    <w:p/>
     <w:p>
       <w:pPr>
         <w:spacing w:line="259" w:lineRule="auto"/>
         <w:jc w:val="left"/>
       </w:pPr>
-      <w:r>
-        <w:br w:type="page"/>
-      </w:r>
-    </w:p>
-    <w:p>
-      <w:r>
-        <w:lastRenderedPageBreak/>
-        <w:t xml:space="preserve">Ein wesentliches Kriterium bei der Auslegung von Gradientenspulen ist die Linearität des erzeugten Magnetfeldes innerhalb des Bildvolumens. Da ideale lineare Felder physikalisch nicht perfekt realisierbar sind, wird die Spulengeometrie so optimiert, dass Abweichungen möglichst gering bleiben. Diese Optimierung erfolgt häufig mithilfe von numerischer Berechnung und stellt einen zentralen Bestandteil der Entwicklung moderner </w:t>
-      </w:r>
-      <w:proofErr w:type="spellStart"/>
-      <w:r>
-        <w:t>Gradientensysteme</w:t>
-      </w:r>
-      <w:proofErr w:type="spellEnd"/>
-      <w:r>
-        <w:t xml:space="preserve"> dar. </w:t>
+    </w:p>
+    <w:p>
+      <w:r>
+        <w:t xml:space="preserve">Ein wesentliches Kriterium bei der Auslegung von Gradientenspulen ist die Linearität des erzeugten Magnetfeldes innerhalb des Bildvolumens. Da ideale lineare Felder physikalisch nicht perfekt realisierbar sind, wird die Spulengeometrie so optimiert, dass Abweichungen möglichst gering bleiben. Diese Optimierung erfolgt häufig mithilfe von numerischer Berechnung und stellt einen zentralen Bestandteil der Entwicklung moderner Gradientensysteme dar. </w:t>
       </w:r>
       <w:sdt>
         <w:sdtPr>
@@ -8442,7 +9830,7 @@
             <w:rPr>
               <w:noProof/>
             </w:rPr>
-            <w:t>[5]</w:t>
+            <w:t>[6]</w:t>
           </w:r>
           <w:r>
             <w:fldChar w:fldCharType="end"/>
@@ -8452,17 +9840,29 @@
     </w:p>
     <w:p>
       <w:r>
-        <w:t>Neben der Feldlinearität spielen auch praktische Aspekte wie mechanische Stabilität und Fertigbarkeit eine wichtige Rolle. Die Spulen müssen so konstruiert sein, dass sie den im Betrieb auftretenden Kräften standhalten und gleichzeitig eine effiziente Integration in das System möglich machen. Moderne Gradientenspulen bestehen daher häufig aus komplex gewickelten Leiterstrukturen, die in stabile Trägermaterialien eingebettet sind.</w:t>
+        <w:t>Neben der Feldlinearität spielen auch praktische Aspekte wie mechanische Stabilität und Fertigbarkeit eine wichtige Rolle. Die Spulen müssen so konstruiert sein, dass sie den im Betrieb auftretenden Kräften standhalten und gleichzeitig eine effiziente Integration in das System möglich machen. Moderne Gradientenspulen bestehen daher häufig aus komplex gewickelten Leiterstrukturen, die in stabile Trägermaterialien eingebettet sind</w:t>
+      </w:r>
+    </w:p>
+    <w:p>
+      <w:pPr>
+        <w:spacing w:line="259" w:lineRule="auto"/>
+        <w:jc w:val="left"/>
+      </w:pPr>
+      <w:r>
+        <w:br w:type="page"/>
       </w:r>
     </w:p>
     <w:p>
       <w:pPr>
         <w:pStyle w:val="berschrift2"/>
       </w:pPr>
+      <w:bookmarkStart w:id="45" w:name="_Toc226046825"/>
       <w:proofErr w:type="spellStart"/>
       <w:r>
+        <w:lastRenderedPageBreak/>
         <w:t>Gradientenverstärker</w:t>
       </w:r>
+      <w:bookmarkEnd w:id="45"/>
       <w:proofErr w:type="spellEnd"/>
     </w:p>
     <w:p>
@@ -8495,15 +9895,7 @@
         <w:t xml:space="preserve"> (GPA)</w:t>
       </w:r>
       <w:r>
-        <w:t xml:space="preserve"> stellen die erforderlichen Stromverläufe bereit und ermöglichen die präzise Steuerung der </w:t>
-      </w:r>
-      <w:proofErr w:type="spellStart"/>
-      <w:r>
-        <w:t>Gradientenfelder</w:t>
-      </w:r>
-      <w:proofErr w:type="spellEnd"/>
-      <w:r>
-        <w:t xml:space="preserve"> während der</w:t>
+        <w:t xml:space="preserve"> stellen die erforderlichen Stromverläufe bereit und ermöglichen die präzise Steuerung der Gradientenfelder während der</w:t>
       </w:r>
       <w:r>
         <w:t xml:space="preserve"> </w:t>
@@ -8576,7 +9968,7 @@
             <w:rPr>
               <w:noProof/>
             </w:rPr>
-            <w:t>[6]</w:t>
+            <w:t>[7]</w:t>
           </w:r>
           <w:r>
             <w:fldChar w:fldCharType="end"/>
@@ -8594,11 +9986,7 @@
       </w:r>
       <w:proofErr w:type="spellEnd"/>
       <w:r>
-        <w:t xml:space="preserve"> erfolgt durch die Digital Gradient Signal Unit (DGSU), welche die pulsweitenmodulierten (PWM) Signale auf Basis der vom </w:t>
-      </w:r>
-      <w:r>
-        <w:lastRenderedPageBreak/>
-        <w:t>Measurement-Rechner gesendeten Signale erzeugt und dafür sorgt, dass präzise die geforderten Stromverläufe in der Gradientenspule ankommen. D</w:t>
+        <w:t xml:space="preserve"> erfolgt durch die Digital Gradient Signal Unit (DGSU), welche die pulsweitenmodulierten (PWM) Signale auf Basis der vom Measurement-Rechner gesendeten Signale erzeugt und dafür sorgt, dass präzise die geforderten Stromverläufe in der Gradientenspule ankommen. D</w:t>
       </w:r>
       <w:r>
         <w:t xml:space="preserve">ie Leistungsfähigkeit eines </w:t>
@@ -8609,15 +9997,7 @@
       </w:r>
       <w:proofErr w:type="spellEnd"/>
       <w:r>
-        <w:t xml:space="preserve"> wird unter anderem anhand der maximal möglichen Änderungsrate des </w:t>
-      </w:r>
-      <w:proofErr w:type="spellStart"/>
-      <w:r>
-        <w:t>Gradientenfeldes</w:t>
-      </w:r>
-      <w:proofErr w:type="spellEnd"/>
-      <w:r>
-        <w:t xml:space="preserve">, der sogenannten </w:t>
+        <w:t xml:space="preserve"> wird unter anderem anhand der maximal möglichen Änderungsrate des Gradientenfeldes, der sogenannten </w:t>
       </w:r>
       <w:proofErr w:type="spellStart"/>
       <w:r>
@@ -8660,7 +10040,7 @@
             <w:rPr>
               <w:noProof/>
             </w:rPr>
-            <w:t>[6]</w:t>
+            <w:t>[7]</w:t>
           </w:r>
           <w:r>
             <w:fldChar w:fldCharType="end"/>
@@ -8672,24 +10052,22 @@
       <w:pPr>
         <w:pStyle w:val="berschrift2"/>
       </w:pPr>
+      <w:bookmarkStart w:id="46" w:name="_Toc226046826"/>
       <w:r>
         <w:t>Kühlung der Gradientenspule</w:t>
       </w:r>
+      <w:bookmarkEnd w:id="46"/>
     </w:p>
     <w:p>
       <w:r>
         <w:t xml:space="preserve">Im Betrieb der Gradientenspule </w:t>
       </w:r>
       <w:r>
-        <w:t xml:space="preserve">kommt es innerhalb des gesamten </w:t>
-      </w:r>
-      <w:proofErr w:type="spellStart"/>
-      <w:r>
-        <w:t>Gradientensystems</w:t>
-      </w:r>
-      <w:proofErr w:type="spellEnd"/>
-      <w:r>
-        <w:t xml:space="preserve"> zu Verlustleistung in Form von Wärme. Vor allem handelt es sich dabei um ohmsche Verluste durch die hohen erforderlichen Ströme. Durch kontinuierlich steigende Patientenzahlen arbeiten die Systeme immer näher am Dauerbetrieb, was zusammen mit den immer größeren Anforderungen an die Leistungsfähigkeit zu waschsenden thermischen Belastungen führt. Dies fordert ein entsprechend ausgereiftes und starkes Kühlsystem, damit die Sicherheit und auch die Verfügbarkeit des Systems zu keinem Zeitpunkt beeinflusst wird.</w:t>
+        <w:t xml:space="preserve">kommt es innerhalb des gesamten Gradientensystems zu Verlustleistung in Form von Wärme. Vor allem handelt es sich dabei um ohmsche Verluste durch die hohen erforderlichen Ströme. Durch kontinuierlich steigende Patientenzahlen arbeiten die Systeme immer näher am Dauerbetrieb, was zusammen mit den immer größeren Anforderungen an die Leistungsfähigkeit zu waschsenden thermischen Belastungen führt. </w:t>
+      </w:r>
+      <w:r>
+        <w:lastRenderedPageBreak/>
+        <w:t>Dies fordert ein entsprechend ausgereiftes und starkes Kühlsystem, damit die Sicherheit und auch die Verfügbarkeit des Systems zu keinem Zeitpunkt beeinflusst wird.</w:t>
       </w:r>
     </w:p>
     <w:p>
@@ -8750,7 +10128,7 @@
             <w:rPr>
               <w:noProof/>
             </w:rPr>
-            <w:t>[6]</w:t>
+            <w:t>[7]</w:t>
           </w:r>
           <w:r>
             <w:fldChar w:fldCharType="end"/>
@@ -8760,13 +10138,18 @@
     </w:p>
     <w:p>
       <w:r>
-        <w:t xml:space="preserve">Das Wasser nimmt dabei die Wärme der Komponenten auf und liefert sie zurück in das sogenannte ACS (Air </w:t>
+        <w:t>Das Wasser nimmt dabei die Wärme der Komponenten auf und liefert sie zurück in das sogenannte ACS (</w:t>
+      </w:r>
+      <w:proofErr w:type="gramStart"/>
+      <w:r>
+        <w:t xml:space="preserve">Air </w:t>
       </w:r>
       <w:proofErr w:type="spellStart"/>
       <w:r>
         <w:t>Conditioning</w:t>
       </w:r>
       <w:proofErr w:type="spellEnd"/>
+      <w:proofErr w:type="gramEnd"/>
       <w:r>
         <w:t xml:space="preserve"> System), worin sie über einen Wärmetauscher abgegeben wird, der schließlich einen Kreislauf mit dem SEP (System Separator) bildet, um die Wärme an den krankenhausseitigen Wasserkreislauf abzugeben und das System somit zu kühlen. </w:t>
       </w:r>
@@ -8789,7 +10172,7 @@
             <w:rPr>
               <w:noProof/>
             </w:rPr>
-            <w:t>[6]</w:t>
+            <w:t>[7]</w:t>
           </w:r>
           <w:r>
             <w:fldChar w:fldCharType="end"/>
@@ -8828,7 +10211,6 @@
               <w:rPr>
                 <w:noProof/>
               </w:rPr>
-              <w:lastRenderedPageBreak/>
               <w:drawing>
                 <wp:inline distT="0" distB="0" distL="0" distR="0" wp14:anchorId="64415A2F" wp14:editId="0689DDE1">
                   <wp:extent cx="4318000" cy="2921000"/>
@@ -8884,29 +10266,19 @@
               <w:pStyle w:val="Beschriftung"/>
               <w:jc w:val="center"/>
             </w:pPr>
-            <w:bookmarkStart w:id="43" w:name="_Ref225153213"/>
+            <w:bookmarkStart w:id="47" w:name="_Ref225153213"/>
             <w:r>
               <w:t xml:space="preserve">Abbildung </w:t>
             </w:r>
-            <w:r>
-              <w:fldChar w:fldCharType="begin"/>
-            </w:r>
-            <w:r>
-              <w:instrText xml:space="preserve"> SEQ Abbildung \* ARABIC </w:instrText>
-            </w:r>
-            <w:r>
-              <w:fldChar w:fldCharType="separate"/>
-            </w:r>
-            <w:r>
-              <w:rPr>
-                <w:noProof/>
-              </w:rPr>
-              <w:t>10</w:t>
-            </w:r>
-            <w:r>
-              <w:fldChar w:fldCharType="end"/>
-            </w:r>
-            <w:bookmarkEnd w:id="43"/>
+            <w:fldSimple w:instr=" SEQ Abbildung \* ARABIC ">
+              <w:r>
+                <w:rPr>
+                  <w:noProof/>
+                </w:rPr>
+                <w:t>10</w:t>
+              </w:r>
+            </w:fldSimple>
+            <w:bookmarkEnd w:id="47"/>
             <w:r>
               <w:t>: Anschlüsse für den Kühlkreislauf der Gradientenspule</w:t>
             </w:r>
@@ -8932,7 +10304,7 @@
                   <w:rPr>
                     <w:noProof/>
                   </w:rPr>
-                  <w:t>[6]</w:t>
+                  <w:t>[7]</w:t>
                 </w:r>
                 <w:r>
                   <w:fldChar w:fldCharType="end"/>
@@ -8961,12 +10333,51 @@
     <w:p>
       <w:pPr>
         <w:pStyle w:val="berschrift2"/>
+        <w:numPr>
+          <w:ilvl w:val="0"/>
+          <w:numId w:val="0"/>
+        </w:numPr>
+        <w:ind w:left="360"/>
+        <w:rPr>
+          <w:highlight w:val="lightGray"/>
+        </w:rPr>
       </w:pPr>
-      <w:bookmarkStart w:id="44" w:name="_Ref225341571"/>
-      <w:r>
-        <w:t>Aktive Abschirmung der Gradientenspule</w:t>
-      </w:r>
-      <w:bookmarkEnd w:id="44"/>
+      <w:bookmarkStart w:id="48" w:name="_Ref225341571"/>
+      <w:bookmarkStart w:id="49" w:name="_Toc226046827"/>
+    </w:p>
+    <w:p>
+      <w:pPr>
+        <w:spacing w:line="259" w:lineRule="auto"/>
+        <w:jc w:val="left"/>
+        <w:rPr>
+          <w:rFonts w:ascii="Siemens Sans Black" w:eastAsiaTheme="majorEastAsia" w:hAnsi="Siemens Sans Black" w:cstheme="majorBidi"/>
+          <w:sz w:val="26"/>
+          <w:szCs w:val="26"/>
+          <w:highlight w:val="lightGray"/>
+        </w:rPr>
+      </w:pPr>
+      <w:r>
+        <w:rPr>
+          <w:highlight w:val="lightGray"/>
+        </w:rPr>
+        <w:br w:type="page"/>
+      </w:r>
+    </w:p>
+    <w:p>
+      <w:pPr>
+        <w:pStyle w:val="berschrift2"/>
+      </w:pPr>
+      <w:r>
+        <w:lastRenderedPageBreak/>
+        <w:t xml:space="preserve">Aktive Abschirmung der </w:t>
+      </w:r>
+      <w:proofErr w:type="spellStart"/>
+      <w:r>
+        <w:t>Gradientenspule</w:t>
+      </w:r>
+      <w:bookmarkEnd w:id="48"/>
+      <w:bookmarkEnd w:id="49"/>
+      <w:proofErr w:type="spellEnd"/>
     </w:p>
     <w:p>
       <w:r>
@@ -9007,15 +10418,7 @@
         <w:t xml:space="preserve">, </w:t>
       </w:r>
       <w:r>
-        <w:t xml:space="preserve">induziert werden. Diese führen wiederum zu unerwünschten zusätzlichen Magnetfeldern, die kurz darauf auftreten und die Linearität und die Genauigkeit der </w:t>
-      </w:r>
-      <w:proofErr w:type="spellStart"/>
-      <w:r>
-        <w:t>Gradientenfelder</w:t>
-      </w:r>
-      <w:proofErr w:type="spellEnd"/>
-      <w:r>
-        <w:t xml:space="preserve"> beeinträchtigen können.</w:t>
+        <w:t>induziert werden. Diese führen wiederum zu unerwünschten zusätzlichen Magnetfeldern, die kurz darauf auftreten und die Linearität und die Genauigkeit der Gradientenfelder beeinträchtigen können.</w:t>
       </w:r>
       <w:r>
         <w:t xml:space="preserve"> </w:t>
@@ -9039,7 +10442,7 @@
             <w:rPr>
               <w:noProof/>
             </w:rPr>
-            <w:t>[7]</w:t>
+            <w:t>[5]</w:t>
           </w:r>
           <w:r>
             <w:fldChar w:fldCharType="end"/>
@@ -9070,7 +10473,7 @@
             <w:rPr>
               <w:noProof/>
             </w:rPr>
-            <w:t>[7]</w:t>
+            <w:t>[5]</w:t>
           </w:r>
           <w:r>
             <w:fldChar w:fldCharType="end"/>
@@ -9080,36 +10483,24 @@
     </w:p>
     <w:p>
       <w:r>
-        <w:t xml:space="preserve">Hierzu werden in modernen </w:t>
+        <w:t xml:space="preserve">Hierzu werden in modernen Gradientensystemen aktiv abgeschirmte </w:t>
       </w:r>
       <w:proofErr w:type="spellStart"/>
       <w:r>
-        <w:t>Gradientensystemen</w:t>
+        <w:t>Gradientenspulen</w:t>
       </w:r>
       <w:proofErr w:type="spellEnd"/>
       <w:r>
-        <w:t xml:space="preserve"> aktiv abgeschirmte Gradientenspulen eingesetzt. So wird zusätzlich zur eigentlichen Gradientenspule ein zweites Paar Spulen um diese herum eingebaut. Diese</w:t>
+        <w:t xml:space="preserve"> eingesetzt. So wird zusätzlich zur eigentlichen Gradientenspule ein zweites Paar Spulen um diese herum eingebaut. Diese</w:t>
       </w:r>
       <w:r>
         <w:t>s</w:t>
       </w:r>
       <w:r>
-        <w:t xml:space="preserve"> erzeugt dann mit richtiger </w:t>
-      </w:r>
-      <w:r>
-        <w:lastRenderedPageBreak/>
-        <w:t>Ansteuerung ein</w:t>
-      </w:r>
-      <w:r>
-        <w:t xml:space="preserve"> weiteres Magnetfeld, welches dem Vorgesehenen entgegengesetzt ist und das Streufeld der Gradientenspule nahezu vollständig kompensiert. Dies hat direkten positiven Einfluss auf die räumliche Genauigkeit der </w:t>
-      </w:r>
-      <w:proofErr w:type="spellStart"/>
-      <w:r>
-        <w:t>Gradientenfelder</w:t>
-      </w:r>
-      <w:proofErr w:type="spellEnd"/>
-      <w:r>
-        <w:t xml:space="preserve"> und somit auf die Bildqualität. Außerdem führen weniger Wirbelströme zu weniger Wärmeentwicklung, was wiederum die umliegenden Komponenten schont. </w:t>
+        <w:t xml:space="preserve"> erzeugt dann mit richtiger Ansteuerung ein</w:t>
+      </w:r>
+      <w:r>
+        <w:t xml:space="preserve"> weiteres Magnetfeld, welches dem Vorgesehenen entgegengesetzt ist und das Streufeld der Gradientenspule nahezu vollständig kompensiert. Dies hat direkten positiven Einfluss auf die räumliche Genauigkeit der Gradientenfelder und somit auf die Bildqualität. Außerdem führen weniger Wirbelströme zu weniger Wärmeentwicklung, was wiederum die umliegenden Komponenten schont. </w:t>
       </w:r>
       <w:sdt>
         <w:sdtPr>
@@ -9130,7 +10521,7 @@
             <w:rPr>
               <w:noProof/>
             </w:rPr>
-            <w:t>[7]</w:t>
+            <w:t>[5]</w:t>
           </w:r>
           <w:r>
             <w:fldChar w:fldCharType="end"/>
@@ -9167,6 +10558,7 @@
               <w:rPr>
                 <w:noProof/>
               </w:rPr>
+              <w:lastRenderedPageBreak/>
               <w:drawing>
                 <wp:inline distT="0" distB="0" distL="0" distR="0" wp14:anchorId="631E0AB6" wp14:editId="313638D8">
                   <wp:extent cx="5755640" cy="4518025"/>
@@ -9225,24 +10617,14 @@
             <w:r>
               <w:t xml:space="preserve">Abbildung </w:t>
             </w:r>
-            <w:r>
-              <w:fldChar w:fldCharType="begin"/>
-            </w:r>
-            <w:r>
-              <w:instrText xml:space="preserve"> SEQ Abbildung \* ARABIC </w:instrText>
-            </w:r>
-            <w:r>
-              <w:fldChar w:fldCharType="separate"/>
-            </w:r>
-            <w:r>
-              <w:rPr>
-                <w:noProof/>
-              </w:rPr>
-              <w:t>11</w:t>
-            </w:r>
-            <w:r>
-              <w:fldChar w:fldCharType="end"/>
-            </w:r>
+            <w:fldSimple w:instr=" SEQ Abbildung \* ARABIC ">
+              <w:r>
+                <w:rPr>
+                  <w:noProof/>
+                </w:rPr>
+                <w:t>11</w:t>
+              </w:r>
+            </w:fldSimple>
             <w:r>
               <w:t>: Schematische Darstellung der verschiedenen verbauten Spulen inkl. Gradientenspule und ihre Absch</w:t>
             </w:r>
@@ -9277,7 +10659,7 @@
                   <w:rPr>
                     <w:noProof/>
                   </w:rPr>
-                  <w:t>[7]</w:t>
+                  <w:t>[5]</w:t>
                 </w:r>
                 <w:r>
                   <w:fldChar w:fldCharType="end"/>
@@ -9293,42 +10675,39 @@
       <w:pPr>
         <w:pStyle w:val="berschrift1"/>
       </w:pPr>
-      <w:r>
-        <w:t xml:space="preserve">Betriebsbelastungen von </w:t>
-      </w:r>
-      <w:proofErr w:type="spellStart"/>
-      <w:r>
-        <w:t>Gradientensystemen</w:t>
-      </w:r>
-      <w:proofErr w:type="spellEnd"/>
+      <w:bookmarkStart w:id="50" w:name="_Toc226046828"/>
+      <w:r>
+        <w:t>Betriebsbelastungen von Gradientensystemen</w:t>
+      </w:r>
+      <w:bookmarkEnd w:id="50"/>
     </w:p>
     <w:p>
       <w:r>
         <w:t>Ein Verständnis der teilweise bereits kurz behandelten verschiedenen Betriebsbelastungen eines MRT-Systems ist für die Betriebssicherheit und die Bestimmung der Leistungsgrenzen von zentraler Bedeutung. Es bildet darüber hinaus die Basis für die Auslegung von Schutzmechanismen und Überwachungssystemen, die im weiteren Verlauf der Arbeit betrachtet werden.</w:t>
       </w:r>
       <w:r>
-        <w:t xml:space="preserve"> Im Folgenden werden daher die </w:t>
-      </w:r>
-      <w:r>
-        <w:lastRenderedPageBreak/>
-        <w:t xml:space="preserve">wesentlichen Betriebsbelastungen von </w:t>
-      </w:r>
-      <w:proofErr w:type="spellStart"/>
-      <w:r>
-        <w:t>Gradientensystemen</w:t>
-      </w:r>
-      <w:proofErr w:type="spellEnd"/>
-      <w:r>
-        <w:t xml:space="preserve"> näher systematisch dargestellt und hinsichtlich ihrer Ursachen sowie ihrer Wirkung auf den Betrieb eingeordnet.</w:t>
+        <w:t xml:space="preserve"> Im Folgenden werden daher die wesentlichen Betriebsbelastungen von Gradientensystemen näher systematisch dargestellt und hinsichtlich ihrer Ursachen sowie ihrer Wirkung auf den Betrieb eingeordnet.</w:t>
+      </w:r>
+    </w:p>
+    <w:p>
+      <w:pPr>
+        <w:spacing w:line="259" w:lineRule="auto"/>
+        <w:jc w:val="left"/>
+      </w:pPr>
+      <w:r>
+        <w:br w:type="page"/>
       </w:r>
     </w:p>
     <w:p>
       <w:pPr>
         <w:pStyle w:val="berschrift2"/>
       </w:pPr>
-      <w:r>
+      <w:bookmarkStart w:id="51" w:name="_Toc226046829"/>
+      <w:r>
+        <w:lastRenderedPageBreak/>
         <w:t>Elektrische Belastungen</w:t>
       </w:r>
+      <w:bookmarkEnd w:id="51"/>
     </w:p>
     <w:p>
       <w:r>
@@ -9356,7 +10735,7 @@
             <w:rPr>
               <w:noProof/>
             </w:rPr>
-            <w:t>[7]</w:t>
+            <w:t>[5]</w:t>
           </w:r>
           <w:r>
             <w:fldChar w:fldCharType="end"/>
@@ -9405,7 +10784,7 @@
             <w:rPr>
               <w:noProof/>
             </w:rPr>
-            <w:t>[7]</w:t>
+            <w:t>[5]</w:t>
           </w:r>
           <w:r>
             <w:fldChar w:fldCharType="end"/>
@@ -9417,9 +10796,11 @@
       <w:pPr>
         <w:pStyle w:val="berschrift2"/>
       </w:pPr>
+      <w:bookmarkStart w:id="52" w:name="_Toc226046830"/>
       <w:r>
         <w:t>Thermische Belastungen</w:t>
       </w:r>
+      <w:bookmarkEnd w:id="52"/>
     </w:p>
     <w:p>
       <w:r>
@@ -9438,15 +10819,7 @@
         <w:t xml:space="preserve">dauerhaft Wärme, die sich bei schnellen Sequenzen </w:t>
       </w:r>
       <w:r>
-        <w:t xml:space="preserve">und schneller </w:t>
-      </w:r>
-      <w:proofErr w:type="spellStart"/>
-      <w:r>
-        <w:t>Gradientenänderung</w:t>
-      </w:r>
-      <w:proofErr w:type="spellEnd"/>
-      <w:r>
-        <w:t xml:space="preserve"> auch stauen kann. Hierbei kann es dazu kommen, dass die Wände der Bore merkbar warm werden. Teilweise können die Wände so warm werden, dass man als MTRA aufpassen muss, dass die Patienten diese nicht während der Untersuchung berühren und somit evtl. Teil einer Stromschleife werden.  Es ist ebenso wichtig, dass sich nicht einzelne Stellen innerhalb kurzer Zeit erhitzen, da dies zu mechanischen Spannungen innerhalb der Bauteile führen kann. </w:t>
+        <w:t xml:space="preserve">und schneller Gradientenänderung auch stauen kann. Hierbei kann es dazu kommen, dass die Wände der Bore merkbar warm werden. Teilweise können die Wände so warm werden, dass man als MTRA aufpassen muss, dass die Patienten diese nicht während der Untersuchung berühren und somit evtl. Teil einer Stromschleife werden.  Es ist ebenso wichtig, dass sich nicht einzelne Stellen innerhalb kurzer Zeit erhitzen, da dies zu mechanischen Spannungen innerhalb der Bauteile führen kann. </w:t>
       </w:r>
       <w:sdt>
         <w:sdtPr>
@@ -9467,7 +10840,7 @@
             <w:rPr>
               <w:noProof/>
             </w:rPr>
-            <w:t>[7]</w:t>
+            <w:t>[5]</w:t>
           </w:r>
           <w:r>
             <w:fldChar w:fldCharType="end"/>
@@ -9480,15 +10853,25 @@
         <w:t>Auch rein elektrische Effekte spielen bei der Belastung der Komponenten durch Hitze eine Rolle. Steigt die Temperatur eines Leiters, z.B. also einer Spule, so wird ihr Widerstand höher, was wiederum bei gleichbleibendem Stromfluss zu erhöhter Verlustwärme und mechanischem Stress im Bauteil führt. Wie das Erhitzen der Bauteile überwacht wird, wird in einem späteren Abschnitt noch behandelt.</w:t>
       </w:r>
     </w:p>
-    <w:p/>
+    <w:p>
+      <w:pPr>
+        <w:spacing w:line="259" w:lineRule="auto"/>
+        <w:jc w:val="left"/>
+      </w:pPr>
+      <w:r>
+        <w:br w:type="page"/>
+      </w:r>
+    </w:p>
     <w:p>
       <w:pPr>
         <w:pStyle w:val="berschrift2"/>
       </w:pPr>
+      <w:bookmarkStart w:id="53" w:name="_Toc226046831"/>
       <w:r>
         <w:lastRenderedPageBreak/>
         <w:t>Mechanische Belastungen</w:t>
       </w:r>
+      <w:bookmarkEnd w:id="53"/>
     </w:p>
     <w:p>
       <w:r>
@@ -9778,7 +11161,7 @@
             <w:rPr>
               <w:noProof/>
             </w:rPr>
-            <w:t>[7]</w:t>
+            <w:t>[5]</w:t>
           </w:r>
           <w:r>
             <w:fldChar w:fldCharType="end"/>
@@ -9796,10 +11179,16 @@
       </w:r>
       <w:proofErr w:type="spellEnd"/>
       <w:r>
-        <w:t xml:space="preserve"> Geräuschen während einer Untersuchung.</w:t>
-      </w:r>
-      <w:r>
-        <w:t xml:space="preserve"> Die Spulen sind in ein Harz eingelassen, was sie daran hindert, sich zu bewegen. Die Vibrationen werden somit auf die umliegenden Bauteile übertragen und regen sie auch zu Schwingungen an. </w:t>
+        <w:t xml:space="preserve"> während einer Untersuchung.</w:t>
+      </w:r>
+      <w:r>
+        <w:t xml:space="preserve"> Die Spulen sind in ein Harz eingelassen, was sie daran hindert, sich zu bewegen. Die Vibrationen werden somit auf die umliegenden Bauteile übertragen und regen</w:t>
+      </w:r>
+      <w:r>
+        <w:t xml:space="preserve"> auch sie</w:t>
+      </w:r>
+      <w:r>
+        <w:t xml:space="preserve"> zu Schwingungen an. </w:t>
       </w:r>
       <w:sdt>
         <w:sdtPr>
@@ -9820,7 +11209,7 @@
             <w:rPr>
               <w:noProof/>
             </w:rPr>
-            <w:t>[6]</w:t>
+            <w:t>[7]</w:t>
           </w:r>
           <w:r>
             <w:fldChar w:fldCharType="end"/>
@@ -9852,7 +11241,7 @@
             <w:rPr>
               <w:noProof/>
             </w:rPr>
-            <w:t>[7]</w:t>
+            <w:t>[5]</w:t>
           </w:r>
           <w:r>
             <w:fldChar w:fldCharType="end"/>
@@ -9864,14 +11253,11 @@
       <w:pPr>
         <w:pStyle w:val="berschrift1"/>
       </w:pPr>
-      <w:r>
-        <w:t xml:space="preserve">Überwachung und Diagnose von </w:t>
-      </w:r>
-      <w:proofErr w:type="spellStart"/>
-      <w:r>
-        <w:t>Gradientensystemen</w:t>
-      </w:r>
-      <w:proofErr w:type="spellEnd"/>
+      <w:bookmarkStart w:id="54" w:name="_Toc226046832"/>
+      <w:r>
+        <w:t>Überwachung und Diagnose von Gradientensystemen</w:t>
+      </w:r>
+      <w:bookmarkEnd w:id="54"/>
     </w:p>
     <w:p>
       <w:r>
@@ -9883,11 +11269,7 @@
     </w:p>
     <w:p>
       <w:r>
-        <w:t xml:space="preserve">Im laufenden Betrieb werden verschieden physikalische Größen kontinuierlich erfasst. Darunter fallen unter anderem die Strom- und Spannungsverläufe der Gradientenspulen, Temperaturwerte an kritischen Punkten bzw. in kritischen </w:t>
-      </w:r>
-      <w:r>
-        <w:lastRenderedPageBreak/>
-        <w:t xml:space="preserve">Komponenten sowie zahlreiche Werte, die den Zustand des Kühlsystems wiedergeben. </w:t>
+        <w:t xml:space="preserve">Im laufenden Betrieb werden verschieden physikalische Größen kontinuierlich erfasst. Darunter fallen unter anderem die Strom- und Spannungsverläufe der Gradientenspulen, Temperaturwerte an kritischen Punkten bzw. in kritischen Komponenten sowie zahlreiche Werte, die den Zustand des Kühlsystems wiedergeben. </w:t>
       </w:r>
       <w:sdt>
         <w:sdtPr>
@@ -9908,7 +11290,7 @@
             <w:rPr>
               <w:noProof/>
             </w:rPr>
-            <w:t>[6]</w:t>
+            <w:t>[7]</w:t>
           </w:r>
           <w:r>
             <w:fldChar w:fldCharType="end"/>
@@ -9918,6 +11300,7 @@
     </w:p>
     <w:p>
       <w:r>
+        <w:lastRenderedPageBreak/>
         <w:t xml:space="preserve">Dadurch, dass man diese Parameter permanent erfasst, können Abweichungen vom Normalzustand frühzeitig erkannt werden und Probleme gelöst werden, bevor sie erst entstehen. Auf das Gradientensystem bezogen ist ein wesentlicher Bestandteil der Überwachung die Kontrolle der Temperatur der Gradientenspule selbst sowie die der GPAs. Hierfür werden im Entwicklungsprozess durch Tests Grenzwerte ermittelt, welche es dann im Betrieb einzuhalten gilt, um </w:t>
       </w:r>
       <w:r>
@@ -9926,21 +11309,122 @@
     </w:p>
     <w:p>
       <w:r>
-        <w:t>Da der Anwender im Normalfall keinen Zugriff auf die Serviceoberfläche hat, in der alle Werte angezeigt werden, und es ohnehin nicht praktikabel wäre, einen Mitarbeiter dauerhaft auf die Werte starren zu lassen, werden in modernen Systemen wie auch dem MAGNETOM Vida automatische Schutzmechanismen eingebaut. Diese sorgen bei Überschreitung der gesetzten Parameter</w:t>
-      </w:r>
-      <w:r>
-        <w:t xml:space="preserve"> für eine Drosselung der Leistung der Gradienten oder im schlimmsten Fall zu einem Abbruch der Messung. </w:t>
-      </w:r>
+        <w:t xml:space="preserve">Da der Anwender im Normalfall keinen Zugriff auf die Serviceoberfläche hat, in der alle Werte angezeigt werden, und es ohnehin nicht praktikabel wäre, einen Mitarbeiter dauerhaft </w:t>
+      </w:r>
+      <w:r>
+        <w:t>die sicherheitsrelevante</w:t>
+      </w:r>
+      <w:r>
+        <w:t>n</w:t>
+      </w:r>
+      <w:r>
+        <w:t xml:space="preserve"> Werte beobachten und prüfen zu lassen</w:t>
+      </w:r>
+      <w:r>
+        <w:t>, werden in modernen Systemen wie dem MAGNETOM Vida automatische Schutzmechanismen einge</w:t>
+      </w:r>
+      <w:r>
+        <w:t>setzt</w:t>
+      </w:r>
+      <w:r>
+        <w:t>. Diese sorgen bei Überschreitung der gesetzten Parameter</w:t>
+      </w:r>
+      <w:r>
+        <w:t xml:space="preserve"> für eine Drosselung der Leistung der Gradienten oder im </w:t>
+      </w:r>
+      <w:r>
+        <w:t>Extremf</w:t>
+      </w:r>
+      <w:r>
+        <w:t xml:space="preserve">all zu einem Abbruch der Messung. </w:t>
+      </w:r>
+      <w:sdt>
+        <w:sdtPr>
+          <w:id w:val="-480301285"/>
+          <w:citation/>
+        </w:sdtPr>
+        <w:sdtContent>
+          <w:r>
+            <w:fldChar w:fldCharType="begin"/>
+          </w:r>
+          <w:r>
+            <w:instrText xml:space="preserve"> CITATION Sie25 \l 1031 </w:instrText>
+          </w:r>
+          <w:r>
+            <w:fldChar w:fldCharType="separate"/>
+          </w:r>
+          <w:r>
+            <w:rPr>
+              <w:noProof/>
+            </w:rPr>
+            <w:t>[7]</w:t>
+          </w:r>
+          <w:r>
+            <w:fldChar w:fldCharType="end"/>
+          </w:r>
+        </w:sdtContent>
+      </w:sdt>
+    </w:p>
+    <w:p>
+      <w:r>
+        <w:t xml:space="preserve">Auffälligkeiten oder Fehler, welche in der Vergangenheit während Messungen aufgetreten sind und somit die Performance des Systems stören oder gestört haben, müssen gespeichert bzw. dokumentiert werden. Für eine anschließende Fehlersuche ist es essenziell, dass der Techniker schnell auf umfang- und aufschlussreiche Logs zugreifen kann, damit die Downtime des Systems beim Kunden minimiert werden kann und im Zweifel sogar bereits remote der Fehler behoben </w:t>
+      </w:r>
+      <w:proofErr w:type="spellStart"/>
+      <w:r>
+        <w:t>werden</w:t>
+      </w:r>
+      <w:proofErr w:type="spellEnd"/>
+      <w:r>
+        <w:t xml:space="preserve"> kann. </w:t>
+      </w:r>
+    </w:p>
+    <w:p>
+      <w:pPr>
+        <w:pStyle w:val="berschrift2"/>
+      </w:pPr>
+      <w:bookmarkStart w:id="55" w:name="_Toc226046833"/>
+      <w:r>
+        <w:t>Überwachung zentraler Betriebsparameter</w:t>
+      </w:r>
+      <w:bookmarkEnd w:id="55"/>
+    </w:p>
+    <w:p>
+      <w:pPr>
+        <w:pStyle w:val="berschrift2"/>
+      </w:pPr>
+      <w:bookmarkStart w:id="56" w:name="_Toc226046834"/>
+      <w:r>
+        <w:t>Fehlerdiagnose und Warnmechanismen</w:t>
+      </w:r>
+      <w:bookmarkEnd w:id="56"/>
+    </w:p>
+    <w:p>
+      <w:pPr>
+        <w:pStyle w:val="berschrift2"/>
+      </w:pPr>
+      <w:bookmarkStart w:id="57" w:name="_Toc226046835"/>
+      <w:r>
+        <w:t>Bedeutung für Wartung und Service</w:t>
+      </w:r>
+      <w:bookmarkEnd w:id="57"/>
+    </w:p>
+    <w:p>
+      <w:pPr>
+        <w:pStyle w:val="berschrift1"/>
+      </w:pPr>
+      <w:bookmarkStart w:id="58" w:name="_Toc226046836"/>
+      <w:r>
+        <w:t>Fazit und Ausblick</w:t>
+      </w:r>
+      <w:bookmarkEnd w:id="58"/>
     </w:p>
     <w:p/>
-    <w:p/>
-    <w:p/>
     <w:p>
       <w:r>
         <w:br w:type="page"/>
       </w:r>
     </w:p>
-    <w:bookmarkStart w:id="45" w:name="_Toc224557211" w:displacedByCustomXml="next"/>
+    <w:bookmarkStart w:id="59" w:name="_Toc226046837" w:displacedByCustomXml="next"/>
     <w:sdt>
       <w:sdtPr>
         <w:rPr>
@@ -9962,7 +11446,7 @@
           <w:r>
             <w:t>Literaturverzeichnis</w:t>
           </w:r>
-          <w:bookmarkEnd w:id="45"/>
+          <w:bookmarkEnd w:id="59"/>
         </w:p>
         <w:sdt>
           <w:sdtPr>
@@ -10001,12 +11485,12 @@
                 <w:tblLook w:val="04A0" w:firstRow="1" w:lastRow="0" w:firstColumn="1" w:lastColumn="0" w:noHBand="0" w:noVBand="1"/>
               </w:tblPr>
               <w:tblGrid>
-                <w:gridCol w:w="387"/>
-                <w:gridCol w:w="8683"/>
+                <w:gridCol w:w="344"/>
+                <w:gridCol w:w="8726"/>
               </w:tblGrid>
               <w:tr>
                 <w:trPr>
-                  <w:divId w:val="1097361601"/>
+                  <w:divId w:val="925721912"/>
                   <w:tblCellSpacing w:w="15" w:type="dxa"/>
                 </w:trPr>
                 <w:tc>
@@ -10053,7 +11537,7 @@
               </w:tr>
               <w:tr>
                 <w:trPr>
-                  <w:divId w:val="1097361601"/>
+                  <w:divId w:val="925721912"/>
                   <w:tblCellSpacing w:w="15" w:type="dxa"/>
                 </w:trPr>
                 <w:tc>
@@ -10099,7 +11583,7 @@
               </w:tr>
               <w:tr>
                 <w:trPr>
-                  <w:divId w:val="1097361601"/>
+                  <w:divId w:val="925721912"/>
                   <w:tblCellSpacing w:w="15" w:type="dxa"/>
                 </w:trPr>
                 <w:tc>
@@ -10132,13 +11616,11 @@
                       <w:pStyle w:val="Literaturverzeichnis"/>
                       <w:rPr>
                         <w:noProof/>
-                        <w:lang w:val="en-US"/>
                       </w:rPr>
                     </w:pPr>
                     <w:r>
                       <w:rPr>
                         <w:noProof/>
-                        <w:lang w:val="en-US"/>
                       </w:rPr>
                       <w:t xml:space="preserve">P. C. Lauterbur, „Image Formation by Induced Local Interactions: Examples Employing Nuclear Magnetic Resonance,“ </w:t>
                     </w:r>
@@ -10147,14 +11629,12 @@
                         <w:i/>
                         <w:iCs/>
                         <w:noProof/>
-                        <w:lang w:val="en-US"/>
                       </w:rPr>
                       <w:t xml:space="preserve">Nature, </w:t>
                     </w:r>
                     <w:r>
                       <w:rPr>
                         <w:noProof/>
-                        <w:lang w:val="en-US"/>
                       </w:rPr>
                       <w:t xml:space="preserve">pp. 190-191, 16 März 1973. </w:t>
                     </w:r>
@@ -10163,7 +11643,7 @@
               </w:tr>
               <w:tr>
                 <w:trPr>
-                  <w:divId w:val="1097361601"/>
+                  <w:divId w:val="925721912"/>
                   <w:tblCellSpacing w:w="15" w:type="dxa"/>
                 </w:trPr>
                 <w:tc>
@@ -10223,7 +11703,7 @@
               </w:tr>
               <w:tr>
                 <w:trPr>
-                  <w:divId w:val="1097361601"/>
+                  <w:divId w:val="925721912"/>
                   <w:tblCellSpacing w:w="15" w:type="dxa"/>
                 </w:trPr>
                 <w:tc>
@@ -10262,14 +11742,14 @@
                       <w:rPr>
                         <w:noProof/>
                       </w:rPr>
-                      <w:t xml:space="preserve">D. Suter, Medizintechnik - Physikalische Grundlagen und technsiche Anwendungen, Heidelberg: Springer Vieweg, 2020. </w:t>
+                      <w:t>A. D. Elster, „Questions and Answers in MRI,“ [Online]. Available: https://mriquestions.com. [Zugriff am März 2026].</w:t>
                     </w:r>
                   </w:p>
                 </w:tc>
               </w:tr>
               <w:tr>
                 <w:trPr>
-                  <w:divId w:val="1097361601"/>
+                  <w:divId w:val="925721912"/>
                   <w:tblCellSpacing w:w="15" w:type="dxa"/>
                 </w:trPr>
                 <w:tc>
@@ -10308,14 +11788,14 @@
                       <w:rPr>
                         <w:noProof/>
                       </w:rPr>
-                      <w:t>Siemens Healthineers AG, „CB-DOC; Computer-Based Documentation,“ Erlangen, 2025.</w:t>
+                      <w:t xml:space="preserve">D. Suter, Medizintechnik - Physikalische Grundlagen und technsiche Anwendungen, Heidelberg: Springer Vieweg, 2020. </w:t>
                     </w:r>
                   </w:p>
                 </w:tc>
               </w:tr>
               <w:tr>
                 <w:trPr>
-                  <w:divId w:val="1097361601"/>
+                  <w:divId w:val="925721912"/>
                   <w:tblCellSpacing w:w="15" w:type="dxa"/>
                 </w:trPr>
                 <w:tc>
@@ -10353,22 +11833,15 @@
                     <w:r>
                       <w:rPr>
                         <w:noProof/>
-                        <w:lang w:val="en-US"/>
                       </w:rPr>
-                      <w:t xml:space="preserve">A. D. Elster, „Questions and Answers in MRI,“ [Online]. </w:t>
-                    </w:r>
-                    <w:r>
-                      <w:rPr>
-                        <w:noProof/>
-                      </w:rPr>
-                      <w:t>Available: https://mriquestions.com. [Zugriff am März 2026].</w:t>
+                      <w:t>Siemens Healthineers AG, „CB-DOC; Computer-Based Documentation,“ Erlangen, 2025.</w:t>
                     </w:r>
                   </w:p>
                 </w:tc>
               </w:tr>
               <w:tr>
                 <w:trPr>
-                  <w:divId w:val="1097361601"/>
+                  <w:divId w:val="925721912"/>
                   <w:tblCellSpacing w:w="15" w:type="dxa"/>
                 </w:trPr>
                 <w:tc>
@@ -10407,20 +11880,7 @@
                       <w:rPr>
                         <w:noProof/>
                       </w:rPr>
-                      <w:t xml:space="preserve">FWU Institut für Film und Bild, „LEIFIPhysik,“ 2026. </w:t>
-                    </w:r>
-                    <w:r>
-                      <w:rPr>
-                        <w:noProof/>
-                        <w:lang w:val="fr-FR"/>
-                      </w:rPr>
-                      <w:t xml:space="preserve">[Online]. Available: https://www.leifiphysik.de/elektrizitaetslehre/kraft-auf-stromleiter-e-motor/grundwissen/lorentz-kraft. </w:t>
-                    </w:r>
-                    <w:r>
-                      <w:rPr>
-                        <w:noProof/>
-                      </w:rPr>
-                      <w:t>[Zugriff am März 2026].</w:t>
+                      <w:t>FWU Institut für Film und Bild, „LEIFIPhysik,“ 2026. [Online]. Available: https://www.leifiphysik.de/elektrizitaetslehre/kraft-auf-stromleiter-e-motor/grundwissen/lorentz-kraft. [Zugriff am 31 März 2026].</w:t>
                     </w:r>
                   </w:p>
                 </w:tc>
@@ -10428,7 +11888,7 @@
             </w:tbl>
             <w:p>
               <w:pPr>
-                <w:divId w:val="1097361601"/>
+                <w:divId w:val="925721912"/>
                 <w:rPr>
                   <w:rFonts w:eastAsia="Times New Roman"/>
                   <w:noProof/>
@@ -10454,12 +11914,12 @@
         <w:pageBreakBefore/>
         <w:ind w:left="357" w:hanging="357"/>
       </w:pPr>
-      <w:bookmarkStart w:id="46" w:name="_Toc224557212"/>
+      <w:bookmarkStart w:id="60" w:name="_Toc226046838"/>
       <w:r>
         <w:lastRenderedPageBreak/>
         <w:t>Anhang</w:t>
       </w:r>
-      <w:bookmarkEnd w:id="46"/>
+      <w:bookmarkEnd w:id="60"/>
     </w:p>
     <w:sectPr>
       <w:footerReference w:type="first" r:id="rId28"/>
@@ -13039,6 +14499,11 @@
       </w:docPartPr>
       <w:docPartBody>
         <w:p>
+          <w:pPr>
+            <w:rPr>
+              <w:rFonts w:hint="eastAsia"/>
+            </w:rPr>
+          </w:pPr>
           <w:r>
             <w:t>[Enddatum auswählen]</w:t>
           </w:r>
@@ -13096,7 +14561,7 @@
   </w:font>
   <w:font w:name="Siemens Sans">
     <w:altName w:val="Calibri"/>
-    <w:panose1 w:val="00000000000000000000"/>
+    <w:panose1 w:val="020B0604020202020204"/>
     <w:charset w:val="00"/>
     <w:family w:val="auto"/>
     <w:pitch w:val="variable"/>
@@ -13104,7 +14569,7 @@
   </w:font>
   <w:font w:name="Siemens Sans Black">
     <w:altName w:val="Calibri"/>
-    <w:panose1 w:val="00000000000000000000"/>
+    <w:panose1 w:val="020B0604020202020204"/>
     <w:charset w:val="00"/>
     <w:family w:val="auto"/>
     <w:pitch w:val="variable"/>
@@ -13127,7 +14592,7 @@
   </w:font>
   <w:font w:name="SH-Bree-Headline">
     <w:altName w:val="Calibri"/>
-    <w:panose1 w:val="00000000000000000000"/>
+    <w:panose1 w:val="020B0604020202020204"/>
     <w:charset w:val="00"/>
     <w:family w:val="auto"/>
     <w:pitch w:val="variable"/>
@@ -13153,15 +14618,17 @@
     <w:charset w:val="00"/>
     <w:family w:val="roman"/>
     <w:pitch w:val="variable"/>
-    <w:sig w:usb0="E00006FF" w:usb1="420024FF" w:usb2="02000000" w:usb3="00000000" w:csb0="0000019F" w:csb1="00000000"/>
+    <w:sig w:usb0="E00002FF" w:usb1="420024FF" w:usb2="00000000" w:usb3="00000000" w:csb0="0000019F" w:csb1="00000000"/>
   </w:font>
   <w:font w:name="Aptos">
+    <w:panose1 w:val="020B0004020202020204"/>
     <w:charset w:val="00"/>
     <w:family w:val="swiss"/>
     <w:pitch w:val="variable"/>
     <w:sig w:usb0="20000287" w:usb1="00000003" w:usb2="00000000" w:usb3="00000000" w:csb0="0000019F" w:csb1="00000000"/>
   </w:font>
   <w:font w:name="Aptos Display">
+    <w:panose1 w:val="020B0004020202020204"/>
     <w:charset w:val="00"/>
     <w:family w:val="swiss"/>
     <w:pitch w:val="variable"/>
@@ -13188,6 +14655,7 @@
   <w:rsids>
     <w:rsidRoot w:val="0090100C"/>
     <w:rsid w:val="00062B85"/>
+    <w:rsid w:val="00143323"/>
     <w:rsid w:val="00182596"/>
     <w:rsid w:val="001C492A"/>
     <w:rsid w:val="00242FBB"/>
@@ -13195,10 +14663,12 @@
     <w:rsid w:val="003D0894"/>
     <w:rsid w:val="003E729E"/>
     <w:rsid w:val="00476198"/>
+    <w:rsid w:val="00480DD2"/>
     <w:rsid w:val="00497675"/>
     <w:rsid w:val="00591AEC"/>
     <w:rsid w:val="00673E79"/>
     <w:rsid w:val="007537B2"/>
+    <w:rsid w:val="00825344"/>
     <w:rsid w:val="00852133"/>
     <w:rsid w:val="0090100C"/>
     <w:rsid w:val="00945C01"/>
@@ -13208,6 +14678,8 @@
     <w:rsid w:val="00A54037"/>
     <w:rsid w:val="00B16EDB"/>
     <w:rsid w:val="00B315C4"/>
+    <w:rsid w:val="00B4108F"/>
+    <w:rsid w:val="00BA511B"/>
     <w:rsid w:val="00BA78DD"/>
     <w:rsid w:val="00BD7971"/>
     <w:rsid w:val="00C2437F"/>
@@ -13672,7 +15144,7 @@
     <w:basedOn w:val="Absatz-Standardschriftart"/>
     <w:uiPriority w:val="99"/>
     <w:semiHidden/>
-    <w:rsid w:val="00A54037"/>
+    <w:rsid w:val="00480DD2"/>
     <w:rPr>
       <w:color w:val="808080"/>
     </w:rPr>
@@ -14186,7 +15658,7 @@
 </file>
 
 <file path=customXml/item4.xml><?xml version="1.0" encoding="utf-8"?>
-<b:Sources xmlns:b="http://schemas.openxmlformats.org/officeDocument/2006/bibliography" xmlns="http://schemas.openxmlformats.org/officeDocument/2006/bibliography" SelectedStyle="\IEEE2006OfficeOnline.xsl" StyleName="IEEE" Version="2006">
+<b:Sources xmlns:b="http://schemas.openxmlformats.org/officeDocument/2006/bibliography" xmlns="http://schemas.openxmlformats.org/officeDocument/2006/bibliography" SelectedStyle="/IEEE2006OfficeOnline.xsl" StyleName="IEEE" Version="2006">
   <b:Source>
     <b:Tag>Wei06</b:Tag>
     <b:SourceType>Book</b:SourceType>
@@ -14299,7 +15771,7 @@
     <b:Year>2020</b:Year>
     <b:City>Heidelberg</b:City>
     <b:Publisher>Springer Vieweg</b:Publisher>
-    <b:RefOrder>5</b:RefOrder>
+    <b:RefOrder>6</b:RefOrder>
   </b:Source>
   <b:Source>
     <b:Tag>Sie25</b:Tag>
@@ -14313,7 +15785,7 @@
         <b:Corporate>Siemens Healthineers AG</b:Corporate>
       </b:Author>
     </b:Author>
-    <b:RefOrder>6</b:RefOrder>
+    <b:RefOrder>7</b:RefOrder>
   </b:Source>
   <b:Source>
     <b:Tag>All26</b:Tag>
@@ -14334,7 +15806,7 @@
     <b:YearAccessed>2026</b:YearAccessed>
     <b:MonthAccessed>März</b:MonthAccessed>
     <b:URL>https://mriquestions.com</b:URL>
-    <b:RefOrder>7</b:RefOrder>
+    <b:RefOrder>5</b:RefOrder>
   </b:Source>
   <b:Source>
     <b:Tag>FWU26</b:Tag>
@@ -14392,7 +15864,7 @@
 </file>
 
 <file path=customXml/itemProps4.xml><?xml version="1.0" encoding="utf-8"?>
-<ds:datastoreItem xmlns:ds="http://schemas.openxmlformats.org/officeDocument/2006/customXml" ds:itemID="{010560DC-FDE7-4499-9951-69BAD50FFD60}">
+<ds:datastoreItem xmlns:ds="http://schemas.openxmlformats.org/officeDocument/2006/customXml" ds:itemID="{358AA469-8C94-754C-B38B-DE2B205503C2}">
   <ds:schemaRefs>
     <ds:schemaRef ds:uri="http://schemas.openxmlformats.org/officeDocument/2006/bibliography"/>
   </ds:schemaRefs>

--- a/Quebe_Tom_T2000_1_Gradientensysteme.docx
+++ b/Quebe_Tom_T2000_1_Gradientensysteme.docx
@@ -1356,21 +1356,7 @@
         <w:rPr>
           <w:lang w:val="fr-FR"/>
         </w:rPr>
-        <w:t xml:space="preserve">. </w:t>
-      </w:r>
-      <w:proofErr w:type="spellStart"/>
-      <w:r>
-        <w:rPr>
-          <w:lang w:val="fr-FR"/>
-        </w:rPr>
-        <w:t>Mauris</w:t>
-      </w:r>
-      <w:proofErr w:type="spellEnd"/>
-      <w:r>
-        <w:rPr>
-          <w:lang w:val="fr-FR"/>
-        </w:rPr>
-        <w:t xml:space="preserve"> et </w:t>
+        <w:t xml:space="preserve">. Mauris et </w:t>
       </w:r>
       <w:proofErr w:type="spellStart"/>
       <w:r>
@@ -1868,7 +1854,21 @@
         <w:rPr>
           <w:lang w:val="en-US"/>
         </w:rPr>
-        <w:t xml:space="preserve"> magna eros quis </w:t>
+        <w:t xml:space="preserve"> magna eros </w:t>
+      </w:r>
+      <w:proofErr w:type="spellStart"/>
+      <w:r>
+        <w:rPr>
+          <w:lang w:val="en-US"/>
+        </w:rPr>
+        <w:t>quis</w:t>
+      </w:r>
+      <w:proofErr w:type="spellEnd"/>
+      <w:r>
+        <w:rPr>
+          <w:lang w:val="en-US"/>
+        </w:rPr>
+        <w:t xml:space="preserve"> </w:t>
       </w:r>
       <w:proofErr w:type="spellStart"/>
       <w:r>
@@ -2147,21 +2147,7 @@
         <w:rPr>
           <w:lang w:val="fr-FR"/>
         </w:rPr>
-        <w:t xml:space="preserve">. </w:t>
-      </w:r>
-      <w:proofErr w:type="spellStart"/>
-      <w:r>
-        <w:rPr>
-          <w:lang w:val="fr-FR"/>
-        </w:rPr>
-        <w:t>Mauris</w:t>
-      </w:r>
-      <w:proofErr w:type="spellEnd"/>
-      <w:r>
-        <w:rPr>
-          <w:lang w:val="fr-FR"/>
-        </w:rPr>
-        <w:t xml:space="preserve"> et </w:t>
+        <w:t xml:space="preserve">. Mauris et </w:t>
       </w:r>
       <w:proofErr w:type="spellStart"/>
       <w:r>
@@ -5494,21 +5480,7 @@
             <w:rStyle w:val="Hyperlink"/>
             <w:noProof/>
           </w:rPr>
-          <w:t>Abbildung 1: Ver</w:t>
-        </w:r>
-        <w:r>
-          <w:rPr>
-            <w:rStyle w:val="Hyperlink"/>
-            <w:noProof/>
-          </w:rPr>
-          <w:t>s</w:t>
-        </w:r>
-        <w:r>
-          <w:rPr>
-            <w:rStyle w:val="Hyperlink"/>
-            <w:noProof/>
-          </w:rPr>
-          <w:t>tärkung bzw. Abschwächung der Gesamtfeldstärke durch überlagertes Gradientenfeld</w:t>
+          <w:t>Abbildung 1: Verstärkung bzw. Abschwächung der Gesamtfeldstärke durch überlagertes Gradientenfeld</w:t>
         </w:r>
         <w:r>
           <w:rPr>
@@ -6203,15 +6175,7 @@
           </w:p>
           <w:p>
             <w:r>
-              <w:t>Computer-</w:t>
-            </w:r>
-            <w:proofErr w:type="spellStart"/>
-            <w:r>
-              <w:t>Based</w:t>
-            </w:r>
-            <w:proofErr w:type="spellEnd"/>
-            <w:r>
-              <w:t xml:space="preserve"> </w:t>
+              <w:t xml:space="preserve">Computer-Based </w:t>
             </w:r>
             <w:proofErr w:type="spellStart"/>
             <w:r>
@@ -6284,61 +6248,81 @@
             <w:tcW w:w="7173" w:type="dxa"/>
           </w:tcPr>
           <w:p>
-            <w:proofErr w:type="spellStart"/>
-            <w:r>
-              <w:t>Computed</w:t>
-            </w:r>
-            <w:proofErr w:type="spellEnd"/>
-            <w:r>
-              <w:t xml:space="preserve"> </w:t>
-            </w:r>
-            <w:proofErr w:type="spellStart"/>
-            <w:r>
-              <w:t>Tomography</w:t>
-            </w:r>
-            <w:proofErr w:type="spellEnd"/>
+            <w:pPr>
+              <w:rPr>
+                <w:lang w:val="en-US"/>
+              </w:rPr>
+            </w:pPr>
+            <w:r>
+              <w:rPr>
+                <w:lang w:val="en-US"/>
+              </w:rPr>
+              <w:t>Computed Tomography</w:t>
+            </w:r>
           </w:p>
           <w:p>
-            <w:r>
-              <w:t xml:space="preserve">Digital Gradient </w:t>
-            </w:r>
-            <w:proofErr w:type="spellStart"/>
-            <w:r>
-              <w:t>Signaling</w:t>
-            </w:r>
-            <w:proofErr w:type="spellEnd"/>
-            <w:r>
-              <w:t xml:space="preserve"> Unit</w:t>
+            <w:pPr>
+              <w:rPr>
+                <w:lang w:val="en-US"/>
+              </w:rPr>
+            </w:pPr>
+            <w:r>
+              <w:rPr>
+                <w:lang w:val="en-US"/>
+              </w:rPr>
+              <w:t>Digital Gradient Signaling Unit</w:t>
             </w:r>
           </w:p>
           <w:p>
-            <w:r>
+            <w:pPr>
+              <w:rPr>
+                <w:lang w:val="en-US"/>
+              </w:rPr>
+            </w:pPr>
+            <w:r>
+              <w:rPr>
+                <w:lang w:val="en-US"/>
+              </w:rPr>
               <w:t>Pulse Width Modulation</w:t>
             </w:r>
           </w:p>
           <w:p>
-            <w:proofErr w:type="gramStart"/>
-            <w:r>
-              <w:t xml:space="preserve">Air </w:t>
-            </w:r>
-            <w:proofErr w:type="spellStart"/>
-            <w:r>
-              <w:t>Conditioning</w:t>
-            </w:r>
-            <w:proofErr w:type="spellEnd"/>
-            <w:proofErr w:type="gramEnd"/>
-            <w:r>
-              <w:t xml:space="preserve"> System</w:t>
+            <w:pPr>
+              <w:rPr>
+                <w:lang w:val="en-US"/>
+              </w:rPr>
+            </w:pPr>
+            <w:r>
+              <w:rPr>
+                <w:lang w:val="en-US"/>
+              </w:rPr>
+              <w:t>Air Conditioning System</w:t>
             </w:r>
           </w:p>
           <w:p>
-            <w:r>
+            <w:pPr>
+              <w:rPr>
+                <w:lang w:val="en-US"/>
+              </w:rPr>
+            </w:pPr>
+            <w:r>
+              <w:rPr>
+                <w:lang w:val="en-US"/>
+              </w:rPr>
               <w:t>(System) Separator</w:t>
             </w:r>
           </w:p>
           <w:p>
             <w:r>
-              <w:t>Medizinisch-technische/r Radiologieassistent/in</w:t>
+              <w:t xml:space="preserve">Medizinisch-technische/r </w:t>
+            </w:r>
+            <w:proofErr w:type="spellStart"/>
+            <w:r>
+              <w:t>Radiologieassistent</w:t>
+            </w:r>
+            <w:proofErr w:type="spellEnd"/>
+            <w:r>
+              <w:t>/in</w:t>
             </w:r>
           </w:p>
         </w:tc>
@@ -7079,7 +7063,6 @@
     <w:p/>
     <w:p>
       <w:r>
-        <w:lastRenderedPageBreak/>
         <w:t>Der Aufbau der Arbeit orientiert sich an dieser Zielsetzung. Nach einer Einführung in die physikalischen Grundlagen der Ortskodierung im MRT wird zunächst die historische Entwicklung der Gradientensysteme beschrieben. Anschließend folgt eine detaillierte Darstellung des technischen Aufbaus und der Funktionsweise moderner Gradientensysteme. Abschließend werden Betriebsbelastungen sowie grundlegende Überwachungs- und Diagnoseaspekte eingeordnet und zusammenfassend bewertet.</w:t>
       </w:r>
     </w:p>
@@ -7543,14 +7526,27 @@
       <w:r>
         <w:t xml:space="preserve">Abbildung </w:t>
       </w:r>
-      <w:fldSimple w:instr=" SEQ Abbildung \* ARABIC ">
-        <w:r>
-          <w:rPr>
-            <w:noProof/>
-          </w:rPr>
-          <w:t>1</w:t>
-        </w:r>
-      </w:fldSimple>
+      <w:r>
+        <w:fldChar w:fldCharType="begin"/>
+      </w:r>
+      <w:r>
+        <w:instrText xml:space="preserve"> SEQ Abbildung \* ARABIC </w:instrText>
+      </w:r>
+      <w:r>
+        <w:fldChar w:fldCharType="separate"/>
+      </w:r>
+      <w:r>
+        <w:rPr>
+          <w:noProof/>
+        </w:rPr>
+        <w:t>1</w:t>
+      </w:r>
+      <w:r>
+        <w:rPr>
+          <w:noProof/>
+        </w:rPr>
+        <w:fldChar w:fldCharType="end"/>
+      </w:r>
       <w:r>
         <w:t>: Verstärkung bzw. Abschwächung der Gesamtfeldstärke durch überlagertes Gradientenfeld</w:t>
       </w:r>
@@ -7732,14 +7728,27 @@
             <w:r>
               <w:t xml:space="preserve">Abbildung </w:t>
             </w:r>
-            <w:fldSimple w:instr=" SEQ Abbildung \* ARABIC ">
-              <w:r>
-                <w:rPr>
-                  <w:noProof/>
-                </w:rPr>
-                <w:t>2</w:t>
-              </w:r>
-            </w:fldSimple>
+            <w:r>
+              <w:fldChar w:fldCharType="begin"/>
+            </w:r>
+            <w:r>
+              <w:instrText xml:space="preserve"> SEQ Abbildung \* ARABIC </w:instrText>
+            </w:r>
+            <w:r>
+              <w:fldChar w:fldCharType="separate"/>
+            </w:r>
+            <w:r>
+              <w:rPr>
+                <w:noProof/>
+              </w:rPr>
+              <w:t>2</w:t>
+            </w:r>
+            <w:r>
+              <w:rPr>
+                <w:noProof/>
+              </w:rPr>
+              <w:fldChar w:fldCharType="end"/>
+            </w:r>
             <w:r>
               <w:t>: Abfolge der Ansteuerungen der verschiedenen Gradienten, G</w:t>
             </w:r>
@@ -7872,14 +7881,27 @@
             <w:r>
               <w:t xml:space="preserve">Abbildung </w:t>
             </w:r>
-            <w:fldSimple w:instr=" SEQ Abbildung \* ARABIC ">
-              <w:r>
-                <w:rPr>
-                  <w:noProof/>
-                </w:rPr>
-                <w:t>3</w:t>
-              </w:r>
-            </w:fldSimple>
+            <w:r>
+              <w:fldChar w:fldCharType="begin"/>
+            </w:r>
+            <w:r>
+              <w:instrText xml:space="preserve"> SEQ Abbildung \* ARABIC </w:instrText>
+            </w:r>
+            <w:r>
+              <w:fldChar w:fldCharType="separate"/>
+            </w:r>
+            <w:r>
+              <w:rPr>
+                <w:noProof/>
+              </w:rPr>
+              <w:t>3</w:t>
+            </w:r>
+            <w:r>
+              <w:rPr>
+                <w:noProof/>
+              </w:rPr>
+              <w:fldChar w:fldCharType="end"/>
+            </w:r>
             <w:r>
               <w:t>: Schematische Darstellung des k-Raums mit Frequenz- und Phasenachse</w:t>
             </w:r>
@@ -8482,14 +8504,27 @@
             <w:r>
               <w:t xml:space="preserve">Abbildung </w:t>
             </w:r>
-            <w:fldSimple w:instr=" SEQ Abbildung \* ARABIC ">
-              <w:r>
-                <w:rPr>
-                  <w:noProof/>
-                </w:rPr>
-                <w:t>4</w:t>
-              </w:r>
-            </w:fldSimple>
+            <w:r>
+              <w:fldChar w:fldCharType="begin"/>
+            </w:r>
+            <w:r>
+              <w:instrText xml:space="preserve"> SEQ Abbildung \* ARABIC </w:instrText>
+            </w:r>
+            <w:r>
+              <w:fldChar w:fldCharType="separate"/>
+            </w:r>
+            <w:r>
+              <w:rPr>
+                <w:noProof/>
+              </w:rPr>
+              <w:t>4</w:t>
+            </w:r>
+            <w:r>
+              <w:rPr>
+                <w:noProof/>
+              </w:rPr>
+              <w:fldChar w:fldCharType="end"/>
+            </w:r>
             <w:r>
               <w:t>: Erstes Phantom; Zwei ca. 1mm dicke mit H</w:t>
             </w:r>
@@ -8611,14 +8646,27 @@
             <w:r>
               <w:t xml:space="preserve">Abbildung </w:t>
             </w:r>
-            <w:fldSimple w:instr=" SEQ Abbildung \* ARABIC ">
-              <w:r>
-                <w:rPr>
-                  <w:noProof/>
-                </w:rPr>
-                <w:t>5</w:t>
-              </w:r>
-            </w:fldSimple>
+            <w:r>
+              <w:fldChar w:fldCharType="begin"/>
+            </w:r>
+            <w:r>
+              <w:instrText xml:space="preserve"> SEQ Abbildung \* ARABIC </w:instrText>
+            </w:r>
+            <w:r>
+              <w:fldChar w:fldCharType="separate"/>
+            </w:r>
+            <w:r>
+              <w:rPr>
+                <w:noProof/>
+              </w:rPr>
+              <w:t>5</w:t>
+            </w:r>
+            <w:r>
+              <w:rPr>
+                <w:noProof/>
+              </w:rPr>
+              <w:fldChar w:fldCharType="end"/>
+            </w:r>
             <w:bookmarkEnd w:id="32"/>
             <w:r>
               <w:t>: Rekonstruiertes "</w:t>
@@ -8950,14 +8998,27 @@
       <w:r>
         <w:t xml:space="preserve">Abbildung </w:t>
       </w:r>
-      <w:fldSimple w:instr=" SEQ Abbildung \* ARABIC ">
-        <w:r>
-          <w:rPr>
-            <w:noProof/>
-          </w:rPr>
-          <w:t>6</w:t>
-        </w:r>
-      </w:fldSimple>
+      <w:r>
+        <w:fldChar w:fldCharType="begin"/>
+      </w:r>
+      <w:r>
+        <w:instrText xml:space="preserve"> SEQ Abbildung \* ARABIC </w:instrText>
+      </w:r>
+      <w:r>
+        <w:fldChar w:fldCharType="separate"/>
+      </w:r>
+      <w:r>
+        <w:rPr>
+          <w:noProof/>
+        </w:rPr>
+        <w:t>6</w:t>
+      </w:r>
+      <w:r>
+        <w:rPr>
+          <w:noProof/>
+        </w:rPr>
+        <w:fldChar w:fldCharType="end"/>
+      </w:r>
       <w:bookmarkEnd w:id="37"/>
       <w:r>
         <w:t>: Vergleich der k-Raum-Trajektorien konventioneller Sequenzen und von EPI-Sequenzen</w:t>
@@ -9071,6 +9132,7 @@
       </w:r>
       <w:proofErr w:type="spellStart"/>
       <w:r>
+        <w:lastRenderedPageBreak/>
         <w:t>Gradientenamplitude</w:t>
       </w:r>
       <w:proofErr w:type="spellEnd"/>
@@ -9106,7 +9168,6 @@
     </w:p>
     <w:p>
       <w:r>
-        <w:lastRenderedPageBreak/>
         <w:t xml:space="preserve">Die zunehmende Leistungsfähigkeit der Gradientensysteme bringt jedoch auch neue technische Herausforderungen mit sich. Insbesondere führen die schnellen Stromänderungen zu starken Lorentzkräften innerhalb der Spulenstrukturen, wodurch mechanische Schwingungen und die charakteristischen akustischen Geräusche eines MRT-Systems entstehen. Darüber hinaus entstehen durch hohe Ströme erhebliche thermische Belastungen, die durch geeignete Kühlkonzepte abgeführt werden müssen. </w:t>
       </w:r>
     </w:p>
@@ -9189,7 +9250,11 @@
       </w:r>
       <w:r>
         <w:br/>
-        <w:t xml:space="preserve">Ein elektrischer Strom erzeugt gemäß den Gesetzen der Elektrodynamik ein Magnetfeld, dessen räumliche Verteilung von der Geometrie des Leiters abhängt. Durch eine geeignete Anordnung mehrerer Leitersegmente kann ein Magnetfeld erzeugt werden, das innerhalb eines definierten Volumens </w:t>
+        <w:t xml:space="preserve">Ein elektrischer Strom erzeugt gemäß den Gesetzen der Elektrodynamik ein Magnetfeld, dessen räumliche Verteilung von der Geometrie des Leiters abhängt. Durch eine geeignete Anordnung mehrerer Leitersegmente kann ein Magnetfeld </w:t>
+      </w:r>
+      <w:r>
+        <w:lastRenderedPageBreak/>
+        <w:t xml:space="preserve">erzeugt werden, das innerhalb eines definierten Volumens </w:t>
       </w:r>
       <w:proofErr w:type="gramStart"/>
       <w:r>
@@ -9202,11 +9267,7 @@
     </w:p>
     <w:p>
       <w:r>
-        <w:t xml:space="preserve">Im Gegensatz zum statischen Hauptmagnetfeld werden Gradientensysteme nicht kontinuierlich betrieben, sondern zeitlich variabel. Die Gradientenfelder werden gezielt ein- </w:t>
-      </w:r>
-      <w:r>
-        <w:lastRenderedPageBreak/>
-        <w:t xml:space="preserve">und ausgeschaltet sowie in ihrer Stärke verändert, um die erforderlichen </w:t>
+        <w:t xml:space="preserve">Im Gegensatz zum statischen Hauptmagnetfeld werden Gradientensysteme nicht kontinuierlich betrieben, sondern zeitlich variabel. Die Gradientenfelder werden gezielt ein- und ausgeschaltet sowie in ihrer Stärke verändert, um die erforderlichen </w:t>
       </w:r>
       <w:proofErr w:type="spellStart"/>
       <w:r>
@@ -9386,6 +9447,7 @@
     </w:p>
     <w:p>
       <w:r>
+        <w:lastRenderedPageBreak/>
         <w:t xml:space="preserve">Zum Erzeugen eines Gradienten entlang der z-Achse werden typischerweise zwei koaxial angeordnete Spulenpaare verwendet, die in entgegengesetzter Stromrichtung betrieben werden. Diese als Maxwell-Spule oder Anti-Helmholtz-Paar bekannte Anordnung erzeugt im Zentrum des Systems ein Magnetfeld, das sich näherungsweise linear entlang der z-Achse verändert. Durch geeignete Wahl des Spulenabstands und der Stromverhältnisse kann die Linearität des Feldes im relevanten Bildvolumen optimiert werden. </w:t>
       </w:r>
       <w:sdt>
@@ -9449,7 +9511,6 @@
     </w:p>
     <w:p>
       <w:r>
-        <w:lastRenderedPageBreak/>
         <w:t>Für die Gradienten in x- und y-Richtung kommen Golay-Spulen zum Einsatz, die eine charakteristische, sattelförmige Leiterstruktur aufweisen. Diese Spulen sind auf der zylindrischen Innenfläche des Systems angeordnet und erzeugen ein Magnetfeld, das quer zur Hauptfeldrichtung verläuft. Durch die spezielle Anordnung der Leiterbahnen entsteht eine lineare Feldvariation entlang der jeweiligen Raumrichtung, während gleichzeitig unerwünschte Feldanteile reduziert werden.</w:t>
       </w:r>
     </w:p>
@@ -9519,14 +9580,27 @@
       <w:r>
         <w:t xml:space="preserve">Abbildung </w:t>
       </w:r>
-      <w:fldSimple w:instr=" SEQ Abbildung \* ARABIC ">
-        <w:r>
-          <w:rPr>
-            <w:noProof/>
-          </w:rPr>
-          <w:t>7</w:t>
-        </w:r>
-      </w:fldSimple>
+      <w:r>
+        <w:fldChar w:fldCharType="begin"/>
+      </w:r>
+      <w:r>
+        <w:instrText xml:space="preserve"> SEQ Abbildung \* ARABIC </w:instrText>
+      </w:r>
+      <w:r>
+        <w:fldChar w:fldCharType="separate"/>
+      </w:r>
+      <w:r>
+        <w:rPr>
+          <w:noProof/>
+        </w:rPr>
+        <w:t>7</w:t>
+      </w:r>
+      <w:r>
+        <w:rPr>
+          <w:noProof/>
+        </w:rPr>
+        <w:fldChar w:fldCharType="end"/>
+      </w:r>
       <w:r>
         <w:t>: Grafische Darstellung der Anordnung der Gradientenspulen um einen Patienten herum</w:t>
       </w:r>
@@ -9569,6 +9643,7 @@
         <w:rPr>
           <w:noProof/>
         </w:rPr>
+        <w:lastRenderedPageBreak/>
         <w:drawing>
           <wp:inline distT="0" distB="0" distL="0" distR="0" wp14:anchorId="4ED4C6EB" wp14:editId="45AF3587">
             <wp:extent cx="5750560" cy="2698115"/>
@@ -9627,14 +9702,27 @@
       <w:r>
         <w:t xml:space="preserve">Abbildung </w:t>
       </w:r>
-      <w:fldSimple w:instr=" SEQ Abbildung \* ARABIC ">
-        <w:r>
-          <w:rPr>
-            <w:noProof/>
-          </w:rPr>
-          <w:t>8</w:t>
-        </w:r>
-      </w:fldSimple>
+      <w:r>
+        <w:fldChar w:fldCharType="begin"/>
+      </w:r>
+      <w:r>
+        <w:instrText xml:space="preserve"> SEQ Abbildung \* ARABIC </w:instrText>
+      </w:r>
+      <w:r>
+        <w:fldChar w:fldCharType="separate"/>
+      </w:r>
+      <w:r>
+        <w:rPr>
+          <w:noProof/>
+        </w:rPr>
+        <w:t>8</w:t>
+      </w:r>
+      <w:r>
+        <w:rPr>
+          <w:noProof/>
+        </w:rPr>
+        <w:fldChar w:fldCharType="end"/>
+      </w:r>
       <w:r>
         <w:t>: Schematische Darstellung der Maxwell-Spulen (links) und der Golay-Spulen (rechts)</w:t>
       </w:r>
@@ -9698,7 +9786,6 @@
               <w:rPr>
                 <w:noProof/>
               </w:rPr>
-              <w:lastRenderedPageBreak/>
               <w:drawing>
                 <wp:inline distT="0" distB="0" distL="0" distR="0" wp14:anchorId="5069B3B9" wp14:editId="3B668F06">
                   <wp:extent cx="5502876" cy="3349647"/>
@@ -9757,14 +9844,27 @@
             <w:r>
               <w:t xml:space="preserve">Abbildung </w:t>
             </w:r>
-            <w:fldSimple w:instr=" SEQ Abbildung \* ARABIC ">
-              <w:r>
-                <w:rPr>
-                  <w:noProof/>
-                </w:rPr>
-                <w:t>9</w:t>
-              </w:r>
-            </w:fldSimple>
+            <w:r>
+              <w:fldChar w:fldCharType="begin"/>
+            </w:r>
+            <w:r>
+              <w:instrText xml:space="preserve"> SEQ Abbildung \* ARABIC </w:instrText>
+            </w:r>
+            <w:r>
+              <w:fldChar w:fldCharType="separate"/>
+            </w:r>
+            <w:r>
+              <w:rPr>
+                <w:noProof/>
+              </w:rPr>
+              <w:t>9</w:t>
+            </w:r>
+            <w:r>
+              <w:rPr>
+                <w:noProof/>
+              </w:rPr>
+              <w:fldChar w:fldCharType="end"/>
+            </w:r>
             <w:r>
               <w:t>: Ausgebaute Gradientenspule aus einem MAGNETOM Vida</w:t>
             </w:r>
@@ -9809,7 +9909,11 @@
     </w:p>
     <w:p>
       <w:r>
-        <w:t xml:space="preserve">Ein wesentliches Kriterium bei der Auslegung von Gradientenspulen ist die Linearität des erzeugten Magnetfeldes innerhalb des Bildvolumens. Da ideale lineare Felder physikalisch nicht perfekt realisierbar sind, wird die Spulengeometrie so optimiert, dass Abweichungen möglichst gering bleiben. Diese Optimierung erfolgt häufig mithilfe von numerischer Berechnung und stellt einen zentralen Bestandteil der Entwicklung moderner Gradientensysteme dar. </w:t>
+        <w:t xml:space="preserve">Ein wesentliches Kriterium bei der Auslegung von Gradientenspulen ist die Linearität des erzeugten Magnetfeldes innerhalb des Bildvolumens. Da ideale lineare Felder physikalisch nicht perfekt realisierbar sind, wird die Spulengeometrie so optimiert, dass Abweichungen möglichst gering bleiben. Diese Optimierung erfolgt häufig mithilfe von </w:t>
+      </w:r>
+      <w:r>
+        <w:lastRenderedPageBreak/>
+        <w:t xml:space="preserve">numerischer Berechnung und stellt einen zentralen Bestandteil der Entwicklung moderner Gradientensysteme dar. </w:t>
       </w:r>
       <w:sdt>
         <w:sdtPr>
@@ -9997,7 +10101,15 @@
       </w:r>
       <w:proofErr w:type="spellEnd"/>
       <w:r>
-        <w:t xml:space="preserve"> wird unter anderem anhand der maximal möglichen Änderungsrate des Gradientenfeldes, der sogenannten </w:t>
+        <w:t xml:space="preserve"> wird unter anderem anhand der maximal möglichen Änderungsrate des </w:t>
+      </w:r>
+      <w:proofErr w:type="spellStart"/>
+      <w:r>
+        <w:t>Gradientenfeldes</w:t>
+      </w:r>
+      <w:proofErr w:type="spellEnd"/>
+      <w:r>
+        <w:t xml:space="preserve">, der sogenannten </w:t>
       </w:r>
       <w:proofErr w:type="spellStart"/>
       <w:r>
@@ -10063,11 +10175,11 @@
         <w:t xml:space="preserve">Im Betrieb der Gradientenspule </w:t>
       </w:r>
       <w:r>
-        <w:t xml:space="preserve">kommt es innerhalb des gesamten Gradientensystems zu Verlustleistung in Form von Wärme. Vor allem handelt es sich dabei um ohmsche Verluste durch die hohen erforderlichen Ströme. Durch kontinuierlich steigende Patientenzahlen arbeiten die Systeme immer näher am Dauerbetrieb, was zusammen mit den immer größeren Anforderungen an die Leistungsfähigkeit zu waschsenden thermischen Belastungen führt. </w:t>
+        <w:t xml:space="preserve">kommt es innerhalb des gesamten Gradientensystems zu Verlustleistung in Form von Wärme. Vor allem handelt es sich dabei um ohmsche Verluste durch die hohen erforderlichen Ströme. Durch kontinuierlich steigende Patientenzahlen arbeiten die Systeme immer näher am Dauerbetrieb, was zusammen </w:t>
       </w:r>
       <w:r>
         <w:lastRenderedPageBreak/>
-        <w:t>Dies fordert ein entsprechend ausgereiftes und starkes Kühlsystem, damit die Sicherheit und auch die Verfügbarkeit des Systems zu keinem Zeitpunkt beeinflusst wird.</w:t>
+        <w:t>mit den immer größeren Anforderungen an die Leistungsfähigkeit zu waschsenden thermischen Belastungen führt. Dies fordert ein entsprechend ausgereiftes und starkes Kühlsystem, damit die Sicherheit und auch die Verfügbarkeit des Systems zu keinem Zeitpunkt beeinflusst wird.</w:t>
       </w:r>
     </w:p>
     <w:p>
@@ -10136,53 +10248,10 @@
         </w:sdtContent>
       </w:sdt>
     </w:p>
-    <w:p>
-      <w:r>
-        <w:t>Das Wasser nimmt dabei die Wärme der Komponenten auf und liefert sie zurück in das sogenannte ACS (</w:t>
-      </w:r>
-      <w:proofErr w:type="gramStart"/>
-      <w:r>
-        <w:t xml:space="preserve">Air </w:t>
-      </w:r>
-      <w:proofErr w:type="spellStart"/>
-      <w:r>
-        <w:t>Conditioning</w:t>
-      </w:r>
-      <w:proofErr w:type="spellEnd"/>
-      <w:proofErr w:type="gramEnd"/>
-      <w:r>
-        <w:t xml:space="preserve"> System), worin sie über einen Wärmetauscher abgegeben wird, der schließlich einen Kreislauf mit dem SEP (System Separator) bildet, um die Wärme an den krankenhausseitigen Wasserkreislauf abzugeben und das System somit zu kühlen. </w:t>
-      </w:r>
-      <w:sdt>
-        <w:sdtPr>
-          <w:id w:val="426230327"/>
-          <w:citation/>
-        </w:sdtPr>
-        <w:sdtContent>
-          <w:r>
-            <w:fldChar w:fldCharType="begin"/>
-          </w:r>
-          <w:r>
-            <w:instrText xml:space="preserve"> CITATION Sie25 \l 1031 </w:instrText>
-          </w:r>
-          <w:r>
-            <w:fldChar w:fldCharType="separate"/>
-          </w:r>
-          <w:r>
-            <w:rPr>
-              <w:noProof/>
-            </w:rPr>
-            <w:t>[7]</w:t>
-          </w:r>
-          <w:r>
-            <w:fldChar w:fldCharType="end"/>
-          </w:r>
-        </w:sdtContent>
-      </w:sdt>
-    </w:p>
     <w:tbl>
       <w:tblPr>
         <w:tblStyle w:val="Tabellenraster"/>
+        <w:tblpPr w:leftFromText="141" w:rightFromText="141" w:vertAnchor="text" w:horzAnchor="margin" w:tblpY="2679"/>
         <w:tblW w:w="0" w:type="auto"/>
         <w:tblBorders>
           <w:top w:val="none" w:sz="0" w:space="0" w:color="auto"/>
@@ -10212,7 +10281,7 @@
                 <w:noProof/>
               </w:rPr>
               <w:drawing>
-                <wp:inline distT="0" distB="0" distL="0" distR="0" wp14:anchorId="64415A2F" wp14:editId="0689DDE1">
+                <wp:inline distT="0" distB="0" distL="0" distR="0" wp14:anchorId="0F2C7E17" wp14:editId="38EDF92B">
                   <wp:extent cx="4318000" cy="2921000"/>
                   <wp:effectExtent l="0" t="0" r="6350" b="0"/>
                   <wp:docPr id="1985048709" name="Grafik 2"/>
@@ -10270,20 +10339,30 @@
             <w:r>
               <w:t xml:space="preserve">Abbildung </w:t>
             </w:r>
-            <w:fldSimple w:instr=" SEQ Abbildung \* ARABIC ">
-              <w:r>
-                <w:rPr>
-                  <w:noProof/>
-                </w:rPr>
-                <w:t>10</w:t>
-              </w:r>
-            </w:fldSimple>
+            <w:r>
+              <w:fldChar w:fldCharType="begin"/>
+            </w:r>
+            <w:r>
+              <w:instrText xml:space="preserve"> SEQ Abbildung \* ARABIC </w:instrText>
+            </w:r>
+            <w:r>
+              <w:fldChar w:fldCharType="separate"/>
+            </w:r>
+            <w:r>
+              <w:rPr>
+                <w:noProof/>
+              </w:rPr>
+              <w:t>10</w:t>
+            </w:r>
+            <w:r>
+              <w:rPr>
+                <w:noProof/>
+              </w:rPr>
+              <w:fldChar w:fldCharType="end"/>
+            </w:r>
             <w:bookmarkEnd w:id="47"/>
             <w:r>
-              <w:t>: Anschlüsse für den Kühlkreislauf der Gradientenspule</w:t>
-            </w:r>
-            <w:r>
-              <w:t xml:space="preserve"> </w:t>
+              <w:t xml:space="preserve">: Anschlüsse für den Kühlkreislauf der Gradientenspule </w:t>
             </w:r>
             <w:sdt>
               <w:sdtPr>
@@ -10331,6 +10410,50 @@
       </w:tr>
     </w:tbl>
     <w:p>
+      <w:r>
+        <w:t>Das Wasser nimmt dabei die Wärme der Komponenten auf und liefert sie zurück in das sogenannte ACS (</w:t>
+      </w:r>
+      <w:proofErr w:type="gramStart"/>
+      <w:r>
+        <w:t xml:space="preserve">Air </w:t>
+      </w:r>
+      <w:proofErr w:type="spellStart"/>
+      <w:r>
+        <w:t>Conditioning</w:t>
+      </w:r>
+      <w:proofErr w:type="spellEnd"/>
+      <w:proofErr w:type="gramEnd"/>
+      <w:r>
+        <w:t xml:space="preserve"> System), worin sie über einen Wärmetauscher abgegeben wird, der schließlich einen Kreislauf mit dem SEP (System Separator) bildet, um die Wärme an den krankenhausseitigen Wasserkreislauf abzugeben und das System somit zu kühlen. </w:t>
+      </w:r>
+      <w:sdt>
+        <w:sdtPr>
+          <w:id w:val="426230327"/>
+          <w:citation/>
+        </w:sdtPr>
+        <w:sdtContent>
+          <w:r>
+            <w:fldChar w:fldCharType="begin"/>
+          </w:r>
+          <w:r>
+            <w:instrText xml:space="preserve"> CITATION Sie25 \l 1031 </w:instrText>
+          </w:r>
+          <w:r>
+            <w:fldChar w:fldCharType="separate"/>
+          </w:r>
+          <w:r>
+            <w:rPr>
+              <w:noProof/>
+            </w:rPr>
+            <w:t>[7]</w:t>
+          </w:r>
+          <w:r>
+            <w:fldChar w:fldCharType="end"/>
+          </w:r>
+        </w:sdtContent>
+      </w:sdt>
+    </w:p>
+    <w:p>
       <w:pPr>
         <w:pStyle w:val="berschrift2"/>
         <w:numPr>
@@ -10369,15 +10492,10 @@
       </w:pPr>
       <w:r>
         <w:lastRenderedPageBreak/>
-        <w:t xml:space="preserve">Aktive Abschirmung der </w:t>
-      </w:r>
-      <w:proofErr w:type="spellStart"/>
-      <w:r>
-        <w:t>Gradientenspule</w:t>
+        <w:t>Aktive Abschirmung der Gradientenspule</w:t>
       </w:r>
       <w:bookmarkEnd w:id="48"/>
       <w:bookmarkEnd w:id="49"/>
-      <w:proofErr w:type="spellEnd"/>
     </w:p>
     <w:p>
       <w:r>
@@ -10483,15 +10601,15 @@
     </w:p>
     <w:p>
       <w:r>
-        <w:t xml:space="preserve">Hierzu werden in modernen Gradientensystemen aktiv abgeschirmte </w:t>
+        <w:t xml:space="preserve">Hierzu werden in modernen </w:t>
       </w:r>
       <w:proofErr w:type="spellStart"/>
       <w:r>
-        <w:t>Gradientenspulen</w:t>
+        <w:t>Gradientensystemen</w:t>
       </w:r>
       <w:proofErr w:type="spellEnd"/>
       <w:r>
-        <w:t xml:space="preserve"> eingesetzt. So wird zusätzlich zur eigentlichen Gradientenspule ein zweites Paar Spulen um diese herum eingebaut. Diese</w:t>
+        <w:t xml:space="preserve"> aktiv abgeschirmte Gradientenspulen eingesetzt. So wird zusätzlich zur eigentlichen Gradientenspule ein zweites Paar Spulen um diese herum eingebaut. Diese</w:t>
       </w:r>
       <w:r>
         <w:t>s</w:t>
@@ -10617,14 +10735,27 @@
             <w:r>
               <w:t xml:space="preserve">Abbildung </w:t>
             </w:r>
-            <w:fldSimple w:instr=" SEQ Abbildung \* ARABIC ">
-              <w:r>
-                <w:rPr>
-                  <w:noProof/>
-                </w:rPr>
-                <w:t>11</w:t>
-              </w:r>
-            </w:fldSimple>
+            <w:r>
+              <w:fldChar w:fldCharType="begin"/>
+            </w:r>
+            <w:r>
+              <w:instrText xml:space="preserve"> SEQ Abbildung \* ARABIC </w:instrText>
+            </w:r>
+            <w:r>
+              <w:fldChar w:fldCharType="separate"/>
+            </w:r>
+            <w:r>
+              <w:rPr>
+                <w:noProof/>
+              </w:rPr>
+              <w:t>11</w:t>
+            </w:r>
+            <w:r>
+              <w:rPr>
+                <w:noProof/>
+              </w:rPr>
+              <w:fldChar w:fldCharType="end"/>
+            </w:r>
             <w:r>
               <w:t>: Schematische Darstellung der verschiedenen verbauten Spulen inkl. Gradientenspule und ihre Absch</w:t>
             </w:r>
@@ -11365,17 +11496,154 @@
         </w:sdtContent>
       </w:sdt>
     </w:p>
-    <w:p>
-      <w:r>
-        <w:t xml:space="preserve">Auffälligkeiten oder Fehler, welche in der Vergangenheit während Messungen aufgetreten sind und somit die Performance des Systems stören oder gestört haben, müssen gespeichert bzw. dokumentiert werden. Für eine anschließende Fehlersuche ist es essenziell, dass der Techniker schnell auf umfang- und aufschlussreiche Logs zugreifen kann, damit die Downtime des Systems beim Kunden minimiert werden kann und im Zweifel sogar bereits remote der Fehler behoben </w:t>
-      </w:r>
-      <w:proofErr w:type="spellStart"/>
-      <w:r>
-        <w:t>werden</w:t>
-      </w:r>
-      <w:proofErr w:type="spellEnd"/>
-      <w:r>
-        <w:t xml:space="preserve"> kann. </w:t>
+    <w:tbl>
+      <w:tblPr>
+        <w:tblStyle w:val="Tabellenraster"/>
+        <w:tblW w:w="0" w:type="auto"/>
+        <w:tblBorders>
+          <w:top w:val="none" w:sz="0" w:space="0" w:color="auto"/>
+          <w:left w:val="none" w:sz="0" w:space="0" w:color="auto"/>
+          <w:bottom w:val="none" w:sz="0" w:space="0" w:color="auto"/>
+          <w:right w:val="none" w:sz="0" w:space="0" w:color="auto"/>
+          <w:insideH w:val="none" w:sz="0" w:space="0" w:color="auto"/>
+          <w:insideV w:val="none" w:sz="0" w:space="0" w:color="auto"/>
+        </w:tblBorders>
+        <w:tblLook w:val="04A0" w:firstRow="1" w:lastRow="0" w:firstColumn="1" w:lastColumn="0" w:noHBand="0" w:noVBand="1"/>
+      </w:tblPr>
+      <w:tblGrid>
+        <w:gridCol w:w="9060"/>
+      </w:tblGrid>
+      <w:tr>
+        <w:tc>
+          <w:tcPr>
+            <w:tcW w:w="9060" w:type="dxa"/>
+          </w:tcPr>
+          <w:p>
+            <w:pPr>
+              <w:keepNext/>
+              <w:jc w:val="center"/>
+            </w:pPr>
+            <w:r>
+              <w:rPr>
+                <w:noProof/>
+              </w:rPr>
+              <w:drawing>
+                <wp:inline distT="0" distB="0" distL="0" distR="0" wp14:anchorId="4A7E614F" wp14:editId="571F760A">
+                  <wp:extent cx="4323715" cy="3062605"/>
+                  <wp:effectExtent l="0" t="0" r="635" b="4445"/>
+                  <wp:docPr id="1663753140" name="Grafik 1"/>
+                  <wp:cNvGraphicFramePr>
+                    <a:graphicFrameLocks xmlns:a="http://schemas.openxmlformats.org/drawingml/2006/main" noChangeAspect="1"/>
+                  </wp:cNvGraphicFramePr>
+                  <a:graphic xmlns:a="http://schemas.openxmlformats.org/drawingml/2006/main">
+                    <a:graphicData uri="http://schemas.openxmlformats.org/drawingml/2006/picture">
+                      <pic:pic xmlns:pic="http://schemas.openxmlformats.org/drawingml/2006/picture">
+                        <pic:nvPicPr>
+                          <pic:cNvPr id="0" name="Picture 1"/>
+                          <pic:cNvPicPr>
+                            <a:picLocks noChangeAspect="1" noChangeArrowheads="1"/>
+                          </pic:cNvPicPr>
+                        </pic:nvPicPr>
+                        <pic:blipFill>
+                          <a:blip r:embed="rId28" cstate="print">
+                            <a:extLst>
+                              <a:ext uri="{28A0092B-C50C-407E-A947-70E740481C1C}">
+                                <a14:useLocalDpi xmlns:a14="http://schemas.microsoft.com/office/drawing/2010/main" val="0"/>
+                              </a:ext>
+                            </a:extLst>
+                          </a:blip>
+                          <a:srcRect/>
+                          <a:stretch>
+                            <a:fillRect/>
+                          </a:stretch>
+                        </pic:blipFill>
+                        <pic:spPr bwMode="auto">
+                          <a:xfrm>
+                            <a:off x="0" y="0"/>
+                            <a:ext cx="4323715" cy="3062605"/>
+                          </a:xfrm>
+                          <a:prstGeom prst="rect">
+                            <a:avLst/>
+                          </a:prstGeom>
+                          <a:noFill/>
+                          <a:ln>
+                            <a:noFill/>
+                          </a:ln>
+                        </pic:spPr>
+                      </pic:pic>
+                    </a:graphicData>
+                  </a:graphic>
+                </wp:inline>
+              </w:drawing>
+            </w:r>
+          </w:p>
+          <w:p>
+            <w:pPr>
+              <w:pStyle w:val="Beschriftung"/>
+              <w:jc w:val="center"/>
+            </w:pPr>
+            <w:r>
+              <w:t xml:space="preserve">Abbildung </w:t>
+            </w:r>
+            <w:r>
+              <w:fldChar w:fldCharType="begin"/>
+            </w:r>
+            <w:r>
+              <w:instrText xml:space="preserve"> SEQ Abbildung \* ARABIC </w:instrText>
+            </w:r>
+            <w:r>
+              <w:fldChar w:fldCharType="separate"/>
+            </w:r>
+            <w:r>
+              <w:rPr>
+                <w:noProof/>
+              </w:rPr>
+              <w:t>12</w:t>
+            </w:r>
+            <w:r>
+              <w:fldChar w:fldCharType="end"/>
+            </w:r>
+            <w:r>
+              <w:t xml:space="preserve">: Sticker zur anschließenden Feststellung einer Übertemperatur an den Coaxialkabeln der Gradientenspule (MAGNETOM Vida) </w:t>
+            </w:r>
+            <w:sdt>
+              <w:sdtPr>
+                <w:id w:val="-1394727548"/>
+                <w:citation/>
+              </w:sdtPr>
+              <w:sdtContent>
+                <w:r>
+                  <w:fldChar w:fldCharType="begin"/>
+                </w:r>
+                <w:r>
+                  <w:instrText xml:space="preserve"> CITATION Sie25 \l 1031 </w:instrText>
+                </w:r>
+                <w:r>
+                  <w:fldChar w:fldCharType="separate"/>
+                </w:r>
+                <w:r>
+                  <w:rPr>
+                    <w:noProof/>
+                  </w:rPr>
+                  <w:t>[7]</w:t>
+                </w:r>
+                <w:r>
+                  <w:fldChar w:fldCharType="end"/>
+                </w:r>
+              </w:sdtContent>
+            </w:sdt>
+          </w:p>
+        </w:tc>
+      </w:tr>
+    </w:tbl>
+    <w:p/>
+    <w:p>
+      <w:r>
+        <w:t xml:space="preserve">Auffälligkeiten oder Fehler, welche in der Vergangenheit während Messungen aufgetreten sind und somit die Performance des Systems stören oder gestört haben, </w:t>
+      </w:r>
+      <w:r>
+        <w:lastRenderedPageBreak/>
+        <w:t xml:space="preserve">müssen gespeichert bzw. dokumentiert werden. Für eine anschließende Fehlersuche ist es essenziell, dass der Techniker schnell auf umfang- und aufschlussreiche Logs zugreifen kann, damit die Downtime des Systems beim Kunden minimiert werden kann und im Zweifel sogar bereits remote der Fehler behoben werden kann. </w:t>
       </w:r>
     </w:p>
     <w:p>
@@ -11389,6 +11657,101 @@
       <w:bookmarkEnd w:id="55"/>
     </w:p>
     <w:p>
+      <w:r>
+        <w:t>Zu den zentralen elektrischen Überwachungsgrößen zählen insbesondere Strom- und Spannungsverläufe der Gradientenspulen sowie der zugehörigen Verstärkereinheiten (GPAs). Hierbei werden Soll- und Ist-Werte miteinander verglichen, um Abweichungen in der Ansteuerung zu erkennen, da in diesem Fall z.B. eine Fehlfunktion einer einzelnen Komponente vorliegen könnte.</w:t>
+      </w:r>
+      <w:sdt>
+        <w:sdtPr>
+          <w:id w:val="-1779172813"/>
+          <w:citation/>
+        </w:sdtPr>
+        <w:sdtContent>
+          <w:r>
+            <w:fldChar w:fldCharType="begin"/>
+          </w:r>
+          <w:r>
+            <w:instrText xml:space="preserve"> CITATION All26 \l 1031 </w:instrText>
+          </w:r>
+          <w:r>
+            <w:fldChar w:fldCharType="separate"/>
+          </w:r>
+          <w:r>
+            <w:rPr>
+              <w:noProof/>
+            </w:rPr>
+            <w:t xml:space="preserve"> </w:t>
+          </w:r>
+          <w:r>
+            <w:rPr>
+              <w:noProof/>
+            </w:rPr>
+            <w:t>[5]</w:t>
+          </w:r>
+          <w:r>
+            <w:fldChar w:fldCharType="end"/>
+          </w:r>
+        </w:sdtContent>
+      </w:sdt>
+    </w:p>
+    <w:p>
+      <w:r>
+        <w:t>Ebenfalls wichtig ist die thermische Überwachung des Systems.</w:t>
+      </w:r>
+      <w:r>
+        <w:t xml:space="preserve"> Dazu werden die Temperaturen an bestimmten kritischen Stellen überwacht, z.B. an/in der Gradientenspule, an den </w:t>
+      </w:r>
+      <w:proofErr w:type="spellStart"/>
+      <w:r>
+        <w:t>Gradientenkabeln</w:t>
+      </w:r>
+      <w:proofErr w:type="spellEnd"/>
+      <w:r>
+        <w:t xml:space="preserve">, an der Leistungselektronik sowie im Kühlkreislauf. Auch die Durchflussrate im Kühlsystem wird überwacht, damit sichergestellt werden kann, dass bei Bedarf eine ausreichende Abfuhr der Abwärme möglich ist. Sollte es im Falle eines abgenutzten oder schlechten Kontaktes bei hohem Strom zu einem Schmelzen und damit zu einem Brand an den Anschlüssen kommen, so wird über eine hochsensible Brandmeldeanlage frühzeitig ein Alarm ausgelöst und die Stromzufuhr zum gesamten System unterbrochen. </w:t>
+      </w:r>
+      <w:sdt>
+        <w:sdtPr>
+          <w:id w:val="1782141897"/>
+          <w:citation/>
+        </w:sdtPr>
+        <w:sdtContent>
+          <w:r>
+            <w:fldChar w:fldCharType="begin"/>
+          </w:r>
+          <w:r>
+            <w:instrText xml:space="preserve"> CITATION Sie25 \l 1031 </w:instrText>
+          </w:r>
+          <w:r>
+            <w:fldChar w:fldCharType="separate"/>
+          </w:r>
+          <w:r>
+            <w:rPr>
+              <w:noProof/>
+            </w:rPr>
+            <w:t>[7]</w:t>
+          </w:r>
+          <w:r>
+            <w:fldChar w:fldCharType="end"/>
+          </w:r>
+        </w:sdtContent>
+      </w:sdt>
+    </w:p>
+    <w:p>
+      <w:r>
+        <w:t xml:space="preserve">Auch werden mechanische Auffälligkeiten wie eine erhöhte Vibration durch lose Verbindungen oder andere strukturelle Veränderungen im </w:t>
+      </w:r>
+      <w:proofErr w:type="spellStart"/>
+      <w:r>
+        <w:t>Gradientensystem</w:t>
+      </w:r>
+      <w:proofErr w:type="spellEnd"/>
+      <w:r>
+        <w:t xml:space="preserve"> überwacht. </w:t>
+      </w:r>
+      <w:r>
+        <w:t xml:space="preserve">Hier ist allerding in der Regel der Anwender gefragt, der berichtet oder eine Fehlermeldung aufmacht, wenn das Gerät während einer Untersuchung besonders laute oder nicht gewohnte Geräusche macht. Lose Verbindungen können auch einen funktionalen Einfluss auf das System haben, indem z.B. Spike-Artefakte auftreten. </w:t>
+      </w:r>
+    </w:p>
+    <w:p>
       <w:pPr>
         <w:pStyle w:val="berschrift2"/>
       </w:pPr>
@@ -11397,6 +11760,26 @@
         <w:t>Fehlerdiagnose und Warnmechanismen</w:t>
       </w:r>
       <w:bookmarkEnd w:id="56"/>
+    </w:p>
+    <w:p>
+      <w:r>
+        <w:t xml:space="preserve">Werden nun im Rahmen der Überwachung der Systemparameter Abweichungen festgestellt, greifen die im System implementierten Warn- und Schutzmechanismen. Diese sollen kritische Zustände rechtzeitig erkennen und somit Schäden an der </w:t>
+      </w:r>
+      <w:r>
+        <w:lastRenderedPageBreak/>
+        <w:t>Hardware oder am Patienten vermeiden. Auch eine gleichbleibend hohe Bildqualität soll dadurch sichergestellt werden.</w:t>
+      </w:r>
+    </w:p>
+    <w:p>
+      <w:r>
+        <w:t xml:space="preserve">Beim Auftreten von Zuständen, in denen einer oder mehrere der Betriebsparameter außerhalb eines der bereits angesprochenen Grenzwerte </w:t>
+      </w:r>
+      <w:r>
+        <w:t xml:space="preserve">liegt, werden zunächst Warnmeldungen ausgegeben und der Fehlerzustand protokolliert. </w:t>
+      </w:r>
+      <w:r>
+        <w:t xml:space="preserve"> </w:t>
+      </w:r>
     </w:p>
     <w:p>
       <w:pPr>
@@ -11485,12 +11868,12 @@
                 <w:tblLook w:val="04A0" w:firstRow="1" w:lastRow="0" w:firstColumn="1" w:lastColumn="0" w:noHBand="0" w:noVBand="1"/>
               </w:tblPr>
               <w:tblGrid>
-                <w:gridCol w:w="344"/>
-                <w:gridCol w:w="8726"/>
+                <w:gridCol w:w="387"/>
+                <w:gridCol w:w="8683"/>
               </w:tblGrid>
               <w:tr>
                 <w:trPr>
-                  <w:divId w:val="925721912"/>
+                  <w:divId w:val="807480878"/>
                   <w:tblCellSpacing w:w="15" w:type="dxa"/>
                 </w:trPr>
                 <w:tc>
@@ -11537,7 +11920,7 @@
               </w:tr>
               <w:tr>
                 <w:trPr>
-                  <w:divId w:val="925721912"/>
+                  <w:divId w:val="807480878"/>
                   <w:tblCellSpacing w:w="15" w:type="dxa"/>
                 </w:trPr>
                 <w:tc>
@@ -11583,7 +11966,7 @@
               </w:tr>
               <w:tr>
                 <w:trPr>
-                  <w:divId w:val="925721912"/>
+                  <w:divId w:val="807480878"/>
                   <w:tblCellSpacing w:w="15" w:type="dxa"/>
                 </w:trPr>
                 <w:tc>
@@ -11616,11 +11999,13 @@
                       <w:pStyle w:val="Literaturverzeichnis"/>
                       <w:rPr>
                         <w:noProof/>
+                        <w:lang w:val="en-US"/>
                       </w:rPr>
                     </w:pPr>
                     <w:r>
                       <w:rPr>
                         <w:noProof/>
+                        <w:lang w:val="en-US"/>
                       </w:rPr>
                       <w:t xml:space="preserve">P. C. Lauterbur, „Image Formation by Induced Local Interactions: Examples Employing Nuclear Magnetic Resonance,“ </w:t>
                     </w:r>
@@ -11629,12 +12014,14 @@
                         <w:i/>
                         <w:iCs/>
                         <w:noProof/>
+                        <w:lang w:val="en-US"/>
                       </w:rPr>
                       <w:t xml:space="preserve">Nature, </w:t>
                     </w:r>
                     <w:r>
                       <w:rPr>
                         <w:noProof/>
+                        <w:lang w:val="en-US"/>
                       </w:rPr>
                       <w:t xml:space="preserve">pp. 190-191, 16 März 1973. </w:t>
                     </w:r>
@@ -11643,7 +12030,7 @@
               </w:tr>
               <w:tr>
                 <w:trPr>
-                  <w:divId w:val="925721912"/>
+                  <w:divId w:val="807480878"/>
                   <w:tblCellSpacing w:w="15" w:type="dxa"/>
                 </w:trPr>
                 <w:tc>
@@ -11703,7 +12090,7 @@
               </w:tr>
               <w:tr>
                 <w:trPr>
-                  <w:divId w:val="925721912"/>
+                  <w:divId w:val="807480878"/>
                   <w:tblCellSpacing w:w="15" w:type="dxa"/>
                 </w:trPr>
                 <w:tc>
@@ -11741,15 +12128,22 @@
                     <w:r>
                       <w:rPr>
                         <w:noProof/>
+                        <w:lang w:val="en-US"/>
                       </w:rPr>
-                      <w:t>A. D. Elster, „Questions and Answers in MRI,“ [Online]. Available: https://mriquestions.com. [Zugriff am März 2026].</w:t>
+                      <w:t xml:space="preserve">A. D. Elster, „Questions and Answers in MRI,“ [Online]. </w:t>
+                    </w:r>
+                    <w:r>
+                      <w:rPr>
+                        <w:noProof/>
+                      </w:rPr>
+                      <w:t>Available: https://mriquestions.com. [Zugriff am März 2026].</w:t>
                     </w:r>
                   </w:p>
                 </w:tc>
               </w:tr>
               <w:tr>
                 <w:trPr>
-                  <w:divId w:val="925721912"/>
+                  <w:divId w:val="807480878"/>
                   <w:tblCellSpacing w:w="15" w:type="dxa"/>
                 </w:trPr>
                 <w:tc>
@@ -11795,7 +12189,7 @@
               </w:tr>
               <w:tr>
                 <w:trPr>
-                  <w:divId w:val="925721912"/>
+                  <w:divId w:val="807480878"/>
                   <w:tblCellSpacing w:w="15" w:type="dxa"/>
                 </w:trPr>
                 <w:tc>
@@ -11841,7 +12235,7 @@
               </w:tr>
               <w:tr>
                 <w:trPr>
-                  <w:divId w:val="925721912"/>
+                  <w:divId w:val="807480878"/>
                   <w:tblCellSpacing w:w="15" w:type="dxa"/>
                 </w:trPr>
                 <w:tc>
@@ -11880,7 +12274,20 @@
                       <w:rPr>
                         <w:noProof/>
                       </w:rPr>
-                      <w:t>FWU Institut für Film und Bild, „LEIFIPhysik,“ 2026. [Online]. Available: https://www.leifiphysik.de/elektrizitaetslehre/kraft-auf-stromleiter-e-motor/grundwissen/lorentz-kraft. [Zugriff am 31 März 2026].</w:t>
+                      <w:t xml:space="preserve">FWU Institut für Film und Bild, „LEIFIPhysik,“ 2026. </w:t>
+                    </w:r>
+                    <w:r>
+                      <w:rPr>
+                        <w:noProof/>
+                        <w:lang w:val="fr-FR"/>
+                      </w:rPr>
+                      <w:t xml:space="preserve">[Online]. Available: https://www.leifiphysik.de/elektrizitaetslehre/kraft-auf-stromleiter-e-motor/grundwissen/lorentz-kraft. </w:t>
+                    </w:r>
+                    <w:r>
+                      <w:rPr>
+                        <w:noProof/>
+                      </w:rPr>
+                      <w:t>[Zugriff am 31 März 2026].</w:t>
                     </w:r>
                   </w:p>
                 </w:tc>
@@ -11888,7 +12295,7 @@
             </w:tbl>
             <w:p>
               <w:pPr>
-                <w:divId w:val="925721912"/>
+                <w:divId w:val="807480878"/>
                 <w:rPr>
                   <w:rFonts w:eastAsia="Times New Roman"/>
                   <w:noProof/>
@@ -11922,7 +12329,7 @@
       <w:bookmarkEnd w:id="60"/>
     </w:p>
     <w:sectPr>
-      <w:footerReference w:type="first" r:id="rId28"/>
+      <w:footerReference w:type="first" r:id="rId29"/>
       <w:pgSz w:w="11906" w:h="16838" w:code="9"/>
       <w:pgMar w:top="1701" w:right="1418" w:bottom="1418" w:left="1418" w:header="397" w:footer="680" w:gutter="0"/>
       <w:pgNumType w:start="1"/>
@@ -14499,11 +14906,6 @@
       </w:docPartPr>
       <w:docPartBody>
         <w:p>
-          <w:pPr>
-            <w:rPr>
-              <w:rFonts w:hint="eastAsia"/>
-            </w:rPr>
-          </w:pPr>
           <w:r>
             <w:t>[Enddatum auswählen]</w:t>
           </w:r>
@@ -14561,7 +14963,7 @@
   </w:font>
   <w:font w:name="Siemens Sans">
     <w:altName w:val="Calibri"/>
-    <w:panose1 w:val="020B0604020202020204"/>
+    <w:panose1 w:val="00000000000000000000"/>
     <w:charset w:val="00"/>
     <w:family w:val="auto"/>
     <w:pitch w:val="variable"/>
@@ -14569,7 +14971,7 @@
   </w:font>
   <w:font w:name="Siemens Sans Black">
     <w:altName w:val="Calibri"/>
-    <w:panose1 w:val="020B0604020202020204"/>
+    <w:panose1 w:val="00000000000000000000"/>
     <w:charset w:val="00"/>
     <w:family w:val="auto"/>
     <w:pitch w:val="variable"/>
@@ -14592,7 +14994,7 @@
   </w:font>
   <w:font w:name="SH-Bree-Headline">
     <w:altName w:val="Calibri"/>
-    <w:panose1 w:val="020B0604020202020204"/>
+    <w:panose1 w:val="00000000000000000000"/>
     <w:charset w:val="00"/>
     <w:family w:val="auto"/>
     <w:pitch w:val="variable"/>
@@ -14618,17 +15020,15 @@
     <w:charset w:val="00"/>
     <w:family w:val="roman"/>
     <w:pitch w:val="variable"/>
-    <w:sig w:usb0="E00002FF" w:usb1="420024FF" w:usb2="00000000" w:usb3="00000000" w:csb0="0000019F" w:csb1="00000000"/>
+    <w:sig w:usb0="E00006FF" w:usb1="420024FF" w:usb2="02000000" w:usb3="00000000" w:csb0="0000019F" w:csb1="00000000"/>
   </w:font>
   <w:font w:name="Aptos">
-    <w:panose1 w:val="020B0004020202020204"/>
     <w:charset w:val="00"/>
     <w:family w:val="swiss"/>
     <w:pitch w:val="variable"/>
     <w:sig w:usb0="20000287" w:usb1="00000003" w:usb2="00000000" w:usb3="00000000" w:csb0="0000019F" w:csb1="00000000"/>
   </w:font>
   <w:font w:name="Aptos Display">
-    <w:panose1 w:val="020B0004020202020204"/>
     <w:charset w:val="00"/>
     <w:family w:val="swiss"/>
     <w:pitch w:val="variable"/>
@@ -14656,6 +15056,7 @@
     <w:rsidRoot w:val="0090100C"/>
     <w:rsid w:val="00062B85"/>
     <w:rsid w:val="00143323"/>
+    <w:rsid w:val="00143AF5"/>
     <w:rsid w:val="00182596"/>
     <w:rsid w:val="001C492A"/>
     <w:rsid w:val="00242FBB"/>
@@ -14666,6 +15067,7 @@
     <w:rsid w:val="00480DD2"/>
     <w:rsid w:val="00497675"/>
     <w:rsid w:val="00591AEC"/>
+    <w:rsid w:val="005A54CE"/>
     <w:rsid w:val="00673E79"/>
     <w:rsid w:val="007537B2"/>
     <w:rsid w:val="00825344"/>
@@ -14674,6 +15076,7 @@
     <w:rsid w:val="00945C01"/>
     <w:rsid w:val="0096621A"/>
     <w:rsid w:val="00971F05"/>
+    <w:rsid w:val="009F4F5E"/>
     <w:rsid w:val="00A17EDA"/>
     <w:rsid w:val="00A54037"/>
     <w:rsid w:val="00B16EDB"/>
@@ -15643,6 +16046,12 @@
 </file>
 
 <file path=customXml/item2.xml><?xml version="1.0" encoding="utf-8"?>
+<p:properties xmlns:p="http://schemas.microsoft.com/office/2006/metadata/properties" xmlns:xsi="http://www.w3.org/2001/XMLSchema-instance" xmlns:pc="http://schemas.microsoft.com/office/infopath/2007/PartnerControls">
+  <documentManagement/>
+</p:properties>
+</file>
+
+<file path=customXml/item3.xml><?xml version="1.0" encoding="utf-8"?>
 <?mso-contentType ?>
 <FormTemplates xmlns="http://schemas.microsoft.com/sharepoint/v3/contenttype/forms">
   <Display>DocumentLibraryForm</Display>
@@ -15651,14 +16060,8 @@
 </FormTemplates>
 </file>
 
-<file path=customXml/item3.xml><?xml version="1.0" encoding="utf-8"?>
-<p:properties xmlns:p="http://schemas.microsoft.com/office/2006/metadata/properties" xmlns:xsi="http://www.w3.org/2001/XMLSchema-instance" xmlns:pc="http://schemas.microsoft.com/office/infopath/2007/PartnerControls">
-  <documentManagement/>
-</p:properties>
-</file>
-
 <file path=customXml/item4.xml><?xml version="1.0" encoding="utf-8"?>
-<b:Sources xmlns:b="http://schemas.openxmlformats.org/officeDocument/2006/bibliography" xmlns="http://schemas.openxmlformats.org/officeDocument/2006/bibliography" SelectedStyle="/IEEE2006OfficeOnline.xsl" StyleName="IEEE" Version="2006">
+<b:Sources xmlns:b="http://schemas.openxmlformats.org/officeDocument/2006/bibliography" xmlns="http://schemas.openxmlformats.org/officeDocument/2006/bibliography" SelectedStyle="\IEEE2006OfficeOnline.xsl" StyleName="IEEE" Version="2006">
   <b:Source>
     <b:Tag>Wei06</b:Tag>
     <b:SourceType>Book</b:SourceType>
@@ -15847,14 +16250,6 @@
 </file>
 
 <file path=customXml/itemProps2.xml><?xml version="1.0" encoding="utf-8"?>
-<ds:datastoreItem xmlns:ds="http://schemas.openxmlformats.org/officeDocument/2006/customXml" ds:itemID="{CBB0E116-33C1-4C60-B22F-CF76B731CE02}">
-  <ds:schemaRefs>
-    <ds:schemaRef ds:uri="http://schemas.microsoft.com/sharepoint/v3/contenttype/forms"/>
-  </ds:schemaRefs>
-</ds:datastoreItem>
-</file>
-
-<file path=customXml/itemProps3.xml><?xml version="1.0" encoding="utf-8"?>
 <ds:datastoreItem xmlns:ds="http://schemas.openxmlformats.org/officeDocument/2006/customXml" ds:itemID="{F3445355-BB97-48FB-9076-AE610ADA5F5D}">
   <ds:schemaRefs>
     <ds:schemaRef ds:uri="http://schemas.microsoft.com/office/2006/metadata/properties"/>
@@ -15863,8 +16258,16 @@
 </ds:datastoreItem>
 </file>
 
+<file path=customXml/itemProps3.xml><?xml version="1.0" encoding="utf-8"?>
+<ds:datastoreItem xmlns:ds="http://schemas.openxmlformats.org/officeDocument/2006/customXml" ds:itemID="{CBB0E116-33C1-4C60-B22F-CF76B731CE02}">
+  <ds:schemaRefs>
+    <ds:schemaRef ds:uri="http://schemas.microsoft.com/sharepoint/v3/contenttype/forms"/>
+  </ds:schemaRefs>
+</ds:datastoreItem>
+</file>
+
 <file path=customXml/itemProps4.xml><?xml version="1.0" encoding="utf-8"?>
-<ds:datastoreItem xmlns:ds="http://schemas.openxmlformats.org/officeDocument/2006/customXml" ds:itemID="{358AA469-8C94-754C-B38B-DE2B205503C2}">
+<ds:datastoreItem xmlns:ds="http://schemas.openxmlformats.org/officeDocument/2006/customXml" ds:itemID="{5B9ECF05-59AF-4158-9AD8-E35357C9339B}">
   <ds:schemaRefs>
     <ds:schemaRef ds:uri="http://schemas.openxmlformats.org/officeDocument/2006/bibliography"/>
   </ds:schemaRefs>

--- a/Quebe_Tom_T2000_1_Gradientensysteme.docx
+++ b/Quebe_Tom_T2000_1_Gradientensysteme.docx
@@ -6300,15 +6300,7 @@
             </w:r>
           </w:p>
           <w:p>
-            <w:pPr>
-              <w:rPr>
-                <w:lang w:val="en-US"/>
-              </w:rPr>
-            </w:pPr>
-            <w:r>
-              <w:rPr>
-                <w:lang w:val="en-US"/>
-              </w:rPr>
+            <w:r>
               <w:t>(System) Separator</w:t>
             </w:r>
           </w:p>
@@ -6332,13 +6324,21 @@
           <w:tcPr>
             <w:tcW w:w="1843" w:type="dxa"/>
           </w:tcPr>
-          <w:p/>
+          <w:p>
+            <w:r>
+              <w:t>STK</w:t>
+            </w:r>
+          </w:p>
         </w:tc>
         <w:tc>
           <w:tcPr>
             <w:tcW w:w="7173" w:type="dxa"/>
           </w:tcPr>
-          <w:p/>
+          <w:p>
+            <w:r>
+              <w:t>Sicherheitstechnische Kontrolle</w:t>
+            </w:r>
+          </w:p>
         </w:tc>
       </w:tr>
     </w:tbl>
@@ -9946,14 +9946,8 @@
       <w:r>
         <w:t>Neben der Feldlinearität spielen auch praktische Aspekte wie mechanische Stabilität und Fertigbarkeit eine wichtige Rolle. Die Spulen müssen so konstruiert sein, dass sie den im Betrieb auftretenden Kräften standhalten und gleichzeitig eine effiziente Integration in das System möglich machen. Moderne Gradientenspulen bestehen daher häufig aus komplex gewickelten Leiterstrukturen, die in stabile Trägermaterialien eingebettet sind</w:t>
       </w:r>
-    </w:p>
-    <w:p>
-      <w:pPr>
-        <w:spacing w:line="259" w:lineRule="auto"/>
-        <w:jc w:val="left"/>
-      </w:pPr>
-      <w:r>
-        <w:br w:type="page"/>
+      <w:r>
+        <w:t>.</w:t>
       </w:r>
     </w:p>
     <w:p>
@@ -9963,7 +9957,6 @@
       <w:bookmarkStart w:id="45" w:name="_Toc226046825"/>
       <w:proofErr w:type="spellStart"/>
       <w:r>
-        <w:lastRenderedPageBreak/>
         <w:t>Gradientenverstärker</w:t>
       </w:r>
       <w:bookmarkEnd w:id="45"/>
@@ -10117,7 +10110,11 @@
       </w:r>
       <w:proofErr w:type="spellEnd"/>
       <w:r>
-        <w:t xml:space="preserve"> Rate, beurteilt. Diese ist eines der wichtigsten Maße dafür, wie schnell eine Messsequenz durchgeführt werden kann. </w:t>
+        <w:t xml:space="preserve"> Rate, beurteilt. Diese ist </w:t>
+      </w:r>
+      <w:r>
+        <w:lastRenderedPageBreak/>
+        <w:t xml:space="preserve">eines der wichtigsten Maße dafür, wie schnell eine Messsequenz durchgeführt werden kann. </w:t>
       </w:r>
       <w:r>
         <w:t xml:space="preserve">Beim </w:t>
@@ -10175,11 +10172,7 @@
         <w:t xml:space="preserve">Im Betrieb der Gradientenspule </w:t>
       </w:r>
       <w:r>
-        <w:t xml:space="preserve">kommt es innerhalb des gesamten Gradientensystems zu Verlustleistung in Form von Wärme. Vor allem handelt es sich dabei um ohmsche Verluste durch die hohen erforderlichen Ströme. Durch kontinuierlich steigende Patientenzahlen arbeiten die Systeme immer näher am Dauerbetrieb, was zusammen </w:t>
-      </w:r>
-      <w:r>
-        <w:lastRenderedPageBreak/>
-        <w:t>mit den immer größeren Anforderungen an die Leistungsfähigkeit zu waschsenden thermischen Belastungen führt. Dies fordert ein entsprechend ausgereiftes und starkes Kühlsystem, damit die Sicherheit und auch die Verfügbarkeit des Systems zu keinem Zeitpunkt beeinflusst wird.</w:t>
+        <w:t>kommt es innerhalb des gesamten Gradientensystems zu Verlustleistung in Form von Wärme. Vor allem handelt es sich dabei um ohmsche Verluste durch die hohen erforderlichen Ströme. Durch kontinuierlich steigende Patientenzahlen arbeiten die Systeme immer näher am Dauerbetrieb, was zusammen mit den immer größeren Anforderungen an die Leistungsfähigkeit zu waschsenden thermischen Belastungen führt. Dies fordert ein entsprechend ausgereiftes und starkes Kühlsystem, damit die Sicherheit und auch die Verfügbarkeit des Systems zu keinem Zeitpunkt beeinflusst wird.</w:t>
       </w:r>
     </w:p>
     <w:p>
@@ -10280,6 +10273,7 @@
               <w:rPr>
                 <w:noProof/>
               </w:rPr>
+              <w:lastRenderedPageBreak/>
               <w:drawing>
                 <wp:inline distT="0" distB="0" distL="0" distR="0" wp14:anchorId="0F2C7E17" wp14:editId="38EDF92B">
                   <wp:extent cx="4318000" cy="2921000"/>
@@ -11757,57 +11751,206 @@
       </w:pPr>
       <w:bookmarkStart w:id="56" w:name="_Toc226046834"/>
       <w:r>
-        <w:t>Fehlerdiagnose und Warnmechanismen</w:t>
+        <w:t xml:space="preserve">Fehlerdiagnose und </w:t>
       </w:r>
       <w:bookmarkEnd w:id="56"/>
-    </w:p>
-    <w:p>
-      <w:r>
-        <w:t xml:space="preserve">Werden nun im Rahmen der Überwachung der Systemparameter Abweichungen festgestellt, greifen die im System implementierten Warn- und Schutzmechanismen. Diese sollen kritische Zustände rechtzeitig erkennen und somit Schäden an der </w:t>
+      <w:r>
+        <w:t>Maßnahmen im Servicefall</w:t>
+      </w:r>
+    </w:p>
+    <w:p>
+      <w:r>
+        <w:t xml:space="preserve">Wird also im Rahmen der kontinuierlichen Überwachung eine Auffälligkeit erkannt oder erstellt ein Anwender eine Fehlermeldung erstellt, beginnt die Fehleranalyse. </w:t>
+      </w:r>
+      <w:r>
+        <w:t xml:space="preserve">Wie bereits erwähnt ist das Ziel dabei, die Ursache der Störung möglichst präzise einer </w:t>
       </w:r>
       <w:r>
         <w:lastRenderedPageBreak/>
-        <w:t>Hardware oder am Patienten vermeiden. Auch eine gleichbleibend hohe Bildqualität soll dadurch sichergestellt werden.</w:t>
-      </w:r>
-    </w:p>
-    <w:p>
-      <w:r>
-        <w:t xml:space="preserve">Beim Auftreten von Zuständen, in denen einer oder mehrere der Betriebsparameter außerhalb eines der bereits angesprochenen Grenzwerte </w:t>
-      </w:r>
-      <w:r>
-        <w:t xml:space="preserve">liegt, werden zunächst Warnmeldungen ausgegeben und der Fehlerzustand protokolliert. </w:t>
+        <w:t>Baugruppe oder einem Betriebszustand zuzuordnen, damit geeignete Maßnahmen getroffen werden können.</w:t>
+      </w:r>
+    </w:p>
+    <w:p>
+      <w:r>
+        <w:t xml:space="preserve">Zeigen sich beispielsweise Auffälligkeiten in den elektrischen Messwerten, liegt die Ursache häufig im Bereich der Gradientenspulen, der Kabelverbindungen oder der zugehörigen GPAs. Thermische Abweichungen hingegen weisen eher auf ein Problem im Kühlsystem hin, etwa eine defekte Pumpe, beschädigte Ventile oder fehlerhafte </w:t>
+      </w:r>
+      <w:proofErr w:type="spellStart"/>
+      <w:r>
+        <w:t>Durchflusssensorik</w:t>
+      </w:r>
+      <w:proofErr w:type="spellEnd"/>
+      <w:r>
+        <w:t>. Bei mechanischen Auffälligkeiten liegt der Fokus</w:t>
+      </w:r>
+      <w:r>
+        <w:t xml:space="preserve"> auf mechanischen Verbindungen, losen Schraubverbindungen</w:t>
       </w:r>
       <w:r>
         <w:t xml:space="preserve"> </w:t>
       </w:r>
+      <w:r>
+        <w:t xml:space="preserve">oder der strukturellen Integrität der Gradientenspule. </w:t>
+      </w:r>
+      <w:sdt>
+        <w:sdtPr>
+          <w:id w:val="1714164076"/>
+          <w:citation/>
+        </w:sdtPr>
+        <w:sdtContent>
+          <w:r>
+            <w:fldChar w:fldCharType="begin"/>
+          </w:r>
+          <w:r>
+            <w:instrText xml:space="preserve"> CITATION All26 \l 1031 </w:instrText>
+          </w:r>
+          <w:r>
+            <w:fldChar w:fldCharType="separate"/>
+          </w:r>
+          <w:r>
+            <w:rPr>
+              <w:noProof/>
+            </w:rPr>
+            <w:t>[5]</w:t>
+          </w:r>
+          <w:r>
+            <w:fldChar w:fldCharType="end"/>
+          </w:r>
+        </w:sdtContent>
+      </w:sdt>
+    </w:p>
+    <w:p>
+      <w:r>
+        <w:t>Häufig findet eine Einstufung der Schwere des Fehlers anhand dessen statt, ob dieser wirklich Einfluss auf die Bildqualität hat oder nur während einer Wartung in einer Test-Sequenz auftritt. Merkt der Kunde nichts vom Fehler, so kann ein Beheben eventuell auf einen Zeitpunkt terminiert werden, welcher für den Kunden einen geringeren Verdienstausfall bedeutet.</w:t>
+      </w:r>
+    </w:p>
+    <w:p>
+      <w:r>
+        <w:t xml:space="preserve">Ist die Bildqualität betroffen, so findet im Servicefall eine Analyse der betroffenen Bilder statt, was häufig schon Aufschluss </w:t>
+      </w:r>
+      <w:r>
+        <w:t xml:space="preserve">auf eine mögliche Fehlerquelle geben kann. Probleme mit dem </w:t>
+      </w:r>
+      <w:proofErr w:type="spellStart"/>
+      <w:r>
+        <w:t>Gradientensystem</w:t>
+      </w:r>
+      <w:proofErr w:type="spellEnd"/>
+      <w:r>
+        <w:t xml:space="preserve"> führen häufig zu Bildfehlern wie Spike-Artefakten, geometrischen Verzerrungen oder wiederkehrenden Signalstörungen. </w:t>
+      </w:r>
+      <w:sdt>
+        <w:sdtPr>
+          <w:id w:val="216486087"/>
+          <w:citation/>
+        </w:sdtPr>
+        <w:sdtContent>
+          <w:r>
+            <w:fldChar w:fldCharType="begin"/>
+          </w:r>
+          <w:r>
+            <w:instrText xml:space="preserve"> CITATION Sie25 \l 1031 </w:instrText>
+          </w:r>
+          <w:r>
+            <w:fldChar w:fldCharType="separate"/>
+          </w:r>
+          <w:r>
+            <w:rPr>
+              <w:noProof/>
+            </w:rPr>
+            <w:t>[7]</w:t>
+          </w:r>
+          <w:r>
+            <w:fldChar w:fldCharType="end"/>
+          </w:r>
+        </w:sdtContent>
+      </w:sdt>
     </w:p>
     <w:p>
       <w:pPr>
         <w:pStyle w:val="berschrift2"/>
       </w:pPr>
-      <w:bookmarkStart w:id="57" w:name="_Toc226046835"/>
-      <w:r>
-        <w:t>Bedeutung für Wartung und Service</w:t>
-      </w:r>
-      <w:bookmarkEnd w:id="57"/>
-    </w:p>
-    <w:p>
-      <w:pPr>
-        <w:pStyle w:val="berschrift1"/>
-      </w:pPr>
-      <w:bookmarkStart w:id="58" w:name="_Toc226046836"/>
-      <w:r>
-        <w:t>Fazit und Ausblick</w:t>
-      </w:r>
-      <w:bookmarkEnd w:id="58"/>
-    </w:p>
-    <w:p/>
+      <w:r>
+        <w:t>Präventive Wartung und zustandsorientierte Instandhaltung</w:t>
+      </w:r>
+    </w:p>
+    <w:p>
+      <w:r>
+        <w:t>Für eine langfristige Betriebssicherheit und möglichst geringe Downtime wird die präventive Wartung immer wichtiger. Mit dieser sollen potenzielle Schwachstellen frühzeitig erkannt werden, damit Maßnahmen getroffen werden können, bevor es zu einem Ausfall des Systems kommt.</w:t>
+      </w:r>
+    </w:p>
+    <w:p>
+      <w:r>
+        <w:t xml:space="preserve">Wesentlich ist dabei die regelmäßige technische Überprüfung </w:t>
+      </w:r>
+      <w:r>
+        <w:t xml:space="preserve">kritischer Komponenten. Hierzu zählen im Kontext vom </w:t>
+      </w:r>
+      <w:proofErr w:type="spellStart"/>
+      <w:r>
+        <w:t>Gradientensystem</w:t>
+      </w:r>
+      <w:proofErr w:type="spellEnd"/>
+      <w:r>
+        <w:t xml:space="preserve"> insbesondere elektrische Verbindungen, </w:t>
+      </w:r>
+      <w:proofErr w:type="spellStart"/>
+      <w:r>
+        <w:t>Gradientenkabel</w:t>
+      </w:r>
+      <w:proofErr w:type="spellEnd"/>
+      <w:r>
+        <w:t>, Kühlanschlüsse sowie die Sensorik zur Temperatur- und Durchflussüberwachung. Somit können Verschleißerscheinungen oder Kontaktprobleme frühzeitig erkannt werden. Meist finden diese Überprüfungen im Rahmen einer Wartung bzw. einer Sicherheitstechnischen Kontrolle (STK) statt, welche jeweils einmal jährlich fällig ist.</w:t>
+      </w:r>
+      <w:sdt>
+        <w:sdtPr>
+          <w:id w:val="-245339717"/>
+          <w:citation/>
+        </w:sdtPr>
+        <w:sdtContent>
+          <w:r>
+            <w:fldChar w:fldCharType="begin"/>
+          </w:r>
+          <w:r>
+            <w:instrText xml:space="preserve"> CITATION Sie25 \l 1031 </w:instrText>
+          </w:r>
+          <w:r>
+            <w:fldChar w:fldCharType="separate"/>
+          </w:r>
+          <w:r>
+            <w:rPr>
+              <w:noProof/>
+            </w:rPr>
+            <w:t xml:space="preserve"> </w:t>
+          </w:r>
+          <w:r>
+            <w:rPr>
+              <w:noProof/>
+            </w:rPr>
+            <w:t>[7]</w:t>
+          </w:r>
+          <w:r>
+            <w:fldChar w:fldCharType="end"/>
+          </w:r>
+        </w:sdtContent>
+      </w:sdt>
+    </w:p>
+    <w:p>
+      <w:r>
+        <w:lastRenderedPageBreak/>
+        <w:t xml:space="preserve">Weiterhin ist die </w:t>
+      </w:r>
+      <w:proofErr w:type="spellStart"/>
+      <w:r>
+        <w:t>zustands</w:t>
+      </w:r>
+      <w:proofErr w:type="spellEnd"/>
+    </w:p>
     <w:p>
       <w:r>
         <w:br w:type="page"/>
       </w:r>
     </w:p>
-    <w:bookmarkStart w:id="59" w:name="_Toc226046837" w:displacedByCustomXml="next"/>
+    <w:bookmarkStart w:id="57" w:name="_Toc226046837" w:displacedByCustomXml="next"/>
     <w:sdt>
       <w:sdtPr>
         <w:rPr>
@@ -11829,7 +11972,7 @@
           <w:r>
             <w:t>Literaturverzeichnis</w:t>
           </w:r>
-          <w:bookmarkEnd w:id="59"/>
+          <w:bookmarkEnd w:id="57"/>
         </w:p>
         <w:sdt>
           <w:sdtPr>
@@ -12321,12 +12464,12 @@
         <w:pageBreakBefore/>
         <w:ind w:left="357" w:hanging="357"/>
       </w:pPr>
-      <w:bookmarkStart w:id="60" w:name="_Toc226046838"/>
+      <w:bookmarkStart w:id="58" w:name="_Toc226046838"/>
       <w:r>
         <w:lastRenderedPageBreak/>
         <w:t>Anhang</w:t>
       </w:r>
-      <w:bookmarkEnd w:id="60"/>
+      <w:bookmarkEnd w:id="58"/>
     </w:p>
     <w:sectPr>
       <w:footerReference w:type="first" r:id="rId29"/>
@@ -15066,6 +15209,7 @@
     <w:rsid w:val="00476198"/>
     <w:rsid w:val="00480DD2"/>
     <w:rsid w:val="00497675"/>
+    <w:rsid w:val="0051744E"/>
     <w:rsid w:val="00591AEC"/>
     <w:rsid w:val="005A54CE"/>
     <w:rsid w:val="00673E79"/>
@@ -15076,6 +15220,7 @@
     <w:rsid w:val="00945C01"/>
     <w:rsid w:val="0096621A"/>
     <w:rsid w:val="00971F05"/>
+    <w:rsid w:val="009C3EB6"/>
     <w:rsid w:val="009F4F5E"/>
     <w:rsid w:val="00A17EDA"/>
     <w:rsid w:val="00A54037"/>
@@ -15085,6 +15230,7 @@
     <w:rsid w:val="00BA511B"/>
     <w:rsid w:val="00BA78DD"/>
     <w:rsid w:val="00BD7971"/>
+    <w:rsid w:val="00BE67B5"/>
     <w:rsid w:val="00C2437F"/>
     <w:rsid w:val="00C91797"/>
     <w:rsid w:val="00CB202D"/>
@@ -16046,21 +16192,6 @@
 </file>
 
 <file path=customXml/item2.xml><?xml version="1.0" encoding="utf-8"?>
-<p:properties xmlns:p="http://schemas.microsoft.com/office/2006/metadata/properties" xmlns:xsi="http://www.w3.org/2001/XMLSchema-instance" xmlns:pc="http://schemas.microsoft.com/office/infopath/2007/PartnerControls">
-  <documentManagement/>
-</p:properties>
-</file>
-
-<file path=customXml/item3.xml><?xml version="1.0" encoding="utf-8"?>
-<?mso-contentType ?>
-<FormTemplates xmlns="http://schemas.microsoft.com/sharepoint/v3/contenttype/forms">
-  <Display>DocumentLibraryForm</Display>
-  <Edit>DocumentLibraryForm</Edit>
-  <New>DocumentLibraryForm</New>
-</FormTemplates>
-</file>
-
-<file path=customXml/item4.xml><?xml version="1.0" encoding="utf-8"?>
 <b:Sources xmlns:b="http://schemas.openxmlformats.org/officeDocument/2006/bibliography" xmlns="http://schemas.openxmlformats.org/officeDocument/2006/bibliography" SelectedStyle="\IEEE2006OfficeOnline.xsl" StyleName="IEEE" Version="2006">
   <b:Source>
     <b:Tag>Wei06</b:Tag>
@@ -16231,6 +16362,21 @@
 </b:Sources>
 </file>
 
+<file path=customXml/item3.xml><?xml version="1.0" encoding="utf-8"?>
+<?mso-contentType ?>
+<FormTemplates xmlns="http://schemas.microsoft.com/sharepoint/v3/contenttype/forms">
+  <Display>DocumentLibraryForm</Display>
+  <Edit>DocumentLibraryForm</Edit>
+  <New>DocumentLibraryForm</New>
+</FormTemplates>
+</file>
+
+<file path=customXml/item4.xml><?xml version="1.0" encoding="utf-8"?>
+<p:properties xmlns:p="http://schemas.microsoft.com/office/2006/metadata/properties" xmlns:xsi="http://www.w3.org/2001/XMLSchema-instance" xmlns:pc="http://schemas.microsoft.com/office/infopath/2007/PartnerControls">
+  <documentManagement/>
+</p:properties>
+</file>
+
 <file path=customXml/itemProps1.xml><?xml version="1.0" encoding="utf-8"?>
 <ds:datastoreItem xmlns:ds="http://schemas.openxmlformats.org/officeDocument/2006/customXml" ds:itemID="{B45BD71C-24E9-4FC2-BF63-CCB5AA22F7B2}">
   <ds:schemaRefs>
@@ -16250,10 +16396,9 @@
 </file>
 
 <file path=customXml/itemProps2.xml><?xml version="1.0" encoding="utf-8"?>
-<ds:datastoreItem xmlns:ds="http://schemas.openxmlformats.org/officeDocument/2006/customXml" ds:itemID="{F3445355-BB97-48FB-9076-AE610ADA5F5D}">
+<ds:datastoreItem xmlns:ds="http://schemas.openxmlformats.org/officeDocument/2006/customXml" ds:itemID="{5B9ECF05-59AF-4158-9AD8-E35357C9339B}">
   <ds:schemaRefs>
-    <ds:schemaRef ds:uri="http://schemas.microsoft.com/office/2006/metadata/properties"/>
-    <ds:schemaRef ds:uri="http://schemas.microsoft.com/office/infopath/2007/PartnerControls"/>
+    <ds:schemaRef ds:uri="http://schemas.openxmlformats.org/officeDocument/2006/bibliography"/>
   </ds:schemaRefs>
 </ds:datastoreItem>
 </file>
@@ -16267,9 +16412,10 @@
 </file>
 
 <file path=customXml/itemProps4.xml><?xml version="1.0" encoding="utf-8"?>
-<ds:datastoreItem xmlns:ds="http://schemas.openxmlformats.org/officeDocument/2006/customXml" ds:itemID="{5B9ECF05-59AF-4158-9AD8-E35357C9339B}">
+<ds:datastoreItem xmlns:ds="http://schemas.openxmlformats.org/officeDocument/2006/customXml" ds:itemID="{F3445355-BB97-48FB-9076-AE610ADA5F5D}">
   <ds:schemaRefs>
-    <ds:schemaRef ds:uri="http://schemas.openxmlformats.org/officeDocument/2006/bibliography"/>
+    <ds:schemaRef ds:uri="http://schemas.microsoft.com/office/2006/metadata/properties"/>
+    <ds:schemaRef ds:uri="http://schemas.microsoft.com/office/infopath/2007/PartnerControls"/>
   </ds:schemaRefs>
 </ds:datastoreItem>
 </file>
